--- a/PROJECT_BRIEF_lite_th.docx
+++ b/PROJECT_BRIEF_lite_th.docx
@@ -1376,7 +1376,7 @@
           <w:sz w:val="30"/>
           <w:szCs w:val="30"/>
         </w:rPr>
-        <w:t xml:space="preserve">ใช้ไอเดียตั้งต้น 8 เรื่องเดิมของโจทย์ แต่ </w:t>
+        <w:t xml:space="preserve">ทุกไอเดียมี </w:t>
       </w:r>
       <w:r>
         <w:rPr>
@@ -1386,15 +1386,51 @@
           <w:sz w:val="30"/>
           <w:szCs w:val="30"/>
         </w:rPr>
-        <w:t xml:space="preserve">ทำด้วยของคาบ 1–2 เท่านั้น</w:t>
-      </w:r>
-      <w:r>
-        <w:rPr>
-          <w:rFonts w:ascii="TH Sarabun New" w:cs="TH Sarabun New" w:eastAsia="TH Sarabun New" w:hAnsi="TH Sarabun New"/>
-          <w:sz w:val="30"/>
-          <w:szCs w:val="30"/>
-        </w:rPr>
-        <w:t xml:space="preserve"> · เรดาร์ ไมค์ และ Edge AI (คาบ 3) เป็นโบนัส · ทุกไฟล์ตั้งต้นต่อ MQTT ได้อยู่แล้ว</w:t>
+        <w:t xml:space="preserve">ไฟล์ตั้งต้นจากคาบ 2 ไฟล์เดียว</w:t>
+      </w:r>
+      <w:r>
+        <w:rPr>
+          <w:rFonts w:ascii="TH Sarabun New" w:cs="TH Sarabun New" w:eastAsia="TH Sarabun New" w:hAnsi="TH Sarabun New"/>
+          <w:sz w:val="30"/>
+          <w:szCs w:val="30"/>
+        </w:rPr>
+        <w:t xml:space="preserve"> ที่มีจอ ปุ่ม เสียง RGB matrix MQTT และรับคำสั่งจากมือถือครบอยู่แล้ว · </w:t>
+      </w:r>
+      <w:r>
+        <w:rPr>
+          <w:rFonts w:ascii="TH Sarabun New" w:cs="TH Sarabun New" w:eastAsia="TH Sarabun New" w:hAnsi="TH Sarabun New"/>
+          <w:b/>
+          <w:bCs/>
+          <w:sz w:val="30"/>
+          <w:szCs w:val="30"/>
+        </w:rPr>
+        <w:t xml:space="preserve">ระดับ 1</w:t>
+      </w:r>
+      <w:r>
+        <w:rPr>
+          <w:rFonts w:ascii="TH Sarabun New" w:cs="TH Sarabun New" w:eastAsia="TH Sarabun New" w:hAnsi="TH Sarabun New"/>
+          <w:sz w:val="30"/>
+          <w:szCs w:val="30"/>
+        </w:rPr>
+        <w:t xml:space="preserve"> = แก้ข้อความอย่างเดียวก็ได้โปรเจกต์ที่ครบ · </w:t>
+      </w:r>
+      <w:r>
+        <w:rPr>
+          <w:rFonts w:ascii="TH Sarabun New" w:cs="TH Sarabun New" w:eastAsia="TH Sarabun New" w:hAnsi="TH Sarabun New"/>
+          <w:b/>
+          <w:bCs/>
+          <w:sz w:val="30"/>
+          <w:szCs w:val="30"/>
+        </w:rPr>
+        <w:t xml:space="preserve">ระดับ 2</w:t>
+      </w:r>
+      <w:r>
+        <w:rPr>
+          <w:rFonts w:ascii="TH Sarabun New" w:cs="TH Sarabun New" w:eastAsia="TH Sarabun New" w:hAnsi="TH Sarabun New"/>
+          <w:sz w:val="30"/>
+          <w:szCs w:val="30"/>
+        </w:rPr>
+        <w:t xml:space="preserve"> = เพิ่มความสามารถ ถ้าทำได้</w:t>
       </w:r>
     </w:p>
     <w:tbl>
@@ -1410,10 +1446,10 @@
         </w:tblBorders>
       </w:tblPr>
       <w:tblGrid>
-        <w:gridCol w:w="2700"/>
-        <w:gridCol w:w="3168"/>
-        <w:gridCol w:w="2400"/>
-        <w:gridCol w:w="2100"/>
+        <w:gridCol w:w="2300"/>
+        <w:gridCol w:w="1700"/>
+        <w:gridCol w:w="3484"/>
+        <w:gridCol w:w="2884"/>
       </w:tblGrid>
       <w:tr>
         <w:trPr>
@@ -1421,7 +1457,7 @@
         </w:trPr>
         <w:tc>
           <w:tcPr>
-            <w:tcW w:type="dxa" w:w="2700"/>
+            <w:tcW w:type="dxa" w:w="2300"/>
             <w:tcBorders>
               <w:top w:val="single" w:color="BFBFBF" w:sz="4"/>
               <w:left w:val="single" w:color="BFBFBF" w:sz="4"/>
@@ -1454,7 +1490,7 @@
         </w:tc>
         <w:tc>
           <w:tcPr>
-            <w:tcW w:type="dxa" w:w="3168"/>
+            <w:tcW w:type="dxa" w:w="1700"/>
             <w:tcBorders>
               <w:top w:val="single" w:color="BFBFBF" w:sz="4"/>
               <w:left w:val="single" w:color="BFBFBF" w:sz="4"/>
@@ -1481,13 +1517,13 @@
                 <w:sz w:val="28"/>
                 <w:szCs w:val="28"/>
               </w:rPr>
-              <w:t xml:space="preserve">ทำแบบง่าย (คาบ 1–2)</w:t>
-            </w:r>
-          </w:p>
-        </w:tc>
-        <w:tc>
-          <w:tcPr>
-            <w:tcW w:type="dxa" w:w="2400"/>
+              <w:t xml:space="preserve">ไฟล์ตั้งต้น</w:t>
+            </w:r>
+          </w:p>
+        </w:tc>
+        <w:tc>
+          <w:tcPr>
+            <w:tcW w:type="dxa" w:w="3484"/>
             <w:tcBorders>
               <w:top w:val="single" w:color="BFBFBF" w:sz="4"/>
               <w:left w:val="single" w:color="BFBFBF" w:sz="4"/>
@@ -1514,13 +1550,13 @@
                 <w:sz w:val="28"/>
                 <w:szCs w:val="28"/>
               </w:rPr>
-              <w:t xml:space="preserve">ไฟล์ตั้งต้น</w:t>
-            </w:r>
-          </w:p>
-        </w:tc>
-        <w:tc>
-          <w:tcPr>
-            <w:tcW w:type="dxa" w:w="2100"/>
+              <w:t xml:space="preserve">ระดับ 1: แก้ข้อความอย่างเดียว ได้อะไร</w:t>
+            </w:r>
+          </w:p>
+        </w:tc>
+        <w:tc>
+          <w:tcPr>
+            <w:tcW w:type="dxa" w:w="2884"/>
             <w:tcBorders>
               <w:top w:val="single" w:color="BFBFBF" w:sz="4"/>
               <w:left w:val="single" w:color="BFBFBF" w:sz="4"/>
@@ -1547,7 +1583,7 @@
                 <w:sz w:val="28"/>
                 <w:szCs w:val="28"/>
               </w:rPr>
-              <w:t xml:space="preserve">ยืมไอเดียจาก</w:t>
+              <w:t xml:space="preserve">ระดับ 2 (ถ้าทำได้)</w:t>
             </w:r>
           </w:p>
         </w:tc>
@@ -1555,129 +1591,129 @@
       <w:tr>
         <w:tc>
           <w:tcPr>
-            <w:tcW w:type="dxa" w:w="2700"/>
-            <w:tcBorders>
-              <w:top w:val="single" w:color="BFBFBF" w:sz="4"/>
-              <w:left w:val="single" w:color="BFBFBF" w:sz="4"/>
-              <w:bottom w:val="single" w:color="BFBFBF" w:sz="4"/>
-              <w:right w:val="single" w:color="BFBFBF" w:sz="4"/>
-            </w:tcBorders>
-            <w:tcMar>
-              <w:top w:type="dxa" w:w="40"/>
-              <w:left w:type="dxa" w:w="100"/>
-              <w:bottom w:type="dxa" w:w="40"/>
-              <w:right w:type="dxa" w:w="100"/>
-            </w:tcMar>
-          </w:tcPr>
-          <w:p>
-            <w:pPr>
-              <w:spacing w:after="0"/>
-            </w:pPr>
-            <w:r>
-              <w:rPr>
-                <w:rFonts w:ascii="TH Sarabun New" w:cs="TH Sarabun New" w:eastAsia="TH Sarabun New" w:hAnsi="TH Sarabun New"/>
-                <w:b w:val="false"/>
-                <w:bCs w:val="false"/>
-                <w:sz w:val="28"/>
-                <w:szCs w:val="28"/>
-              </w:rPr>
-              <w:t xml:space="preserve">1 · กล่องขนส่งผลไม้ห้องเย็น</w:t>
-            </w:r>
-          </w:p>
-        </w:tc>
-        <w:tc>
-          <w:tcPr>
-            <w:tcW w:type="dxa" w:w="3168"/>
-            <w:tcBorders>
-              <w:top w:val="single" w:color="BFBFBF" w:sz="4"/>
-              <w:left w:val="single" w:color="BFBFBF" w:sz="4"/>
-              <w:bottom w:val="single" w:color="BFBFBF" w:sz="4"/>
-              <w:right w:val="single" w:color="BFBFBF" w:sz="4"/>
-            </w:tcBorders>
-            <w:tcMar>
-              <w:top w:type="dxa" w:w="40"/>
-              <w:left w:type="dxa" w:w="100"/>
-              <w:bottom w:type="dxa" w:w="40"/>
-              <w:right w:type="dxa" w:w="100"/>
-            </w:tcMar>
-          </w:tcPr>
-          <w:p>
-            <w:pPr>
-              <w:spacing w:after="0"/>
-            </w:pPr>
-            <w:r>
-              <w:rPr>
-                <w:rFonts w:ascii="TH Sarabun New" w:cs="TH Sarabun New" w:eastAsia="TH Sarabun New" w:hAnsi="TH Sarabun New"/>
-                <w:b w:val="false"/>
-                <w:bCs w:val="false"/>
-                <w:sz w:val="28"/>
-                <w:szCs w:val="28"/>
-              </w:rPr>
-              <w:t xml:space="preserve">SHT40 ร้อนเกิน + BMI270 กระแทก · SW5 เริ่มเที่ยว</w:t>
-            </w:r>
-          </w:p>
-        </w:tc>
-        <w:tc>
-          <w:tcPr>
-            <w:tcW w:type="dxa" w:w="2400"/>
-            <w:tcBorders>
-              <w:top w:val="single" w:color="BFBFBF" w:sz="4"/>
-              <w:left w:val="single" w:color="BFBFBF" w:sz="4"/>
-              <w:bottom w:val="single" w:color="BFBFBF" w:sz="4"/>
-              <w:right w:val="single" w:color="BFBFBF" w:sz="4"/>
-            </w:tcBorders>
-            <w:tcMar>
-              <w:top w:type="dxa" w:w="40"/>
-              <w:left w:type="dxa" w:w="100"/>
-              <w:bottom w:type="dxa" w:w="40"/>
-              <w:right w:type="dxa" w:w="100"/>
-            </w:tcMar>
-          </w:tcPr>
-          <w:p>
-            <w:pPr>
-              <w:spacing w:after="0"/>
-            </w:pPr>
-            <w:r>
-              <w:rPr>
-                <w:rFonts w:ascii="TH Sarabun New" w:cs="TH Sarabun New" w:eastAsia="TH Sarabun New" w:hAnsi="TH Sarabun New"/>
-                <w:b w:val="false"/>
-                <w:bCs w:val="false"/>
-                <w:sz w:val="28"/>
-                <w:szCs w:val="28"/>
-              </w:rPr>
-              <w:t xml:space="preserve">sf2_02 (มี az อยู่แล้ว)</w:t>
-            </w:r>
-          </w:p>
-        </w:tc>
-        <w:tc>
-          <w:tcPr>
-            <w:tcW w:type="dxa" w:w="2100"/>
-            <w:tcBorders>
-              <w:top w:val="single" w:color="BFBFBF" w:sz="4"/>
-              <w:left w:val="single" w:color="BFBFBF" w:sz="4"/>
-              <w:bottom w:val="single" w:color="BFBFBF" w:sz="4"/>
-              <w:right w:val="single" w:color="BFBFBF" w:sz="4"/>
-            </w:tcBorders>
-            <w:tcMar>
-              <w:top w:type="dxa" w:w="40"/>
-              <w:left w:type="dxa" w:w="100"/>
-              <w:bottom w:type="dxa" w:w="40"/>
-              <w:right w:type="dxa" w:w="100"/>
-            </w:tcMar>
-          </w:tcPr>
-          <w:p>
-            <w:pPr>
-              <w:spacing w:after="0"/>
-            </w:pPr>
-            <w:r>
-              <w:rPr>
-                <w:rFonts w:ascii="TH Sarabun New" w:cs="TH Sarabun New" w:eastAsia="TH Sarabun New" w:hAnsi="TH Sarabun New"/>
-                <w:b w:val="false"/>
-                <w:bCs w:val="false"/>
-                <w:sz w:val="28"/>
-                <w:szCs w:val="28"/>
-              </w:rPr>
-              <w:t xml:space="preserve">sf1_02 · sf1_04</w:t>
+            <w:tcW w:type="dxa" w:w="2300"/>
+            <w:tcBorders>
+              <w:top w:val="single" w:color="BFBFBF" w:sz="4"/>
+              <w:left w:val="single" w:color="BFBFBF" w:sz="4"/>
+              <w:bottom w:val="single" w:color="BFBFBF" w:sz="4"/>
+              <w:right w:val="single" w:color="BFBFBF" w:sz="4"/>
+            </w:tcBorders>
+            <w:tcMar>
+              <w:top w:type="dxa" w:w="40"/>
+              <w:left w:type="dxa" w:w="100"/>
+              <w:bottom w:type="dxa" w:w="40"/>
+              <w:right w:type="dxa" w:w="100"/>
+            </w:tcMar>
+          </w:tcPr>
+          <w:p>
+            <w:pPr>
+              <w:spacing w:after="0"/>
+            </w:pPr>
+            <w:r>
+              <w:rPr>
+                <w:rFonts w:ascii="TH Sarabun New" w:cs="TH Sarabun New" w:eastAsia="TH Sarabun New" w:hAnsi="TH Sarabun New"/>
+                <w:b w:val="false"/>
+                <w:bCs w:val="false"/>
+                <w:sz w:val="28"/>
+                <w:szCs w:val="28"/>
+              </w:rPr>
+              <w:t xml:space="preserve">3 · ไซโลข้าวเปลือก</w:t>
+            </w:r>
+          </w:p>
+        </w:tc>
+        <w:tc>
+          <w:tcPr>
+            <w:tcW w:type="dxa" w:w="1700"/>
+            <w:tcBorders>
+              <w:top w:val="single" w:color="BFBFBF" w:sz="4"/>
+              <w:left w:val="single" w:color="BFBFBF" w:sz="4"/>
+              <w:bottom w:val="single" w:color="BFBFBF" w:sz="4"/>
+              <w:right w:val="single" w:color="BFBFBF" w:sz="4"/>
+            </w:tcBorders>
+            <w:tcMar>
+              <w:top w:type="dxa" w:w="40"/>
+              <w:left w:type="dxa" w:w="100"/>
+              <w:bottom w:type="dxa" w:w="40"/>
+              <w:right w:type="dxa" w:w="100"/>
+            </w:tcMar>
+          </w:tcPr>
+          <w:p>
+            <w:pPr>
+              <w:spacing w:after="0"/>
+            </w:pPr>
+            <w:r>
+              <w:rPr>
+                <w:rFonts w:ascii="TH Sarabun New" w:cs="TH Sarabun New" w:eastAsia="TH Sarabun New" w:hAnsi="TH Sarabun New"/>
+                <w:b w:val="false"/>
+                <w:bCs w:val="false"/>
+                <w:sz w:val="28"/>
+                <w:szCs w:val="28"/>
+              </w:rPr>
+              <w:t xml:space="preserve">sf2_04</w:t>
+            </w:r>
+          </w:p>
+        </w:tc>
+        <w:tc>
+          <w:tcPr>
+            <w:tcW w:type="dxa" w:w="3484"/>
+            <w:tcBorders>
+              <w:top w:val="single" w:color="BFBFBF" w:sz="4"/>
+              <w:left w:val="single" w:color="BFBFBF" w:sz="4"/>
+              <w:bottom w:val="single" w:color="BFBFBF" w:sz="4"/>
+              <w:right w:val="single" w:color="BFBFBF" w:sz="4"/>
+            </w:tcBorders>
+            <w:tcMar>
+              <w:top w:type="dxa" w:w="40"/>
+              <w:left w:type="dxa" w:w="100"/>
+              <w:bottom w:type="dxa" w:w="40"/>
+              <w:right w:type="dxa" w:w="100"/>
+            </w:tcMar>
+          </w:tcPr>
+          <w:p>
+            <w:pPr>
+              <w:spacing w:after="0"/>
+            </w:pPr>
+            <w:r>
+              <w:rPr>
+                <w:rFonts w:ascii="TH Sarabun New" w:cs="TH Sarabun New" w:eastAsia="TH Sarabun New" w:hAnsi="TH Sarabun New"/>
+                <w:b w:val="false"/>
+                <w:bCs w:val="false"/>
+                <w:sz w:val="28"/>
+                <w:szCs w:val="28"/>
+              </w:rPr>
+              <w:t xml:space="preserve">เตือนความชื้นในไซโลสูง · คนงานกดรับทราบ · มือถือเห็น</w:t>
+            </w:r>
+          </w:p>
+        </w:tc>
+        <w:tc>
+          <w:tcPr>
+            <w:tcW w:type="dxa" w:w="2884"/>
+            <w:tcBorders>
+              <w:top w:val="single" w:color="BFBFBF" w:sz="4"/>
+              <w:left w:val="single" w:color="BFBFBF" w:sz="4"/>
+              <w:bottom w:val="single" w:color="BFBFBF" w:sz="4"/>
+              <w:right w:val="single" w:color="BFBFBF" w:sz="4"/>
+            </w:tcBorders>
+            <w:tcMar>
+              <w:top w:type="dxa" w:w="40"/>
+              <w:left w:type="dxa" w:w="100"/>
+              <w:bottom w:type="dxa" w:w="40"/>
+              <w:right w:type="dxa" w:w="100"/>
+            </w:tcMar>
+          </w:tcPr>
+          <w:p>
+            <w:pPr>
+              <w:spacing w:after="0"/>
+            </w:pPr>
+            <w:r>
+              <w:rPr>
+                <w:rFonts w:ascii="TH Sarabun New" w:cs="TH Sarabun New" w:eastAsia="TH Sarabun New" w:hAnsi="TH Sarabun New"/>
+                <w:b w:val="false"/>
+                <w:bCs w:val="false"/>
+                <w:sz w:val="28"/>
+                <w:szCs w:val="28"/>
+              </w:rPr>
+              <w:t xml:space="preserve">แนวโน้มความชื้นบนเว็บ</w:t>
             </w:r>
           </w:p>
         </w:tc>
@@ -1685,129 +1721,129 @@
       <w:tr>
         <w:tc>
           <w:tcPr>
-            <w:tcW w:type="dxa" w:w="2700"/>
-            <w:tcBorders>
-              <w:top w:val="single" w:color="BFBFBF" w:sz="4"/>
-              <w:left w:val="single" w:color="BFBFBF" w:sz="4"/>
-              <w:bottom w:val="single" w:color="BFBFBF" w:sz="4"/>
-              <w:right w:val="single" w:color="BFBFBF" w:sz="4"/>
-            </w:tcBorders>
-            <w:tcMar>
-              <w:top w:type="dxa" w:w="40"/>
-              <w:left w:type="dxa" w:w="100"/>
-              <w:bottom w:type="dxa" w:w="40"/>
-              <w:right w:type="dxa" w:w="100"/>
-            </w:tcMar>
-          </w:tcPr>
-          <w:p>
-            <w:pPr>
-              <w:spacing w:after="0"/>
-            </w:pPr>
-            <w:r>
-              <w:rPr>
-                <w:rFonts w:ascii="TH Sarabun New" w:cs="TH Sarabun New" w:eastAsia="TH Sarabun New" w:hAnsi="TH Sarabun New"/>
-                <w:b w:val="false"/>
-                <w:bCs w:val="false"/>
-                <w:sz w:val="28"/>
-                <w:szCs w:val="28"/>
-              </w:rPr>
-              <w:t xml:space="preserve">2 · รถส่งผลผลิตถึงตลาด</w:t>
-            </w:r>
-          </w:p>
-        </w:tc>
-        <w:tc>
-          <w:tcPr>
-            <w:tcW w:type="dxa" w:w="3168"/>
-            <w:tcBorders>
-              <w:top w:val="single" w:color="BFBFBF" w:sz="4"/>
-              <w:left w:val="single" w:color="BFBFBF" w:sz="4"/>
-              <w:bottom w:val="single" w:color="BFBFBF" w:sz="4"/>
-              <w:right w:val="single" w:color="BFBFBF" w:sz="4"/>
-            </w:tcBorders>
-            <w:tcMar>
-              <w:top w:type="dxa" w:w="40"/>
-              <w:left w:type="dxa" w:w="100"/>
-              <w:bottom w:type="dxa" w:w="40"/>
-              <w:right w:type="dxa" w:w="100"/>
-            </w:tcMar>
-          </w:tcPr>
-          <w:p>
-            <w:pPr>
-              <w:spacing w:after="0"/>
-            </w:pPr>
-            <w:r>
-              <w:rPr>
-                <w:rFonts w:ascii="TH Sarabun New" w:cs="TH Sarabun New" w:eastAsia="TH Sarabun New" w:hAnsi="TH Sarabun New"/>
-                <w:b w:val="false"/>
-                <w:bCs w:val="false"/>
-                <w:sz w:val="28"/>
-                <w:szCs w:val="28"/>
-              </w:rPr>
-              <w:t xml:space="preserve">BMI270 ถนนขรุขระ · SW6 = ส่งมอบแล้ว</w:t>
-            </w:r>
-          </w:p>
-        </w:tc>
-        <w:tc>
-          <w:tcPr>
-            <w:tcW w:type="dxa" w:w="2400"/>
-            <w:tcBorders>
-              <w:top w:val="single" w:color="BFBFBF" w:sz="4"/>
-              <w:left w:val="single" w:color="BFBFBF" w:sz="4"/>
-              <w:bottom w:val="single" w:color="BFBFBF" w:sz="4"/>
-              <w:right w:val="single" w:color="BFBFBF" w:sz="4"/>
-            </w:tcBorders>
-            <w:tcMar>
-              <w:top w:type="dxa" w:w="40"/>
-              <w:left w:type="dxa" w:w="100"/>
-              <w:bottom w:type="dxa" w:w="40"/>
-              <w:right w:type="dxa" w:w="100"/>
-            </w:tcMar>
-          </w:tcPr>
-          <w:p>
-            <w:pPr>
-              <w:spacing w:after="0"/>
-            </w:pPr>
-            <w:r>
-              <w:rPr>
-                <w:rFonts w:ascii="TH Sarabun New" w:cs="TH Sarabun New" w:eastAsia="TH Sarabun New" w:hAnsi="TH Sarabun New"/>
-                <w:b w:val="false"/>
-                <w:bCs w:val="false"/>
-                <w:sz w:val="28"/>
-                <w:szCs w:val="28"/>
-              </w:rPr>
-              <w:t xml:space="preserve">sf2_02</w:t>
-            </w:r>
-          </w:p>
-        </w:tc>
-        <w:tc>
-          <w:tcPr>
-            <w:tcW w:type="dxa" w:w="2100"/>
-            <w:tcBorders>
-              <w:top w:val="single" w:color="BFBFBF" w:sz="4"/>
-              <w:left w:val="single" w:color="BFBFBF" w:sz="4"/>
-              <w:bottom w:val="single" w:color="BFBFBF" w:sz="4"/>
-              <w:right w:val="single" w:color="BFBFBF" w:sz="4"/>
-            </w:tcBorders>
-            <w:tcMar>
-              <w:top w:type="dxa" w:w="40"/>
-              <w:left w:type="dxa" w:w="100"/>
-              <w:bottom w:type="dxa" w:w="40"/>
-              <w:right w:type="dxa" w:w="100"/>
-            </w:tcMar>
-          </w:tcPr>
-          <w:p>
-            <w:pPr>
-              <w:spacing w:after="0"/>
-            </w:pPr>
-            <w:r>
-              <w:rPr>
-                <w:rFonts w:ascii="TH Sarabun New" w:cs="TH Sarabun New" w:eastAsia="TH Sarabun New" w:hAnsi="TH Sarabun New"/>
-                <w:b w:val="false"/>
-                <w:bCs w:val="false"/>
-                <w:sz w:val="28"/>
-                <w:szCs w:val="28"/>
-              </w:rPr>
-              <w:t xml:space="preserve">sf1_04</w:t>
+            <w:tcW w:type="dxa" w:w="2300"/>
+            <w:tcBorders>
+              <w:top w:val="single" w:color="BFBFBF" w:sz="4"/>
+              <w:left w:val="single" w:color="BFBFBF" w:sz="4"/>
+              <w:bottom w:val="single" w:color="BFBFBF" w:sz="4"/>
+              <w:right w:val="single" w:color="BFBFBF" w:sz="4"/>
+            </w:tcBorders>
+            <w:tcMar>
+              <w:top w:type="dxa" w:w="40"/>
+              <w:left w:type="dxa" w:w="100"/>
+              <w:bottom w:type="dxa" w:w="40"/>
+              <w:right w:type="dxa" w:w="100"/>
+            </w:tcMar>
+          </w:tcPr>
+          <w:p>
+            <w:pPr>
+              <w:spacing w:after="0"/>
+            </w:pPr>
+            <w:r>
+              <w:rPr>
+                <w:rFonts w:ascii="TH Sarabun New" w:cs="TH Sarabun New" w:eastAsia="TH Sarabun New" w:hAnsi="TH Sarabun New"/>
+                <w:b w:val="false"/>
+                <w:bCs w:val="false"/>
+                <w:sz w:val="28"/>
+                <w:szCs w:val="28"/>
+              </w:rPr>
+              <w:t xml:space="preserve">8 · เล้าไก่กันเครียดฝูง</w:t>
+            </w:r>
+          </w:p>
+        </w:tc>
+        <w:tc>
+          <w:tcPr>
+            <w:tcW w:type="dxa" w:w="1700"/>
+            <w:tcBorders>
+              <w:top w:val="single" w:color="BFBFBF" w:sz="4"/>
+              <w:left w:val="single" w:color="BFBFBF" w:sz="4"/>
+              <w:bottom w:val="single" w:color="BFBFBF" w:sz="4"/>
+              <w:right w:val="single" w:color="BFBFBF" w:sz="4"/>
+            </w:tcBorders>
+            <w:tcMar>
+              <w:top w:type="dxa" w:w="40"/>
+              <w:left w:type="dxa" w:w="100"/>
+              <w:bottom w:type="dxa" w:w="40"/>
+              <w:right w:type="dxa" w:w="100"/>
+            </w:tcMar>
+          </w:tcPr>
+          <w:p>
+            <w:pPr>
+              <w:spacing w:after="0"/>
+            </w:pPr>
+            <w:r>
+              <w:rPr>
+                <w:rFonts w:ascii="TH Sarabun New" w:cs="TH Sarabun New" w:eastAsia="TH Sarabun New" w:hAnsi="TH Sarabun New"/>
+                <w:b w:val="false"/>
+                <w:bCs w:val="false"/>
+                <w:sz w:val="28"/>
+                <w:szCs w:val="28"/>
+              </w:rPr>
+              <w:t xml:space="preserve">sf2_04</w:t>
+            </w:r>
+          </w:p>
+        </w:tc>
+        <w:tc>
+          <w:tcPr>
+            <w:tcW w:type="dxa" w:w="3484"/>
+            <w:tcBorders>
+              <w:top w:val="single" w:color="BFBFBF" w:sz="4"/>
+              <w:left w:val="single" w:color="BFBFBF" w:sz="4"/>
+              <w:bottom w:val="single" w:color="BFBFBF" w:sz="4"/>
+              <w:right w:val="single" w:color="BFBFBF" w:sz="4"/>
+            </w:tcBorders>
+            <w:tcMar>
+              <w:top w:type="dxa" w:w="40"/>
+              <w:left w:type="dxa" w:w="100"/>
+              <w:bottom w:type="dxa" w:w="40"/>
+              <w:right w:type="dxa" w:w="100"/>
+            </w:tcMar>
+          </w:tcPr>
+          <w:p>
+            <w:pPr>
+              <w:spacing w:after="0"/>
+            </w:pPr>
+            <w:r>
+              <w:rPr>
+                <w:rFonts w:ascii="TH Sarabun New" w:cs="TH Sarabun New" w:eastAsia="TH Sarabun New" w:hAnsi="TH Sarabun New"/>
+                <w:b w:val="false"/>
+                <w:bCs w:val="false"/>
+                <w:sz w:val="28"/>
+                <w:szCs w:val="28"/>
+              </w:rPr>
+              <w:t xml:space="preserve">เตือนเล้าร้อน/ชื้นเกิน · รับทราบ · มือถือเห็น</w:t>
+            </w:r>
+          </w:p>
+        </w:tc>
+        <w:tc>
+          <w:tcPr>
+            <w:tcW w:type="dxa" w:w="2884"/>
+            <w:tcBorders>
+              <w:top w:val="single" w:color="BFBFBF" w:sz="4"/>
+              <w:left w:val="single" w:color="BFBFBF" w:sz="4"/>
+              <w:bottom w:val="single" w:color="BFBFBF" w:sz="4"/>
+              <w:right w:val="single" w:color="BFBFBF" w:sz="4"/>
+            </w:tcBorders>
+            <w:tcMar>
+              <w:top w:type="dxa" w:w="40"/>
+              <w:left w:type="dxa" w:w="100"/>
+              <w:bottom w:type="dxa" w:w="40"/>
+              <w:right w:type="dxa" w:w="100"/>
+            </w:tcMar>
+          </w:tcPr>
+          <w:p>
+            <w:pPr>
+              <w:spacing w:after="0"/>
+            </w:pPr>
+            <w:r>
+              <w:rPr>
+                <w:rFonts w:ascii="TH Sarabun New" w:cs="TH Sarabun New" w:eastAsia="TH Sarabun New" w:hAnsi="TH Sarabun New"/>
+                <w:b w:val="false"/>
+                <w:bCs w:val="false"/>
+                <w:sz w:val="28"/>
+                <w:szCs w:val="28"/>
+              </w:rPr>
+              <w:t xml:space="preserve">นับเสียงดังจากไมค์ (sf3_02)</w:t>
             </w:r>
           </w:p>
         </w:tc>
@@ -1815,71 +1851,39 @@
       <w:tr>
         <w:tc>
           <w:tcPr>
-            <w:tcW w:type="dxa" w:w="2700"/>
-            <w:tcBorders>
-              <w:top w:val="single" w:color="BFBFBF" w:sz="4"/>
-              <w:left w:val="single" w:color="BFBFBF" w:sz="4"/>
-              <w:bottom w:val="single" w:color="BFBFBF" w:sz="4"/>
-              <w:right w:val="single" w:color="BFBFBF" w:sz="4"/>
-            </w:tcBorders>
-            <w:tcMar>
-              <w:top w:type="dxa" w:w="40"/>
-              <w:left w:type="dxa" w:w="100"/>
-              <w:bottom w:type="dxa" w:w="40"/>
-              <w:right w:type="dxa" w:w="100"/>
-            </w:tcMar>
-          </w:tcPr>
-          <w:p>
-            <w:pPr>
-              <w:spacing w:after="0"/>
-            </w:pPr>
-            <w:r>
-              <w:rPr>
-                <w:rFonts w:ascii="TH Sarabun New" w:cs="TH Sarabun New" w:eastAsia="TH Sarabun New" w:hAnsi="TH Sarabun New"/>
-                <w:b w:val="false"/>
-                <w:bCs w:val="false"/>
-                <w:sz w:val="28"/>
-                <w:szCs w:val="28"/>
-              </w:rPr>
-              <w:t xml:space="preserve">3 · ไซโลข้าวเปลือก</w:t>
-            </w:r>
-          </w:p>
-        </w:tc>
-        <w:tc>
-          <w:tcPr>
-            <w:tcW w:type="dxa" w:w="3168"/>
-            <w:tcBorders>
-              <w:top w:val="single" w:color="BFBFBF" w:sz="4"/>
-              <w:left w:val="single" w:color="BFBFBF" w:sz="4"/>
-              <w:bottom w:val="single" w:color="BFBFBF" w:sz="4"/>
-              <w:right w:val="single" w:color="BFBFBF" w:sz="4"/>
-            </w:tcBorders>
-            <w:tcMar>
-              <w:top w:type="dxa" w:w="40"/>
-              <w:left w:type="dxa" w:w="100"/>
-              <w:bottom w:type="dxa" w:w="40"/>
-              <w:right w:type="dxa" w:w="100"/>
-            </w:tcMar>
-          </w:tcPr>
-          <w:p>
-            <w:pPr>
-              <w:spacing w:after="0"/>
-            </w:pPr>
-            <w:r>
-              <w:rPr>
-                <w:rFonts w:ascii="TH Sarabun New" w:cs="TH Sarabun New" w:eastAsia="TH Sarabun New" w:hAnsi="TH Sarabun New"/>
-                <w:b w:val="false"/>
-                <w:bCs w:val="false"/>
-                <w:sz w:val="28"/>
-                <w:szCs w:val="28"/>
-              </w:rPr>
-              <w:t xml:space="preserve">ความชื้นสูงเกินเกณฑ์ (ตัดเรดาร์ออก)</w:t>
-            </w:r>
-          </w:p>
-        </w:tc>
-        <w:tc>
-          <w:tcPr>
-            <w:tcW w:type="dxa" w:w="2400"/>
+            <w:tcW w:type="dxa" w:w="2300"/>
+            <w:tcBorders>
+              <w:top w:val="single" w:color="BFBFBF" w:sz="4"/>
+              <w:left w:val="single" w:color="BFBFBF" w:sz="4"/>
+              <w:bottom w:val="single" w:color="BFBFBF" w:sz="4"/>
+              <w:right w:val="single" w:color="BFBFBF" w:sz="4"/>
+            </w:tcBorders>
+            <w:tcMar>
+              <w:top w:type="dxa" w:w="40"/>
+              <w:left w:type="dxa" w:w="100"/>
+              <w:bottom w:type="dxa" w:w="40"/>
+              <w:right w:type="dxa" w:w="100"/>
+            </w:tcMar>
+          </w:tcPr>
+          <w:p>
+            <w:pPr>
+              <w:spacing w:after="0"/>
+            </w:pPr>
+            <w:r>
+              <w:rPr>
+                <w:rFonts w:ascii="TH Sarabun New" w:cs="TH Sarabun New" w:eastAsia="TH Sarabun New" w:hAnsi="TH Sarabun New"/>
+                <w:b w:val="false"/>
+                <w:bCs w:val="false"/>
+                <w:sz w:val="28"/>
+                <w:szCs w:val="28"/>
+              </w:rPr>
+              <w:t xml:space="preserve">1 · กล่องขนส่งห้องเย็น</w:t>
+            </w:r>
+          </w:p>
+        </w:tc>
+        <w:tc>
+          <w:tcPr>
+            <w:tcW w:type="dxa" w:w="1700"/>
             <w:tcBorders>
               <w:top w:val="single" w:color="BFBFBF" w:sz="4"/>
               <w:left w:val="single" w:color="BFBFBF" w:sz="4"/>
@@ -1911,33 +1915,65 @@
         </w:tc>
         <w:tc>
           <w:tcPr>
-            <w:tcW w:type="dxa" w:w="2100"/>
-            <w:tcBorders>
-              <w:top w:val="single" w:color="BFBFBF" w:sz="4"/>
-              <w:left w:val="single" w:color="BFBFBF" w:sz="4"/>
-              <w:bottom w:val="single" w:color="BFBFBF" w:sz="4"/>
-              <w:right w:val="single" w:color="BFBFBF" w:sz="4"/>
-            </w:tcBorders>
-            <w:tcMar>
-              <w:top w:type="dxa" w:w="40"/>
-              <w:left w:type="dxa" w:w="100"/>
-              <w:bottom w:type="dxa" w:w="40"/>
-              <w:right w:type="dxa" w:w="100"/>
-            </w:tcMar>
-          </w:tcPr>
-          <w:p>
-            <w:pPr>
-              <w:spacing w:after="0"/>
-            </w:pPr>
-            <w:r>
-              <w:rPr>
-                <w:rFonts w:ascii="TH Sarabun New" w:cs="TH Sarabun New" w:eastAsia="TH Sarabun New" w:hAnsi="TH Sarabun New"/>
-                <w:b w:val="false"/>
-                <w:bCs w:val="false"/>
-                <w:sz w:val="28"/>
-                <w:szCs w:val="28"/>
-              </w:rPr>
-              <w:t xml:space="preserve">sf1_02</w:t>
+            <w:tcW w:type="dxa" w:w="3484"/>
+            <w:tcBorders>
+              <w:top w:val="single" w:color="BFBFBF" w:sz="4"/>
+              <w:left w:val="single" w:color="BFBFBF" w:sz="4"/>
+              <w:bottom w:val="single" w:color="BFBFBF" w:sz="4"/>
+              <w:right w:val="single" w:color="BFBFBF" w:sz="4"/>
+            </w:tcBorders>
+            <w:tcMar>
+              <w:top w:type="dxa" w:w="40"/>
+              <w:left w:type="dxa" w:w="100"/>
+              <w:bottom w:type="dxa" w:w="40"/>
+              <w:right w:type="dxa" w:w="100"/>
+            </w:tcMar>
+          </w:tcPr>
+          <w:p>
+            <w:pPr>
+              <w:spacing w:after="0"/>
+            </w:pPr>
+            <w:r>
+              <w:rPr>
+                <w:rFonts w:ascii="TH Sarabun New" w:cs="TH Sarabun New" w:eastAsia="TH Sarabun New" w:hAnsi="TH Sarabun New"/>
+                <w:b w:val="false"/>
+                <w:bCs w:val="false"/>
+                <w:sz w:val="28"/>
+                <w:szCs w:val="28"/>
+              </w:rPr>
+              <w:t xml:space="preserve">เตือนกล่องร้อนเกินระหว่างขนส่ง · รับทราบ · มือถือเห็น</w:t>
+            </w:r>
+          </w:p>
+        </w:tc>
+        <w:tc>
+          <w:tcPr>
+            <w:tcW w:type="dxa" w:w="2884"/>
+            <w:tcBorders>
+              <w:top w:val="single" w:color="BFBFBF" w:sz="4"/>
+              <w:left w:val="single" w:color="BFBFBF" w:sz="4"/>
+              <w:bottom w:val="single" w:color="BFBFBF" w:sz="4"/>
+              <w:right w:val="single" w:color="BFBFBF" w:sz="4"/>
+            </w:tcBorders>
+            <w:tcMar>
+              <w:top w:type="dxa" w:w="40"/>
+              <w:left w:type="dxa" w:w="100"/>
+              <w:bottom w:type="dxa" w:w="40"/>
+              <w:right w:type="dxa" w:w="100"/>
+            </w:tcMar>
+          </w:tcPr>
+          <w:p>
+            <w:pPr>
+              <w:spacing w:after="0"/>
+            </w:pPr>
+            <w:r>
+              <w:rPr>
+                <w:rFonts w:ascii="TH Sarabun New" w:cs="TH Sarabun New" w:eastAsia="TH Sarabun New" w:hAnsi="TH Sarabun New"/>
+                <w:b w:val="false"/>
+                <w:bCs w:val="false"/>
+                <w:sz w:val="28"/>
+                <w:szCs w:val="28"/>
+              </w:rPr>
+              <w:t xml:space="preserve">นับการกระแทก (sf1_04)</w:t>
             </w:r>
           </w:p>
         </w:tc>
@@ -1945,129 +1981,129 @@
       <w:tr>
         <w:tc>
           <w:tcPr>
-            <w:tcW w:type="dxa" w:w="2700"/>
-            <w:tcBorders>
-              <w:top w:val="single" w:color="BFBFBF" w:sz="4"/>
-              <w:left w:val="single" w:color="BFBFBF" w:sz="4"/>
-              <w:bottom w:val="single" w:color="BFBFBF" w:sz="4"/>
-              <w:right w:val="single" w:color="BFBFBF" w:sz="4"/>
-            </w:tcBorders>
-            <w:tcMar>
-              <w:top w:type="dxa" w:w="40"/>
-              <w:left w:type="dxa" w:w="100"/>
-              <w:bottom w:type="dxa" w:w="40"/>
-              <w:right w:type="dxa" w:w="100"/>
-            </w:tcMar>
-          </w:tcPr>
-          <w:p>
-            <w:pPr>
-              <w:spacing w:after="0"/>
-            </w:pPr>
-            <w:r>
-              <w:rPr>
-                <w:rFonts w:ascii="TH Sarabun New" w:cs="TH Sarabun New" w:eastAsia="TH Sarabun New" w:hAnsi="TH Sarabun New"/>
-                <w:b w:val="false"/>
-                <w:bCs w:val="false"/>
-                <w:sz w:val="28"/>
-                <w:szCs w:val="28"/>
-              </w:rPr>
-              <w:t xml:space="preserve">4 · โรงเรือนอัจฉริยะ</w:t>
-            </w:r>
-          </w:p>
-        </w:tc>
-        <w:tc>
-          <w:tcPr>
-            <w:tcW w:type="dxa" w:w="3168"/>
-            <w:tcBorders>
-              <w:top w:val="single" w:color="BFBFBF" w:sz="4"/>
-              <w:left w:val="single" w:color="BFBFBF" w:sz="4"/>
-              <w:bottom w:val="single" w:color="BFBFBF" w:sz="4"/>
-              <w:right w:val="single" w:color="BFBFBF" w:sz="4"/>
-            </w:tcBorders>
-            <w:tcMar>
-              <w:top w:type="dxa" w:w="40"/>
-              <w:left w:type="dxa" w:w="100"/>
-              <w:bottom w:type="dxa" w:w="40"/>
-              <w:right w:type="dxa" w:w="100"/>
-            </w:tcMar>
-          </w:tcPr>
-          <w:p>
-            <w:pPr>
-              <w:spacing w:after="0"/>
-            </w:pPr>
-            <w:r>
-              <w:rPr>
-                <w:rFonts w:ascii="TH Sarabun New" w:cs="TH Sarabun New" w:eastAsia="TH Sarabun New" w:hAnsi="TH Sarabun New"/>
-                <w:b w:val="false"/>
-                <w:bCs w:val="false"/>
-                <w:sz w:val="28"/>
-                <w:szCs w:val="28"/>
-              </w:rPr>
-              <w:t xml:space="preserve">ดินจำลองด้วย VR · สั่งรดน้ำจากมือถือ</w:t>
-            </w:r>
-          </w:p>
-        </w:tc>
-        <w:tc>
-          <w:tcPr>
-            <w:tcW w:type="dxa" w:w="2400"/>
-            <w:tcBorders>
-              <w:top w:val="single" w:color="BFBFBF" w:sz="4"/>
-              <w:left w:val="single" w:color="BFBFBF" w:sz="4"/>
-              <w:bottom w:val="single" w:color="BFBFBF" w:sz="4"/>
-              <w:right w:val="single" w:color="BFBFBF" w:sz="4"/>
-            </w:tcBorders>
-            <w:tcMar>
-              <w:top w:type="dxa" w:w="40"/>
-              <w:left w:type="dxa" w:w="100"/>
-              <w:bottom w:type="dxa" w:w="40"/>
-              <w:right w:type="dxa" w:w="100"/>
-            </w:tcMar>
-          </w:tcPr>
-          <w:p>
-            <w:pPr>
-              <w:spacing w:after="0"/>
-            </w:pPr>
-            <w:r>
-              <w:rPr>
-                <w:rFonts w:ascii="TH Sarabun New" w:cs="TH Sarabun New" w:eastAsia="TH Sarabun New" w:hAnsi="TH Sarabun New"/>
-                <w:b w:val="false"/>
-                <w:bCs w:val="false"/>
-                <w:sz w:val="28"/>
-                <w:szCs w:val="28"/>
-              </w:rPr>
-              <w:t xml:space="preserve">sf2_03</w:t>
-            </w:r>
-          </w:p>
-        </w:tc>
-        <w:tc>
-          <w:tcPr>
-            <w:tcW w:type="dxa" w:w="2100"/>
-            <w:tcBorders>
-              <w:top w:val="single" w:color="BFBFBF" w:sz="4"/>
-              <w:left w:val="single" w:color="BFBFBF" w:sz="4"/>
-              <w:bottom w:val="single" w:color="BFBFBF" w:sz="4"/>
-              <w:right w:val="single" w:color="BFBFBF" w:sz="4"/>
-            </w:tcBorders>
-            <w:tcMar>
-              <w:top w:type="dxa" w:w="40"/>
-              <w:left w:type="dxa" w:w="100"/>
-              <w:bottom w:type="dxa" w:w="40"/>
-              <w:right w:type="dxa" w:w="100"/>
-            </w:tcMar>
-          </w:tcPr>
-          <w:p>
-            <w:pPr>
-              <w:spacing w:after="0"/>
-            </w:pPr>
-            <w:r>
-              <w:rPr>
-                <w:rFonts w:ascii="TH Sarabun New" w:cs="TH Sarabun New" w:eastAsia="TH Sarabun New" w:hAnsi="TH Sarabun New"/>
-                <w:b w:val="false"/>
-                <w:bCs w:val="false"/>
-                <w:sz w:val="28"/>
-                <w:szCs w:val="28"/>
-              </w:rPr>
-              <w:t xml:space="preserve">sf1_03</w:t>
+            <w:tcW w:type="dxa" w:w="2300"/>
+            <w:tcBorders>
+              <w:top w:val="single" w:color="BFBFBF" w:sz="4"/>
+              <w:left w:val="single" w:color="BFBFBF" w:sz="4"/>
+              <w:bottom w:val="single" w:color="BFBFBF" w:sz="4"/>
+              <w:right w:val="single" w:color="BFBFBF" w:sz="4"/>
+            </w:tcBorders>
+            <w:tcMar>
+              <w:top w:type="dxa" w:w="40"/>
+              <w:left w:type="dxa" w:w="100"/>
+              <w:bottom w:type="dxa" w:w="40"/>
+              <w:right w:type="dxa" w:w="100"/>
+            </w:tcMar>
+          </w:tcPr>
+          <w:p>
+            <w:pPr>
+              <w:spacing w:after="0"/>
+            </w:pPr>
+            <w:r>
+              <w:rPr>
+                <w:rFonts w:ascii="TH Sarabun New" w:cs="TH Sarabun New" w:eastAsia="TH Sarabun New" w:hAnsi="TH Sarabun New"/>
+                <w:b w:val="false"/>
+                <w:bCs w:val="false"/>
+                <w:sz w:val="28"/>
+                <w:szCs w:val="28"/>
+              </w:rPr>
+              <w:t xml:space="preserve">2 · รถส่งผลผลิตถึงตลาด</w:t>
+            </w:r>
+          </w:p>
+        </w:tc>
+        <w:tc>
+          <w:tcPr>
+            <w:tcW w:type="dxa" w:w="1700"/>
+            <w:tcBorders>
+              <w:top w:val="single" w:color="BFBFBF" w:sz="4"/>
+              <w:left w:val="single" w:color="BFBFBF" w:sz="4"/>
+              <w:bottom w:val="single" w:color="BFBFBF" w:sz="4"/>
+              <w:right w:val="single" w:color="BFBFBF" w:sz="4"/>
+            </w:tcBorders>
+            <w:tcMar>
+              <w:top w:type="dxa" w:w="40"/>
+              <w:left w:type="dxa" w:w="100"/>
+              <w:bottom w:type="dxa" w:w="40"/>
+              <w:right w:type="dxa" w:w="100"/>
+            </w:tcMar>
+          </w:tcPr>
+          <w:p>
+            <w:pPr>
+              <w:spacing w:after="0"/>
+            </w:pPr>
+            <w:r>
+              <w:rPr>
+                <w:rFonts w:ascii="TH Sarabun New" w:cs="TH Sarabun New" w:eastAsia="TH Sarabun New" w:hAnsi="TH Sarabun New"/>
+                <w:b w:val="false"/>
+                <w:bCs w:val="false"/>
+                <w:sz w:val="28"/>
+                <w:szCs w:val="28"/>
+              </w:rPr>
+              <w:t xml:space="preserve">sf2_04</w:t>
+            </w:r>
+          </w:p>
+        </w:tc>
+        <w:tc>
+          <w:tcPr>
+            <w:tcW w:type="dxa" w:w="3484"/>
+            <w:tcBorders>
+              <w:top w:val="single" w:color="BFBFBF" w:sz="4"/>
+              <w:left w:val="single" w:color="BFBFBF" w:sz="4"/>
+              <w:bottom w:val="single" w:color="BFBFBF" w:sz="4"/>
+              <w:right w:val="single" w:color="BFBFBF" w:sz="4"/>
+            </w:tcBorders>
+            <w:tcMar>
+              <w:top w:type="dxa" w:w="40"/>
+              <w:left w:type="dxa" w:w="100"/>
+              <w:bottom w:type="dxa" w:w="40"/>
+              <w:right w:type="dxa" w:w="100"/>
+            </w:tcMar>
+          </w:tcPr>
+          <w:p>
+            <w:pPr>
+              <w:spacing w:after="0"/>
+            </w:pPr>
+            <w:r>
+              <w:rPr>
+                <w:rFonts w:ascii="TH Sarabun New" w:cs="TH Sarabun New" w:eastAsia="TH Sarabun New" w:hAnsi="TH Sarabun New"/>
+                <w:b w:val="false"/>
+                <w:bCs w:val="false"/>
+                <w:sz w:val="28"/>
+                <w:szCs w:val="28"/>
+              </w:rPr>
+              <w:t xml:space="preserve">ดูอุณหภูมิกระบะ · ลูกค้ากดรับของ (ack) · มือถือเห็นเวลาส่งมอบ</w:t>
+            </w:r>
+          </w:p>
+        </w:tc>
+        <w:tc>
+          <w:tcPr>
+            <w:tcW w:type="dxa" w:w="2884"/>
+            <w:tcBorders>
+              <w:top w:val="single" w:color="BFBFBF" w:sz="4"/>
+              <w:left w:val="single" w:color="BFBFBF" w:sz="4"/>
+              <w:bottom w:val="single" w:color="BFBFBF" w:sz="4"/>
+              <w:right w:val="single" w:color="BFBFBF" w:sz="4"/>
+            </w:tcBorders>
+            <w:tcMar>
+              <w:top w:type="dxa" w:w="40"/>
+              <w:left w:type="dxa" w:w="100"/>
+              <w:bottom w:type="dxa" w:w="40"/>
+              <w:right w:type="dxa" w:w="100"/>
+            </w:tcMar>
+          </w:tcPr>
+          <w:p>
+            <w:pPr>
+              <w:spacing w:after="0"/>
+            </w:pPr>
+            <w:r>
+              <w:rPr>
+                <w:rFonts w:ascii="TH Sarabun New" w:cs="TH Sarabun New" w:eastAsia="TH Sarabun New" w:hAnsi="TH Sarabun New"/>
+                <w:b w:val="false"/>
+                <w:bCs w:val="false"/>
+                <w:sz w:val="28"/>
+                <w:szCs w:val="28"/>
+              </w:rPr>
+              <w:t xml:space="preserve">นับถนนขรุขระ (sf1_04)</w:t>
             </w:r>
           </w:p>
         </w:tc>
@@ -2075,71 +2111,39 @@
       <w:tr>
         <w:tc>
           <w:tcPr>
-            <w:tcW w:type="dxa" w:w="2700"/>
-            <w:tcBorders>
-              <w:top w:val="single" w:color="BFBFBF" w:sz="4"/>
-              <w:left w:val="single" w:color="BFBFBF" w:sz="4"/>
-              <w:bottom w:val="single" w:color="BFBFBF" w:sz="4"/>
-              <w:right w:val="single" w:color="BFBFBF" w:sz="4"/>
-            </w:tcBorders>
-            <w:tcMar>
-              <w:top w:type="dxa" w:w="40"/>
-              <w:left w:type="dxa" w:w="100"/>
-              <w:bottom w:type="dxa" w:w="40"/>
-              <w:right w:type="dxa" w:w="100"/>
-            </w:tcMar>
-          </w:tcPr>
-          <w:p>
-            <w:pPr>
-              <w:spacing w:after="0"/>
-            </w:pPr>
-            <w:r>
-              <w:rPr>
-                <w:rFonts w:ascii="TH Sarabun New" w:cs="TH Sarabun New" w:eastAsia="TH Sarabun New" w:hAnsi="TH Sarabun New"/>
-                <w:b w:val="false"/>
-                <w:bCs w:val="false"/>
-                <w:sz w:val="28"/>
-                <w:szCs w:val="28"/>
-              </w:rPr>
-              <w:t xml:space="preserve">6 · หอถังน้ำของฟาร์ม</w:t>
-            </w:r>
-          </w:p>
-        </w:tc>
-        <w:tc>
-          <w:tcPr>
-            <w:tcW w:type="dxa" w:w="3168"/>
-            <w:tcBorders>
-              <w:top w:val="single" w:color="BFBFBF" w:sz="4"/>
-              <w:left w:val="single" w:color="BFBFBF" w:sz="4"/>
-              <w:bottom w:val="single" w:color="BFBFBF" w:sz="4"/>
-              <w:right w:val="single" w:color="BFBFBF" w:sz="4"/>
-            </w:tcBorders>
-            <w:tcMar>
-              <w:top w:type="dxa" w:w="40"/>
-              <w:left w:type="dxa" w:w="100"/>
-              <w:bottom w:type="dxa" w:w="40"/>
-              <w:right w:type="dxa" w:w="100"/>
-            </w:tcMar>
-          </w:tcPr>
-          <w:p>
-            <w:pPr>
-              <w:spacing w:after="0"/>
-            </w:pPr>
-            <w:r>
-              <w:rPr>
-                <w:rFonts w:ascii="TH Sarabun New" w:cs="TH Sarabun New" w:eastAsia="TH Sarabun New" w:hAnsi="TH Sarabun New"/>
-                <w:b w:val="false"/>
-                <w:bCs w:val="false"/>
-                <w:sz w:val="28"/>
-                <w:szCs w:val="28"/>
-              </w:rPr>
-              <w:t xml:space="preserve">VR4 ระดับน้ำ · ปั๊มไม่เปิดเมื่อน้ำต่ำ (TANK_MIN)</w:t>
-            </w:r>
-          </w:p>
-        </w:tc>
-        <w:tc>
-          <w:tcPr>
-            <w:tcW w:type="dxa" w:w="2400"/>
+            <w:tcW w:type="dxa" w:w="2300"/>
+            <w:tcBorders>
+              <w:top w:val="single" w:color="BFBFBF" w:sz="4"/>
+              <w:left w:val="single" w:color="BFBFBF" w:sz="4"/>
+              <w:bottom w:val="single" w:color="BFBFBF" w:sz="4"/>
+              <w:right w:val="single" w:color="BFBFBF" w:sz="4"/>
+            </w:tcBorders>
+            <w:tcMar>
+              <w:top w:type="dxa" w:w="40"/>
+              <w:left w:type="dxa" w:w="100"/>
+              <w:bottom w:type="dxa" w:w="40"/>
+              <w:right w:type="dxa" w:w="100"/>
+            </w:tcMar>
+          </w:tcPr>
+          <w:p>
+            <w:pPr>
+              <w:spacing w:after="0"/>
+            </w:pPr>
+            <w:r>
+              <w:rPr>
+                <w:rFonts w:ascii="TH Sarabun New" w:cs="TH Sarabun New" w:eastAsia="TH Sarabun New" w:hAnsi="TH Sarabun New"/>
+                <w:b w:val="false"/>
+                <w:bCs w:val="false"/>
+                <w:sz w:val="28"/>
+                <w:szCs w:val="28"/>
+              </w:rPr>
+              <w:t xml:space="preserve">4 · โรงเรือนอัจฉริยะ</w:t>
+            </w:r>
+          </w:p>
+        </w:tc>
+        <w:tc>
+          <w:tcPr>
+            <w:tcW w:type="dxa" w:w="1700"/>
             <w:tcBorders>
               <w:top w:val="single" w:color="BFBFBF" w:sz="4"/>
               <w:left w:val="single" w:color="BFBFBF" w:sz="4"/>
@@ -2171,33 +2175,65 @@
         </w:tc>
         <w:tc>
           <w:tcPr>
-            <w:tcW w:type="dxa" w:w="2100"/>
-            <w:tcBorders>
-              <w:top w:val="single" w:color="BFBFBF" w:sz="4"/>
-              <w:left w:val="single" w:color="BFBFBF" w:sz="4"/>
-              <w:bottom w:val="single" w:color="BFBFBF" w:sz="4"/>
-              <w:right w:val="single" w:color="BFBFBF" w:sz="4"/>
-            </w:tcBorders>
-            <w:tcMar>
-              <w:top w:type="dxa" w:w="40"/>
-              <w:left w:type="dxa" w:w="100"/>
-              <w:bottom w:type="dxa" w:w="40"/>
-              <w:right w:type="dxa" w:w="100"/>
-            </w:tcMar>
-          </w:tcPr>
-          <w:p>
-            <w:pPr>
-              <w:spacing w:after="0"/>
-            </w:pPr>
-            <w:r>
-              <w:rPr>
-                <w:rFonts w:ascii="TH Sarabun New" w:cs="TH Sarabun New" w:eastAsia="TH Sarabun New" w:hAnsi="TH Sarabun New"/>
-                <w:b w:val="false"/>
-                <w:bCs w:val="false"/>
-                <w:sz w:val="28"/>
-                <w:szCs w:val="28"/>
-              </w:rPr>
-              <w:t xml:space="preserve">sf1_03 · sf1_04</w:t>
+            <w:tcW w:type="dxa" w:w="3484"/>
+            <w:tcBorders>
+              <w:top w:val="single" w:color="BFBFBF" w:sz="4"/>
+              <w:left w:val="single" w:color="BFBFBF" w:sz="4"/>
+              <w:bottom w:val="single" w:color="BFBFBF" w:sz="4"/>
+              <w:right w:val="single" w:color="BFBFBF" w:sz="4"/>
+            </w:tcBorders>
+            <w:tcMar>
+              <w:top w:type="dxa" w:w="40"/>
+              <w:left w:type="dxa" w:w="100"/>
+              <w:bottom w:type="dxa" w:w="40"/>
+              <w:right w:type="dxa" w:w="100"/>
+            </w:tcMar>
+          </w:tcPr>
+          <w:p>
+            <w:pPr>
+              <w:spacing w:after="0"/>
+            </w:pPr>
+            <w:r>
+              <w:rPr>
+                <w:rFonts w:ascii="TH Sarabun New" w:cs="TH Sarabun New" w:eastAsia="TH Sarabun New" w:hAnsi="TH Sarabun New"/>
+                <w:b w:val="false"/>
+                <w:bCs w:val="false"/>
+                <w:sz w:val="28"/>
+                <w:szCs w:val="28"/>
+              </w:rPr>
+              <w:t xml:space="preserve">ดินแห้ง (VR จำลอง) · สั่งรดน้ำจากมือถือ · ปั๊มมีเพดานเวลา</w:t>
+            </w:r>
+          </w:p>
+        </w:tc>
+        <w:tc>
+          <w:tcPr>
+            <w:tcW w:type="dxa" w:w="2884"/>
+            <w:tcBorders>
+              <w:top w:val="single" w:color="BFBFBF" w:sz="4"/>
+              <w:left w:val="single" w:color="BFBFBF" w:sz="4"/>
+              <w:bottom w:val="single" w:color="BFBFBF" w:sz="4"/>
+              <w:right w:val="single" w:color="BFBFBF" w:sz="4"/>
+            </w:tcBorders>
+            <w:tcMar>
+              <w:top w:type="dxa" w:w="40"/>
+              <w:left w:type="dxa" w:w="100"/>
+              <w:bottom w:type="dxa" w:w="40"/>
+              <w:right w:type="dxa" w:w="100"/>
+            </w:tcMar>
+          </w:tcPr>
+          <w:p>
+            <w:pPr>
+              <w:spacing w:after="0"/>
+            </w:pPr>
+            <w:r>
+              <w:rPr>
+                <w:rFonts w:ascii="TH Sarabun New" w:cs="TH Sarabun New" w:eastAsia="TH Sarabun New" w:hAnsi="TH Sarabun New"/>
+                <w:b w:val="false"/>
+                <w:bCs w:val="false"/>
+                <w:sz w:val="28"/>
+                <w:szCs w:val="28"/>
+              </w:rPr>
+              <w:t xml:space="preserve">รดเองอัตโนมัติ (sf1_03)</w:t>
             </w:r>
           </w:p>
         </w:tc>
@@ -2205,129 +2241,129 @@
       <w:tr>
         <w:tc>
           <w:tcPr>
-            <w:tcW w:type="dxa" w:w="2700"/>
-            <w:tcBorders>
-              <w:top w:val="single" w:color="BFBFBF" w:sz="4"/>
-              <w:left w:val="single" w:color="BFBFBF" w:sz="4"/>
-              <w:bottom w:val="single" w:color="BFBFBF" w:sz="4"/>
-              <w:right w:val="single" w:color="BFBFBF" w:sz="4"/>
-            </w:tcBorders>
-            <w:tcMar>
-              <w:top w:type="dxa" w:w="40"/>
-              <w:left w:type="dxa" w:w="100"/>
-              <w:bottom w:type="dxa" w:w="40"/>
-              <w:right w:type="dxa" w:w="100"/>
-            </w:tcMar>
-          </w:tcPr>
-          <w:p>
-            <w:pPr>
-              <w:spacing w:after="0"/>
-            </w:pPr>
-            <w:r>
-              <w:rPr>
-                <w:rFonts w:ascii="TH Sarabun New" w:cs="TH Sarabun New" w:eastAsia="TH Sarabun New" w:hAnsi="TH Sarabun New"/>
-                <w:b w:val="false"/>
-                <w:bCs w:val="false"/>
-                <w:sz w:val="28"/>
-                <w:szCs w:val="28"/>
-              </w:rPr>
-              <w:t xml:space="preserve">7 · หมอฟังปั๊ม/พัดลม</w:t>
-            </w:r>
-          </w:p>
-        </w:tc>
-        <w:tc>
-          <w:tcPr>
-            <w:tcW w:type="dxa" w:w="3168"/>
-            <w:tcBorders>
-              <w:top w:val="single" w:color="BFBFBF" w:sz="4"/>
-              <w:left w:val="single" w:color="BFBFBF" w:sz="4"/>
-              <w:bottom w:val="single" w:color="BFBFBF" w:sz="4"/>
-              <w:right w:val="single" w:color="BFBFBF" w:sz="4"/>
-            </w:tcBorders>
-            <w:tcMar>
-              <w:top w:type="dxa" w:w="40"/>
-              <w:left w:type="dxa" w:w="100"/>
-              <w:bottom w:type="dxa" w:w="40"/>
-              <w:right w:type="dxa" w:w="100"/>
-            </w:tcMar>
-          </w:tcPr>
-          <w:p>
-            <w:pPr>
-              <w:spacing w:after="0"/>
-            </w:pPr>
-            <w:r>
-              <w:rPr>
-                <w:rFonts w:ascii="TH Sarabun New" w:cs="TH Sarabun New" w:eastAsia="TH Sarabun New" w:hAnsi="TH Sarabun New"/>
-                <w:b w:val="false"/>
-                <w:bCs w:val="false"/>
-                <w:sz w:val="28"/>
-                <w:szCs w:val="28"/>
-              </w:rPr>
-              <w:t xml:space="preserve">BMI270 สั่นเกินเกณฑ์ด้วยกฎ (AI = โบนัส)</w:t>
-            </w:r>
-          </w:p>
-        </w:tc>
-        <w:tc>
-          <w:tcPr>
-            <w:tcW w:type="dxa" w:w="2400"/>
-            <w:tcBorders>
-              <w:top w:val="single" w:color="BFBFBF" w:sz="4"/>
-              <w:left w:val="single" w:color="BFBFBF" w:sz="4"/>
-              <w:bottom w:val="single" w:color="BFBFBF" w:sz="4"/>
-              <w:right w:val="single" w:color="BFBFBF" w:sz="4"/>
-            </w:tcBorders>
-            <w:tcMar>
-              <w:top w:type="dxa" w:w="40"/>
-              <w:left w:type="dxa" w:w="100"/>
-              <w:bottom w:type="dxa" w:w="40"/>
-              <w:right w:type="dxa" w:w="100"/>
-            </w:tcMar>
-          </w:tcPr>
-          <w:p>
-            <w:pPr>
-              <w:spacing w:after="0"/>
-            </w:pPr>
-            <w:r>
-              <w:rPr>
-                <w:rFonts w:ascii="TH Sarabun New" w:cs="TH Sarabun New" w:eastAsia="TH Sarabun New" w:hAnsi="TH Sarabun New"/>
-                <w:b w:val="false"/>
-                <w:bCs w:val="false"/>
-                <w:sz w:val="28"/>
-                <w:szCs w:val="28"/>
-              </w:rPr>
-              <w:t xml:space="preserve">sf2_02</w:t>
-            </w:r>
-          </w:p>
-        </w:tc>
-        <w:tc>
-          <w:tcPr>
-            <w:tcW w:type="dxa" w:w="2100"/>
-            <w:tcBorders>
-              <w:top w:val="single" w:color="BFBFBF" w:sz="4"/>
-              <w:left w:val="single" w:color="BFBFBF" w:sz="4"/>
-              <w:bottom w:val="single" w:color="BFBFBF" w:sz="4"/>
-              <w:right w:val="single" w:color="BFBFBF" w:sz="4"/>
-            </w:tcBorders>
-            <w:tcMar>
-              <w:top w:type="dxa" w:w="40"/>
-              <w:left w:type="dxa" w:w="100"/>
-              <w:bottom w:type="dxa" w:w="40"/>
-              <w:right w:type="dxa" w:w="100"/>
-            </w:tcMar>
-          </w:tcPr>
-          <w:p>
-            <w:pPr>
-              <w:spacing w:after="0"/>
-            </w:pPr>
-            <w:r>
-              <w:rPr>
-                <w:rFonts w:ascii="TH Sarabun New" w:cs="TH Sarabun New" w:eastAsia="TH Sarabun New" w:hAnsi="TH Sarabun New"/>
-                <w:b w:val="false"/>
-                <w:bCs w:val="false"/>
-                <w:sz w:val="28"/>
-                <w:szCs w:val="28"/>
-              </w:rPr>
-              <w:t xml:space="preserve">sf1_04</w:t>
+            <w:tcW w:type="dxa" w:w="2300"/>
+            <w:tcBorders>
+              <w:top w:val="single" w:color="BFBFBF" w:sz="4"/>
+              <w:left w:val="single" w:color="BFBFBF" w:sz="4"/>
+              <w:bottom w:val="single" w:color="BFBFBF" w:sz="4"/>
+              <w:right w:val="single" w:color="BFBFBF" w:sz="4"/>
+            </w:tcBorders>
+            <w:tcMar>
+              <w:top w:type="dxa" w:w="40"/>
+              <w:left w:type="dxa" w:w="100"/>
+              <w:bottom w:type="dxa" w:w="40"/>
+              <w:right w:type="dxa" w:w="100"/>
+            </w:tcMar>
+          </w:tcPr>
+          <w:p>
+            <w:pPr>
+              <w:spacing w:after="0"/>
+            </w:pPr>
+            <w:r>
+              <w:rPr>
+                <w:rFonts w:ascii="TH Sarabun New" w:cs="TH Sarabun New" w:eastAsia="TH Sarabun New" w:hAnsi="TH Sarabun New"/>
+                <w:b w:val="false"/>
+                <w:bCs w:val="false"/>
+                <w:sz w:val="28"/>
+                <w:szCs w:val="28"/>
+              </w:rPr>
+              <w:t xml:space="preserve">6 · หอถังน้ำของฟาร์ม</w:t>
+            </w:r>
+          </w:p>
+        </w:tc>
+        <w:tc>
+          <w:tcPr>
+            <w:tcW w:type="dxa" w:w="1700"/>
+            <w:tcBorders>
+              <w:top w:val="single" w:color="BFBFBF" w:sz="4"/>
+              <w:left w:val="single" w:color="BFBFBF" w:sz="4"/>
+              <w:bottom w:val="single" w:color="BFBFBF" w:sz="4"/>
+              <w:right w:val="single" w:color="BFBFBF" w:sz="4"/>
+            </w:tcBorders>
+            <w:tcMar>
+              <w:top w:type="dxa" w:w="40"/>
+              <w:left w:type="dxa" w:w="100"/>
+              <w:bottom w:type="dxa" w:w="40"/>
+              <w:right w:type="dxa" w:w="100"/>
+            </w:tcMar>
+          </w:tcPr>
+          <w:p>
+            <w:pPr>
+              <w:spacing w:after="0"/>
+            </w:pPr>
+            <w:r>
+              <w:rPr>
+                <w:rFonts w:ascii="TH Sarabun New" w:cs="TH Sarabun New" w:eastAsia="TH Sarabun New" w:hAnsi="TH Sarabun New"/>
+                <w:b w:val="false"/>
+                <w:bCs w:val="false"/>
+                <w:sz w:val="28"/>
+                <w:szCs w:val="28"/>
+              </w:rPr>
+              <w:t xml:space="preserve">sf2_03</w:t>
+            </w:r>
+          </w:p>
+        </w:tc>
+        <w:tc>
+          <w:tcPr>
+            <w:tcW w:type="dxa" w:w="3484"/>
+            <w:tcBorders>
+              <w:top w:val="single" w:color="BFBFBF" w:sz="4"/>
+              <w:left w:val="single" w:color="BFBFBF" w:sz="4"/>
+              <w:bottom w:val="single" w:color="BFBFBF" w:sz="4"/>
+              <w:right w:val="single" w:color="BFBFBF" w:sz="4"/>
+            </w:tcBorders>
+            <w:tcMar>
+              <w:top w:type="dxa" w:w="40"/>
+              <w:left w:type="dxa" w:w="100"/>
+              <w:bottom w:type="dxa" w:w="40"/>
+              <w:right w:type="dxa" w:w="100"/>
+            </w:tcMar>
+          </w:tcPr>
+          <w:p>
+            <w:pPr>
+              <w:spacing w:after="0"/>
+            </w:pPr>
+            <w:r>
+              <w:rPr>
+                <w:rFonts w:ascii="TH Sarabun New" w:cs="TH Sarabun New" w:eastAsia="TH Sarabun New" w:hAnsi="TH Sarabun New"/>
+                <w:b w:val="false"/>
+                <w:bCs w:val="false"/>
+                <w:sz w:val="28"/>
+                <w:szCs w:val="28"/>
+              </w:rPr>
+              <w:t xml:space="preserve">ระดับน้ำ (VR4 จำลอง) · ปั๊มไม่เปิดเมื่อน้ำต่ำ · สั่งจากมือถือ</w:t>
+            </w:r>
+          </w:p>
+        </w:tc>
+        <w:tc>
+          <w:tcPr>
+            <w:tcW w:type="dxa" w:w="2884"/>
+            <w:tcBorders>
+              <w:top w:val="single" w:color="BFBFBF" w:sz="4"/>
+              <w:left w:val="single" w:color="BFBFBF" w:sz="4"/>
+              <w:bottom w:val="single" w:color="BFBFBF" w:sz="4"/>
+              <w:right w:val="single" w:color="BFBFBF" w:sz="4"/>
+            </w:tcBorders>
+            <w:tcMar>
+              <w:top w:type="dxa" w:w="40"/>
+              <w:left w:type="dxa" w:w="100"/>
+              <w:bottom w:type="dxa" w:w="40"/>
+              <w:right w:type="dxa" w:w="100"/>
+            </w:tcMar>
+          </w:tcPr>
+          <w:p>
+            <w:pPr>
+              <w:spacing w:after="0"/>
+            </w:pPr>
+            <w:r>
+              <w:rPr>
+                <w:rFonts w:ascii="TH Sarabun New" w:cs="TH Sarabun New" w:eastAsia="TH Sarabun New" w:hAnsi="TH Sarabun New"/>
+                <w:b w:val="false"/>
+                <w:bCs w:val="false"/>
+                <w:sz w:val="28"/>
+                <w:szCs w:val="28"/>
+              </w:rPr>
+              <w:t xml:space="preserve">เตือนหอถังเอียง (sf1_04)</w:t>
             </w:r>
           </w:p>
         </w:tc>
@@ -2335,129 +2371,139 @@
       <w:tr>
         <w:tc>
           <w:tcPr>
-            <w:tcW w:type="dxa" w:w="2700"/>
-            <w:tcBorders>
-              <w:top w:val="single" w:color="BFBFBF" w:sz="4"/>
-              <w:left w:val="single" w:color="BFBFBF" w:sz="4"/>
-              <w:bottom w:val="single" w:color="BFBFBF" w:sz="4"/>
-              <w:right w:val="single" w:color="BFBFBF" w:sz="4"/>
-            </w:tcBorders>
-            <w:tcMar>
-              <w:top w:type="dxa" w:w="40"/>
-              <w:left w:type="dxa" w:w="100"/>
-              <w:bottom w:type="dxa" w:w="40"/>
-              <w:right w:type="dxa" w:w="100"/>
-            </w:tcMar>
-          </w:tcPr>
-          <w:p>
-            <w:pPr>
-              <w:spacing w:after="0"/>
-            </w:pPr>
-            <w:r>
-              <w:rPr>
-                <w:rFonts w:ascii="TH Sarabun New" w:cs="TH Sarabun New" w:eastAsia="TH Sarabun New" w:hAnsi="TH Sarabun New"/>
-                <w:b w:val="false"/>
-                <w:bCs w:val="false"/>
-                <w:sz w:val="28"/>
-                <w:szCs w:val="28"/>
-              </w:rPr>
-              <w:t xml:space="preserve">8 · เล้าไก่กันเครียดฝูง</w:t>
-            </w:r>
-          </w:p>
-        </w:tc>
-        <w:tc>
-          <w:tcPr>
-            <w:tcW w:type="dxa" w:w="3168"/>
-            <w:tcBorders>
-              <w:top w:val="single" w:color="BFBFBF" w:sz="4"/>
-              <w:left w:val="single" w:color="BFBFBF" w:sz="4"/>
-              <w:bottom w:val="single" w:color="BFBFBF" w:sz="4"/>
-              <w:right w:val="single" w:color="BFBFBF" w:sz="4"/>
-            </w:tcBorders>
-            <w:tcMar>
-              <w:top w:type="dxa" w:w="40"/>
-              <w:left w:type="dxa" w:w="100"/>
-              <w:bottom w:type="dxa" w:w="40"/>
-              <w:right w:type="dxa" w:w="100"/>
-            </w:tcMar>
-          </w:tcPr>
-          <w:p>
-            <w:pPr>
-              <w:spacing w:after="0"/>
-            </w:pPr>
-            <w:r>
-              <w:rPr>
-                <w:rFonts w:ascii="TH Sarabun New" w:cs="TH Sarabun New" w:eastAsia="TH Sarabun New" w:hAnsi="TH Sarabun New"/>
-                <w:b w:val="false"/>
-                <w:bCs w:val="false"/>
-                <w:sz w:val="28"/>
-                <w:szCs w:val="28"/>
-              </w:rPr>
-              <w:t xml:space="preserve">ร้อน/ชื้นเกินด้วย SHT40 (ไมค์ = โบนัส)</w:t>
-            </w:r>
-          </w:p>
-        </w:tc>
-        <w:tc>
-          <w:tcPr>
-            <w:tcW w:type="dxa" w:w="2400"/>
-            <w:tcBorders>
-              <w:top w:val="single" w:color="BFBFBF" w:sz="4"/>
-              <w:left w:val="single" w:color="BFBFBF" w:sz="4"/>
-              <w:bottom w:val="single" w:color="BFBFBF" w:sz="4"/>
-              <w:right w:val="single" w:color="BFBFBF" w:sz="4"/>
-            </w:tcBorders>
-            <w:tcMar>
-              <w:top w:type="dxa" w:w="40"/>
-              <w:left w:type="dxa" w:w="100"/>
-              <w:bottom w:type="dxa" w:w="40"/>
-              <w:right w:type="dxa" w:w="100"/>
-            </w:tcMar>
-          </w:tcPr>
-          <w:p>
-            <w:pPr>
-              <w:spacing w:after="0"/>
-            </w:pPr>
-            <w:r>
-              <w:rPr>
-                <w:rFonts w:ascii="TH Sarabun New" w:cs="TH Sarabun New" w:eastAsia="TH Sarabun New" w:hAnsi="TH Sarabun New"/>
-                <w:b w:val="false"/>
-                <w:bCs w:val="false"/>
-                <w:sz w:val="28"/>
-                <w:szCs w:val="28"/>
-              </w:rPr>
-              <w:t xml:space="preserve">sf2_04</w:t>
-            </w:r>
-          </w:p>
-        </w:tc>
-        <w:tc>
-          <w:tcPr>
-            <w:tcW w:type="dxa" w:w="2100"/>
-            <w:tcBorders>
-              <w:top w:val="single" w:color="BFBFBF" w:sz="4"/>
-              <w:left w:val="single" w:color="BFBFBF" w:sz="4"/>
-              <w:bottom w:val="single" w:color="BFBFBF" w:sz="4"/>
-              <w:right w:val="single" w:color="BFBFBF" w:sz="4"/>
-            </w:tcBorders>
-            <w:tcMar>
-              <w:top w:type="dxa" w:w="40"/>
-              <w:left w:type="dxa" w:w="100"/>
-              <w:bottom w:type="dxa" w:w="40"/>
-              <w:right w:type="dxa" w:w="100"/>
-            </w:tcMar>
-          </w:tcPr>
-          <w:p>
-            <w:pPr>
-              <w:spacing w:after="0"/>
-            </w:pPr>
-            <w:r>
-              <w:rPr>
-                <w:rFonts w:ascii="TH Sarabun New" w:cs="TH Sarabun New" w:eastAsia="TH Sarabun New" w:hAnsi="TH Sarabun New"/>
-                <w:b w:val="false"/>
-                <w:bCs w:val="false"/>
-                <w:sz w:val="28"/>
-                <w:szCs w:val="28"/>
-              </w:rPr>
-              <w:t xml:space="preserve">sf1_02</w:t>
+            <w:tcW w:type="dxa" w:w="2300"/>
+            <w:tcBorders>
+              <w:top w:val="single" w:color="BFBFBF" w:sz="4"/>
+              <w:left w:val="single" w:color="BFBFBF" w:sz="4"/>
+              <w:bottom w:val="single" w:color="BFBFBF" w:sz="4"/>
+              <w:right w:val="single" w:color="BFBFBF" w:sz="4"/>
+            </w:tcBorders>
+            <w:tcMar>
+              <w:top w:type="dxa" w:w="40"/>
+              <w:left w:type="dxa" w:w="100"/>
+              <w:bottom w:type="dxa" w:w="40"/>
+              <w:right w:type="dxa" w:w="100"/>
+            </w:tcMar>
+          </w:tcPr>
+          <w:p>
+            <w:pPr>
+              <w:spacing w:after="0"/>
+            </w:pPr>
+            <w:r>
+              <w:rPr>
+                <w:rFonts w:ascii="TH Sarabun New" w:cs="TH Sarabun New" w:eastAsia="TH Sarabun New" w:hAnsi="TH Sarabun New"/>
+                <w:b w:val="false"/>
+                <w:bCs w:val="false"/>
+                <w:sz w:val="28"/>
+                <w:szCs w:val="28"/>
+              </w:rPr>
+              <w:t xml:space="preserve">7 · หมอฟังปั๊ม</w:t>
+            </w:r>
+          </w:p>
+        </w:tc>
+        <w:tc>
+          <w:tcPr>
+            <w:tcW w:type="dxa" w:w="1700"/>
+            <w:tcBorders>
+              <w:top w:val="single" w:color="BFBFBF" w:sz="4"/>
+              <w:left w:val="single" w:color="BFBFBF" w:sz="4"/>
+              <w:bottom w:val="single" w:color="BFBFBF" w:sz="4"/>
+              <w:right w:val="single" w:color="BFBFBF" w:sz="4"/>
+            </w:tcBorders>
+            <w:tcMar>
+              <w:top w:type="dxa" w:w="40"/>
+              <w:left w:type="dxa" w:w="100"/>
+              <w:bottom w:type="dxa" w:w="40"/>
+              <w:right w:type="dxa" w:w="100"/>
+            </w:tcMar>
+          </w:tcPr>
+          <w:p>
+            <w:pPr>
+              <w:spacing w:after="0"/>
+            </w:pPr>
+            <w:r>
+              <w:rPr>
+                <w:rFonts w:ascii="TH Sarabun New" w:cs="TH Sarabun New" w:eastAsia="TH Sarabun New" w:hAnsi="TH Sarabun New"/>
+                <w:b w:val="false"/>
+                <w:bCs w:val="false"/>
+                <w:sz w:val="28"/>
+                <w:szCs w:val="28"/>
+              </w:rPr>
+              <w:t xml:space="preserve">sf2_03</w:t>
+            </w:r>
+          </w:p>
+        </w:tc>
+        <w:tc>
+          <w:tcPr>
+            <w:tcW w:type="dxa" w:w="3484"/>
+            <w:tcBorders>
+              <w:top w:val="single" w:color="BFBFBF" w:sz="4"/>
+              <w:left w:val="single" w:color="BFBFBF" w:sz="4"/>
+              <w:bottom w:val="single" w:color="BFBFBF" w:sz="4"/>
+              <w:right w:val="single" w:color="BFBFBF" w:sz="4"/>
+            </w:tcBorders>
+            <w:tcMar>
+              <w:top w:type="dxa" w:w="40"/>
+              <w:left w:type="dxa" w:w="100"/>
+              <w:bottom w:type="dxa" w:w="40"/>
+              <w:right w:type="dxa" w:w="100"/>
+            </w:tcMar>
+          </w:tcPr>
+          <w:p>
+            <w:pPr>
+              <w:spacing w:after="0"/>
+            </w:pPr>
+            <w:r>
+              <w:rPr>
+                <w:rFonts w:ascii="TH Sarabun New" w:cs="TH Sarabun New" w:eastAsia="TH Sarabun New" w:hAnsi="TH Sarabun New"/>
+                <w:b/>
+                <w:bCs/>
+                <w:sz w:val="28"/>
+                <w:szCs w:val="28"/>
+              </w:rPr>
+              <w:t xml:space="preserve">ต้องทำระดับ 2</w:t>
+            </w:r>
+            <w:r>
+              <w:rPr>
+                <w:rFonts w:ascii="TH Sarabun New" w:cs="TH Sarabun New" w:eastAsia="TH Sarabun New" w:hAnsi="TH Sarabun New"/>
+                <w:b w:val="false"/>
+                <w:bCs w:val="false"/>
+                <w:sz w:val="28"/>
+                <w:szCs w:val="28"/>
+              </w:rPr>
+              <w:t xml:space="preserve"> (ไฟล์ตั้งต้นยังไม่มีการวัดการสั่น)</w:t>
+            </w:r>
+          </w:p>
+        </w:tc>
+        <w:tc>
+          <w:tcPr>
+            <w:tcW w:type="dxa" w:w="2884"/>
+            <w:tcBorders>
+              <w:top w:val="single" w:color="BFBFBF" w:sz="4"/>
+              <w:left w:val="single" w:color="BFBFBF" w:sz="4"/>
+              <w:bottom w:val="single" w:color="BFBFBF" w:sz="4"/>
+              <w:right w:val="single" w:color="BFBFBF" w:sz="4"/>
+            </w:tcBorders>
+            <w:tcMar>
+              <w:top w:type="dxa" w:w="40"/>
+              <w:left w:type="dxa" w:w="100"/>
+              <w:bottom w:type="dxa" w:w="40"/>
+              <w:right w:type="dxa" w:w="100"/>
+            </w:tcMar>
+          </w:tcPr>
+          <w:p>
+            <w:pPr>
+              <w:spacing w:after="0"/>
+            </w:pPr>
+            <w:r>
+              <w:rPr>
+                <w:rFonts w:ascii="TH Sarabun New" w:cs="TH Sarabun New" w:eastAsia="TH Sarabun New" w:hAnsi="TH Sarabun New"/>
+                <w:b w:val="false"/>
+                <w:bCs w:val="false"/>
+                <w:sz w:val="28"/>
+                <w:szCs w:val="28"/>
+              </w:rPr>
+              <w:t xml:space="preserve">จับการสั่นผิดปกติ (sf3_03)</w:t>
             </w:r>
           </w:p>
         </w:tc>
@@ -2465,7 +2511,7 @@
       <w:tr>
         <w:tc>
           <w:tcPr>
-            <w:tcW w:type="dxa" w:w="2700"/>
+            <w:tcW w:type="dxa" w:w="2300"/>
             <w:tcBorders>
               <w:top w:val="single" w:color="BFBFBF" w:sz="4"/>
               <w:left w:val="single" w:color="BFBFBF" w:sz="4"/>
@@ -2497,7 +2543,39 @@
         </w:tc>
         <w:tc>
           <w:tcPr>
-            <w:tcW w:type="dxa" w:w="3168"/>
+            <w:tcW w:type="dxa" w:w="1700"/>
+            <w:tcBorders>
+              <w:top w:val="single" w:color="BFBFBF" w:sz="4"/>
+              <w:left w:val="single" w:color="BFBFBF" w:sz="4"/>
+              <w:bottom w:val="single" w:color="BFBFBF" w:sz="4"/>
+              <w:right w:val="single" w:color="BFBFBF" w:sz="4"/>
+            </w:tcBorders>
+            <w:tcMar>
+              <w:top w:type="dxa" w:w="40"/>
+              <w:left w:type="dxa" w:w="100"/>
+              <w:bottom w:type="dxa" w:w="40"/>
+              <w:right w:type="dxa" w:w="100"/>
+            </w:tcMar>
+          </w:tcPr>
+          <w:p>
+            <w:pPr>
+              <w:spacing w:after="0"/>
+            </w:pPr>
+            <w:r>
+              <w:rPr>
+                <w:rFonts w:ascii="TH Sarabun New" w:cs="TH Sarabun New" w:eastAsia="TH Sarabun New" w:hAnsi="TH Sarabun New"/>
+                <w:b w:val="false"/>
+                <w:bCs w:val="false"/>
+                <w:sz w:val="28"/>
+                <w:szCs w:val="28"/>
+              </w:rPr>
+              <w:t xml:space="preserve">sf3_01</w:t>
+            </w:r>
+          </w:p>
+        </w:tc>
+        <w:tc>
+          <w:tcPr>
+            <w:tcW w:type="dxa" w:w="3484"/>
             <w:tcBorders>
               <w:top w:val="single" w:color="BFBFBF" w:sz="4"/>
               <w:left w:val="single" w:color="BFBFBF" w:sz="4"/>
@@ -2533,45 +2611,13 @@
                 <w:sz w:val="28"/>
                 <w:szCs w:val="28"/>
               </w:rPr>
-              <w:t xml:space="preserve"> ต้องใช้เรดาร์ + ไมค์ (คาบ 3)</w:t>
-            </w:r>
-          </w:p>
-        </w:tc>
-        <w:tc>
-          <w:tcPr>
-            <w:tcW w:type="dxa" w:w="2400"/>
-            <w:tcBorders>
-              <w:top w:val="single" w:color="BFBFBF" w:sz="4"/>
-              <w:left w:val="single" w:color="BFBFBF" w:sz="4"/>
-              <w:bottom w:val="single" w:color="BFBFBF" w:sz="4"/>
-              <w:right w:val="single" w:color="BFBFBF" w:sz="4"/>
-            </w:tcBorders>
-            <w:tcMar>
-              <w:top w:type="dxa" w:w="40"/>
-              <w:left w:type="dxa" w:w="100"/>
-              <w:bottom w:type="dxa" w:w="40"/>
-              <w:right w:type="dxa" w:w="100"/>
-            </w:tcMar>
-          </w:tcPr>
-          <w:p>
-            <w:pPr>
-              <w:spacing w:after="0"/>
-            </w:pPr>
-            <w:r>
-              <w:rPr>
-                <w:rFonts w:ascii="TH Sarabun New" w:cs="TH Sarabun New" w:eastAsia="TH Sarabun New" w:hAnsi="TH Sarabun New"/>
-                <w:b w:val="false"/>
-                <w:bCs w:val="false"/>
-                <w:sz w:val="28"/>
-                <w:szCs w:val="28"/>
-              </w:rPr>
-              <w:t xml:space="preserve">sf3_01 · sf3_02</w:t>
-            </w:r>
-          </w:p>
-        </w:tc>
-        <w:tc>
-          <w:tcPr>
-            <w:tcW w:type="dxa" w:w="2100"/>
+              <w:t xml:space="preserve"> ต้องใช้เรดาร์และต่อ MQTT เอง</w:t>
+            </w:r>
+          </w:p>
+        </w:tc>
+        <w:tc>
+          <w:tcPr>
+            <w:tcW w:type="dxa" w:w="2884"/>
             <w:tcBorders>
               <w:top w:val="single" w:color="BFBFBF" w:sz="4"/>
               <w:left w:val="single" w:color="BFBFBF" w:sz="4"/>
@@ -2620,7 +2666,671 @@
           <w:sz w:val="24"/>
           <w:szCs w:val="24"/>
         </w:rPr>
-        <w:t xml:space="preserve">แต่ละไอเดียมีได้ไม่เกิน 3 ทีม และต้องแก้ปัญหาคนละมุม · ไฟล์ sf3_08 เป็นตัวอย่างสาธิตของผู้สอน ไม่ใช้ในโปรเจกต์นี้</w:t>
+        <w:t xml:space="preserve">กลุ่มที่ไม่มั่นใจเรื่องโค้ด ให้เลือกไอเดีย 3 · 8 · 1 · 2 · 4 · 6 ซึ่งระดับ 1 ก็ครบ · แต่ละไอเดียมีได้ไม่เกิน 3 ทีม และต้องแก้ปัญหาคนละมุม</w:t>
+      </w:r>
+    </w:p>
+    <w:p>
+      <w:pPr>
+        <w:pStyle w:val="Heading1"/>
+      </w:pPr>
+      <w:r>
+        <w:rPr>
+          <w:rFonts w:ascii="TH Sarabun New" w:cs="TH Sarabun New" w:eastAsia="TH Sarabun New" w:hAnsi="TH Sarabun New"/>
+          <w:b/>
+          <w:bCs/>
+          <w:color w:val="365F91"/>
+          <w:sz w:val="40"/>
+          <w:szCs w:val="40"/>
+        </w:rPr>
+        <w:t xml:space="preserve">ถ้าทำไม่ได้ จะไปต่ออย่างไร</w:t>
+      </w:r>
+    </w:p>
+    <w:tbl>
+      <w:tblPr>
+        <w:tblW w:type="dxa" w:w="10368"/>
+        <w:tblBorders>
+          <w:top w:val="single" w:color="auto" w:sz="4"/>
+          <w:left w:val="single" w:color="auto" w:sz="4"/>
+          <w:bottom w:val="single" w:color="auto" w:sz="4"/>
+          <w:right w:val="single" w:color="auto" w:sz="4"/>
+          <w:insideH w:val="single" w:color="auto" w:sz="4"/>
+          <w:insideV w:val="single" w:color="auto" w:sz="4"/>
+        </w:tblBorders>
+      </w:tblPr>
+      <w:tblGrid>
+        <w:gridCol w:w="3000"/>
+        <w:gridCol w:w="4168"/>
+        <w:gridCol w:w="3200"/>
+      </w:tblGrid>
+      <w:tr>
+        <w:trPr>
+          <w:tblHeader/>
+        </w:trPr>
+        <w:tc>
+          <w:tcPr>
+            <w:tcW w:type="dxa" w:w="3000"/>
+            <w:tcBorders>
+              <w:top w:val="single" w:color="BFBFBF" w:sz="4"/>
+              <w:left w:val="single" w:color="BFBFBF" w:sz="4"/>
+              <w:bottom w:val="single" w:color="BFBFBF" w:sz="4"/>
+              <w:right w:val="single" w:color="BFBFBF" w:sz="4"/>
+            </w:tcBorders>
+            <w:shd w:fill="D9EAF7" w:color="auto" w:val="clear"/>
+            <w:tcMar>
+              <w:top w:type="dxa" w:w="40"/>
+              <w:left w:type="dxa" w:w="100"/>
+              <w:bottom w:type="dxa" w:w="40"/>
+              <w:right w:type="dxa" w:w="100"/>
+            </w:tcMar>
+          </w:tcPr>
+          <w:p>
+            <w:pPr>
+              <w:spacing w:after="0"/>
+            </w:pPr>
+            <w:r>
+              <w:rPr>
+                <w:rFonts w:ascii="TH Sarabun New" w:cs="TH Sarabun New" w:eastAsia="TH Sarabun New" w:hAnsi="TH Sarabun New"/>
+                <w:b/>
+                <w:bCs/>
+                <w:sz w:val="28"/>
+                <w:szCs w:val="28"/>
+              </w:rPr>
+              <w:t xml:space="preserve">ถ้า…</w:t>
+            </w:r>
+          </w:p>
+        </w:tc>
+        <w:tc>
+          <w:tcPr>
+            <w:tcW w:type="dxa" w:w="4168"/>
+            <w:tcBorders>
+              <w:top w:val="single" w:color="BFBFBF" w:sz="4"/>
+              <w:left w:val="single" w:color="BFBFBF" w:sz="4"/>
+              <w:bottom w:val="single" w:color="BFBFBF" w:sz="4"/>
+              <w:right w:val="single" w:color="BFBFBF" w:sz="4"/>
+            </w:tcBorders>
+            <w:shd w:fill="D9EAF7" w:color="auto" w:val="clear"/>
+            <w:tcMar>
+              <w:top w:type="dxa" w:w="40"/>
+              <w:left w:type="dxa" w:w="100"/>
+              <w:bottom w:type="dxa" w:w="40"/>
+              <w:right w:type="dxa" w:w="100"/>
+            </w:tcMar>
+          </w:tcPr>
+          <w:p>
+            <w:pPr>
+              <w:spacing w:after="0"/>
+            </w:pPr>
+            <w:r>
+              <w:rPr>
+                <w:rFonts w:ascii="TH Sarabun New" w:cs="TH Sarabun New" w:eastAsia="TH Sarabun New" w:hAnsi="TH Sarabun New"/>
+                <w:b/>
+                <w:bCs/>
+                <w:sz w:val="28"/>
+                <w:szCs w:val="28"/>
+              </w:rPr>
+              <w:t xml:space="preserve">ให้ทำแบบนี้</w:t>
+            </w:r>
+          </w:p>
+        </w:tc>
+        <w:tc>
+          <w:tcPr>
+            <w:tcW w:type="dxa" w:w="3200"/>
+            <w:tcBorders>
+              <w:top w:val="single" w:color="BFBFBF" w:sz="4"/>
+              <w:left w:val="single" w:color="BFBFBF" w:sz="4"/>
+              <w:bottom w:val="single" w:color="BFBFBF" w:sz="4"/>
+              <w:right w:val="single" w:color="BFBFBF" w:sz="4"/>
+            </w:tcBorders>
+            <w:shd w:fill="D9EAF7" w:color="auto" w:val="clear"/>
+            <w:tcMar>
+              <w:top w:type="dxa" w:w="40"/>
+              <w:left w:type="dxa" w:w="100"/>
+              <w:bottom w:type="dxa" w:w="40"/>
+              <w:right w:type="dxa" w:w="100"/>
+            </w:tcMar>
+          </w:tcPr>
+          <w:p>
+            <w:pPr>
+              <w:spacing w:after="0"/>
+            </w:pPr>
+            <w:r>
+              <w:rPr>
+                <w:rFonts w:ascii="TH Sarabun New" w:cs="TH Sarabun New" w:eastAsia="TH Sarabun New" w:hAnsi="TH Sarabun New"/>
+                <w:b/>
+                <w:bCs/>
+                <w:sz w:val="28"/>
+                <w:szCs w:val="28"/>
+              </w:rPr>
+              <w:t xml:space="preserve">ผลต่อคะแนน</w:t>
+            </w:r>
+          </w:p>
+        </w:tc>
+      </w:tr>
+      <w:tr>
+        <w:tc>
+          <w:tcPr>
+            <w:tcW w:type="dxa" w:w="3000"/>
+            <w:tcBorders>
+              <w:top w:val="single" w:color="BFBFBF" w:sz="4"/>
+              <w:left w:val="single" w:color="BFBFBF" w:sz="4"/>
+              <w:bottom w:val="single" w:color="BFBFBF" w:sz="4"/>
+              <w:right w:val="single" w:color="BFBFBF" w:sz="4"/>
+            </w:tcBorders>
+            <w:tcMar>
+              <w:top w:type="dxa" w:w="40"/>
+              <w:left w:type="dxa" w:w="100"/>
+              <w:bottom w:type="dxa" w:w="40"/>
+              <w:right w:type="dxa" w:w="100"/>
+            </w:tcMar>
+          </w:tcPr>
+          <w:p>
+            <w:pPr>
+              <w:spacing w:after="0"/>
+            </w:pPr>
+            <w:r>
+              <w:rPr>
+                <w:rFonts w:ascii="TH Sarabun New" w:cs="TH Sarabun New" w:eastAsia="TH Sarabun New" w:hAnsi="TH Sarabun New"/>
+                <w:b w:val="false"/>
+                <w:bCs w:val="false"/>
+                <w:sz w:val="28"/>
+                <w:szCs w:val="28"/>
+              </w:rPr>
+              <w:t xml:space="preserve">ทำระดับ 2 ไม่ทัน</w:t>
+            </w:r>
+          </w:p>
+        </w:tc>
+        <w:tc>
+          <w:tcPr>
+            <w:tcW w:type="dxa" w:w="4168"/>
+            <w:tcBorders>
+              <w:top w:val="single" w:color="BFBFBF" w:sz="4"/>
+              <w:left w:val="single" w:color="BFBFBF" w:sz="4"/>
+              <w:bottom w:val="single" w:color="BFBFBF" w:sz="4"/>
+              <w:right w:val="single" w:color="BFBFBF" w:sz="4"/>
+            </w:tcBorders>
+            <w:tcMar>
+              <w:top w:type="dxa" w:w="40"/>
+              <w:left w:type="dxa" w:w="100"/>
+              <w:bottom w:type="dxa" w:w="40"/>
+              <w:right w:type="dxa" w:w="100"/>
+            </w:tcMar>
+          </w:tcPr>
+          <w:p>
+            <w:pPr>
+              <w:spacing w:after="0"/>
+            </w:pPr>
+            <w:r>
+              <w:rPr>
+                <w:rFonts w:ascii="TH Sarabun New" w:cs="TH Sarabun New" w:eastAsia="TH Sarabun New" w:hAnsi="TH Sarabun New"/>
+                <w:b w:val="false"/>
+                <w:bCs w:val="false"/>
+                <w:sz w:val="28"/>
+                <w:szCs w:val="28"/>
+              </w:rPr>
+              <w:t xml:space="preserve">ส่งงานระดับ 1</w:t>
+            </w:r>
+          </w:p>
+        </w:tc>
+        <w:tc>
+          <w:tcPr>
+            <w:tcW w:type="dxa" w:w="3200"/>
+            <w:tcBorders>
+              <w:top w:val="single" w:color="BFBFBF" w:sz="4"/>
+              <w:left w:val="single" w:color="BFBFBF" w:sz="4"/>
+              <w:bottom w:val="single" w:color="BFBFBF" w:sz="4"/>
+              <w:right w:val="single" w:color="BFBFBF" w:sz="4"/>
+            </w:tcBorders>
+            <w:tcMar>
+              <w:top w:type="dxa" w:w="40"/>
+              <w:left w:type="dxa" w:w="100"/>
+              <w:bottom w:type="dxa" w:w="40"/>
+              <w:right w:type="dxa" w:w="100"/>
+            </w:tcMar>
+          </w:tcPr>
+          <w:p>
+            <w:pPr>
+              <w:spacing w:after="0"/>
+            </w:pPr>
+            <w:r>
+              <w:rPr>
+                <w:rFonts w:ascii="TH Sarabun New" w:cs="TH Sarabun New" w:eastAsia="TH Sarabun New" w:hAnsi="TH Sarabun New"/>
+                <w:b w:val="false"/>
+                <w:bCs w:val="false"/>
+                <w:sz w:val="28"/>
+                <w:szCs w:val="28"/>
+              </w:rPr>
+              <w:t xml:space="preserve">ยังได้เต็มหมวดจอ · หมวดเซนเซอร์และกฎได้ตามที่ไฟล์ตั้งต้นมี</w:t>
+            </w:r>
+          </w:p>
+        </w:tc>
+      </w:tr>
+      <w:tr>
+        <w:tc>
+          <w:tcPr>
+            <w:tcW w:type="dxa" w:w="3000"/>
+            <w:tcBorders>
+              <w:top w:val="single" w:color="BFBFBF" w:sz="4"/>
+              <w:left w:val="single" w:color="BFBFBF" w:sz="4"/>
+              <w:bottom w:val="single" w:color="BFBFBF" w:sz="4"/>
+              <w:right w:val="single" w:color="BFBFBF" w:sz="4"/>
+            </w:tcBorders>
+            <w:tcMar>
+              <w:top w:type="dxa" w:w="40"/>
+              <w:left w:type="dxa" w:w="100"/>
+              <w:bottom w:type="dxa" w:w="40"/>
+              <w:right w:type="dxa" w:w="100"/>
+            </w:tcMar>
+          </w:tcPr>
+          <w:p>
+            <w:pPr>
+              <w:spacing w:after="0"/>
+            </w:pPr>
+            <w:r>
+              <w:rPr>
+                <w:rFonts w:ascii="TH Sarabun New" w:cs="TH Sarabun New" w:eastAsia="TH Sarabun New" w:hAnsi="TH Sarabun New"/>
+                <w:b w:val="false"/>
+                <w:bCs w:val="false"/>
+                <w:sz w:val="28"/>
+                <w:szCs w:val="28"/>
+              </w:rPr>
+              <w:t xml:space="preserve">แก้ระดับ 1 แล้วบอร์ด error</w:t>
+            </w:r>
+          </w:p>
+        </w:tc>
+        <w:tc>
+          <w:tcPr>
+            <w:tcW w:type="dxa" w:w="4168"/>
+            <w:tcBorders>
+              <w:top w:val="single" w:color="BFBFBF" w:sz="4"/>
+              <w:left w:val="single" w:color="BFBFBF" w:sz="4"/>
+              <w:bottom w:val="single" w:color="BFBFBF" w:sz="4"/>
+              <w:right w:val="single" w:color="BFBFBF" w:sz="4"/>
+            </w:tcBorders>
+            <w:tcMar>
+              <w:top w:type="dxa" w:w="40"/>
+              <w:left w:type="dxa" w:w="100"/>
+              <w:bottom w:type="dxa" w:w="40"/>
+              <w:right w:type="dxa" w:w="100"/>
+            </w:tcMar>
+          </w:tcPr>
+          <w:p>
+            <w:pPr>
+              <w:spacing w:after="0"/>
+            </w:pPr>
+            <w:r>
+              <w:rPr>
+                <w:rFonts w:ascii="TH Sarabun New" w:cs="TH Sarabun New" w:eastAsia="TH Sarabun New" w:hAnsi="TH Sarabun New"/>
+                <w:b w:val="false"/>
+                <w:bCs w:val="false"/>
+                <w:sz w:val="28"/>
+                <w:szCs w:val="28"/>
+              </w:rPr>
+              <w:t xml:space="preserve">กลับไปใช้ไฟล์ที่รันได้ล่าสุด (เซฟสำเนาก่อนแก้ทุกครั้ง) แล้วแก้ทีละจุดใหม่</w:t>
+            </w:r>
+          </w:p>
+        </w:tc>
+        <w:tc>
+          <w:tcPr>
+            <w:tcW w:type="dxa" w:w="3200"/>
+            <w:tcBorders>
+              <w:top w:val="single" w:color="BFBFBF" w:sz="4"/>
+              <w:left w:val="single" w:color="BFBFBF" w:sz="4"/>
+              <w:bottom w:val="single" w:color="BFBFBF" w:sz="4"/>
+              <w:right w:val="single" w:color="BFBFBF" w:sz="4"/>
+            </w:tcBorders>
+            <w:tcMar>
+              <w:top w:type="dxa" w:w="40"/>
+              <w:left w:type="dxa" w:w="100"/>
+              <w:bottom w:type="dxa" w:w="40"/>
+              <w:right w:type="dxa" w:w="100"/>
+            </w:tcMar>
+          </w:tcPr>
+          <w:p>
+            <w:pPr>
+              <w:spacing w:after="0"/>
+            </w:pPr>
+            <w:r>
+              <w:rPr>
+                <w:rFonts w:ascii="TH Sarabun New" w:cs="TH Sarabun New" w:eastAsia="TH Sarabun New" w:hAnsi="TH Sarabun New"/>
+                <w:b w:val="false"/>
+                <w:bCs w:val="false"/>
+                <w:sz w:val="28"/>
+                <w:szCs w:val="28"/>
+              </w:rPr>
+              <w:t xml:space="preserve">ไม่เสียคะแนน ถ้าวันนำเสนอรันได้</w:t>
+            </w:r>
+          </w:p>
+        </w:tc>
+      </w:tr>
+      <w:tr>
+        <w:tc>
+          <w:tcPr>
+            <w:tcW w:type="dxa" w:w="3000"/>
+            <w:tcBorders>
+              <w:top w:val="single" w:color="BFBFBF" w:sz="4"/>
+              <w:left w:val="single" w:color="BFBFBF" w:sz="4"/>
+              <w:bottom w:val="single" w:color="BFBFBF" w:sz="4"/>
+              <w:right w:val="single" w:color="BFBFBF" w:sz="4"/>
+            </w:tcBorders>
+            <w:tcMar>
+              <w:top w:type="dxa" w:w="40"/>
+              <w:left w:type="dxa" w:w="100"/>
+              <w:bottom w:type="dxa" w:w="40"/>
+              <w:right w:type="dxa" w:w="100"/>
+            </w:tcMar>
+          </w:tcPr>
+          <w:p>
+            <w:pPr>
+              <w:spacing w:after="0"/>
+            </w:pPr>
+            <w:r>
+              <w:rPr>
+                <w:rFonts w:ascii="TH Sarabun New" w:cs="TH Sarabun New" w:eastAsia="TH Sarabun New" w:hAnsi="TH Sarabun New"/>
+                <w:b w:val="false"/>
+                <w:bCs w:val="false"/>
+                <w:sz w:val="28"/>
+                <w:szCs w:val="28"/>
+              </w:rPr>
+              <w:t xml:space="preserve">แก้ระดับ 1 ไม่ได้เลย</w:t>
+            </w:r>
+          </w:p>
+        </w:tc>
+        <w:tc>
+          <w:tcPr>
+            <w:tcW w:type="dxa" w:w="4168"/>
+            <w:tcBorders>
+              <w:top w:val="single" w:color="BFBFBF" w:sz="4"/>
+              <w:left w:val="single" w:color="BFBFBF" w:sz="4"/>
+              <w:bottom w:val="single" w:color="BFBFBF" w:sz="4"/>
+              <w:right w:val="single" w:color="BFBFBF" w:sz="4"/>
+            </w:tcBorders>
+            <w:tcMar>
+              <w:top w:type="dxa" w:w="40"/>
+              <w:left w:type="dxa" w:w="100"/>
+              <w:bottom w:type="dxa" w:w="40"/>
+              <w:right w:type="dxa" w:w="100"/>
+            </w:tcMar>
+          </w:tcPr>
+          <w:p>
+            <w:pPr>
+              <w:spacing w:after="0"/>
+            </w:pPr>
+            <w:r>
+              <w:rPr>
+                <w:rFonts w:ascii="TH Sarabun New" w:cs="TH Sarabun New" w:eastAsia="TH Sarabun New" w:hAnsi="TH Sarabun New"/>
+                <w:b w:val="false"/>
+                <w:bCs w:val="false"/>
+                <w:sz w:val="28"/>
+                <w:szCs w:val="28"/>
+              </w:rPr>
+              <w:t xml:space="preserve">ใช้ไฟล์ตั้งต้นเดิม แก้แค่ TEAM แล้วเล่าเรื่องของทีมด้วยสไลด์</w:t>
+            </w:r>
+          </w:p>
+        </w:tc>
+        <w:tc>
+          <w:tcPr>
+            <w:tcW w:type="dxa" w:w="3200"/>
+            <w:tcBorders>
+              <w:top w:val="single" w:color="BFBFBF" w:sz="4"/>
+              <w:left w:val="single" w:color="BFBFBF" w:sz="4"/>
+              <w:bottom w:val="single" w:color="BFBFBF" w:sz="4"/>
+              <w:right w:val="single" w:color="BFBFBF" w:sz="4"/>
+            </w:tcBorders>
+            <w:tcMar>
+              <w:top w:type="dxa" w:w="40"/>
+              <w:left w:type="dxa" w:w="100"/>
+              <w:bottom w:type="dxa" w:w="40"/>
+              <w:right w:type="dxa" w:w="100"/>
+            </w:tcMar>
+          </w:tcPr>
+          <w:p>
+            <w:pPr>
+              <w:spacing w:after="0"/>
+            </w:pPr>
+            <w:r>
+              <w:rPr>
+                <w:rFonts w:ascii="TH Sarabun New" w:cs="TH Sarabun New" w:eastAsia="TH Sarabun New" w:hAnsi="TH Sarabun New"/>
+                <w:b w:val="false"/>
+                <w:bCs w:val="false"/>
+                <w:sz w:val="28"/>
+                <w:szCs w:val="28"/>
+              </w:rPr>
+              <w:t xml:space="preserve">ผ่านขั้นต่ำ (ประมาณครึ่งหนึ่ง)</w:t>
+            </w:r>
+          </w:p>
+        </w:tc>
+      </w:tr>
+      <w:tr>
+        <w:tc>
+          <w:tcPr>
+            <w:tcW w:type="dxa" w:w="3000"/>
+            <w:tcBorders>
+              <w:top w:val="single" w:color="BFBFBF" w:sz="4"/>
+              <w:left w:val="single" w:color="BFBFBF" w:sz="4"/>
+              <w:bottom w:val="single" w:color="BFBFBF" w:sz="4"/>
+              <w:right w:val="single" w:color="BFBFBF" w:sz="4"/>
+            </w:tcBorders>
+            <w:tcMar>
+              <w:top w:type="dxa" w:w="40"/>
+              <w:left w:type="dxa" w:w="100"/>
+              <w:bottom w:type="dxa" w:w="40"/>
+              <w:right w:type="dxa" w:w="100"/>
+            </w:tcMar>
+          </w:tcPr>
+          <w:p>
+            <w:pPr>
+              <w:spacing w:after="0"/>
+            </w:pPr>
+            <w:r>
+              <w:rPr>
+                <w:rFonts w:ascii="TH Sarabun New" w:cs="TH Sarabun New" w:eastAsia="TH Sarabun New" w:hAnsi="TH Sarabun New"/>
+                <w:b w:val="false"/>
+                <w:bCs w:val="false"/>
+                <w:sz w:val="28"/>
+                <w:szCs w:val="28"/>
+              </w:rPr>
+              <w:t xml:space="preserve">ทำหน้าเว็บด้วย vibe coding ไม่สำเร็จ</w:t>
+            </w:r>
+          </w:p>
+        </w:tc>
+        <w:tc>
+          <w:tcPr>
+            <w:tcW w:type="dxa" w:w="4168"/>
+            <w:tcBorders>
+              <w:top w:val="single" w:color="BFBFBF" w:sz="4"/>
+              <w:left w:val="single" w:color="BFBFBF" w:sz="4"/>
+              <w:bottom w:val="single" w:color="BFBFBF" w:sz="4"/>
+              <w:right w:val="single" w:color="BFBFBF" w:sz="4"/>
+            </w:tcBorders>
+            <w:tcMar>
+              <w:top w:type="dxa" w:w="40"/>
+              <w:left w:type="dxa" w:w="100"/>
+              <w:bottom w:type="dxa" w:w="40"/>
+              <w:right w:type="dxa" w:w="100"/>
+            </w:tcMar>
+          </w:tcPr>
+          <w:p>
+            <w:pPr>
+              <w:spacing w:after="0"/>
+            </w:pPr>
+            <w:r>
+              <w:rPr>
+                <w:rFonts w:ascii="TH Sarabun New" w:cs="TH Sarabun New" w:eastAsia="TH Sarabun New" w:hAnsi="TH Sarabun New"/>
+                <w:b w:val="false"/>
+                <w:bCs w:val="false"/>
+                <w:sz w:val="28"/>
+                <w:szCs w:val="28"/>
+              </w:rPr>
+              <w:t xml:space="preserve">เปิด farm_web.html?team=teamXX แทน (เห็นทุกค่า · ส่งคำสั่ง ack/pump ได้ · จด CSV ได้)</w:t>
+            </w:r>
+          </w:p>
+        </w:tc>
+        <w:tc>
+          <w:tcPr>
+            <w:tcW w:type="dxa" w:w="3200"/>
+            <w:tcBorders>
+              <w:top w:val="single" w:color="BFBFBF" w:sz="4"/>
+              <w:left w:val="single" w:color="BFBFBF" w:sz="4"/>
+              <w:bottom w:val="single" w:color="BFBFBF" w:sz="4"/>
+              <w:right w:val="single" w:color="BFBFBF" w:sz="4"/>
+            </w:tcBorders>
+            <w:tcMar>
+              <w:top w:type="dxa" w:w="40"/>
+              <w:left w:type="dxa" w:w="100"/>
+              <w:bottom w:type="dxa" w:w="40"/>
+              <w:right w:type="dxa" w:w="100"/>
+            </w:tcMar>
+          </w:tcPr>
+          <w:p>
+            <w:pPr>
+              <w:spacing w:after="0"/>
+            </w:pPr>
+            <w:r>
+              <w:rPr>
+                <w:rFonts w:ascii="TH Sarabun New" w:cs="TH Sarabun New" w:eastAsia="TH Sarabun New" w:hAnsi="TH Sarabun New"/>
+                <w:b w:val="false"/>
+                <w:bCs w:val="false"/>
+                <w:sz w:val="28"/>
+                <w:szCs w:val="28"/>
+              </w:rPr>
+              <w:t xml:space="preserve">หักเฉพาะหมวดเว็บ ประมาณครึ่ง</w:t>
+            </w:r>
+          </w:p>
+        </w:tc>
+      </w:tr>
+      <w:tr>
+        <w:tc>
+          <w:tcPr>
+            <w:tcW w:type="dxa" w:w="3000"/>
+            <w:tcBorders>
+              <w:top w:val="single" w:color="BFBFBF" w:sz="4"/>
+              <w:left w:val="single" w:color="BFBFBF" w:sz="4"/>
+              <w:bottom w:val="single" w:color="BFBFBF" w:sz="4"/>
+              <w:right w:val="single" w:color="BFBFBF" w:sz="4"/>
+            </w:tcBorders>
+            <w:tcMar>
+              <w:top w:type="dxa" w:w="40"/>
+              <w:left w:type="dxa" w:w="100"/>
+              <w:bottom w:type="dxa" w:w="40"/>
+              <w:right w:type="dxa" w:w="100"/>
+            </w:tcMar>
+          </w:tcPr>
+          <w:p>
+            <w:pPr>
+              <w:spacing w:after="0"/>
+            </w:pPr>
+            <w:r>
+              <w:rPr>
+                <w:rFonts w:ascii="TH Sarabun New" w:cs="TH Sarabun New" w:eastAsia="TH Sarabun New" w:hAnsi="TH Sarabun New"/>
+                <w:b w:val="false"/>
+                <w:bCs w:val="false"/>
+                <w:sz w:val="28"/>
+                <w:szCs w:val="28"/>
+              </w:rPr>
+              <w:t xml:space="preserve">ติดจนไปต่อไม่ได้</w:t>
+            </w:r>
+          </w:p>
+        </w:tc>
+        <w:tc>
+          <w:tcPr>
+            <w:tcW w:type="dxa" w:w="4168"/>
+            <w:tcBorders>
+              <w:top w:val="single" w:color="BFBFBF" w:sz="4"/>
+              <w:left w:val="single" w:color="BFBFBF" w:sz="4"/>
+              <w:bottom w:val="single" w:color="BFBFBF" w:sz="4"/>
+              <w:right w:val="single" w:color="BFBFBF" w:sz="4"/>
+            </w:tcBorders>
+            <w:tcMar>
+              <w:top w:type="dxa" w:w="40"/>
+              <w:left w:type="dxa" w:w="100"/>
+              <w:bottom w:type="dxa" w:w="40"/>
+              <w:right w:type="dxa" w:w="100"/>
+            </w:tcMar>
+          </w:tcPr>
+          <w:p>
+            <w:pPr>
+              <w:spacing w:after="0"/>
+            </w:pPr>
+            <w:r>
+              <w:rPr>
+                <w:rFonts w:ascii="TH Sarabun New" w:cs="TH Sarabun New" w:eastAsia="TH Sarabun New" w:hAnsi="TH Sarabun New"/>
+                <w:b w:val="false"/>
+                <w:bCs w:val="false"/>
+                <w:sz w:val="28"/>
+                <w:szCs w:val="28"/>
+              </w:rPr>
+              <w:t xml:space="preserve">ส่งภาพหน้าจอบอร์ดและ error ในกลุ่มแชทของคอร์ส ผู้ช่วยสอนช่วยภายในวันนั้น</w:t>
+            </w:r>
+          </w:p>
+        </w:tc>
+        <w:tc>
+          <w:tcPr>
+            <w:tcW w:type="dxa" w:w="3200"/>
+            <w:tcBorders>
+              <w:top w:val="single" w:color="BFBFBF" w:sz="4"/>
+              <w:left w:val="single" w:color="BFBFBF" w:sz="4"/>
+              <w:bottom w:val="single" w:color="BFBFBF" w:sz="4"/>
+              <w:right w:val="single" w:color="BFBFBF" w:sz="4"/>
+            </w:tcBorders>
+            <w:tcMar>
+              <w:top w:type="dxa" w:w="40"/>
+              <w:left w:type="dxa" w:w="100"/>
+              <w:bottom w:type="dxa" w:w="40"/>
+              <w:right w:type="dxa" w:w="100"/>
+            </w:tcMar>
+          </w:tcPr>
+          <w:p>
+            <w:pPr>
+              <w:spacing w:after="0"/>
+            </w:pPr>
+            <w:r>
+              <w:rPr>
+                <w:rFonts w:ascii="TH Sarabun New" w:cs="TH Sarabun New" w:eastAsia="TH Sarabun New" w:hAnsi="TH Sarabun New"/>
+                <w:b w:val="false"/>
+                <w:bCs w:val="false"/>
+                <w:sz w:val="28"/>
+                <w:szCs w:val="28"/>
+              </w:rPr>
+              <w:t xml:space="preserve">ไม่เสียคะแนน</w:t>
+            </w:r>
+          </w:p>
+        </w:tc>
+      </w:tr>
+    </w:tbl>
+    <w:p>
+      <w:pPr>
+        <w:spacing w:after="60"/>
+      </w:pPr>
+    </w:p>
+    <w:p>
+      <w:pPr>
+        <w:spacing w:after="80"/>
+      </w:pPr>
+      <w:r>
+        <w:rPr>
+          <w:rFonts w:ascii="TH Sarabun New" w:cs="TH Sarabun New" w:eastAsia="TH Sarabun New" w:hAnsi="TH Sarabun New"/>
+          <w:sz w:val="30"/>
+          <w:szCs w:val="30"/>
+        </w:rPr>
+        <w:t xml:space="preserve">☐ </w:t>
+      </w:r>
+      <w:r>
+        <w:rPr>
+          <w:rFonts w:ascii="TH Sarabun New" w:cs="TH Sarabun New" w:eastAsia="TH Sarabun New" w:hAnsi="TH Sarabun New"/>
+          <w:b/>
+          <w:bCs/>
+          <w:sz w:val="30"/>
+          <w:szCs w:val="30"/>
+        </w:rPr>
+        <w:t xml:space="preserve">จุดตรวจกลางสัปดาห์ (วันที่ 3):</w:t>
+      </w:r>
+      <w:r>
+        <w:rPr>
+          <w:rFonts w:ascii="TH Sarabun New" w:cs="TH Sarabun New" w:eastAsia="TH Sarabun New" w:hAnsi="TH Sarabun New"/>
+          <w:sz w:val="30"/>
+          <w:szCs w:val="30"/>
+        </w:rPr>
+        <w:t xml:space="preserve"> ส่งภาพจอบอร์ดของทีม + ภาพ farm_web ที่เห็นค่าของกลุ่ม ในกลุ่มแชทของคอร์ส</w:t>
       </w:r>
     </w:p>
     <w:p>
@@ -3017,7 +3727,7 @@
                 <w:sz w:val="28"/>
                 <w:szCs w:val="28"/>
               </w:rPr>
-              <w:t xml:space="preserve">ระดับ 2: กฎกันเตือนผิด · ปุ่ม · เสียง + matrix</w:t>
+              <w:t xml:space="preserve">ส่งภาพจุดตรวจ · ระดับ 2 ถ้าทำได้</w:t>
             </w:r>
           </w:p>
         </w:tc>
@@ -3049,7 +3759,7 @@
                 <w:sz w:val="28"/>
                 <w:szCs w:val="28"/>
               </w:rPr>
-              <w:t xml:space="preserve">ต่อบอร์ดจริง · ปุ่มสั่งกลับ · CSV</w:t>
+              <w:t xml:space="preserve">ต่อบอร์ดจริง · ปุ่มสั่งกลับ · CSV · ส่งภาพจุดตรวจ</w:t>
             </w:r>
           </w:p>
         </w:tc>
@@ -7505,7 +8215,7 @@
         </w:rPr>
         <w:t xml:space="preserve">ไฟล์คาบ 2 (ไฟล์ตั้งต้น): </w:t>
       </w:r>
-      <w:hyperlink w:history="1" r:id="rIdtlkice0cjcucbwmpr4xqy">
+      <w:hyperlink w:history="1" r:id="rIdk0edk2zkn4nfuac_dv8wp">
         <w:r>
           <w:rPr>
             <w:rFonts w:ascii="TH Sarabun New" w:cs="TH Sarabun New" w:eastAsia="TH Sarabun New" w:hAnsi="TH Sarabun New"/>
@@ -7530,7 +8240,7 @@
         </w:rPr>
         <w:t xml:space="preserve">farm_web.html (หน้าเว็บสำรองของห้อง): </w:t>
       </w:r>
-      <w:hyperlink w:history="1" r:id="rId5fuk84ijno1qnzeqiqq0y">
+      <w:hyperlink w:history="1" r:id="rIdkzr4swn7vqo3613iczgji">
         <w:r>
           <w:rPr>
             <w:rFonts w:ascii="TH Sarabun New" w:cs="TH Sarabun New" w:eastAsia="TH Sarabun New" w:hAnsi="TH Sarabun New"/>
@@ -7555,7 +8265,7 @@
         </w:rPr>
         <w:t xml:space="preserve">สัญญา MQTT (วางให้ AI ก่อน vibe coding): </w:t>
       </w:r>
-      <w:hyperlink w:history="1" r:id="rId7tk6_7nny_ca3yrvexf0q">
+      <w:hyperlink w:history="1" r:id="rIdrpvc4fnd5xzekavmzient">
         <w:r>
           <w:rPr>
             <w:rFonts w:ascii="TH Sarabun New" w:cs="TH Sarabun New" w:eastAsia="TH Sarabun New" w:hAnsi="TH Sarabun New"/>
@@ -7580,7 +8290,7 @@
         </w:rPr>
         <w:t xml:space="preserve">fake_board.html (บอร์ดจำลองสำหรับทดสอบเว็บ): </w:t>
       </w:r>
-      <w:hyperlink w:history="1" r:id="rIdswmqsw5_mj7kbzhxeevih">
+      <w:hyperlink w:history="1" r:id="rIdpij9mgeggdv2cy4kujsgm">
         <w:r>
           <w:rPr>
             <w:rFonts w:ascii="TH Sarabun New" w:cs="TH Sarabun New" w:eastAsia="TH Sarabun New" w:hAnsi="TH Sarabun New"/>
@@ -7605,7 +8315,7 @@
         </w:rPr>
         <w:t xml:space="preserve">ai_farm.html (หน้าเว็บคาบ 3 คู่กับ sf3_08 · ดูเป็นแรงบันดาลใจฝั่งเว็บ หรือใช้กับโบนัส AI เท่านั้น): </w:t>
       </w:r>
-      <w:hyperlink w:history="1" r:id="rId2qpnsbmfcmqy0szrfzjyf">
+      <w:hyperlink w:history="1" r:id="rIdatqkef0f5ejejxngr_6qq">
         <w:r>
           <w:rPr>
             <w:rFonts w:ascii="TH Sarabun New" w:cs="TH Sarabun New" w:eastAsia="TH Sarabun New" w:hAnsi="TH Sarabun New"/>

--- a/PROJECT_BRIEF_lite_th.docx
+++ b/PROJECT_BRIEF_lite_th.docx
@@ -29,7 +29,7 @@
           <w:sz w:val="36"/>
           <w:szCs w:val="36"/>
         </w:rPr>
-        <w:t xml:space="preserve"> ฉบับง่าย</w:t>
+        <w:t xml:space="preserve"> 1 สัปดาห์</w:t>
       </w:r>
     </w:p>
     <w:p>
@@ -45,7 +45,7 @@
           <w:sz w:val="32"/>
           <w:szCs w:val="32"/>
         </w:rPr>
-        <w:t xml:space="preserve">Remix ไฟล์คาบ 2 ให้เป็น Smart HMI ของทีม → ต่อมือถือ → นำเสนอผลงานจริง</w:t>
+        <w:t xml:space="preserve">เลือก 1 ใน 8 ไอเดีย → รับชุดเริ่มต้น (บอร์ด + เว็บ) ที่รันได้แล้ว → ต่อยอดให้เป็นเรื่องของทีม</w:t>
       </w:r>
     </w:p>
     <w:p>
@@ -59,7 +59,7 @@
           <w:sz w:val="28"/>
           <w:szCs w:val="28"/>
         </w:rPr>
-        <w:t xml:space="preserve">สำหรับนิสิตหลักสูตร Smart Farm (โลจิสติกส์) · ทำงานกลุ่มละ 2 คน · เสนอหัวข้อคาบหน้า · นำเสนอผลงานสัปดาห์ถัดไป</w:t>
+        <w:t xml:space="preserve">สำหรับนิสิตหลักสูตร Smart Farm (โลจิสติกส์) · ทำงานกลุ่มละ 2 คน · นำเสนอผลงาน 18 ต.ค. 2569</w:t>
       </w:r>
     </w:p>
     <w:tbl>
@@ -376,7 +376,7 @@
                 <w:sz w:val="28"/>
                 <w:szCs w:val="28"/>
               </w:rPr>
-              <w:t xml:space="preserve">ชื่อโปรเจกต์</w:t>
+              <w:t xml:space="preserve">ไอเดียที่เลือก (1–8)</w:t>
             </w:r>
           </w:p>
         </w:tc>
@@ -408,7 +408,7 @@
                 <w:sz w:val="28"/>
                 <w:szCs w:val="28"/>
               </w:rPr>
-              <w:t xml:space="preserve">____________________________________</w:t>
+              <w:t xml:space="preserve">______</w:t>
             </w:r>
           </w:p>
         </w:tc>
@@ -442,7 +442,7 @@
                 <w:sz w:val="28"/>
                 <w:szCs w:val="28"/>
               </w:rPr>
-              <w:t xml:space="preserve">ไอเดียที่เลือก (1–8 หรือคิดเอง)</w:t>
+              <w:t xml:space="preserve">ผู้ใช้ / สถานที่ของทีม (ห้ามซ้ำทีมอื่น)</w:t>
             </w:r>
           </w:p>
         </w:tc>
@@ -474,7 +474,7 @@
                 <w:sz w:val="28"/>
                 <w:szCs w:val="28"/>
               </w:rPr>
-              <w:t xml:space="preserve">______</w:t>
+              <w:t xml:space="preserve">____________________________________</w:t>
             </w:r>
           </w:p>
         </w:tc>
@@ -515,7 +515,7 @@
           <w:sz w:val="30"/>
           <w:szCs w:val="30"/>
         </w:rPr>
-        <w:t xml:space="preserve">ปัญหาจริงหนึ่งข้อ</w:t>
+        <w:t xml:space="preserve">ไอเดียหนึ่งข้อ</w:t>
       </w:r>
       <w:r>
         <w:rPr>
@@ -523,7 +523,7 @@
           <w:sz w:val="30"/>
           <w:szCs w:val="30"/>
         </w:rPr>
-        <w:t xml:space="preserve"> ในฟาร์มหรือการขนส่งผลผลิต แล้ว </w:t>
+        <w:t xml:space="preserve"> แล้วนำ </w:t>
       </w:r>
       <w:r>
         <w:rPr>
@@ -533,7 +533,7 @@
           <w:sz w:val="30"/>
           <w:szCs w:val="30"/>
         </w:rPr>
-        <w:t xml:space="preserve">remix ไฟล์ตั้งต้นหนึ่งไฟล์จากคาบ 2</w:t>
+        <w:t xml:space="preserve">ชุดเริ่มต้น</w:t>
       </w:r>
       <w:r>
         <w:rPr>
@@ -541,7 +541,25 @@
           <w:sz w:val="30"/>
           <w:szCs w:val="30"/>
         </w:rPr>
-        <w:t xml:space="preserve"> ให้เป็นอุปกรณ์ Smart HMI ของทีม ที่วัดค่าได้ ตัดสินใจเองได้ เตือนด้วยเสียงและไฟ และดูหรือสั่งงานจากมือถือได้</w:t>
+        <w:t xml:space="preserve"> ของไอเดียนั้น (ไฟล์บอร์ด + หน้าเว็บ ที่รันได้แล้ว) ไป </w:t>
+      </w:r>
+      <w:r>
+        <w:rPr>
+          <w:rFonts w:ascii="TH Sarabun New" w:cs="TH Sarabun New" w:eastAsia="TH Sarabun New" w:hAnsi="TH Sarabun New"/>
+          <w:b/>
+          <w:bCs/>
+          <w:sz w:val="30"/>
+          <w:szCs w:val="30"/>
+        </w:rPr>
+        <w:t xml:space="preserve">ต่อยอดอย่างน้อย 3 อย่าง</w:t>
+      </w:r>
+      <w:r>
+        <w:rPr>
+          <w:rFonts w:ascii="TH Sarabun New" w:cs="TH Sarabun New" w:eastAsia="TH Sarabun New" w:hAnsi="TH Sarabun New"/>
+          <w:sz w:val="30"/>
+          <w:szCs w:val="30"/>
+        </w:rPr>
+        <w:t xml:space="preserve"> ให้เป็นอุปกรณ์ Smart HMI ของทีม ที่วัดค่าได้ ตัดสินใจเองได้ เตือนด้วยเสียงและไฟ และดูหรือสั่งงานจากมือถือผ่าน MQTT ได้</w:t>
       </w:r>
     </w:p>
     <w:p>
@@ -556,7 +574,7 @@
           <w:sz w:val="24"/>
           <w:szCs w:val="24"/>
         </w:rPr>
-        <w:t xml:space="preserve">เริ่มจากปัญหา ไม่ใช่จากเซนเซอร์ — "บอร์ดมีเรดาร์ เลยทำอะไรกับเรดาร์ดี" คือคำถามที่ผิด · "ห้องเห็ดชื้นไม่พอ เห็ดไม่ออกดอก คนงานไม่รู้จนสายไป" คือคำถามที่ถูก</w:t>
+        <w:t xml:space="preserve">โปรเจกต์ใช้ของคาบ 1–2 และ MQTT เป็นหลัก · Edge AI (คาบ 3) เรียนเพื่อเข้าใจหลักการ ไม่อยู่ในโปรเจกต์นี้</w:t>
       </w:r>
     </w:p>
     <w:p>
@@ -572,12 +590,12 @@
           <w:sz w:val="40"/>
           <w:szCs w:val="40"/>
         </w:rPr>
-        <w:t xml:space="preserve">1. เมื่อจบโปรเจกต์ ทีมต้องมี</w:t>
+        <w:t xml:space="preserve">1. ชุดเริ่มต้นของแต่ละไอเดีย</w:t>
       </w:r>
     </w:p>
     <w:p>
       <w:pPr>
-        <w:spacing w:after="80"/>
+        <w:spacing w:before="120"/>
       </w:pPr>
       <w:r>
         <w:rPr>
@@ -585,7 +603,7 @@
           <w:sz w:val="30"/>
           <w:szCs w:val="30"/>
         </w:rPr>
-        <w:t xml:space="preserve">☐ </w:t>
+        <w:t xml:space="preserve">ทุกไอเดียมีชุดเริ่มต้นในโฟลเดอร์ </w:t>
       </w:r>
       <w:r>
         <w:rPr>
@@ -595,7 +613,7 @@
           <w:sz w:val="30"/>
           <w:szCs w:val="30"/>
         </w:rPr>
-        <w:t xml:space="preserve">ปัญหาในหนึ่งประโยค:</w:t>
+        <w:t xml:space="preserve">project/</w:t>
       </w:r>
       <w:r>
         <w:rPr>
@@ -603,20 +621,7 @@
           <w:sz w:val="30"/>
           <w:szCs w:val="30"/>
         </w:rPr>
-        <w:t xml:space="preserve"> ใคร เสียอะไร</w:t>
-      </w:r>
-    </w:p>
-    <w:p>
-      <w:pPr>
-        <w:spacing w:after="80"/>
-      </w:pPr>
-      <w:r>
-        <w:rPr>
-          <w:rFonts w:ascii="TH Sarabun New" w:cs="TH Sarabun New" w:eastAsia="TH Sarabun New" w:hAnsi="TH Sarabun New"/>
-          <w:sz w:val="30"/>
-          <w:szCs w:val="30"/>
-        </w:rPr>
-        <w:t xml:space="preserve">☐ </w:t>
+        <w:t xml:space="preserve"> ของคอร์ส: </w:t>
       </w:r>
       <w:r>
         <w:rPr>
@@ -626,7 +631,7 @@
           <w:sz w:val="30"/>
           <w:szCs w:val="30"/>
         </w:rPr>
-        <w:t xml:space="preserve">จอบนบอร์ดเป็นเรื่องของทีม:</w:t>
+        <w:t xml:space="preserve">ไฟล์บอร์ด</w:t>
       </w:r>
       <w:r>
         <w:rPr>
@@ -634,20 +639,7 @@
           <w:sz w:val="30"/>
           <w:szCs w:val="30"/>
         </w:rPr>
-        <w:t xml:space="preserve"> เปลี่ยนชื่อ ป้าย หน่วย และช่วงค่าให้ตรงโจทย์ (ห้ามเป็นจอเดิมของไฟล์ตั้งต้น)</w:t>
-      </w:r>
-    </w:p>
-    <w:p>
-      <w:pPr>
-        <w:spacing w:after="80"/>
-      </w:pPr>
-      <w:r>
-        <w:rPr>
-          <w:rFonts w:ascii="TH Sarabun New" w:cs="TH Sarabun New" w:eastAsia="TH Sarabun New" w:hAnsi="TH Sarabun New"/>
-          <w:sz w:val="30"/>
-          <w:szCs w:val="30"/>
-        </w:rPr>
-        <w:t xml:space="preserve">☐ </w:t>
+        <w:t xml:space="preserve"> 1 ไฟล์ (จอ ปุ่ม เสียง RGB matrix MQTT และรับคำสั่งจากมือถือครบแล้ว) และ </w:t>
       </w:r>
       <w:r>
         <w:rPr>
@@ -657,7 +649,7 @@
           <w:sz w:val="30"/>
           <w:szCs w:val="30"/>
         </w:rPr>
-        <w:t xml:space="preserve">เซนเซอร์จริง 1 ตัว + กฎตัดสินใจ 1 กฎ</w:t>
+        <w:t xml:space="preserve">หน้าเว็บ</w:t>
       </w:r>
       <w:r>
         <w:rPr>
@@ -665,141 +657,1223 @@
           <w:sz w:val="30"/>
           <w:szCs w:val="30"/>
         </w:rPr>
-        <w:t xml:space="preserve"> ที่มีตัวกันเตือนผิด (hysteresis หรือยืนยัน N ครั้ง)</w:t>
-      </w:r>
+        <w:t xml:space="preserve"> idea_web.html ที่ตั้งค่าไว้สำหรับไอเดียนั้น</w:t>
+      </w:r>
+    </w:p>
+    <w:tbl>
+      <w:tblPr>
+        <w:tblW w:type="dxa" w:w="10368"/>
+        <w:tblBorders>
+          <w:top w:val="single" w:color="auto" w:sz="4"/>
+          <w:left w:val="single" w:color="auto" w:sz="4"/>
+          <w:bottom w:val="single" w:color="auto" w:sz="4"/>
+          <w:right w:val="single" w:color="auto" w:sz="4"/>
+          <w:insideH w:val="single" w:color="auto" w:sz="4"/>
+          <w:insideV w:val="single" w:color="auto" w:sz="4"/>
+        </w:tblBorders>
+      </w:tblPr>
+      <w:tblGrid>
+        <w:gridCol w:w="2500"/>
+        <w:gridCol w:w="2900"/>
+        <w:gridCol w:w="2668"/>
+        <w:gridCol w:w="2300"/>
+      </w:tblGrid>
+      <w:tr>
+        <w:trPr>
+          <w:tblHeader/>
+        </w:trPr>
+        <w:tc>
+          <w:tcPr>
+            <w:tcW w:type="dxa" w:w="2500"/>
+            <w:tcBorders>
+              <w:top w:val="single" w:color="BFBFBF" w:sz="4"/>
+              <w:left w:val="single" w:color="BFBFBF" w:sz="4"/>
+              <w:bottom w:val="single" w:color="BFBFBF" w:sz="4"/>
+              <w:right w:val="single" w:color="BFBFBF" w:sz="4"/>
+            </w:tcBorders>
+            <w:shd w:fill="D9EAF7" w:color="auto" w:val="clear"/>
+            <w:tcMar>
+              <w:top w:type="dxa" w:w="40"/>
+              <w:left w:type="dxa" w:w="100"/>
+              <w:bottom w:type="dxa" w:w="40"/>
+              <w:right w:type="dxa" w:w="100"/>
+            </w:tcMar>
+          </w:tcPr>
+          <w:p>
+            <w:pPr>
+              <w:spacing w:after="0"/>
+            </w:pPr>
+            <w:r>
+              <w:rPr>
+                <w:rFonts w:ascii="TH Sarabun New" w:cs="TH Sarabun New" w:eastAsia="TH Sarabun New" w:hAnsi="TH Sarabun New"/>
+                <w:b/>
+                <w:bCs/>
+                <w:sz w:val="28"/>
+                <w:szCs w:val="28"/>
+              </w:rPr>
+              <w:t xml:space="preserve">ไอเดีย</w:t>
+            </w:r>
+          </w:p>
+        </w:tc>
+        <w:tc>
+          <w:tcPr>
+            <w:tcW w:type="dxa" w:w="2900"/>
+            <w:tcBorders>
+              <w:top w:val="single" w:color="BFBFBF" w:sz="4"/>
+              <w:left w:val="single" w:color="BFBFBF" w:sz="4"/>
+              <w:bottom w:val="single" w:color="BFBFBF" w:sz="4"/>
+              <w:right w:val="single" w:color="BFBFBF" w:sz="4"/>
+            </w:tcBorders>
+            <w:shd w:fill="D9EAF7" w:color="auto" w:val="clear"/>
+            <w:tcMar>
+              <w:top w:type="dxa" w:w="40"/>
+              <w:left w:type="dxa" w:w="100"/>
+              <w:bottom w:type="dxa" w:w="40"/>
+              <w:right w:type="dxa" w:w="100"/>
+            </w:tcMar>
+          </w:tcPr>
+          <w:p>
+            <w:pPr>
+              <w:spacing w:after="0"/>
+            </w:pPr>
+            <w:r>
+              <w:rPr>
+                <w:rFonts w:ascii="TH Sarabun New" w:cs="TH Sarabun New" w:eastAsia="TH Sarabun New" w:hAnsi="TH Sarabun New"/>
+                <w:b/>
+                <w:bCs/>
+                <w:sz w:val="28"/>
+                <w:szCs w:val="28"/>
+              </w:rPr>
+              <w:t xml:space="preserve">ไฟล์บอร์ด (project/)</w:t>
+            </w:r>
+          </w:p>
+        </w:tc>
+        <w:tc>
+          <w:tcPr>
+            <w:tcW w:type="dxa" w:w="2668"/>
+            <w:tcBorders>
+              <w:top w:val="single" w:color="BFBFBF" w:sz="4"/>
+              <w:left w:val="single" w:color="BFBFBF" w:sz="4"/>
+              <w:bottom w:val="single" w:color="BFBFBF" w:sz="4"/>
+              <w:right w:val="single" w:color="BFBFBF" w:sz="4"/>
+            </w:tcBorders>
+            <w:shd w:fill="D9EAF7" w:color="auto" w:val="clear"/>
+            <w:tcMar>
+              <w:top w:type="dxa" w:w="40"/>
+              <w:left w:type="dxa" w:w="100"/>
+              <w:bottom w:type="dxa" w:w="40"/>
+              <w:right w:type="dxa" w:w="100"/>
+            </w:tcMar>
+          </w:tcPr>
+          <w:p>
+            <w:pPr>
+              <w:spacing w:after="0"/>
+            </w:pPr>
+            <w:r>
+              <w:rPr>
+                <w:rFonts w:ascii="TH Sarabun New" w:cs="TH Sarabun New" w:eastAsia="TH Sarabun New" w:hAnsi="TH Sarabun New"/>
+                <w:b/>
+                <w:bCs/>
+                <w:sz w:val="28"/>
+                <w:szCs w:val="28"/>
+              </w:rPr>
+              <w:t xml:space="preserve">ชุดเริ่มต้นทำอะไรได้แล้ว</w:t>
+            </w:r>
+          </w:p>
+        </w:tc>
+        <w:tc>
+          <w:tcPr>
+            <w:tcW w:type="dxa" w:w="2300"/>
+            <w:tcBorders>
+              <w:top w:val="single" w:color="BFBFBF" w:sz="4"/>
+              <w:left w:val="single" w:color="BFBFBF" w:sz="4"/>
+              <w:bottom w:val="single" w:color="BFBFBF" w:sz="4"/>
+              <w:right w:val="single" w:color="BFBFBF" w:sz="4"/>
+            </w:tcBorders>
+            <w:shd w:fill="D9EAF7" w:color="auto" w:val="clear"/>
+            <w:tcMar>
+              <w:top w:type="dxa" w:w="40"/>
+              <w:left w:type="dxa" w:w="100"/>
+              <w:bottom w:type="dxa" w:w="40"/>
+              <w:right w:type="dxa" w:w="100"/>
+            </w:tcMar>
+          </w:tcPr>
+          <w:p>
+            <w:pPr>
+              <w:spacing w:after="0"/>
+            </w:pPr>
+            <w:r>
+              <w:rPr>
+                <w:rFonts w:ascii="TH Sarabun New" w:cs="TH Sarabun New" w:eastAsia="TH Sarabun New" w:hAnsi="TH Sarabun New"/>
+                <w:b/>
+                <w:bCs/>
+                <w:sz w:val="28"/>
+                <w:szCs w:val="28"/>
+              </w:rPr>
+              <w:t xml:space="preserve">หน้าเว็บ</w:t>
+            </w:r>
+          </w:p>
+        </w:tc>
+      </w:tr>
+      <w:tr>
+        <w:tc>
+          <w:tcPr>
+            <w:tcW w:type="dxa" w:w="2500"/>
+            <w:tcBorders>
+              <w:top w:val="single" w:color="BFBFBF" w:sz="4"/>
+              <w:left w:val="single" w:color="BFBFBF" w:sz="4"/>
+              <w:bottom w:val="single" w:color="BFBFBF" w:sz="4"/>
+              <w:right w:val="single" w:color="BFBFBF" w:sz="4"/>
+            </w:tcBorders>
+            <w:tcMar>
+              <w:top w:type="dxa" w:w="40"/>
+              <w:left w:type="dxa" w:w="100"/>
+              <w:bottom w:type="dxa" w:w="40"/>
+              <w:right w:type="dxa" w:w="100"/>
+            </w:tcMar>
+          </w:tcPr>
+          <w:p>
+            <w:pPr>
+              <w:spacing w:after="0"/>
+            </w:pPr>
+            <w:r>
+              <w:rPr>
+                <w:rFonts w:ascii="TH Sarabun New" w:cs="TH Sarabun New" w:eastAsia="TH Sarabun New" w:hAnsi="TH Sarabun New"/>
+                <w:b w:val="false"/>
+                <w:bCs w:val="false"/>
+                <w:sz w:val="28"/>
+                <w:szCs w:val="28"/>
+              </w:rPr>
+              <w:t xml:space="preserve">1 · กล่องขนส่งผลไม้ห้องเย็น</w:t>
+            </w:r>
+          </w:p>
+        </w:tc>
+        <w:tc>
+          <w:tcPr>
+            <w:tcW w:type="dxa" w:w="2900"/>
+            <w:tcBorders>
+              <w:top w:val="single" w:color="BFBFBF" w:sz="4"/>
+              <w:left w:val="single" w:color="BFBFBF" w:sz="4"/>
+              <w:bottom w:val="single" w:color="BFBFBF" w:sz="4"/>
+              <w:right w:val="single" w:color="BFBFBF" w:sz="4"/>
+            </w:tcBorders>
+            <w:tcMar>
+              <w:top w:type="dxa" w:w="40"/>
+              <w:left w:type="dxa" w:w="100"/>
+              <w:bottom w:type="dxa" w:w="40"/>
+              <w:right w:type="dxa" w:w="100"/>
+            </w:tcMar>
+          </w:tcPr>
+          <w:p>
+            <w:pPr>
+              <w:spacing w:after="0"/>
+            </w:pPr>
+            <w:r>
+              <w:rPr>
+                <w:rFonts w:ascii="TH Sarabun New" w:cs="TH Sarabun New" w:eastAsia="TH Sarabun New" w:hAnsi="TH Sarabun New"/>
+                <w:b w:val="false"/>
+                <w:bCs w:val="false"/>
+                <w:sz w:val="28"/>
+                <w:szCs w:val="28"/>
+              </w:rPr>
+              <w:t xml:space="preserve">idea_1_cold_chain.py</w:t>
+            </w:r>
+          </w:p>
+        </w:tc>
+        <w:tc>
+          <w:tcPr>
+            <w:tcW w:type="dxa" w:w="2668"/>
+            <w:tcBorders>
+              <w:top w:val="single" w:color="BFBFBF" w:sz="4"/>
+              <w:left w:val="single" w:color="BFBFBF" w:sz="4"/>
+              <w:bottom w:val="single" w:color="BFBFBF" w:sz="4"/>
+              <w:right w:val="single" w:color="BFBFBF" w:sz="4"/>
+            </w:tcBorders>
+            <w:tcMar>
+              <w:top w:type="dxa" w:w="40"/>
+              <w:left w:type="dxa" w:w="100"/>
+              <w:bottom w:type="dxa" w:w="40"/>
+              <w:right w:type="dxa" w:w="100"/>
+            </w:tcMar>
+          </w:tcPr>
+          <w:p>
+            <w:pPr>
+              <w:spacing w:after="0"/>
+            </w:pPr>
+            <w:r>
+              <w:rPr>
+                <w:rFonts w:ascii="TH Sarabun New" w:cs="TH Sarabun New" w:eastAsia="TH Sarabun New" w:hAnsi="TH Sarabun New"/>
+                <w:b w:val="false"/>
+                <w:bCs w:val="false"/>
+                <w:sz w:val="28"/>
+                <w:szCs w:val="28"/>
+              </w:rPr>
+              <w:t xml:space="preserve">เตือนกล่องร้อนเกิน · กดรับทราบ</w:t>
+            </w:r>
+          </w:p>
+        </w:tc>
+        <w:tc>
+          <w:tcPr>
+            <w:tcW w:type="dxa" w:w="2300"/>
+            <w:tcBorders>
+              <w:top w:val="single" w:color="BFBFBF" w:sz="4"/>
+              <w:left w:val="single" w:color="BFBFBF" w:sz="4"/>
+              <w:bottom w:val="single" w:color="BFBFBF" w:sz="4"/>
+              <w:right w:val="single" w:color="BFBFBF" w:sz="4"/>
+            </w:tcBorders>
+            <w:tcMar>
+              <w:top w:type="dxa" w:w="40"/>
+              <w:left w:type="dxa" w:w="100"/>
+              <w:bottom w:type="dxa" w:w="40"/>
+              <w:right w:type="dxa" w:w="100"/>
+            </w:tcMar>
+          </w:tcPr>
+          <w:p>
+            <w:pPr>
+              <w:spacing w:after="0"/>
+            </w:pPr>
+            <w:r>
+              <w:rPr>
+                <w:rFonts w:ascii="TH Sarabun New" w:cs="TH Sarabun New" w:eastAsia="TH Sarabun New" w:hAnsi="TH Sarabun New"/>
+                <w:b w:val="false"/>
+                <w:bCs w:val="false"/>
+                <w:sz w:val="28"/>
+                <w:szCs w:val="28"/>
+              </w:rPr>
+              <w:t xml:space="preserve">idea_web.html?idea=1</w:t>
+            </w:r>
+          </w:p>
+        </w:tc>
+      </w:tr>
+      <w:tr>
+        <w:tc>
+          <w:tcPr>
+            <w:tcW w:type="dxa" w:w="2500"/>
+            <w:tcBorders>
+              <w:top w:val="single" w:color="BFBFBF" w:sz="4"/>
+              <w:left w:val="single" w:color="BFBFBF" w:sz="4"/>
+              <w:bottom w:val="single" w:color="BFBFBF" w:sz="4"/>
+              <w:right w:val="single" w:color="BFBFBF" w:sz="4"/>
+            </w:tcBorders>
+            <w:tcMar>
+              <w:top w:type="dxa" w:w="40"/>
+              <w:left w:type="dxa" w:w="100"/>
+              <w:bottom w:type="dxa" w:w="40"/>
+              <w:right w:type="dxa" w:w="100"/>
+            </w:tcMar>
+          </w:tcPr>
+          <w:p>
+            <w:pPr>
+              <w:spacing w:after="0"/>
+            </w:pPr>
+            <w:r>
+              <w:rPr>
+                <w:rFonts w:ascii="TH Sarabun New" w:cs="TH Sarabun New" w:eastAsia="TH Sarabun New" w:hAnsi="TH Sarabun New"/>
+                <w:b w:val="false"/>
+                <w:bCs w:val="false"/>
+                <w:sz w:val="28"/>
+                <w:szCs w:val="28"/>
+              </w:rPr>
+              <w:t xml:space="preserve">2 · รถส่งผลผลิตถึงตลาด</w:t>
+            </w:r>
+          </w:p>
+        </w:tc>
+        <w:tc>
+          <w:tcPr>
+            <w:tcW w:type="dxa" w:w="2900"/>
+            <w:tcBorders>
+              <w:top w:val="single" w:color="BFBFBF" w:sz="4"/>
+              <w:left w:val="single" w:color="BFBFBF" w:sz="4"/>
+              <w:bottom w:val="single" w:color="BFBFBF" w:sz="4"/>
+              <w:right w:val="single" w:color="BFBFBF" w:sz="4"/>
+            </w:tcBorders>
+            <w:tcMar>
+              <w:top w:type="dxa" w:w="40"/>
+              <w:left w:type="dxa" w:w="100"/>
+              <w:bottom w:type="dxa" w:w="40"/>
+              <w:right w:type="dxa" w:w="100"/>
+            </w:tcMar>
+          </w:tcPr>
+          <w:p>
+            <w:pPr>
+              <w:spacing w:after="0"/>
+            </w:pPr>
+            <w:r>
+              <w:rPr>
+                <w:rFonts w:ascii="TH Sarabun New" w:cs="TH Sarabun New" w:eastAsia="TH Sarabun New" w:hAnsi="TH Sarabun New"/>
+                <w:b w:val="false"/>
+                <w:bCs w:val="false"/>
+                <w:sz w:val="28"/>
+                <w:szCs w:val="28"/>
+              </w:rPr>
+              <w:t xml:space="preserve">idea_2_delivery.py</w:t>
+            </w:r>
+          </w:p>
+        </w:tc>
+        <w:tc>
+          <w:tcPr>
+            <w:tcW w:type="dxa" w:w="2668"/>
+            <w:tcBorders>
+              <w:top w:val="single" w:color="BFBFBF" w:sz="4"/>
+              <w:left w:val="single" w:color="BFBFBF" w:sz="4"/>
+              <w:bottom w:val="single" w:color="BFBFBF" w:sz="4"/>
+              <w:right w:val="single" w:color="BFBFBF" w:sz="4"/>
+            </w:tcBorders>
+            <w:tcMar>
+              <w:top w:type="dxa" w:w="40"/>
+              <w:left w:type="dxa" w:w="100"/>
+              <w:bottom w:type="dxa" w:w="40"/>
+              <w:right w:type="dxa" w:w="100"/>
+            </w:tcMar>
+          </w:tcPr>
+          <w:p>
+            <w:pPr>
+              <w:spacing w:after="0"/>
+            </w:pPr>
+            <w:r>
+              <w:rPr>
+                <w:rFonts w:ascii="TH Sarabun New" w:cs="TH Sarabun New" w:eastAsia="TH Sarabun New" w:hAnsi="TH Sarabun New"/>
+                <w:b w:val="false"/>
+                <w:bCs w:val="false"/>
+                <w:sz w:val="28"/>
+                <w:szCs w:val="28"/>
+              </w:rPr>
+              <w:t xml:space="preserve">ดูอุณหภูมิกระบะ · ลูกค้ากดรับของ</w:t>
+            </w:r>
+          </w:p>
+        </w:tc>
+        <w:tc>
+          <w:tcPr>
+            <w:tcW w:type="dxa" w:w="2300"/>
+            <w:tcBorders>
+              <w:top w:val="single" w:color="BFBFBF" w:sz="4"/>
+              <w:left w:val="single" w:color="BFBFBF" w:sz="4"/>
+              <w:bottom w:val="single" w:color="BFBFBF" w:sz="4"/>
+              <w:right w:val="single" w:color="BFBFBF" w:sz="4"/>
+            </w:tcBorders>
+            <w:tcMar>
+              <w:top w:type="dxa" w:w="40"/>
+              <w:left w:type="dxa" w:w="100"/>
+              <w:bottom w:type="dxa" w:w="40"/>
+              <w:right w:type="dxa" w:w="100"/>
+            </w:tcMar>
+          </w:tcPr>
+          <w:p>
+            <w:pPr>
+              <w:spacing w:after="0"/>
+            </w:pPr>
+            <w:r>
+              <w:rPr>
+                <w:rFonts w:ascii="TH Sarabun New" w:cs="TH Sarabun New" w:eastAsia="TH Sarabun New" w:hAnsi="TH Sarabun New"/>
+                <w:b w:val="false"/>
+                <w:bCs w:val="false"/>
+                <w:sz w:val="28"/>
+                <w:szCs w:val="28"/>
+              </w:rPr>
+              <w:t xml:space="preserve">idea_web.html?idea=2</w:t>
+            </w:r>
+          </w:p>
+        </w:tc>
+      </w:tr>
+      <w:tr>
+        <w:tc>
+          <w:tcPr>
+            <w:tcW w:type="dxa" w:w="2500"/>
+            <w:tcBorders>
+              <w:top w:val="single" w:color="BFBFBF" w:sz="4"/>
+              <w:left w:val="single" w:color="BFBFBF" w:sz="4"/>
+              <w:bottom w:val="single" w:color="BFBFBF" w:sz="4"/>
+              <w:right w:val="single" w:color="BFBFBF" w:sz="4"/>
+            </w:tcBorders>
+            <w:tcMar>
+              <w:top w:type="dxa" w:w="40"/>
+              <w:left w:type="dxa" w:w="100"/>
+              <w:bottom w:type="dxa" w:w="40"/>
+              <w:right w:type="dxa" w:w="100"/>
+            </w:tcMar>
+          </w:tcPr>
+          <w:p>
+            <w:pPr>
+              <w:spacing w:after="0"/>
+            </w:pPr>
+            <w:r>
+              <w:rPr>
+                <w:rFonts w:ascii="TH Sarabun New" w:cs="TH Sarabun New" w:eastAsia="TH Sarabun New" w:hAnsi="TH Sarabun New"/>
+                <w:b w:val="false"/>
+                <w:bCs w:val="false"/>
+                <w:sz w:val="28"/>
+                <w:szCs w:val="28"/>
+              </w:rPr>
+              <w:t xml:space="preserve">3 · ไซโลข้าวเปลือก</w:t>
+            </w:r>
+          </w:p>
+        </w:tc>
+        <w:tc>
+          <w:tcPr>
+            <w:tcW w:type="dxa" w:w="2900"/>
+            <w:tcBorders>
+              <w:top w:val="single" w:color="BFBFBF" w:sz="4"/>
+              <w:left w:val="single" w:color="BFBFBF" w:sz="4"/>
+              <w:bottom w:val="single" w:color="BFBFBF" w:sz="4"/>
+              <w:right w:val="single" w:color="BFBFBF" w:sz="4"/>
+            </w:tcBorders>
+            <w:tcMar>
+              <w:top w:type="dxa" w:w="40"/>
+              <w:left w:type="dxa" w:w="100"/>
+              <w:bottom w:type="dxa" w:w="40"/>
+              <w:right w:type="dxa" w:w="100"/>
+            </w:tcMar>
+          </w:tcPr>
+          <w:p>
+            <w:pPr>
+              <w:spacing w:after="0"/>
+            </w:pPr>
+            <w:r>
+              <w:rPr>
+                <w:rFonts w:ascii="TH Sarabun New" w:cs="TH Sarabun New" w:eastAsia="TH Sarabun New" w:hAnsi="TH Sarabun New"/>
+                <w:b w:val="false"/>
+                <w:bCs w:val="false"/>
+                <w:sz w:val="28"/>
+                <w:szCs w:val="28"/>
+              </w:rPr>
+              <w:t xml:space="preserve">idea_3_silo.py</w:t>
+            </w:r>
+          </w:p>
+        </w:tc>
+        <w:tc>
+          <w:tcPr>
+            <w:tcW w:type="dxa" w:w="2668"/>
+            <w:tcBorders>
+              <w:top w:val="single" w:color="BFBFBF" w:sz="4"/>
+              <w:left w:val="single" w:color="BFBFBF" w:sz="4"/>
+              <w:bottom w:val="single" w:color="BFBFBF" w:sz="4"/>
+              <w:right w:val="single" w:color="BFBFBF" w:sz="4"/>
+            </w:tcBorders>
+            <w:tcMar>
+              <w:top w:type="dxa" w:w="40"/>
+              <w:left w:type="dxa" w:w="100"/>
+              <w:bottom w:type="dxa" w:w="40"/>
+              <w:right w:type="dxa" w:w="100"/>
+            </w:tcMar>
+          </w:tcPr>
+          <w:p>
+            <w:pPr>
+              <w:spacing w:after="0"/>
+            </w:pPr>
+            <w:r>
+              <w:rPr>
+                <w:rFonts w:ascii="TH Sarabun New" w:cs="TH Sarabun New" w:eastAsia="TH Sarabun New" w:hAnsi="TH Sarabun New"/>
+                <w:b w:val="false"/>
+                <w:bCs w:val="false"/>
+                <w:sz w:val="28"/>
+                <w:szCs w:val="28"/>
+              </w:rPr>
+              <w:t xml:space="preserve">เตือนความชื้นในไซโลสูง</w:t>
+            </w:r>
+          </w:p>
+        </w:tc>
+        <w:tc>
+          <w:tcPr>
+            <w:tcW w:type="dxa" w:w="2300"/>
+            <w:tcBorders>
+              <w:top w:val="single" w:color="BFBFBF" w:sz="4"/>
+              <w:left w:val="single" w:color="BFBFBF" w:sz="4"/>
+              <w:bottom w:val="single" w:color="BFBFBF" w:sz="4"/>
+              <w:right w:val="single" w:color="BFBFBF" w:sz="4"/>
+            </w:tcBorders>
+            <w:tcMar>
+              <w:top w:type="dxa" w:w="40"/>
+              <w:left w:type="dxa" w:w="100"/>
+              <w:bottom w:type="dxa" w:w="40"/>
+              <w:right w:type="dxa" w:w="100"/>
+            </w:tcMar>
+          </w:tcPr>
+          <w:p>
+            <w:pPr>
+              <w:spacing w:after="0"/>
+            </w:pPr>
+            <w:r>
+              <w:rPr>
+                <w:rFonts w:ascii="TH Sarabun New" w:cs="TH Sarabun New" w:eastAsia="TH Sarabun New" w:hAnsi="TH Sarabun New"/>
+                <w:b w:val="false"/>
+                <w:bCs w:val="false"/>
+                <w:sz w:val="28"/>
+                <w:szCs w:val="28"/>
+              </w:rPr>
+              <w:t xml:space="preserve">idea_web.html?idea=3</w:t>
+            </w:r>
+          </w:p>
+        </w:tc>
+      </w:tr>
+      <w:tr>
+        <w:tc>
+          <w:tcPr>
+            <w:tcW w:type="dxa" w:w="2500"/>
+            <w:tcBorders>
+              <w:top w:val="single" w:color="BFBFBF" w:sz="4"/>
+              <w:left w:val="single" w:color="BFBFBF" w:sz="4"/>
+              <w:bottom w:val="single" w:color="BFBFBF" w:sz="4"/>
+              <w:right w:val="single" w:color="BFBFBF" w:sz="4"/>
+            </w:tcBorders>
+            <w:tcMar>
+              <w:top w:type="dxa" w:w="40"/>
+              <w:left w:type="dxa" w:w="100"/>
+              <w:bottom w:type="dxa" w:w="40"/>
+              <w:right w:type="dxa" w:w="100"/>
+            </w:tcMar>
+          </w:tcPr>
+          <w:p>
+            <w:pPr>
+              <w:spacing w:after="0"/>
+            </w:pPr>
+            <w:r>
+              <w:rPr>
+                <w:rFonts w:ascii="TH Sarabun New" w:cs="TH Sarabun New" w:eastAsia="TH Sarabun New" w:hAnsi="TH Sarabun New"/>
+                <w:b w:val="false"/>
+                <w:bCs w:val="false"/>
+                <w:sz w:val="28"/>
+                <w:szCs w:val="28"/>
+              </w:rPr>
+              <w:t xml:space="preserve">4 · โรงเรือนอัจฉริยะ</w:t>
+            </w:r>
+          </w:p>
+        </w:tc>
+        <w:tc>
+          <w:tcPr>
+            <w:tcW w:type="dxa" w:w="2900"/>
+            <w:tcBorders>
+              <w:top w:val="single" w:color="BFBFBF" w:sz="4"/>
+              <w:left w:val="single" w:color="BFBFBF" w:sz="4"/>
+              <w:bottom w:val="single" w:color="BFBFBF" w:sz="4"/>
+              <w:right w:val="single" w:color="BFBFBF" w:sz="4"/>
+            </w:tcBorders>
+            <w:tcMar>
+              <w:top w:type="dxa" w:w="40"/>
+              <w:left w:type="dxa" w:w="100"/>
+              <w:bottom w:type="dxa" w:w="40"/>
+              <w:right w:type="dxa" w:w="100"/>
+            </w:tcMar>
+          </w:tcPr>
+          <w:p>
+            <w:pPr>
+              <w:spacing w:after="0"/>
+            </w:pPr>
+            <w:r>
+              <w:rPr>
+                <w:rFonts w:ascii="TH Sarabun New" w:cs="TH Sarabun New" w:eastAsia="TH Sarabun New" w:hAnsi="TH Sarabun New"/>
+                <w:b w:val="false"/>
+                <w:bCs w:val="false"/>
+                <w:sz w:val="28"/>
+                <w:szCs w:val="28"/>
+              </w:rPr>
+              <w:t xml:space="preserve">idea_4_greenhouse.py</w:t>
+            </w:r>
+          </w:p>
+        </w:tc>
+        <w:tc>
+          <w:tcPr>
+            <w:tcW w:type="dxa" w:w="2668"/>
+            <w:tcBorders>
+              <w:top w:val="single" w:color="BFBFBF" w:sz="4"/>
+              <w:left w:val="single" w:color="BFBFBF" w:sz="4"/>
+              <w:bottom w:val="single" w:color="BFBFBF" w:sz="4"/>
+              <w:right w:val="single" w:color="BFBFBF" w:sz="4"/>
+            </w:tcBorders>
+            <w:tcMar>
+              <w:top w:type="dxa" w:w="40"/>
+              <w:left w:type="dxa" w:w="100"/>
+              <w:bottom w:type="dxa" w:w="40"/>
+              <w:right w:type="dxa" w:w="100"/>
+            </w:tcMar>
+          </w:tcPr>
+          <w:p>
+            <w:pPr>
+              <w:spacing w:after="0"/>
+            </w:pPr>
+            <w:r>
+              <w:rPr>
+                <w:rFonts w:ascii="TH Sarabun New" w:cs="TH Sarabun New" w:eastAsia="TH Sarabun New" w:hAnsi="TH Sarabun New"/>
+                <w:b w:val="false"/>
+                <w:bCs w:val="false"/>
+                <w:sz w:val="28"/>
+                <w:szCs w:val="28"/>
+              </w:rPr>
+              <w:t xml:space="preserve">ดินแห้ง (จำลอง) · สั่งรดน้ำจากมือถือ</w:t>
+            </w:r>
+          </w:p>
+        </w:tc>
+        <w:tc>
+          <w:tcPr>
+            <w:tcW w:type="dxa" w:w="2300"/>
+            <w:tcBorders>
+              <w:top w:val="single" w:color="BFBFBF" w:sz="4"/>
+              <w:left w:val="single" w:color="BFBFBF" w:sz="4"/>
+              <w:bottom w:val="single" w:color="BFBFBF" w:sz="4"/>
+              <w:right w:val="single" w:color="BFBFBF" w:sz="4"/>
+            </w:tcBorders>
+            <w:tcMar>
+              <w:top w:type="dxa" w:w="40"/>
+              <w:left w:type="dxa" w:w="100"/>
+              <w:bottom w:type="dxa" w:w="40"/>
+              <w:right w:type="dxa" w:w="100"/>
+            </w:tcMar>
+          </w:tcPr>
+          <w:p>
+            <w:pPr>
+              <w:spacing w:after="0"/>
+            </w:pPr>
+            <w:r>
+              <w:rPr>
+                <w:rFonts w:ascii="TH Sarabun New" w:cs="TH Sarabun New" w:eastAsia="TH Sarabun New" w:hAnsi="TH Sarabun New"/>
+                <w:b w:val="false"/>
+                <w:bCs w:val="false"/>
+                <w:sz w:val="28"/>
+                <w:szCs w:val="28"/>
+              </w:rPr>
+              <w:t xml:space="preserve">idea_web.html?idea=4</w:t>
+            </w:r>
+          </w:p>
+        </w:tc>
+      </w:tr>
+      <w:tr>
+        <w:tc>
+          <w:tcPr>
+            <w:tcW w:type="dxa" w:w="2500"/>
+            <w:tcBorders>
+              <w:top w:val="single" w:color="BFBFBF" w:sz="4"/>
+              <w:left w:val="single" w:color="BFBFBF" w:sz="4"/>
+              <w:bottom w:val="single" w:color="BFBFBF" w:sz="4"/>
+              <w:right w:val="single" w:color="BFBFBF" w:sz="4"/>
+            </w:tcBorders>
+            <w:tcMar>
+              <w:top w:type="dxa" w:w="40"/>
+              <w:left w:type="dxa" w:w="100"/>
+              <w:bottom w:type="dxa" w:w="40"/>
+              <w:right w:type="dxa" w:w="100"/>
+            </w:tcMar>
+          </w:tcPr>
+          <w:p>
+            <w:pPr>
+              <w:spacing w:after="0"/>
+            </w:pPr>
+            <w:r>
+              <w:rPr>
+                <w:rFonts w:ascii="TH Sarabun New" w:cs="TH Sarabun New" w:eastAsia="TH Sarabun New" w:hAnsi="TH Sarabun New"/>
+                <w:b w:val="false"/>
+                <w:bCs w:val="false"/>
+                <w:sz w:val="28"/>
+                <w:szCs w:val="28"/>
+              </w:rPr>
+              <w:t xml:space="preserve">5 · คอกปศุสัตว์กลางคืน</w:t>
+            </w:r>
+          </w:p>
+        </w:tc>
+        <w:tc>
+          <w:tcPr>
+            <w:tcW w:type="dxa" w:w="2900"/>
+            <w:tcBorders>
+              <w:top w:val="single" w:color="BFBFBF" w:sz="4"/>
+              <w:left w:val="single" w:color="BFBFBF" w:sz="4"/>
+              <w:bottom w:val="single" w:color="BFBFBF" w:sz="4"/>
+              <w:right w:val="single" w:color="BFBFBF" w:sz="4"/>
+            </w:tcBorders>
+            <w:tcMar>
+              <w:top w:type="dxa" w:w="40"/>
+              <w:left w:type="dxa" w:w="100"/>
+              <w:bottom w:type="dxa" w:w="40"/>
+              <w:right w:type="dxa" w:w="100"/>
+            </w:tcMar>
+          </w:tcPr>
+          <w:p>
+            <w:pPr>
+              <w:spacing w:after="0"/>
+            </w:pPr>
+            <w:r>
+              <w:rPr>
+                <w:rFonts w:ascii="TH Sarabun New" w:cs="TH Sarabun New" w:eastAsia="TH Sarabun New" w:hAnsi="TH Sarabun New"/>
+                <w:b w:val="false"/>
+                <w:bCs w:val="false"/>
+                <w:sz w:val="28"/>
+                <w:szCs w:val="28"/>
+              </w:rPr>
+              <w:t xml:space="preserve">idea_5_night_pen.py</w:t>
+            </w:r>
+          </w:p>
+        </w:tc>
+        <w:tc>
+          <w:tcPr>
+            <w:tcW w:type="dxa" w:w="2668"/>
+            <w:tcBorders>
+              <w:top w:val="single" w:color="BFBFBF" w:sz="4"/>
+              <w:left w:val="single" w:color="BFBFBF" w:sz="4"/>
+              <w:bottom w:val="single" w:color="BFBFBF" w:sz="4"/>
+              <w:right w:val="single" w:color="BFBFBF" w:sz="4"/>
+            </w:tcBorders>
+            <w:tcMar>
+              <w:top w:type="dxa" w:w="40"/>
+              <w:left w:type="dxa" w:w="100"/>
+              <w:bottom w:type="dxa" w:w="40"/>
+              <w:right w:type="dxa" w:w="100"/>
+            </w:tcMar>
+          </w:tcPr>
+          <w:p>
+            <w:pPr>
+              <w:spacing w:after="0"/>
+            </w:pPr>
+            <w:r>
+              <w:rPr>
+                <w:rFonts w:ascii="TH Sarabun New" w:cs="TH Sarabun New" w:eastAsia="TH Sarabun New" w:hAnsi="TH Sarabun New"/>
+                <w:b w:val="false"/>
+                <w:bCs w:val="false"/>
+                <w:sz w:val="28"/>
+                <w:szCs w:val="28"/>
+              </w:rPr>
+              <w:t xml:space="preserve">เรดาร์จับผู้บุกรุก · ส่ง event</w:t>
+            </w:r>
+          </w:p>
+        </w:tc>
+        <w:tc>
+          <w:tcPr>
+            <w:tcW w:type="dxa" w:w="2300"/>
+            <w:tcBorders>
+              <w:top w:val="single" w:color="BFBFBF" w:sz="4"/>
+              <w:left w:val="single" w:color="BFBFBF" w:sz="4"/>
+              <w:bottom w:val="single" w:color="BFBFBF" w:sz="4"/>
+              <w:right w:val="single" w:color="BFBFBF" w:sz="4"/>
+            </w:tcBorders>
+            <w:tcMar>
+              <w:top w:type="dxa" w:w="40"/>
+              <w:left w:type="dxa" w:w="100"/>
+              <w:bottom w:type="dxa" w:w="40"/>
+              <w:right w:type="dxa" w:w="100"/>
+            </w:tcMar>
+          </w:tcPr>
+          <w:p>
+            <w:pPr>
+              <w:spacing w:after="0"/>
+            </w:pPr>
+            <w:r>
+              <w:rPr>
+                <w:rFonts w:ascii="TH Sarabun New" w:cs="TH Sarabun New" w:eastAsia="TH Sarabun New" w:hAnsi="TH Sarabun New"/>
+                <w:b w:val="false"/>
+                <w:bCs w:val="false"/>
+                <w:sz w:val="28"/>
+                <w:szCs w:val="28"/>
+              </w:rPr>
+              <w:t xml:space="preserve">idea_web.html?idea=5</w:t>
+            </w:r>
+          </w:p>
+        </w:tc>
+      </w:tr>
+      <w:tr>
+        <w:tc>
+          <w:tcPr>
+            <w:tcW w:type="dxa" w:w="2500"/>
+            <w:tcBorders>
+              <w:top w:val="single" w:color="BFBFBF" w:sz="4"/>
+              <w:left w:val="single" w:color="BFBFBF" w:sz="4"/>
+              <w:bottom w:val="single" w:color="BFBFBF" w:sz="4"/>
+              <w:right w:val="single" w:color="BFBFBF" w:sz="4"/>
+            </w:tcBorders>
+            <w:tcMar>
+              <w:top w:type="dxa" w:w="40"/>
+              <w:left w:type="dxa" w:w="100"/>
+              <w:bottom w:type="dxa" w:w="40"/>
+              <w:right w:type="dxa" w:w="100"/>
+            </w:tcMar>
+          </w:tcPr>
+          <w:p>
+            <w:pPr>
+              <w:spacing w:after="0"/>
+            </w:pPr>
+            <w:r>
+              <w:rPr>
+                <w:rFonts w:ascii="TH Sarabun New" w:cs="TH Sarabun New" w:eastAsia="TH Sarabun New" w:hAnsi="TH Sarabun New"/>
+                <w:b w:val="false"/>
+                <w:bCs w:val="false"/>
+                <w:sz w:val="28"/>
+                <w:szCs w:val="28"/>
+              </w:rPr>
+              <w:t xml:space="preserve">6 · หอถังน้ำของฟาร์ม</w:t>
+            </w:r>
+          </w:p>
+        </w:tc>
+        <w:tc>
+          <w:tcPr>
+            <w:tcW w:type="dxa" w:w="2900"/>
+            <w:tcBorders>
+              <w:top w:val="single" w:color="BFBFBF" w:sz="4"/>
+              <w:left w:val="single" w:color="BFBFBF" w:sz="4"/>
+              <w:bottom w:val="single" w:color="BFBFBF" w:sz="4"/>
+              <w:right w:val="single" w:color="BFBFBF" w:sz="4"/>
+            </w:tcBorders>
+            <w:tcMar>
+              <w:top w:type="dxa" w:w="40"/>
+              <w:left w:type="dxa" w:w="100"/>
+              <w:bottom w:type="dxa" w:w="40"/>
+              <w:right w:type="dxa" w:w="100"/>
+            </w:tcMar>
+          </w:tcPr>
+          <w:p>
+            <w:pPr>
+              <w:spacing w:after="0"/>
+            </w:pPr>
+            <w:r>
+              <w:rPr>
+                <w:rFonts w:ascii="TH Sarabun New" w:cs="TH Sarabun New" w:eastAsia="TH Sarabun New" w:hAnsi="TH Sarabun New"/>
+                <w:b w:val="false"/>
+                <w:bCs w:val="false"/>
+                <w:sz w:val="28"/>
+                <w:szCs w:val="28"/>
+              </w:rPr>
+              <w:t xml:space="preserve">idea_6_water_tower.py</w:t>
+            </w:r>
+          </w:p>
+        </w:tc>
+        <w:tc>
+          <w:tcPr>
+            <w:tcW w:type="dxa" w:w="2668"/>
+            <w:tcBorders>
+              <w:top w:val="single" w:color="BFBFBF" w:sz="4"/>
+              <w:left w:val="single" w:color="BFBFBF" w:sz="4"/>
+              <w:bottom w:val="single" w:color="BFBFBF" w:sz="4"/>
+              <w:right w:val="single" w:color="BFBFBF" w:sz="4"/>
+            </w:tcBorders>
+            <w:tcMar>
+              <w:top w:type="dxa" w:w="40"/>
+              <w:left w:type="dxa" w:w="100"/>
+              <w:bottom w:type="dxa" w:w="40"/>
+              <w:right w:type="dxa" w:w="100"/>
+            </w:tcMar>
+          </w:tcPr>
+          <w:p>
+            <w:pPr>
+              <w:spacing w:after="0"/>
+            </w:pPr>
+            <w:r>
+              <w:rPr>
+                <w:rFonts w:ascii="TH Sarabun New" w:cs="TH Sarabun New" w:eastAsia="TH Sarabun New" w:hAnsi="TH Sarabun New"/>
+                <w:b w:val="false"/>
+                <w:bCs w:val="false"/>
+                <w:sz w:val="28"/>
+                <w:szCs w:val="28"/>
+              </w:rPr>
+              <w:t xml:space="preserve">ระดับน้ำ (จำลอง) · ปั๊มไม่เปิดเมื่อน้ำต่ำ</w:t>
+            </w:r>
+          </w:p>
+        </w:tc>
+        <w:tc>
+          <w:tcPr>
+            <w:tcW w:type="dxa" w:w="2300"/>
+            <w:tcBorders>
+              <w:top w:val="single" w:color="BFBFBF" w:sz="4"/>
+              <w:left w:val="single" w:color="BFBFBF" w:sz="4"/>
+              <w:bottom w:val="single" w:color="BFBFBF" w:sz="4"/>
+              <w:right w:val="single" w:color="BFBFBF" w:sz="4"/>
+            </w:tcBorders>
+            <w:tcMar>
+              <w:top w:type="dxa" w:w="40"/>
+              <w:left w:type="dxa" w:w="100"/>
+              <w:bottom w:type="dxa" w:w="40"/>
+              <w:right w:type="dxa" w:w="100"/>
+            </w:tcMar>
+          </w:tcPr>
+          <w:p>
+            <w:pPr>
+              <w:spacing w:after="0"/>
+            </w:pPr>
+            <w:r>
+              <w:rPr>
+                <w:rFonts w:ascii="TH Sarabun New" w:cs="TH Sarabun New" w:eastAsia="TH Sarabun New" w:hAnsi="TH Sarabun New"/>
+                <w:b w:val="false"/>
+                <w:bCs w:val="false"/>
+                <w:sz w:val="28"/>
+                <w:szCs w:val="28"/>
+              </w:rPr>
+              <w:t xml:space="preserve">idea_web.html?idea=6</w:t>
+            </w:r>
+          </w:p>
+        </w:tc>
+      </w:tr>
+      <w:tr>
+        <w:tc>
+          <w:tcPr>
+            <w:tcW w:type="dxa" w:w="2500"/>
+            <w:tcBorders>
+              <w:top w:val="single" w:color="BFBFBF" w:sz="4"/>
+              <w:left w:val="single" w:color="BFBFBF" w:sz="4"/>
+              <w:bottom w:val="single" w:color="BFBFBF" w:sz="4"/>
+              <w:right w:val="single" w:color="BFBFBF" w:sz="4"/>
+            </w:tcBorders>
+            <w:tcMar>
+              <w:top w:type="dxa" w:w="40"/>
+              <w:left w:type="dxa" w:w="100"/>
+              <w:bottom w:type="dxa" w:w="40"/>
+              <w:right w:type="dxa" w:w="100"/>
+            </w:tcMar>
+          </w:tcPr>
+          <w:p>
+            <w:pPr>
+              <w:spacing w:after="0"/>
+            </w:pPr>
+            <w:r>
+              <w:rPr>
+                <w:rFonts w:ascii="TH Sarabun New" w:cs="TH Sarabun New" w:eastAsia="TH Sarabun New" w:hAnsi="TH Sarabun New"/>
+                <w:b w:val="false"/>
+                <w:bCs w:val="false"/>
+                <w:sz w:val="28"/>
+                <w:szCs w:val="28"/>
+              </w:rPr>
+              <w:t xml:space="preserve">7 · หมอฟังปั๊ม/พัดลม</w:t>
+            </w:r>
+          </w:p>
+        </w:tc>
+        <w:tc>
+          <w:tcPr>
+            <w:tcW w:type="dxa" w:w="2900"/>
+            <w:tcBorders>
+              <w:top w:val="single" w:color="BFBFBF" w:sz="4"/>
+              <w:left w:val="single" w:color="BFBFBF" w:sz="4"/>
+              <w:bottom w:val="single" w:color="BFBFBF" w:sz="4"/>
+              <w:right w:val="single" w:color="BFBFBF" w:sz="4"/>
+            </w:tcBorders>
+            <w:tcMar>
+              <w:top w:type="dxa" w:w="40"/>
+              <w:left w:type="dxa" w:w="100"/>
+              <w:bottom w:type="dxa" w:w="40"/>
+              <w:right w:type="dxa" w:w="100"/>
+            </w:tcMar>
+          </w:tcPr>
+          <w:p>
+            <w:pPr>
+              <w:spacing w:after="0"/>
+            </w:pPr>
+            <w:r>
+              <w:rPr>
+                <w:rFonts w:ascii="TH Sarabun New" w:cs="TH Sarabun New" w:eastAsia="TH Sarabun New" w:hAnsi="TH Sarabun New"/>
+                <w:b w:val="false"/>
+                <w:bCs w:val="false"/>
+                <w:sz w:val="28"/>
+                <w:szCs w:val="28"/>
+              </w:rPr>
+              <w:t xml:space="preserve">idea_7_pump_doctor.py</w:t>
+            </w:r>
+          </w:p>
+        </w:tc>
+        <w:tc>
+          <w:tcPr>
+            <w:tcW w:type="dxa" w:w="2668"/>
+            <w:tcBorders>
+              <w:top w:val="single" w:color="BFBFBF" w:sz="4"/>
+              <w:left w:val="single" w:color="BFBFBF" w:sz="4"/>
+              <w:bottom w:val="single" w:color="BFBFBF" w:sz="4"/>
+              <w:right w:val="single" w:color="BFBFBF" w:sz="4"/>
+            </w:tcBorders>
+            <w:tcMar>
+              <w:top w:type="dxa" w:w="40"/>
+              <w:left w:type="dxa" w:w="100"/>
+              <w:bottom w:type="dxa" w:w="40"/>
+              <w:right w:type="dxa" w:w="100"/>
+            </w:tcMar>
+          </w:tcPr>
+          <w:p>
+            <w:pPr>
+              <w:spacing w:after="0"/>
+            </w:pPr>
+            <w:r>
+              <w:rPr>
+                <w:rFonts w:ascii="TH Sarabun New" w:cs="TH Sarabun New" w:eastAsia="TH Sarabun New" w:hAnsi="TH Sarabun New"/>
+                <w:b w:val="false"/>
+                <w:bCs w:val="false"/>
+                <w:sz w:val="28"/>
+                <w:szCs w:val="28"/>
+              </w:rPr>
+              <w:t xml:space="preserve">จับการสั่นผิดปกติ · หยุดปั๊ม</w:t>
+            </w:r>
+          </w:p>
+        </w:tc>
+        <w:tc>
+          <w:tcPr>
+            <w:tcW w:type="dxa" w:w="2300"/>
+            <w:tcBorders>
+              <w:top w:val="single" w:color="BFBFBF" w:sz="4"/>
+              <w:left w:val="single" w:color="BFBFBF" w:sz="4"/>
+              <w:bottom w:val="single" w:color="BFBFBF" w:sz="4"/>
+              <w:right w:val="single" w:color="BFBFBF" w:sz="4"/>
+            </w:tcBorders>
+            <w:tcMar>
+              <w:top w:type="dxa" w:w="40"/>
+              <w:left w:type="dxa" w:w="100"/>
+              <w:bottom w:type="dxa" w:w="40"/>
+              <w:right w:type="dxa" w:w="100"/>
+            </w:tcMar>
+          </w:tcPr>
+          <w:p>
+            <w:pPr>
+              <w:spacing w:after="0"/>
+            </w:pPr>
+            <w:r>
+              <w:rPr>
+                <w:rFonts w:ascii="TH Sarabun New" w:cs="TH Sarabun New" w:eastAsia="TH Sarabun New" w:hAnsi="TH Sarabun New"/>
+                <w:b w:val="false"/>
+                <w:bCs w:val="false"/>
+                <w:sz w:val="28"/>
+                <w:szCs w:val="28"/>
+              </w:rPr>
+              <w:t xml:space="preserve">idea_web.html?idea=7</w:t>
+            </w:r>
+          </w:p>
+        </w:tc>
+      </w:tr>
+      <w:tr>
+        <w:tc>
+          <w:tcPr>
+            <w:tcW w:type="dxa" w:w="2500"/>
+            <w:tcBorders>
+              <w:top w:val="single" w:color="BFBFBF" w:sz="4"/>
+              <w:left w:val="single" w:color="BFBFBF" w:sz="4"/>
+              <w:bottom w:val="single" w:color="BFBFBF" w:sz="4"/>
+              <w:right w:val="single" w:color="BFBFBF" w:sz="4"/>
+            </w:tcBorders>
+            <w:tcMar>
+              <w:top w:type="dxa" w:w="40"/>
+              <w:left w:type="dxa" w:w="100"/>
+              <w:bottom w:type="dxa" w:w="40"/>
+              <w:right w:type="dxa" w:w="100"/>
+            </w:tcMar>
+          </w:tcPr>
+          <w:p>
+            <w:pPr>
+              <w:spacing w:after="0"/>
+            </w:pPr>
+            <w:r>
+              <w:rPr>
+                <w:rFonts w:ascii="TH Sarabun New" w:cs="TH Sarabun New" w:eastAsia="TH Sarabun New" w:hAnsi="TH Sarabun New"/>
+                <w:b w:val="false"/>
+                <w:bCs w:val="false"/>
+                <w:sz w:val="28"/>
+                <w:szCs w:val="28"/>
+              </w:rPr>
+              <w:t xml:space="preserve">8 · เล้าไก่กันความเครียดฝูง</w:t>
+            </w:r>
+          </w:p>
+        </w:tc>
+        <w:tc>
+          <w:tcPr>
+            <w:tcW w:type="dxa" w:w="2900"/>
+            <w:tcBorders>
+              <w:top w:val="single" w:color="BFBFBF" w:sz="4"/>
+              <w:left w:val="single" w:color="BFBFBF" w:sz="4"/>
+              <w:bottom w:val="single" w:color="BFBFBF" w:sz="4"/>
+              <w:right w:val="single" w:color="BFBFBF" w:sz="4"/>
+            </w:tcBorders>
+            <w:tcMar>
+              <w:top w:type="dxa" w:w="40"/>
+              <w:left w:type="dxa" w:w="100"/>
+              <w:bottom w:type="dxa" w:w="40"/>
+              <w:right w:type="dxa" w:w="100"/>
+            </w:tcMar>
+          </w:tcPr>
+          <w:p>
+            <w:pPr>
+              <w:spacing w:after="0"/>
+            </w:pPr>
+            <w:r>
+              <w:rPr>
+                <w:rFonts w:ascii="TH Sarabun New" w:cs="TH Sarabun New" w:eastAsia="TH Sarabun New" w:hAnsi="TH Sarabun New"/>
+                <w:b w:val="false"/>
+                <w:bCs w:val="false"/>
+                <w:sz w:val="28"/>
+                <w:szCs w:val="28"/>
+              </w:rPr>
+              <w:t xml:space="preserve">idea_8_coop.py</w:t>
+            </w:r>
+          </w:p>
+        </w:tc>
+        <w:tc>
+          <w:tcPr>
+            <w:tcW w:type="dxa" w:w="2668"/>
+            <w:tcBorders>
+              <w:top w:val="single" w:color="BFBFBF" w:sz="4"/>
+              <w:left w:val="single" w:color="BFBFBF" w:sz="4"/>
+              <w:bottom w:val="single" w:color="BFBFBF" w:sz="4"/>
+              <w:right w:val="single" w:color="BFBFBF" w:sz="4"/>
+            </w:tcBorders>
+            <w:tcMar>
+              <w:top w:type="dxa" w:w="40"/>
+              <w:left w:type="dxa" w:w="100"/>
+              <w:bottom w:type="dxa" w:w="40"/>
+              <w:right w:type="dxa" w:w="100"/>
+            </w:tcMar>
+          </w:tcPr>
+          <w:p>
+            <w:pPr>
+              <w:spacing w:after="0"/>
+            </w:pPr>
+            <w:r>
+              <w:rPr>
+                <w:rFonts w:ascii="TH Sarabun New" w:cs="TH Sarabun New" w:eastAsia="TH Sarabun New" w:hAnsi="TH Sarabun New"/>
+                <w:b w:val="false"/>
+                <w:bCs w:val="false"/>
+                <w:sz w:val="28"/>
+                <w:szCs w:val="28"/>
+              </w:rPr>
+              <w:t xml:space="preserve">เตือนเล้าร้อน/ชื้นเกิน</w:t>
+            </w:r>
+          </w:p>
+        </w:tc>
+        <w:tc>
+          <w:tcPr>
+            <w:tcW w:type="dxa" w:w="2300"/>
+            <w:tcBorders>
+              <w:top w:val="single" w:color="BFBFBF" w:sz="4"/>
+              <w:left w:val="single" w:color="BFBFBF" w:sz="4"/>
+              <w:bottom w:val="single" w:color="BFBFBF" w:sz="4"/>
+              <w:right w:val="single" w:color="BFBFBF" w:sz="4"/>
+            </w:tcBorders>
+            <w:tcMar>
+              <w:top w:type="dxa" w:w="40"/>
+              <w:left w:type="dxa" w:w="100"/>
+              <w:bottom w:type="dxa" w:w="40"/>
+              <w:right w:type="dxa" w:w="100"/>
+            </w:tcMar>
+          </w:tcPr>
+          <w:p>
+            <w:pPr>
+              <w:spacing w:after="0"/>
+            </w:pPr>
+            <w:r>
+              <w:rPr>
+                <w:rFonts w:ascii="TH Sarabun New" w:cs="TH Sarabun New" w:eastAsia="TH Sarabun New" w:hAnsi="TH Sarabun New"/>
+                <w:b w:val="false"/>
+                <w:bCs w:val="false"/>
+                <w:sz w:val="28"/>
+                <w:szCs w:val="28"/>
+              </w:rPr>
+              <w:t xml:space="preserve">idea_web.html?idea=8</w:t>
+            </w:r>
+          </w:p>
+        </w:tc>
+      </w:tr>
+    </w:tbl>
+    <w:p>
+      <w:pPr>
+        <w:spacing w:after="60"/>
+      </w:pPr>
     </w:p>
     <w:p>
       <w:pPr>
-        <w:spacing w:after="80"/>
-      </w:pPr>
-      <w:r>
-        <w:rPr>
-          <w:rFonts w:ascii="TH Sarabun New" w:cs="TH Sarabun New" w:eastAsia="TH Sarabun New" w:hAnsi="TH Sarabun New"/>
-          <w:sz w:val="30"/>
-          <w:szCs w:val="30"/>
-        </w:rPr>
-        <w:t xml:space="preserve">☐ </w:t>
-      </w:r>
-      <w:r>
-        <w:rPr>
-          <w:rFonts w:ascii="TH Sarabun New" w:cs="TH Sarabun New" w:eastAsia="TH Sarabun New" w:hAnsi="TH Sarabun New"/>
-          <w:b/>
-          <w:bCs/>
-          <w:sz w:val="30"/>
-          <w:szCs w:val="30"/>
-        </w:rPr>
-        <w:t xml:space="preserve">ค่าตั้งด้วยลูกบิด VR 1 ตัว</w:t>
-      </w:r>
-      <w:r>
-        <w:rPr>
-          <w:rFonts w:ascii="TH Sarabun New" w:cs="TH Sarabun New" w:eastAsia="TH Sarabun New" w:hAnsi="TH Sarabun New"/>
-          <w:sz w:val="30"/>
-          <w:szCs w:val="30"/>
-        </w:rPr>
-        <w:t xml:space="preserve"> ที่เห็นค่าบนจอ และ </w:t>
-      </w:r>
-      <w:r>
-        <w:rPr>
-          <w:rFonts w:ascii="TH Sarabun New" w:cs="TH Sarabun New" w:eastAsia="TH Sarabun New" w:hAnsi="TH Sarabun New"/>
-          <w:b/>
-          <w:bCs/>
-          <w:sz w:val="30"/>
-          <w:szCs w:val="30"/>
-        </w:rPr>
-        <w:t xml:space="preserve">ปุ่ม SW5 หรือ SW6 1 ปุ่ม</w:t>
-      </w:r>
-      <w:r>
-        <w:rPr>
-          <w:rFonts w:ascii="TH Sarabun New" w:cs="TH Sarabun New" w:eastAsia="TH Sarabun New" w:hAnsi="TH Sarabun New"/>
-          <w:sz w:val="30"/>
-          <w:szCs w:val="30"/>
-        </w:rPr>
-        <w:t xml:space="preserve"> ที่มีหน้าที่ชัด (เช่น รับทราบ · เริ่มเที่ยว)</w:t>
-      </w:r>
-    </w:p>
-    <w:p>
-      <w:pPr>
-        <w:spacing w:after="80"/>
-      </w:pPr>
-      <w:r>
-        <w:rPr>
-          <w:rFonts w:ascii="TH Sarabun New" w:cs="TH Sarabun New" w:eastAsia="TH Sarabun New" w:hAnsi="TH Sarabun New"/>
-          <w:sz w:val="30"/>
-          <w:szCs w:val="30"/>
-        </w:rPr>
-        <w:t xml:space="preserve">☐ </w:t>
-      </w:r>
-      <w:r>
-        <w:rPr>
-          <w:rFonts w:ascii="TH Sarabun New" w:cs="TH Sarabun New" w:eastAsia="TH Sarabun New" w:hAnsi="TH Sarabun New"/>
-          <w:b/>
-          <w:bCs/>
-          <w:sz w:val="30"/>
-          <w:szCs w:val="30"/>
-        </w:rPr>
-        <w:t xml:space="preserve">เสียงและ RGB matrix เฉพาะตอนเกิดเหตุ</w:t>
-      </w:r>
-      <w:r>
-        <w:rPr>
-          <w:rFonts w:ascii="TH Sarabun New" w:cs="TH Sarabun New" w:eastAsia="TH Sarabun New" w:hAnsi="TH Sarabun New"/>
-          <w:sz w:val="30"/>
-          <w:szCs w:val="30"/>
-        </w:rPr>
-        <w:t xml:space="preserve"> (ไฟล์ตั้งต้นมีให้แล้ว แค่เปลี่ยนข้อความและเสียง)</w:t>
-      </w:r>
-    </w:p>
-    <w:p>
-      <w:pPr>
-        <w:spacing w:after="80"/>
-      </w:pPr>
-      <w:r>
-        <w:rPr>
-          <w:rFonts w:ascii="TH Sarabun New" w:cs="TH Sarabun New" w:eastAsia="TH Sarabun New" w:hAnsi="TH Sarabun New"/>
-          <w:sz w:val="30"/>
-          <w:szCs w:val="30"/>
-        </w:rPr>
-        <w:t xml:space="preserve">☐ </w:t>
-      </w:r>
-      <w:r>
-        <w:rPr>
-          <w:rFonts w:ascii="TH Sarabun New" w:cs="TH Sarabun New" w:eastAsia="TH Sarabun New" w:hAnsi="TH Sarabun New"/>
-          <w:b/>
-          <w:bCs/>
-          <w:sz w:val="30"/>
-          <w:szCs w:val="30"/>
-        </w:rPr>
-        <w:t xml:space="preserve">ออนไลน์:</w:t>
-      </w:r>
-      <w:r>
-        <w:rPr>
-          <w:rFonts w:ascii="TH Sarabun New" w:cs="TH Sarabun New" w:eastAsia="TH Sarabun New" w:hAnsi="TH Sarabun New"/>
-          <w:sz w:val="30"/>
-          <w:szCs w:val="30"/>
-        </w:rPr>
-        <w:t xml:space="preserve"> ค่าขึ้นบนมือถือ และสั่งกลับบอร์ดได้ 1 คำสั่ง (ผ่านหน้าเว็บของทีม หรือ farm_web.html สำรอง)</w:t>
-      </w:r>
-    </w:p>
-    <w:p>
-      <w:pPr>
-        <w:spacing w:before="120"/>
-      </w:pPr>
-      <w:r>
-        <w:rPr>
-          <w:rFonts w:ascii="TH Sarabun New" w:cs="TH Sarabun New" w:eastAsia="TH Sarabun New" w:hAnsi="TH Sarabun New"/>
-          <w:b/>
-          <w:bCs/>
-          <w:sz w:val="30"/>
-          <w:szCs w:val="30"/>
-        </w:rPr>
-        <w:t xml:space="preserve">โบนัส (ไม่บังคับ):</w:t>
-      </w:r>
-      <w:r>
-        <w:rPr>
-          <w:rFonts w:ascii="TH Sarabun New" w:cs="TH Sarabun New" w:eastAsia="TH Sarabun New" w:hAnsi="TH Sarabun New"/>
-          <w:sz w:val="30"/>
-          <w:szCs w:val="30"/>
-        </w:rPr>
-        <w:t xml:space="preserve"> เซนเซอร์ตัวที่ 2 · กฎฝั่งเว็บ เช่น "บอร์ดเงียบเกิน 15 วินาที" · ไฟล์จากคาบ 3 (เรดาร์ ไมค์ Edge AI)</w:t>
+        <w:spacing w:before="60"/>
+      </w:pPr>
+      <w:r>
+        <w:rPr>
+          <w:rFonts w:ascii="TH Sarabun New" w:cs="TH Sarabun New" w:eastAsia="TH Sarabun New" w:hAnsi="TH Sarabun New"/>
+          <w:i/>
+          <w:iCs/>
+          <w:sz w:val="24"/>
+          <w:szCs w:val="24"/>
+        </w:rPr>
+        <w:t xml:space="preserve">ค่าเกณฑ์ในชุดเริ่มต้นเป็นค่าสาธิตในห้องเรียน ทีมต้องตั้งเกณฑ์ใหม่ตามเรื่องของทีม · ไอเดีย 5 ใช้เรดาร์ เหมาะกับกลุ่มที่พร้อม</w:t>
       </w:r>
     </w:p>
     <w:p>
@@ -815,7 +1889,598 @@
           <w:sz w:val="40"/>
           <w:szCs w:val="40"/>
         </w:rPr>
-        <w:t xml:space="preserve">2. แบ่งหน้าที่กันทำ</w:t>
+        <w:t xml:space="preserve">2. กติกา: โจทย์ต้องไม่ซ้ำกัน</w:t>
+      </w:r>
+    </w:p>
+    <w:p>
+      <w:pPr>
+        <w:pStyle w:val="ListParagraph"/>
+        <w:numPr>
+          <w:ilvl w:val="0"/>
+          <w:numId w:val="2"/>
+        </w:numPr>
+        <w:spacing w:after="60"/>
+      </w:pPr>
+      <w:r>
+        <w:rPr>
+          <w:rFonts w:ascii="TH Sarabun New" w:cs="TH Sarabun New" w:eastAsia="TH Sarabun New" w:hAnsi="TH Sarabun New"/>
+          <w:sz w:val="30"/>
+          <w:szCs w:val="30"/>
+        </w:rPr>
+        <w:t xml:space="preserve">แต่ละไอเดียมีได้ </w:t>
+      </w:r>
+      <w:r>
+        <w:rPr>
+          <w:rFonts w:ascii="TH Sarabun New" w:cs="TH Sarabun New" w:eastAsia="TH Sarabun New" w:hAnsi="TH Sarabun New"/>
+          <w:b/>
+          <w:bCs/>
+          <w:sz w:val="30"/>
+          <w:szCs w:val="30"/>
+        </w:rPr>
+        <w:t xml:space="preserve">ไม่เกิน 3 ทีม</w:t>
+      </w:r>
+      <w:r>
+        <w:rPr>
+          <w:rFonts w:ascii="TH Sarabun New" w:cs="TH Sarabun New" w:eastAsia="TH Sarabun New" w:hAnsi="TH Sarabun New"/>
+          <w:sz w:val="30"/>
+          <w:szCs w:val="30"/>
+        </w:rPr>
+        <w:t xml:space="preserve"> · ลงชื่อบนกระดานรวมในคาบเสนอหัวข้อ ใครลงก่อนได้ก่อน</w:t>
+      </w:r>
+    </w:p>
+    <w:p>
+      <w:pPr>
+        <w:pStyle w:val="ListParagraph"/>
+        <w:numPr>
+          <w:ilvl w:val="0"/>
+          <w:numId w:val="2"/>
+        </w:numPr>
+        <w:spacing w:after="60"/>
+      </w:pPr>
+      <w:r>
+        <w:rPr>
+          <w:rFonts w:ascii="TH Sarabun New" w:cs="TH Sarabun New" w:eastAsia="TH Sarabun New" w:hAnsi="TH Sarabun New"/>
+          <w:sz w:val="30"/>
+          <w:szCs w:val="30"/>
+        </w:rPr>
+        <w:t xml:space="preserve">ทีมที่เลือกไอเดียเดียวกัน ต้องมี </w:t>
+      </w:r>
+      <w:r>
+        <w:rPr>
+          <w:rFonts w:ascii="TH Sarabun New" w:cs="TH Sarabun New" w:eastAsia="TH Sarabun New" w:hAnsi="TH Sarabun New"/>
+          <w:b/>
+          <w:bCs/>
+          <w:sz w:val="30"/>
+          <w:szCs w:val="30"/>
+        </w:rPr>
+        <w:t xml:space="preserve">ผู้ใช้หรือสถานที่คนละแบบ</w:t>
+      </w:r>
+      <w:r>
+        <w:rPr>
+          <w:rFonts w:ascii="TH Sarabun New" w:cs="TH Sarabun New" w:eastAsia="TH Sarabun New" w:hAnsi="TH Sarabun New"/>
+          <w:sz w:val="30"/>
+          <w:szCs w:val="30"/>
+        </w:rPr>
+        <w:t xml:space="preserve"> เช่น ไอเดีย 3: ไซโลข้าวเปลือก · ไซโลเมล็ดพันธุ์ · โกดังข้าวสาร</w:t>
+      </w:r>
+    </w:p>
+    <w:p>
+      <w:pPr>
+        <w:pStyle w:val="ListParagraph"/>
+        <w:numPr>
+          <w:ilvl w:val="0"/>
+          <w:numId w:val="2"/>
+        </w:numPr>
+        <w:spacing w:after="60"/>
+      </w:pPr>
+      <w:r>
+        <w:rPr>
+          <w:rFonts w:ascii="TH Sarabun New" w:cs="TH Sarabun New" w:eastAsia="TH Sarabun New" w:hAnsi="TH Sarabun New"/>
+          <w:sz w:val="30"/>
+          <w:szCs w:val="30"/>
+        </w:rPr>
+        <w:t xml:space="preserve">บอกในการนำเสนอให้ชัดว่า </w:t>
+      </w:r>
+      <w:r>
+        <w:rPr>
+          <w:rFonts w:ascii="TH Sarabun New" w:cs="TH Sarabun New" w:eastAsia="TH Sarabun New" w:hAnsi="TH Sarabun New"/>
+          <w:b/>
+          <w:bCs/>
+          <w:sz w:val="30"/>
+          <w:szCs w:val="30"/>
+        </w:rPr>
+        <w:t xml:space="preserve">ส่วนไหนมาจากชุดเริ่มต้น และส่วนไหนทีมทำเอง</w:t>
+      </w:r>
+      <w:r>
+        <w:rPr>
+          <w:rFonts w:ascii="TH Sarabun New" w:cs="TH Sarabun New" w:eastAsia="TH Sarabun New" w:hAnsi="TH Sarabun New"/>
+          <w:sz w:val="30"/>
+          <w:szCs w:val="30"/>
+        </w:rPr>
+        <w:t xml:space="preserve"> (เขียนในหัวไฟล์ด้วย)</w:t>
+      </w:r>
+    </w:p>
+    <w:p>
+      <w:pPr>
+        <w:pStyle w:val="Heading1"/>
+      </w:pPr>
+      <w:r>
+        <w:rPr>
+          <w:rFonts w:ascii="TH Sarabun New" w:cs="TH Sarabun New" w:eastAsia="TH Sarabun New" w:hAnsi="TH Sarabun New"/>
+          <w:b/>
+          <w:bCs/>
+          <w:color w:val="365F91"/>
+          <w:sz w:val="40"/>
+          <w:szCs w:val="40"/>
+        </w:rPr>
+        <w:t xml:space="preserve">3. ต่อยอดอย่างน้อย 3 อย่าง (หัวใจของคะแนน)</w:t>
+      </w:r>
+    </w:p>
+    <w:tbl>
+      <w:tblPr>
+        <w:tblW w:type="dxa" w:w="10368"/>
+        <w:tblBorders>
+          <w:top w:val="single" w:color="auto" w:sz="4"/>
+          <w:left w:val="single" w:color="auto" w:sz="4"/>
+          <w:bottom w:val="single" w:color="auto" w:sz="4"/>
+          <w:right w:val="single" w:color="auto" w:sz="4"/>
+          <w:insideH w:val="single" w:color="auto" w:sz="4"/>
+          <w:insideV w:val="single" w:color="auto" w:sz="4"/>
+        </w:tblBorders>
+      </w:tblPr>
+      <w:tblGrid>
+        <w:gridCol w:w="2600"/>
+        <w:gridCol w:w="4268"/>
+        <w:gridCol w:w="3500"/>
+      </w:tblGrid>
+      <w:tr>
+        <w:trPr>
+          <w:tblHeader/>
+        </w:trPr>
+        <w:tc>
+          <w:tcPr>
+            <w:tcW w:type="dxa" w:w="2600"/>
+            <w:tcBorders>
+              <w:top w:val="single" w:color="BFBFBF" w:sz="4"/>
+              <w:left w:val="single" w:color="BFBFBF" w:sz="4"/>
+              <w:bottom w:val="single" w:color="BFBFBF" w:sz="4"/>
+              <w:right w:val="single" w:color="BFBFBF" w:sz="4"/>
+            </w:tcBorders>
+            <w:shd w:fill="D9EAF7" w:color="auto" w:val="clear"/>
+            <w:tcMar>
+              <w:top w:type="dxa" w:w="40"/>
+              <w:left w:type="dxa" w:w="100"/>
+              <w:bottom w:type="dxa" w:w="40"/>
+              <w:right w:type="dxa" w:w="100"/>
+            </w:tcMar>
+          </w:tcPr>
+          <w:p>
+            <w:pPr>
+              <w:spacing w:after="0"/>
+            </w:pPr>
+            <w:r>
+              <w:rPr>
+                <w:rFonts w:ascii="TH Sarabun New" w:cs="TH Sarabun New" w:eastAsia="TH Sarabun New" w:hAnsi="TH Sarabun New"/>
+                <w:b/>
+                <w:bCs/>
+                <w:sz w:val="28"/>
+                <w:szCs w:val="28"/>
+              </w:rPr>
+              <w:t xml:space="preserve">ข้อ</w:t>
+            </w:r>
+          </w:p>
+        </w:tc>
+        <w:tc>
+          <w:tcPr>
+            <w:tcW w:type="dxa" w:w="4268"/>
+            <w:tcBorders>
+              <w:top w:val="single" w:color="BFBFBF" w:sz="4"/>
+              <w:left w:val="single" w:color="BFBFBF" w:sz="4"/>
+              <w:bottom w:val="single" w:color="BFBFBF" w:sz="4"/>
+              <w:right w:val="single" w:color="BFBFBF" w:sz="4"/>
+            </w:tcBorders>
+            <w:shd w:fill="D9EAF7" w:color="auto" w:val="clear"/>
+            <w:tcMar>
+              <w:top w:type="dxa" w:w="40"/>
+              <w:left w:type="dxa" w:w="100"/>
+              <w:bottom w:type="dxa" w:w="40"/>
+              <w:right w:type="dxa" w:w="100"/>
+            </w:tcMar>
+          </w:tcPr>
+          <w:p>
+            <w:pPr>
+              <w:spacing w:after="0"/>
+            </w:pPr>
+            <w:r>
+              <w:rPr>
+                <w:rFonts w:ascii="TH Sarabun New" w:cs="TH Sarabun New" w:eastAsia="TH Sarabun New" w:hAnsi="TH Sarabun New"/>
+                <w:b/>
+                <w:bCs/>
+                <w:sz w:val="28"/>
+                <w:szCs w:val="28"/>
+              </w:rPr>
+              <w:t xml:space="preserve">ทำอะไร</w:t>
+            </w:r>
+          </w:p>
+        </w:tc>
+        <w:tc>
+          <w:tcPr>
+            <w:tcW w:type="dxa" w:w="3500"/>
+            <w:tcBorders>
+              <w:top w:val="single" w:color="BFBFBF" w:sz="4"/>
+              <w:left w:val="single" w:color="BFBFBF" w:sz="4"/>
+              <w:bottom w:val="single" w:color="BFBFBF" w:sz="4"/>
+              <w:right w:val="single" w:color="BFBFBF" w:sz="4"/>
+            </w:tcBorders>
+            <w:shd w:fill="D9EAF7" w:color="auto" w:val="clear"/>
+            <w:tcMar>
+              <w:top w:type="dxa" w:w="40"/>
+              <w:left w:type="dxa" w:w="100"/>
+              <w:bottom w:type="dxa" w:w="40"/>
+              <w:right w:type="dxa" w:w="100"/>
+            </w:tcMar>
+          </w:tcPr>
+          <w:p>
+            <w:pPr>
+              <w:spacing w:after="0"/>
+            </w:pPr>
+            <w:r>
+              <w:rPr>
+                <w:rFonts w:ascii="TH Sarabun New" w:cs="TH Sarabun New" w:eastAsia="TH Sarabun New" w:hAnsi="TH Sarabun New"/>
+                <w:b/>
+                <w:bCs/>
+                <w:sz w:val="28"/>
+                <w:szCs w:val="28"/>
+              </w:rPr>
+              <w:t xml:space="preserve">ตัวอย่าง</w:t>
+            </w:r>
+          </w:p>
+        </w:tc>
+      </w:tr>
+      <w:tr>
+        <w:tc>
+          <w:tcPr>
+            <w:tcW w:type="dxa" w:w="2600"/>
+            <w:tcBorders>
+              <w:top w:val="single" w:color="BFBFBF" w:sz="4"/>
+              <w:left w:val="single" w:color="BFBFBF" w:sz="4"/>
+              <w:bottom w:val="single" w:color="BFBFBF" w:sz="4"/>
+              <w:right w:val="single" w:color="BFBFBF" w:sz="4"/>
+            </w:tcBorders>
+            <w:tcMar>
+              <w:top w:type="dxa" w:w="40"/>
+              <w:left w:type="dxa" w:w="100"/>
+              <w:bottom w:type="dxa" w:w="40"/>
+              <w:right w:type="dxa" w:w="100"/>
+            </w:tcMar>
+          </w:tcPr>
+          <w:p>
+            <w:pPr>
+              <w:spacing w:after="0"/>
+            </w:pPr>
+            <w:r>
+              <w:rPr>
+                <w:rFonts w:ascii="TH Sarabun New" w:cs="TH Sarabun New" w:eastAsia="TH Sarabun New" w:hAnsi="TH Sarabun New"/>
+                <w:b/>
+                <w:bCs/>
+                <w:sz w:val="28"/>
+                <w:szCs w:val="28"/>
+              </w:rPr>
+              <w:t xml:space="preserve">1 · เกณฑ์ของเราเอง</w:t>
+            </w:r>
+            <w:r>
+              <w:rPr>
+                <w:rFonts w:ascii="TH Sarabun New" w:cs="TH Sarabun New" w:eastAsia="TH Sarabun New" w:hAnsi="TH Sarabun New"/>
+                <w:b w:val="false"/>
+                <w:bCs w:val="false"/>
+                <w:sz w:val="28"/>
+                <w:szCs w:val="28"/>
+              </w:rPr>
+              <w:t xml:space="preserve"> (บังคับ)</w:t>
+            </w:r>
+          </w:p>
+        </w:tc>
+        <w:tc>
+          <w:tcPr>
+            <w:tcW w:type="dxa" w:w="4268"/>
+            <w:tcBorders>
+              <w:top w:val="single" w:color="BFBFBF" w:sz="4"/>
+              <w:left w:val="single" w:color="BFBFBF" w:sz="4"/>
+              <w:bottom w:val="single" w:color="BFBFBF" w:sz="4"/>
+              <w:right w:val="single" w:color="BFBFBF" w:sz="4"/>
+            </w:tcBorders>
+            <w:tcMar>
+              <w:top w:type="dxa" w:w="40"/>
+              <w:left w:type="dxa" w:w="100"/>
+              <w:bottom w:type="dxa" w:w="40"/>
+              <w:right w:type="dxa" w:w="100"/>
+            </w:tcMar>
+          </w:tcPr>
+          <w:p>
+            <w:pPr>
+              <w:spacing w:after="0"/>
+            </w:pPr>
+            <w:r>
+              <w:rPr>
+                <w:rFonts w:ascii="TH Sarabun New" w:cs="TH Sarabun New" w:eastAsia="TH Sarabun New" w:hAnsi="TH Sarabun New"/>
+                <w:b w:val="false"/>
+                <w:bCs w:val="false"/>
+                <w:sz w:val="28"/>
+                <w:szCs w:val="28"/>
+              </w:rPr>
+              <w:t xml:space="preserve">วัดค่าจริงในห้อง/สถานที่ แล้วตั้งเกณฑ์ใหม่ พร้อมเหตุผล</w:t>
+            </w:r>
+          </w:p>
+        </w:tc>
+        <w:tc>
+          <w:tcPr>
+            <w:tcW w:type="dxa" w:w="3500"/>
+            <w:tcBorders>
+              <w:top w:val="single" w:color="BFBFBF" w:sz="4"/>
+              <w:left w:val="single" w:color="BFBFBF" w:sz="4"/>
+              <w:bottom w:val="single" w:color="BFBFBF" w:sz="4"/>
+              <w:right w:val="single" w:color="BFBFBF" w:sz="4"/>
+            </w:tcBorders>
+            <w:tcMar>
+              <w:top w:type="dxa" w:w="40"/>
+              <w:left w:type="dxa" w:w="100"/>
+              <w:bottom w:type="dxa" w:w="40"/>
+              <w:right w:type="dxa" w:w="100"/>
+            </w:tcMar>
+          </w:tcPr>
+          <w:p>
+            <w:pPr>
+              <w:spacing w:after="0"/>
+            </w:pPr>
+            <w:r>
+              <w:rPr>
+                <w:rFonts w:ascii="TH Sarabun New" w:cs="TH Sarabun New" w:eastAsia="TH Sarabun New" w:hAnsi="TH Sarabun New"/>
+                <w:b w:val="false"/>
+                <w:bCs w:val="false"/>
+                <w:sz w:val="28"/>
+                <w:szCs w:val="28"/>
+              </w:rPr>
+              <w:t xml:space="preserve">วัดความชื้นห้อง 3 ครั้ง แล้วตั้งเกณฑ์ไซโลที่ 70 %</w:t>
+            </w:r>
+          </w:p>
+        </w:tc>
+      </w:tr>
+      <w:tr>
+        <w:tc>
+          <w:tcPr>
+            <w:tcW w:type="dxa" w:w="2600"/>
+            <w:tcBorders>
+              <w:top w:val="single" w:color="BFBFBF" w:sz="4"/>
+              <w:left w:val="single" w:color="BFBFBF" w:sz="4"/>
+              <w:bottom w:val="single" w:color="BFBFBF" w:sz="4"/>
+              <w:right w:val="single" w:color="BFBFBF" w:sz="4"/>
+            </w:tcBorders>
+            <w:tcMar>
+              <w:top w:type="dxa" w:w="40"/>
+              <w:left w:type="dxa" w:w="100"/>
+              <w:bottom w:type="dxa" w:w="40"/>
+              <w:right w:type="dxa" w:w="100"/>
+            </w:tcMar>
+          </w:tcPr>
+          <w:p>
+            <w:pPr>
+              <w:spacing w:after="0"/>
+            </w:pPr>
+            <w:r>
+              <w:rPr>
+                <w:rFonts w:ascii="TH Sarabun New" w:cs="TH Sarabun New" w:eastAsia="TH Sarabun New" w:hAnsi="TH Sarabun New"/>
+                <w:b/>
+                <w:bCs/>
+                <w:sz w:val="28"/>
+                <w:szCs w:val="28"/>
+              </w:rPr>
+              <w:t xml:space="preserve">2 · จอเป็นของผู้ใช้เรา</w:t>
+            </w:r>
+            <w:r>
+              <w:rPr>
+                <w:rFonts w:ascii="TH Sarabun New" w:cs="TH Sarabun New" w:eastAsia="TH Sarabun New" w:hAnsi="TH Sarabun New"/>
+                <w:b w:val="false"/>
+                <w:bCs w:val="false"/>
+                <w:sz w:val="28"/>
+                <w:szCs w:val="28"/>
+              </w:rPr>
+              <w:t xml:space="preserve"> (บังคับ)</w:t>
+            </w:r>
+          </w:p>
+        </w:tc>
+        <w:tc>
+          <w:tcPr>
+            <w:tcW w:type="dxa" w:w="4268"/>
+            <w:tcBorders>
+              <w:top w:val="single" w:color="BFBFBF" w:sz="4"/>
+              <w:left w:val="single" w:color="BFBFBF" w:sz="4"/>
+              <w:bottom w:val="single" w:color="BFBFBF" w:sz="4"/>
+              <w:right w:val="single" w:color="BFBFBF" w:sz="4"/>
+            </w:tcBorders>
+            <w:tcMar>
+              <w:top w:type="dxa" w:w="40"/>
+              <w:left w:type="dxa" w:w="100"/>
+              <w:bottom w:type="dxa" w:w="40"/>
+              <w:right w:type="dxa" w:w="100"/>
+            </w:tcMar>
+          </w:tcPr>
+          <w:p>
+            <w:pPr>
+              <w:spacing w:after="0"/>
+            </w:pPr>
+            <w:r>
+              <w:rPr>
+                <w:rFonts w:ascii="TH Sarabun New" w:cs="TH Sarabun New" w:eastAsia="TH Sarabun New" w:hAnsi="TH Sarabun New"/>
+                <w:b w:val="false"/>
+                <w:bCs w:val="false"/>
+                <w:sz w:val="28"/>
+                <w:szCs w:val="28"/>
+              </w:rPr>
+              <w:t xml:space="preserve">เปลี่ยนชื่อ ป้าย ข้อความเตือน และคำบน RGB matrix ให้ตรงผู้ใช้ของทีม</w:t>
+            </w:r>
+          </w:p>
+        </w:tc>
+        <w:tc>
+          <w:tcPr>
+            <w:tcW w:type="dxa" w:w="3500"/>
+            <w:tcBorders>
+              <w:top w:val="single" w:color="BFBFBF" w:sz="4"/>
+              <w:left w:val="single" w:color="BFBFBF" w:sz="4"/>
+              <w:bottom w:val="single" w:color="BFBFBF" w:sz="4"/>
+              <w:right w:val="single" w:color="BFBFBF" w:sz="4"/>
+            </w:tcBorders>
+            <w:tcMar>
+              <w:top w:type="dxa" w:w="40"/>
+              <w:left w:type="dxa" w:w="100"/>
+              <w:bottom w:type="dxa" w:w="40"/>
+              <w:right w:type="dxa" w:w="100"/>
+            </w:tcMar>
+          </w:tcPr>
+          <w:p>
+            <w:pPr>
+              <w:spacing w:after="0"/>
+            </w:pPr>
+            <w:r>
+              <w:rPr>
+                <w:rFonts w:ascii="TH Sarabun New" w:cs="TH Sarabun New" w:eastAsia="TH Sarabun New" w:hAnsi="TH Sarabun New"/>
+                <w:b w:val="false"/>
+                <w:bCs w:val="false"/>
+                <w:sz w:val="28"/>
+                <w:szCs w:val="28"/>
+              </w:rPr>
+              <w:t xml:space="preserve">จอสำหรับคนขับรถส่งของ อ่านได้ในหนึ่งวินาที</w:t>
+            </w:r>
+          </w:p>
+        </w:tc>
+      </w:tr>
+      <w:tr>
+        <w:tc>
+          <w:tcPr>
+            <w:tcW w:type="dxa" w:w="2600"/>
+            <w:tcBorders>
+              <w:top w:val="single" w:color="BFBFBF" w:sz="4"/>
+              <w:left w:val="single" w:color="BFBFBF" w:sz="4"/>
+              <w:bottom w:val="single" w:color="BFBFBF" w:sz="4"/>
+              <w:right w:val="single" w:color="BFBFBF" w:sz="4"/>
+            </w:tcBorders>
+            <w:tcMar>
+              <w:top w:type="dxa" w:w="40"/>
+              <w:left w:type="dxa" w:w="100"/>
+              <w:bottom w:type="dxa" w:w="40"/>
+              <w:right w:type="dxa" w:w="100"/>
+            </w:tcMar>
+          </w:tcPr>
+          <w:p>
+            <w:pPr>
+              <w:spacing w:after="0"/>
+            </w:pPr>
+            <w:r>
+              <w:rPr>
+                <w:rFonts w:ascii="TH Sarabun New" w:cs="TH Sarabun New" w:eastAsia="TH Sarabun New" w:hAnsi="TH Sarabun New"/>
+                <w:b/>
+                <w:bCs/>
+                <w:sz w:val="28"/>
+                <w:szCs w:val="28"/>
+              </w:rPr>
+              <w:t xml:space="preserve">3 · ความสามารถเพิ่ม 1 อย่าง</w:t>
+            </w:r>
+            <w:r>
+              <w:rPr>
+                <w:rFonts w:ascii="TH Sarabun New" w:cs="TH Sarabun New" w:eastAsia="TH Sarabun New" w:hAnsi="TH Sarabun New"/>
+                <w:b w:val="false"/>
+                <w:bCs w:val="false"/>
+                <w:sz w:val="28"/>
+                <w:szCs w:val="28"/>
+              </w:rPr>
+              <w:t xml:space="preserve"> (เลือกฝั่งใดก็ได้)</w:t>
+            </w:r>
+          </w:p>
+        </w:tc>
+        <w:tc>
+          <w:tcPr>
+            <w:tcW w:type="dxa" w:w="4268"/>
+            <w:tcBorders>
+              <w:top w:val="single" w:color="BFBFBF" w:sz="4"/>
+              <w:left w:val="single" w:color="BFBFBF" w:sz="4"/>
+              <w:bottom w:val="single" w:color="BFBFBF" w:sz="4"/>
+              <w:right w:val="single" w:color="BFBFBF" w:sz="4"/>
+            </w:tcBorders>
+            <w:tcMar>
+              <w:top w:type="dxa" w:w="40"/>
+              <w:left w:type="dxa" w:w="100"/>
+              <w:bottom w:type="dxa" w:w="40"/>
+              <w:right w:type="dxa" w:w="100"/>
+            </w:tcMar>
+          </w:tcPr>
+          <w:p>
+            <w:pPr>
+              <w:spacing w:after="0"/>
+            </w:pPr>
+            <w:r>
+              <w:rPr>
+                <w:rFonts w:ascii="TH Sarabun New" w:cs="TH Sarabun New" w:eastAsia="TH Sarabun New" w:hAnsi="TH Sarabun New"/>
+                <w:b w:val="false"/>
+                <w:bCs w:val="false"/>
+                <w:sz w:val="28"/>
+                <w:szCs w:val="28"/>
+              </w:rPr>
+              <w:t xml:space="preserve">ฝั่งบอร์ด หรือฝั่งเว็บ อย่างน้อย 1 อย่าง</w:t>
+            </w:r>
+          </w:p>
+        </w:tc>
+        <w:tc>
+          <w:tcPr>
+            <w:tcW w:type="dxa" w:w="3500"/>
+            <w:tcBorders>
+              <w:top w:val="single" w:color="BFBFBF" w:sz="4"/>
+              <w:left w:val="single" w:color="BFBFBF" w:sz="4"/>
+              <w:bottom w:val="single" w:color="BFBFBF" w:sz="4"/>
+              <w:right w:val="single" w:color="BFBFBF" w:sz="4"/>
+            </w:tcBorders>
+            <w:tcMar>
+              <w:top w:type="dxa" w:w="40"/>
+              <w:left w:type="dxa" w:w="100"/>
+              <w:bottom w:type="dxa" w:w="40"/>
+              <w:right w:type="dxa" w:w="100"/>
+            </w:tcMar>
+          </w:tcPr>
+          <w:p>
+            <w:pPr>
+              <w:spacing w:after="0"/>
+            </w:pPr>
+            <w:r>
+              <w:rPr>
+                <w:rFonts w:ascii="TH Sarabun New" w:cs="TH Sarabun New" w:eastAsia="TH Sarabun New" w:hAnsi="TH Sarabun New"/>
+                <w:b w:val="false"/>
+                <w:bCs w:val="false"/>
+                <w:sz w:val="28"/>
+                <w:szCs w:val="28"/>
+              </w:rPr>
+              <w:t xml:space="preserve">บอร์ด: นับจำนวนครั้งที่เตือน · เว็บ: ปุ่มคำสั่งใหม่ · กฎ "บอร์ดเงียบเกิน 15 วินาที" · กราฟ · สรุป CSV</w:t>
+            </w:r>
+          </w:p>
+        </w:tc>
+      </w:tr>
+    </w:tbl>
+    <w:p>
+      <w:pPr>
+        <w:spacing w:after="60"/>
+      </w:pPr>
+    </w:p>
+    <w:p>
+      <w:pPr>
+        <w:pStyle w:val="Heading1"/>
+      </w:pPr>
+      <w:r>
+        <w:rPr>
+          <w:rFonts w:ascii="TH Sarabun New" w:cs="TH Sarabun New" w:eastAsia="TH Sarabun New" w:hAnsi="TH Sarabun New"/>
+          <w:b/>
+          <w:bCs/>
+          <w:color w:val="365F91"/>
+          <w:sz w:val="40"/>
+          <w:szCs w:val="40"/>
+        </w:rPr>
+        <w:t xml:space="preserve">4. แบ่งหน้าที่กันทำ</w:t>
       </w:r>
     </w:p>
     <w:tbl>
@@ -1000,7 +2665,7 @@
                 <w:sz w:val="28"/>
                 <w:szCs w:val="28"/>
               </w:rPr>
-              <w:t xml:space="preserve">รันไฟล์ตั้งต้นบนบอร์ด จดค่าจริง</w:t>
+              <w:t xml:space="preserve">รันไฟล์บอร์ดของไอเดียบนบอร์ดจริง</w:t>
             </w:r>
           </w:p>
         </w:tc>
@@ -1032,7 +2697,7 @@
                 <w:sz w:val="28"/>
                 <w:szCs w:val="28"/>
               </w:rPr>
-              <w:t xml:space="preserve">เปิด farm_web.html ดูค่ากลุ่มตัวเองขึ้น</w:t>
+              <w:t xml:space="preserve">เปิด idea_web.html?idea=N&amp;team=teamXX เห็นค่าของกลุ่ม</w:t>
             </w:r>
           </w:p>
         </w:tc>
@@ -1066,7 +2731,7 @@
                 <w:sz w:val="28"/>
                 <w:szCs w:val="28"/>
               </w:rPr>
-              <w:t xml:space="preserve">ระหว่างสัปดาห์ (ช่วงแรก)</w:t>
+              <w:t xml:space="preserve">ระหว่างสัปดาห์</w:t>
             </w:r>
           </w:p>
         </w:tc>
@@ -1098,7 +2763,7 @@
                 <w:sz w:val="28"/>
                 <w:szCs w:val="28"/>
               </w:rPr>
-              <w:t xml:space="preserve">แก้จอ ป้าย กฎ VR ปุ่ม ให้เป็นเรื่องของทีม</w:t>
+              <w:t xml:space="preserve">ต่อยอดข้อ 1–2 (และข้อ 3 ถ้าเลือกฝั่งบอร์ด)</w:t>
             </w:r>
           </w:p>
         </w:tc>
@@ -1130,105 +2795,7 @@
                 <w:sz w:val="28"/>
                 <w:szCs w:val="28"/>
               </w:rPr>
-              <w:t xml:space="preserve">ทำหน้าเว็บของทีมด้วย vibe coding ทดสอบกับ fake_board.html</w:t>
-            </w:r>
-          </w:p>
-        </w:tc>
-      </w:tr>
-      <w:tr>
-        <w:tc>
-          <w:tcPr>
-            <w:tcW w:type="dxa" w:w="2600"/>
-            <w:tcBorders>
-              <w:top w:val="single" w:color="BFBFBF" w:sz="4"/>
-              <w:left w:val="single" w:color="BFBFBF" w:sz="4"/>
-              <w:bottom w:val="single" w:color="BFBFBF" w:sz="4"/>
-              <w:right w:val="single" w:color="BFBFBF" w:sz="4"/>
-            </w:tcBorders>
-            <w:tcMar>
-              <w:top w:type="dxa" w:w="40"/>
-              <w:left w:type="dxa" w:w="100"/>
-              <w:bottom w:type="dxa" w:w="40"/>
-              <w:right w:type="dxa" w:w="100"/>
-            </w:tcMar>
-          </w:tcPr>
-          <w:p>
-            <w:pPr>
-              <w:spacing w:after="0"/>
-            </w:pPr>
-            <w:r>
-              <w:rPr>
-                <w:rFonts w:ascii="TH Sarabun New" w:cs="TH Sarabun New" w:eastAsia="TH Sarabun New" w:hAnsi="TH Sarabun New"/>
-                <w:b w:val="false"/>
-                <w:bCs w:val="false"/>
-                <w:sz w:val="28"/>
-                <w:szCs w:val="28"/>
-              </w:rPr>
-              <w:t xml:space="preserve">ระหว่างสัปดาห์ (ช่วงหลัง)</w:t>
-            </w:r>
-          </w:p>
-        </w:tc>
-        <w:tc>
-          <w:tcPr>
-            <w:tcW w:type="dxa" w:w="3884"/>
-            <w:tcBorders>
-              <w:top w:val="single" w:color="BFBFBF" w:sz="4"/>
-              <w:left w:val="single" w:color="BFBFBF" w:sz="4"/>
-              <w:bottom w:val="single" w:color="BFBFBF" w:sz="4"/>
-              <w:right w:val="single" w:color="BFBFBF" w:sz="4"/>
-            </w:tcBorders>
-            <w:tcMar>
-              <w:top w:type="dxa" w:w="40"/>
-              <w:left w:type="dxa" w:w="100"/>
-              <w:bottom w:type="dxa" w:w="40"/>
-              <w:right w:type="dxa" w:w="100"/>
-            </w:tcMar>
-          </w:tcPr>
-          <w:p>
-            <w:pPr>
-              <w:spacing w:after="0"/>
-            </w:pPr>
-            <w:r>
-              <w:rPr>
-                <w:rFonts w:ascii="TH Sarabun New" w:cs="TH Sarabun New" w:eastAsia="TH Sarabun New" w:hAnsi="TH Sarabun New"/>
-                <w:b w:val="false"/>
-                <w:bCs w:val="false"/>
-                <w:sz w:val="28"/>
-                <w:szCs w:val="28"/>
-              </w:rPr>
-              <w:t xml:space="preserve">เสียง + matrix · ทดสอบ 3 กรณี</w:t>
-            </w:r>
-          </w:p>
-        </w:tc>
-        <w:tc>
-          <w:tcPr>
-            <w:tcW w:type="dxa" w:w="3884"/>
-            <w:tcBorders>
-              <w:top w:val="single" w:color="BFBFBF" w:sz="4"/>
-              <w:left w:val="single" w:color="BFBFBF" w:sz="4"/>
-              <w:bottom w:val="single" w:color="BFBFBF" w:sz="4"/>
-              <w:right w:val="single" w:color="BFBFBF" w:sz="4"/>
-            </w:tcBorders>
-            <w:tcMar>
-              <w:top w:type="dxa" w:w="40"/>
-              <w:left w:type="dxa" w:w="100"/>
-              <w:bottom w:type="dxa" w:w="40"/>
-              <w:right w:type="dxa" w:w="100"/>
-            </w:tcMar>
-          </w:tcPr>
-          <w:p>
-            <w:pPr>
-              <w:spacing w:after="0"/>
-            </w:pPr>
-            <w:r>
-              <w:rPr>
-                <w:rFonts w:ascii="TH Sarabun New" w:cs="TH Sarabun New" w:eastAsia="TH Sarabun New" w:hAnsi="TH Sarabun New"/>
-                <w:b w:val="false"/>
-                <w:bCs w:val="false"/>
-                <w:sz w:val="28"/>
-                <w:szCs w:val="28"/>
-              </w:rPr>
-              <w:t xml:space="preserve">ต่อบอร์ดจริง · ปุ่มสั่งกลับ · เก็บ CSV</w:t>
+              <w:t xml:space="preserve">ต่อยอดหน้าเว็บ (ข้อ 3 ถ้าเลือกฝั่งเว็บ)</w:t>
             </w:r>
           </w:p>
         </w:tc>
@@ -1336,19 +2903,6 @@
       <w:pPr>
         <w:spacing w:after="60"/>
       </w:pPr>
-    </w:p>
-    <w:p>
-      <w:pPr>
-        <w:spacing w:before="120"/>
-      </w:pPr>
-      <w:r>
-        <w:rPr>
-          <w:rFonts w:ascii="TH Sarabun New" w:cs="TH Sarabun New" w:eastAsia="TH Sarabun New" w:hAnsi="TH Sarabun New"/>
-          <w:sz w:val="30"/>
-          <w:szCs w:val="30"/>
-        </w:rPr>
-        <w:t xml:space="preserve">ทั้งสองคนต้องเข้าใจภาพรวม: บอร์ดส่งค่าอะไร ชื่อ key อะไร และรับคำสั่งอะไร (ตกลงกันตั้งแต่คาบเสนอหัวข้อ)</w:t>
-      </w:r>
     </w:p>
     <w:p>
       <w:pPr>
@@ -1363,12 +2917,12 @@
           <w:sz w:val="40"/>
           <w:szCs w:val="40"/>
         </w:rPr>
-        <w:t xml:space="preserve">3. เลือกไอเดีย และไฟล์ตั้งต้น</w:t>
+        <w:t xml:space="preserve">5. ฝั่งบอร์ด: แก้จากไฟล์ของไอเดีย (ไม่ต้องเขียน HMI ใหม่)</w:t>
       </w:r>
     </w:p>
     <w:p>
       <w:pPr>
-        <w:spacing w:before="120"/>
+        <w:spacing w:after="80"/>
       </w:pPr>
       <w:r>
         <w:rPr>
@@ -1376,7 +2930,49 @@
           <w:sz w:val="30"/>
           <w:szCs w:val="30"/>
         </w:rPr>
-        <w:t xml:space="preserve">ทุกไอเดียมี </w:t>
+        <w:t xml:space="preserve">☐ </w:t>
+      </w:r>
+      <w:r>
+        <w:rPr>
+          <w:rFonts w:ascii="TH Sarabun New" w:cs="TH Sarabun New" w:eastAsia="TH Sarabun New" w:hAnsi="TH Sarabun New"/>
+          <w:sz w:val="30"/>
+          <w:szCs w:val="30"/>
+        </w:rPr>
+        <w:t xml:space="preserve">คัดลอกไฟล์ของไอเดียเป็น g&lt;เลขทีม&gt;_&lt;ชื่อโปรเจกต์&gt;.py</w:t>
+      </w:r>
+    </w:p>
+    <w:p>
+      <w:pPr>
+        <w:spacing w:after="80"/>
+      </w:pPr>
+      <w:r>
+        <w:rPr>
+          <w:rFonts w:ascii="TH Sarabun New" w:cs="TH Sarabun New" w:eastAsia="TH Sarabun New" w:hAnsi="TH Sarabun New"/>
+          <w:sz w:val="30"/>
+          <w:szCs w:val="30"/>
+        </w:rPr>
+        <w:t xml:space="preserve">☐ </w:t>
+      </w:r>
+      <w:r>
+        <w:rPr>
+          <w:rFonts w:ascii="TH Sarabun New" w:cs="TH Sarabun New" w:eastAsia="TH Sarabun New" w:hAnsi="TH Sarabun New"/>
+          <w:sz w:val="30"/>
+          <w:szCs w:val="30"/>
+        </w:rPr>
+        <w:t xml:space="preserve">แก้ WIFI_SSID · WIFI_PASS · TEAM แล้วกด Program to Device ให้รันได้ก่อน</w:t>
+      </w:r>
+    </w:p>
+    <w:p>
+      <w:pPr>
+        <w:spacing w:after="80"/>
+      </w:pPr>
+      <w:r>
+        <w:rPr>
+          <w:rFonts w:ascii="TH Sarabun New" w:cs="TH Sarabun New" w:eastAsia="TH Sarabun New" w:hAnsi="TH Sarabun New"/>
+          <w:sz w:val="30"/>
+          <w:szCs w:val="30"/>
+        </w:rPr>
+        <w:t xml:space="preserve">☐ </w:t>
       </w:r>
       <w:r>
         <w:rPr>
@@ -1386,7 +2982,7 @@
           <w:sz w:val="30"/>
           <w:szCs w:val="30"/>
         </w:rPr>
-        <w:t xml:space="preserve">ไฟล์ตั้งต้นจากคาบ 2 ไฟล์เดียว</w:t>
+        <w:t xml:space="preserve">ค้นหาคำที่เห็นบนจอในไฟล์ (Ctrl+F / Cmd+F) แล้วพิมพ์ทับ</w:t>
       </w:r>
       <w:r>
         <w:rPr>
@@ -1394,8 +2990,60 @@
           <w:sz w:val="30"/>
           <w:szCs w:val="30"/>
         </w:rPr>
-        <w:t xml:space="preserve"> ที่มีจอ ปุ่ม เสียง RGB matrix MQTT และรับคำสั่งจากมือถือครบอยู่แล้ว · </w:t>
-      </w:r>
+        <w:t xml:space="preserve"> เพื่อเปลี่ยนชื่อ ป้าย และข้อความเตือน</w:t>
+      </w:r>
+    </w:p>
+    <w:p>
+      <w:pPr>
+        <w:spacing w:after="80"/>
+      </w:pPr>
+      <w:r>
+        <w:rPr>
+          <w:rFonts w:ascii="TH Sarabun New" w:cs="TH Sarabun New" w:eastAsia="TH Sarabun New" w:hAnsi="TH Sarabun New"/>
+          <w:sz w:val="30"/>
+          <w:szCs w:val="30"/>
+        </w:rPr>
+        <w:t xml:space="preserve">☐ </w:t>
+      </w:r>
+      <w:r>
+        <w:rPr>
+          <w:rFonts w:ascii="TH Sarabun New" w:cs="TH Sarabun New" w:eastAsia="TH Sarabun New" w:hAnsi="TH Sarabun New"/>
+          <w:sz w:val="30"/>
+          <w:szCs w:val="30"/>
+        </w:rPr>
+        <w:t xml:space="preserve">แก้เกณฑ์ในส่วน "1) ตั้งค่า" ด้านบนไฟล์ ตามค่าที่วัดเอง</w:t>
+      </w:r>
+    </w:p>
+    <w:p>
+      <w:pPr>
+        <w:spacing w:after="80"/>
+      </w:pPr>
+      <w:r>
+        <w:rPr>
+          <w:rFonts w:ascii="TH Sarabun New" w:cs="TH Sarabun New" w:eastAsia="TH Sarabun New" w:hAnsi="TH Sarabun New"/>
+          <w:sz w:val="30"/>
+          <w:szCs w:val="30"/>
+        </w:rPr>
+        <w:t xml:space="preserve">☐ </w:t>
+      </w:r>
+      <w:r>
+        <w:rPr>
+          <w:rFonts w:ascii="TH Sarabun New" w:cs="TH Sarabun New" w:eastAsia="TH Sarabun New" w:hAnsi="TH Sarabun New"/>
+          <w:sz w:val="30"/>
+          <w:szCs w:val="30"/>
+        </w:rPr>
+        <w:t xml:space="preserve">คำบน RGB matrix ใช้ตัวอักษรอังกฤษพิมพ์ใหญ่และตัวเลขเท่านั้น</w:t>
+      </w:r>
+    </w:p>
+    <w:p>
+      <w:pPr>
+        <w:pStyle w:val="ListParagraph"/>
+        <w:numPr>
+          <w:ilvl w:val="0"/>
+          <w:numId w:val="2"/>
+        </w:numPr>
+        <w:spacing w:after="60"/>
+      </w:pPr>
       <w:r>
         <w:rPr>
           <w:rFonts w:ascii="TH Sarabun New" w:cs="TH Sarabun New" w:eastAsia="TH Sarabun New" w:hAnsi="TH Sarabun New"/>
@@ -1404,7 +3052,7 @@
           <w:sz w:val="30"/>
           <w:szCs w:val="30"/>
         </w:rPr>
-        <w:t xml:space="preserve">ระดับ 1</w:t>
+        <w:t xml:space="preserve">แก้ทีละ 1–2 จุด แล้วรันดูทุกครั้ง</w:t>
       </w:r>
       <w:r>
         <w:rPr>
@@ -1412,8 +3060,18 @@
           <w:sz w:val="30"/>
           <w:szCs w:val="30"/>
         </w:rPr>
-        <w:t xml:space="preserve"> = แก้ข้อความอย่างเดียวก็ได้โปรเจกต์ที่ครบ · </w:t>
-      </w:r>
+        <w:t xml:space="preserve"> · เซฟสำเนาไฟล์ที่รันได้ก่อนแก้ทุกครั้ง</w:t>
+      </w:r>
+    </w:p>
+    <w:p>
+      <w:pPr>
+        <w:pStyle w:val="ListParagraph"/>
+        <w:numPr>
+          <w:ilvl w:val="0"/>
+          <w:numId w:val="2"/>
+        </w:numPr>
+        <w:spacing w:after="60"/>
+      </w:pPr>
       <w:r>
         <w:rPr>
           <w:rFonts w:ascii="TH Sarabun New" w:cs="TH Sarabun New" w:eastAsia="TH Sarabun New" w:hAnsi="TH Sarabun New"/>
@@ -1422,7 +3080,7 @@
           <w:sz w:val="30"/>
           <w:szCs w:val="30"/>
         </w:rPr>
-        <w:t xml:space="preserve">ระดับ 2</w:t>
+        <w:t xml:space="preserve">ไม่ใช้ vibe coding เขียนโค้ดบอร์ดใหม่ทั้งไฟล์</w:t>
       </w:r>
       <w:r>
         <w:rPr>
@@ -1430,1243 +3088,25 @@
           <w:sz w:val="30"/>
           <w:szCs w:val="30"/>
         </w:rPr>
-        <w:t xml:space="preserve"> = เพิ่มความสามารถ ถ้าทำได้</w:t>
-      </w:r>
-    </w:p>
-    <w:tbl>
-      <w:tblPr>
-        <w:tblW w:type="dxa" w:w="10368"/>
-        <w:tblBorders>
-          <w:top w:val="single" w:color="auto" w:sz="4"/>
-          <w:left w:val="single" w:color="auto" w:sz="4"/>
-          <w:bottom w:val="single" w:color="auto" w:sz="4"/>
-          <w:right w:val="single" w:color="auto" w:sz="4"/>
-          <w:insideH w:val="single" w:color="auto" w:sz="4"/>
-          <w:insideV w:val="single" w:color="auto" w:sz="4"/>
-        </w:tblBorders>
-      </w:tblPr>
-      <w:tblGrid>
-        <w:gridCol w:w="2300"/>
-        <w:gridCol w:w="1700"/>
-        <w:gridCol w:w="3484"/>
-        <w:gridCol w:w="2884"/>
-      </w:tblGrid>
-      <w:tr>
-        <w:trPr>
-          <w:tblHeader/>
-        </w:trPr>
-        <w:tc>
-          <w:tcPr>
-            <w:tcW w:type="dxa" w:w="2300"/>
-            <w:tcBorders>
-              <w:top w:val="single" w:color="BFBFBF" w:sz="4"/>
-              <w:left w:val="single" w:color="BFBFBF" w:sz="4"/>
-              <w:bottom w:val="single" w:color="BFBFBF" w:sz="4"/>
-              <w:right w:val="single" w:color="BFBFBF" w:sz="4"/>
-            </w:tcBorders>
-            <w:shd w:fill="D9EAF7" w:color="auto" w:val="clear"/>
-            <w:tcMar>
-              <w:top w:type="dxa" w:w="40"/>
-              <w:left w:type="dxa" w:w="100"/>
-              <w:bottom w:type="dxa" w:w="40"/>
-              <w:right w:type="dxa" w:w="100"/>
-            </w:tcMar>
-          </w:tcPr>
-          <w:p>
-            <w:pPr>
-              <w:spacing w:after="0"/>
-            </w:pPr>
-            <w:r>
-              <w:rPr>
-                <w:rFonts w:ascii="TH Sarabun New" w:cs="TH Sarabun New" w:eastAsia="TH Sarabun New" w:hAnsi="TH Sarabun New"/>
-                <w:b/>
-                <w:bCs/>
-                <w:sz w:val="28"/>
-                <w:szCs w:val="28"/>
-              </w:rPr>
-              <w:t xml:space="preserve">ไอเดีย</w:t>
-            </w:r>
-          </w:p>
-        </w:tc>
-        <w:tc>
-          <w:tcPr>
-            <w:tcW w:type="dxa" w:w="1700"/>
-            <w:tcBorders>
-              <w:top w:val="single" w:color="BFBFBF" w:sz="4"/>
-              <w:left w:val="single" w:color="BFBFBF" w:sz="4"/>
-              <w:bottom w:val="single" w:color="BFBFBF" w:sz="4"/>
-              <w:right w:val="single" w:color="BFBFBF" w:sz="4"/>
-            </w:tcBorders>
-            <w:shd w:fill="D9EAF7" w:color="auto" w:val="clear"/>
-            <w:tcMar>
-              <w:top w:type="dxa" w:w="40"/>
-              <w:left w:type="dxa" w:w="100"/>
-              <w:bottom w:type="dxa" w:w="40"/>
-              <w:right w:type="dxa" w:w="100"/>
-            </w:tcMar>
-          </w:tcPr>
-          <w:p>
-            <w:pPr>
-              <w:spacing w:after="0"/>
-            </w:pPr>
-            <w:r>
-              <w:rPr>
-                <w:rFonts w:ascii="TH Sarabun New" w:cs="TH Sarabun New" w:eastAsia="TH Sarabun New" w:hAnsi="TH Sarabun New"/>
-                <w:b/>
-                <w:bCs/>
-                <w:sz w:val="28"/>
-                <w:szCs w:val="28"/>
-              </w:rPr>
-              <w:t xml:space="preserve">ไฟล์ตั้งต้น</w:t>
-            </w:r>
-          </w:p>
-        </w:tc>
-        <w:tc>
-          <w:tcPr>
-            <w:tcW w:type="dxa" w:w="3484"/>
-            <w:tcBorders>
-              <w:top w:val="single" w:color="BFBFBF" w:sz="4"/>
-              <w:left w:val="single" w:color="BFBFBF" w:sz="4"/>
-              <w:bottom w:val="single" w:color="BFBFBF" w:sz="4"/>
-              <w:right w:val="single" w:color="BFBFBF" w:sz="4"/>
-            </w:tcBorders>
-            <w:shd w:fill="D9EAF7" w:color="auto" w:val="clear"/>
-            <w:tcMar>
-              <w:top w:type="dxa" w:w="40"/>
-              <w:left w:type="dxa" w:w="100"/>
-              <w:bottom w:type="dxa" w:w="40"/>
-              <w:right w:type="dxa" w:w="100"/>
-            </w:tcMar>
-          </w:tcPr>
-          <w:p>
-            <w:pPr>
-              <w:spacing w:after="0"/>
-            </w:pPr>
-            <w:r>
-              <w:rPr>
-                <w:rFonts w:ascii="TH Sarabun New" w:cs="TH Sarabun New" w:eastAsia="TH Sarabun New" w:hAnsi="TH Sarabun New"/>
-                <w:b/>
-                <w:bCs/>
-                <w:sz w:val="28"/>
-                <w:szCs w:val="28"/>
-              </w:rPr>
-              <w:t xml:space="preserve">ระดับ 1: แก้ข้อความอย่างเดียว ได้อะไร</w:t>
-            </w:r>
-          </w:p>
-        </w:tc>
-        <w:tc>
-          <w:tcPr>
-            <w:tcW w:type="dxa" w:w="2884"/>
-            <w:tcBorders>
-              <w:top w:val="single" w:color="BFBFBF" w:sz="4"/>
-              <w:left w:val="single" w:color="BFBFBF" w:sz="4"/>
-              <w:bottom w:val="single" w:color="BFBFBF" w:sz="4"/>
-              <w:right w:val="single" w:color="BFBFBF" w:sz="4"/>
-            </w:tcBorders>
-            <w:shd w:fill="D9EAF7" w:color="auto" w:val="clear"/>
-            <w:tcMar>
-              <w:top w:type="dxa" w:w="40"/>
-              <w:left w:type="dxa" w:w="100"/>
-              <w:bottom w:type="dxa" w:w="40"/>
-              <w:right w:type="dxa" w:w="100"/>
-            </w:tcMar>
-          </w:tcPr>
-          <w:p>
-            <w:pPr>
-              <w:spacing w:after="0"/>
-            </w:pPr>
-            <w:r>
-              <w:rPr>
-                <w:rFonts w:ascii="TH Sarabun New" w:cs="TH Sarabun New" w:eastAsia="TH Sarabun New" w:hAnsi="TH Sarabun New"/>
-                <w:b/>
-                <w:bCs/>
-                <w:sz w:val="28"/>
-                <w:szCs w:val="28"/>
-              </w:rPr>
-              <w:t xml:space="preserve">ระดับ 2 (ถ้าทำได้)</w:t>
-            </w:r>
-          </w:p>
-        </w:tc>
-      </w:tr>
-      <w:tr>
-        <w:tc>
-          <w:tcPr>
-            <w:tcW w:type="dxa" w:w="2300"/>
-            <w:tcBorders>
-              <w:top w:val="single" w:color="BFBFBF" w:sz="4"/>
-              <w:left w:val="single" w:color="BFBFBF" w:sz="4"/>
-              <w:bottom w:val="single" w:color="BFBFBF" w:sz="4"/>
-              <w:right w:val="single" w:color="BFBFBF" w:sz="4"/>
-            </w:tcBorders>
-            <w:tcMar>
-              <w:top w:type="dxa" w:w="40"/>
-              <w:left w:type="dxa" w:w="100"/>
-              <w:bottom w:type="dxa" w:w="40"/>
-              <w:right w:type="dxa" w:w="100"/>
-            </w:tcMar>
-          </w:tcPr>
-          <w:p>
-            <w:pPr>
-              <w:spacing w:after="0"/>
-            </w:pPr>
-            <w:r>
-              <w:rPr>
-                <w:rFonts w:ascii="TH Sarabun New" w:cs="TH Sarabun New" w:eastAsia="TH Sarabun New" w:hAnsi="TH Sarabun New"/>
-                <w:b w:val="false"/>
-                <w:bCs w:val="false"/>
-                <w:sz w:val="28"/>
-                <w:szCs w:val="28"/>
-              </w:rPr>
-              <w:t xml:space="preserve">3 · ไซโลข้าวเปลือก</w:t>
-            </w:r>
-          </w:p>
-        </w:tc>
-        <w:tc>
-          <w:tcPr>
-            <w:tcW w:type="dxa" w:w="1700"/>
-            <w:tcBorders>
-              <w:top w:val="single" w:color="BFBFBF" w:sz="4"/>
-              <w:left w:val="single" w:color="BFBFBF" w:sz="4"/>
-              <w:bottom w:val="single" w:color="BFBFBF" w:sz="4"/>
-              <w:right w:val="single" w:color="BFBFBF" w:sz="4"/>
-            </w:tcBorders>
-            <w:tcMar>
-              <w:top w:type="dxa" w:w="40"/>
-              <w:left w:type="dxa" w:w="100"/>
-              <w:bottom w:type="dxa" w:w="40"/>
-              <w:right w:type="dxa" w:w="100"/>
-            </w:tcMar>
-          </w:tcPr>
-          <w:p>
-            <w:pPr>
-              <w:spacing w:after="0"/>
-            </w:pPr>
-            <w:r>
-              <w:rPr>
-                <w:rFonts w:ascii="TH Sarabun New" w:cs="TH Sarabun New" w:eastAsia="TH Sarabun New" w:hAnsi="TH Sarabun New"/>
-                <w:b w:val="false"/>
-                <w:bCs w:val="false"/>
-                <w:sz w:val="28"/>
-                <w:szCs w:val="28"/>
-              </w:rPr>
-              <w:t xml:space="preserve">sf2_04</w:t>
-            </w:r>
-          </w:p>
-        </w:tc>
-        <w:tc>
-          <w:tcPr>
-            <w:tcW w:type="dxa" w:w="3484"/>
-            <w:tcBorders>
-              <w:top w:val="single" w:color="BFBFBF" w:sz="4"/>
-              <w:left w:val="single" w:color="BFBFBF" w:sz="4"/>
-              <w:bottom w:val="single" w:color="BFBFBF" w:sz="4"/>
-              <w:right w:val="single" w:color="BFBFBF" w:sz="4"/>
-            </w:tcBorders>
-            <w:tcMar>
-              <w:top w:type="dxa" w:w="40"/>
-              <w:left w:type="dxa" w:w="100"/>
-              <w:bottom w:type="dxa" w:w="40"/>
-              <w:right w:type="dxa" w:w="100"/>
-            </w:tcMar>
-          </w:tcPr>
-          <w:p>
-            <w:pPr>
-              <w:spacing w:after="0"/>
-            </w:pPr>
-            <w:r>
-              <w:rPr>
-                <w:rFonts w:ascii="TH Sarabun New" w:cs="TH Sarabun New" w:eastAsia="TH Sarabun New" w:hAnsi="TH Sarabun New"/>
-                <w:b w:val="false"/>
-                <w:bCs w:val="false"/>
-                <w:sz w:val="28"/>
-                <w:szCs w:val="28"/>
-              </w:rPr>
-              <w:t xml:space="preserve">เตือนความชื้นในไซโลสูง · คนงานกดรับทราบ · มือถือเห็น</w:t>
-            </w:r>
-          </w:p>
-        </w:tc>
-        <w:tc>
-          <w:tcPr>
-            <w:tcW w:type="dxa" w:w="2884"/>
-            <w:tcBorders>
-              <w:top w:val="single" w:color="BFBFBF" w:sz="4"/>
-              <w:left w:val="single" w:color="BFBFBF" w:sz="4"/>
-              <w:bottom w:val="single" w:color="BFBFBF" w:sz="4"/>
-              <w:right w:val="single" w:color="BFBFBF" w:sz="4"/>
-            </w:tcBorders>
-            <w:tcMar>
-              <w:top w:type="dxa" w:w="40"/>
-              <w:left w:type="dxa" w:w="100"/>
-              <w:bottom w:type="dxa" w:w="40"/>
-              <w:right w:type="dxa" w:w="100"/>
-            </w:tcMar>
-          </w:tcPr>
-          <w:p>
-            <w:pPr>
-              <w:spacing w:after="0"/>
-            </w:pPr>
-            <w:r>
-              <w:rPr>
-                <w:rFonts w:ascii="TH Sarabun New" w:cs="TH Sarabun New" w:eastAsia="TH Sarabun New" w:hAnsi="TH Sarabun New"/>
-                <w:b w:val="false"/>
-                <w:bCs w:val="false"/>
-                <w:sz w:val="28"/>
-                <w:szCs w:val="28"/>
-              </w:rPr>
-              <w:t xml:space="preserve">แนวโน้มความชื้นบนเว็บ</w:t>
-            </w:r>
-          </w:p>
-        </w:tc>
-      </w:tr>
-      <w:tr>
-        <w:tc>
-          <w:tcPr>
-            <w:tcW w:type="dxa" w:w="2300"/>
-            <w:tcBorders>
-              <w:top w:val="single" w:color="BFBFBF" w:sz="4"/>
-              <w:left w:val="single" w:color="BFBFBF" w:sz="4"/>
-              <w:bottom w:val="single" w:color="BFBFBF" w:sz="4"/>
-              <w:right w:val="single" w:color="BFBFBF" w:sz="4"/>
-            </w:tcBorders>
-            <w:tcMar>
-              <w:top w:type="dxa" w:w="40"/>
-              <w:left w:type="dxa" w:w="100"/>
-              <w:bottom w:type="dxa" w:w="40"/>
-              <w:right w:type="dxa" w:w="100"/>
-            </w:tcMar>
-          </w:tcPr>
-          <w:p>
-            <w:pPr>
-              <w:spacing w:after="0"/>
-            </w:pPr>
-            <w:r>
-              <w:rPr>
-                <w:rFonts w:ascii="TH Sarabun New" w:cs="TH Sarabun New" w:eastAsia="TH Sarabun New" w:hAnsi="TH Sarabun New"/>
-                <w:b w:val="false"/>
-                <w:bCs w:val="false"/>
-                <w:sz w:val="28"/>
-                <w:szCs w:val="28"/>
-              </w:rPr>
-              <w:t xml:space="preserve">8 · เล้าไก่กันเครียดฝูง</w:t>
-            </w:r>
-          </w:p>
-        </w:tc>
-        <w:tc>
-          <w:tcPr>
-            <w:tcW w:type="dxa" w:w="1700"/>
-            <w:tcBorders>
-              <w:top w:val="single" w:color="BFBFBF" w:sz="4"/>
-              <w:left w:val="single" w:color="BFBFBF" w:sz="4"/>
-              <w:bottom w:val="single" w:color="BFBFBF" w:sz="4"/>
-              <w:right w:val="single" w:color="BFBFBF" w:sz="4"/>
-            </w:tcBorders>
-            <w:tcMar>
-              <w:top w:type="dxa" w:w="40"/>
-              <w:left w:type="dxa" w:w="100"/>
-              <w:bottom w:type="dxa" w:w="40"/>
-              <w:right w:type="dxa" w:w="100"/>
-            </w:tcMar>
-          </w:tcPr>
-          <w:p>
-            <w:pPr>
-              <w:spacing w:after="0"/>
-            </w:pPr>
-            <w:r>
-              <w:rPr>
-                <w:rFonts w:ascii="TH Sarabun New" w:cs="TH Sarabun New" w:eastAsia="TH Sarabun New" w:hAnsi="TH Sarabun New"/>
-                <w:b w:val="false"/>
-                <w:bCs w:val="false"/>
-                <w:sz w:val="28"/>
-                <w:szCs w:val="28"/>
-              </w:rPr>
-              <w:t xml:space="preserve">sf2_04</w:t>
-            </w:r>
-          </w:p>
-        </w:tc>
-        <w:tc>
-          <w:tcPr>
-            <w:tcW w:type="dxa" w:w="3484"/>
-            <w:tcBorders>
-              <w:top w:val="single" w:color="BFBFBF" w:sz="4"/>
-              <w:left w:val="single" w:color="BFBFBF" w:sz="4"/>
-              <w:bottom w:val="single" w:color="BFBFBF" w:sz="4"/>
-              <w:right w:val="single" w:color="BFBFBF" w:sz="4"/>
-            </w:tcBorders>
-            <w:tcMar>
-              <w:top w:type="dxa" w:w="40"/>
-              <w:left w:type="dxa" w:w="100"/>
-              <w:bottom w:type="dxa" w:w="40"/>
-              <w:right w:type="dxa" w:w="100"/>
-            </w:tcMar>
-          </w:tcPr>
-          <w:p>
-            <w:pPr>
-              <w:spacing w:after="0"/>
-            </w:pPr>
-            <w:r>
-              <w:rPr>
-                <w:rFonts w:ascii="TH Sarabun New" w:cs="TH Sarabun New" w:eastAsia="TH Sarabun New" w:hAnsi="TH Sarabun New"/>
-                <w:b w:val="false"/>
-                <w:bCs w:val="false"/>
-                <w:sz w:val="28"/>
-                <w:szCs w:val="28"/>
-              </w:rPr>
-              <w:t xml:space="preserve">เตือนเล้าร้อน/ชื้นเกิน · รับทราบ · มือถือเห็น</w:t>
-            </w:r>
-          </w:p>
-        </w:tc>
-        <w:tc>
-          <w:tcPr>
-            <w:tcW w:type="dxa" w:w="2884"/>
-            <w:tcBorders>
-              <w:top w:val="single" w:color="BFBFBF" w:sz="4"/>
-              <w:left w:val="single" w:color="BFBFBF" w:sz="4"/>
-              <w:bottom w:val="single" w:color="BFBFBF" w:sz="4"/>
-              <w:right w:val="single" w:color="BFBFBF" w:sz="4"/>
-            </w:tcBorders>
-            <w:tcMar>
-              <w:top w:type="dxa" w:w="40"/>
-              <w:left w:type="dxa" w:w="100"/>
-              <w:bottom w:type="dxa" w:w="40"/>
-              <w:right w:type="dxa" w:w="100"/>
-            </w:tcMar>
-          </w:tcPr>
-          <w:p>
-            <w:pPr>
-              <w:spacing w:after="0"/>
-            </w:pPr>
-            <w:r>
-              <w:rPr>
-                <w:rFonts w:ascii="TH Sarabun New" w:cs="TH Sarabun New" w:eastAsia="TH Sarabun New" w:hAnsi="TH Sarabun New"/>
-                <w:b w:val="false"/>
-                <w:bCs w:val="false"/>
-                <w:sz w:val="28"/>
-                <w:szCs w:val="28"/>
-              </w:rPr>
-              <w:t xml:space="preserve">นับเสียงดังจากไมค์ (sf3_02)</w:t>
-            </w:r>
-          </w:p>
-        </w:tc>
-      </w:tr>
-      <w:tr>
-        <w:tc>
-          <w:tcPr>
-            <w:tcW w:type="dxa" w:w="2300"/>
-            <w:tcBorders>
-              <w:top w:val="single" w:color="BFBFBF" w:sz="4"/>
-              <w:left w:val="single" w:color="BFBFBF" w:sz="4"/>
-              <w:bottom w:val="single" w:color="BFBFBF" w:sz="4"/>
-              <w:right w:val="single" w:color="BFBFBF" w:sz="4"/>
-            </w:tcBorders>
-            <w:tcMar>
-              <w:top w:type="dxa" w:w="40"/>
-              <w:left w:type="dxa" w:w="100"/>
-              <w:bottom w:type="dxa" w:w="40"/>
-              <w:right w:type="dxa" w:w="100"/>
-            </w:tcMar>
-          </w:tcPr>
-          <w:p>
-            <w:pPr>
-              <w:spacing w:after="0"/>
-            </w:pPr>
-            <w:r>
-              <w:rPr>
-                <w:rFonts w:ascii="TH Sarabun New" w:cs="TH Sarabun New" w:eastAsia="TH Sarabun New" w:hAnsi="TH Sarabun New"/>
-                <w:b w:val="false"/>
-                <w:bCs w:val="false"/>
-                <w:sz w:val="28"/>
-                <w:szCs w:val="28"/>
-              </w:rPr>
-              <w:t xml:space="preserve">1 · กล่องขนส่งห้องเย็น</w:t>
-            </w:r>
-          </w:p>
-        </w:tc>
-        <w:tc>
-          <w:tcPr>
-            <w:tcW w:type="dxa" w:w="1700"/>
-            <w:tcBorders>
-              <w:top w:val="single" w:color="BFBFBF" w:sz="4"/>
-              <w:left w:val="single" w:color="BFBFBF" w:sz="4"/>
-              <w:bottom w:val="single" w:color="BFBFBF" w:sz="4"/>
-              <w:right w:val="single" w:color="BFBFBF" w:sz="4"/>
-            </w:tcBorders>
-            <w:tcMar>
-              <w:top w:type="dxa" w:w="40"/>
-              <w:left w:type="dxa" w:w="100"/>
-              <w:bottom w:type="dxa" w:w="40"/>
-              <w:right w:type="dxa" w:w="100"/>
-            </w:tcMar>
-          </w:tcPr>
-          <w:p>
-            <w:pPr>
-              <w:spacing w:after="0"/>
-            </w:pPr>
-            <w:r>
-              <w:rPr>
-                <w:rFonts w:ascii="TH Sarabun New" w:cs="TH Sarabun New" w:eastAsia="TH Sarabun New" w:hAnsi="TH Sarabun New"/>
-                <w:b w:val="false"/>
-                <w:bCs w:val="false"/>
-                <w:sz w:val="28"/>
-                <w:szCs w:val="28"/>
-              </w:rPr>
-              <w:t xml:space="preserve">sf2_04</w:t>
-            </w:r>
-          </w:p>
-        </w:tc>
-        <w:tc>
-          <w:tcPr>
-            <w:tcW w:type="dxa" w:w="3484"/>
-            <w:tcBorders>
-              <w:top w:val="single" w:color="BFBFBF" w:sz="4"/>
-              <w:left w:val="single" w:color="BFBFBF" w:sz="4"/>
-              <w:bottom w:val="single" w:color="BFBFBF" w:sz="4"/>
-              <w:right w:val="single" w:color="BFBFBF" w:sz="4"/>
-            </w:tcBorders>
-            <w:tcMar>
-              <w:top w:type="dxa" w:w="40"/>
-              <w:left w:type="dxa" w:w="100"/>
-              <w:bottom w:type="dxa" w:w="40"/>
-              <w:right w:type="dxa" w:w="100"/>
-            </w:tcMar>
-          </w:tcPr>
-          <w:p>
-            <w:pPr>
-              <w:spacing w:after="0"/>
-            </w:pPr>
-            <w:r>
-              <w:rPr>
-                <w:rFonts w:ascii="TH Sarabun New" w:cs="TH Sarabun New" w:eastAsia="TH Sarabun New" w:hAnsi="TH Sarabun New"/>
-                <w:b w:val="false"/>
-                <w:bCs w:val="false"/>
-                <w:sz w:val="28"/>
-                <w:szCs w:val="28"/>
-              </w:rPr>
-              <w:t xml:space="preserve">เตือนกล่องร้อนเกินระหว่างขนส่ง · รับทราบ · มือถือเห็น</w:t>
-            </w:r>
-          </w:p>
-        </w:tc>
-        <w:tc>
-          <w:tcPr>
-            <w:tcW w:type="dxa" w:w="2884"/>
-            <w:tcBorders>
-              <w:top w:val="single" w:color="BFBFBF" w:sz="4"/>
-              <w:left w:val="single" w:color="BFBFBF" w:sz="4"/>
-              <w:bottom w:val="single" w:color="BFBFBF" w:sz="4"/>
-              <w:right w:val="single" w:color="BFBFBF" w:sz="4"/>
-            </w:tcBorders>
-            <w:tcMar>
-              <w:top w:type="dxa" w:w="40"/>
-              <w:left w:type="dxa" w:w="100"/>
-              <w:bottom w:type="dxa" w:w="40"/>
-              <w:right w:type="dxa" w:w="100"/>
-            </w:tcMar>
-          </w:tcPr>
-          <w:p>
-            <w:pPr>
-              <w:spacing w:after="0"/>
-            </w:pPr>
-            <w:r>
-              <w:rPr>
-                <w:rFonts w:ascii="TH Sarabun New" w:cs="TH Sarabun New" w:eastAsia="TH Sarabun New" w:hAnsi="TH Sarabun New"/>
-                <w:b w:val="false"/>
-                <w:bCs w:val="false"/>
-                <w:sz w:val="28"/>
-                <w:szCs w:val="28"/>
-              </w:rPr>
-              <w:t xml:space="preserve">นับการกระแทก (sf1_04)</w:t>
-            </w:r>
-          </w:p>
-        </w:tc>
-      </w:tr>
-      <w:tr>
-        <w:tc>
-          <w:tcPr>
-            <w:tcW w:type="dxa" w:w="2300"/>
-            <w:tcBorders>
-              <w:top w:val="single" w:color="BFBFBF" w:sz="4"/>
-              <w:left w:val="single" w:color="BFBFBF" w:sz="4"/>
-              <w:bottom w:val="single" w:color="BFBFBF" w:sz="4"/>
-              <w:right w:val="single" w:color="BFBFBF" w:sz="4"/>
-            </w:tcBorders>
-            <w:tcMar>
-              <w:top w:type="dxa" w:w="40"/>
-              <w:left w:type="dxa" w:w="100"/>
-              <w:bottom w:type="dxa" w:w="40"/>
-              <w:right w:type="dxa" w:w="100"/>
-            </w:tcMar>
-          </w:tcPr>
-          <w:p>
-            <w:pPr>
-              <w:spacing w:after="0"/>
-            </w:pPr>
-            <w:r>
-              <w:rPr>
-                <w:rFonts w:ascii="TH Sarabun New" w:cs="TH Sarabun New" w:eastAsia="TH Sarabun New" w:hAnsi="TH Sarabun New"/>
-                <w:b w:val="false"/>
-                <w:bCs w:val="false"/>
-                <w:sz w:val="28"/>
-                <w:szCs w:val="28"/>
-              </w:rPr>
-              <w:t xml:space="preserve">2 · รถส่งผลผลิตถึงตลาด</w:t>
-            </w:r>
-          </w:p>
-        </w:tc>
-        <w:tc>
-          <w:tcPr>
-            <w:tcW w:type="dxa" w:w="1700"/>
-            <w:tcBorders>
-              <w:top w:val="single" w:color="BFBFBF" w:sz="4"/>
-              <w:left w:val="single" w:color="BFBFBF" w:sz="4"/>
-              <w:bottom w:val="single" w:color="BFBFBF" w:sz="4"/>
-              <w:right w:val="single" w:color="BFBFBF" w:sz="4"/>
-            </w:tcBorders>
-            <w:tcMar>
-              <w:top w:type="dxa" w:w="40"/>
-              <w:left w:type="dxa" w:w="100"/>
-              <w:bottom w:type="dxa" w:w="40"/>
-              <w:right w:type="dxa" w:w="100"/>
-            </w:tcMar>
-          </w:tcPr>
-          <w:p>
-            <w:pPr>
-              <w:spacing w:after="0"/>
-            </w:pPr>
-            <w:r>
-              <w:rPr>
-                <w:rFonts w:ascii="TH Sarabun New" w:cs="TH Sarabun New" w:eastAsia="TH Sarabun New" w:hAnsi="TH Sarabun New"/>
-                <w:b w:val="false"/>
-                <w:bCs w:val="false"/>
-                <w:sz w:val="28"/>
-                <w:szCs w:val="28"/>
-              </w:rPr>
-              <w:t xml:space="preserve">sf2_04</w:t>
-            </w:r>
-          </w:p>
-        </w:tc>
-        <w:tc>
-          <w:tcPr>
-            <w:tcW w:type="dxa" w:w="3484"/>
-            <w:tcBorders>
-              <w:top w:val="single" w:color="BFBFBF" w:sz="4"/>
-              <w:left w:val="single" w:color="BFBFBF" w:sz="4"/>
-              <w:bottom w:val="single" w:color="BFBFBF" w:sz="4"/>
-              <w:right w:val="single" w:color="BFBFBF" w:sz="4"/>
-            </w:tcBorders>
-            <w:tcMar>
-              <w:top w:type="dxa" w:w="40"/>
-              <w:left w:type="dxa" w:w="100"/>
-              <w:bottom w:type="dxa" w:w="40"/>
-              <w:right w:type="dxa" w:w="100"/>
-            </w:tcMar>
-          </w:tcPr>
-          <w:p>
-            <w:pPr>
-              <w:spacing w:after="0"/>
-            </w:pPr>
-            <w:r>
-              <w:rPr>
-                <w:rFonts w:ascii="TH Sarabun New" w:cs="TH Sarabun New" w:eastAsia="TH Sarabun New" w:hAnsi="TH Sarabun New"/>
-                <w:b w:val="false"/>
-                <w:bCs w:val="false"/>
-                <w:sz w:val="28"/>
-                <w:szCs w:val="28"/>
-              </w:rPr>
-              <w:t xml:space="preserve">ดูอุณหภูมิกระบะ · ลูกค้ากดรับของ (ack) · มือถือเห็นเวลาส่งมอบ</w:t>
-            </w:r>
-          </w:p>
-        </w:tc>
-        <w:tc>
-          <w:tcPr>
-            <w:tcW w:type="dxa" w:w="2884"/>
-            <w:tcBorders>
-              <w:top w:val="single" w:color="BFBFBF" w:sz="4"/>
-              <w:left w:val="single" w:color="BFBFBF" w:sz="4"/>
-              <w:bottom w:val="single" w:color="BFBFBF" w:sz="4"/>
-              <w:right w:val="single" w:color="BFBFBF" w:sz="4"/>
-            </w:tcBorders>
-            <w:tcMar>
-              <w:top w:type="dxa" w:w="40"/>
-              <w:left w:type="dxa" w:w="100"/>
-              <w:bottom w:type="dxa" w:w="40"/>
-              <w:right w:type="dxa" w:w="100"/>
-            </w:tcMar>
-          </w:tcPr>
-          <w:p>
-            <w:pPr>
-              <w:spacing w:after="0"/>
-            </w:pPr>
-            <w:r>
-              <w:rPr>
-                <w:rFonts w:ascii="TH Sarabun New" w:cs="TH Sarabun New" w:eastAsia="TH Sarabun New" w:hAnsi="TH Sarabun New"/>
-                <w:b w:val="false"/>
-                <w:bCs w:val="false"/>
-                <w:sz w:val="28"/>
-                <w:szCs w:val="28"/>
-              </w:rPr>
-              <w:t xml:space="preserve">นับถนนขรุขระ (sf1_04)</w:t>
-            </w:r>
-          </w:p>
-        </w:tc>
-      </w:tr>
-      <w:tr>
-        <w:tc>
-          <w:tcPr>
-            <w:tcW w:type="dxa" w:w="2300"/>
-            <w:tcBorders>
-              <w:top w:val="single" w:color="BFBFBF" w:sz="4"/>
-              <w:left w:val="single" w:color="BFBFBF" w:sz="4"/>
-              <w:bottom w:val="single" w:color="BFBFBF" w:sz="4"/>
-              <w:right w:val="single" w:color="BFBFBF" w:sz="4"/>
-            </w:tcBorders>
-            <w:tcMar>
-              <w:top w:type="dxa" w:w="40"/>
-              <w:left w:type="dxa" w:w="100"/>
-              <w:bottom w:type="dxa" w:w="40"/>
-              <w:right w:type="dxa" w:w="100"/>
-            </w:tcMar>
-          </w:tcPr>
-          <w:p>
-            <w:pPr>
-              <w:spacing w:after="0"/>
-            </w:pPr>
-            <w:r>
-              <w:rPr>
-                <w:rFonts w:ascii="TH Sarabun New" w:cs="TH Sarabun New" w:eastAsia="TH Sarabun New" w:hAnsi="TH Sarabun New"/>
-                <w:b w:val="false"/>
-                <w:bCs w:val="false"/>
-                <w:sz w:val="28"/>
-                <w:szCs w:val="28"/>
-              </w:rPr>
-              <w:t xml:space="preserve">4 · โรงเรือนอัจฉริยะ</w:t>
-            </w:r>
-          </w:p>
-        </w:tc>
-        <w:tc>
-          <w:tcPr>
-            <w:tcW w:type="dxa" w:w="1700"/>
-            <w:tcBorders>
-              <w:top w:val="single" w:color="BFBFBF" w:sz="4"/>
-              <w:left w:val="single" w:color="BFBFBF" w:sz="4"/>
-              <w:bottom w:val="single" w:color="BFBFBF" w:sz="4"/>
-              <w:right w:val="single" w:color="BFBFBF" w:sz="4"/>
-            </w:tcBorders>
-            <w:tcMar>
-              <w:top w:type="dxa" w:w="40"/>
-              <w:left w:type="dxa" w:w="100"/>
-              <w:bottom w:type="dxa" w:w="40"/>
-              <w:right w:type="dxa" w:w="100"/>
-            </w:tcMar>
-          </w:tcPr>
-          <w:p>
-            <w:pPr>
-              <w:spacing w:after="0"/>
-            </w:pPr>
-            <w:r>
-              <w:rPr>
-                <w:rFonts w:ascii="TH Sarabun New" w:cs="TH Sarabun New" w:eastAsia="TH Sarabun New" w:hAnsi="TH Sarabun New"/>
-                <w:b w:val="false"/>
-                <w:bCs w:val="false"/>
-                <w:sz w:val="28"/>
-                <w:szCs w:val="28"/>
-              </w:rPr>
-              <w:t xml:space="preserve">sf2_03</w:t>
-            </w:r>
-          </w:p>
-        </w:tc>
-        <w:tc>
-          <w:tcPr>
-            <w:tcW w:type="dxa" w:w="3484"/>
-            <w:tcBorders>
-              <w:top w:val="single" w:color="BFBFBF" w:sz="4"/>
-              <w:left w:val="single" w:color="BFBFBF" w:sz="4"/>
-              <w:bottom w:val="single" w:color="BFBFBF" w:sz="4"/>
-              <w:right w:val="single" w:color="BFBFBF" w:sz="4"/>
-            </w:tcBorders>
-            <w:tcMar>
-              <w:top w:type="dxa" w:w="40"/>
-              <w:left w:type="dxa" w:w="100"/>
-              <w:bottom w:type="dxa" w:w="40"/>
-              <w:right w:type="dxa" w:w="100"/>
-            </w:tcMar>
-          </w:tcPr>
-          <w:p>
-            <w:pPr>
-              <w:spacing w:after="0"/>
-            </w:pPr>
-            <w:r>
-              <w:rPr>
-                <w:rFonts w:ascii="TH Sarabun New" w:cs="TH Sarabun New" w:eastAsia="TH Sarabun New" w:hAnsi="TH Sarabun New"/>
-                <w:b w:val="false"/>
-                <w:bCs w:val="false"/>
-                <w:sz w:val="28"/>
-                <w:szCs w:val="28"/>
-              </w:rPr>
-              <w:t xml:space="preserve">ดินแห้ง (VR จำลอง) · สั่งรดน้ำจากมือถือ · ปั๊มมีเพดานเวลา</w:t>
-            </w:r>
-          </w:p>
-        </w:tc>
-        <w:tc>
-          <w:tcPr>
-            <w:tcW w:type="dxa" w:w="2884"/>
-            <w:tcBorders>
-              <w:top w:val="single" w:color="BFBFBF" w:sz="4"/>
-              <w:left w:val="single" w:color="BFBFBF" w:sz="4"/>
-              <w:bottom w:val="single" w:color="BFBFBF" w:sz="4"/>
-              <w:right w:val="single" w:color="BFBFBF" w:sz="4"/>
-            </w:tcBorders>
-            <w:tcMar>
-              <w:top w:type="dxa" w:w="40"/>
-              <w:left w:type="dxa" w:w="100"/>
-              <w:bottom w:type="dxa" w:w="40"/>
-              <w:right w:type="dxa" w:w="100"/>
-            </w:tcMar>
-          </w:tcPr>
-          <w:p>
-            <w:pPr>
-              <w:spacing w:after="0"/>
-            </w:pPr>
-            <w:r>
-              <w:rPr>
-                <w:rFonts w:ascii="TH Sarabun New" w:cs="TH Sarabun New" w:eastAsia="TH Sarabun New" w:hAnsi="TH Sarabun New"/>
-                <w:b w:val="false"/>
-                <w:bCs w:val="false"/>
-                <w:sz w:val="28"/>
-                <w:szCs w:val="28"/>
-              </w:rPr>
-              <w:t xml:space="preserve">รดเองอัตโนมัติ (sf1_03)</w:t>
-            </w:r>
-          </w:p>
-        </w:tc>
-      </w:tr>
-      <w:tr>
-        <w:tc>
-          <w:tcPr>
-            <w:tcW w:type="dxa" w:w="2300"/>
-            <w:tcBorders>
-              <w:top w:val="single" w:color="BFBFBF" w:sz="4"/>
-              <w:left w:val="single" w:color="BFBFBF" w:sz="4"/>
-              <w:bottom w:val="single" w:color="BFBFBF" w:sz="4"/>
-              <w:right w:val="single" w:color="BFBFBF" w:sz="4"/>
-            </w:tcBorders>
-            <w:tcMar>
-              <w:top w:type="dxa" w:w="40"/>
-              <w:left w:type="dxa" w:w="100"/>
-              <w:bottom w:type="dxa" w:w="40"/>
-              <w:right w:type="dxa" w:w="100"/>
-            </w:tcMar>
-          </w:tcPr>
-          <w:p>
-            <w:pPr>
-              <w:spacing w:after="0"/>
-            </w:pPr>
-            <w:r>
-              <w:rPr>
-                <w:rFonts w:ascii="TH Sarabun New" w:cs="TH Sarabun New" w:eastAsia="TH Sarabun New" w:hAnsi="TH Sarabun New"/>
-                <w:b w:val="false"/>
-                <w:bCs w:val="false"/>
-                <w:sz w:val="28"/>
-                <w:szCs w:val="28"/>
-              </w:rPr>
-              <w:t xml:space="preserve">6 · หอถังน้ำของฟาร์ม</w:t>
-            </w:r>
-          </w:p>
-        </w:tc>
-        <w:tc>
-          <w:tcPr>
-            <w:tcW w:type="dxa" w:w="1700"/>
-            <w:tcBorders>
-              <w:top w:val="single" w:color="BFBFBF" w:sz="4"/>
-              <w:left w:val="single" w:color="BFBFBF" w:sz="4"/>
-              <w:bottom w:val="single" w:color="BFBFBF" w:sz="4"/>
-              <w:right w:val="single" w:color="BFBFBF" w:sz="4"/>
-            </w:tcBorders>
-            <w:tcMar>
-              <w:top w:type="dxa" w:w="40"/>
-              <w:left w:type="dxa" w:w="100"/>
-              <w:bottom w:type="dxa" w:w="40"/>
-              <w:right w:type="dxa" w:w="100"/>
-            </w:tcMar>
-          </w:tcPr>
-          <w:p>
-            <w:pPr>
-              <w:spacing w:after="0"/>
-            </w:pPr>
-            <w:r>
-              <w:rPr>
-                <w:rFonts w:ascii="TH Sarabun New" w:cs="TH Sarabun New" w:eastAsia="TH Sarabun New" w:hAnsi="TH Sarabun New"/>
-                <w:b w:val="false"/>
-                <w:bCs w:val="false"/>
-                <w:sz w:val="28"/>
-                <w:szCs w:val="28"/>
-              </w:rPr>
-              <w:t xml:space="preserve">sf2_03</w:t>
-            </w:r>
-          </w:p>
-        </w:tc>
-        <w:tc>
-          <w:tcPr>
-            <w:tcW w:type="dxa" w:w="3484"/>
-            <w:tcBorders>
-              <w:top w:val="single" w:color="BFBFBF" w:sz="4"/>
-              <w:left w:val="single" w:color="BFBFBF" w:sz="4"/>
-              <w:bottom w:val="single" w:color="BFBFBF" w:sz="4"/>
-              <w:right w:val="single" w:color="BFBFBF" w:sz="4"/>
-            </w:tcBorders>
-            <w:tcMar>
-              <w:top w:type="dxa" w:w="40"/>
-              <w:left w:type="dxa" w:w="100"/>
-              <w:bottom w:type="dxa" w:w="40"/>
-              <w:right w:type="dxa" w:w="100"/>
-            </w:tcMar>
-          </w:tcPr>
-          <w:p>
-            <w:pPr>
-              <w:spacing w:after="0"/>
-            </w:pPr>
-            <w:r>
-              <w:rPr>
-                <w:rFonts w:ascii="TH Sarabun New" w:cs="TH Sarabun New" w:eastAsia="TH Sarabun New" w:hAnsi="TH Sarabun New"/>
-                <w:b w:val="false"/>
-                <w:bCs w:val="false"/>
-                <w:sz w:val="28"/>
-                <w:szCs w:val="28"/>
-              </w:rPr>
-              <w:t xml:space="preserve">ระดับน้ำ (VR4 จำลอง) · ปั๊มไม่เปิดเมื่อน้ำต่ำ · สั่งจากมือถือ</w:t>
-            </w:r>
-          </w:p>
-        </w:tc>
-        <w:tc>
-          <w:tcPr>
-            <w:tcW w:type="dxa" w:w="2884"/>
-            <w:tcBorders>
-              <w:top w:val="single" w:color="BFBFBF" w:sz="4"/>
-              <w:left w:val="single" w:color="BFBFBF" w:sz="4"/>
-              <w:bottom w:val="single" w:color="BFBFBF" w:sz="4"/>
-              <w:right w:val="single" w:color="BFBFBF" w:sz="4"/>
-            </w:tcBorders>
-            <w:tcMar>
-              <w:top w:type="dxa" w:w="40"/>
-              <w:left w:type="dxa" w:w="100"/>
-              <w:bottom w:type="dxa" w:w="40"/>
-              <w:right w:type="dxa" w:w="100"/>
-            </w:tcMar>
-          </w:tcPr>
-          <w:p>
-            <w:pPr>
-              <w:spacing w:after="0"/>
-            </w:pPr>
-            <w:r>
-              <w:rPr>
-                <w:rFonts w:ascii="TH Sarabun New" w:cs="TH Sarabun New" w:eastAsia="TH Sarabun New" w:hAnsi="TH Sarabun New"/>
-                <w:b w:val="false"/>
-                <w:bCs w:val="false"/>
-                <w:sz w:val="28"/>
-                <w:szCs w:val="28"/>
-              </w:rPr>
-              <w:t xml:space="preserve">เตือนหอถังเอียง (sf1_04)</w:t>
-            </w:r>
-          </w:p>
-        </w:tc>
-      </w:tr>
-      <w:tr>
-        <w:tc>
-          <w:tcPr>
-            <w:tcW w:type="dxa" w:w="2300"/>
-            <w:tcBorders>
-              <w:top w:val="single" w:color="BFBFBF" w:sz="4"/>
-              <w:left w:val="single" w:color="BFBFBF" w:sz="4"/>
-              <w:bottom w:val="single" w:color="BFBFBF" w:sz="4"/>
-              <w:right w:val="single" w:color="BFBFBF" w:sz="4"/>
-            </w:tcBorders>
-            <w:tcMar>
-              <w:top w:type="dxa" w:w="40"/>
-              <w:left w:type="dxa" w:w="100"/>
-              <w:bottom w:type="dxa" w:w="40"/>
-              <w:right w:type="dxa" w:w="100"/>
-            </w:tcMar>
-          </w:tcPr>
-          <w:p>
-            <w:pPr>
-              <w:spacing w:after="0"/>
-            </w:pPr>
-            <w:r>
-              <w:rPr>
-                <w:rFonts w:ascii="TH Sarabun New" w:cs="TH Sarabun New" w:eastAsia="TH Sarabun New" w:hAnsi="TH Sarabun New"/>
-                <w:b w:val="false"/>
-                <w:bCs w:val="false"/>
-                <w:sz w:val="28"/>
-                <w:szCs w:val="28"/>
-              </w:rPr>
-              <w:t xml:space="preserve">7 · หมอฟังปั๊ม</w:t>
-            </w:r>
-          </w:p>
-        </w:tc>
-        <w:tc>
-          <w:tcPr>
-            <w:tcW w:type="dxa" w:w="1700"/>
-            <w:tcBorders>
-              <w:top w:val="single" w:color="BFBFBF" w:sz="4"/>
-              <w:left w:val="single" w:color="BFBFBF" w:sz="4"/>
-              <w:bottom w:val="single" w:color="BFBFBF" w:sz="4"/>
-              <w:right w:val="single" w:color="BFBFBF" w:sz="4"/>
-            </w:tcBorders>
-            <w:tcMar>
-              <w:top w:type="dxa" w:w="40"/>
-              <w:left w:type="dxa" w:w="100"/>
-              <w:bottom w:type="dxa" w:w="40"/>
-              <w:right w:type="dxa" w:w="100"/>
-            </w:tcMar>
-          </w:tcPr>
-          <w:p>
-            <w:pPr>
-              <w:spacing w:after="0"/>
-            </w:pPr>
-            <w:r>
-              <w:rPr>
-                <w:rFonts w:ascii="TH Sarabun New" w:cs="TH Sarabun New" w:eastAsia="TH Sarabun New" w:hAnsi="TH Sarabun New"/>
-                <w:b w:val="false"/>
-                <w:bCs w:val="false"/>
-                <w:sz w:val="28"/>
-                <w:szCs w:val="28"/>
-              </w:rPr>
-              <w:t xml:space="preserve">sf2_03</w:t>
-            </w:r>
-          </w:p>
-        </w:tc>
-        <w:tc>
-          <w:tcPr>
-            <w:tcW w:type="dxa" w:w="3484"/>
-            <w:tcBorders>
-              <w:top w:val="single" w:color="BFBFBF" w:sz="4"/>
-              <w:left w:val="single" w:color="BFBFBF" w:sz="4"/>
-              <w:bottom w:val="single" w:color="BFBFBF" w:sz="4"/>
-              <w:right w:val="single" w:color="BFBFBF" w:sz="4"/>
-            </w:tcBorders>
-            <w:tcMar>
-              <w:top w:type="dxa" w:w="40"/>
-              <w:left w:type="dxa" w:w="100"/>
-              <w:bottom w:type="dxa" w:w="40"/>
-              <w:right w:type="dxa" w:w="100"/>
-            </w:tcMar>
-          </w:tcPr>
-          <w:p>
-            <w:pPr>
-              <w:spacing w:after="0"/>
-            </w:pPr>
-            <w:r>
-              <w:rPr>
-                <w:rFonts w:ascii="TH Sarabun New" w:cs="TH Sarabun New" w:eastAsia="TH Sarabun New" w:hAnsi="TH Sarabun New"/>
-                <w:b/>
-                <w:bCs/>
-                <w:sz w:val="28"/>
-                <w:szCs w:val="28"/>
-              </w:rPr>
-              <w:t xml:space="preserve">ต้องทำระดับ 2</w:t>
-            </w:r>
-            <w:r>
-              <w:rPr>
-                <w:rFonts w:ascii="TH Sarabun New" w:cs="TH Sarabun New" w:eastAsia="TH Sarabun New" w:hAnsi="TH Sarabun New"/>
-                <w:b w:val="false"/>
-                <w:bCs w:val="false"/>
-                <w:sz w:val="28"/>
-                <w:szCs w:val="28"/>
-              </w:rPr>
-              <w:t xml:space="preserve"> (ไฟล์ตั้งต้นยังไม่มีการวัดการสั่น)</w:t>
-            </w:r>
-          </w:p>
-        </w:tc>
-        <w:tc>
-          <w:tcPr>
-            <w:tcW w:type="dxa" w:w="2884"/>
-            <w:tcBorders>
-              <w:top w:val="single" w:color="BFBFBF" w:sz="4"/>
-              <w:left w:val="single" w:color="BFBFBF" w:sz="4"/>
-              <w:bottom w:val="single" w:color="BFBFBF" w:sz="4"/>
-              <w:right w:val="single" w:color="BFBFBF" w:sz="4"/>
-            </w:tcBorders>
-            <w:tcMar>
-              <w:top w:type="dxa" w:w="40"/>
-              <w:left w:type="dxa" w:w="100"/>
-              <w:bottom w:type="dxa" w:w="40"/>
-              <w:right w:type="dxa" w:w="100"/>
-            </w:tcMar>
-          </w:tcPr>
-          <w:p>
-            <w:pPr>
-              <w:spacing w:after="0"/>
-            </w:pPr>
-            <w:r>
-              <w:rPr>
-                <w:rFonts w:ascii="TH Sarabun New" w:cs="TH Sarabun New" w:eastAsia="TH Sarabun New" w:hAnsi="TH Sarabun New"/>
-                <w:b w:val="false"/>
-                <w:bCs w:val="false"/>
-                <w:sz w:val="28"/>
-                <w:szCs w:val="28"/>
-              </w:rPr>
-              <w:t xml:space="preserve">จับการสั่นผิดปกติ (sf3_03)</w:t>
-            </w:r>
-          </w:p>
-        </w:tc>
-      </w:tr>
-      <w:tr>
-        <w:tc>
-          <w:tcPr>
-            <w:tcW w:type="dxa" w:w="2300"/>
-            <w:tcBorders>
-              <w:top w:val="single" w:color="BFBFBF" w:sz="4"/>
-              <w:left w:val="single" w:color="BFBFBF" w:sz="4"/>
-              <w:bottom w:val="single" w:color="BFBFBF" w:sz="4"/>
-              <w:right w:val="single" w:color="BFBFBF" w:sz="4"/>
-            </w:tcBorders>
-            <w:tcMar>
-              <w:top w:type="dxa" w:w="40"/>
-              <w:left w:type="dxa" w:w="100"/>
-              <w:bottom w:type="dxa" w:w="40"/>
-              <w:right w:type="dxa" w:w="100"/>
-            </w:tcMar>
-          </w:tcPr>
-          <w:p>
-            <w:pPr>
-              <w:spacing w:after="0"/>
-            </w:pPr>
-            <w:r>
-              <w:rPr>
-                <w:rFonts w:ascii="TH Sarabun New" w:cs="TH Sarabun New" w:eastAsia="TH Sarabun New" w:hAnsi="TH Sarabun New"/>
-                <w:b w:val="false"/>
-                <w:bCs w:val="false"/>
-                <w:sz w:val="28"/>
-                <w:szCs w:val="28"/>
-              </w:rPr>
-              <w:t xml:space="preserve">5 · คอกปศุสัตว์กลางคืน</w:t>
-            </w:r>
-          </w:p>
-        </w:tc>
-        <w:tc>
-          <w:tcPr>
-            <w:tcW w:type="dxa" w:w="1700"/>
-            <w:tcBorders>
-              <w:top w:val="single" w:color="BFBFBF" w:sz="4"/>
-              <w:left w:val="single" w:color="BFBFBF" w:sz="4"/>
-              <w:bottom w:val="single" w:color="BFBFBF" w:sz="4"/>
-              <w:right w:val="single" w:color="BFBFBF" w:sz="4"/>
-            </w:tcBorders>
-            <w:tcMar>
-              <w:top w:type="dxa" w:w="40"/>
-              <w:left w:type="dxa" w:w="100"/>
-              <w:bottom w:type="dxa" w:w="40"/>
-              <w:right w:type="dxa" w:w="100"/>
-            </w:tcMar>
-          </w:tcPr>
-          <w:p>
-            <w:pPr>
-              <w:spacing w:after="0"/>
-            </w:pPr>
-            <w:r>
-              <w:rPr>
-                <w:rFonts w:ascii="TH Sarabun New" w:cs="TH Sarabun New" w:eastAsia="TH Sarabun New" w:hAnsi="TH Sarabun New"/>
-                <w:b w:val="false"/>
-                <w:bCs w:val="false"/>
-                <w:sz w:val="28"/>
-                <w:szCs w:val="28"/>
-              </w:rPr>
-              <w:t xml:space="preserve">sf3_01</w:t>
-            </w:r>
-          </w:p>
-        </w:tc>
-        <w:tc>
-          <w:tcPr>
-            <w:tcW w:type="dxa" w:w="3484"/>
-            <w:tcBorders>
-              <w:top w:val="single" w:color="BFBFBF" w:sz="4"/>
-              <w:left w:val="single" w:color="BFBFBF" w:sz="4"/>
-              <w:bottom w:val="single" w:color="BFBFBF" w:sz="4"/>
-              <w:right w:val="single" w:color="BFBFBF" w:sz="4"/>
-            </w:tcBorders>
-            <w:tcMar>
-              <w:top w:type="dxa" w:w="40"/>
-              <w:left w:type="dxa" w:w="100"/>
-              <w:bottom w:type="dxa" w:w="40"/>
-              <w:right w:type="dxa" w:w="100"/>
-            </w:tcMar>
-          </w:tcPr>
-          <w:p>
-            <w:pPr>
-              <w:spacing w:after="0"/>
-            </w:pPr>
-            <w:r>
-              <w:rPr>
-                <w:rFonts w:ascii="TH Sarabun New" w:cs="TH Sarabun New" w:eastAsia="TH Sarabun New" w:hAnsi="TH Sarabun New"/>
-                <w:b/>
-                <w:bCs/>
-                <w:sz w:val="28"/>
-                <w:szCs w:val="28"/>
-              </w:rPr>
-              <w:t xml:space="preserve">ขั้นสูง</w:t>
-            </w:r>
-            <w:r>
-              <w:rPr>
-                <w:rFonts w:ascii="TH Sarabun New" w:cs="TH Sarabun New" w:eastAsia="TH Sarabun New" w:hAnsi="TH Sarabun New"/>
-                <w:b w:val="false"/>
-                <w:bCs w:val="false"/>
-                <w:sz w:val="28"/>
-                <w:szCs w:val="28"/>
-              </w:rPr>
-              <w:t xml:space="preserve"> ต้องใช้เรดาร์และต่อ MQTT เอง</w:t>
-            </w:r>
-          </w:p>
-        </w:tc>
-        <w:tc>
-          <w:tcPr>
-            <w:tcW w:type="dxa" w:w="2884"/>
-            <w:tcBorders>
-              <w:top w:val="single" w:color="BFBFBF" w:sz="4"/>
-              <w:left w:val="single" w:color="BFBFBF" w:sz="4"/>
-              <w:bottom w:val="single" w:color="BFBFBF" w:sz="4"/>
-              <w:right w:val="single" w:color="BFBFBF" w:sz="4"/>
-            </w:tcBorders>
-            <w:tcMar>
-              <w:top w:type="dxa" w:w="40"/>
-              <w:left w:type="dxa" w:w="100"/>
-              <w:bottom w:type="dxa" w:w="40"/>
-              <w:right w:type="dxa" w:w="100"/>
-            </w:tcMar>
-          </w:tcPr>
-          <w:p>
-            <w:pPr>
-              <w:spacing w:after="0"/>
-            </w:pPr>
-            <w:r>
-              <w:rPr>
-                <w:rFonts w:ascii="TH Sarabun New" w:cs="TH Sarabun New" w:eastAsia="TH Sarabun New" w:hAnsi="TH Sarabun New"/>
-                <w:b w:val="false"/>
-                <w:bCs w:val="false"/>
-                <w:sz w:val="28"/>
-                <w:szCs w:val="28"/>
-              </w:rPr>
-              <w:t xml:space="preserve">เฉพาะกลุ่มที่พร้อม</w:t>
-            </w:r>
-          </w:p>
-        </w:tc>
-      </w:tr>
-    </w:tbl>
-    <w:p>
-      <w:pPr>
-        <w:spacing w:after="60"/>
-      </w:pPr>
+        <w:t xml:space="preserve"> — AI ทั่วไปไม่รู้จัก API ของบอร์ด มักแต่งฟังก์ชันขึ้นเอง</w:t>
+      </w:r>
     </w:p>
     <w:p>
       <w:pPr>
-        <w:spacing w:before="60"/>
-      </w:pPr>
-      <w:r>
-        <w:rPr>
-          <w:rFonts w:ascii="TH Sarabun New" w:cs="TH Sarabun New" w:eastAsia="TH Sarabun New" w:hAnsi="TH Sarabun New"/>
-          <w:i/>
-          <w:iCs/>
-          <w:sz w:val="24"/>
-          <w:szCs w:val="24"/>
-        </w:rPr>
-        <w:t xml:space="preserve">กลุ่มที่ไม่มั่นใจเรื่องโค้ด ให้เลือกไอเดีย 3 · 8 · 1 · 2 · 4 · 6 ซึ่งระดับ 1 ก็ครบ · แต่ละไอเดียมีได้ไม่เกิน 3 ทีม และต้องแก้ปัญหาคนละมุม</w:t>
+        <w:pStyle w:val="ListParagraph"/>
+        <w:numPr>
+          <w:ilvl w:val="0"/>
+          <w:numId w:val="2"/>
+        </w:numPr>
+        <w:spacing w:after="60"/>
+      </w:pPr>
+      <w:r>
+        <w:rPr>
+          <w:rFonts w:ascii="TH Sarabun New" w:cs="TH Sarabun New" w:eastAsia="TH Sarabun New" w:hAnsi="TH Sarabun New"/>
+          <w:sz w:val="30"/>
+          <w:szCs w:val="30"/>
+        </w:rPr>
+        <w:t xml:space="preserve">บนจอใช้ภาษาไทยและอังกฤษได้ แต่ห้ามใช้สัญลักษณ์พิเศษ เช่น · — … ° → (บอร์ดแสดงเป็นกล่องสี่เหลี่ยม)</w:t>
       </w:r>
     </w:p>
     <w:p>
@@ -2682,7 +3122,161 @@
           <w:sz w:val="40"/>
           <w:szCs w:val="40"/>
         </w:rPr>
-        <w:t xml:space="preserve">ถ้าทำไม่ได้ จะไปต่ออย่างไร</w:t>
+        <w:t xml:space="preserve">6. ฝั่งเว็บ: ต่อยอด idea_web.html</w:t>
+      </w:r>
+    </w:p>
+    <w:p>
+      <w:pPr>
+        <w:spacing w:after="80"/>
+      </w:pPr>
+      <w:r>
+        <w:rPr>
+          <w:rFonts w:ascii="TH Sarabun New" w:cs="TH Sarabun New" w:eastAsia="TH Sarabun New" w:hAnsi="TH Sarabun New"/>
+          <w:sz w:val="30"/>
+          <w:szCs w:val="30"/>
+        </w:rPr>
+        <w:t xml:space="preserve">☐ </w:t>
+      </w:r>
+      <w:r>
+        <w:rPr>
+          <w:rFonts w:ascii="TH Sarabun New" w:cs="TH Sarabun New" w:eastAsia="TH Sarabun New" w:hAnsi="TH Sarabun New"/>
+          <w:sz w:val="30"/>
+          <w:szCs w:val="30"/>
+        </w:rPr>
+        <w:t xml:space="preserve">เปิด idea_web.html?idea=N&amp;team=teamXX บนมือถือ เห็นค่าจากบอร์ดของกลุ่ม</w:t>
+      </w:r>
+    </w:p>
+    <w:p>
+      <w:pPr>
+        <w:spacing w:after="80"/>
+      </w:pPr>
+      <w:r>
+        <w:rPr>
+          <w:rFonts w:ascii="TH Sarabun New" w:cs="TH Sarabun New" w:eastAsia="TH Sarabun New" w:hAnsi="TH Sarabun New"/>
+          <w:sz w:val="30"/>
+          <w:szCs w:val="30"/>
+        </w:rPr>
+        <w:t xml:space="preserve">☐ </w:t>
+      </w:r>
+      <w:r>
+        <w:rPr>
+          <w:rFonts w:ascii="TH Sarabun New" w:cs="TH Sarabun New" w:eastAsia="TH Sarabun New" w:hAnsi="TH Sarabun New"/>
+          <w:sz w:val="30"/>
+          <w:szCs w:val="30"/>
+        </w:rPr>
+        <w:t xml:space="preserve">ดาวน์โหลดไฟล์ idea_web.html มาแก้ในเครื่อง · ส่วนที่แก้ง่ายที่สุดคือ </w:t>
+      </w:r>
+      <w:r>
+        <w:rPr>
+          <w:rFonts w:ascii="TH Sarabun New" w:cs="TH Sarabun New" w:eastAsia="TH Sarabun New" w:hAnsi="TH Sarabun New"/>
+          <w:b/>
+          <w:bCs/>
+          <w:sz w:val="30"/>
+          <w:szCs w:val="30"/>
+        </w:rPr>
+        <w:t xml:space="preserve">IDEAS</w:t>
+      </w:r>
+      <w:r>
+        <w:rPr>
+          <w:rFonts w:ascii="TH Sarabun New" w:cs="TH Sarabun New" w:eastAsia="TH Sarabun New" w:hAnsi="TH Sarabun New"/>
+          <w:sz w:val="30"/>
+          <w:szCs w:val="30"/>
+        </w:rPr>
+        <w:t xml:space="preserve"> ด้านบนของไฟล์ (ชื่อ ป้าย หน่วย ปุ่มคำสั่ง)</w:t>
+      </w:r>
+    </w:p>
+    <w:p>
+      <w:pPr>
+        <w:spacing w:after="80"/>
+      </w:pPr>
+      <w:r>
+        <w:rPr>
+          <w:rFonts w:ascii="TH Sarabun New" w:cs="TH Sarabun New" w:eastAsia="TH Sarabun New" w:hAnsi="TH Sarabun New"/>
+          <w:sz w:val="30"/>
+          <w:szCs w:val="30"/>
+        </w:rPr>
+        <w:t xml:space="preserve">☐ </w:t>
+      </w:r>
+      <w:r>
+        <w:rPr>
+          <w:rFonts w:ascii="TH Sarabun New" w:cs="TH Sarabun New" w:eastAsia="TH Sarabun New" w:hAnsi="TH Sarabun New"/>
+          <w:sz w:val="30"/>
+          <w:szCs w:val="30"/>
+        </w:rPr>
+        <w:t xml:space="preserve">ใช้ vibe coding ได้: วาง MQTT_CONTRACT_th.md ให้ AI ก่อน แล้วบอกว่าจะเพิ่มอะไร</w:t>
+      </w:r>
+    </w:p>
+    <w:p>
+      <w:pPr>
+        <w:spacing w:after="80"/>
+      </w:pPr>
+      <w:r>
+        <w:rPr>
+          <w:rFonts w:ascii="TH Sarabun New" w:cs="TH Sarabun New" w:eastAsia="TH Sarabun New" w:hAnsi="TH Sarabun New"/>
+          <w:sz w:val="30"/>
+          <w:szCs w:val="30"/>
+        </w:rPr>
+        <w:t xml:space="preserve">☐ </w:t>
+      </w:r>
+      <w:r>
+        <w:rPr>
+          <w:rFonts w:ascii="TH Sarabun New" w:cs="TH Sarabun New" w:eastAsia="TH Sarabun New" w:hAnsi="TH Sarabun New"/>
+          <w:sz w:val="30"/>
+          <w:szCs w:val="30"/>
+        </w:rPr>
+        <w:t xml:space="preserve">ทดสอบกับ fake_board.html ก่อนต่อบอร์ดจริง</w:t>
+      </w:r>
+    </w:p>
+    <w:p>
+      <w:pPr>
+        <w:pStyle w:val="ListParagraph"/>
+        <w:numPr>
+          <w:ilvl w:val="0"/>
+          <w:numId w:val="2"/>
+        </w:numPr>
+        <w:spacing w:after="60"/>
+      </w:pPr>
+      <w:r>
+        <w:rPr>
+          <w:rFonts w:ascii="TH Sarabun New" w:cs="TH Sarabun New" w:eastAsia="TH Sarabun New" w:hAnsi="TH Sarabun New"/>
+          <w:sz w:val="30"/>
+          <w:szCs w:val="30"/>
+        </w:rPr>
+        <w:t xml:space="preserve">ใช้ topic และ key ชุดเดียวกับบอร์ดของทีม · รับค่า null ได้ · ใช้ textContent ห้ามใช้ innerHTML กับข้อมูลที่รับมา</w:t>
+      </w:r>
+    </w:p>
+    <w:p>
+      <w:pPr>
+        <w:pStyle w:val="ListParagraph"/>
+        <w:numPr>
+          <w:ilvl w:val="0"/>
+          <w:numId w:val="2"/>
+        </w:numPr>
+        <w:spacing w:after="60"/>
+      </w:pPr>
+      <w:r>
+        <w:rPr>
+          <w:rFonts w:ascii="TH Sarabun New" w:cs="TH Sarabun New" w:eastAsia="TH Sarabun New" w:hAnsi="TH Sarabun New"/>
+          <w:sz w:val="30"/>
+          <w:szCs w:val="30"/>
+        </w:rPr>
+        <w:t xml:space="preserve">อธิบายโค้ดเว็บที่แก้ได้อย่างน้อย 1 ส่วน (ตรง subscribe หรือตรงส่งคำสั่ง)</w:t>
+      </w:r>
+    </w:p>
+    <w:p>
+      <w:pPr>
+        <w:pStyle w:val="Heading1"/>
+      </w:pPr>
+      <w:r>
+        <w:rPr>
+          <w:rFonts w:ascii="TH Sarabun New" w:cs="TH Sarabun New" w:eastAsia="TH Sarabun New" w:hAnsi="TH Sarabun New"/>
+          <w:b/>
+          <w:bCs/>
+          <w:color w:val="365F91"/>
+          <w:sz w:val="40"/>
+          <w:szCs w:val="40"/>
+        </w:rPr>
+        <w:t xml:space="preserve">7. ถ้าทำไม่ได้ จะไปต่ออย่างไร</w:t>
       </w:r>
     </w:p>
     <w:tbl>
@@ -2835,7 +3429,7 @@
                 <w:sz w:val="28"/>
                 <w:szCs w:val="28"/>
               </w:rPr>
-              <w:t xml:space="preserve">ทำระดับ 2 ไม่ทัน</w:t>
+              <w:t xml:space="preserve">แก้แล้วบอร์ด error</w:t>
             </w:r>
           </w:p>
         </w:tc>
@@ -2867,7 +3461,7 @@
                 <w:sz w:val="28"/>
                 <w:szCs w:val="28"/>
               </w:rPr>
-              <w:t xml:space="preserve">ส่งงานระดับ 1</w:t>
+              <w:t xml:space="preserve">กลับไปใช้ไฟล์ที่รันได้ล่าสุด แล้วแก้ทีละจุดใหม่</w:t>
             </w:r>
           </w:p>
         </w:tc>
@@ -2899,7 +3493,7 @@
                 <w:sz w:val="28"/>
                 <w:szCs w:val="28"/>
               </w:rPr>
-              <w:t xml:space="preserve">ยังได้เต็มหมวดจอ · หมวดเซนเซอร์และกฎได้ตามที่ไฟล์ตั้งต้นมี</w:t>
+              <w:t xml:space="preserve">ไม่เสียคะแนน ถ้าวันนำเสนอรันได้</w:t>
             </w:r>
           </w:p>
         </w:tc>
@@ -2933,7 +3527,7 @@
                 <w:sz w:val="28"/>
                 <w:szCs w:val="28"/>
               </w:rPr>
-              <w:t xml:space="preserve">แก้ระดับ 1 แล้วบอร์ด error</w:t>
+              <w:t xml:space="preserve">ต่อยอดได้ไม่ครบ 3 อย่าง</w:t>
             </w:r>
           </w:p>
         </w:tc>
@@ -2965,7 +3559,7 @@
                 <w:sz w:val="28"/>
                 <w:szCs w:val="28"/>
               </w:rPr>
-              <w:t xml:space="preserve">กลับไปใช้ไฟล์ที่รันได้ล่าสุด (เซฟสำเนาก่อนแก้ทุกครั้ง) แล้วแก้ทีละจุดใหม่</w:t>
+              <w:t xml:space="preserve">นำเสนอเท่าที่ทำได้ + บอกว่าจะทำต่ออย่างไร</w:t>
             </w:r>
           </w:p>
         </w:tc>
@@ -2997,7 +3591,7 @@
                 <w:sz w:val="28"/>
                 <w:szCs w:val="28"/>
               </w:rPr>
-              <w:t xml:space="preserve">ไม่เสียคะแนน ถ้าวันนำเสนอรันได้</w:t>
+              <w:t xml:space="preserve">หักเฉพาะหมวดต่อยอด</w:t>
             </w:r>
           </w:p>
         </w:tc>
@@ -3031,7 +3625,7 @@
                 <w:sz w:val="28"/>
                 <w:szCs w:val="28"/>
               </w:rPr>
-              <w:t xml:space="preserve">แก้ระดับ 1 ไม่ได้เลย</w:t>
+              <w:t xml:space="preserve">หน้าเว็บที่แก้เองพัง</w:t>
             </w:r>
           </w:p>
         </w:tc>
@@ -3063,7 +3657,7 @@
                 <w:sz w:val="28"/>
                 <w:szCs w:val="28"/>
               </w:rPr>
-              <w:t xml:space="preserve">ใช้ไฟล์ตั้งต้นเดิม แก้แค่ TEAM แล้วเล่าเรื่องของทีมด้วยสไลด์</w:t>
+              <w:t xml:space="preserve">เปิด idea_web.html ตัวเดิมของคอร์สแทน</w:t>
             </w:r>
           </w:p>
         </w:tc>
@@ -3095,7 +3689,7 @@
                 <w:sz w:val="28"/>
                 <w:szCs w:val="28"/>
               </w:rPr>
-              <w:t xml:space="preserve">ผ่านขั้นต่ำ (ประมาณครึ่งหนึ่ง)</w:t>
+              <w:t xml:space="preserve">หักเฉพาะส่วนเว็บที่ต่อยอด</w:t>
             </w:r>
           </w:p>
         </w:tc>
@@ -3129,7 +3723,7 @@
                 <w:sz w:val="28"/>
                 <w:szCs w:val="28"/>
               </w:rPr>
-              <w:t xml:space="preserve">ทำหน้าเว็บด้วย vibe coding ไม่สำเร็จ</w:t>
+              <w:t xml:space="preserve">เน็ตหรือ broker ล่มวันนำเสนอ</w:t>
             </w:r>
           </w:p>
         </w:tc>
@@ -3161,7 +3755,7 @@
                 <w:sz w:val="28"/>
                 <w:szCs w:val="28"/>
               </w:rPr>
-              <w:t xml:space="preserve">เปิด farm_web.html?team=teamXX แทน (เห็นทุกค่า · ส่งคำสั่ง ack/pump ได้ · จด CSV ได้)</w:t>
+              <w:t xml:space="preserve">สาธิตบอร์ดสด + เปิดคลิปสำรองฝั่งมือถือ</w:t>
             </w:r>
           </w:p>
         </w:tc>
@@ -3193,7 +3787,7 @@
                 <w:sz w:val="28"/>
                 <w:szCs w:val="28"/>
               </w:rPr>
-              <w:t xml:space="preserve">หักเฉพาะหมวดเว็บ ประมาณครึ่ง</w:t>
+              <w:t xml:space="preserve">ไม่เสียคะแนนส่วนเว็บ ถ้ามีคลิป</w:t>
             </w:r>
           </w:p>
         </w:tc>
@@ -3259,7 +3853,7 @@
                 <w:sz w:val="28"/>
                 <w:szCs w:val="28"/>
               </w:rPr>
-              <w:t xml:space="preserve">ส่งภาพหน้าจอบอร์ดและ error ในกลุ่มแชทของคอร์ส ผู้ช่วยสอนช่วยภายในวันนั้น</w:t>
+              <w:t xml:space="preserve">ส่งภาพหน้าจอบอร์ดและ error ในกลุ่มแชทของคอร์ส</w:t>
             </w:r>
           </w:p>
         </w:tc>
@@ -3330,7 +3924,7 @@
           <w:sz w:val="30"/>
           <w:szCs w:val="30"/>
         </w:rPr>
-        <w:t xml:space="preserve"> ส่งภาพจอบอร์ดของทีม + ภาพ farm_web ที่เห็นค่าของกลุ่ม ในกลุ่มแชทของคอร์ส</w:t>
+        <w:t xml:space="preserve"> ส่งภาพจอบอร์ดของทีม + ภาพหน้าเว็บที่เห็นค่าของกลุ่ม ในกลุ่มแชทของคอร์ส</w:t>
       </w:r>
     </w:p>
     <w:p>
@@ -3346,7 +3940,7 @@
           <w:sz w:val="40"/>
           <w:szCs w:val="40"/>
         </w:rPr>
-        <w:t xml:space="preserve">ปฏิทิน 1 สัปดาห์ (11–18 ต.ค. 2569)</w:t>
+        <w:t xml:space="preserve">8. ปฏิทิน 1 สัปดาห์ (นำเสนอ 18 ต.ค. 2569)</w:t>
       </w:r>
     </w:p>
     <w:tbl>
@@ -3499,7 +4093,7 @@
                 <w:sz w:val="28"/>
                 <w:szCs w:val="28"/>
               </w:rPr>
-              <w:t xml:space="preserve">คาบ 11 ต.ค. (เสนอหัวข้อ)</w:t>
+              <w:t xml:space="preserve">คาบเสนอหัวข้อ</w:t>
             </w:r>
           </w:p>
         </w:tc>
@@ -3531,7 +4125,7 @@
                 <w:sz w:val="28"/>
                 <w:szCs w:val="28"/>
               </w:rPr>
-              <w:t xml:space="preserve">เลือกไอเดีย · รันไฟล์ตั้งต้น · กรอกใบเสนอโจทย์ (ข้อ 6)</w:t>
+              <w:t xml:space="preserve">เลือกไอเดีย · ลงชื่อบนกระดาน · รันไฟล์ของไอเดีย</w:t>
             </w:r>
           </w:p>
         </w:tc>
@@ -3563,7 +4157,7 @@
                 <w:sz w:val="28"/>
                 <w:szCs w:val="28"/>
               </w:rPr>
-              <w:t xml:space="preserve">เห็นค่าของกลุ่มบน farm_web.html · ตกลงชื่อ key กับคนที่ 1</w:t>
+              <w:t xml:space="preserve">เปิด idea_web.html เห็นค่าของกลุ่ม · กรอกใบเสนอโจทย์ (ข้อ 9)</w:t>
             </w:r>
           </w:p>
         </w:tc>
@@ -3597,7 +4191,7 @@
                 <w:sz w:val="28"/>
                 <w:szCs w:val="28"/>
               </w:rPr>
-              <w:t xml:space="preserve">วันที่ 1–2 หลังคาบ</w:t>
+              <w:t xml:space="preserve">วันที่ 1–2</w:t>
             </w:r>
           </w:p>
         </w:tc>
@@ -3629,7 +4223,7 @@
                 <w:sz w:val="28"/>
                 <w:szCs w:val="28"/>
               </w:rPr>
-              <w:t xml:space="preserve">ระดับ 1: แก้ข้อความ ป้าย เกณฑ์ ตามตัวอย่างโรงเห็ด</w:t>
+              <w:t xml:space="preserve">ต่อยอดข้อ 1: วัดค่าและตั้งเกณฑ์</w:t>
             </w:r>
           </w:p>
         </w:tc>
@@ -3661,7 +4255,7 @@
                 <w:sz w:val="28"/>
                 <w:szCs w:val="28"/>
               </w:rPr>
-              <w:t xml:space="preserve">vibe coding หน้าเว็บ · ทดสอบกับ fake_board.html</w:t>
+              <w:t xml:space="preserve">ปรับ IDEAS ในหน้าเว็บให้เป็นเรื่องของทีม</w:t>
             </w:r>
           </w:p>
         </w:tc>
@@ -3727,7 +4321,7 @@
                 <w:sz w:val="28"/>
                 <w:szCs w:val="28"/>
               </w:rPr>
-              <w:t xml:space="preserve">ส่งภาพจุดตรวจ · ระดับ 2 ถ้าทำได้</w:t>
+              <w:t xml:space="preserve">ต่อยอดข้อ 2: จอของผู้ใช้เรา · ส่งภาพจุดตรวจ</w:t>
             </w:r>
           </w:p>
         </w:tc>
@@ -3759,7 +4353,7 @@
                 <w:sz w:val="28"/>
                 <w:szCs w:val="28"/>
               </w:rPr>
-              <w:t xml:space="preserve">ต่อบอร์ดจริง · ปุ่มสั่งกลับ · CSV · ส่งภาพจุดตรวจ</w:t>
+              <w:t xml:space="preserve">ต่อยอดข้อ 3 (ถ้าเลือกฝั่งเว็บ) · ส่งภาพจุดตรวจ</w:t>
             </w:r>
           </w:p>
         </w:tc>
@@ -3825,7 +4419,7 @@
                 <w:sz w:val="28"/>
                 <w:szCs w:val="28"/>
               </w:rPr>
-              <w:t xml:space="preserve">ทดสอบ 3 กรณี · อัดคลิปสำรอง · ซ้อมนำเสนอ</w:t>
+              <w:t xml:space="preserve">ทดสอบ 3 กรณี · อัดคลิปสำรอง</w:t>
             </w:r>
           </w:p>
         </w:tc>
@@ -3857,7 +4451,7 @@
                 <w:sz w:val="28"/>
                 <w:szCs w:val="28"/>
               </w:rPr>
-              <w:t xml:space="preserve">สไลด์ 3–5 หน้า · ซ้อมแผนสำรอง farm_web</w:t>
+              <w:t xml:space="preserve">สไลด์ 3–5 หน้า · ซ้อมนำเสนอ</w:t>
             </w:r>
           </w:p>
         </w:tc>
@@ -3891,7 +4485,7 @@
                 <w:sz w:val="28"/>
                 <w:szCs w:val="28"/>
               </w:rPr>
-              <w:t xml:space="preserve">18 ต.ค. (Project Showcase)</w:t>
+              <w:t xml:space="preserve">18 ต.ค.</w:t>
             </w:r>
           </w:p>
         </w:tc>
@@ -3979,12 +4573,12 @@
           <w:sz w:val="40"/>
           <w:szCs w:val="40"/>
         </w:rPr>
-        <w:t xml:space="preserve">4. ฝั่งบอร์ด: แก้ทีละระดับ (ไม่ต้องเขียน HMI ใหม่)</w:t>
+        <w:t xml:space="preserve">9. ใบเสนอโจทย์ (ส่งท้ายคาบเสนอหัวข้อ)</w:t>
       </w:r>
     </w:p>
     <w:p>
       <w:pPr>
-        <w:spacing w:before="120"/>
+        <w:spacing w:after="120" w:before="120"/>
       </w:pPr>
       <w:r>
         <w:rPr>
@@ -3992,25 +4586,73 @@
           <w:sz w:val="30"/>
           <w:szCs w:val="30"/>
         </w:rPr>
-        <w:t xml:space="preserve">ไม่ต้องเก่งเขียนหน้าจอก็ผ่านได้ — </w:t>
-      </w:r>
+        <w:t xml:space="preserve">ไอเดียที่เลือก และผู้ใช้/สถานที่ของทีม: </w:t>
+      </w:r>
+      <w:r>
+        <w:rPr>
+          <w:rFonts w:ascii="TH Sarabun New" w:cs="TH Sarabun New" w:eastAsia="TH Sarabun New" w:hAnsi="TH Sarabun New"/>
+          <w:sz w:val="30"/>
+          <w:szCs w:val="30"/>
+        </w:rPr>
+        <w:t xml:space="preserve">_____________________</w:t>
+      </w:r>
+    </w:p>
+    <w:p>
+      <w:pPr>
+        <w:spacing w:after="120" w:before="120"/>
+      </w:pPr>
+      <w:r>
+        <w:rPr>
+          <w:rFonts w:ascii="TH Sarabun New" w:cs="TH Sarabun New" w:eastAsia="TH Sarabun New" w:hAnsi="TH Sarabun New"/>
+          <w:sz w:val="30"/>
+          <w:szCs w:val="30"/>
+        </w:rPr>
+        <w:t xml:space="preserve">ปัญหา (ใคร เสียอะไร): </w:t>
+      </w:r>
+      <w:r>
+        <w:rPr>
+          <w:rFonts w:ascii="TH Sarabun New" w:cs="TH Sarabun New" w:eastAsia="TH Sarabun New" w:hAnsi="TH Sarabun New"/>
+          <w:sz w:val="30"/>
+          <w:szCs w:val="30"/>
+        </w:rPr>
+        <w:t xml:space="preserve">_______________________________________</w:t>
+      </w:r>
+    </w:p>
+    <w:p>
+      <w:pPr>
+        <w:spacing w:after="120" w:before="120"/>
+      </w:pPr>
+      <w:r>
+        <w:rPr>
+          <w:rFonts w:ascii="TH Sarabun New" w:cs="TH Sarabun New" w:eastAsia="TH Sarabun New" w:hAnsi="TH Sarabun New"/>
+          <w:sz w:val="30"/>
+          <w:szCs w:val="30"/>
+        </w:rPr>
+        <w:t xml:space="preserve">วัดว่าได้ผลอย่างไร (ตัวเลขหนึ่งตัว): </w:t>
+      </w:r>
+      <w:r>
+        <w:rPr>
+          <w:rFonts w:ascii="TH Sarabun New" w:cs="TH Sarabun New" w:eastAsia="TH Sarabun New" w:hAnsi="TH Sarabun New"/>
+          <w:sz w:val="30"/>
+          <w:szCs w:val="30"/>
+        </w:rPr>
+        <w:t xml:space="preserve">________________________</w:t>
+      </w:r>
+    </w:p>
+    <w:p>
+      <w:pPr>
+        <w:pStyle w:val="Heading2"/>
+      </w:pPr>
       <w:r>
         <w:rPr>
           <w:rFonts w:ascii="TH Sarabun New" w:cs="TH Sarabun New" w:eastAsia="TH Sarabun New" w:hAnsi="TH Sarabun New"/>
           <w:b/>
           <w:bCs/>
-          <w:sz w:val="30"/>
-          <w:szCs w:val="30"/>
-        </w:rPr>
-        <w:t xml:space="preserve">ระดับ 1 อย่างเดียวก็ได้คะแนนเต็มหมวดจอ</w:t>
-      </w:r>
-      <w:r>
-        <w:rPr>
-          <w:rFonts w:ascii="TH Sarabun New" w:cs="TH Sarabun New" w:eastAsia="TH Sarabun New" w:hAnsi="TH Sarabun New"/>
-          <w:sz w:val="30"/>
-          <w:szCs w:val="30"/>
-        </w:rPr>
-        <w:t xml:space="preserve"> ถ้าจออ่านง่ายและเป็นเรื่องของทีม คะแนนดูที่ความชัด ไม่ใช่ความยากของโค้ด</w:t>
+          <w:color w:val="4F81BD"/>
+          <w:sz w:val="34"/>
+          <w:szCs w:val="34"/>
+        </w:rPr>
+        <w:t xml:space="preserve">แผนต่อยอด 3 อย่าง</w:t>
       </w:r>
     </w:p>
     <w:tbl>
@@ -4026,1845 +4668,8 @@
         </w:tblBorders>
       </w:tblPr>
       <w:tblGrid>
-        <w:gridCol w:w="2000"/>
-        <w:gridCol w:w="5168"/>
         <w:gridCol w:w="3200"/>
-      </w:tblGrid>
-      <w:tr>
-        <w:trPr>
-          <w:tblHeader/>
-        </w:trPr>
-        <w:tc>
-          <w:tcPr>
-            <w:tcW w:type="dxa" w:w="2000"/>
-            <w:tcBorders>
-              <w:top w:val="single" w:color="BFBFBF" w:sz="4"/>
-              <w:left w:val="single" w:color="BFBFBF" w:sz="4"/>
-              <w:bottom w:val="single" w:color="BFBFBF" w:sz="4"/>
-              <w:right w:val="single" w:color="BFBFBF" w:sz="4"/>
-            </w:tcBorders>
-            <w:shd w:fill="D9EAF7" w:color="auto" w:val="clear"/>
-            <w:tcMar>
-              <w:top w:type="dxa" w:w="40"/>
-              <w:left w:type="dxa" w:w="100"/>
-              <w:bottom w:type="dxa" w:w="40"/>
-              <w:right w:type="dxa" w:w="100"/>
-            </w:tcMar>
-          </w:tcPr>
-          <w:p>
-            <w:pPr>
-              <w:spacing w:after="0"/>
-            </w:pPr>
-            <w:r>
-              <w:rPr>
-                <w:rFonts w:ascii="TH Sarabun New" w:cs="TH Sarabun New" w:eastAsia="TH Sarabun New" w:hAnsi="TH Sarabun New"/>
-                <w:b/>
-                <w:bCs/>
-                <w:sz w:val="28"/>
-                <w:szCs w:val="28"/>
-              </w:rPr>
-              <w:t xml:space="preserve">ระดับ</w:t>
-            </w:r>
-          </w:p>
-        </w:tc>
-        <w:tc>
-          <w:tcPr>
-            <w:tcW w:type="dxa" w:w="5168"/>
-            <w:tcBorders>
-              <w:top w:val="single" w:color="BFBFBF" w:sz="4"/>
-              <w:left w:val="single" w:color="BFBFBF" w:sz="4"/>
-              <w:bottom w:val="single" w:color="BFBFBF" w:sz="4"/>
-              <w:right w:val="single" w:color="BFBFBF" w:sz="4"/>
-            </w:tcBorders>
-            <w:shd w:fill="D9EAF7" w:color="auto" w:val="clear"/>
-            <w:tcMar>
-              <w:top w:type="dxa" w:w="40"/>
-              <w:left w:type="dxa" w:w="100"/>
-              <w:bottom w:type="dxa" w:w="40"/>
-              <w:right w:type="dxa" w:w="100"/>
-            </w:tcMar>
-          </w:tcPr>
-          <w:p>
-            <w:pPr>
-              <w:spacing w:after="0"/>
-            </w:pPr>
-            <w:r>
-              <w:rPr>
-                <w:rFonts w:ascii="TH Sarabun New" w:cs="TH Sarabun New" w:eastAsia="TH Sarabun New" w:hAnsi="TH Sarabun New"/>
-                <w:b/>
-                <w:bCs/>
-                <w:sz w:val="28"/>
-                <w:szCs w:val="28"/>
-              </w:rPr>
-              <w:t xml:space="preserve">ทำอะไร</w:t>
-            </w:r>
-          </w:p>
-        </w:tc>
-        <w:tc>
-          <w:tcPr>
-            <w:tcW w:type="dxa" w:w="3200"/>
-            <w:tcBorders>
-              <w:top w:val="single" w:color="BFBFBF" w:sz="4"/>
-              <w:left w:val="single" w:color="BFBFBF" w:sz="4"/>
-              <w:bottom w:val="single" w:color="BFBFBF" w:sz="4"/>
-              <w:right w:val="single" w:color="BFBFBF" w:sz="4"/>
-            </w:tcBorders>
-            <w:shd w:fill="D9EAF7" w:color="auto" w:val="clear"/>
-            <w:tcMar>
-              <w:top w:type="dxa" w:w="40"/>
-              <w:left w:type="dxa" w:w="100"/>
-              <w:bottom w:type="dxa" w:w="40"/>
-              <w:right w:type="dxa" w:w="100"/>
-            </w:tcMar>
-          </w:tcPr>
-          <w:p>
-            <w:pPr>
-              <w:spacing w:after="0"/>
-            </w:pPr>
-            <w:r>
-              <w:rPr>
-                <w:rFonts w:ascii="TH Sarabun New" w:cs="TH Sarabun New" w:eastAsia="TH Sarabun New" w:hAnsi="TH Sarabun New"/>
-                <w:b/>
-                <w:bCs/>
-                <w:sz w:val="28"/>
-                <w:szCs w:val="28"/>
-              </w:rPr>
-              <w:t xml:space="preserve">ทักษะที่ใช้</w:t>
-            </w:r>
-          </w:p>
-        </w:tc>
-      </w:tr>
-      <w:tr>
-        <w:tc>
-          <w:tcPr>
-            <w:tcW w:type="dxa" w:w="2000"/>
-            <w:tcBorders>
-              <w:top w:val="single" w:color="BFBFBF" w:sz="4"/>
-              <w:left w:val="single" w:color="BFBFBF" w:sz="4"/>
-              <w:bottom w:val="single" w:color="BFBFBF" w:sz="4"/>
-              <w:right w:val="single" w:color="BFBFBF" w:sz="4"/>
-            </w:tcBorders>
-            <w:tcMar>
-              <w:top w:type="dxa" w:w="40"/>
-              <w:left w:type="dxa" w:w="100"/>
-              <w:bottom w:type="dxa" w:w="40"/>
-              <w:right w:type="dxa" w:w="100"/>
-            </w:tcMar>
-          </w:tcPr>
-          <w:p>
-            <w:pPr>
-              <w:spacing w:after="0"/>
-            </w:pPr>
-            <w:r>
-              <w:rPr>
-                <w:rFonts w:ascii="TH Sarabun New" w:cs="TH Sarabun New" w:eastAsia="TH Sarabun New" w:hAnsi="TH Sarabun New"/>
-                <w:b/>
-                <w:bCs/>
-                <w:sz w:val="28"/>
-                <w:szCs w:val="28"/>
-              </w:rPr>
-              <w:t xml:space="preserve">1 · แก้ข้อความ</w:t>
-            </w:r>
-            <w:r>
-              <w:rPr>
-                <w:rFonts w:ascii="TH Sarabun New" w:cs="TH Sarabun New" w:eastAsia="TH Sarabun New" w:hAnsi="TH Sarabun New"/>
-                <w:b w:val="false"/>
-                <w:bCs w:val="false"/>
-                <w:sz w:val="28"/>
-                <w:szCs w:val="28"/>
-              </w:rPr>
-              <w:t xml:space="preserve"> (ทุกกลุ่มต้องทำ)</w:t>
-            </w:r>
-          </w:p>
-        </w:tc>
-        <w:tc>
-          <w:tcPr>
-            <w:tcW w:type="dxa" w:w="5168"/>
-            <w:tcBorders>
-              <w:top w:val="single" w:color="BFBFBF" w:sz="4"/>
-              <w:left w:val="single" w:color="BFBFBF" w:sz="4"/>
-              <w:bottom w:val="single" w:color="BFBFBF" w:sz="4"/>
-              <w:right w:val="single" w:color="BFBFBF" w:sz="4"/>
-            </w:tcBorders>
-            <w:tcMar>
-              <w:top w:type="dxa" w:w="40"/>
-              <w:left w:type="dxa" w:w="100"/>
-              <w:bottom w:type="dxa" w:w="40"/>
-              <w:right w:type="dxa" w:w="100"/>
-            </w:tcMar>
-          </w:tcPr>
-          <w:p>
-            <w:pPr>
-              <w:spacing w:after="0"/>
-            </w:pPr>
-            <w:r>
-              <w:rPr>
-                <w:rFonts w:ascii="TH Sarabun New" w:cs="TH Sarabun New" w:eastAsia="TH Sarabun New" w:hAnsi="TH Sarabun New"/>
-                <w:b w:val="false"/>
-                <w:bCs w:val="false"/>
-                <w:sz w:val="28"/>
-                <w:szCs w:val="28"/>
-              </w:rPr>
-              <w:t xml:space="preserve">แก้ส่วน "1) ตั้งค่า" ด้านบนไฟล์ แล้ว </w:t>
-            </w:r>
-            <w:r>
-              <w:rPr>
-                <w:rFonts w:ascii="TH Sarabun New" w:cs="TH Sarabun New" w:eastAsia="TH Sarabun New" w:hAnsi="TH Sarabun New"/>
-                <w:b/>
-                <w:bCs/>
-                <w:sz w:val="28"/>
-                <w:szCs w:val="28"/>
-              </w:rPr>
-              <w:t xml:space="preserve">ค้นหาคำที่เห็นบนจอในไฟล์ แล้วพิมพ์ทับ</w:t>
-            </w:r>
-            <w:r>
-              <w:rPr>
-                <w:rFonts w:ascii="TH Sarabun New" w:cs="TH Sarabun New" w:eastAsia="TH Sarabun New" w:hAnsi="TH Sarabun New"/>
-                <w:b w:val="false"/>
-                <w:bCs w:val="false"/>
-                <w:sz w:val="28"/>
-                <w:szCs w:val="28"/>
-              </w:rPr>
-              <w:t xml:space="preserve"> (Ctrl+F / Cmd+F)</w:t>
-            </w:r>
-          </w:p>
-        </w:tc>
-        <w:tc>
-          <w:tcPr>
-            <w:tcW w:type="dxa" w:w="3200"/>
-            <w:tcBorders>
-              <w:top w:val="single" w:color="BFBFBF" w:sz="4"/>
-              <w:left w:val="single" w:color="BFBFBF" w:sz="4"/>
-              <w:bottom w:val="single" w:color="BFBFBF" w:sz="4"/>
-              <w:right w:val="single" w:color="BFBFBF" w:sz="4"/>
-            </w:tcBorders>
-            <w:tcMar>
-              <w:top w:type="dxa" w:w="40"/>
-              <w:left w:type="dxa" w:w="100"/>
-              <w:bottom w:type="dxa" w:w="40"/>
-              <w:right w:type="dxa" w:w="100"/>
-            </w:tcMar>
-          </w:tcPr>
-          <w:p>
-            <w:pPr>
-              <w:spacing w:after="0"/>
-            </w:pPr>
-            <w:r>
-              <w:rPr>
-                <w:rFonts w:ascii="TH Sarabun New" w:cs="TH Sarabun New" w:eastAsia="TH Sarabun New" w:hAnsi="TH Sarabun New"/>
-                <w:b w:val="false"/>
-                <w:bCs w:val="false"/>
-                <w:sz w:val="28"/>
-                <w:szCs w:val="28"/>
-              </w:rPr>
-              <w:t xml:space="preserve">แก้ข้อความและตัวเลข ไม่ต้องเขียนโค้ดใหม่</w:t>
-            </w:r>
-          </w:p>
-        </w:tc>
-      </w:tr>
-      <w:tr>
-        <w:tc>
-          <w:tcPr>
-            <w:tcW w:type="dxa" w:w="2000"/>
-            <w:tcBorders>
-              <w:top w:val="single" w:color="BFBFBF" w:sz="4"/>
-              <w:left w:val="single" w:color="BFBFBF" w:sz="4"/>
-              <w:bottom w:val="single" w:color="BFBFBF" w:sz="4"/>
-              <w:right w:val="single" w:color="BFBFBF" w:sz="4"/>
-            </w:tcBorders>
-            <w:tcMar>
-              <w:top w:type="dxa" w:w="40"/>
-              <w:left w:type="dxa" w:w="100"/>
-              <w:bottom w:type="dxa" w:w="40"/>
-              <w:right w:type="dxa" w:w="100"/>
-            </w:tcMar>
-          </w:tcPr>
-          <w:p>
-            <w:pPr>
-              <w:spacing w:after="0"/>
-            </w:pPr>
-            <w:r>
-              <w:rPr>
-                <w:rFonts w:ascii="TH Sarabun New" w:cs="TH Sarabun New" w:eastAsia="TH Sarabun New" w:hAnsi="TH Sarabun New"/>
-                <w:b/>
-                <w:bCs/>
-                <w:sz w:val="28"/>
-                <w:szCs w:val="28"/>
-              </w:rPr>
-              <w:t xml:space="preserve">2 · แก้กฎเล็ก ๆ</w:t>
-            </w:r>
-            <w:r>
-              <w:rPr>
-                <w:rFonts w:ascii="TH Sarabun New" w:cs="TH Sarabun New" w:eastAsia="TH Sarabun New" w:hAnsi="TH Sarabun New"/>
-                <w:b w:val="false"/>
-                <w:bCs w:val="false"/>
-                <w:sz w:val="28"/>
-                <w:szCs w:val="28"/>
-              </w:rPr>
-              <w:t xml:space="preserve"> (แนะนำ)</w:t>
-            </w:r>
-          </w:p>
-        </w:tc>
-        <w:tc>
-          <w:tcPr>
-            <w:tcW w:type="dxa" w:w="5168"/>
-            <w:tcBorders>
-              <w:top w:val="single" w:color="BFBFBF" w:sz="4"/>
-              <w:left w:val="single" w:color="BFBFBF" w:sz="4"/>
-              <w:bottom w:val="single" w:color="BFBFBF" w:sz="4"/>
-              <w:right w:val="single" w:color="BFBFBF" w:sz="4"/>
-            </w:tcBorders>
-            <w:tcMar>
-              <w:top w:type="dxa" w:w="40"/>
-              <w:left w:type="dxa" w:w="100"/>
-              <w:bottom w:type="dxa" w:w="40"/>
-              <w:right w:type="dxa" w:w="100"/>
-            </w:tcMar>
-          </w:tcPr>
-          <w:p>
-            <w:pPr>
-              <w:spacing w:after="0"/>
-            </w:pPr>
-            <w:r>
-              <w:rPr>
-                <w:rFonts w:ascii="TH Sarabun New" w:cs="TH Sarabun New" w:eastAsia="TH Sarabun New" w:hAnsi="TH Sarabun New"/>
-                <w:b w:val="false"/>
-                <w:bCs w:val="false"/>
-                <w:sz w:val="28"/>
-                <w:szCs w:val="28"/>
-              </w:rPr>
-              <w:t xml:space="preserve">ทำข้อ "ตาคุณ" ท้ายไฟล์ตั้งต้น เช่น เตือนเมื่อแย่ติดกัน 5 วินาที</w:t>
-            </w:r>
-          </w:p>
-        </w:tc>
-        <w:tc>
-          <w:tcPr>
-            <w:tcW w:type="dxa" w:w="3200"/>
-            <w:tcBorders>
-              <w:top w:val="single" w:color="BFBFBF" w:sz="4"/>
-              <w:left w:val="single" w:color="BFBFBF" w:sz="4"/>
-              <w:bottom w:val="single" w:color="BFBFBF" w:sz="4"/>
-              <w:right w:val="single" w:color="BFBFBF" w:sz="4"/>
-            </w:tcBorders>
-            <w:tcMar>
-              <w:top w:type="dxa" w:w="40"/>
-              <w:left w:type="dxa" w:w="100"/>
-              <w:bottom w:type="dxa" w:w="40"/>
-              <w:right w:type="dxa" w:w="100"/>
-            </w:tcMar>
-          </w:tcPr>
-          <w:p>
-            <w:pPr>
-              <w:spacing w:after="0"/>
-            </w:pPr>
-            <w:r>
-              <w:rPr>
-                <w:rFonts w:ascii="TH Sarabun New" w:cs="TH Sarabun New" w:eastAsia="TH Sarabun New" w:hAnsi="TH Sarabun New"/>
-                <w:b w:val="false"/>
-                <w:bCs w:val="false"/>
-                <w:sz w:val="28"/>
-                <w:szCs w:val="28"/>
-              </w:rPr>
-              <w:t xml:space="preserve">แก้เงื่อนไข if และตัวเลข</w:t>
-            </w:r>
-          </w:p>
-        </w:tc>
-      </w:tr>
-      <w:tr>
-        <w:tc>
-          <w:tcPr>
-            <w:tcW w:type="dxa" w:w="2000"/>
-            <w:tcBorders>
-              <w:top w:val="single" w:color="BFBFBF" w:sz="4"/>
-              <w:left w:val="single" w:color="BFBFBF" w:sz="4"/>
-              <w:bottom w:val="single" w:color="BFBFBF" w:sz="4"/>
-              <w:right w:val="single" w:color="BFBFBF" w:sz="4"/>
-            </w:tcBorders>
-            <w:tcMar>
-              <w:top w:type="dxa" w:w="40"/>
-              <w:left w:type="dxa" w:w="100"/>
-              <w:bottom w:type="dxa" w:w="40"/>
-              <w:right w:type="dxa" w:w="100"/>
-            </w:tcMar>
-          </w:tcPr>
-          <w:p>
-            <w:pPr>
-              <w:spacing w:after="0"/>
-            </w:pPr>
-            <w:r>
-              <w:rPr>
-                <w:rFonts w:ascii="TH Sarabun New" w:cs="TH Sarabun New" w:eastAsia="TH Sarabun New" w:hAnsi="TH Sarabun New"/>
-                <w:b/>
-                <w:bCs/>
-                <w:sz w:val="28"/>
-                <w:szCs w:val="28"/>
-              </w:rPr>
-              <w:t xml:space="preserve">3 · แก้หน้าจอ</w:t>
-            </w:r>
-            <w:r>
-              <w:rPr>
-                <w:rFonts w:ascii="TH Sarabun New" w:cs="TH Sarabun New" w:eastAsia="TH Sarabun New" w:hAnsi="TH Sarabun New"/>
-                <w:b w:val="false"/>
-                <w:bCs w:val="false"/>
-                <w:sz w:val="28"/>
-                <w:szCs w:val="28"/>
-              </w:rPr>
-              <w:t xml:space="preserve"> (โบนัส)</w:t>
-            </w:r>
-          </w:p>
-        </w:tc>
-        <w:tc>
-          <w:tcPr>
-            <w:tcW w:type="dxa" w:w="5168"/>
-            <w:tcBorders>
-              <w:top w:val="single" w:color="BFBFBF" w:sz="4"/>
-              <w:left w:val="single" w:color="BFBFBF" w:sz="4"/>
-              <w:bottom w:val="single" w:color="BFBFBF" w:sz="4"/>
-              <w:right w:val="single" w:color="BFBFBF" w:sz="4"/>
-            </w:tcBorders>
-            <w:tcMar>
-              <w:top w:type="dxa" w:w="40"/>
-              <w:left w:type="dxa" w:w="100"/>
-              <w:bottom w:type="dxa" w:w="40"/>
-              <w:right w:type="dxa" w:w="100"/>
-            </w:tcMar>
-          </w:tcPr>
-          <w:p>
-            <w:pPr>
-              <w:spacing w:after="0"/>
-            </w:pPr>
-            <w:r>
-              <w:rPr>
-                <w:rFonts w:ascii="TH Sarabun New" w:cs="TH Sarabun New" w:eastAsia="TH Sarabun New" w:hAnsi="TH Sarabun New"/>
-                <w:b w:val="false"/>
-                <w:bCs w:val="false"/>
-                <w:sz w:val="28"/>
-                <w:szCs w:val="28"/>
-              </w:rPr>
-              <w:t xml:space="preserve">ย้ายหรือเพิ่ม widget บนจอ (Label · Bar · Chart · Led) โดยดูแบบจาก sf1_05</w:t>
-            </w:r>
-          </w:p>
-        </w:tc>
-        <w:tc>
-          <w:tcPr>
-            <w:tcW w:type="dxa" w:w="3200"/>
-            <w:tcBorders>
-              <w:top w:val="single" w:color="BFBFBF" w:sz="4"/>
-              <w:left w:val="single" w:color="BFBFBF" w:sz="4"/>
-              <w:bottom w:val="single" w:color="BFBFBF" w:sz="4"/>
-              <w:right w:val="single" w:color="BFBFBF" w:sz="4"/>
-            </w:tcBorders>
-            <w:tcMar>
-              <w:top w:type="dxa" w:w="40"/>
-              <w:left w:type="dxa" w:w="100"/>
-              <w:bottom w:type="dxa" w:w="40"/>
-              <w:right w:type="dxa" w:w="100"/>
-            </w:tcMar>
-          </w:tcPr>
-          <w:p>
-            <w:pPr>
-              <w:spacing w:after="0"/>
-            </w:pPr>
-            <w:r>
-              <w:rPr>
-                <w:rFonts w:ascii="TH Sarabun New" w:cs="TH Sarabun New" w:eastAsia="TH Sarabun New" w:hAnsi="TH Sarabun New"/>
-                <w:b w:val="false"/>
-                <w:bCs w:val="false"/>
-                <w:sz w:val="28"/>
-                <w:szCs w:val="28"/>
-              </w:rPr>
-              <w:t xml:space="preserve">ui.* จากคาบ 1–2</w:t>
-            </w:r>
-          </w:p>
-        </w:tc>
-      </w:tr>
-    </w:tbl>
-    <w:p>
-      <w:pPr>
-        <w:spacing w:after="60"/>
-      </w:pPr>
-    </w:p>
-    <w:p>
-      <w:pPr>
-        <w:pStyle w:val="Heading2"/>
-      </w:pPr>
-      <w:r>
-        <w:rPr>
-          <w:rFonts w:ascii="TH Sarabun New" w:cs="TH Sarabun New" w:eastAsia="TH Sarabun New" w:hAnsi="TH Sarabun New"/>
-          <w:b/>
-          <w:bCs/>
-          <w:color w:val="4F81BD"/>
-          <w:sz w:val="34"/>
-          <w:szCs w:val="34"/>
-        </w:rPr>
-        <w:t xml:space="preserve">ตัวอย่าง remix ระดับ 1: โรงเพาะเห็ดนางฟ้า (ดัดแปลงจาก sf2_04)</w:t>
-      </w:r>
-    </w:p>
-    <w:tbl>
-      <w:tblPr>
-        <w:tblW w:type="dxa" w:w="10368"/>
-        <w:tblBorders>
-          <w:top w:val="single" w:color="auto" w:sz="4"/>
-          <w:left w:val="single" w:color="auto" w:sz="4"/>
-          <w:bottom w:val="single" w:color="auto" w:sz="4"/>
-          <w:right w:val="single" w:color="auto" w:sz="4"/>
-          <w:insideH w:val="single" w:color="auto" w:sz="4"/>
-          <w:insideV w:val="single" w:color="auto" w:sz="4"/>
-        </w:tblBorders>
-      </w:tblPr>
-      <w:tblGrid>
-        <w:gridCol w:w="3400"/>
-        <w:gridCol w:w="3400"/>
-        <w:gridCol w:w="3568"/>
-      </w:tblGrid>
-      <w:tr>
-        <w:trPr>
-          <w:tblHeader/>
-        </w:trPr>
-        <w:tc>
-          <w:tcPr>
-            <w:tcW w:type="dxa" w:w="3400"/>
-            <w:tcBorders>
-              <w:top w:val="single" w:color="BFBFBF" w:sz="4"/>
-              <w:left w:val="single" w:color="BFBFBF" w:sz="4"/>
-              <w:bottom w:val="single" w:color="BFBFBF" w:sz="4"/>
-              <w:right w:val="single" w:color="BFBFBF" w:sz="4"/>
-            </w:tcBorders>
-            <w:shd w:fill="D9EAF7" w:color="auto" w:val="clear"/>
-            <w:tcMar>
-              <w:top w:type="dxa" w:w="40"/>
-              <w:left w:type="dxa" w:w="100"/>
-              <w:bottom w:type="dxa" w:w="40"/>
-              <w:right w:type="dxa" w:w="100"/>
-            </w:tcMar>
-          </w:tcPr>
-          <w:p>
-            <w:pPr>
-              <w:spacing w:after="0"/>
-            </w:pPr>
-            <w:r>
-              <w:rPr>
-                <w:rFonts w:ascii="TH Sarabun New" w:cs="TH Sarabun New" w:eastAsia="TH Sarabun New" w:hAnsi="TH Sarabun New"/>
-                <w:b/>
-                <w:bCs/>
-                <w:sz w:val="28"/>
-                <w:szCs w:val="28"/>
-              </w:rPr>
-              <w:t xml:space="preserve">ค้นหาในไฟล์</w:t>
-            </w:r>
-          </w:p>
-        </w:tc>
-        <w:tc>
-          <w:tcPr>
-            <w:tcW w:type="dxa" w:w="3400"/>
-            <w:tcBorders>
-              <w:top w:val="single" w:color="BFBFBF" w:sz="4"/>
-              <w:left w:val="single" w:color="BFBFBF" w:sz="4"/>
-              <w:bottom w:val="single" w:color="BFBFBF" w:sz="4"/>
-              <w:right w:val="single" w:color="BFBFBF" w:sz="4"/>
-            </w:tcBorders>
-            <w:shd w:fill="D9EAF7" w:color="auto" w:val="clear"/>
-            <w:tcMar>
-              <w:top w:type="dxa" w:w="40"/>
-              <w:left w:type="dxa" w:w="100"/>
-              <w:bottom w:type="dxa" w:w="40"/>
-              <w:right w:type="dxa" w:w="100"/>
-            </w:tcMar>
-          </w:tcPr>
-          <w:p>
-            <w:pPr>
-              <w:spacing w:after="0"/>
-            </w:pPr>
-            <w:r>
-              <w:rPr>
-                <w:rFonts w:ascii="TH Sarabun New" w:cs="TH Sarabun New" w:eastAsia="TH Sarabun New" w:hAnsi="TH Sarabun New"/>
-                <w:b/>
-                <w:bCs/>
-                <w:sz w:val="28"/>
-                <w:szCs w:val="28"/>
-              </w:rPr>
-              <w:t xml:space="preserve">แก้เป็น</w:t>
-            </w:r>
-          </w:p>
-        </w:tc>
-        <w:tc>
-          <w:tcPr>
-            <w:tcW w:type="dxa" w:w="3568"/>
-            <w:tcBorders>
-              <w:top w:val="single" w:color="BFBFBF" w:sz="4"/>
-              <w:left w:val="single" w:color="BFBFBF" w:sz="4"/>
-              <w:bottom w:val="single" w:color="BFBFBF" w:sz="4"/>
-              <w:right w:val="single" w:color="BFBFBF" w:sz="4"/>
-            </w:tcBorders>
-            <w:shd w:fill="D9EAF7" w:color="auto" w:val="clear"/>
-            <w:tcMar>
-              <w:top w:type="dxa" w:w="40"/>
-              <w:left w:type="dxa" w:w="100"/>
-              <w:bottom w:type="dxa" w:w="40"/>
-              <w:right w:type="dxa" w:w="100"/>
-            </w:tcMar>
-          </w:tcPr>
-          <w:p>
-            <w:pPr>
-              <w:spacing w:after="0"/>
-            </w:pPr>
-            <w:r>
-              <w:rPr>
-                <w:rFonts w:ascii="TH Sarabun New" w:cs="TH Sarabun New" w:eastAsia="TH Sarabun New" w:hAnsi="TH Sarabun New"/>
-                <w:b/>
-                <w:bCs/>
-                <w:sz w:val="28"/>
-                <w:szCs w:val="28"/>
-              </w:rPr>
-              <w:t xml:space="preserve">ผลบนบอร์ด</w:t>
-            </w:r>
-          </w:p>
-        </w:tc>
-      </w:tr>
-      <w:tr>
-        <w:tc>
-          <w:tcPr>
-            <w:tcW w:type="dxa" w:w="3400"/>
-            <w:tcBorders>
-              <w:top w:val="single" w:color="BFBFBF" w:sz="4"/>
-              <w:left w:val="single" w:color="BFBFBF" w:sz="4"/>
-              <w:bottom w:val="single" w:color="BFBFBF" w:sz="4"/>
-              <w:right w:val="single" w:color="BFBFBF" w:sz="4"/>
-            </w:tcBorders>
-            <w:tcMar>
-              <w:top w:type="dxa" w:w="40"/>
-              <w:left w:type="dxa" w:w="100"/>
-              <w:bottom w:type="dxa" w:w="40"/>
-              <w:right w:type="dxa" w:w="100"/>
-            </w:tcMar>
-          </w:tcPr>
-          <w:p>
-            <w:pPr>
-              <w:spacing w:after="0"/>
-            </w:pPr>
-            <w:r>
-              <w:rPr>
-                <w:rFonts w:ascii="TH Sarabun New" w:cs="TH Sarabun New" w:eastAsia="TH Sarabun New" w:hAnsi="TH Sarabun New"/>
-                <w:b w:val="false"/>
-                <w:bCs w:val="false"/>
-                <w:sz w:val="28"/>
-                <w:szCs w:val="28"/>
-              </w:rPr>
-              <w:t xml:space="preserve">TEAM = "teamXX"</w:t>
-            </w:r>
-          </w:p>
-        </w:tc>
-        <w:tc>
-          <w:tcPr>
-            <w:tcW w:type="dxa" w:w="3400"/>
-            <w:tcBorders>
-              <w:top w:val="single" w:color="BFBFBF" w:sz="4"/>
-              <w:left w:val="single" w:color="BFBFBF" w:sz="4"/>
-              <w:bottom w:val="single" w:color="BFBFBF" w:sz="4"/>
-              <w:right w:val="single" w:color="BFBFBF" w:sz="4"/>
-            </w:tcBorders>
-            <w:tcMar>
-              <w:top w:type="dxa" w:w="40"/>
-              <w:left w:type="dxa" w:w="100"/>
-              <w:bottom w:type="dxa" w:w="40"/>
-              <w:right w:type="dxa" w:w="100"/>
-            </w:tcMar>
-          </w:tcPr>
-          <w:p>
-            <w:pPr>
-              <w:spacing w:after="0"/>
-            </w:pPr>
-            <w:r>
-              <w:rPr>
-                <w:rFonts w:ascii="TH Sarabun New" w:cs="TH Sarabun New" w:eastAsia="TH Sarabun New" w:hAnsi="TH Sarabun New"/>
-                <w:b w:val="false"/>
-                <w:bCs w:val="false"/>
-                <w:sz w:val="28"/>
-                <w:szCs w:val="28"/>
-              </w:rPr>
-              <w:t xml:space="preserve">TEAM = "team05"</w:t>
-            </w:r>
-          </w:p>
-        </w:tc>
-        <w:tc>
-          <w:tcPr>
-            <w:tcW w:type="dxa" w:w="3568"/>
-            <w:tcBorders>
-              <w:top w:val="single" w:color="BFBFBF" w:sz="4"/>
-              <w:left w:val="single" w:color="BFBFBF" w:sz="4"/>
-              <w:bottom w:val="single" w:color="BFBFBF" w:sz="4"/>
-              <w:right w:val="single" w:color="BFBFBF" w:sz="4"/>
-            </w:tcBorders>
-            <w:tcMar>
-              <w:top w:type="dxa" w:w="40"/>
-              <w:left w:type="dxa" w:w="100"/>
-              <w:bottom w:type="dxa" w:w="40"/>
-              <w:right w:type="dxa" w:w="100"/>
-            </w:tcMar>
-          </w:tcPr>
-          <w:p>
-            <w:pPr>
-              <w:spacing w:after="0"/>
-            </w:pPr>
-            <w:r>
-              <w:rPr>
-                <w:rFonts w:ascii="TH Sarabun New" w:cs="TH Sarabun New" w:eastAsia="TH Sarabun New" w:hAnsi="TH Sarabun New"/>
-                <w:b w:val="false"/>
-                <w:bCs w:val="false"/>
-                <w:sz w:val="28"/>
-                <w:szCs w:val="28"/>
-              </w:rPr>
-              <w:t xml:space="preserve">ส่งขึ้นหัวข้อของกลุ่ม</w:t>
-            </w:r>
-          </w:p>
-        </w:tc>
-      </w:tr>
-      <w:tr>
-        <w:tc>
-          <w:tcPr>
-            <w:tcW w:type="dxa" w:w="3400"/>
-            <w:tcBorders>
-              <w:top w:val="single" w:color="BFBFBF" w:sz="4"/>
-              <w:left w:val="single" w:color="BFBFBF" w:sz="4"/>
-              <w:bottom w:val="single" w:color="BFBFBF" w:sz="4"/>
-              <w:right w:val="single" w:color="BFBFBF" w:sz="4"/>
-            </w:tcBorders>
-            <w:tcMar>
-              <w:top w:type="dxa" w:w="40"/>
-              <w:left w:type="dxa" w:w="100"/>
-              <w:bottom w:type="dxa" w:w="40"/>
-              <w:right w:type="dxa" w:w="100"/>
-            </w:tcMar>
-          </w:tcPr>
-          <w:p>
-            <w:pPr>
-              <w:spacing w:after="0"/>
-            </w:pPr>
-            <w:r>
-              <w:rPr>
-                <w:rFonts w:ascii="TH Sarabun New" w:cs="TH Sarabun New" w:eastAsia="TH Sarabun New" w:hAnsi="TH Sarabun New"/>
-                <w:b w:val="false"/>
-                <w:bCs w:val="false"/>
-                <w:sz w:val="28"/>
-                <w:szCs w:val="28"/>
-              </w:rPr>
-              <w:t xml:space="preserve">CROP = "มะเขือเทศ"</w:t>
-            </w:r>
-          </w:p>
-        </w:tc>
-        <w:tc>
-          <w:tcPr>
-            <w:tcW w:type="dxa" w:w="3400"/>
-            <w:tcBorders>
-              <w:top w:val="single" w:color="BFBFBF" w:sz="4"/>
-              <w:left w:val="single" w:color="BFBFBF" w:sz="4"/>
-              <w:bottom w:val="single" w:color="BFBFBF" w:sz="4"/>
-              <w:right w:val="single" w:color="BFBFBF" w:sz="4"/>
-            </w:tcBorders>
-            <w:tcMar>
-              <w:top w:type="dxa" w:w="40"/>
-              <w:left w:type="dxa" w:w="100"/>
-              <w:bottom w:type="dxa" w:w="40"/>
-              <w:right w:type="dxa" w:w="100"/>
-            </w:tcMar>
-          </w:tcPr>
-          <w:p>
-            <w:pPr>
-              <w:spacing w:after="0"/>
-            </w:pPr>
-            <w:r>
-              <w:rPr>
-                <w:rFonts w:ascii="TH Sarabun New" w:cs="TH Sarabun New" w:eastAsia="TH Sarabun New" w:hAnsi="TH Sarabun New"/>
-                <w:b w:val="false"/>
-                <w:bCs w:val="false"/>
-                <w:sz w:val="28"/>
-                <w:szCs w:val="28"/>
-              </w:rPr>
-              <w:t xml:space="preserve">CROP = "เห็ดนางฟ้า"</w:t>
-            </w:r>
-          </w:p>
-        </w:tc>
-        <w:tc>
-          <w:tcPr>
-            <w:tcW w:type="dxa" w:w="3568"/>
-            <w:tcBorders>
-              <w:top w:val="single" w:color="BFBFBF" w:sz="4"/>
-              <w:left w:val="single" w:color="BFBFBF" w:sz="4"/>
-              <w:bottom w:val="single" w:color="BFBFBF" w:sz="4"/>
-              <w:right w:val="single" w:color="BFBFBF" w:sz="4"/>
-            </w:tcBorders>
-            <w:tcMar>
-              <w:top w:type="dxa" w:w="40"/>
-              <w:left w:type="dxa" w:w="100"/>
-              <w:bottom w:type="dxa" w:w="40"/>
-              <w:right w:type="dxa" w:w="100"/>
-            </w:tcMar>
-          </w:tcPr>
-          <w:p>
-            <w:pPr>
-              <w:spacing w:after="0"/>
-            </w:pPr>
-            <w:r>
-              <w:rPr>
-                <w:rFonts w:ascii="TH Sarabun New" w:cs="TH Sarabun New" w:eastAsia="TH Sarabun New" w:hAnsi="TH Sarabun New"/>
-                <w:b w:val="false"/>
-                <w:bCs w:val="false"/>
-                <w:sz w:val="28"/>
-                <w:szCs w:val="28"/>
-              </w:rPr>
-              <w:t xml:space="preserve">ใช้ช่วง 22–28 C · 80–95 % ที่มีในตาราง CROPS</w:t>
-            </w:r>
-          </w:p>
-        </w:tc>
-      </w:tr>
-      <w:tr>
-        <w:tc>
-          <w:tcPr>
-            <w:tcW w:type="dxa" w:w="3400"/>
-            <w:tcBorders>
-              <w:top w:val="single" w:color="BFBFBF" w:sz="4"/>
-              <w:left w:val="single" w:color="BFBFBF" w:sz="4"/>
-              <w:bottom w:val="single" w:color="BFBFBF" w:sz="4"/>
-              <w:right w:val="single" w:color="BFBFBF" w:sz="4"/>
-            </w:tcBorders>
-            <w:tcMar>
-              <w:top w:type="dxa" w:w="40"/>
-              <w:left w:type="dxa" w:w="100"/>
-              <w:bottom w:type="dxa" w:w="40"/>
-              <w:right w:type="dxa" w:w="100"/>
-            </w:tcMar>
-          </w:tcPr>
-          <w:p>
-            <w:pPr>
-              <w:spacing w:after="0"/>
-            </w:pPr>
-            <w:r>
-              <w:rPr>
-                <w:rFonts w:ascii="TH Sarabun New" w:cs="TH Sarabun New" w:eastAsia="TH Sarabun New" w:hAnsi="TH Sarabun New"/>
-                <w:b w:val="false"/>
-                <w:bCs w:val="false"/>
-                <w:sz w:val="28"/>
-                <w:szCs w:val="28"/>
-              </w:rPr>
-              <w:t xml:space="preserve">"พืชไม่สบาย มือถือรู้ทันที"</w:t>
-            </w:r>
-          </w:p>
-        </w:tc>
-        <w:tc>
-          <w:tcPr>
-            <w:tcW w:type="dxa" w:w="3400"/>
-            <w:tcBorders>
-              <w:top w:val="single" w:color="BFBFBF" w:sz="4"/>
-              <w:left w:val="single" w:color="BFBFBF" w:sz="4"/>
-              <w:bottom w:val="single" w:color="BFBFBF" w:sz="4"/>
-              <w:right w:val="single" w:color="BFBFBF" w:sz="4"/>
-            </w:tcBorders>
-            <w:tcMar>
-              <w:top w:type="dxa" w:w="40"/>
-              <w:left w:type="dxa" w:w="100"/>
-              <w:bottom w:type="dxa" w:w="40"/>
-              <w:right w:type="dxa" w:w="100"/>
-            </w:tcMar>
-          </w:tcPr>
-          <w:p>
-            <w:pPr>
-              <w:spacing w:after="0"/>
-            </w:pPr>
-            <w:r>
-              <w:rPr>
-                <w:rFonts w:ascii="TH Sarabun New" w:cs="TH Sarabun New" w:eastAsia="TH Sarabun New" w:hAnsi="TH Sarabun New"/>
-                <w:b w:val="false"/>
-                <w:bCs w:val="false"/>
-                <w:sz w:val="28"/>
-                <w:szCs w:val="28"/>
-              </w:rPr>
-              <w:t xml:space="preserve">"โรงเห็ดชื้นพอไหม"</w:t>
-            </w:r>
-          </w:p>
-        </w:tc>
-        <w:tc>
-          <w:tcPr>
-            <w:tcW w:type="dxa" w:w="3568"/>
-            <w:tcBorders>
-              <w:top w:val="single" w:color="BFBFBF" w:sz="4"/>
-              <w:left w:val="single" w:color="BFBFBF" w:sz="4"/>
-              <w:bottom w:val="single" w:color="BFBFBF" w:sz="4"/>
-              <w:right w:val="single" w:color="BFBFBF" w:sz="4"/>
-            </w:tcBorders>
-            <w:tcMar>
-              <w:top w:type="dxa" w:w="40"/>
-              <w:left w:type="dxa" w:w="100"/>
-              <w:bottom w:type="dxa" w:w="40"/>
-              <w:right w:type="dxa" w:w="100"/>
-            </w:tcMar>
-          </w:tcPr>
-          <w:p>
-            <w:pPr>
-              <w:spacing w:after="0"/>
-            </w:pPr>
-            <w:r>
-              <w:rPr>
-                <w:rFonts w:ascii="TH Sarabun New" w:cs="TH Sarabun New" w:eastAsia="TH Sarabun New" w:hAnsi="TH Sarabun New"/>
-                <w:b w:val="false"/>
-                <w:bCs w:val="false"/>
-                <w:sz w:val="28"/>
-                <w:szCs w:val="28"/>
-              </w:rPr>
-              <w:t xml:space="preserve">หัวจอเป็นเรื่องของทีม</w:t>
-            </w:r>
-          </w:p>
-        </w:tc>
-      </w:tr>
-      <w:tr>
-        <w:tc>
-          <w:tcPr>
-            <w:tcW w:type="dxa" w:w="3400"/>
-            <w:tcBorders>
-              <w:top w:val="single" w:color="BFBFBF" w:sz="4"/>
-              <w:left w:val="single" w:color="BFBFBF" w:sz="4"/>
-              <w:bottom w:val="single" w:color="BFBFBF" w:sz="4"/>
-              <w:right w:val="single" w:color="BFBFBF" w:sz="4"/>
-            </w:tcBorders>
-            <w:tcMar>
-              <w:top w:type="dxa" w:w="40"/>
-              <w:left w:type="dxa" w:w="100"/>
-              <w:bottom w:type="dxa" w:w="40"/>
-              <w:right w:type="dxa" w:w="100"/>
-            </w:tcMar>
-          </w:tcPr>
-          <w:p>
-            <w:pPr>
-              <w:spacing w:after="0"/>
-            </w:pPr>
-            <w:r>
-              <w:rPr>
-                <w:rFonts w:ascii="TH Sarabun New" w:cs="TH Sarabun New" w:eastAsia="TH Sarabun New" w:hAnsi="TH Sarabun New"/>
-                <w:b w:val="false"/>
-                <w:bCs w:val="false"/>
-                <w:sz w:val="28"/>
-                <w:szCs w:val="28"/>
-              </w:rPr>
-              <w:t xml:space="preserve">"ตอนนี้"</w:t>
-            </w:r>
-          </w:p>
-        </w:tc>
-        <w:tc>
-          <w:tcPr>
-            <w:tcW w:type="dxa" w:w="3400"/>
-            <w:tcBorders>
-              <w:top w:val="single" w:color="BFBFBF" w:sz="4"/>
-              <w:left w:val="single" w:color="BFBFBF" w:sz="4"/>
-              <w:bottom w:val="single" w:color="BFBFBF" w:sz="4"/>
-              <w:right w:val="single" w:color="BFBFBF" w:sz="4"/>
-            </w:tcBorders>
-            <w:tcMar>
-              <w:top w:type="dxa" w:w="40"/>
-              <w:left w:type="dxa" w:w="100"/>
-              <w:bottom w:type="dxa" w:w="40"/>
-              <w:right w:type="dxa" w:w="100"/>
-            </w:tcMar>
-          </w:tcPr>
-          <w:p>
-            <w:pPr>
-              <w:spacing w:after="0"/>
-            </w:pPr>
-            <w:r>
-              <w:rPr>
-                <w:rFonts w:ascii="TH Sarabun New" w:cs="TH Sarabun New" w:eastAsia="TH Sarabun New" w:hAnsi="TH Sarabun New"/>
-                <w:b w:val="false"/>
-                <w:bCs w:val="false"/>
-                <w:sz w:val="28"/>
-                <w:szCs w:val="28"/>
-              </w:rPr>
-              <w:t xml:space="preserve">"ในโรงเห็ด"</w:t>
-            </w:r>
-          </w:p>
-        </w:tc>
-        <w:tc>
-          <w:tcPr>
-            <w:tcW w:type="dxa" w:w="3568"/>
-            <w:tcBorders>
-              <w:top w:val="single" w:color="BFBFBF" w:sz="4"/>
-              <w:left w:val="single" w:color="BFBFBF" w:sz="4"/>
-              <w:bottom w:val="single" w:color="BFBFBF" w:sz="4"/>
-              <w:right w:val="single" w:color="BFBFBF" w:sz="4"/>
-            </w:tcBorders>
-            <w:tcMar>
-              <w:top w:type="dxa" w:w="40"/>
-              <w:left w:type="dxa" w:w="100"/>
-              <w:bottom w:type="dxa" w:w="40"/>
-              <w:right w:type="dxa" w:w="100"/>
-            </w:tcMar>
-          </w:tcPr>
-          <w:p>
-            <w:pPr>
-              <w:spacing w:after="0"/>
-            </w:pPr>
-            <w:r>
-              <w:rPr>
-                <w:rFonts w:ascii="TH Sarabun New" w:cs="TH Sarabun New" w:eastAsia="TH Sarabun New" w:hAnsi="TH Sarabun New"/>
-                <w:b w:val="false"/>
-                <w:bCs w:val="false"/>
-                <w:sz w:val="28"/>
-                <w:szCs w:val="28"/>
-              </w:rPr>
-              <w:t xml:space="preserve">ชื่อการ์ดบนจอ</w:t>
-            </w:r>
-          </w:p>
-        </w:tc>
-      </w:tr>
-      <w:tr>
-        <w:tc>
-          <w:tcPr>
-            <w:tcW w:type="dxa" w:w="3400"/>
-            <w:tcBorders>
-              <w:top w:val="single" w:color="BFBFBF" w:sz="4"/>
-              <w:left w:val="single" w:color="BFBFBF" w:sz="4"/>
-              <w:bottom w:val="single" w:color="BFBFBF" w:sz="4"/>
-              <w:right w:val="single" w:color="BFBFBF" w:sz="4"/>
-            </w:tcBorders>
-            <w:tcMar>
-              <w:top w:type="dxa" w:w="40"/>
-              <w:left w:type="dxa" w:w="100"/>
-              <w:bottom w:type="dxa" w:w="40"/>
-              <w:right w:type="dxa" w:w="100"/>
-            </w:tcMar>
-          </w:tcPr>
-          <w:p>
-            <w:pPr>
-              <w:spacing w:after="0"/>
-            </w:pPr>
-            <w:r>
-              <w:rPr>
-                <w:rFonts w:ascii="TH Sarabun New" w:cs="TH Sarabun New" w:eastAsia="TH Sarabun New" w:hAnsi="TH Sarabun New"/>
-                <w:b w:val="false"/>
-                <w:bCs w:val="false"/>
-                <w:sz w:val="28"/>
-                <w:szCs w:val="28"/>
-              </w:rPr>
-              <w:t xml:space="preserve">"แห้งไป"</w:t>
-            </w:r>
-          </w:p>
-        </w:tc>
-        <w:tc>
-          <w:tcPr>
-            <w:tcW w:type="dxa" w:w="3400"/>
-            <w:tcBorders>
-              <w:top w:val="single" w:color="BFBFBF" w:sz="4"/>
-              <w:left w:val="single" w:color="BFBFBF" w:sz="4"/>
-              <w:bottom w:val="single" w:color="BFBFBF" w:sz="4"/>
-              <w:right w:val="single" w:color="BFBFBF" w:sz="4"/>
-            </w:tcBorders>
-            <w:tcMar>
-              <w:top w:type="dxa" w:w="40"/>
-              <w:left w:type="dxa" w:w="100"/>
-              <w:bottom w:type="dxa" w:w="40"/>
-              <w:right w:type="dxa" w:w="100"/>
-            </w:tcMar>
-          </w:tcPr>
-          <w:p>
-            <w:pPr>
-              <w:spacing w:after="0"/>
-            </w:pPr>
-            <w:r>
-              <w:rPr>
-                <w:rFonts w:ascii="TH Sarabun New" w:cs="TH Sarabun New" w:eastAsia="TH Sarabun New" w:hAnsi="TH Sarabun New"/>
-                <w:b w:val="false"/>
-                <w:bCs w:val="false"/>
-                <w:sz w:val="28"/>
-                <w:szCs w:val="28"/>
-              </w:rPr>
-              <w:t xml:space="preserve">"อากาศแห้ง ต้องพ่นหมอก"</w:t>
-            </w:r>
-          </w:p>
-        </w:tc>
-        <w:tc>
-          <w:tcPr>
-            <w:tcW w:type="dxa" w:w="3568"/>
-            <w:tcBorders>
-              <w:top w:val="single" w:color="BFBFBF" w:sz="4"/>
-              <w:left w:val="single" w:color="BFBFBF" w:sz="4"/>
-              <w:bottom w:val="single" w:color="BFBFBF" w:sz="4"/>
-              <w:right w:val="single" w:color="BFBFBF" w:sz="4"/>
-            </w:tcBorders>
-            <w:tcMar>
-              <w:top w:type="dxa" w:w="40"/>
-              <w:left w:type="dxa" w:w="100"/>
-              <w:bottom w:type="dxa" w:w="40"/>
-              <w:right w:type="dxa" w:w="100"/>
-            </w:tcMar>
-          </w:tcPr>
-          <w:p>
-            <w:pPr>
-              <w:spacing w:after="0"/>
-            </w:pPr>
-            <w:r>
-              <w:rPr>
-                <w:rFonts w:ascii="TH Sarabun New" w:cs="TH Sarabun New" w:eastAsia="TH Sarabun New" w:hAnsi="TH Sarabun New"/>
-                <w:b w:val="false"/>
-                <w:bCs w:val="false"/>
-                <w:sz w:val="28"/>
-                <w:szCs w:val="28"/>
-              </w:rPr>
-              <w:t xml:space="preserve">เหตุผลที่จอบอกคนงาน</w:t>
-            </w:r>
-          </w:p>
-        </w:tc>
-      </w:tr>
-      <w:tr>
-        <w:tc>
-          <w:tcPr>
-            <w:tcW w:type="dxa" w:w="3400"/>
-            <w:tcBorders>
-              <w:top w:val="single" w:color="BFBFBF" w:sz="4"/>
-              <w:left w:val="single" w:color="BFBFBF" w:sz="4"/>
-              <w:bottom w:val="single" w:color="BFBFBF" w:sz="4"/>
-              <w:right w:val="single" w:color="BFBFBF" w:sz="4"/>
-            </w:tcBorders>
-            <w:tcMar>
-              <w:top w:type="dxa" w:w="40"/>
-              <w:left w:type="dxa" w:w="100"/>
-              <w:bottom w:type="dxa" w:w="40"/>
-              <w:right w:type="dxa" w:w="100"/>
-            </w:tcMar>
-          </w:tcPr>
-          <w:p>
-            <w:pPr>
-              <w:spacing w:after="0"/>
-            </w:pPr>
-            <w:r>
-              <w:rPr>
-                <w:rFonts w:ascii="TH Sarabun New" w:cs="TH Sarabun New" w:eastAsia="TH Sarabun New" w:hAnsi="TH Sarabun New"/>
-                <w:b w:val="false"/>
-                <w:bCs w:val="false"/>
-                <w:sz w:val="28"/>
-                <w:szCs w:val="28"/>
-              </w:rPr>
-              <w:t xml:space="preserve">("WARN", rgbmatrix.YELLOW)</w:t>
-            </w:r>
-          </w:p>
-        </w:tc>
-        <w:tc>
-          <w:tcPr>
-            <w:tcW w:type="dxa" w:w="3400"/>
-            <w:tcBorders>
-              <w:top w:val="single" w:color="BFBFBF" w:sz="4"/>
-              <w:left w:val="single" w:color="BFBFBF" w:sz="4"/>
-              <w:bottom w:val="single" w:color="BFBFBF" w:sz="4"/>
-              <w:right w:val="single" w:color="BFBFBF" w:sz="4"/>
-            </w:tcBorders>
-            <w:tcMar>
-              <w:top w:type="dxa" w:w="40"/>
-              <w:left w:type="dxa" w:w="100"/>
-              <w:bottom w:type="dxa" w:w="40"/>
-              <w:right w:type="dxa" w:w="100"/>
-            </w:tcMar>
-          </w:tcPr>
-          <w:p>
-            <w:pPr>
-              <w:spacing w:after="0"/>
-            </w:pPr>
-            <w:r>
-              <w:rPr>
-                <w:rFonts w:ascii="TH Sarabun New" w:cs="TH Sarabun New" w:eastAsia="TH Sarabun New" w:hAnsi="TH Sarabun New"/>
-                <w:b w:val="false"/>
-                <w:bCs w:val="false"/>
-                <w:sz w:val="28"/>
-                <w:szCs w:val="28"/>
-              </w:rPr>
-              <w:t xml:space="preserve">("DRY", rgbmatrix.YELLOW)</w:t>
-            </w:r>
-          </w:p>
-        </w:tc>
-        <w:tc>
-          <w:tcPr>
-            <w:tcW w:type="dxa" w:w="3568"/>
-            <w:tcBorders>
-              <w:top w:val="single" w:color="BFBFBF" w:sz="4"/>
-              <w:left w:val="single" w:color="BFBFBF" w:sz="4"/>
-              <w:bottom w:val="single" w:color="BFBFBF" w:sz="4"/>
-              <w:right w:val="single" w:color="BFBFBF" w:sz="4"/>
-            </w:tcBorders>
-            <w:tcMar>
-              <w:top w:type="dxa" w:w="40"/>
-              <w:left w:type="dxa" w:w="100"/>
-              <w:bottom w:type="dxa" w:w="40"/>
-              <w:right w:type="dxa" w:w="100"/>
-            </w:tcMar>
-          </w:tcPr>
-          <w:p>
-            <w:pPr>
-              <w:spacing w:after="0"/>
-            </w:pPr>
-            <w:r>
-              <w:rPr>
-                <w:rFonts w:ascii="TH Sarabun New" w:cs="TH Sarabun New" w:eastAsia="TH Sarabun New" w:hAnsi="TH Sarabun New"/>
-                <w:b w:val="false"/>
-                <w:bCs w:val="false"/>
-                <w:sz w:val="28"/>
-                <w:szCs w:val="28"/>
-              </w:rPr>
-              <w:t xml:space="preserve">ตัวหนังสือบน RGB matrix (อังกฤษเท่านั้น)</w:t>
-            </w:r>
-          </w:p>
-        </w:tc>
-      </w:tr>
-    </w:tbl>
-    <w:p>
-      <w:pPr>
-        <w:spacing w:after="60"/>
-      </w:pPr>
-    </w:p>
-    <w:p>
-      <w:pPr>
-        <w:spacing w:before="60"/>
-      </w:pPr>
-      <w:r>
-        <w:rPr>
-          <w:rFonts w:ascii="TH Sarabun New" w:cs="TH Sarabun New" w:eastAsia="TH Sarabun New" w:hAnsi="TH Sarabun New"/>
-          <w:i/>
-          <w:iCs/>
-          <w:sz w:val="24"/>
-          <w:szCs w:val="24"/>
-        </w:rPr>
-        <w:t xml:space="preserve">แก้ทีละ 1–2 จุด แล้วกด Run ดูผลทุกครั้ง · ถ้าบอร์ดฟ้อง error ให้ย้อนจุดล่าสุด · ลองใน BENTO Emulator ก่อนได้</w:t>
-      </w:r>
-    </w:p>
-    <w:p>
-      <w:pPr>
-        <w:pStyle w:val="Heading2"/>
-      </w:pPr>
-      <w:r>
-        <w:rPr>
-          <w:rFonts w:ascii="TH Sarabun New" w:cs="TH Sarabun New" w:eastAsia="TH Sarabun New" w:hAnsi="TH Sarabun New"/>
-          <w:b/>
-          <w:bCs/>
-          <w:color w:val="4F81BD"/>
-          <w:sz w:val="34"/>
-          <w:szCs w:val="34"/>
-        </w:rPr>
-        <w:t xml:space="preserve">เช็กลิสต์ฝั่งบอร์ด</w:t>
-      </w:r>
-    </w:p>
-    <w:p>
-      <w:pPr>
-        <w:spacing w:after="80"/>
-      </w:pPr>
-      <w:r>
-        <w:rPr>
-          <w:rFonts w:ascii="TH Sarabun New" w:cs="TH Sarabun New" w:eastAsia="TH Sarabun New" w:hAnsi="TH Sarabun New"/>
-          <w:sz w:val="30"/>
-          <w:szCs w:val="30"/>
-        </w:rPr>
-        <w:t xml:space="preserve">☐ </w:t>
-      </w:r>
-      <w:r>
-        <w:rPr>
-          <w:rFonts w:ascii="TH Sarabun New" w:cs="TH Sarabun New" w:eastAsia="TH Sarabun New" w:hAnsi="TH Sarabun New"/>
-          <w:sz w:val="30"/>
-          <w:szCs w:val="30"/>
-        </w:rPr>
-        <w:t xml:space="preserve">คัดลอกไฟล์ตั้งต้นเป็น g&lt;เลขทีม&gt;_&lt;ชื่อโปรเจกต์&gt;.py แล้วเขียนหัวไฟล์ว่า "ต่อยอดจาก sf2_XX"</w:t>
-      </w:r>
-    </w:p>
-    <w:p>
-      <w:pPr>
-        <w:spacing w:after="80"/>
-      </w:pPr>
-      <w:r>
-        <w:rPr>
-          <w:rFonts w:ascii="TH Sarabun New" w:cs="TH Sarabun New" w:eastAsia="TH Sarabun New" w:hAnsi="TH Sarabun New"/>
-          <w:sz w:val="30"/>
-          <w:szCs w:val="30"/>
-        </w:rPr>
-        <w:t xml:space="preserve">☐ </w:t>
-      </w:r>
-      <w:r>
-        <w:rPr>
-          <w:rFonts w:ascii="TH Sarabun New" w:cs="TH Sarabun New" w:eastAsia="TH Sarabun New" w:hAnsi="TH Sarabun New"/>
-          <w:sz w:val="30"/>
-          <w:szCs w:val="30"/>
-        </w:rPr>
-        <w:t xml:space="preserve">แก้ WIFI_SSID · WIFI_PASS · TEAM ให้ตรงกลุ่ม</w:t>
-      </w:r>
-    </w:p>
-    <w:p>
-      <w:pPr>
-        <w:spacing w:after="80"/>
-      </w:pPr>
-      <w:r>
-        <w:rPr>
-          <w:rFonts w:ascii="TH Sarabun New" w:cs="TH Sarabun New" w:eastAsia="TH Sarabun New" w:hAnsi="TH Sarabun New"/>
-          <w:sz w:val="30"/>
-          <w:szCs w:val="30"/>
-        </w:rPr>
-        <w:t xml:space="preserve">☐ </w:t>
-      </w:r>
-      <w:r>
-        <w:rPr>
-          <w:rFonts w:ascii="TH Sarabun New" w:cs="TH Sarabun New" w:eastAsia="TH Sarabun New" w:hAnsi="TH Sarabun New"/>
-          <w:sz w:val="30"/>
-          <w:szCs w:val="30"/>
-        </w:rPr>
-        <w:t xml:space="preserve">เปลี่ยนชื่อบนจอ ป้ายสถานะ และหน่วย ให้เป็นเรื่องของทีม (ภาษาไทยบนจอได้)</w:t>
-      </w:r>
-    </w:p>
-    <w:p>
-      <w:pPr>
-        <w:spacing w:after="80"/>
-      </w:pPr>
-      <w:r>
-        <w:rPr>
-          <w:rFonts w:ascii="TH Sarabun New" w:cs="TH Sarabun New" w:eastAsia="TH Sarabun New" w:hAnsi="TH Sarabun New"/>
-          <w:sz w:val="30"/>
-          <w:szCs w:val="30"/>
-        </w:rPr>
-        <w:t xml:space="preserve">☐ </w:t>
-      </w:r>
-      <w:r>
-        <w:rPr>
-          <w:rFonts w:ascii="TH Sarabun New" w:cs="TH Sarabun New" w:eastAsia="TH Sarabun New" w:hAnsi="TH Sarabun New"/>
-          <w:sz w:val="30"/>
-          <w:szCs w:val="30"/>
-        </w:rPr>
-        <w:t xml:space="preserve">ตั้งเกณฑ์จากค่าที่วัดเอง (ถ้าใช้ SHT40 ตั้ง TEMP_OFFSET เทียบเทอร์โมมิเตอร์ก่อน)</w:t>
-      </w:r>
-    </w:p>
-    <w:p>
-      <w:pPr>
-        <w:spacing w:after="80"/>
-      </w:pPr>
-      <w:r>
-        <w:rPr>
-          <w:rFonts w:ascii="TH Sarabun New" w:cs="TH Sarabun New" w:eastAsia="TH Sarabun New" w:hAnsi="TH Sarabun New"/>
-          <w:sz w:val="30"/>
-          <w:szCs w:val="30"/>
-        </w:rPr>
-        <w:t xml:space="preserve">☐ </w:t>
-      </w:r>
-      <w:r>
-        <w:rPr>
-          <w:rFonts w:ascii="TH Sarabun New" w:cs="TH Sarabun New" w:eastAsia="TH Sarabun New" w:hAnsi="TH Sarabun New"/>
-          <w:sz w:val="30"/>
-          <w:szCs w:val="30"/>
-        </w:rPr>
-        <w:t xml:space="preserve">กำหนดความหมายของลูกบิด VR ที่ใช้ และแสดงค่าบนจอ</w:t>
-      </w:r>
-    </w:p>
-    <w:p>
-      <w:pPr>
-        <w:spacing w:after="80"/>
-      </w:pPr>
-      <w:r>
-        <w:rPr>
-          <w:rFonts w:ascii="TH Sarabun New" w:cs="TH Sarabun New" w:eastAsia="TH Sarabun New" w:hAnsi="TH Sarabun New"/>
-          <w:sz w:val="30"/>
-          <w:szCs w:val="30"/>
-        </w:rPr>
-        <w:t xml:space="preserve">☐ </w:t>
-      </w:r>
-      <w:r>
-        <w:rPr>
-          <w:rFonts w:ascii="TH Sarabun New" w:cs="TH Sarabun New" w:eastAsia="TH Sarabun New" w:hAnsi="TH Sarabun New"/>
-          <w:sz w:val="30"/>
-          <w:szCs w:val="30"/>
-        </w:rPr>
-        <w:t xml:space="preserve">กำหนดหน้าที่ปุ่ม SW5 หรือ SW6</w:t>
-      </w:r>
-    </w:p>
-    <w:p>
-      <w:pPr>
-        <w:spacing w:after="80"/>
-      </w:pPr>
-      <w:r>
-        <w:rPr>
-          <w:rFonts w:ascii="TH Sarabun New" w:cs="TH Sarabun New" w:eastAsia="TH Sarabun New" w:hAnsi="TH Sarabun New"/>
-          <w:sz w:val="30"/>
-          <w:szCs w:val="30"/>
-        </w:rPr>
-        <w:t xml:space="preserve">☐ </w:t>
-      </w:r>
-      <w:r>
-        <w:rPr>
-          <w:rFonts w:ascii="TH Sarabun New" w:cs="TH Sarabun New" w:eastAsia="TH Sarabun New" w:hAnsi="TH Sarabun New"/>
-          <w:sz w:val="30"/>
-          <w:szCs w:val="30"/>
-        </w:rPr>
-        <w:t xml:space="preserve">เปลี่ยนข้อความ RGB matrix (อังกฤษ/ตัวเลขเท่านั้น) และเสียงให้ต่างกันตามเหตุการณ์</w:t>
-      </w:r>
-    </w:p>
-    <w:p>
-      <w:pPr>
-        <w:spacing w:after="80"/>
-      </w:pPr>
-      <w:r>
-        <w:rPr>
-          <w:rFonts w:ascii="TH Sarabun New" w:cs="TH Sarabun New" w:eastAsia="TH Sarabun New" w:hAnsi="TH Sarabun New"/>
-          <w:sz w:val="30"/>
-          <w:szCs w:val="30"/>
-        </w:rPr>
-        <w:t xml:space="preserve">☐ </w:t>
-      </w:r>
-      <w:r>
-        <w:rPr>
-          <w:rFonts w:ascii="TH Sarabun New" w:cs="TH Sarabun New" w:eastAsia="TH Sarabun New" w:hAnsi="TH Sarabun New"/>
-          <w:sz w:val="30"/>
-          <w:szCs w:val="30"/>
-        </w:rPr>
-        <w:t xml:space="preserve">(ระดับ 2) เปลี่ยนชื่อ key ที่ส่งขึ้น MQTT ให้สื่อความหมาย และประกาศ key ที่จำลองด้วยลูกบิด · ถ้าไม่แก้ ใช้ key เดิมของไฟล์ตั้งต้นได้ แต่ต้องบอกในการนำเสนอว่าแต่ละ key หมายถึงอะไร</w:t>
-      </w:r>
-    </w:p>
-    <w:p>
-      <w:pPr>
-        <w:spacing w:before="120"/>
-      </w:pPr>
-      <w:r>
-        <w:rPr>
-          <w:rFonts w:ascii="TH Sarabun New" w:cs="TH Sarabun New" w:eastAsia="TH Sarabun New" w:hAnsi="TH Sarabun New"/>
-          <w:b/>
-          <w:bCs/>
-          <w:sz w:val="30"/>
-          <w:szCs w:val="30"/>
-        </w:rPr>
-        <w:t xml:space="preserve">ข้อควรระวังฝั่งบอร์ด</w:t>
-      </w:r>
-    </w:p>
-    <w:p>
-      <w:pPr>
-        <w:pStyle w:val="ListParagraph"/>
-        <w:numPr>
-          <w:ilvl w:val="0"/>
-          <w:numId w:val="2"/>
-        </w:numPr>
-        <w:spacing w:after="60"/>
-      </w:pPr>
-      <w:r>
-        <w:rPr>
-          <w:rFonts w:ascii="TH Sarabun New" w:cs="TH Sarabun New" w:eastAsia="TH Sarabun New" w:hAnsi="TH Sarabun New"/>
-          <w:b/>
-          <w:bCs/>
-          <w:sz w:val="30"/>
-          <w:szCs w:val="30"/>
-        </w:rPr>
-        <w:t xml:space="preserve">ไม่ใช้ vibe coding เขียนโค้ดบอร์ดใหม่ทั้งไฟล์</w:t>
-      </w:r>
-      <w:r>
-        <w:rPr>
-          <w:rFonts w:ascii="TH Sarabun New" w:cs="TH Sarabun New" w:eastAsia="TH Sarabun New" w:hAnsi="TH Sarabun New"/>
-          <w:sz w:val="30"/>
-          <w:szCs w:val="30"/>
-        </w:rPr>
-        <w:t xml:space="preserve"> — AI ทั่วไปไม่รู้จัก API ของบอร์ด (ui · rgbmatrix · pots · buttons · mqtt) มักแต่งฟังก์ชันขึ้นเอง ให้แก้จากไฟล์ตั้งต้นที่ทดสอบแล้ว</w:t>
-      </w:r>
-    </w:p>
-    <w:p>
-      <w:pPr>
-        <w:pStyle w:val="ListParagraph"/>
-        <w:numPr>
-          <w:ilvl w:val="0"/>
-          <w:numId w:val="2"/>
-        </w:numPr>
-        <w:spacing w:after="60"/>
-      </w:pPr>
-      <w:r>
-        <w:rPr>
-          <w:rFonts w:ascii="TH Sarabun New" w:cs="TH Sarabun New" w:eastAsia="TH Sarabun New" w:hAnsi="TH Sarabun New"/>
-          <w:sz w:val="30"/>
-          <w:szCs w:val="30"/>
-        </w:rPr>
-        <w:t xml:space="preserve">แก้ทีละนิด รันทีละรอบ · ไฟล์ยาวเกินหน่วยความจำ = MemoryError ตอน import (ใช้ # แทน docstring)</w:t>
-      </w:r>
-    </w:p>
-    <w:p>
-      <w:pPr>
-        <w:pStyle w:val="ListParagraph"/>
-        <w:numPr>
-          <w:ilvl w:val="0"/>
-          <w:numId w:val="2"/>
-        </w:numPr>
-        <w:spacing w:after="60"/>
-      </w:pPr>
-      <w:r>
-        <w:rPr>
-          <w:rFonts w:ascii="TH Sarabun New" w:cs="TH Sarabun New" w:eastAsia="TH Sarabun New" w:hAnsi="TH Sarabun New"/>
-          <w:sz w:val="30"/>
-          <w:szCs w:val="30"/>
-        </w:rPr>
-        <w:t xml:space="preserve">วาด RGB matrix และส่งเสียง </w:t>
-      </w:r>
-      <w:r>
-        <w:rPr>
-          <w:rFonts w:ascii="TH Sarabun New" w:cs="TH Sarabun New" w:eastAsia="TH Sarabun New" w:hAnsi="TH Sarabun New"/>
-          <w:b/>
-          <w:bCs/>
-          <w:sz w:val="30"/>
-          <w:szCs w:val="30"/>
-        </w:rPr>
-        <w:t xml:space="preserve">เฉพาะตอนสถานะเปลี่ยน</w:t>
-      </w:r>
-      <w:r>
-        <w:rPr>
-          <w:rFonts w:ascii="TH Sarabun New" w:cs="TH Sarabun New" w:eastAsia="TH Sarabun New" w:hAnsi="TH Sarabun New"/>
-          <w:sz w:val="30"/>
-          <w:szCs w:val="30"/>
-        </w:rPr>
-        <w:t xml:space="preserve"> ห้ามทำทุกรอบลูป</w:t>
-      </w:r>
-    </w:p>
-    <w:p>
-      <w:pPr>
-        <w:pStyle w:val="ListParagraph"/>
-        <w:numPr>
-          <w:ilvl w:val="0"/>
-          <w:numId w:val="2"/>
-        </w:numPr>
-        <w:spacing w:after="60"/>
-      </w:pPr>
-      <w:r>
-        <w:rPr>
-          <w:rFonts w:ascii="TH Sarabun New" w:cs="TH Sarabun New" w:eastAsia="TH Sarabun New" w:hAnsi="TH Sarabun New"/>
-          <w:sz w:val="30"/>
-          <w:szCs w:val="30"/>
-        </w:rPr>
-        <w:t xml:space="preserve">เน็ตหลุดแล้วบอร์ดยังต้องตัดสินใจและเตือนได้เอง</w:t>
-      </w:r>
-    </w:p>
-    <w:p>
-      <w:pPr>
-        <w:pStyle w:val="Heading1"/>
-      </w:pPr>
-      <w:r>
-        <w:rPr>
-          <w:rFonts w:ascii="TH Sarabun New" w:cs="TH Sarabun New" w:eastAsia="TH Sarabun New" w:hAnsi="TH Sarabun New"/>
-          <w:b/>
-          <w:bCs/>
-          <w:color w:val="365F91"/>
-          <w:sz w:val="40"/>
-          <w:szCs w:val="40"/>
-        </w:rPr>
-        <w:t xml:space="preserve">5. ฝั่งเว็บ: ทำหน้าเว็บของทีมด้วย vibe coding</w:t>
-      </w:r>
-    </w:p>
-    <w:p>
-      <w:pPr>
-        <w:spacing w:after="80"/>
-      </w:pPr>
-      <w:r>
-        <w:rPr>
-          <w:rFonts w:ascii="TH Sarabun New" w:cs="TH Sarabun New" w:eastAsia="TH Sarabun New" w:hAnsi="TH Sarabun New"/>
-          <w:sz w:val="30"/>
-          <w:szCs w:val="30"/>
-        </w:rPr>
-        <w:t xml:space="preserve">☐ </w:t>
-      </w:r>
-      <w:r>
-        <w:rPr>
-          <w:rFonts w:ascii="TH Sarabun New" w:cs="TH Sarabun New" w:eastAsia="TH Sarabun New" w:hAnsi="TH Sarabun New"/>
-          <w:sz w:val="30"/>
-          <w:szCs w:val="30"/>
-        </w:rPr>
-        <w:t xml:space="preserve">เปิดสัญญา MQTT (MQTT_CONTRACT_th.md) คัดลอกทั้งหน้าไปวางให้ AI ก่อน</w:t>
-      </w:r>
-    </w:p>
-    <w:p>
-      <w:pPr>
-        <w:spacing w:after="80"/>
-      </w:pPr>
-      <w:r>
-        <w:rPr>
-          <w:rFonts w:ascii="TH Sarabun New" w:cs="TH Sarabun New" w:eastAsia="TH Sarabun New" w:hAnsi="TH Sarabun New"/>
-          <w:sz w:val="30"/>
-          <w:szCs w:val="30"/>
-        </w:rPr>
-        <w:t xml:space="preserve">☐ </w:t>
-      </w:r>
-      <w:r>
-        <w:rPr>
-          <w:rFonts w:ascii="TH Sarabun New" w:cs="TH Sarabun New" w:eastAsia="TH Sarabun New" w:hAnsi="TH Sarabun New"/>
-          <w:sz w:val="30"/>
-          <w:szCs w:val="30"/>
-        </w:rPr>
-        <w:t xml:space="preserve">ตามด้วย "ประโยคเริ่มต้น" ข้อ 7 ท้ายหน้าสัญญา (ก · ข หรือ ค) แล้วเปลี่ยน team05 เป็นเลขกลุ่ม</w:t>
-      </w:r>
-    </w:p>
-    <w:p>
-      <w:pPr>
-        <w:spacing w:after="80"/>
-      </w:pPr>
-      <w:r>
-        <w:rPr>
-          <w:rFonts w:ascii="TH Sarabun New" w:cs="TH Sarabun New" w:eastAsia="TH Sarabun New" w:hAnsi="TH Sarabun New"/>
-          <w:sz w:val="30"/>
-          <w:szCs w:val="30"/>
-        </w:rPr>
-        <w:t xml:space="preserve">☐ </w:t>
-      </w:r>
-      <w:r>
-        <w:rPr>
-          <w:rFonts w:ascii="TH Sarabun New" w:cs="TH Sarabun New" w:eastAsia="TH Sarabun New" w:hAnsi="TH Sarabun New"/>
-          <w:sz w:val="30"/>
-          <w:szCs w:val="30"/>
-        </w:rPr>
-        <w:t xml:space="preserve">บอก AI ให้ใช้ชื่อ key ตามที่ฝั่งบอร์ดของทีมส่งจริง (ตกลงกับคนที่ 1)</w:t>
-      </w:r>
-    </w:p>
-    <w:p>
-      <w:pPr>
-        <w:spacing w:after="80"/>
-      </w:pPr>
-      <w:r>
-        <w:rPr>
-          <w:rFonts w:ascii="TH Sarabun New" w:cs="TH Sarabun New" w:eastAsia="TH Sarabun New" w:hAnsi="TH Sarabun New"/>
-          <w:sz w:val="30"/>
-          <w:szCs w:val="30"/>
-        </w:rPr>
-        <w:t xml:space="preserve">☐ </w:t>
-      </w:r>
-      <w:r>
-        <w:rPr>
-          <w:rFonts w:ascii="TH Sarabun New" w:cs="TH Sarabun New" w:eastAsia="TH Sarabun New" w:hAnsi="TH Sarabun New"/>
-          <w:sz w:val="30"/>
-          <w:szCs w:val="30"/>
-        </w:rPr>
-        <w:t xml:space="preserve">ทดสอบกับ fake_board.html ก่อน แล้วค่อยต่อบอร์ดจริง · อยากได้ไอเดียหน้าตาเว็บที่ครบกว่า ดู farm_web.html และ ai_farm.html ของคอร์ส</w:t>
-      </w:r>
-    </w:p>
-    <w:p>
-      <w:pPr>
-        <w:spacing w:after="80"/>
-      </w:pPr>
-      <w:r>
-        <w:rPr>
-          <w:rFonts w:ascii="TH Sarabun New" w:cs="TH Sarabun New" w:eastAsia="TH Sarabun New" w:hAnsi="TH Sarabun New"/>
-          <w:sz w:val="30"/>
-          <w:szCs w:val="30"/>
-        </w:rPr>
-        <w:t xml:space="preserve">☐ </w:t>
-      </w:r>
-      <w:r>
-        <w:rPr>
-          <w:rFonts w:ascii="TH Sarabun New" w:cs="TH Sarabun New" w:eastAsia="TH Sarabun New" w:hAnsi="TH Sarabun New"/>
-          <w:sz w:val="30"/>
-          <w:szCs w:val="30"/>
-        </w:rPr>
-        <w:t xml:space="preserve">มีปุ่มสั่งกลับ 1 ปุ่ม และเห็นว่าบอร์ดรับคำสั่งแล้ว</w:t>
-      </w:r>
-    </w:p>
-    <w:p>
-      <w:pPr>
-        <w:spacing w:before="120"/>
-      </w:pPr>
-      <w:r>
-        <w:rPr>
-          <w:rFonts w:ascii="TH Sarabun New" w:cs="TH Sarabun New" w:eastAsia="TH Sarabun New" w:hAnsi="TH Sarabun New"/>
-          <w:b/>
-          <w:bCs/>
-          <w:sz w:val="30"/>
-          <w:szCs w:val="30"/>
-        </w:rPr>
-        <w:t xml:space="preserve">กติกาฝั่งเว็บ</w:t>
-      </w:r>
-    </w:p>
-    <w:p>
-      <w:pPr>
-        <w:pStyle w:val="ListParagraph"/>
-        <w:numPr>
-          <w:ilvl w:val="0"/>
-          <w:numId w:val="2"/>
-        </w:numPr>
-        <w:spacing w:after="60"/>
-      </w:pPr>
-      <w:r>
-        <w:rPr>
-          <w:rFonts w:ascii="TH Sarabun New" w:cs="TH Sarabun New" w:eastAsia="TH Sarabun New" w:hAnsi="TH Sarabun New"/>
-          <w:sz w:val="30"/>
-          <w:szCs w:val="30"/>
-        </w:rPr>
-        <w:t xml:space="preserve">ใช้ topic และ key </w:t>
-      </w:r>
-      <w:r>
-        <w:rPr>
-          <w:rFonts w:ascii="TH Sarabun New" w:cs="TH Sarabun New" w:eastAsia="TH Sarabun New" w:hAnsi="TH Sarabun New"/>
-          <w:b/>
-          <w:bCs/>
-          <w:sz w:val="30"/>
-          <w:szCs w:val="30"/>
-        </w:rPr>
-        <w:t xml:space="preserve">ชุดเดียวกับบอร์ดของทีม</w:t>
-      </w:r>
-      <w:r>
-        <w:rPr>
-          <w:rFonts w:ascii="TH Sarabun New" w:cs="TH Sarabun New" w:eastAsia="TH Sarabun New" w:hAnsi="TH Sarabun New"/>
-          <w:sz w:val="30"/>
-          <w:szCs w:val="30"/>
-        </w:rPr>
-        <w:t xml:space="preserve"> ตามสัญญา ห้ามแต่งเอง</w:t>
-      </w:r>
-    </w:p>
-    <w:p>
-      <w:pPr>
-        <w:pStyle w:val="ListParagraph"/>
-        <w:numPr>
-          <w:ilvl w:val="0"/>
-          <w:numId w:val="2"/>
-        </w:numPr>
-        <w:spacing w:after="60"/>
-      </w:pPr>
-      <w:r>
-        <w:rPr>
-          <w:rFonts w:ascii="TH Sarabun New" w:cs="TH Sarabun New" w:eastAsia="TH Sarabun New" w:hAnsi="TH Sarabun New"/>
-          <w:sz w:val="30"/>
-          <w:szCs w:val="30"/>
-        </w:rPr>
-        <w:t xml:space="preserve">รับค่า null และ key ที่ไม่รู้จักได้โดยไม่พัง · ใช้ textContent ห้ามใช้ innerHTML กับข้อมูลที่รับมา</w:t>
-      </w:r>
-    </w:p>
-    <w:p>
-      <w:pPr>
-        <w:pStyle w:val="ListParagraph"/>
-        <w:numPr>
-          <w:ilvl w:val="0"/>
-          <w:numId w:val="2"/>
-        </w:numPr>
-        <w:spacing w:after="60"/>
-      </w:pPr>
-      <w:r>
-        <w:rPr>
-          <w:rFonts w:ascii="TH Sarabun New" w:cs="TH Sarabun New" w:eastAsia="TH Sarabun New" w:hAnsi="TH Sarabun New"/>
-          <w:sz w:val="30"/>
-          <w:szCs w:val="30"/>
-        </w:rPr>
-        <w:t xml:space="preserve">อธิบายโค้ดที่ AI เขียนได้อย่างน้อย 1 ส่วน (ตรง subscribe หรือตรงส่งคำสั่ง)</w:t>
-      </w:r>
-    </w:p>
-    <w:p>
-      <w:pPr>
-        <w:pStyle w:val="ListParagraph"/>
-        <w:numPr>
-          <w:ilvl w:val="0"/>
-          <w:numId w:val="2"/>
-        </w:numPr>
-        <w:spacing w:after="60"/>
-      </w:pPr>
-      <w:r>
-        <w:rPr>
-          <w:rFonts w:ascii="TH Sarabun New" w:cs="TH Sarabun New" w:eastAsia="TH Sarabun New" w:hAnsi="TH Sarabun New"/>
-          <w:sz w:val="30"/>
-          <w:szCs w:val="30"/>
-        </w:rPr>
-        <w:t xml:space="preserve">แผนสำรองวันสาธิต: ถ้าเว็บของทีมพัง ให้เปิด farm_web.html?team=teamXX แทน (หักคะแนนฝั่งเว็บ)</w:t>
-      </w:r>
-    </w:p>
-    <w:p>
-      <w:pPr>
-        <w:pStyle w:val="Heading1"/>
-      </w:pPr>
-      <w:r>
-        <w:rPr>
-          <w:rFonts w:ascii="TH Sarabun New" w:cs="TH Sarabun New" w:eastAsia="TH Sarabun New" w:hAnsi="TH Sarabun New"/>
-          <w:b/>
-          <w:bCs/>
-          <w:color w:val="365F91"/>
-          <w:sz w:val="40"/>
-          <w:szCs w:val="40"/>
-        </w:rPr>
-        <w:t xml:space="preserve">6. ใบเสนอโจทย์ (ส่งท้ายคาบหน้า)</w:t>
-      </w:r>
-    </w:p>
-    <w:p>
-      <w:pPr>
-        <w:spacing w:after="120" w:before="120"/>
-      </w:pPr>
-      <w:r>
-        <w:rPr>
-          <w:rFonts w:ascii="TH Sarabun New" w:cs="TH Sarabun New" w:eastAsia="TH Sarabun New" w:hAnsi="TH Sarabun New"/>
-          <w:sz w:val="30"/>
-          <w:szCs w:val="30"/>
-        </w:rPr>
-        <w:t xml:space="preserve">ปัญหา (ใคร เสียอะไร): </w:t>
-      </w:r>
-      <w:r>
-        <w:rPr>
-          <w:rFonts w:ascii="TH Sarabun New" w:cs="TH Sarabun New" w:eastAsia="TH Sarabun New" w:hAnsi="TH Sarabun New"/>
-          <w:sz w:val="30"/>
-          <w:szCs w:val="30"/>
-        </w:rPr>
-        <w:t xml:space="preserve">_______________________________________</w:t>
-      </w:r>
-    </w:p>
-    <w:p>
-      <w:pPr>
-        <w:spacing w:after="120" w:before="120"/>
-      </w:pPr>
-      <w:r>
-        <w:rPr>
-          <w:rFonts w:ascii="TH Sarabun New" w:cs="TH Sarabun New" w:eastAsia="TH Sarabun New" w:hAnsi="TH Sarabun New"/>
-          <w:sz w:val="30"/>
-          <w:szCs w:val="30"/>
-        </w:rPr>
-        <w:t xml:space="preserve">ผู้ใช้หน้างาน: </w:t>
-      </w:r>
-      <w:r>
-        <w:rPr>
-          <w:rFonts w:ascii="TH Sarabun New" w:cs="TH Sarabun New" w:eastAsia="TH Sarabun New" w:hAnsi="TH Sarabun New"/>
-          <w:sz w:val="30"/>
-          <w:szCs w:val="30"/>
-        </w:rPr>
-        <w:t xml:space="preserve">______________________________________________</w:t>
-      </w:r>
-    </w:p>
-    <w:p>
-      <w:pPr>
-        <w:spacing w:after="120" w:before="120"/>
-      </w:pPr>
-      <w:r>
-        <w:rPr>
-          <w:rFonts w:ascii="TH Sarabun New" w:cs="TH Sarabun New" w:eastAsia="TH Sarabun New" w:hAnsi="TH Sarabun New"/>
-          <w:sz w:val="30"/>
-          <w:szCs w:val="30"/>
-        </w:rPr>
-        <w:t xml:space="preserve">วัดว่าได้ผลอย่างไร (ตัวเลขหนึ่งตัว): </w:t>
-      </w:r>
-      <w:r>
-        <w:rPr>
-          <w:rFonts w:ascii="TH Sarabun New" w:cs="TH Sarabun New" w:eastAsia="TH Sarabun New" w:hAnsi="TH Sarabun New"/>
-          <w:sz w:val="30"/>
-          <w:szCs w:val="30"/>
-        </w:rPr>
-        <w:t xml:space="preserve">________________________</w:t>
-      </w:r>
-    </w:p>
-    <w:p>
-      <w:pPr>
-        <w:pStyle w:val="Heading2"/>
-      </w:pPr>
-      <w:r>
-        <w:rPr>
-          <w:rFonts w:ascii="TH Sarabun New" w:cs="TH Sarabun New" w:eastAsia="TH Sarabun New" w:hAnsi="TH Sarabun New"/>
-          <w:b/>
-          <w:bCs/>
-          <w:color w:val="4F81BD"/>
-          <w:sz w:val="34"/>
-          <w:szCs w:val="34"/>
-        </w:rPr>
-        <w:t xml:space="preserve">ตารางเปลี่ยนชื่อ: จากไฟล์ตั้งต้น → เรื่องของเรา</w:t>
-      </w:r>
-    </w:p>
-    <w:tbl>
-      <w:tblPr>
-        <w:tblW w:type="dxa" w:w="10368"/>
-        <w:tblBorders>
-          <w:top w:val="single" w:color="auto" w:sz="4"/>
-          <w:left w:val="single" w:color="auto" w:sz="4"/>
-          <w:bottom w:val="single" w:color="auto" w:sz="4"/>
-          <w:right w:val="single" w:color="auto" w:sz="4"/>
-          <w:insideH w:val="single" w:color="auto" w:sz="4"/>
-          <w:insideV w:val="single" w:color="auto" w:sz="4"/>
-        </w:tblBorders>
-      </w:tblPr>
-      <w:tblGrid>
-        <w:gridCol w:w="3000"/>
-        <w:gridCol w:w="4368"/>
+        <w:gridCol w:w="4168"/>
         <w:gridCol w:w="3000"/>
       </w:tblGrid>
       <w:tr>
@@ -5873,7 +4678,7 @@
         </w:trPr>
         <w:tc>
           <w:tcPr>
-            <w:tcW w:type="dxa" w:w="3000"/>
+            <w:tcW w:type="dxa" w:w="3200"/>
             <w:tcBorders>
               <w:top w:val="single" w:color="BFBFBF" w:sz="4"/>
               <w:left w:val="single" w:color="BFBFBF" w:sz="4"/>
@@ -5900,13 +4705,13 @@
                 <w:sz w:val="28"/>
                 <w:szCs w:val="28"/>
               </w:rPr>
-              <w:t xml:space="preserve">ค่า/ชิ้นส่วนเดิม</w:t>
-            </w:r>
-          </w:p>
-        </w:tc>
-        <w:tc>
-          <w:tcPr>
-            <w:tcW w:type="dxa" w:w="4368"/>
+              <w:t xml:space="preserve">ข้อ</w:t>
+            </w:r>
+          </w:p>
+        </w:tc>
+        <w:tc>
+          <w:tcPr>
+            <w:tcW w:type="dxa" w:w="4168"/>
             <w:tcBorders>
               <w:top w:val="single" w:color="BFBFBF" w:sz="4"/>
               <w:left w:val="single" w:color="BFBFBF" w:sz="4"/>
@@ -5933,7 +4738,7 @@
                 <w:sz w:val="28"/>
                 <w:szCs w:val="28"/>
               </w:rPr>
-              <w:t xml:space="preserve">ในเรื่องของเรา</w:t>
+              <w:t xml:space="preserve">ทีมจะทำอะไร</w:t>
             </w:r>
           </w:p>
         </w:tc>
@@ -5966,7 +4771,7 @@
                 <w:sz w:val="28"/>
                 <w:szCs w:val="28"/>
               </w:rPr>
-              <w:t xml:space="preserve">จริง หรือ จำลอง</w:t>
+              <w:t xml:space="preserve">ใครทำ</w:t>
             </w:r>
           </w:p>
         </w:tc>
@@ -5974,6 +4779,60 @@
       <w:tr>
         <w:tc>
           <w:tcPr>
+            <w:tcW w:type="dxa" w:w="3200"/>
+            <w:tcBorders>
+              <w:top w:val="single" w:color="BFBFBF" w:sz="4"/>
+              <w:left w:val="single" w:color="BFBFBF" w:sz="4"/>
+              <w:bottom w:val="single" w:color="BFBFBF" w:sz="4"/>
+              <w:right w:val="single" w:color="BFBFBF" w:sz="4"/>
+            </w:tcBorders>
+            <w:tcMar>
+              <w:top w:type="dxa" w:w="40"/>
+              <w:left w:type="dxa" w:w="100"/>
+              <w:bottom w:type="dxa" w:w="40"/>
+              <w:right w:type="dxa" w:w="100"/>
+            </w:tcMar>
+          </w:tcPr>
+          <w:p>
+            <w:pPr>
+              <w:spacing w:after="0"/>
+            </w:pPr>
+            <w:r>
+              <w:rPr>
+                <w:rFonts w:ascii="TH Sarabun New" w:cs="TH Sarabun New" w:eastAsia="TH Sarabun New" w:hAnsi="TH Sarabun New"/>
+                <w:b w:val="false"/>
+                <w:bCs w:val="false"/>
+                <w:sz w:val="28"/>
+                <w:szCs w:val="28"/>
+              </w:rPr>
+              <w:t xml:space="preserve">1 · เกณฑ์ของเราเอง</w:t>
+            </w:r>
+          </w:p>
+        </w:tc>
+        <w:tc>
+          <w:tcPr>
+            <w:tcW w:type="dxa" w:w="4168"/>
+            <w:tcBorders>
+              <w:top w:val="single" w:color="BFBFBF" w:sz="4"/>
+              <w:left w:val="single" w:color="BFBFBF" w:sz="4"/>
+              <w:bottom w:val="single" w:color="BFBFBF" w:sz="4"/>
+              <w:right w:val="single" w:color="BFBFBF" w:sz="4"/>
+            </w:tcBorders>
+            <w:tcMar>
+              <w:top w:type="dxa" w:w="40"/>
+              <w:left w:type="dxa" w:w="100"/>
+              <w:bottom w:type="dxa" w:w="40"/>
+              <w:right w:type="dxa" w:w="100"/>
+            </w:tcMar>
+          </w:tcPr>
+          <w:p>
+            <w:pPr>
+              <w:spacing w:after="0"/>
+            </w:pPr>
+          </w:p>
+        </w:tc>
+        <w:tc>
+          <w:tcPr>
             <w:tcW w:type="dxa" w:w="3000"/>
             <w:tcBorders>
               <w:top w:val="single" w:color="BFBFBF" w:sz="4"/>
@@ -5992,109 +4851,45 @@
             <w:pPr>
               <w:spacing w:after="0"/>
             </w:pPr>
-            <w:r>
-              <w:rPr>
-                <w:rFonts w:ascii="TH Sarabun New" w:cs="TH Sarabun New" w:eastAsia="TH Sarabun New" w:hAnsi="TH Sarabun New"/>
-                <w:b w:val="false"/>
-                <w:bCs w:val="false"/>
-                <w:sz w:val="28"/>
-                <w:szCs w:val="28"/>
-              </w:rPr>
-              <w:t xml:space="preserve">เช่น rh (SHT40)</w:t>
-            </w:r>
-          </w:p>
-        </w:tc>
-        <w:tc>
-          <w:tcPr>
-            <w:tcW w:type="dxa" w:w="4368"/>
-            <w:tcBorders>
-              <w:top w:val="single" w:color="BFBFBF" w:sz="4"/>
-              <w:left w:val="single" w:color="BFBFBF" w:sz="4"/>
-              <w:bottom w:val="single" w:color="BFBFBF" w:sz="4"/>
-              <w:right w:val="single" w:color="BFBFBF" w:sz="4"/>
-            </w:tcBorders>
-            <w:tcMar>
-              <w:top w:type="dxa" w:w="40"/>
-              <w:left w:type="dxa" w:w="100"/>
-              <w:bottom w:type="dxa" w:w="40"/>
-              <w:right w:type="dxa" w:w="100"/>
-            </w:tcMar>
-          </w:tcPr>
-          <w:p>
-            <w:pPr>
-              <w:spacing w:after="0"/>
-            </w:pPr>
-            <w:r>
-              <w:rPr>
-                <w:rFonts w:ascii="TH Sarabun New" w:cs="TH Sarabun New" w:eastAsia="TH Sarabun New" w:hAnsi="TH Sarabun New"/>
-                <w:b w:val="false"/>
-                <w:bCs w:val="false"/>
-                <w:sz w:val="28"/>
-                <w:szCs w:val="28"/>
-              </w:rPr>
-              <w:t xml:space="preserve">ความชื้นโรงเห็ด (%)</w:t>
-            </w:r>
-          </w:p>
-        </w:tc>
-        <w:tc>
-          <w:tcPr>
-            <w:tcW w:type="dxa" w:w="3000"/>
-            <w:tcBorders>
-              <w:top w:val="single" w:color="BFBFBF" w:sz="4"/>
-              <w:left w:val="single" w:color="BFBFBF" w:sz="4"/>
-              <w:bottom w:val="single" w:color="BFBFBF" w:sz="4"/>
-              <w:right w:val="single" w:color="BFBFBF" w:sz="4"/>
-            </w:tcBorders>
-            <w:tcMar>
-              <w:top w:type="dxa" w:w="40"/>
-              <w:left w:type="dxa" w:w="100"/>
-              <w:bottom w:type="dxa" w:w="40"/>
-              <w:right w:type="dxa" w:w="100"/>
-            </w:tcMar>
-          </w:tcPr>
-          <w:p>
-            <w:pPr>
-              <w:spacing w:after="0"/>
-            </w:pPr>
-            <w:r>
-              <w:rPr>
-                <w:rFonts w:ascii="TH Sarabun New" w:cs="TH Sarabun New" w:eastAsia="TH Sarabun New" w:hAnsi="TH Sarabun New"/>
-                <w:b w:val="false"/>
-                <w:bCs w:val="false"/>
-                <w:sz w:val="28"/>
-                <w:szCs w:val="28"/>
-              </w:rPr>
-              <w:t xml:space="preserve">จริง</w:t>
-            </w:r>
           </w:p>
         </w:tc>
       </w:tr>
       <w:tr>
         <w:tc>
           <w:tcPr>
-            <w:tcW w:type="dxa" w:w="3000"/>
-            <w:tcBorders>
-              <w:top w:val="single" w:color="BFBFBF" w:sz="4"/>
-              <w:left w:val="single" w:color="BFBFBF" w:sz="4"/>
-              <w:bottom w:val="single" w:color="BFBFBF" w:sz="4"/>
-              <w:right w:val="single" w:color="BFBFBF" w:sz="4"/>
-            </w:tcBorders>
-            <w:tcMar>
-              <w:top w:type="dxa" w:w="40"/>
-              <w:left w:type="dxa" w:w="100"/>
-              <w:bottom w:type="dxa" w:w="40"/>
-              <w:right w:type="dxa" w:w="100"/>
-            </w:tcMar>
-          </w:tcPr>
-          <w:p>
-            <w:pPr>
-              <w:spacing w:after="0"/>
-            </w:pPr>
-          </w:p>
-        </w:tc>
-        <w:tc>
-          <w:tcPr>
-            <w:tcW w:type="dxa" w:w="4368"/>
+            <w:tcW w:type="dxa" w:w="3200"/>
+            <w:tcBorders>
+              <w:top w:val="single" w:color="BFBFBF" w:sz="4"/>
+              <w:left w:val="single" w:color="BFBFBF" w:sz="4"/>
+              <w:bottom w:val="single" w:color="BFBFBF" w:sz="4"/>
+              <w:right w:val="single" w:color="BFBFBF" w:sz="4"/>
+            </w:tcBorders>
+            <w:tcMar>
+              <w:top w:type="dxa" w:w="40"/>
+              <w:left w:type="dxa" w:w="100"/>
+              <w:bottom w:type="dxa" w:w="40"/>
+              <w:right w:type="dxa" w:w="100"/>
+            </w:tcMar>
+          </w:tcPr>
+          <w:p>
+            <w:pPr>
+              <w:spacing w:after="0"/>
+            </w:pPr>
+            <w:r>
+              <w:rPr>
+                <w:rFonts w:ascii="TH Sarabun New" w:cs="TH Sarabun New" w:eastAsia="TH Sarabun New" w:hAnsi="TH Sarabun New"/>
+                <w:b w:val="false"/>
+                <w:bCs w:val="false"/>
+                <w:sz w:val="28"/>
+                <w:szCs w:val="28"/>
+              </w:rPr>
+              <w:t xml:space="preserve">2 · จอเป็นของผู้ใช้เรา</w:t>
+            </w:r>
+          </w:p>
+        </w:tc>
+        <w:tc>
+          <w:tcPr>
+            <w:tcW w:type="dxa" w:w="4168"/>
             <w:tcBorders>
               <w:top w:val="single" w:color="BFBFBF" w:sz="4"/>
               <w:left w:val="single" w:color="BFBFBF" w:sz="4"/>
@@ -6140,165 +4935,39 @@
       <w:tr>
         <w:tc>
           <w:tcPr>
-            <w:tcW w:type="dxa" w:w="3000"/>
-            <w:tcBorders>
-              <w:top w:val="single" w:color="BFBFBF" w:sz="4"/>
-              <w:left w:val="single" w:color="BFBFBF" w:sz="4"/>
-              <w:bottom w:val="single" w:color="BFBFBF" w:sz="4"/>
-              <w:right w:val="single" w:color="BFBFBF" w:sz="4"/>
-            </w:tcBorders>
-            <w:tcMar>
-              <w:top w:type="dxa" w:w="40"/>
-              <w:left w:type="dxa" w:w="100"/>
-              <w:bottom w:type="dxa" w:w="40"/>
-              <w:right w:type="dxa" w:w="100"/>
-            </w:tcMar>
-          </w:tcPr>
-          <w:p>
-            <w:pPr>
-              <w:spacing w:after="0"/>
-            </w:pPr>
-          </w:p>
-        </w:tc>
-        <w:tc>
-          <w:tcPr>
-            <w:tcW w:type="dxa" w:w="4368"/>
-            <w:tcBorders>
-              <w:top w:val="single" w:color="BFBFBF" w:sz="4"/>
-              <w:left w:val="single" w:color="BFBFBF" w:sz="4"/>
-              <w:bottom w:val="single" w:color="BFBFBF" w:sz="4"/>
-              <w:right w:val="single" w:color="BFBFBF" w:sz="4"/>
-            </w:tcBorders>
-            <w:tcMar>
-              <w:top w:type="dxa" w:w="40"/>
-              <w:left w:type="dxa" w:w="100"/>
-              <w:bottom w:type="dxa" w:w="40"/>
-              <w:right w:type="dxa" w:w="100"/>
-            </w:tcMar>
-          </w:tcPr>
-          <w:p>
-            <w:pPr>
-              <w:spacing w:after="0"/>
-            </w:pPr>
-          </w:p>
-        </w:tc>
-        <w:tc>
-          <w:tcPr>
-            <w:tcW w:type="dxa" w:w="3000"/>
-            <w:tcBorders>
-              <w:top w:val="single" w:color="BFBFBF" w:sz="4"/>
-              <w:left w:val="single" w:color="BFBFBF" w:sz="4"/>
-              <w:bottom w:val="single" w:color="BFBFBF" w:sz="4"/>
-              <w:right w:val="single" w:color="BFBFBF" w:sz="4"/>
-            </w:tcBorders>
-            <w:tcMar>
-              <w:top w:type="dxa" w:w="40"/>
-              <w:left w:type="dxa" w:w="100"/>
-              <w:bottom w:type="dxa" w:w="40"/>
-              <w:right w:type="dxa" w:w="100"/>
-            </w:tcMar>
-          </w:tcPr>
-          <w:p>
-            <w:pPr>
-              <w:spacing w:after="0"/>
-            </w:pPr>
-          </w:p>
-        </w:tc>
-      </w:tr>
-      <w:tr>
-        <w:tc>
-          <w:tcPr>
-            <w:tcW w:type="dxa" w:w="3000"/>
-            <w:tcBorders>
-              <w:top w:val="single" w:color="BFBFBF" w:sz="4"/>
-              <w:left w:val="single" w:color="BFBFBF" w:sz="4"/>
-              <w:bottom w:val="single" w:color="BFBFBF" w:sz="4"/>
-              <w:right w:val="single" w:color="BFBFBF" w:sz="4"/>
-            </w:tcBorders>
-            <w:tcMar>
-              <w:top w:type="dxa" w:w="40"/>
-              <w:left w:type="dxa" w:w="100"/>
-              <w:bottom w:type="dxa" w:w="40"/>
-              <w:right w:type="dxa" w:w="100"/>
-            </w:tcMar>
-          </w:tcPr>
-          <w:p>
-            <w:pPr>
-              <w:spacing w:after="0"/>
-            </w:pPr>
-          </w:p>
-        </w:tc>
-        <w:tc>
-          <w:tcPr>
-            <w:tcW w:type="dxa" w:w="4368"/>
-            <w:tcBorders>
-              <w:top w:val="single" w:color="BFBFBF" w:sz="4"/>
-              <w:left w:val="single" w:color="BFBFBF" w:sz="4"/>
-              <w:bottom w:val="single" w:color="BFBFBF" w:sz="4"/>
-              <w:right w:val="single" w:color="BFBFBF" w:sz="4"/>
-            </w:tcBorders>
-            <w:tcMar>
-              <w:top w:type="dxa" w:w="40"/>
-              <w:left w:type="dxa" w:w="100"/>
-              <w:bottom w:type="dxa" w:w="40"/>
-              <w:right w:type="dxa" w:w="100"/>
-            </w:tcMar>
-          </w:tcPr>
-          <w:p>
-            <w:pPr>
-              <w:spacing w:after="0"/>
-            </w:pPr>
-          </w:p>
-        </w:tc>
-        <w:tc>
-          <w:tcPr>
-            <w:tcW w:type="dxa" w:w="3000"/>
-            <w:tcBorders>
-              <w:top w:val="single" w:color="BFBFBF" w:sz="4"/>
-              <w:left w:val="single" w:color="BFBFBF" w:sz="4"/>
-              <w:bottom w:val="single" w:color="BFBFBF" w:sz="4"/>
-              <w:right w:val="single" w:color="BFBFBF" w:sz="4"/>
-            </w:tcBorders>
-            <w:tcMar>
-              <w:top w:type="dxa" w:w="40"/>
-              <w:left w:type="dxa" w:w="100"/>
-              <w:bottom w:type="dxa" w:w="40"/>
-              <w:right w:type="dxa" w:w="100"/>
-            </w:tcMar>
-          </w:tcPr>
-          <w:p>
-            <w:pPr>
-              <w:spacing w:after="0"/>
-            </w:pPr>
-          </w:p>
-        </w:tc>
-      </w:tr>
-      <w:tr>
-        <w:tc>
-          <w:tcPr>
-            <w:tcW w:type="dxa" w:w="3000"/>
-            <w:tcBorders>
-              <w:top w:val="single" w:color="BFBFBF" w:sz="4"/>
-              <w:left w:val="single" w:color="BFBFBF" w:sz="4"/>
-              <w:bottom w:val="single" w:color="BFBFBF" w:sz="4"/>
-              <w:right w:val="single" w:color="BFBFBF" w:sz="4"/>
-            </w:tcBorders>
-            <w:tcMar>
-              <w:top w:type="dxa" w:w="40"/>
-              <w:left w:type="dxa" w:w="100"/>
-              <w:bottom w:type="dxa" w:w="40"/>
-              <w:right w:type="dxa" w:w="100"/>
-            </w:tcMar>
-          </w:tcPr>
-          <w:p>
-            <w:pPr>
-              <w:spacing w:after="0"/>
-            </w:pPr>
-          </w:p>
-        </w:tc>
-        <w:tc>
-          <w:tcPr>
-            <w:tcW w:type="dxa" w:w="4368"/>
+            <w:tcW w:type="dxa" w:w="3200"/>
+            <w:tcBorders>
+              <w:top w:val="single" w:color="BFBFBF" w:sz="4"/>
+              <w:left w:val="single" w:color="BFBFBF" w:sz="4"/>
+              <w:bottom w:val="single" w:color="BFBFBF" w:sz="4"/>
+              <w:right w:val="single" w:color="BFBFBF" w:sz="4"/>
+            </w:tcBorders>
+            <w:tcMar>
+              <w:top w:type="dxa" w:w="40"/>
+              <w:left w:type="dxa" w:w="100"/>
+              <w:bottom w:type="dxa" w:w="40"/>
+              <w:right w:type="dxa" w:w="100"/>
+            </w:tcMar>
+          </w:tcPr>
+          <w:p>
+            <w:pPr>
+              <w:spacing w:after="0"/>
+            </w:pPr>
+            <w:r>
+              <w:rPr>
+                <w:rFonts w:ascii="TH Sarabun New" w:cs="TH Sarabun New" w:eastAsia="TH Sarabun New" w:hAnsi="TH Sarabun New"/>
+                <w:b w:val="false"/>
+                <w:bCs w:val="false"/>
+                <w:sz w:val="28"/>
+                <w:szCs w:val="28"/>
+              </w:rPr>
+              <w:t xml:space="preserve">3 · ความสามารถเพิ่ม</w:t>
+            </w:r>
+          </w:p>
+        </w:tc>
+        <w:tc>
+          <w:tcPr>
+            <w:tcW w:type="dxa" w:w="4168"/>
             <w:tcBorders>
               <w:top w:val="single" w:color="BFBFBF" w:sz="4"/>
               <w:left w:val="single" w:color="BFBFBF" w:sz="4"/>
@@ -6742,7 +5411,7 @@
           <w:sz w:val="30"/>
           <w:szCs w:val="30"/>
         </w:rPr>
-        <w:t xml:space="preserve">รันไฟล์ตั้งต้นบนบอร์ด แล้วเห็นค่าของกลุ่มบน farm_web.html แล้ว 1 ครั้ง</w:t>
+        <w:t xml:space="preserve">รันไฟล์ของไอเดียบนบอร์ด แล้วเห็นค่าของกลุ่มบน idea_web.html แล้ว 1 ครั้ง</w:t>
       </w:r>
     </w:p>
     <w:p>
@@ -6758,7 +5427,7 @@
           <w:sz w:val="40"/>
           <w:szCs w:val="40"/>
         </w:rPr>
-        <w:t xml:space="preserve">7. นำเสนอผลงาน (5–6 นาที + ถาม-ตอบ 2 นาที)</w:t>
+        <w:t xml:space="preserve">10. นำเสนอผลงาน (5–6 นาที + ถาม-ตอบ 2 นาที)</w:t>
       </w:r>
     </w:p>
     <w:tbl>
@@ -6909,7 +5578,7 @@
                 <w:sz w:val="28"/>
                 <w:szCs w:val="28"/>
               </w:rPr>
-              <w:t xml:space="preserve">ปัญหา: ใครเสียอะไร (ตัวเลขหรือเรื่องจริงหนึ่งเรื่อง)</w:t>
+              <w:t xml:space="preserve">ปัญหา: ผู้ใช้ของเราคือใคร เสียอะไร</w:t>
             </w:r>
           </w:p>
         </w:tc>
@@ -6975,7 +5644,7 @@
                 <w:sz w:val="28"/>
                 <w:szCs w:val="28"/>
               </w:rPr>
-              <w:t xml:space="preserve">ภาพรวม: บอร์ด → MQTT → หน้าเว็บ → คำสั่งกลับ</w:t>
+              <w:t xml:space="preserve">อะไรมาจากชุดเริ่มต้น และ 3 อย่างที่ทีมต่อยอดเอง</w:t>
             </w:r>
           </w:p>
         </w:tc>
@@ -7051,7 +5720,7 @@
                 <w:sz w:val="28"/>
                 <w:szCs w:val="28"/>
               </w:rPr>
-              <w:t xml:space="preserve"> ปกติ → ทำให้เกิดเหตุ (เสียง + matrix + จอ) → กรณี "ไม่ควรเตือน" → หมุน VR หรือกดปุ่ม → มือถือเห็นค่า → สั่งกลับจากมือถือ</w:t>
+              <w:t xml:space="preserve"> ปกติ → ทำให้เกิดเหตุ (เสียง + matrix + จอ) → กรณี "ไม่ควรเตือน" → มือถือเห็นค่า → สั่งกลับจากมือถือ</w:t>
             </w:r>
           </w:p>
         </w:tc>
@@ -7273,7 +5942,7 @@
           <w:sz w:val="40"/>
           <w:szCs w:val="40"/>
         </w:rPr>
-        <w:t xml:space="preserve">8. เกณฑ์ให้คะแนน (100 คะแนน + โบนัส 10)</w:t>
+        <w:t xml:space="preserve">11. เกณฑ์ให้คะแนน (100 คะแนน)</w:t>
       </w:r>
     </w:p>
     <w:tbl>
@@ -7289,9 +5958,9 @@
         </w:tblBorders>
       </w:tblPr>
       <w:tblGrid>
-        <w:gridCol w:w="4600"/>
+        <w:gridCol w:w="4400"/>
         <w:gridCol w:w="1400"/>
-        <w:gridCol w:w="4368"/>
+        <w:gridCol w:w="4568"/>
       </w:tblGrid>
       <w:tr>
         <w:trPr>
@@ -7299,7 +5968,7 @@
         </w:trPr>
         <w:tc>
           <w:tcPr>
-            <w:tcW w:type="dxa" w:w="4600"/>
+            <w:tcW w:type="dxa" w:w="4400"/>
             <w:tcBorders>
               <w:top w:val="single" w:color="BFBFBF" w:sz="4"/>
               <w:left w:val="single" w:color="BFBFBF" w:sz="4"/>
@@ -7365,7 +6034,7 @@
         </w:tc>
         <w:tc>
           <w:tcPr>
-            <w:tcW w:type="dxa" w:w="4368"/>
+            <w:tcW w:type="dxa" w:w="4568"/>
             <w:tcBorders>
               <w:top w:val="single" w:color="BFBFBF" w:sz="4"/>
               <w:left w:val="single" w:color="BFBFBF" w:sz="4"/>
@@ -7400,33 +6069,33 @@
       <w:tr>
         <w:tc>
           <w:tcPr>
-            <w:tcW w:type="dxa" w:w="4600"/>
-            <w:tcBorders>
-              <w:top w:val="single" w:color="BFBFBF" w:sz="4"/>
-              <w:left w:val="single" w:color="BFBFBF" w:sz="4"/>
-              <w:bottom w:val="single" w:color="BFBFBF" w:sz="4"/>
-              <w:right w:val="single" w:color="BFBFBF" w:sz="4"/>
-            </w:tcBorders>
-            <w:tcMar>
-              <w:top w:type="dxa" w:w="40"/>
-              <w:left w:type="dxa" w:w="100"/>
-              <w:bottom w:type="dxa" w:w="40"/>
-              <w:right w:type="dxa" w:w="100"/>
-            </w:tcMar>
-          </w:tcPr>
-          <w:p>
-            <w:pPr>
-              <w:spacing w:after="0"/>
-            </w:pPr>
-            <w:r>
-              <w:rPr>
-                <w:rFonts w:ascii="TH Sarabun New" w:cs="TH Sarabun New" w:eastAsia="TH Sarabun New" w:hAnsi="TH Sarabun New"/>
-                <w:b w:val="false"/>
-                <w:bCs w:val="false"/>
-                <w:sz w:val="28"/>
-                <w:szCs w:val="28"/>
-              </w:rPr>
-              <w:t xml:space="preserve">ปัญหาจริง ผู้ใช้ และคุณค่า</w:t>
+            <w:tcW w:type="dxa" w:w="4400"/>
+            <w:tcBorders>
+              <w:top w:val="single" w:color="BFBFBF" w:sz="4"/>
+              <w:left w:val="single" w:color="BFBFBF" w:sz="4"/>
+              <w:bottom w:val="single" w:color="BFBFBF" w:sz="4"/>
+              <w:right w:val="single" w:color="BFBFBF" w:sz="4"/>
+            </w:tcBorders>
+            <w:tcMar>
+              <w:top w:type="dxa" w:w="40"/>
+              <w:left w:type="dxa" w:w="100"/>
+              <w:bottom w:type="dxa" w:w="40"/>
+              <w:right w:type="dxa" w:w="100"/>
+            </w:tcMar>
+          </w:tcPr>
+          <w:p>
+            <w:pPr>
+              <w:spacing w:after="0"/>
+            </w:pPr>
+            <w:r>
+              <w:rPr>
+                <w:rFonts w:ascii="TH Sarabun New" w:cs="TH Sarabun New" w:eastAsia="TH Sarabun New" w:hAnsi="TH Sarabun New"/>
+                <w:b w:val="false"/>
+                <w:bCs w:val="false"/>
+                <w:sz w:val="28"/>
+                <w:szCs w:val="28"/>
+              </w:rPr>
+              <w:t xml:space="preserve">ปัญหา ผู้ใช้ และคุณค่า</w:t>
             </w:r>
           </w:p>
         </w:tc>
@@ -7464,33 +6133,33 @@
         </w:tc>
         <w:tc>
           <w:tcPr>
-            <w:tcW w:type="dxa" w:w="4368"/>
-            <w:tcBorders>
-              <w:top w:val="single" w:color="BFBFBF" w:sz="4"/>
-              <w:left w:val="single" w:color="BFBFBF" w:sz="4"/>
-              <w:bottom w:val="single" w:color="BFBFBF" w:sz="4"/>
-              <w:right w:val="single" w:color="BFBFBF" w:sz="4"/>
-            </w:tcBorders>
-            <w:tcMar>
-              <w:top w:type="dxa" w:w="40"/>
-              <w:left w:type="dxa" w:w="100"/>
-              <w:bottom w:type="dxa" w:w="40"/>
-              <w:right w:type="dxa" w:w="100"/>
-            </w:tcMar>
-          </w:tcPr>
-          <w:p>
-            <w:pPr>
-              <w:spacing w:after="0"/>
-            </w:pPr>
-            <w:r>
-              <w:rPr>
-                <w:rFonts w:ascii="TH Sarabun New" w:cs="TH Sarabun New" w:eastAsia="TH Sarabun New" w:hAnsi="TH Sarabun New"/>
-                <w:b w:val="false"/>
-                <w:bCs w:val="false"/>
-                <w:sz w:val="28"/>
-                <w:szCs w:val="28"/>
-              </w:rPr>
-              <w:t xml:space="preserve">ปัญหาเจาะจง ผู้ใช้ชัด บอกได้ว่าลดความเสียหายอะไร</w:t>
+            <w:tcW w:type="dxa" w:w="4568"/>
+            <w:tcBorders>
+              <w:top w:val="single" w:color="BFBFBF" w:sz="4"/>
+              <w:left w:val="single" w:color="BFBFBF" w:sz="4"/>
+              <w:bottom w:val="single" w:color="BFBFBF" w:sz="4"/>
+              <w:right w:val="single" w:color="BFBFBF" w:sz="4"/>
+            </w:tcBorders>
+            <w:tcMar>
+              <w:top w:type="dxa" w:w="40"/>
+              <w:left w:type="dxa" w:w="100"/>
+              <w:bottom w:type="dxa" w:w="40"/>
+              <w:right w:type="dxa" w:w="100"/>
+            </w:tcMar>
+          </w:tcPr>
+          <w:p>
+            <w:pPr>
+              <w:spacing w:after="0"/>
+            </w:pPr>
+            <w:r>
+              <w:rPr>
+                <w:rFonts w:ascii="TH Sarabun New" w:cs="TH Sarabun New" w:eastAsia="TH Sarabun New" w:hAnsi="TH Sarabun New"/>
+                <w:b w:val="false"/>
+                <w:bCs w:val="false"/>
+                <w:sz w:val="28"/>
+                <w:szCs w:val="28"/>
+              </w:rPr>
+              <w:t xml:space="preserve">ผู้ใช้ชัด ไม่ซ้ำทีมอื่น บอกได้ว่าลดความเสียหายอะไร</w:t>
             </w:r>
           </w:p>
         </w:tc>
@@ -7498,33 +6167,33 @@
       <w:tr>
         <w:tc>
           <w:tcPr>
-            <w:tcW w:type="dxa" w:w="4600"/>
-            <w:tcBorders>
-              <w:top w:val="single" w:color="BFBFBF" w:sz="4"/>
-              <w:left w:val="single" w:color="BFBFBF" w:sz="4"/>
-              <w:bottom w:val="single" w:color="BFBFBF" w:sz="4"/>
-              <w:right w:val="single" w:color="BFBFBF" w:sz="4"/>
-            </w:tcBorders>
-            <w:tcMar>
-              <w:top w:type="dxa" w:w="40"/>
-              <w:left w:type="dxa" w:w="100"/>
-              <w:bottom w:type="dxa" w:w="40"/>
-              <w:right w:type="dxa" w:w="100"/>
-            </w:tcMar>
-          </w:tcPr>
-          <w:p>
-            <w:pPr>
-              <w:spacing w:after="0"/>
-            </w:pPr>
-            <w:r>
-              <w:rPr>
-                <w:rFonts w:ascii="TH Sarabun New" w:cs="TH Sarabun New" w:eastAsia="TH Sarabun New" w:hAnsi="TH Sarabun New"/>
-                <w:b w:val="false"/>
-                <w:bCs w:val="false"/>
-                <w:sz w:val="28"/>
-                <w:szCs w:val="28"/>
-              </w:rPr>
-              <w:t xml:space="preserve">ฝั่งบอร์ด · จอและเรื่องเป็นของทีม</w:t>
+            <w:tcW w:type="dxa" w:w="4400"/>
+            <w:tcBorders>
+              <w:top w:val="single" w:color="BFBFBF" w:sz="4"/>
+              <w:left w:val="single" w:color="BFBFBF" w:sz="4"/>
+              <w:bottom w:val="single" w:color="BFBFBF" w:sz="4"/>
+              <w:right w:val="single" w:color="BFBFBF" w:sz="4"/>
+            </w:tcBorders>
+            <w:tcMar>
+              <w:top w:type="dxa" w:w="40"/>
+              <w:left w:type="dxa" w:w="100"/>
+              <w:bottom w:type="dxa" w:w="40"/>
+              <w:right w:type="dxa" w:w="100"/>
+            </w:tcMar>
+          </w:tcPr>
+          <w:p>
+            <w:pPr>
+              <w:spacing w:after="0"/>
+            </w:pPr>
+            <w:r>
+              <w:rPr>
+                <w:rFonts w:ascii="TH Sarabun New" w:cs="TH Sarabun New" w:eastAsia="TH Sarabun New" w:hAnsi="TH Sarabun New"/>
+                <w:b/>
+                <w:bCs/>
+                <w:sz w:val="28"/>
+                <w:szCs w:val="28"/>
+              </w:rPr>
+              <w:t xml:space="preserve">สิ่งที่ทีมต่อยอดเอง (3 อย่าง)</w:t>
             </w:r>
           </w:p>
         </w:tc>
@@ -7551,44 +6220,44 @@
             <w:r>
               <w:rPr>
                 <w:rFonts w:ascii="TH Sarabun New" w:cs="TH Sarabun New" w:eastAsia="TH Sarabun New" w:hAnsi="TH Sarabun New"/>
-                <w:b w:val="false"/>
-                <w:bCs w:val="false"/>
-                <w:sz w:val="28"/>
-                <w:szCs w:val="28"/>
-              </w:rPr>
-              <w:t xml:space="preserve">20</w:t>
-            </w:r>
-          </w:p>
-        </w:tc>
-        <w:tc>
-          <w:tcPr>
-            <w:tcW w:type="dxa" w:w="4368"/>
-            <w:tcBorders>
-              <w:top w:val="single" w:color="BFBFBF" w:sz="4"/>
-              <w:left w:val="single" w:color="BFBFBF" w:sz="4"/>
-              <w:bottom w:val="single" w:color="BFBFBF" w:sz="4"/>
-              <w:right w:val="single" w:color="BFBFBF" w:sz="4"/>
-            </w:tcBorders>
-            <w:tcMar>
-              <w:top w:type="dxa" w:w="40"/>
-              <w:left w:type="dxa" w:w="100"/>
-              <w:bottom w:type="dxa" w:w="40"/>
-              <w:right w:type="dxa" w:w="100"/>
-            </w:tcMar>
-          </w:tcPr>
-          <w:p>
-            <w:pPr>
-              <w:spacing w:after="0"/>
-            </w:pPr>
-            <w:r>
-              <w:rPr>
-                <w:rFonts w:ascii="TH Sarabun New" w:cs="TH Sarabun New" w:eastAsia="TH Sarabun New" w:hAnsi="TH Sarabun New"/>
-                <w:b w:val="false"/>
-                <w:bCs w:val="false"/>
-                <w:sz w:val="28"/>
-                <w:szCs w:val="28"/>
-              </w:rPr>
-              <w:t xml:space="preserve">อ่านง่ายจากหนึ่งเมตร สถานะชัด ไม่ใช่จอเดิมของไฟล์ตั้งต้น</w:t>
+                <w:b/>
+                <w:bCs/>
+                <w:sz w:val="28"/>
+                <w:szCs w:val="28"/>
+              </w:rPr>
+              <w:t xml:space="preserve">30</w:t>
+            </w:r>
+          </w:p>
+        </w:tc>
+        <w:tc>
+          <w:tcPr>
+            <w:tcW w:type="dxa" w:w="4568"/>
+            <w:tcBorders>
+              <w:top w:val="single" w:color="BFBFBF" w:sz="4"/>
+              <w:left w:val="single" w:color="BFBFBF" w:sz="4"/>
+              <w:bottom w:val="single" w:color="BFBFBF" w:sz="4"/>
+              <w:right w:val="single" w:color="BFBFBF" w:sz="4"/>
+            </w:tcBorders>
+            <w:tcMar>
+              <w:top w:type="dxa" w:w="40"/>
+              <w:left w:type="dxa" w:w="100"/>
+              <w:bottom w:type="dxa" w:w="40"/>
+              <w:right w:type="dxa" w:w="100"/>
+            </w:tcMar>
+          </w:tcPr>
+          <w:p>
+            <w:pPr>
+              <w:spacing w:after="0"/>
+            </w:pPr>
+            <w:r>
+              <w:rPr>
+                <w:rFonts w:ascii="TH Sarabun New" w:cs="TH Sarabun New" w:eastAsia="TH Sarabun New" w:hAnsi="TH Sarabun New"/>
+                <w:b w:val="false"/>
+                <w:bCs w:val="false"/>
+                <w:sz w:val="28"/>
+                <w:szCs w:val="28"/>
+              </w:rPr>
+              <w:t xml:space="preserve">เกณฑ์มาจากค่าที่วัดเอง · จอตรงผู้ใช้ · ความสามารถเพิ่มทำงานจริง</w:t>
             </w:r>
           </w:p>
         </w:tc>
@@ -7596,33 +6265,33 @@
       <w:tr>
         <w:tc>
           <w:tcPr>
-            <w:tcW w:type="dxa" w:w="4600"/>
-            <w:tcBorders>
-              <w:top w:val="single" w:color="BFBFBF" w:sz="4"/>
-              <w:left w:val="single" w:color="BFBFBF" w:sz="4"/>
-              <w:bottom w:val="single" w:color="BFBFBF" w:sz="4"/>
-              <w:right w:val="single" w:color="BFBFBF" w:sz="4"/>
-            </w:tcBorders>
-            <w:tcMar>
-              <w:top w:type="dxa" w:w="40"/>
-              <w:left w:type="dxa" w:w="100"/>
-              <w:bottom w:type="dxa" w:w="40"/>
-              <w:right w:type="dxa" w:w="100"/>
-            </w:tcMar>
-          </w:tcPr>
-          <w:p>
-            <w:pPr>
-              <w:spacing w:after="0"/>
-            </w:pPr>
-            <w:r>
-              <w:rPr>
-                <w:rFonts w:ascii="TH Sarabun New" w:cs="TH Sarabun New" w:eastAsia="TH Sarabun New" w:hAnsi="TH Sarabun New"/>
-                <w:b w:val="false"/>
-                <w:bCs w:val="false"/>
-                <w:sz w:val="28"/>
-                <w:szCs w:val="28"/>
-              </w:rPr>
-              <w:t xml:space="preserve">ฝั่งบอร์ด · เซนเซอร์ กฎ กันเตือนผิด VR และปุ่ม</w:t>
+            <w:tcW w:type="dxa" w:w="4400"/>
+            <w:tcBorders>
+              <w:top w:val="single" w:color="BFBFBF" w:sz="4"/>
+              <w:left w:val="single" w:color="BFBFBF" w:sz="4"/>
+              <w:bottom w:val="single" w:color="BFBFBF" w:sz="4"/>
+              <w:right w:val="single" w:color="BFBFBF" w:sz="4"/>
+            </w:tcBorders>
+            <w:tcMar>
+              <w:top w:type="dxa" w:w="40"/>
+              <w:left w:type="dxa" w:w="100"/>
+              <w:bottom w:type="dxa" w:w="40"/>
+              <w:right w:type="dxa" w:w="100"/>
+            </w:tcMar>
+          </w:tcPr>
+          <w:p>
+            <w:pPr>
+              <w:spacing w:after="0"/>
+            </w:pPr>
+            <w:r>
+              <w:rPr>
+                <w:rFonts w:ascii="TH Sarabun New" w:cs="TH Sarabun New" w:eastAsia="TH Sarabun New" w:hAnsi="TH Sarabun New"/>
+                <w:b w:val="false"/>
+                <w:bCs w:val="false"/>
+                <w:sz w:val="28"/>
+                <w:szCs w:val="28"/>
+              </w:rPr>
+              <w:t xml:space="preserve">บอร์ดทำงานครบในการสาธิต</w:t>
             </w:r>
           </w:p>
         </w:tc>
@@ -7654,39 +6323,39 @@
                 <w:sz w:val="28"/>
                 <w:szCs w:val="28"/>
               </w:rPr>
-              <w:t xml:space="preserve">25</w:t>
-            </w:r>
-          </w:p>
-        </w:tc>
-        <w:tc>
-          <w:tcPr>
-            <w:tcW w:type="dxa" w:w="4368"/>
-            <w:tcBorders>
-              <w:top w:val="single" w:color="BFBFBF" w:sz="4"/>
-              <w:left w:val="single" w:color="BFBFBF" w:sz="4"/>
-              <w:bottom w:val="single" w:color="BFBFBF" w:sz="4"/>
-              <w:right w:val="single" w:color="BFBFBF" w:sz="4"/>
-            </w:tcBorders>
-            <w:tcMar>
-              <w:top w:type="dxa" w:w="40"/>
-              <w:left w:type="dxa" w:w="100"/>
-              <w:bottom w:type="dxa" w:w="40"/>
-              <w:right w:type="dxa" w:w="100"/>
-            </w:tcMar>
-          </w:tcPr>
-          <w:p>
-            <w:pPr>
-              <w:spacing w:after="0"/>
-            </w:pPr>
-            <w:r>
-              <w:rPr>
-                <w:rFonts w:ascii="TH Sarabun New" w:cs="TH Sarabun New" w:eastAsia="TH Sarabun New" w:hAnsi="TH Sarabun New"/>
-                <w:b w:val="false"/>
-                <w:bCs w:val="false"/>
-                <w:sz w:val="28"/>
-                <w:szCs w:val="28"/>
-              </w:rPr>
-              <w:t xml:space="preserve">เกณฑ์มาจากค่าที่วัดเอง พิสูจน์กรณี "ไม่ควรเตือน" ได้</w:t>
+              <w:t xml:space="preserve">20</w:t>
+            </w:r>
+          </w:p>
+        </w:tc>
+        <w:tc>
+          <w:tcPr>
+            <w:tcW w:type="dxa" w:w="4568"/>
+            <w:tcBorders>
+              <w:top w:val="single" w:color="BFBFBF" w:sz="4"/>
+              <w:left w:val="single" w:color="BFBFBF" w:sz="4"/>
+              <w:bottom w:val="single" w:color="BFBFBF" w:sz="4"/>
+              <w:right w:val="single" w:color="BFBFBF" w:sz="4"/>
+            </w:tcBorders>
+            <w:tcMar>
+              <w:top w:type="dxa" w:w="40"/>
+              <w:left w:type="dxa" w:w="100"/>
+              <w:bottom w:type="dxa" w:w="40"/>
+              <w:right w:type="dxa" w:w="100"/>
+            </w:tcMar>
+          </w:tcPr>
+          <w:p>
+            <w:pPr>
+              <w:spacing w:after="0"/>
+            </w:pPr>
+            <w:r>
+              <w:rPr>
+                <w:rFonts w:ascii="TH Sarabun New" w:cs="TH Sarabun New" w:eastAsia="TH Sarabun New" w:hAnsi="TH Sarabun New"/>
+                <w:b w:val="false"/>
+                <w:bCs w:val="false"/>
+                <w:sz w:val="28"/>
+                <w:szCs w:val="28"/>
+              </w:rPr>
+              <w:t xml:space="preserve">จอ เซนเซอร์ กฎ ปุ่ม เสียง matrix ทำงาน และพิสูจน์กรณี "ไม่ควรเตือน" ได้</w:t>
             </w:r>
           </w:p>
         </w:tc>
@@ -7694,33 +6363,33 @@
       <w:tr>
         <w:tc>
           <w:tcPr>
-            <w:tcW w:type="dxa" w:w="4600"/>
-            <w:tcBorders>
-              <w:top w:val="single" w:color="BFBFBF" w:sz="4"/>
-              <w:left w:val="single" w:color="BFBFBF" w:sz="4"/>
-              <w:bottom w:val="single" w:color="BFBFBF" w:sz="4"/>
-              <w:right w:val="single" w:color="BFBFBF" w:sz="4"/>
-            </w:tcBorders>
-            <w:tcMar>
-              <w:top w:type="dxa" w:w="40"/>
-              <w:left w:type="dxa" w:w="100"/>
-              <w:bottom w:type="dxa" w:w="40"/>
-              <w:right w:type="dxa" w:w="100"/>
-            </w:tcMar>
-          </w:tcPr>
-          <w:p>
-            <w:pPr>
-              <w:spacing w:after="0"/>
-            </w:pPr>
-            <w:r>
-              <w:rPr>
-                <w:rFonts w:ascii="TH Sarabun New" w:cs="TH Sarabun New" w:eastAsia="TH Sarabun New" w:hAnsi="TH Sarabun New"/>
-                <w:b w:val="false"/>
-                <w:bCs w:val="false"/>
-                <w:sz w:val="28"/>
-                <w:szCs w:val="28"/>
-              </w:rPr>
-              <w:t xml:space="preserve">ฝั่งบอร์ด · เสียงและ RGB matrix</w:t>
+            <w:tcW w:type="dxa" w:w="4400"/>
+            <w:tcBorders>
+              <w:top w:val="single" w:color="BFBFBF" w:sz="4"/>
+              <w:left w:val="single" w:color="BFBFBF" w:sz="4"/>
+              <w:bottom w:val="single" w:color="BFBFBF" w:sz="4"/>
+              <w:right w:val="single" w:color="BFBFBF" w:sz="4"/>
+            </w:tcBorders>
+            <w:tcMar>
+              <w:top w:type="dxa" w:w="40"/>
+              <w:left w:type="dxa" w:w="100"/>
+              <w:bottom w:type="dxa" w:w="40"/>
+              <w:right w:type="dxa" w:w="100"/>
+            </w:tcMar>
+          </w:tcPr>
+          <w:p>
+            <w:pPr>
+              <w:spacing w:after="0"/>
+            </w:pPr>
+            <w:r>
+              <w:rPr>
+                <w:rFonts w:ascii="TH Sarabun New" w:cs="TH Sarabun New" w:eastAsia="TH Sarabun New" w:hAnsi="TH Sarabun New"/>
+                <w:b w:val="false"/>
+                <w:bCs w:val="false"/>
+                <w:sz w:val="28"/>
+                <w:szCs w:val="28"/>
+              </w:rPr>
+              <w:t xml:space="preserve">MQTT + หน้าเว็บ</w:t>
             </w:r>
           </w:p>
         </w:tc>
@@ -7752,39 +6421,39 @@
                 <w:sz w:val="28"/>
                 <w:szCs w:val="28"/>
               </w:rPr>
-              <w:t xml:space="preserve">10</w:t>
-            </w:r>
-          </w:p>
-        </w:tc>
-        <w:tc>
-          <w:tcPr>
-            <w:tcW w:type="dxa" w:w="4368"/>
-            <w:tcBorders>
-              <w:top w:val="single" w:color="BFBFBF" w:sz="4"/>
-              <w:left w:val="single" w:color="BFBFBF" w:sz="4"/>
-              <w:bottom w:val="single" w:color="BFBFBF" w:sz="4"/>
-              <w:right w:val="single" w:color="BFBFBF" w:sz="4"/>
-            </w:tcBorders>
-            <w:tcMar>
-              <w:top w:type="dxa" w:w="40"/>
-              <w:left w:type="dxa" w:w="100"/>
-              <w:bottom w:type="dxa" w:w="40"/>
-              <w:right w:type="dxa" w:w="100"/>
-            </w:tcMar>
-          </w:tcPr>
-          <w:p>
-            <w:pPr>
-              <w:spacing w:after="0"/>
-            </w:pPr>
-            <w:r>
-              <w:rPr>
-                <w:rFonts w:ascii="TH Sarabun New" w:cs="TH Sarabun New" w:eastAsia="TH Sarabun New" w:hAnsi="TH Sarabun New"/>
-                <w:b w:val="false"/>
-                <w:bCs w:val="false"/>
-                <w:sz w:val="28"/>
-                <w:szCs w:val="28"/>
-              </w:rPr>
-              <w:t xml:space="preserve">ต่างกันตามเหตุการณ์ ดังเฉพาะตอนเกิดเหตุ</w:t>
+              <w:t xml:space="preserve">15</w:t>
+            </w:r>
+          </w:p>
+        </w:tc>
+        <w:tc>
+          <w:tcPr>
+            <w:tcW w:type="dxa" w:w="4568"/>
+            <w:tcBorders>
+              <w:top w:val="single" w:color="BFBFBF" w:sz="4"/>
+              <w:left w:val="single" w:color="BFBFBF" w:sz="4"/>
+              <w:bottom w:val="single" w:color="BFBFBF" w:sz="4"/>
+              <w:right w:val="single" w:color="BFBFBF" w:sz="4"/>
+            </w:tcBorders>
+            <w:tcMar>
+              <w:top w:type="dxa" w:w="40"/>
+              <w:left w:type="dxa" w:w="100"/>
+              <w:bottom w:type="dxa" w:w="40"/>
+              <w:right w:type="dxa" w:w="100"/>
+            </w:tcMar>
+          </w:tcPr>
+          <w:p>
+            <w:pPr>
+              <w:spacing w:after="0"/>
+            </w:pPr>
+            <w:r>
+              <w:rPr>
+                <w:rFonts w:ascii="TH Sarabun New" w:cs="TH Sarabun New" w:eastAsia="TH Sarabun New" w:hAnsi="TH Sarabun New"/>
+                <w:b w:val="false"/>
+                <w:bCs w:val="false"/>
+                <w:sz w:val="28"/>
+                <w:szCs w:val="28"/>
+              </w:rPr>
+              <w:t xml:space="preserve">มือถือเห็นค่าจริง สั่งกลับแล้วบอร์ดตอบสนอง</w:t>
             </w:r>
           </w:p>
         </w:tc>
@@ -7792,33 +6461,33 @@
       <w:tr>
         <w:tc>
           <w:tcPr>
-            <w:tcW w:type="dxa" w:w="4600"/>
-            <w:tcBorders>
-              <w:top w:val="single" w:color="BFBFBF" w:sz="4"/>
-              <w:left w:val="single" w:color="BFBFBF" w:sz="4"/>
-              <w:bottom w:val="single" w:color="BFBFBF" w:sz="4"/>
-              <w:right w:val="single" w:color="BFBFBF" w:sz="4"/>
-            </w:tcBorders>
-            <w:tcMar>
-              <w:top w:type="dxa" w:w="40"/>
-              <w:left w:type="dxa" w:w="100"/>
-              <w:bottom w:type="dxa" w:w="40"/>
-              <w:right w:type="dxa" w:w="100"/>
-            </w:tcMar>
-          </w:tcPr>
-          <w:p>
-            <w:pPr>
-              <w:spacing w:after="0"/>
-            </w:pPr>
-            <w:r>
-              <w:rPr>
-                <w:rFonts w:ascii="TH Sarabun New" w:cs="TH Sarabun New" w:eastAsia="TH Sarabun New" w:hAnsi="TH Sarabun New"/>
-                <w:b w:val="false"/>
-                <w:bCs w:val="false"/>
-                <w:sz w:val="28"/>
-                <w:szCs w:val="28"/>
-              </w:rPr>
-              <w:t xml:space="preserve">ฝั่งเว็บ · ค่าขึ้นมือถือ + สั่งกลับ</w:t>
+            <w:tcW w:type="dxa" w:w="4400"/>
+            <w:tcBorders>
+              <w:top w:val="single" w:color="BFBFBF" w:sz="4"/>
+              <w:left w:val="single" w:color="BFBFBF" w:sz="4"/>
+              <w:bottom w:val="single" w:color="BFBFBF" w:sz="4"/>
+              <w:right w:val="single" w:color="BFBFBF" w:sz="4"/>
+            </w:tcBorders>
+            <w:tcMar>
+              <w:top w:type="dxa" w:w="40"/>
+              <w:left w:type="dxa" w:w="100"/>
+              <w:bottom w:type="dxa" w:w="40"/>
+              <w:right w:type="dxa" w:w="100"/>
+            </w:tcMar>
+          </w:tcPr>
+          <w:p>
+            <w:pPr>
+              <w:spacing w:after="0"/>
+            </w:pPr>
+            <w:r>
+              <w:rPr>
+                <w:rFonts w:ascii="TH Sarabun New" w:cs="TH Sarabun New" w:eastAsia="TH Sarabun New" w:hAnsi="TH Sarabun New"/>
+                <w:b w:val="false"/>
+                <w:bCs w:val="false"/>
+                <w:sz w:val="28"/>
+                <w:szCs w:val="28"/>
+              </w:rPr>
+              <w:t xml:space="preserve">สาธิต + ทดสอบ + ตอบคำถาม</w:t>
             </w:r>
           </w:p>
         </w:tc>
@@ -7856,229 +6525,33 @@
         </w:tc>
         <w:tc>
           <w:tcPr>
-            <w:tcW w:type="dxa" w:w="4368"/>
-            <w:tcBorders>
-              <w:top w:val="single" w:color="BFBFBF" w:sz="4"/>
-              <w:left w:val="single" w:color="BFBFBF" w:sz="4"/>
-              <w:bottom w:val="single" w:color="BFBFBF" w:sz="4"/>
-              <w:right w:val="single" w:color="BFBFBF" w:sz="4"/>
-            </w:tcBorders>
-            <w:tcMar>
-              <w:top w:type="dxa" w:w="40"/>
-              <w:left w:type="dxa" w:w="100"/>
-              <w:bottom w:type="dxa" w:w="40"/>
-              <w:right w:type="dxa" w:w="100"/>
-            </w:tcMar>
-          </w:tcPr>
-          <w:p>
-            <w:pPr>
-              <w:spacing w:after="0"/>
-            </w:pPr>
-            <w:r>
-              <w:rPr>
-                <w:rFonts w:ascii="TH Sarabun New" w:cs="TH Sarabun New" w:eastAsia="TH Sarabun New" w:hAnsi="TH Sarabun New"/>
-                <w:b w:val="false"/>
-                <w:bCs w:val="false"/>
-                <w:sz w:val="28"/>
-                <w:szCs w:val="28"/>
-              </w:rPr>
-              <w:t xml:space="preserve">ใช้ key ตรงกับบอร์ด รับ null ได้ สั่งกลับแล้วบอร์ดตอบสนอง</w:t>
-            </w:r>
-          </w:p>
-        </w:tc>
-      </w:tr>
-      <w:tr>
-        <w:tc>
-          <w:tcPr>
-            <w:tcW w:type="dxa" w:w="4600"/>
-            <w:tcBorders>
-              <w:top w:val="single" w:color="BFBFBF" w:sz="4"/>
-              <w:left w:val="single" w:color="BFBFBF" w:sz="4"/>
-              <w:bottom w:val="single" w:color="BFBFBF" w:sz="4"/>
-              <w:right w:val="single" w:color="BFBFBF" w:sz="4"/>
-            </w:tcBorders>
-            <w:tcMar>
-              <w:top w:type="dxa" w:w="40"/>
-              <w:left w:type="dxa" w:w="100"/>
-              <w:bottom w:type="dxa" w:w="40"/>
-              <w:right w:type="dxa" w:w="100"/>
-            </w:tcMar>
-          </w:tcPr>
-          <w:p>
-            <w:pPr>
-              <w:spacing w:after="0"/>
-            </w:pPr>
-            <w:r>
-              <w:rPr>
-                <w:rFonts w:ascii="TH Sarabun New" w:cs="TH Sarabun New" w:eastAsia="TH Sarabun New" w:hAnsi="TH Sarabun New"/>
-                <w:b w:val="false"/>
-                <w:bCs w:val="false"/>
-                <w:sz w:val="28"/>
-                <w:szCs w:val="28"/>
-              </w:rPr>
-              <w:t xml:space="preserve">สาธิตสด + ทดสอบ + ตอบคำถาม</w:t>
-            </w:r>
-          </w:p>
-        </w:tc>
-        <w:tc>
-          <w:tcPr>
-            <w:tcW w:type="dxa" w:w="1400"/>
-            <w:tcBorders>
-              <w:top w:val="single" w:color="BFBFBF" w:sz="4"/>
-              <w:left w:val="single" w:color="BFBFBF" w:sz="4"/>
-              <w:bottom w:val="single" w:color="BFBFBF" w:sz="4"/>
-              <w:right w:val="single" w:color="BFBFBF" w:sz="4"/>
-            </w:tcBorders>
-            <w:tcMar>
-              <w:top w:type="dxa" w:w="40"/>
-              <w:left w:type="dxa" w:w="100"/>
-              <w:bottom w:type="dxa" w:w="40"/>
-              <w:right w:type="dxa" w:w="100"/>
-            </w:tcMar>
-          </w:tcPr>
-          <w:p>
-            <w:pPr>
-              <w:spacing w:after="0"/>
-            </w:pPr>
-            <w:r>
-              <w:rPr>
-                <w:rFonts w:ascii="TH Sarabun New" w:cs="TH Sarabun New" w:eastAsia="TH Sarabun New" w:hAnsi="TH Sarabun New"/>
-                <w:b w:val="false"/>
-                <w:bCs w:val="false"/>
-                <w:sz w:val="28"/>
-                <w:szCs w:val="28"/>
-              </w:rPr>
-              <w:t xml:space="preserve">10</w:t>
-            </w:r>
-          </w:p>
-        </w:tc>
-        <w:tc>
-          <w:tcPr>
-            <w:tcW w:type="dxa" w:w="4368"/>
-            <w:tcBorders>
-              <w:top w:val="single" w:color="BFBFBF" w:sz="4"/>
-              <w:left w:val="single" w:color="BFBFBF" w:sz="4"/>
-              <w:bottom w:val="single" w:color="BFBFBF" w:sz="4"/>
-              <w:right w:val="single" w:color="BFBFBF" w:sz="4"/>
-            </w:tcBorders>
-            <w:tcMar>
-              <w:top w:type="dxa" w:w="40"/>
-              <w:left w:type="dxa" w:w="100"/>
-              <w:bottom w:type="dxa" w:w="40"/>
-              <w:right w:type="dxa" w:w="100"/>
-            </w:tcMar>
-          </w:tcPr>
-          <w:p>
-            <w:pPr>
-              <w:spacing w:after="0"/>
-            </w:pPr>
-            <w:r>
-              <w:rPr>
-                <w:rFonts w:ascii="TH Sarabun New" w:cs="TH Sarabun New" w:eastAsia="TH Sarabun New" w:hAnsi="TH Sarabun New"/>
-                <w:b w:val="false"/>
-                <w:bCs w:val="false"/>
-                <w:sz w:val="28"/>
-                <w:szCs w:val="28"/>
-              </w:rPr>
-              <w:t xml:space="preserve">ตรงเวลา ทุกคนพูด มีผลทดสอบ 3 กรณี</w:t>
-            </w:r>
-          </w:p>
-        </w:tc>
-      </w:tr>
-      <w:tr>
-        <w:tc>
-          <w:tcPr>
-            <w:tcW w:type="dxa" w:w="4600"/>
-            <w:tcBorders>
-              <w:top w:val="single" w:color="BFBFBF" w:sz="4"/>
-              <w:left w:val="single" w:color="BFBFBF" w:sz="4"/>
-              <w:bottom w:val="single" w:color="BFBFBF" w:sz="4"/>
-              <w:right w:val="single" w:color="BFBFBF" w:sz="4"/>
-            </w:tcBorders>
-            <w:tcMar>
-              <w:top w:type="dxa" w:w="40"/>
-              <w:left w:type="dxa" w:w="100"/>
-              <w:bottom w:type="dxa" w:w="40"/>
-              <w:right w:type="dxa" w:w="100"/>
-            </w:tcMar>
-          </w:tcPr>
-          <w:p>
-            <w:pPr>
-              <w:spacing w:after="0"/>
-            </w:pPr>
-            <w:r>
-              <w:rPr>
-                <w:rFonts w:ascii="TH Sarabun New" w:cs="TH Sarabun New" w:eastAsia="TH Sarabun New" w:hAnsi="TH Sarabun New"/>
-                <w:b/>
-                <w:bCs/>
-                <w:sz w:val="28"/>
-                <w:szCs w:val="28"/>
-              </w:rPr>
-              <w:t xml:space="preserve">โบนัส</w:t>
-            </w:r>
-          </w:p>
-        </w:tc>
-        <w:tc>
-          <w:tcPr>
-            <w:tcW w:type="dxa" w:w="1400"/>
-            <w:tcBorders>
-              <w:top w:val="single" w:color="BFBFBF" w:sz="4"/>
-              <w:left w:val="single" w:color="BFBFBF" w:sz="4"/>
-              <w:bottom w:val="single" w:color="BFBFBF" w:sz="4"/>
-              <w:right w:val="single" w:color="BFBFBF" w:sz="4"/>
-            </w:tcBorders>
-            <w:tcMar>
-              <w:top w:type="dxa" w:w="40"/>
-              <w:left w:type="dxa" w:w="100"/>
-              <w:bottom w:type="dxa" w:w="40"/>
-              <w:right w:type="dxa" w:w="100"/>
-            </w:tcMar>
-          </w:tcPr>
-          <w:p>
-            <w:pPr>
-              <w:spacing w:after="0"/>
-            </w:pPr>
-            <w:r>
-              <w:rPr>
-                <w:rFonts w:ascii="TH Sarabun New" w:cs="TH Sarabun New" w:eastAsia="TH Sarabun New" w:hAnsi="TH Sarabun New"/>
-                <w:b w:val="false"/>
-                <w:bCs w:val="false"/>
-                <w:sz w:val="28"/>
-                <w:szCs w:val="28"/>
-              </w:rPr>
-              <w:t xml:space="preserve">+10</w:t>
-            </w:r>
-          </w:p>
-        </w:tc>
-        <w:tc>
-          <w:tcPr>
-            <w:tcW w:type="dxa" w:w="4368"/>
-            <w:tcBorders>
-              <w:top w:val="single" w:color="BFBFBF" w:sz="4"/>
-              <w:left w:val="single" w:color="BFBFBF" w:sz="4"/>
-              <w:bottom w:val="single" w:color="BFBFBF" w:sz="4"/>
-              <w:right w:val="single" w:color="BFBFBF" w:sz="4"/>
-            </w:tcBorders>
-            <w:tcMar>
-              <w:top w:type="dxa" w:w="40"/>
-              <w:left w:type="dxa" w:w="100"/>
-              <w:bottom w:type="dxa" w:w="40"/>
-              <w:right w:type="dxa" w:w="100"/>
-            </w:tcMar>
-          </w:tcPr>
-          <w:p>
-            <w:pPr>
-              <w:spacing w:after="0"/>
-            </w:pPr>
-            <w:r>
-              <w:rPr>
-                <w:rFonts w:ascii="TH Sarabun New" w:cs="TH Sarabun New" w:eastAsia="TH Sarabun New" w:hAnsi="TH Sarabun New"/>
-                <w:b w:val="false"/>
-                <w:bCs w:val="false"/>
-                <w:sz w:val="28"/>
-                <w:szCs w:val="28"/>
-              </w:rPr>
-              <w:t xml:space="preserve">เซนเซอร์ตัวที่ 2 · กฎฝั่งเว็บ · ไฟล์คาบ 3</w:t>
+            <w:tcW w:type="dxa" w:w="4568"/>
+            <w:tcBorders>
+              <w:top w:val="single" w:color="BFBFBF" w:sz="4"/>
+              <w:left w:val="single" w:color="BFBFBF" w:sz="4"/>
+              <w:bottom w:val="single" w:color="BFBFBF" w:sz="4"/>
+              <w:right w:val="single" w:color="BFBFBF" w:sz="4"/>
+            </w:tcBorders>
+            <w:tcMar>
+              <w:top w:type="dxa" w:w="40"/>
+              <w:left w:type="dxa" w:w="100"/>
+              <w:bottom w:type="dxa" w:w="40"/>
+              <w:right w:type="dxa" w:w="100"/>
+            </w:tcMar>
+          </w:tcPr>
+          <w:p>
+            <w:pPr>
+              <w:spacing w:after="0"/>
+            </w:pPr>
+            <w:r>
+              <w:rPr>
+                <w:rFonts w:ascii="TH Sarabun New" w:cs="TH Sarabun New" w:eastAsia="TH Sarabun New" w:hAnsi="TH Sarabun New"/>
+                <w:b w:val="false"/>
+                <w:bCs w:val="false"/>
+                <w:sz w:val="28"/>
+                <w:szCs w:val="28"/>
+              </w:rPr>
+              <w:t xml:space="preserve">ตรงเวลา ทุกคนพูด มีผลทดสอบ 3 กรณี อธิบายโค้ดที่แก้ได้</w:t>
             </w:r>
           </w:p>
         </w:tc>
@@ -8088,6 +6561,21 @@
       <w:pPr>
         <w:spacing w:after="60"/>
       </w:pPr>
+    </w:p>
+    <w:p>
+      <w:pPr>
+        <w:spacing w:before="60"/>
+      </w:pPr>
+      <w:r>
+        <w:rPr>
+          <w:rFonts w:ascii="TH Sarabun New" w:cs="TH Sarabun New" w:eastAsia="TH Sarabun New" w:hAnsi="TH Sarabun New"/>
+          <w:i/>
+          <w:iCs/>
+          <w:sz w:val="24"/>
+          <w:szCs w:val="24"/>
+        </w:rPr>
+        <w:t xml:space="preserve">ใช้ชุดเริ่มต้นโดยไม่ต่อยอดเลย = ได้คะแนนหมวด "บอร์ดทำงาน" และ "MQTT + หน้าเว็บ" แต่หมวดต่อยอดเป็นศูนย์</w:t>
+      </w:r>
     </w:p>
     <w:p>
       <w:pPr>
@@ -8102,7 +6590,7 @@
           <w:sz w:val="40"/>
           <w:szCs w:val="40"/>
         </w:rPr>
-        <w:t xml:space="preserve">9. ข้อบังคับเรื่องความซื่อตรง</w:t>
+        <w:t xml:space="preserve">12. ข้อบังคับเรื่องความซื่อตรง</w:t>
       </w:r>
     </w:p>
     <w:p>
@@ -8138,17 +6626,7 @@
           <w:sz w:val="30"/>
           <w:szCs w:val="30"/>
         </w:rPr>
-        <w:t xml:space="preserve">broker.hivemq.com ไม่เข้ารหัส ใครก็อ่านได้ </w:t>
-      </w:r>
-      <w:r>
-        <w:rPr>
-          <w:rFonts w:ascii="TH Sarabun New" w:cs="TH Sarabun New" w:eastAsia="TH Sarabun New" w:hAnsi="TH Sarabun New"/>
-          <w:b/>
-          <w:bCs/>
-          <w:sz w:val="30"/>
-          <w:szCs w:val="30"/>
-        </w:rPr>
-        <w:t xml:space="preserve">ห้ามส่งรหัสผ่านหรือข้อมูลส่วนตัว</w:t>
+        <w:t xml:space="preserve">บอกให้ชัดว่าส่วนไหนมาจากชุดเริ่มต้นของคอร์ส และส่วนไหนทีมทำเอง</w:t>
       </w:r>
     </w:p>
     <w:p>
@@ -8166,7 +6644,17 @@
           <w:sz w:val="30"/>
           <w:szCs w:val="30"/>
         </w:rPr>
-        <w:t xml:space="preserve">ตัวเลขเกณฑ์เป็นค่าเพื่อการเรียน ไม่ใช่คำแนะนำทางเกษตรกรรม ถ้าอ้างค่าจริงให้บอกแหล่งที่มา</w:t>
+        <w:t xml:space="preserve">broker.hivemq.com ไม่เข้ารหัส ใครก็อ่านได้ </w:t>
+      </w:r>
+      <w:r>
+        <w:rPr>
+          <w:rFonts w:ascii="TH Sarabun New" w:cs="TH Sarabun New" w:eastAsia="TH Sarabun New" w:hAnsi="TH Sarabun New"/>
+          <w:b/>
+          <w:bCs/>
+          <w:sz w:val="30"/>
+          <w:szCs w:val="30"/>
+        </w:rPr>
+        <w:t xml:space="preserve">ห้ามส่งรหัสผ่านหรือข้อมูลส่วนตัว</w:t>
       </w:r>
     </w:p>
     <w:p>
@@ -8184,7 +6672,7 @@
           <w:sz w:val="30"/>
           <w:szCs w:val="30"/>
         </w:rPr>
-        <w:t xml:space="preserve">งานนี้เป็นต้นแบบเพื่อการเรียน ไม่ใช่อุปกรณ์ความปลอดภัยจริง</w:t>
+        <w:t xml:space="preserve">ตัวเลขเกณฑ์เป็นค่าเพื่อการเรียน ไม่ใช่คำแนะนำทางเกษตรกรรม · งานนี้เป็นต้นแบบเพื่อการเรียน ไม่ใช่อุปกรณ์ความปลอดภัยจริง</w:t>
       </w:r>
     </w:p>
     <w:p>
@@ -8213,9 +6701,9 @@
           <w:sz w:val="30"/>
           <w:szCs w:val="30"/>
         </w:rPr>
-        <w:t xml:space="preserve">ไฟล์คาบ 2 (ไฟล์ตั้งต้น): </w:t>
-      </w:r>
-      <w:hyperlink w:history="1" r:id="rIdk0edk2zkn4nfuac_dv8wp">
+        <w:t xml:space="preserve">ชุดเริ่มต้นทั้ง 8 ไอเดีย (project/): </w:t>
+      </w:r>
+      <w:hyperlink w:history="1" r:id="rId-zkqecjl22z8csjqwrtp-">
         <w:r>
           <w:rPr>
             <w:rFonts w:ascii="TH Sarabun New" w:cs="TH Sarabun New" w:eastAsia="TH Sarabun New" w:hAnsi="TH Sarabun New"/>
@@ -8224,7 +6712,7 @@
             <w:szCs w:val="24"/>
             <w:u w:val="single"/>
           </w:rPr>
-          <w:t xml:space="preserve">https://github.com/Advance-Innovation-Centre-AIC/aiot-development-for-smart-farm/tree/main/s2</w:t>
+          <w:t xml:space="preserve">https://github.com/Advance-Innovation-Centre-AIC/aiot-development-for-smart-farm/tree/main/project</w:t>
         </w:r>
       </w:hyperlink>
     </w:p>
@@ -8238,9 +6726,9 @@
           <w:sz w:val="30"/>
           <w:szCs w:val="30"/>
         </w:rPr>
-        <w:t xml:space="preserve">farm_web.html (หน้าเว็บสำรองของห้อง): </w:t>
-      </w:r>
-      <w:hyperlink w:history="1" r:id="rIdkzr4swn7vqo3613iczgji">
+        <w:t xml:space="preserve">หน้าเว็บของไอเดีย (เลือกไอเดียได้ในหน้า): </w:t>
+      </w:r>
+      <w:hyperlink w:history="1" r:id="rId8rwjl1uucc3rehgu-b_p3">
         <w:r>
           <w:rPr>
             <w:rFonts w:ascii="TH Sarabun New" w:cs="TH Sarabun New" w:eastAsia="TH Sarabun New" w:hAnsi="TH Sarabun New"/>
@@ -8249,7 +6737,7 @@
             <w:szCs w:val="24"/>
             <w:u w:val="single"/>
           </w:rPr>
-          <w:t xml:space="preserve">https://advance-innovation-centre-aic.github.io/aiot-development-for-smart-farm/s2/app/farm_web.html</w:t>
+          <w:t xml:space="preserve">https://advance-innovation-centre-aic.github.io/aiot-development-for-smart-farm/project/idea_web.html</w:t>
         </w:r>
       </w:hyperlink>
     </w:p>
@@ -8265,7 +6753,7 @@
         </w:rPr>
         <w:t xml:space="preserve">สัญญา MQTT (วางให้ AI ก่อน vibe coding): </w:t>
       </w:r>
-      <w:hyperlink w:history="1" r:id="rIdrpvc4fnd5xzekavmzient">
+      <w:hyperlink w:history="1" r:id="rIdhsp5o3zzonkdff6mo0iap">
         <w:r>
           <w:rPr>
             <w:rFonts w:ascii="TH Sarabun New" w:cs="TH Sarabun New" w:eastAsia="TH Sarabun New" w:hAnsi="TH Sarabun New"/>
@@ -8290,7 +6778,7 @@
         </w:rPr>
         <w:t xml:space="preserve">fake_board.html (บอร์ดจำลองสำหรับทดสอบเว็บ): </w:t>
       </w:r>
-      <w:hyperlink w:history="1" r:id="rIdpij9mgeggdv2cy4kujsgm">
+      <w:hyperlink w:history="1" r:id="rIduintql67ta2gnqihy1nty">
         <w:r>
           <w:rPr>
             <w:rFonts w:ascii="TH Sarabun New" w:cs="TH Sarabun New" w:eastAsia="TH Sarabun New" w:hAnsi="TH Sarabun New"/>
@@ -8313,9 +6801,9 @@
           <w:sz w:val="30"/>
           <w:szCs w:val="30"/>
         </w:rPr>
-        <w:t xml:space="preserve">ai_farm.html (หน้าเว็บคาบ 3 คู่กับ sf3_08 · ดูเป็นแรงบันดาลใจฝั่งเว็บ หรือใช้กับโบนัส AI เท่านั้น): </w:t>
-      </w:r>
-      <w:hyperlink w:history="1" r:id="rIdatqkef0f5ejejxngr_6qq">
+        <w:t xml:space="preserve">farm_web.html (หน้าเว็บรวมของห้อง): </w:t>
+      </w:r>
+      <w:hyperlink w:history="1" r:id="rId1fib332jrprjrwvx3e6y3">
         <w:r>
           <w:rPr>
             <w:rFonts w:ascii="TH Sarabun New" w:cs="TH Sarabun New" w:eastAsia="TH Sarabun New" w:hAnsi="TH Sarabun New"/>
@@ -8324,7 +6812,7 @@
             <w:szCs w:val="24"/>
             <w:u w:val="single"/>
           </w:rPr>
-          <w:t xml:space="preserve">https://advance-innovation-centre-aic.github.io/aiot-development-for-smart-farm/s3/app/ai_farm.html</w:t>
+          <w:t xml:space="preserve">https://advance-innovation-centre-aic.github.io/aiot-development-for-smart-farm/s2/app/farm_web.html</w:t>
         </w:r>
       </w:hyperlink>
     </w:p>
@@ -8390,7 +6878,7 @@
         <w:sz w:val="22"/>
         <w:szCs w:val="22"/>
       </w:rPr>
-      <w:t xml:space="preserve">Project Brief (Lite)</w:t>
+      <w:t xml:space="preserve">Project Brief (1 สัปดาห์)</w:t>
     </w:r>
   </w:p>
 </w:ftr>

--- a/PROJECT_BRIEF_lite_th.docx
+++ b/PROJECT_BRIEF_lite_th.docx
@@ -45,7 +45,7 @@
           <w:sz w:val="32"/>
           <w:szCs w:val="32"/>
         </w:rPr>
-        <w:t xml:space="preserve">เลือก 1 ใน 8 ไอเดีย → รับชุดเริ่มต้น (บอร์ด + เว็บ) ที่รันได้แล้ว → ต่อยอดให้เป็นเรื่องของทีม</w:t>
+        <w:t xml:space="preserve">เลือก 1 ใน 25 เรื่อง → รับโค้ดเริ่มต้น (บอร์ด + เว็บ) ที่รันได้แล้ว → ต่อยอดเองอย่างน้อย 3 อย่าง</w:t>
       </w:r>
     </w:p>
     <w:p>
@@ -376,7 +376,7 @@
                 <w:sz w:val="28"/>
                 <w:szCs w:val="28"/>
               </w:rPr>
-              <w:t xml:space="preserve">ไอเดียที่เลือก (1–8)</w:t>
+              <w:t xml:space="preserve">เรื่องที่เลือก (1–25)</w:t>
             </w:r>
           </w:p>
         </w:tc>
@@ -442,7 +442,7 @@
                 <w:sz w:val="28"/>
                 <w:szCs w:val="28"/>
               </w:rPr>
-              <w:t xml:space="preserve">ผู้ใช้ / สถานที่ของทีม (ห้ามซ้ำทีมอื่น)</w:t>
+              <w:t xml:space="preserve">ผู้ใช้หน้างานของทีม</w:t>
             </w:r>
           </w:p>
         </w:tc>
@@ -515,7 +515,7 @@
           <w:sz w:val="30"/>
           <w:szCs w:val="30"/>
         </w:rPr>
-        <w:t xml:space="preserve">ไอเดียหนึ่งข้อ</w:t>
+        <w:t xml:space="preserve">เรื่องหนึ่งเรื่อง</w:t>
       </w:r>
       <w:r>
         <w:rPr>
@@ -533,7 +533,7 @@
           <w:sz w:val="30"/>
           <w:szCs w:val="30"/>
         </w:rPr>
-        <w:t xml:space="preserve">ชุดเริ่มต้น</w:t>
+        <w:t xml:space="preserve">โค้ดเริ่มต้น</w:t>
       </w:r>
       <w:r>
         <w:rPr>
@@ -541,7 +541,7 @@
           <w:sz w:val="30"/>
           <w:szCs w:val="30"/>
         </w:rPr>
-        <w:t xml:space="preserve"> ของไอเดียนั้น (ไฟล์บอร์ด + หน้าเว็บ ที่รันได้แล้ว) ไป </w:t>
+        <w:t xml:space="preserve"> ของเรื่องนั้น (ไฟล์บอร์ด + หน้าเว็บ ที่รันได้แล้ว) ไป </w:t>
       </w:r>
       <w:r>
         <w:rPr>
@@ -590,7 +590,7 @@
           <w:sz w:val="40"/>
           <w:szCs w:val="40"/>
         </w:rPr>
-        <w:t xml:space="preserve">1. ชุดเริ่มต้นของแต่ละไอเดีย</w:t>
+        <w:t xml:space="preserve">1. เลือก 1 ใน 25 เรื่อง (เรื่องละ 1 ทีม)</w:t>
       </w:r>
     </w:p>
     <w:p>
@@ -603,7 +603,7 @@
           <w:sz w:val="30"/>
           <w:szCs w:val="30"/>
         </w:rPr>
-        <w:t xml:space="preserve">ทุกไอเดียมีชุดเริ่มต้นในโฟลเดอร์ </w:t>
+        <w:t xml:space="preserve">ทุกเรื่องมีโค้ดเริ่มต้นครบในโฟลเดอร์ </w:t>
       </w:r>
       <w:r>
         <w:rPr>
@@ -621,7 +621,7 @@
           <w:sz w:val="30"/>
           <w:szCs w:val="30"/>
         </w:rPr>
-        <w:t xml:space="preserve"> ของคอร์ส: </w:t>
+        <w:t xml:space="preserve">: </w:t>
       </w:r>
       <w:r>
         <w:rPr>
@@ -639,7 +639,7 @@
           <w:sz w:val="30"/>
           <w:szCs w:val="30"/>
         </w:rPr>
-        <w:t xml:space="preserve"> 1 ไฟล์ (จอ ปุ่ม เสียง RGB matrix MQTT และรับคำสั่งจากมือถือครบแล้ว) และ </w:t>
+        <w:t xml:space="preserve"> (จอ ปุ่ม เสียง RGB matrix MQTT รับคำสั่งจากมือถือ) และ </w:t>
       </w:r>
       <w:r>
         <w:rPr>
@@ -657,7 +657,34 @@
           <w:sz w:val="30"/>
           <w:szCs w:val="30"/>
         </w:rPr>
-        <w:t xml:space="preserve"> idea_web.html ที่ตั้งค่าไว้สำหรับไอเดียนั้น</w:t>
+        <w:t xml:space="preserve"> idea_web.html ที่ตั้งค่าไว้สำหรับเรื่องนั้น · เรื่องที่ใช้ชุดเดียวกันมีโครงโค้ดเหมือนกัน ต่างกันที่เรื่องและค่าตั้ง</w:t>
+      </w:r>
+    </w:p>
+    <w:p>
+      <w:pPr>
+        <w:spacing w:before="60"/>
+      </w:pPr>
+      <w:r>
+        <w:rPr>
+          <w:rFonts w:ascii="TH Sarabun New" w:cs="TH Sarabun New" w:eastAsia="TH Sarabun New" w:hAnsi="TH Sarabun New"/>
+          <w:b/>
+          <w:bCs/>
+          <w:i/>
+          <w:iCs/>
+          <w:sz w:val="24"/>
+          <w:szCs w:val="24"/>
+        </w:rPr>
+        <w:t xml:space="preserve">ไฟล์เริ่มต้นเป็นจุดเริ่มเท่านั้น ห้ามส่งตามที่ได้ไป</w:t>
+      </w:r>
+      <w:r>
+        <w:rPr>
+          <w:rFonts w:ascii="TH Sarabun New" w:cs="TH Sarabun New" w:eastAsia="TH Sarabun New" w:hAnsi="TH Sarabun New"/>
+          <w:i/>
+          <w:iCs/>
+          <w:sz w:val="24"/>
+          <w:szCs w:val="24"/>
+        </w:rPr>
+        <w:t xml:space="preserve"> ทีมต้องต่อยอดเองอย่างน้อย 3 อย่าง (ข้อ 3) ไม่อย่างนั้นหมวดต่อยอดได้ศูนย์</w:t>
       </w:r>
     </w:p>
     <w:tbl>
@@ -673,10 +700,10 @@
         </w:tblBorders>
       </w:tblPr>
       <w:tblGrid>
+        <w:gridCol w:w="900"/>
+        <w:gridCol w:w="3600"/>
+        <w:gridCol w:w="3368"/>
         <w:gridCol w:w="2500"/>
-        <w:gridCol w:w="2900"/>
-        <w:gridCol w:w="2668"/>
-        <w:gridCol w:w="2300"/>
       </w:tblGrid>
       <w:tr>
         <w:trPr>
@@ -684,7 +711,7 @@
         </w:trPr>
         <w:tc>
           <w:tcPr>
-            <w:tcW w:type="dxa" w:w="2500"/>
+            <w:tcW w:type="dxa" w:w="900"/>
             <w:tcBorders>
               <w:top w:val="single" w:color="BFBFBF" w:sz="4"/>
               <w:left w:val="single" w:color="BFBFBF" w:sz="4"/>
@@ -711,13 +738,13 @@
                 <w:sz w:val="28"/>
                 <w:szCs w:val="28"/>
               </w:rPr>
-              <w:t xml:space="preserve">ไอเดีย</w:t>
-            </w:r>
-          </w:p>
-        </w:tc>
-        <w:tc>
-          <w:tcPr>
-            <w:tcW w:type="dxa" w:w="2900"/>
+              <w:t xml:space="preserve">#</w:t>
+            </w:r>
+          </w:p>
+        </w:tc>
+        <w:tc>
+          <w:tcPr>
+            <w:tcW w:type="dxa" w:w="3600"/>
             <w:tcBorders>
               <w:top w:val="single" w:color="BFBFBF" w:sz="4"/>
               <w:left w:val="single" w:color="BFBFBF" w:sz="4"/>
@@ -744,13 +771,13 @@
                 <w:sz w:val="28"/>
                 <w:szCs w:val="28"/>
               </w:rPr>
-              <w:t xml:space="preserve">ไฟล์บอร์ด (project/)</w:t>
-            </w:r>
-          </w:p>
-        </w:tc>
-        <w:tc>
-          <w:tcPr>
-            <w:tcW w:type="dxa" w:w="2668"/>
+              <w:t xml:space="preserve">เรื่อง</w:t>
+            </w:r>
+          </w:p>
+        </w:tc>
+        <w:tc>
+          <w:tcPr>
+            <w:tcW w:type="dxa" w:w="3368"/>
             <w:tcBorders>
               <w:top w:val="single" w:color="BFBFBF" w:sz="4"/>
               <w:left w:val="single" w:color="BFBFBF" w:sz="4"/>
@@ -777,13 +804,13 @@
                 <w:sz w:val="28"/>
                 <w:szCs w:val="28"/>
               </w:rPr>
-              <w:t xml:space="preserve">ชุดเริ่มต้นทำอะไรได้แล้ว</w:t>
-            </w:r>
-          </w:p>
-        </w:tc>
-        <w:tc>
-          <w:tcPr>
-            <w:tcW w:type="dxa" w:w="2300"/>
+              <w:t xml:space="preserve">ชุดเริ่มต้น</w:t>
+            </w:r>
+          </w:p>
+        </w:tc>
+        <w:tc>
+          <w:tcPr>
+            <w:tcW w:type="dxa" w:w="2500"/>
             <w:tcBorders>
               <w:top w:val="single" w:color="BFBFBF" w:sz="4"/>
               <w:left w:val="single" w:color="BFBFBF" w:sz="4"/>
@@ -810,7 +837,7 @@
                 <w:sz w:val="28"/>
                 <w:szCs w:val="28"/>
               </w:rPr>
-              <w:t xml:space="preserve">หน้าเว็บ</w:t>
+              <w:t xml:space="preserve">ไฟล์ (project/)</w:t>
             </w:r>
           </w:p>
         </w:tc>
@@ -818,6 +845,102 @@
       <w:tr>
         <w:tc>
           <w:tcPr>
+            <w:tcW w:type="dxa" w:w="900"/>
+            <w:tcBorders>
+              <w:top w:val="single" w:color="BFBFBF" w:sz="4"/>
+              <w:left w:val="single" w:color="BFBFBF" w:sz="4"/>
+              <w:bottom w:val="single" w:color="BFBFBF" w:sz="4"/>
+              <w:right w:val="single" w:color="BFBFBF" w:sz="4"/>
+            </w:tcBorders>
+            <w:tcMar>
+              <w:top w:type="dxa" w:w="40"/>
+              <w:left w:type="dxa" w:w="100"/>
+              <w:bottom w:type="dxa" w:w="40"/>
+              <w:right w:type="dxa" w:w="100"/>
+            </w:tcMar>
+          </w:tcPr>
+          <w:p>
+            <w:pPr>
+              <w:spacing w:after="0"/>
+            </w:pPr>
+            <w:r>
+              <w:rPr>
+                <w:rFonts w:ascii="TH Sarabun New" w:cs="TH Sarabun New" w:eastAsia="TH Sarabun New" w:hAnsi="TH Sarabun New"/>
+                <w:b w:val="false"/>
+                <w:bCs w:val="false"/>
+                <w:sz w:val="28"/>
+                <w:szCs w:val="28"/>
+              </w:rPr>
+              <w:t xml:space="preserve">1</w:t>
+            </w:r>
+          </w:p>
+        </w:tc>
+        <w:tc>
+          <w:tcPr>
+            <w:tcW w:type="dxa" w:w="3600"/>
+            <w:tcBorders>
+              <w:top w:val="single" w:color="BFBFBF" w:sz="4"/>
+              <w:left w:val="single" w:color="BFBFBF" w:sz="4"/>
+              <w:bottom w:val="single" w:color="BFBFBF" w:sz="4"/>
+              <w:right w:val="single" w:color="BFBFBF" w:sz="4"/>
+            </w:tcBorders>
+            <w:tcMar>
+              <w:top w:type="dxa" w:w="40"/>
+              <w:left w:type="dxa" w:w="100"/>
+              <w:bottom w:type="dxa" w:w="40"/>
+              <w:right w:type="dxa" w:w="100"/>
+            </w:tcMar>
+          </w:tcPr>
+          <w:p>
+            <w:pPr>
+              <w:spacing w:after="0"/>
+            </w:pPr>
+            <w:r>
+              <w:rPr>
+                <w:rFonts w:ascii="TH Sarabun New" w:cs="TH Sarabun New" w:eastAsia="TH Sarabun New" w:hAnsi="TH Sarabun New"/>
+                <w:b w:val="false"/>
+                <w:bCs w:val="false"/>
+                <w:sz w:val="28"/>
+                <w:szCs w:val="28"/>
+              </w:rPr>
+              <w:t xml:space="preserve">กล่องขนส่งผลไม้ห้องเย็น</w:t>
+            </w:r>
+          </w:p>
+        </w:tc>
+        <w:tc>
+          <w:tcPr>
+            <w:tcW w:type="dxa" w:w="3368"/>
+            <w:tcBorders>
+              <w:top w:val="single" w:color="BFBFBF" w:sz="4"/>
+              <w:left w:val="single" w:color="BFBFBF" w:sz="4"/>
+              <w:bottom w:val="single" w:color="BFBFBF" w:sz="4"/>
+              <w:right w:val="single" w:color="BFBFBF" w:sz="4"/>
+            </w:tcBorders>
+            <w:tcMar>
+              <w:top w:type="dxa" w:w="40"/>
+              <w:left w:type="dxa" w:w="100"/>
+              <w:bottom w:type="dxa" w:w="40"/>
+              <w:right w:type="dxa" w:w="100"/>
+            </w:tcMar>
+          </w:tcPr>
+          <w:p>
+            <w:pPr>
+              <w:spacing w:after="0"/>
+            </w:pPr>
+            <w:r>
+              <w:rPr>
+                <w:rFonts w:ascii="TH Sarabun New" w:cs="TH Sarabun New" w:eastAsia="TH Sarabun New" w:hAnsi="TH Sarabun New"/>
+                <w:b w:val="false"/>
+                <w:bCs w:val="false"/>
+                <w:sz w:val="28"/>
+                <w:szCs w:val="28"/>
+              </w:rPr>
+              <w:t xml:space="preserve">A · เฝ้าอากาศ + เตือน + รับทราบ</w:t>
+            </w:r>
+          </w:p>
+        </w:tc>
+        <w:tc>
+          <w:tcPr>
             <w:tcW w:type="dxa" w:w="2500"/>
             <w:tcBorders>
               <w:top w:val="single" w:color="BFBFBF" w:sz="4"/>
@@ -844,103 +967,7 @@
                 <w:sz w:val="28"/>
                 <w:szCs w:val="28"/>
               </w:rPr>
-              <w:t xml:space="preserve">1 · กล่องขนส่งผลไม้ห้องเย็น</w:t>
-            </w:r>
-          </w:p>
-        </w:tc>
-        <w:tc>
-          <w:tcPr>
-            <w:tcW w:type="dxa" w:w="2900"/>
-            <w:tcBorders>
-              <w:top w:val="single" w:color="BFBFBF" w:sz="4"/>
-              <w:left w:val="single" w:color="BFBFBF" w:sz="4"/>
-              <w:bottom w:val="single" w:color="BFBFBF" w:sz="4"/>
-              <w:right w:val="single" w:color="BFBFBF" w:sz="4"/>
-            </w:tcBorders>
-            <w:tcMar>
-              <w:top w:type="dxa" w:w="40"/>
-              <w:left w:type="dxa" w:w="100"/>
-              <w:bottom w:type="dxa" w:w="40"/>
-              <w:right w:type="dxa" w:w="100"/>
-            </w:tcMar>
-          </w:tcPr>
-          <w:p>
-            <w:pPr>
-              <w:spacing w:after="0"/>
-            </w:pPr>
-            <w:r>
-              <w:rPr>
-                <w:rFonts w:ascii="TH Sarabun New" w:cs="TH Sarabun New" w:eastAsia="TH Sarabun New" w:hAnsi="TH Sarabun New"/>
-                <w:b w:val="false"/>
-                <w:bCs w:val="false"/>
-                <w:sz w:val="28"/>
-                <w:szCs w:val="28"/>
-              </w:rPr>
-              <w:t xml:space="preserve">idea_1_cold_chain.py</w:t>
-            </w:r>
-          </w:p>
-        </w:tc>
-        <w:tc>
-          <w:tcPr>
-            <w:tcW w:type="dxa" w:w="2668"/>
-            <w:tcBorders>
-              <w:top w:val="single" w:color="BFBFBF" w:sz="4"/>
-              <w:left w:val="single" w:color="BFBFBF" w:sz="4"/>
-              <w:bottom w:val="single" w:color="BFBFBF" w:sz="4"/>
-              <w:right w:val="single" w:color="BFBFBF" w:sz="4"/>
-            </w:tcBorders>
-            <w:tcMar>
-              <w:top w:type="dxa" w:w="40"/>
-              <w:left w:type="dxa" w:w="100"/>
-              <w:bottom w:type="dxa" w:w="40"/>
-              <w:right w:type="dxa" w:w="100"/>
-            </w:tcMar>
-          </w:tcPr>
-          <w:p>
-            <w:pPr>
-              <w:spacing w:after="0"/>
-            </w:pPr>
-            <w:r>
-              <w:rPr>
-                <w:rFonts w:ascii="TH Sarabun New" w:cs="TH Sarabun New" w:eastAsia="TH Sarabun New" w:hAnsi="TH Sarabun New"/>
-                <w:b w:val="false"/>
-                <w:bCs w:val="false"/>
-                <w:sz w:val="28"/>
-                <w:szCs w:val="28"/>
-              </w:rPr>
-              <w:t xml:space="preserve">เตือนกล่องร้อนเกิน · กดรับทราบ</w:t>
-            </w:r>
-          </w:p>
-        </w:tc>
-        <w:tc>
-          <w:tcPr>
-            <w:tcW w:type="dxa" w:w="2300"/>
-            <w:tcBorders>
-              <w:top w:val="single" w:color="BFBFBF" w:sz="4"/>
-              <w:left w:val="single" w:color="BFBFBF" w:sz="4"/>
-              <w:bottom w:val="single" w:color="BFBFBF" w:sz="4"/>
-              <w:right w:val="single" w:color="BFBFBF" w:sz="4"/>
-            </w:tcBorders>
-            <w:tcMar>
-              <w:top w:type="dxa" w:w="40"/>
-              <w:left w:type="dxa" w:w="100"/>
-              <w:bottom w:type="dxa" w:w="40"/>
-              <w:right w:type="dxa" w:w="100"/>
-            </w:tcMar>
-          </w:tcPr>
-          <w:p>
-            <w:pPr>
-              <w:spacing w:after="0"/>
-            </w:pPr>
-            <w:r>
-              <w:rPr>
-                <w:rFonts w:ascii="TH Sarabun New" w:cs="TH Sarabun New" w:eastAsia="TH Sarabun New" w:hAnsi="TH Sarabun New"/>
-                <w:b w:val="false"/>
-                <w:bCs w:val="false"/>
-                <w:sz w:val="28"/>
-                <w:szCs w:val="28"/>
-              </w:rPr>
-              <w:t xml:space="preserve">idea_web.html?idea=1</w:t>
+              <w:t xml:space="preserve">idea_1 · idea_web.html?idea=1</w:t>
             </w:r>
           </w:p>
         </w:tc>
@@ -948,6 +975,102 @@
       <w:tr>
         <w:tc>
           <w:tcPr>
+            <w:tcW w:type="dxa" w:w="900"/>
+            <w:tcBorders>
+              <w:top w:val="single" w:color="BFBFBF" w:sz="4"/>
+              <w:left w:val="single" w:color="BFBFBF" w:sz="4"/>
+              <w:bottom w:val="single" w:color="BFBFBF" w:sz="4"/>
+              <w:right w:val="single" w:color="BFBFBF" w:sz="4"/>
+            </w:tcBorders>
+            <w:tcMar>
+              <w:top w:type="dxa" w:w="40"/>
+              <w:left w:type="dxa" w:w="100"/>
+              <w:bottom w:type="dxa" w:w="40"/>
+              <w:right w:type="dxa" w:w="100"/>
+            </w:tcMar>
+          </w:tcPr>
+          <w:p>
+            <w:pPr>
+              <w:spacing w:after="0"/>
+            </w:pPr>
+            <w:r>
+              <w:rPr>
+                <w:rFonts w:ascii="TH Sarabun New" w:cs="TH Sarabun New" w:eastAsia="TH Sarabun New" w:hAnsi="TH Sarabun New"/>
+                <w:b w:val="false"/>
+                <w:bCs w:val="false"/>
+                <w:sz w:val="28"/>
+                <w:szCs w:val="28"/>
+              </w:rPr>
+              <w:t xml:space="preserve">2</w:t>
+            </w:r>
+          </w:p>
+        </w:tc>
+        <w:tc>
+          <w:tcPr>
+            <w:tcW w:type="dxa" w:w="3600"/>
+            <w:tcBorders>
+              <w:top w:val="single" w:color="BFBFBF" w:sz="4"/>
+              <w:left w:val="single" w:color="BFBFBF" w:sz="4"/>
+              <w:bottom w:val="single" w:color="BFBFBF" w:sz="4"/>
+              <w:right w:val="single" w:color="BFBFBF" w:sz="4"/>
+            </w:tcBorders>
+            <w:tcMar>
+              <w:top w:type="dxa" w:w="40"/>
+              <w:left w:type="dxa" w:w="100"/>
+              <w:bottom w:type="dxa" w:w="40"/>
+              <w:right w:type="dxa" w:w="100"/>
+            </w:tcMar>
+          </w:tcPr>
+          <w:p>
+            <w:pPr>
+              <w:spacing w:after="0"/>
+            </w:pPr>
+            <w:r>
+              <w:rPr>
+                <w:rFonts w:ascii="TH Sarabun New" w:cs="TH Sarabun New" w:eastAsia="TH Sarabun New" w:hAnsi="TH Sarabun New"/>
+                <w:b w:val="false"/>
+                <w:bCs w:val="false"/>
+                <w:sz w:val="28"/>
+                <w:szCs w:val="28"/>
+              </w:rPr>
+              <w:t xml:space="preserve">รถส่งผลผลิตถึงตลาด</w:t>
+            </w:r>
+          </w:p>
+        </w:tc>
+        <w:tc>
+          <w:tcPr>
+            <w:tcW w:type="dxa" w:w="3368"/>
+            <w:tcBorders>
+              <w:top w:val="single" w:color="BFBFBF" w:sz="4"/>
+              <w:left w:val="single" w:color="BFBFBF" w:sz="4"/>
+              <w:bottom w:val="single" w:color="BFBFBF" w:sz="4"/>
+              <w:right w:val="single" w:color="BFBFBF" w:sz="4"/>
+            </w:tcBorders>
+            <w:tcMar>
+              <w:top w:type="dxa" w:w="40"/>
+              <w:left w:type="dxa" w:w="100"/>
+              <w:bottom w:type="dxa" w:w="40"/>
+              <w:right w:type="dxa" w:w="100"/>
+            </w:tcMar>
+          </w:tcPr>
+          <w:p>
+            <w:pPr>
+              <w:spacing w:after="0"/>
+            </w:pPr>
+            <w:r>
+              <w:rPr>
+                <w:rFonts w:ascii="TH Sarabun New" w:cs="TH Sarabun New" w:eastAsia="TH Sarabun New" w:hAnsi="TH Sarabun New"/>
+                <w:b w:val="false"/>
+                <w:bCs w:val="false"/>
+                <w:sz w:val="28"/>
+                <w:szCs w:val="28"/>
+              </w:rPr>
+              <w:t xml:space="preserve">A · เฝ้าอากาศ + เตือน + รับทราบ</w:t>
+            </w:r>
+          </w:p>
+        </w:tc>
+        <w:tc>
+          <w:tcPr>
             <w:tcW w:type="dxa" w:w="2500"/>
             <w:tcBorders>
               <w:top w:val="single" w:color="BFBFBF" w:sz="4"/>
@@ -974,103 +1097,7 @@
                 <w:sz w:val="28"/>
                 <w:szCs w:val="28"/>
               </w:rPr>
-              <w:t xml:space="preserve">2 · รถส่งผลผลิตถึงตลาด</w:t>
-            </w:r>
-          </w:p>
-        </w:tc>
-        <w:tc>
-          <w:tcPr>
-            <w:tcW w:type="dxa" w:w="2900"/>
-            <w:tcBorders>
-              <w:top w:val="single" w:color="BFBFBF" w:sz="4"/>
-              <w:left w:val="single" w:color="BFBFBF" w:sz="4"/>
-              <w:bottom w:val="single" w:color="BFBFBF" w:sz="4"/>
-              <w:right w:val="single" w:color="BFBFBF" w:sz="4"/>
-            </w:tcBorders>
-            <w:tcMar>
-              <w:top w:type="dxa" w:w="40"/>
-              <w:left w:type="dxa" w:w="100"/>
-              <w:bottom w:type="dxa" w:w="40"/>
-              <w:right w:type="dxa" w:w="100"/>
-            </w:tcMar>
-          </w:tcPr>
-          <w:p>
-            <w:pPr>
-              <w:spacing w:after="0"/>
-            </w:pPr>
-            <w:r>
-              <w:rPr>
-                <w:rFonts w:ascii="TH Sarabun New" w:cs="TH Sarabun New" w:eastAsia="TH Sarabun New" w:hAnsi="TH Sarabun New"/>
-                <w:b w:val="false"/>
-                <w:bCs w:val="false"/>
-                <w:sz w:val="28"/>
-                <w:szCs w:val="28"/>
-              </w:rPr>
-              <w:t xml:space="preserve">idea_2_delivery.py</w:t>
-            </w:r>
-          </w:p>
-        </w:tc>
-        <w:tc>
-          <w:tcPr>
-            <w:tcW w:type="dxa" w:w="2668"/>
-            <w:tcBorders>
-              <w:top w:val="single" w:color="BFBFBF" w:sz="4"/>
-              <w:left w:val="single" w:color="BFBFBF" w:sz="4"/>
-              <w:bottom w:val="single" w:color="BFBFBF" w:sz="4"/>
-              <w:right w:val="single" w:color="BFBFBF" w:sz="4"/>
-            </w:tcBorders>
-            <w:tcMar>
-              <w:top w:type="dxa" w:w="40"/>
-              <w:left w:type="dxa" w:w="100"/>
-              <w:bottom w:type="dxa" w:w="40"/>
-              <w:right w:type="dxa" w:w="100"/>
-            </w:tcMar>
-          </w:tcPr>
-          <w:p>
-            <w:pPr>
-              <w:spacing w:after="0"/>
-            </w:pPr>
-            <w:r>
-              <w:rPr>
-                <w:rFonts w:ascii="TH Sarabun New" w:cs="TH Sarabun New" w:eastAsia="TH Sarabun New" w:hAnsi="TH Sarabun New"/>
-                <w:b w:val="false"/>
-                <w:bCs w:val="false"/>
-                <w:sz w:val="28"/>
-                <w:szCs w:val="28"/>
-              </w:rPr>
-              <w:t xml:space="preserve">ดูอุณหภูมิกระบะ · ลูกค้ากดรับของ</w:t>
-            </w:r>
-          </w:p>
-        </w:tc>
-        <w:tc>
-          <w:tcPr>
-            <w:tcW w:type="dxa" w:w="2300"/>
-            <w:tcBorders>
-              <w:top w:val="single" w:color="BFBFBF" w:sz="4"/>
-              <w:left w:val="single" w:color="BFBFBF" w:sz="4"/>
-              <w:bottom w:val="single" w:color="BFBFBF" w:sz="4"/>
-              <w:right w:val="single" w:color="BFBFBF" w:sz="4"/>
-            </w:tcBorders>
-            <w:tcMar>
-              <w:top w:type="dxa" w:w="40"/>
-              <w:left w:type="dxa" w:w="100"/>
-              <w:bottom w:type="dxa" w:w="40"/>
-              <w:right w:type="dxa" w:w="100"/>
-            </w:tcMar>
-          </w:tcPr>
-          <w:p>
-            <w:pPr>
-              <w:spacing w:after="0"/>
-            </w:pPr>
-            <w:r>
-              <w:rPr>
-                <w:rFonts w:ascii="TH Sarabun New" w:cs="TH Sarabun New" w:eastAsia="TH Sarabun New" w:hAnsi="TH Sarabun New"/>
-                <w:b w:val="false"/>
-                <w:bCs w:val="false"/>
-                <w:sz w:val="28"/>
-                <w:szCs w:val="28"/>
-              </w:rPr>
-              <w:t xml:space="preserve">idea_web.html?idea=2</w:t>
+              <w:t xml:space="preserve">idea_2 · idea_web.html?idea=2</w:t>
             </w:r>
           </w:p>
         </w:tc>
@@ -1078,6 +1105,102 @@
       <w:tr>
         <w:tc>
           <w:tcPr>
+            <w:tcW w:type="dxa" w:w="900"/>
+            <w:tcBorders>
+              <w:top w:val="single" w:color="BFBFBF" w:sz="4"/>
+              <w:left w:val="single" w:color="BFBFBF" w:sz="4"/>
+              <w:bottom w:val="single" w:color="BFBFBF" w:sz="4"/>
+              <w:right w:val="single" w:color="BFBFBF" w:sz="4"/>
+            </w:tcBorders>
+            <w:tcMar>
+              <w:top w:type="dxa" w:w="40"/>
+              <w:left w:type="dxa" w:w="100"/>
+              <w:bottom w:type="dxa" w:w="40"/>
+              <w:right w:type="dxa" w:w="100"/>
+            </w:tcMar>
+          </w:tcPr>
+          <w:p>
+            <w:pPr>
+              <w:spacing w:after="0"/>
+            </w:pPr>
+            <w:r>
+              <w:rPr>
+                <w:rFonts w:ascii="TH Sarabun New" w:cs="TH Sarabun New" w:eastAsia="TH Sarabun New" w:hAnsi="TH Sarabun New"/>
+                <w:b w:val="false"/>
+                <w:bCs w:val="false"/>
+                <w:sz w:val="28"/>
+                <w:szCs w:val="28"/>
+              </w:rPr>
+              <w:t xml:space="preserve">3</w:t>
+            </w:r>
+          </w:p>
+        </w:tc>
+        <w:tc>
+          <w:tcPr>
+            <w:tcW w:type="dxa" w:w="3600"/>
+            <w:tcBorders>
+              <w:top w:val="single" w:color="BFBFBF" w:sz="4"/>
+              <w:left w:val="single" w:color="BFBFBF" w:sz="4"/>
+              <w:bottom w:val="single" w:color="BFBFBF" w:sz="4"/>
+              <w:right w:val="single" w:color="BFBFBF" w:sz="4"/>
+            </w:tcBorders>
+            <w:tcMar>
+              <w:top w:type="dxa" w:w="40"/>
+              <w:left w:type="dxa" w:w="100"/>
+              <w:bottom w:type="dxa" w:w="40"/>
+              <w:right w:type="dxa" w:w="100"/>
+            </w:tcMar>
+          </w:tcPr>
+          <w:p>
+            <w:pPr>
+              <w:spacing w:after="0"/>
+            </w:pPr>
+            <w:r>
+              <w:rPr>
+                <w:rFonts w:ascii="TH Sarabun New" w:cs="TH Sarabun New" w:eastAsia="TH Sarabun New" w:hAnsi="TH Sarabun New"/>
+                <w:b w:val="false"/>
+                <w:bCs w:val="false"/>
+                <w:sz w:val="28"/>
+                <w:szCs w:val="28"/>
+              </w:rPr>
+              <w:t xml:space="preserve">ไซโลข้าวเปลือก</w:t>
+            </w:r>
+          </w:p>
+        </w:tc>
+        <w:tc>
+          <w:tcPr>
+            <w:tcW w:type="dxa" w:w="3368"/>
+            <w:tcBorders>
+              <w:top w:val="single" w:color="BFBFBF" w:sz="4"/>
+              <w:left w:val="single" w:color="BFBFBF" w:sz="4"/>
+              <w:bottom w:val="single" w:color="BFBFBF" w:sz="4"/>
+              <w:right w:val="single" w:color="BFBFBF" w:sz="4"/>
+            </w:tcBorders>
+            <w:tcMar>
+              <w:top w:type="dxa" w:w="40"/>
+              <w:left w:type="dxa" w:w="100"/>
+              <w:bottom w:type="dxa" w:w="40"/>
+              <w:right w:type="dxa" w:w="100"/>
+            </w:tcMar>
+          </w:tcPr>
+          <w:p>
+            <w:pPr>
+              <w:spacing w:after="0"/>
+            </w:pPr>
+            <w:r>
+              <w:rPr>
+                <w:rFonts w:ascii="TH Sarabun New" w:cs="TH Sarabun New" w:eastAsia="TH Sarabun New" w:hAnsi="TH Sarabun New"/>
+                <w:b w:val="false"/>
+                <w:bCs w:val="false"/>
+                <w:sz w:val="28"/>
+                <w:szCs w:val="28"/>
+              </w:rPr>
+              <w:t xml:space="preserve">A · เฝ้าอากาศ + เตือน + รับทราบ</w:t>
+            </w:r>
+          </w:p>
+        </w:tc>
+        <w:tc>
+          <w:tcPr>
             <w:tcW w:type="dxa" w:w="2500"/>
             <w:tcBorders>
               <w:top w:val="single" w:color="BFBFBF" w:sz="4"/>
@@ -1104,103 +1227,7 @@
                 <w:sz w:val="28"/>
                 <w:szCs w:val="28"/>
               </w:rPr>
-              <w:t xml:space="preserve">3 · ไซโลข้าวเปลือก</w:t>
-            </w:r>
-          </w:p>
-        </w:tc>
-        <w:tc>
-          <w:tcPr>
-            <w:tcW w:type="dxa" w:w="2900"/>
-            <w:tcBorders>
-              <w:top w:val="single" w:color="BFBFBF" w:sz="4"/>
-              <w:left w:val="single" w:color="BFBFBF" w:sz="4"/>
-              <w:bottom w:val="single" w:color="BFBFBF" w:sz="4"/>
-              <w:right w:val="single" w:color="BFBFBF" w:sz="4"/>
-            </w:tcBorders>
-            <w:tcMar>
-              <w:top w:type="dxa" w:w="40"/>
-              <w:left w:type="dxa" w:w="100"/>
-              <w:bottom w:type="dxa" w:w="40"/>
-              <w:right w:type="dxa" w:w="100"/>
-            </w:tcMar>
-          </w:tcPr>
-          <w:p>
-            <w:pPr>
-              <w:spacing w:after="0"/>
-            </w:pPr>
-            <w:r>
-              <w:rPr>
-                <w:rFonts w:ascii="TH Sarabun New" w:cs="TH Sarabun New" w:eastAsia="TH Sarabun New" w:hAnsi="TH Sarabun New"/>
-                <w:b w:val="false"/>
-                <w:bCs w:val="false"/>
-                <w:sz w:val="28"/>
-                <w:szCs w:val="28"/>
-              </w:rPr>
-              <w:t xml:space="preserve">idea_3_silo.py</w:t>
-            </w:r>
-          </w:p>
-        </w:tc>
-        <w:tc>
-          <w:tcPr>
-            <w:tcW w:type="dxa" w:w="2668"/>
-            <w:tcBorders>
-              <w:top w:val="single" w:color="BFBFBF" w:sz="4"/>
-              <w:left w:val="single" w:color="BFBFBF" w:sz="4"/>
-              <w:bottom w:val="single" w:color="BFBFBF" w:sz="4"/>
-              <w:right w:val="single" w:color="BFBFBF" w:sz="4"/>
-            </w:tcBorders>
-            <w:tcMar>
-              <w:top w:type="dxa" w:w="40"/>
-              <w:left w:type="dxa" w:w="100"/>
-              <w:bottom w:type="dxa" w:w="40"/>
-              <w:right w:type="dxa" w:w="100"/>
-            </w:tcMar>
-          </w:tcPr>
-          <w:p>
-            <w:pPr>
-              <w:spacing w:after="0"/>
-            </w:pPr>
-            <w:r>
-              <w:rPr>
-                <w:rFonts w:ascii="TH Sarabun New" w:cs="TH Sarabun New" w:eastAsia="TH Sarabun New" w:hAnsi="TH Sarabun New"/>
-                <w:b w:val="false"/>
-                <w:bCs w:val="false"/>
-                <w:sz w:val="28"/>
-                <w:szCs w:val="28"/>
-              </w:rPr>
-              <w:t xml:space="preserve">เตือนความชื้นในไซโลสูง</w:t>
-            </w:r>
-          </w:p>
-        </w:tc>
-        <w:tc>
-          <w:tcPr>
-            <w:tcW w:type="dxa" w:w="2300"/>
-            <w:tcBorders>
-              <w:top w:val="single" w:color="BFBFBF" w:sz="4"/>
-              <w:left w:val="single" w:color="BFBFBF" w:sz="4"/>
-              <w:bottom w:val="single" w:color="BFBFBF" w:sz="4"/>
-              <w:right w:val="single" w:color="BFBFBF" w:sz="4"/>
-            </w:tcBorders>
-            <w:tcMar>
-              <w:top w:type="dxa" w:w="40"/>
-              <w:left w:type="dxa" w:w="100"/>
-              <w:bottom w:type="dxa" w:w="40"/>
-              <w:right w:type="dxa" w:w="100"/>
-            </w:tcMar>
-          </w:tcPr>
-          <w:p>
-            <w:pPr>
-              <w:spacing w:after="0"/>
-            </w:pPr>
-            <w:r>
-              <w:rPr>
-                <w:rFonts w:ascii="TH Sarabun New" w:cs="TH Sarabun New" w:eastAsia="TH Sarabun New" w:hAnsi="TH Sarabun New"/>
-                <w:b w:val="false"/>
-                <w:bCs w:val="false"/>
-                <w:sz w:val="28"/>
-                <w:szCs w:val="28"/>
-              </w:rPr>
-              <w:t xml:space="preserve">idea_web.html?idea=3</w:t>
+              <w:t xml:space="preserve">idea_3 · idea_web.html?idea=3</w:t>
             </w:r>
           </w:p>
         </w:tc>
@@ -1208,6 +1235,102 @@
       <w:tr>
         <w:tc>
           <w:tcPr>
+            <w:tcW w:type="dxa" w:w="900"/>
+            <w:tcBorders>
+              <w:top w:val="single" w:color="BFBFBF" w:sz="4"/>
+              <w:left w:val="single" w:color="BFBFBF" w:sz="4"/>
+              <w:bottom w:val="single" w:color="BFBFBF" w:sz="4"/>
+              <w:right w:val="single" w:color="BFBFBF" w:sz="4"/>
+            </w:tcBorders>
+            <w:tcMar>
+              <w:top w:type="dxa" w:w="40"/>
+              <w:left w:type="dxa" w:w="100"/>
+              <w:bottom w:type="dxa" w:w="40"/>
+              <w:right w:type="dxa" w:w="100"/>
+            </w:tcMar>
+          </w:tcPr>
+          <w:p>
+            <w:pPr>
+              <w:spacing w:after="0"/>
+            </w:pPr>
+            <w:r>
+              <w:rPr>
+                <w:rFonts w:ascii="TH Sarabun New" w:cs="TH Sarabun New" w:eastAsia="TH Sarabun New" w:hAnsi="TH Sarabun New"/>
+                <w:b w:val="false"/>
+                <w:bCs w:val="false"/>
+                <w:sz w:val="28"/>
+                <w:szCs w:val="28"/>
+              </w:rPr>
+              <w:t xml:space="preserve">8</w:t>
+            </w:r>
+          </w:p>
+        </w:tc>
+        <w:tc>
+          <w:tcPr>
+            <w:tcW w:type="dxa" w:w="3600"/>
+            <w:tcBorders>
+              <w:top w:val="single" w:color="BFBFBF" w:sz="4"/>
+              <w:left w:val="single" w:color="BFBFBF" w:sz="4"/>
+              <w:bottom w:val="single" w:color="BFBFBF" w:sz="4"/>
+              <w:right w:val="single" w:color="BFBFBF" w:sz="4"/>
+            </w:tcBorders>
+            <w:tcMar>
+              <w:top w:type="dxa" w:w="40"/>
+              <w:left w:type="dxa" w:w="100"/>
+              <w:bottom w:type="dxa" w:w="40"/>
+              <w:right w:type="dxa" w:w="100"/>
+            </w:tcMar>
+          </w:tcPr>
+          <w:p>
+            <w:pPr>
+              <w:spacing w:after="0"/>
+            </w:pPr>
+            <w:r>
+              <w:rPr>
+                <w:rFonts w:ascii="TH Sarabun New" w:cs="TH Sarabun New" w:eastAsia="TH Sarabun New" w:hAnsi="TH Sarabun New"/>
+                <w:b w:val="false"/>
+                <w:bCs w:val="false"/>
+                <w:sz w:val="28"/>
+                <w:szCs w:val="28"/>
+              </w:rPr>
+              <w:t xml:space="preserve">เล้าไก่กันความเครียดฝูง</w:t>
+            </w:r>
+          </w:p>
+        </w:tc>
+        <w:tc>
+          <w:tcPr>
+            <w:tcW w:type="dxa" w:w="3368"/>
+            <w:tcBorders>
+              <w:top w:val="single" w:color="BFBFBF" w:sz="4"/>
+              <w:left w:val="single" w:color="BFBFBF" w:sz="4"/>
+              <w:bottom w:val="single" w:color="BFBFBF" w:sz="4"/>
+              <w:right w:val="single" w:color="BFBFBF" w:sz="4"/>
+            </w:tcBorders>
+            <w:tcMar>
+              <w:top w:type="dxa" w:w="40"/>
+              <w:left w:type="dxa" w:w="100"/>
+              <w:bottom w:type="dxa" w:w="40"/>
+              <w:right w:type="dxa" w:w="100"/>
+            </w:tcMar>
+          </w:tcPr>
+          <w:p>
+            <w:pPr>
+              <w:spacing w:after="0"/>
+            </w:pPr>
+            <w:r>
+              <w:rPr>
+                <w:rFonts w:ascii="TH Sarabun New" w:cs="TH Sarabun New" w:eastAsia="TH Sarabun New" w:hAnsi="TH Sarabun New"/>
+                <w:b w:val="false"/>
+                <w:bCs w:val="false"/>
+                <w:sz w:val="28"/>
+                <w:szCs w:val="28"/>
+              </w:rPr>
+              <w:t xml:space="preserve">A · เฝ้าอากาศ + เตือน + รับทราบ</w:t>
+            </w:r>
+          </w:p>
+        </w:tc>
+        <w:tc>
+          <w:tcPr>
             <w:tcW w:type="dxa" w:w="2500"/>
             <w:tcBorders>
               <w:top w:val="single" w:color="BFBFBF" w:sz="4"/>
@@ -1234,103 +1357,7 @@
                 <w:sz w:val="28"/>
                 <w:szCs w:val="28"/>
               </w:rPr>
-              <w:t xml:space="preserve">4 · โรงเรือนอัจฉริยะ</w:t>
-            </w:r>
-          </w:p>
-        </w:tc>
-        <w:tc>
-          <w:tcPr>
-            <w:tcW w:type="dxa" w:w="2900"/>
-            <w:tcBorders>
-              <w:top w:val="single" w:color="BFBFBF" w:sz="4"/>
-              <w:left w:val="single" w:color="BFBFBF" w:sz="4"/>
-              <w:bottom w:val="single" w:color="BFBFBF" w:sz="4"/>
-              <w:right w:val="single" w:color="BFBFBF" w:sz="4"/>
-            </w:tcBorders>
-            <w:tcMar>
-              <w:top w:type="dxa" w:w="40"/>
-              <w:left w:type="dxa" w:w="100"/>
-              <w:bottom w:type="dxa" w:w="40"/>
-              <w:right w:type="dxa" w:w="100"/>
-            </w:tcMar>
-          </w:tcPr>
-          <w:p>
-            <w:pPr>
-              <w:spacing w:after="0"/>
-            </w:pPr>
-            <w:r>
-              <w:rPr>
-                <w:rFonts w:ascii="TH Sarabun New" w:cs="TH Sarabun New" w:eastAsia="TH Sarabun New" w:hAnsi="TH Sarabun New"/>
-                <w:b w:val="false"/>
-                <w:bCs w:val="false"/>
-                <w:sz w:val="28"/>
-                <w:szCs w:val="28"/>
-              </w:rPr>
-              <w:t xml:space="preserve">idea_4_greenhouse.py</w:t>
-            </w:r>
-          </w:p>
-        </w:tc>
-        <w:tc>
-          <w:tcPr>
-            <w:tcW w:type="dxa" w:w="2668"/>
-            <w:tcBorders>
-              <w:top w:val="single" w:color="BFBFBF" w:sz="4"/>
-              <w:left w:val="single" w:color="BFBFBF" w:sz="4"/>
-              <w:bottom w:val="single" w:color="BFBFBF" w:sz="4"/>
-              <w:right w:val="single" w:color="BFBFBF" w:sz="4"/>
-            </w:tcBorders>
-            <w:tcMar>
-              <w:top w:type="dxa" w:w="40"/>
-              <w:left w:type="dxa" w:w="100"/>
-              <w:bottom w:type="dxa" w:w="40"/>
-              <w:right w:type="dxa" w:w="100"/>
-            </w:tcMar>
-          </w:tcPr>
-          <w:p>
-            <w:pPr>
-              <w:spacing w:after="0"/>
-            </w:pPr>
-            <w:r>
-              <w:rPr>
-                <w:rFonts w:ascii="TH Sarabun New" w:cs="TH Sarabun New" w:eastAsia="TH Sarabun New" w:hAnsi="TH Sarabun New"/>
-                <w:b w:val="false"/>
-                <w:bCs w:val="false"/>
-                <w:sz w:val="28"/>
-                <w:szCs w:val="28"/>
-              </w:rPr>
-              <w:t xml:space="preserve">ดินแห้ง (จำลอง) · สั่งรดน้ำจากมือถือ</w:t>
-            </w:r>
-          </w:p>
-        </w:tc>
-        <w:tc>
-          <w:tcPr>
-            <w:tcW w:type="dxa" w:w="2300"/>
-            <w:tcBorders>
-              <w:top w:val="single" w:color="BFBFBF" w:sz="4"/>
-              <w:left w:val="single" w:color="BFBFBF" w:sz="4"/>
-              <w:bottom w:val="single" w:color="BFBFBF" w:sz="4"/>
-              <w:right w:val="single" w:color="BFBFBF" w:sz="4"/>
-            </w:tcBorders>
-            <w:tcMar>
-              <w:top w:type="dxa" w:w="40"/>
-              <w:left w:type="dxa" w:w="100"/>
-              <w:bottom w:type="dxa" w:w="40"/>
-              <w:right w:type="dxa" w:w="100"/>
-            </w:tcMar>
-          </w:tcPr>
-          <w:p>
-            <w:pPr>
-              <w:spacing w:after="0"/>
-            </w:pPr>
-            <w:r>
-              <w:rPr>
-                <w:rFonts w:ascii="TH Sarabun New" w:cs="TH Sarabun New" w:eastAsia="TH Sarabun New" w:hAnsi="TH Sarabun New"/>
-                <w:b w:val="false"/>
-                <w:bCs w:val="false"/>
-                <w:sz w:val="28"/>
-                <w:szCs w:val="28"/>
-              </w:rPr>
-              <w:t xml:space="preserve">idea_web.html?idea=4</w:t>
+              <w:t xml:space="preserve">idea_8 · idea_web.html?idea=8</w:t>
             </w:r>
           </w:p>
         </w:tc>
@@ -1338,6 +1365,102 @@
       <w:tr>
         <w:tc>
           <w:tcPr>
+            <w:tcW w:type="dxa" w:w="900"/>
+            <w:tcBorders>
+              <w:top w:val="single" w:color="BFBFBF" w:sz="4"/>
+              <w:left w:val="single" w:color="BFBFBF" w:sz="4"/>
+              <w:bottom w:val="single" w:color="BFBFBF" w:sz="4"/>
+              <w:right w:val="single" w:color="BFBFBF" w:sz="4"/>
+            </w:tcBorders>
+            <w:tcMar>
+              <w:top w:type="dxa" w:w="40"/>
+              <w:left w:type="dxa" w:w="100"/>
+              <w:bottom w:type="dxa" w:w="40"/>
+              <w:right w:type="dxa" w:w="100"/>
+            </w:tcMar>
+          </w:tcPr>
+          <w:p>
+            <w:pPr>
+              <w:spacing w:after="0"/>
+            </w:pPr>
+            <w:r>
+              <w:rPr>
+                <w:rFonts w:ascii="TH Sarabun New" w:cs="TH Sarabun New" w:eastAsia="TH Sarabun New" w:hAnsi="TH Sarabun New"/>
+                <w:b w:val="false"/>
+                <w:bCs w:val="false"/>
+                <w:sz w:val="28"/>
+                <w:szCs w:val="28"/>
+              </w:rPr>
+              <w:t xml:space="preserve">9</w:t>
+            </w:r>
+          </w:p>
+        </w:tc>
+        <w:tc>
+          <w:tcPr>
+            <w:tcW w:type="dxa" w:w="3600"/>
+            <w:tcBorders>
+              <w:top w:val="single" w:color="BFBFBF" w:sz="4"/>
+              <w:left w:val="single" w:color="BFBFBF" w:sz="4"/>
+              <w:bottom w:val="single" w:color="BFBFBF" w:sz="4"/>
+              <w:right w:val="single" w:color="BFBFBF" w:sz="4"/>
+            </w:tcBorders>
+            <w:tcMar>
+              <w:top w:type="dxa" w:w="40"/>
+              <w:left w:type="dxa" w:w="100"/>
+              <w:bottom w:type="dxa" w:w="40"/>
+              <w:right w:type="dxa" w:w="100"/>
+            </w:tcMar>
+          </w:tcPr>
+          <w:p>
+            <w:pPr>
+              <w:spacing w:after="0"/>
+            </w:pPr>
+            <w:r>
+              <w:rPr>
+                <w:rFonts w:ascii="TH Sarabun New" w:cs="TH Sarabun New" w:eastAsia="TH Sarabun New" w:hAnsi="TH Sarabun New"/>
+                <w:b w:val="false"/>
+                <w:bCs w:val="false"/>
+                <w:sz w:val="28"/>
+                <w:szCs w:val="28"/>
+              </w:rPr>
+              <w:t xml:space="preserve">โรงเพาะเห็ด</w:t>
+            </w:r>
+          </w:p>
+        </w:tc>
+        <w:tc>
+          <w:tcPr>
+            <w:tcW w:type="dxa" w:w="3368"/>
+            <w:tcBorders>
+              <w:top w:val="single" w:color="BFBFBF" w:sz="4"/>
+              <w:left w:val="single" w:color="BFBFBF" w:sz="4"/>
+              <w:bottom w:val="single" w:color="BFBFBF" w:sz="4"/>
+              <w:right w:val="single" w:color="BFBFBF" w:sz="4"/>
+            </w:tcBorders>
+            <w:tcMar>
+              <w:top w:type="dxa" w:w="40"/>
+              <w:left w:type="dxa" w:w="100"/>
+              <w:bottom w:type="dxa" w:w="40"/>
+              <w:right w:type="dxa" w:w="100"/>
+            </w:tcMar>
+          </w:tcPr>
+          <w:p>
+            <w:pPr>
+              <w:spacing w:after="0"/>
+            </w:pPr>
+            <w:r>
+              <w:rPr>
+                <w:rFonts w:ascii="TH Sarabun New" w:cs="TH Sarabun New" w:eastAsia="TH Sarabun New" w:hAnsi="TH Sarabun New"/>
+                <w:b w:val="false"/>
+                <w:bCs w:val="false"/>
+                <w:sz w:val="28"/>
+                <w:szCs w:val="28"/>
+              </w:rPr>
+              <w:t xml:space="preserve">A · เฝ้าอากาศ + เตือน + รับทราบ</w:t>
+            </w:r>
+          </w:p>
+        </w:tc>
+        <w:tc>
+          <w:tcPr>
             <w:tcW w:type="dxa" w:w="2500"/>
             <w:tcBorders>
               <w:top w:val="single" w:color="BFBFBF" w:sz="4"/>
@@ -1364,103 +1487,7 @@
                 <w:sz w:val="28"/>
                 <w:szCs w:val="28"/>
               </w:rPr>
-              <w:t xml:space="preserve">5 · คอกปศุสัตว์กลางคืน</w:t>
-            </w:r>
-          </w:p>
-        </w:tc>
-        <w:tc>
-          <w:tcPr>
-            <w:tcW w:type="dxa" w:w="2900"/>
-            <w:tcBorders>
-              <w:top w:val="single" w:color="BFBFBF" w:sz="4"/>
-              <w:left w:val="single" w:color="BFBFBF" w:sz="4"/>
-              <w:bottom w:val="single" w:color="BFBFBF" w:sz="4"/>
-              <w:right w:val="single" w:color="BFBFBF" w:sz="4"/>
-            </w:tcBorders>
-            <w:tcMar>
-              <w:top w:type="dxa" w:w="40"/>
-              <w:left w:type="dxa" w:w="100"/>
-              <w:bottom w:type="dxa" w:w="40"/>
-              <w:right w:type="dxa" w:w="100"/>
-            </w:tcMar>
-          </w:tcPr>
-          <w:p>
-            <w:pPr>
-              <w:spacing w:after="0"/>
-            </w:pPr>
-            <w:r>
-              <w:rPr>
-                <w:rFonts w:ascii="TH Sarabun New" w:cs="TH Sarabun New" w:eastAsia="TH Sarabun New" w:hAnsi="TH Sarabun New"/>
-                <w:b w:val="false"/>
-                <w:bCs w:val="false"/>
-                <w:sz w:val="28"/>
-                <w:szCs w:val="28"/>
-              </w:rPr>
-              <w:t xml:space="preserve">idea_5_night_pen.py</w:t>
-            </w:r>
-          </w:p>
-        </w:tc>
-        <w:tc>
-          <w:tcPr>
-            <w:tcW w:type="dxa" w:w="2668"/>
-            <w:tcBorders>
-              <w:top w:val="single" w:color="BFBFBF" w:sz="4"/>
-              <w:left w:val="single" w:color="BFBFBF" w:sz="4"/>
-              <w:bottom w:val="single" w:color="BFBFBF" w:sz="4"/>
-              <w:right w:val="single" w:color="BFBFBF" w:sz="4"/>
-            </w:tcBorders>
-            <w:tcMar>
-              <w:top w:type="dxa" w:w="40"/>
-              <w:left w:type="dxa" w:w="100"/>
-              <w:bottom w:type="dxa" w:w="40"/>
-              <w:right w:type="dxa" w:w="100"/>
-            </w:tcMar>
-          </w:tcPr>
-          <w:p>
-            <w:pPr>
-              <w:spacing w:after="0"/>
-            </w:pPr>
-            <w:r>
-              <w:rPr>
-                <w:rFonts w:ascii="TH Sarabun New" w:cs="TH Sarabun New" w:eastAsia="TH Sarabun New" w:hAnsi="TH Sarabun New"/>
-                <w:b w:val="false"/>
-                <w:bCs w:val="false"/>
-                <w:sz w:val="28"/>
-                <w:szCs w:val="28"/>
-              </w:rPr>
-              <w:t xml:space="preserve">เรดาร์จับผู้บุกรุก · ส่ง event</w:t>
-            </w:r>
-          </w:p>
-        </w:tc>
-        <w:tc>
-          <w:tcPr>
-            <w:tcW w:type="dxa" w:w="2300"/>
-            <w:tcBorders>
-              <w:top w:val="single" w:color="BFBFBF" w:sz="4"/>
-              <w:left w:val="single" w:color="BFBFBF" w:sz="4"/>
-              <w:bottom w:val="single" w:color="BFBFBF" w:sz="4"/>
-              <w:right w:val="single" w:color="BFBFBF" w:sz="4"/>
-            </w:tcBorders>
-            <w:tcMar>
-              <w:top w:type="dxa" w:w="40"/>
-              <w:left w:type="dxa" w:w="100"/>
-              <w:bottom w:type="dxa" w:w="40"/>
-              <w:right w:type="dxa" w:w="100"/>
-            </w:tcMar>
-          </w:tcPr>
-          <w:p>
-            <w:pPr>
-              <w:spacing w:after="0"/>
-            </w:pPr>
-            <w:r>
-              <w:rPr>
-                <w:rFonts w:ascii="TH Sarabun New" w:cs="TH Sarabun New" w:eastAsia="TH Sarabun New" w:hAnsi="TH Sarabun New"/>
-                <w:b w:val="false"/>
-                <w:bCs w:val="false"/>
-                <w:sz w:val="28"/>
-                <w:szCs w:val="28"/>
-              </w:rPr>
-              <w:t xml:space="preserve">idea_web.html?idea=5</w:t>
+              <w:t xml:space="preserve">idea_9 · idea_web.html?idea=9</w:t>
             </w:r>
           </w:p>
         </w:tc>
@@ -1468,6 +1495,102 @@
       <w:tr>
         <w:tc>
           <w:tcPr>
+            <w:tcW w:type="dxa" w:w="900"/>
+            <w:tcBorders>
+              <w:top w:val="single" w:color="BFBFBF" w:sz="4"/>
+              <w:left w:val="single" w:color="BFBFBF" w:sz="4"/>
+              <w:bottom w:val="single" w:color="BFBFBF" w:sz="4"/>
+              <w:right w:val="single" w:color="BFBFBF" w:sz="4"/>
+            </w:tcBorders>
+            <w:tcMar>
+              <w:top w:type="dxa" w:w="40"/>
+              <w:left w:type="dxa" w:w="100"/>
+              <w:bottom w:type="dxa" w:w="40"/>
+              <w:right w:type="dxa" w:w="100"/>
+            </w:tcMar>
+          </w:tcPr>
+          <w:p>
+            <w:pPr>
+              <w:spacing w:after="0"/>
+            </w:pPr>
+            <w:r>
+              <w:rPr>
+                <w:rFonts w:ascii="TH Sarabun New" w:cs="TH Sarabun New" w:eastAsia="TH Sarabun New" w:hAnsi="TH Sarabun New"/>
+                <w:b w:val="false"/>
+                <w:bCs w:val="false"/>
+                <w:sz w:val="28"/>
+                <w:szCs w:val="28"/>
+              </w:rPr>
+              <w:t xml:space="preserve">10</w:t>
+            </w:r>
+          </w:p>
+        </w:tc>
+        <w:tc>
+          <w:tcPr>
+            <w:tcW w:type="dxa" w:w="3600"/>
+            <w:tcBorders>
+              <w:top w:val="single" w:color="BFBFBF" w:sz="4"/>
+              <w:left w:val="single" w:color="BFBFBF" w:sz="4"/>
+              <w:bottom w:val="single" w:color="BFBFBF" w:sz="4"/>
+              <w:right w:val="single" w:color="BFBFBF" w:sz="4"/>
+            </w:tcBorders>
+            <w:tcMar>
+              <w:top w:type="dxa" w:w="40"/>
+              <w:left w:type="dxa" w:w="100"/>
+              <w:bottom w:type="dxa" w:w="40"/>
+              <w:right w:type="dxa" w:w="100"/>
+            </w:tcMar>
+          </w:tcPr>
+          <w:p>
+            <w:pPr>
+              <w:spacing w:after="0"/>
+            </w:pPr>
+            <w:r>
+              <w:rPr>
+                <w:rFonts w:ascii="TH Sarabun New" w:cs="TH Sarabun New" w:eastAsia="TH Sarabun New" w:hAnsi="TH Sarabun New"/>
+                <w:b w:val="false"/>
+                <w:bCs w:val="false"/>
+                <w:sz w:val="28"/>
+                <w:szCs w:val="28"/>
+              </w:rPr>
+              <w:t xml:space="preserve">ห้องบ่มกล้วย</w:t>
+            </w:r>
+          </w:p>
+        </w:tc>
+        <w:tc>
+          <w:tcPr>
+            <w:tcW w:type="dxa" w:w="3368"/>
+            <w:tcBorders>
+              <w:top w:val="single" w:color="BFBFBF" w:sz="4"/>
+              <w:left w:val="single" w:color="BFBFBF" w:sz="4"/>
+              <w:bottom w:val="single" w:color="BFBFBF" w:sz="4"/>
+              <w:right w:val="single" w:color="BFBFBF" w:sz="4"/>
+            </w:tcBorders>
+            <w:tcMar>
+              <w:top w:type="dxa" w:w="40"/>
+              <w:left w:type="dxa" w:w="100"/>
+              <w:bottom w:type="dxa" w:w="40"/>
+              <w:right w:type="dxa" w:w="100"/>
+            </w:tcMar>
+          </w:tcPr>
+          <w:p>
+            <w:pPr>
+              <w:spacing w:after="0"/>
+            </w:pPr>
+            <w:r>
+              <w:rPr>
+                <w:rFonts w:ascii="TH Sarabun New" w:cs="TH Sarabun New" w:eastAsia="TH Sarabun New" w:hAnsi="TH Sarabun New"/>
+                <w:b w:val="false"/>
+                <w:bCs w:val="false"/>
+                <w:sz w:val="28"/>
+                <w:szCs w:val="28"/>
+              </w:rPr>
+              <w:t xml:space="preserve">A · เฝ้าอากาศ + เตือน + รับทราบ</w:t>
+            </w:r>
+          </w:p>
+        </w:tc>
+        <w:tc>
+          <w:tcPr>
             <w:tcW w:type="dxa" w:w="2500"/>
             <w:tcBorders>
               <w:top w:val="single" w:color="BFBFBF" w:sz="4"/>
@@ -1494,103 +1617,7 @@
                 <w:sz w:val="28"/>
                 <w:szCs w:val="28"/>
               </w:rPr>
-              <w:t xml:space="preserve">6 · หอถังน้ำของฟาร์ม</w:t>
-            </w:r>
-          </w:p>
-        </w:tc>
-        <w:tc>
-          <w:tcPr>
-            <w:tcW w:type="dxa" w:w="2900"/>
-            <w:tcBorders>
-              <w:top w:val="single" w:color="BFBFBF" w:sz="4"/>
-              <w:left w:val="single" w:color="BFBFBF" w:sz="4"/>
-              <w:bottom w:val="single" w:color="BFBFBF" w:sz="4"/>
-              <w:right w:val="single" w:color="BFBFBF" w:sz="4"/>
-            </w:tcBorders>
-            <w:tcMar>
-              <w:top w:type="dxa" w:w="40"/>
-              <w:left w:type="dxa" w:w="100"/>
-              <w:bottom w:type="dxa" w:w="40"/>
-              <w:right w:type="dxa" w:w="100"/>
-            </w:tcMar>
-          </w:tcPr>
-          <w:p>
-            <w:pPr>
-              <w:spacing w:after="0"/>
-            </w:pPr>
-            <w:r>
-              <w:rPr>
-                <w:rFonts w:ascii="TH Sarabun New" w:cs="TH Sarabun New" w:eastAsia="TH Sarabun New" w:hAnsi="TH Sarabun New"/>
-                <w:b w:val="false"/>
-                <w:bCs w:val="false"/>
-                <w:sz w:val="28"/>
-                <w:szCs w:val="28"/>
-              </w:rPr>
-              <w:t xml:space="preserve">idea_6_water_tower.py</w:t>
-            </w:r>
-          </w:p>
-        </w:tc>
-        <w:tc>
-          <w:tcPr>
-            <w:tcW w:type="dxa" w:w="2668"/>
-            <w:tcBorders>
-              <w:top w:val="single" w:color="BFBFBF" w:sz="4"/>
-              <w:left w:val="single" w:color="BFBFBF" w:sz="4"/>
-              <w:bottom w:val="single" w:color="BFBFBF" w:sz="4"/>
-              <w:right w:val="single" w:color="BFBFBF" w:sz="4"/>
-            </w:tcBorders>
-            <w:tcMar>
-              <w:top w:type="dxa" w:w="40"/>
-              <w:left w:type="dxa" w:w="100"/>
-              <w:bottom w:type="dxa" w:w="40"/>
-              <w:right w:type="dxa" w:w="100"/>
-            </w:tcMar>
-          </w:tcPr>
-          <w:p>
-            <w:pPr>
-              <w:spacing w:after="0"/>
-            </w:pPr>
-            <w:r>
-              <w:rPr>
-                <w:rFonts w:ascii="TH Sarabun New" w:cs="TH Sarabun New" w:eastAsia="TH Sarabun New" w:hAnsi="TH Sarabun New"/>
-                <w:b w:val="false"/>
-                <w:bCs w:val="false"/>
-                <w:sz w:val="28"/>
-                <w:szCs w:val="28"/>
-              </w:rPr>
-              <w:t xml:space="preserve">ระดับน้ำ (จำลอง) · ปั๊มไม่เปิดเมื่อน้ำต่ำ</w:t>
-            </w:r>
-          </w:p>
-        </w:tc>
-        <w:tc>
-          <w:tcPr>
-            <w:tcW w:type="dxa" w:w="2300"/>
-            <w:tcBorders>
-              <w:top w:val="single" w:color="BFBFBF" w:sz="4"/>
-              <w:left w:val="single" w:color="BFBFBF" w:sz="4"/>
-              <w:bottom w:val="single" w:color="BFBFBF" w:sz="4"/>
-              <w:right w:val="single" w:color="BFBFBF" w:sz="4"/>
-            </w:tcBorders>
-            <w:tcMar>
-              <w:top w:type="dxa" w:w="40"/>
-              <w:left w:type="dxa" w:w="100"/>
-              <w:bottom w:type="dxa" w:w="40"/>
-              <w:right w:type="dxa" w:w="100"/>
-            </w:tcMar>
-          </w:tcPr>
-          <w:p>
-            <w:pPr>
-              <w:spacing w:after="0"/>
-            </w:pPr>
-            <w:r>
-              <w:rPr>
-                <w:rFonts w:ascii="TH Sarabun New" w:cs="TH Sarabun New" w:eastAsia="TH Sarabun New" w:hAnsi="TH Sarabun New"/>
-                <w:b w:val="false"/>
-                <w:bCs w:val="false"/>
-                <w:sz w:val="28"/>
-                <w:szCs w:val="28"/>
-              </w:rPr>
-              <w:t xml:space="preserve">idea_web.html?idea=6</w:t>
+              <w:t xml:space="preserve">idea_10 · idea_web.html?idea=10</w:t>
             </w:r>
           </w:p>
         </w:tc>
@@ -1598,6 +1625,102 @@
       <w:tr>
         <w:tc>
           <w:tcPr>
+            <w:tcW w:type="dxa" w:w="900"/>
+            <w:tcBorders>
+              <w:top w:val="single" w:color="BFBFBF" w:sz="4"/>
+              <w:left w:val="single" w:color="BFBFBF" w:sz="4"/>
+              <w:bottom w:val="single" w:color="BFBFBF" w:sz="4"/>
+              <w:right w:val="single" w:color="BFBFBF" w:sz="4"/>
+            </w:tcBorders>
+            <w:tcMar>
+              <w:top w:type="dxa" w:w="40"/>
+              <w:left w:type="dxa" w:w="100"/>
+              <w:bottom w:type="dxa" w:w="40"/>
+              <w:right w:type="dxa" w:w="100"/>
+            </w:tcMar>
+          </w:tcPr>
+          <w:p>
+            <w:pPr>
+              <w:spacing w:after="0"/>
+            </w:pPr>
+            <w:r>
+              <w:rPr>
+                <w:rFonts w:ascii="TH Sarabun New" w:cs="TH Sarabun New" w:eastAsia="TH Sarabun New" w:hAnsi="TH Sarabun New"/>
+                <w:b w:val="false"/>
+                <w:bCs w:val="false"/>
+                <w:sz w:val="28"/>
+                <w:szCs w:val="28"/>
+              </w:rPr>
+              <w:t xml:space="preserve">11</w:t>
+            </w:r>
+          </w:p>
+        </w:tc>
+        <w:tc>
+          <w:tcPr>
+            <w:tcW w:type="dxa" w:w="3600"/>
+            <w:tcBorders>
+              <w:top w:val="single" w:color="BFBFBF" w:sz="4"/>
+              <w:left w:val="single" w:color="BFBFBF" w:sz="4"/>
+              <w:bottom w:val="single" w:color="BFBFBF" w:sz="4"/>
+              <w:right w:val="single" w:color="BFBFBF" w:sz="4"/>
+            </w:tcBorders>
+            <w:tcMar>
+              <w:top w:type="dxa" w:w="40"/>
+              <w:left w:type="dxa" w:w="100"/>
+              <w:bottom w:type="dxa" w:w="40"/>
+              <w:right w:type="dxa" w:w="100"/>
+            </w:tcMar>
+          </w:tcPr>
+          <w:p>
+            <w:pPr>
+              <w:spacing w:after="0"/>
+            </w:pPr>
+            <w:r>
+              <w:rPr>
+                <w:rFonts w:ascii="TH Sarabun New" w:cs="TH Sarabun New" w:eastAsia="TH Sarabun New" w:hAnsi="TH Sarabun New"/>
+                <w:b w:val="false"/>
+                <w:bCs w:val="false"/>
+                <w:sz w:val="28"/>
+                <w:szCs w:val="28"/>
+              </w:rPr>
+              <w:t xml:space="preserve">โรงอบลำไย</w:t>
+            </w:r>
+          </w:p>
+        </w:tc>
+        <w:tc>
+          <w:tcPr>
+            <w:tcW w:type="dxa" w:w="3368"/>
+            <w:tcBorders>
+              <w:top w:val="single" w:color="BFBFBF" w:sz="4"/>
+              <w:left w:val="single" w:color="BFBFBF" w:sz="4"/>
+              <w:bottom w:val="single" w:color="BFBFBF" w:sz="4"/>
+              <w:right w:val="single" w:color="BFBFBF" w:sz="4"/>
+            </w:tcBorders>
+            <w:tcMar>
+              <w:top w:type="dxa" w:w="40"/>
+              <w:left w:type="dxa" w:w="100"/>
+              <w:bottom w:type="dxa" w:w="40"/>
+              <w:right w:type="dxa" w:w="100"/>
+            </w:tcMar>
+          </w:tcPr>
+          <w:p>
+            <w:pPr>
+              <w:spacing w:after="0"/>
+            </w:pPr>
+            <w:r>
+              <w:rPr>
+                <w:rFonts w:ascii="TH Sarabun New" w:cs="TH Sarabun New" w:eastAsia="TH Sarabun New" w:hAnsi="TH Sarabun New"/>
+                <w:b w:val="false"/>
+                <w:bCs w:val="false"/>
+                <w:sz w:val="28"/>
+                <w:szCs w:val="28"/>
+              </w:rPr>
+              <w:t xml:space="preserve">A · เฝ้าอากาศ + เตือน + รับทราบ</w:t>
+            </w:r>
+          </w:p>
+        </w:tc>
+        <w:tc>
+          <w:tcPr>
             <w:tcW w:type="dxa" w:w="2500"/>
             <w:tcBorders>
               <w:top w:val="single" w:color="BFBFBF" w:sz="4"/>
@@ -1624,103 +1747,7 @@
                 <w:sz w:val="28"/>
                 <w:szCs w:val="28"/>
               </w:rPr>
-              <w:t xml:space="preserve">7 · หมอฟังปั๊ม/พัดลม</w:t>
-            </w:r>
-          </w:p>
-        </w:tc>
-        <w:tc>
-          <w:tcPr>
-            <w:tcW w:type="dxa" w:w="2900"/>
-            <w:tcBorders>
-              <w:top w:val="single" w:color="BFBFBF" w:sz="4"/>
-              <w:left w:val="single" w:color="BFBFBF" w:sz="4"/>
-              <w:bottom w:val="single" w:color="BFBFBF" w:sz="4"/>
-              <w:right w:val="single" w:color="BFBFBF" w:sz="4"/>
-            </w:tcBorders>
-            <w:tcMar>
-              <w:top w:type="dxa" w:w="40"/>
-              <w:left w:type="dxa" w:w="100"/>
-              <w:bottom w:type="dxa" w:w="40"/>
-              <w:right w:type="dxa" w:w="100"/>
-            </w:tcMar>
-          </w:tcPr>
-          <w:p>
-            <w:pPr>
-              <w:spacing w:after="0"/>
-            </w:pPr>
-            <w:r>
-              <w:rPr>
-                <w:rFonts w:ascii="TH Sarabun New" w:cs="TH Sarabun New" w:eastAsia="TH Sarabun New" w:hAnsi="TH Sarabun New"/>
-                <w:b w:val="false"/>
-                <w:bCs w:val="false"/>
-                <w:sz w:val="28"/>
-                <w:szCs w:val="28"/>
-              </w:rPr>
-              <w:t xml:space="preserve">idea_7_pump_doctor.py</w:t>
-            </w:r>
-          </w:p>
-        </w:tc>
-        <w:tc>
-          <w:tcPr>
-            <w:tcW w:type="dxa" w:w="2668"/>
-            <w:tcBorders>
-              <w:top w:val="single" w:color="BFBFBF" w:sz="4"/>
-              <w:left w:val="single" w:color="BFBFBF" w:sz="4"/>
-              <w:bottom w:val="single" w:color="BFBFBF" w:sz="4"/>
-              <w:right w:val="single" w:color="BFBFBF" w:sz="4"/>
-            </w:tcBorders>
-            <w:tcMar>
-              <w:top w:type="dxa" w:w="40"/>
-              <w:left w:type="dxa" w:w="100"/>
-              <w:bottom w:type="dxa" w:w="40"/>
-              <w:right w:type="dxa" w:w="100"/>
-            </w:tcMar>
-          </w:tcPr>
-          <w:p>
-            <w:pPr>
-              <w:spacing w:after="0"/>
-            </w:pPr>
-            <w:r>
-              <w:rPr>
-                <w:rFonts w:ascii="TH Sarabun New" w:cs="TH Sarabun New" w:eastAsia="TH Sarabun New" w:hAnsi="TH Sarabun New"/>
-                <w:b w:val="false"/>
-                <w:bCs w:val="false"/>
-                <w:sz w:val="28"/>
-                <w:szCs w:val="28"/>
-              </w:rPr>
-              <w:t xml:space="preserve">จับการสั่นผิดปกติ · หยุดปั๊ม</w:t>
-            </w:r>
-          </w:p>
-        </w:tc>
-        <w:tc>
-          <w:tcPr>
-            <w:tcW w:type="dxa" w:w="2300"/>
-            <w:tcBorders>
-              <w:top w:val="single" w:color="BFBFBF" w:sz="4"/>
-              <w:left w:val="single" w:color="BFBFBF" w:sz="4"/>
-              <w:bottom w:val="single" w:color="BFBFBF" w:sz="4"/>
-              <w:right w:val="single" w:color="BFBFBF" w:sz="4"/>
-            </w:tcBorders>
-            <w:tcMar>
-              <w:top w:type="dxa" w:w="40"/>
-              <w:left w:type="dxa" w:w="100"/>
-              <w:bottom w:type="dxa" w:w="40"/>
-              <w:right w:type="dxa" w:w="100"/>
-            </w:tcMar>
-          </w:tcPr>
-          <w:p>
-            <w:pPr>
-              <w:spacing w:after="0"/>
-            </w:pPr>
-            <w:r>
-              <w:rPr>
-                <w:rFonts w:ascii="TH Sarabun New" w:cs="TH Sarabun New" w:eastAsia="TH Sarabun New" w:hAnsi="TH Sarabun New"/>
-                <w:b w:val="false"/>
-                <w:bCs w:val="false"/>
-                <w:sz w:val="28"/>
-                <w:szCs w:val="28"/>
-              </w:rPr>
-              <w:t xml:space="preserve">idea_web.html?idea=7</w:t>
+              <w:t xml:space="preserve">idea_11 · idea_web.html?idea=11</w:t>
             </w:r>
           </w:p>
         </w:tc>
@@ -1728,6 +1755,102 @@
       <w:tr>
         <w:tc>
           <w:tcPr>
+            <w:tcW w:type="dxa" w:w="900"/>
+            <w:tcBorders>
+              <w:top w:val="single" w:color="BFBFBF" w:sz="4"/>
+              <w:left w:val="single" w:color="BFBFBF" w:sz="4"/>
+              <w:bottom w:val="single" w:color="BFBFBF" w:sz="4"/>
+              <w:right w:val="single" w:color="BFBFBF" w:sz="4"/>
+            </w:tcBorders>
+            <w:tcMar>
+              <w:top w:type="dxa" w:w="40"/>
+              <w:left w:type="dxa" w:w="100"/>
+              <w:bottom w:type="dxa" w:w="40"/>
+              <w:right w:type="dxa" w:w="100"/>
+            </w:tcMar>
+          </w:tcPr>
+          <w:p>
+            <w:pPr>
+              <w:spacing w:after="0"/>
+            </w:pPr>
+            <w:r>
+              <w:rPr>
+                <w:rFonts w:ascii="TH Sarabun New" w:cs="TH Sarabun New" w:eastAsia="TH Sarabun New" w:hAnsi="TH Sarabun New"/>
+                <w:b w:val="false"/>
+                <w:bCs w:val="false"/>
+                <w:sz w:val="28"/>
+                <w:szCs w:val="28"/>
+              </w:rPr>
+              <w:t xml:space="preserve">12</w:t>
+            </w:r>
+          </w:p>
+        </w:tc>
+        <w:tc>
+          <w:tcPr>
+            <w:tcW w:type="dxa" w:w="3600"/>
+            <w:tcBorders>
+              <w:top w:val="single" w:color="BFBFBF" w:sz="4"/>
+              <w:left w:val="single" w:color="BFBFBF" w:sz="4"/>
+              <w:bottom w:val="single" w:color="BFBFBF" w:sz="4"/>
+              <w:right w:val="single" w:color="BFBFBF" w:sz="4"/>
+            </w:tcBorders>
+            <w:tcMar>
+              <w:top w:type="dxa" w:w="40"/>
+              <w:left w:type="dxa" w:w="100"/>
+              <w:bottom w:type="dxa" w:w="40"/>
+              <w:right w:type="dxa" w:w="100"/>
+            </w:tcMar>
+          </w:tcPr>
+          <w:p>
+            <w:pPr>
+              <w:spacing w:after="0"/>
+            </w:pPr>
+            <w:r>
+              <w:rPr>
+                <w:rFonts w:ascii="TH Sarabun New" w:cs="TH Sarabun New" w:eastAsia="TH Sarabun New" w:hAnsi="TH Sarabun New"/>
+                <w:b w:val="false"/>
+                <w:bCs w:val="false"/>
+                <w:sz w:val="28"/>
+                <w:szCs w:val="28"/>
+              </w:rPr>
+              <w:t xml:space="preserve">โกดังเก็บเมล็ดพันธุ์</w:t>
+            </w:r>
+          </w:p>
+        </w:tc>
+        <w:tc>
+          <w:tcPr>
+            <w:tcW w:type="dxa" w:w="3368"/>
+            <w:tcBorders>
+              <w:top w:val="single" w:color="BFBFBF" w:sz="4"/>
+              <w:left w:val="single" w:color="BFBFBF" w:sz="4"/>
+              <w:bottom w:val="single" w:color="BFBFBF" w:sz="4"/>
+              <w:right w:val="single" w:color="BFBFBF" w:sz="4"/>
+            </w:tcBorders>
+            <w:tcMar>
+              <w:top w:type="dxa" w:w="40"/>
+              <w:left w:type="dxa" w:w="100"/>
+              <w:bottom w:type="dxa" w:w="40"/>
+              <w:right w:type="dxa" w:w="100"/>
+            </w:tcMar>
+          </w:tcPr>
+          <w:p>
+            <w:pPr>
+              <w:spacing w:after="0"/>
+            </w:pPr>
+            <w:r>
+              <w:rPr>
+                <w:rFonts w:ascii="TH Sarabun New" w:cs="TH Sarabun New" w:eastAsia="TH Sarabun New" w:hAnsi="TH Sarabun New"/>
+                <w:b w:val="false"/>
+                <w:bCs w:val="false"/>
+                <w:sz w:val="28"/>
+                <w:szCs w:val="28"/>
+              </w:rPr>
+              <w:t xml:space="preserve">A · เฝ้าอากาศ + เตือน + รับทราบ</w:t>
+            </w:r>
+          </w:p>
+        </w:tc>
+        <w:tc>
+          <w:tcPr>
             <w:tcW w:type="dxa" w:w="2500"/>
             <w:tcBorders>
               <w:top w:val="single" w:color="BFBFBF" w:sz="4"/>
@@ -1754,103 +1877,2217 @@
                 <w:sz w:val="28"/>
                 <w:szCs w:val="28"/>
               </w:rPr>
-              <w:t xml:space="preserve">8 · เล้าไก่กันความเครียดฝูง</w:t>
-            </w:r>
-          </w:p>
-        </w:tc>
-        <w:tc>
-          <w:tcPr>
-            <w:tcW w:type="dxa" w:w="2900"/>
-            <w:tcBorders>
-              <w:top w:val="single" w:color="BFBFBF" w:sz="4"/>
-              <w:left w:val="single" w:color="BFBFBF" w:sz="4"/>
-              <w:bottom w:val="single" w:color="BFBFBF" w:sz="4"/>
-              <w:right w:val="single" w:color="BFBFBF" w:sz="4"/>
-            </w:tcBorders>
-            <w:tcMar>
-              <w:top w:type="dxa" w:w="40"/>
-              <w:left w:type="dxa" w:w="100"/>
-              <w:bottom w:type="dxa" w:w="40"/>
-              <w:right w:type="dxa" w:w="100"/>
-            </w:tcMar>
-          </w:tcPr>
-          <w:p>
-            <w:pPr>
-              <w:spacing w:after="0"/>
-            </w:pPr>
-            <w:r>
-              <w:rPr>
-                <w:rFonts w:ascii="TH Sarabun New" w:cs="TH Sarabun New" w:eastAsia="TH Sarabun New" w:hAnsi="TH Sarabun New"/>
-                <w:b w:val="false"/>
-                <w:bCs w:val="false"/>
-                <w:sz w:val="28"/>
-                <w:szCs w:val="28"/>
-              </w:rPr>
-              <w:t xml:space="preserve">idea_8_coop.py</w:t>
-            </w:r>
-          </w:p>
-        </w:tc>
-        <w:tc>
-          <w:tcPr>
-            <w:tcW w:type="dxa" w:w="2668"/>
-            <w:tcBorders>
-              <w:top w:val="single" w:color="BFBFBF" w:sz="4"/>
-              <w:left w:val="single" w:color="BFBFBF" w:sz="4"/>
-              <w:bottom w:val="single" w:color="BFBFBF" w:sz="4"/>
-              <w:right w:val="single" w:color="BFBFBF" w:sz="4"/>
-            </w:tcBorders>
-            <w:tcMar>
-              <w:top w:type="dxa" w:w="40"/>
-              <w:left w:type="dxa" w:w="100"/>
-              <w:bottom w:type="dxa" w:w="40"/>
-              <w:right w:type="dxa" w:w="100"/>
-            </w:tcMar>
-          </w:tcPr>
-          <w:p>
-            <w:pPr>
-              <w:spacing w:after="0"/>
-            </w:pPr>
-            <w:r>
-              <w:rPr>
-                <w:rFonts w:ascii="TH Sarabun New" w:cs="TH Sarabun New" w:eastAsia="TH Sarabun New" w:hAnsi="TH Sarabun New"/>
-                <w:b w:val="false"/>
-                <w:bCs w:val="false"/>
-                <w:sz w:val="28"/>
-                <w:szCs w:val="28"/>
-              </w:rPr>
-              <w:t xml:space="preserve">เตือนเล้าร้อน/ชื้นเกิน</w:t>
-            </w:r>
-          </w:p>
-        </w:tc>
-        <w:tc>
-          <w:tcPr>
-            <w:tcW w:type="dxa" w:w="2300"/>
-            <w:tcBorders>
-              <w:top w:val="single" w:color="BFBFBF" w:sz="4"/>
-              <w:left w:val="single" w:color="BFBFBF" w:sz="4"/>
-              <w:bottom w:val="single" w:color="BFBFBF" w:sz="4"/>
-              <w:right w:val="single" w:color="BFBFBF" w:sz="4"/>
-            </w:tcBorders>
-            <w:tcMar>
-              <w:top w:type="dxa" w:w="40"/>
-              <w:left w:type="dxa" w:w="100"/>
-              <w:bottom w:type="dxa" w:w="40"/>
-              <w:right w:type="dxa" w:w="100"/>
-            </w:tcMar>
-          </w:tcPr>
-          <w:p>
-            <w:pPr>
-              <w:spacing w:after="0"/>
-            </w:pPr>
-            <w:r>
-              <w:rPr>
-                <w:rFonts w:ascii="TH Sarabun New" w:cs="TH Sarabun New" w:eastAsia="TH Sarabun New" w:hAnsi="TH Sarabun New"/>
-                <w:b w:val="false"/>
-                <w:bCs w:val="false"/>
-                <w:sz w:val="28"/>
-                <w:szCs w:val="28"/>
-              </w:rPr>
-              <w:t xml:space="preserve">idea_web.html?idea=8</w:t>
+              <w:t xml:space="preserve">idea_12 · idea_web.html?idea=12</w:t>
+            </w:r>
+          </w:p>
+        </w:tc>
+      </w:tr>
+      <w:tr>
+        <w:tc>
+          <w:tcPr>
+            <w:tcW w:type="dxa" w:w="900"/>
+            <w:tcBorders>
+              <w:top w:val="single" w:color="BFBFBF" w:sz="4"/>
+              <w:left w:val="single" w:color="BFBFBF" w:sz="4"/>
+              <w:bottom w:val="single" w:color="BFBFBF" w:sz="4"/>
+              <w:right w:val="single" w:color="BFBFBF" w:sz="4"/>
+            </w:tcBorders>
+            <w:tcMar>
+              <w:top w:type="dxa" w:w="40"/>
+              <w:left w:type="dxa" w:w="100"/>
+              <w:bottom w:type="dxa" w:w="40"/>
+              <w:right w:type="dxa" w:w="100"/>
+            </w:tcMar>
+          </w:tcPr>
+          <w:p>
+            <w:pPr>
+              <w:spacing w:after="0"/>
+            </w:pPr>
+            <w:r>
+              <w:rPr>
+                <w:rFonts w:ascii="TH Sarabun New" w:cs="TH Sarabun New" w:eastAsia="TH Sarabun New" w:hAnsi="TH Sarabun New"/>
+                <w:b w:val="false"/>
+                <w:bCs w:val="false"/>
+                <w:sz w:val="28"/>
+                <w:szCs w:val="28"/>
+              </w:rPr>
+              <w:t xml:space="preserve">13</w:t>
+            </w:r>
+          </w:p>
+        </w:tc>
+        <w:tc>
+          <w:tcPr>
+            <w:tcW w:type="dxa" w:w="3600"/>
+            <w:tcBorders>
+              <w:top w:val="single" w:color="BFBFBF" w:sz="4"/>
+              <w:left w:val="single" w:color="BFBFBF" w:sz="4"/>
+              <w:bottom w:val="single" w:color="BFBFBF" w:sz="4"/>
+              <w:right w:val="single" w:color="BFBFBF" w:sz="4"/>
+            </w:tcBorders>
+            <w:tcMar>
+              <w:top w:type="dxa" w:w="40"/>
+              <w:left w:type="dxa" w:w="100"/>
+              <w:bottom w:type="dxa" w:w="40"/>
+              <w:right w:type="dxa" w:w="100"/>
+            </w:tcMar>
+          </w:tcPr>
+          <w:p>
+            <w:pPr>
+              <w:spacing w:after="0"/>
+            </w:pPr>
+            <w:r>
+              <w:rPr>
+                <w:rFonts w:ascii="TH Sarabun New" w:cs="TH Sarabun New" w:eastAsia="TH Sarabun New" w:hAnsi="TH Sarabun New"/>
+                <w:b w:val="false"/>
+                <w:bCs w:val="false"/>
+                <w:sz w:val="28"/>
+                <w:szCs w:val="28"/>
+              </w:rPr>
+              <w:t xml:space="preserve">โกดังปุ๋ย</w:t>
+            </w:r>
+          </w:p>
+        </w:tc>
+        <w:tc>
+          <w:tcPr>
+            <w:tcW w:type="dxa" w:w="3368"/>
+            <w:tcBorders>
+              <w:top w:val="single" w:color="BFBFBF" w:sz="4"/>
+              <w:left w:val="single" w:color="BFBFBF" w:sz="4"/>
+              <w:bottom w:val="single" w:color="BFBFBF" w:sz="4"/>
+              <w:right w:val="single" w:color="BFBFBF" w:sz="4"/>
+            </w:tcBorders>
+            <w:tcMar>
+              <w:top w:type="dxa" w:w="40"/>
+              <w:left w:type="dxa" w:w="100"/>
+              <w:bottom w:type="dxa" w:w="40"/>
+              <w:right w:type="dxa" w:w="100"/>
+            </w:tcMar>
+          </w:tcPr>
+          <w:p>
+            <w:pPr>
+              <w:spacing w:after="0"/>
+            </w:pPr>
+            <w:r>
+              <w:rPr>
+                <w:rFonts w:ascii="TH Sarabun New" w:cs="TH Sarabun New" w:eastAsia="TH Sarabun New" w:hAnsi="TH Sarabun New"/>
+                <w:b w:val="false"/>
+                <w:bCs w:val="false"/>
+                <w:sz w:val="28"/>
+                <w:szCs w:val="28"/>
+              </w:rPr>
+              <w:t xml:space="preserve">A · เฝ้าอากาศ + เตือน + รับทราบ</w:t>
+            </w:r>
+          </w:p>
+        </w:tc>
+        <w:tc>
+          <w:tcPr>
+            <w:tcW w:type="dxa" w:w="2500"/>
+            <w:tcBorders>
+              <w:top w:val="single" w:color="BFBFBF" w:sz="4"/>
+              <w:left w:val="single" w:color="BFBFBF" w:sz="4"/>
+              <w:bottom w:val="single" w:color="BFBFBF" w:sz="4"/>
+              <w:right w:val="single" w:color="BFBFBF" w:sz="4"/>
+            </w:tcBorders>
+            <w:tcMar>
+              <w:top w:type="dxa" w:w="40"/>
+              <w:left w:type="dxa" w:w="100"/>
+              <w:bottom w:type="dxa" w:w="40"/>
+              <w:right w:type="dxa" w:w="100"/>
+            </w:tcMar>
+          </w:tcPr>
+          <w:p>
+            <w:pPr>
+              <w:spacing w:after="0"/>
+            </w:pPr>
+            <w:r>
+              <w:rPr>
+                <w:rFonts w:ascii="TH Sarabun New" w:cs="TH Sarabun New" w:eastAsia="TH Sarabun New" w:hAnsi="TH Sarabun New"/>
+                <w:b w:val="false"/>
+                <w:bCs w:val="false"/>
+                <w:sz w:val="28"/>
+                <w:szCs w:val="28"/>
+              </w:rPr>
+              <w:t xml:space="preserve">idea_13 · idea_web.html?idea=13</w:t>
+            </w:r>
+          </w:p>
+        </w:tc>
+      </w:tr>
+      <w:tr>
+        <w:tc>
+          <w:tcPr>
+            <w:tcW w:type="dxa" w:w="900"/>
+            <w:tcBorders>
+              <w:top w:val="single" w:color="BFBFBF" w:sz="4"/>
+              <w:left w:val="single" w:color="BFBFBF" w:sz="4"/>
+              <w:bottom w:val="single" w:color="BFBFBF" w:sz="4"/>
+              <w:right w:val="single" w:color="BFBFBF" w:sz="4"/>
+            </w:tcBorders>
+            <w:tcMar>
+              <w:top w:type="dxa" w:w="40"/>
+              <w:left w:type="dxa" w:w="100"/>
+              <w:bottom w:type="dxa" w:w="40"/>
+              <w:right w:type="dxa" w:w="100"/>
+            </w:tcMar>
+          </w:tcPr>
+          <w:p>
+            <w:pPr>
+              <w:spacing w:after="0"/>
+            </w:pPr>
+            <w:r>
+              <w:rPr>
+                <w:rFonts w:ascii="TH Sarabun New" w:cs="TH Sarabun New" w:eastAsia="TH Sarabun New" w:hAnsi="TH Sarabun New"/>
+                <w:b w:val="false"/>
+                <w:bCs w:val="false"/>
+                <w:sz w:val="28"/>
+                <w:szCs w:val="28"/>
+              </w:rPr>
+              <w:t xml:space="preserve">14</w:t>
+            </w:r>
+          </w:p>
+        </w:tc>
+        <w:tc>
+          <w:tcPr>
+            <w:tcW w:type="dxa" w:w="3600"/>
+            <w:tcBorders>
+              <w:top w:val="single" w:color="BFBFBF" w:sz="4"/>
+              <w:left w:val="single" w:color="BFBFBF" w:sz="4"/>
+              <w:bottom w:val="single" w:color="BFBFBF" w:sz="4"/>
+              <w:right w:val="single" w:color="BFBFBF" w:sz="4"/>
+            </w:tcBorders>
+            <w:tcMar>
+              <w:top w:type="dxa" w:w="40"/>
+              <w:left w:type="dxa" w:w="100"/>
+              <w:bottom w:type="dxa" w:w="40"/>
+              <w:right w:type="dxa" w:w="100"/>
+            </w:tcMar>
+          </w:tcPr>
+          <w:p>
+            <w:pPr>
+              <w:spacing w:after="0"/>
+            </w:pPr>
+            <w:r>
+              <w:rPr>
+                <w:rFonts w:ascii="TH Sarabun New" w:cs="TH Sarabun New" w:eastAsia="TH Sarabun New" w:hAnsi="TH Sarabun New"/>
+                <w:b w:val="false"/>
+                <w:bCs w:val="false"/>
+                <w:sz w:val="28"/>
+                <w:szCs w:val="28"/>
+              </w:rPr>
+              <w:t xml:space="preserve">ตู้เก็บยาและวัคซีนสัตว์</w:t>
+            </w:r>
+          </w:p>
+        </w:tc>
+        <w:tc>
+          <w:tcPr>
+            <w:tcW w:type="dxa" w:w="3368"/>
+            <w:tcBorders>
+              <w:top w:val="single" w:color="BFBFBF" w:sz="4"/>
+              <w:left w:val="single" w:color="BFBFBF" w:sz="4"/>
+              <w:bottom w:val="single" w:color="BFBFBF" w:sz="4"/>
+              <w:right w:val="single" w:color="BFBFBF" w:sz="4"/>
+            </w:tcBorders>
+            <w:tcMar>
+              <w:top w:type="dxa" w:w="40"/>
+              <w:left w:type="dxa" w:w="100"/>
+              <w:bottom w:type="dxa" w:w="40"/>
+              <w:right w:type="dxa" w:w="100"/>
+            </w:tcMar>
+          </w:tcPr>
+          <w:p>
+            <w:pPr>
+              <w:spacing w:after="0"/>
+            </w:pPr>
+            <w:r>
+              <w:rPr>
+                <w:rFonts w:ascii="TH Sarabun New" w:cs="TH Sarabun New" w:eastAsia="TH Sarabun New" w:hAnsi="TH Sarabun New"/>
+                <w:b w:val="false"/>
+                <w:bCs w:val="false"/>
+                <w:sz w:val="28"/>
+                <w:szCs w:val="28"/>
+              </w:rPr>
+              <w:t xml:space="preserve">A · เฝ้าอากาศ + เตือน + รับทราบ</w:t>
+            </w:r>
+          </w:p>
+        </w:tc>
+        <w:tc>
+          <w:tcPr>
+            <w:tcW w:type="dxa" w:w="2500"/>
+            <w:tcBorders>
+              <w:top w:val="single" w:color="BFBFBF" w:sz="4"/>
+              <w:left w:val="single" w:color="BFBFBF" w:sz="4"/>
+              <w:bottom w:val="single" w:color="BFBFBF" w:sz="4"/>
+              <w:right w:val="single" w:color="BFBFBF" w:sz="4"/>
+            </w:tcBorders>
+            <w:tcMar>
+              <w:top w:type="dxa" w:w="40"/>
+              <w:left w:type="dxa" w:w="100"/>
+              <w:bottom w:type="dxa" w:w="40"/>
+              <w:right w:type="dxa" w:w="100"/>
+            </w:tcMar>
+          </w:tcPr>
+          <w:p>
+            <w:pPr>
+              <w:spacing w:after="0"/>
+            </w:pPr>
+            <w:r>
+              <w:rPr>
+                <w:rFonts w:ascii="TH Sarabun New" w:cs="TH Sarabun New" w:eastAsia="TH Sarabun New" w:hAnsi="TH Sarabun New"/>
+                <w:b w:val="false"/>
+                <w:bCs w:val="false"/>
+                <w:sz w:val="28"/>
+                <w:szCs w:val="28"/>
+              </w:rPr>
+              <w:t xml:space="preserve">idea_14 · idea_web.html?idea=14</w:t>
+            </w:r>
+          </w:p>
+        </w:tc>
+      </w:tr>
+      <w:tr>
+        <w:tc>
+          <w:tcPr>
+            <w:tcW w:type="dxa" w:w="900"/>
+            <w:tcBorders>
+              <w:top w:val="single" w:color="BFBFBF" w:sz="4"/>
+              <w:left w:val="single" w:color="BFBFBF" w:sz="4"/>
+              <w:bottom w:val="single" w:color="BFBFBF" w:sz="4"/>
+              <w:right w:val="single" w:color="BFBFBF" w:sz="4"/>
+            </w:tcBorders>
+            <w:tcMar>
+              <w:top w:type="dxa" w:w="40"/>
+              <w:left w:type="dxa" w:w="100"/>
+              <w:bottom w:type="dxa" w:w="40"/>
+              <w:right w:type="dxa" w:w="100"/>
+            </w:tcMar>
+          </w:tcPr>
+          <w:p>
+            <w:pPr>
+              <w:spacing w:after="0"/>
+            </w:pPr>
+            <w:r>
+              <w:rPr>
+                <w:rFonts w:ascii="TH Sarabun New" w:cs="TH Sarabun New" w:eastAsia="TH Sarabun New" w:hAnsi="TH Sarabun New"/>
+                <w:b w:val="false"/>
+                <w:bCs w:val="false"/>
+                <w:sz w:val="28"/>
+                <w:szCs w:val="28"/>
+              </w:rPr>
+              <w:t xml:space="preserve">15</w:t>
+            </w:r>
+          </w:p>
+        </w:tc>
+        <w:tc>
+          <w:tcPr>
+            <w:tcW w:type="dxa" w:w="3600"/>
+            <w:tcBorders>
+              <w:top w:val="single" w:color="BFBFBF" w:sz="4"/>
+              <w:left w:val="single" w:color="BFBFBF" w:sz="4"/>
+              <w:bottom w:val="single" w:color="BFBFBF" w:sz="4"/>
+              <w:right w:val="single" w:color="BFBFBF" w:sz="4"/>
+            </w:tcBorders>
+            <w:tcMar>
+              <w:top w:type="dxa" w:w="40"/>
+              <w:left w:type="dxa" w:w="100"/>
+              <w:bottom w:type="dxa" w:w="40"/>
+              <w:right w:type="dxa" w:w="100"/>
+            </w:tcMar>
+          </w:tcPr>
+          <w:p>
+            <w:pPr>
+              <w:spacing w:after="0"/>
+            </w:pPr>
+            <w:r>
+              <w:rPr>
+                <w:rFonts w:ascii="TH Sarabun New" w:cs="TH Sarabun New" w:eastAsia="TH Sarabun New" w:hAnsi="TH Sarabun New"/>
+                <w:b w:val="false"/>
+                <w:bCs w:val="false"/>
+                <w:sz w:val="28"/>
+                <w:szCs w:val="28"/>
+              </w:rPr>
+              <w:t xml:space="preserve">โรงเรือนไฮโดรโปนิกส์</w:t>
+            </w:r>
+          </w:p>
+        </w:tc>
+        <w:tc>
+          <w:tcPr>
+            <w:tcW w:type="dxa" w:w="3368"/>
+            <w:tcBorders>
+              <w:top w:val="single" w:color="BFBFBF" w:sz="4"/>
+              <w:left w:val="single" w:color="BFBFBF" w:sz="4"/>
+              <w:bottom w:val="single" w:color="BFBFBF" w:sz="4"/>
+              <w:right w:val="single" w:color="BFBFBF" w:sz="4"/>
+            </w:tcBorders>
+            <w:tcMar>
+              <w:top w:type="dxa" w:w="40"/>
+              <w:left w:type="dxa" w:w="100"/>
+              <w:bottom w:type="dxa" w:w="40"/>
+              <w:right w:type="dxa" w:w="100"/>
+            </w:tcMar>
+          </w:tcPr>
+          <w:p>
+            <w:pPr>
+              <w:spacing w:after="0"/>
+            </w:pPr>
+            <w:r>
+              <w:rPr>
+                <w:rFonts w:ascii="TH Sarabun New" w:cs="TH Sarabun New" w:eastAsia="TH Sarabun New" w:hAnsi="TH Sarabun New"/>
+                <w:b w:val="false"/>
+                <w:bCs w:val="false"/>
+                <w:sz w:val="28"/>
+                <w:szCs w:val="28"/>
+              </w:rPr>
+              <w:t xml:space="preserve">A · เฝ้าอากาศ + เตือน + รับทราบ</w:t>
+            </w:r>
+          </w:p>
+        </w:tc>
+        <w:tc>
+          <w:tcPr>
+            <w:tcW w:type="dxa" w:w="2500"/>
+            <w:tcBorders>
+              <w:top w:val="single" w:color="BFBFBF" w:sz="4"/>
+              <w:left w:val="single" w:color="BFBFBF" w:sz="4"/>
+              <w:bottom w:val="single" w:color="BFBFBF" w:sz="4"/>
+              <w:right w:val="single" w:color="BFBFBF" w:sz="4"/>
+            </w:tcBorders>
+            <w:tcMar>
+              <w:top w:type="dxa" w:w="40"/>
+              <w:left w:type="dxa" w:w="100"/>
+              <w:bottom w:type="dxa" w:w="40"/>
+              <w:right w:type="dxa" w:w="100"/>
+            </w:tcMar>
+          </w:tcPr>
+          <w:p>
+            <w:pPr>
+              <w:spacing w:after="0"/>
+            </w:pPr>
+            <w:r>
+              <w:rPr>
+                <w:rFonts w:ascii="TH Sarabun New" w:cs="TH Sarabun New" w:eastAsia="TH Sarabun New" w:hAnsi="TH Sarabun New"/>
+                <w:b w:val="false"/>
+                <w:bCs w:val="false"/>
+                <w:sz w:val="28"/>
+                <w:szCs w:val="28"/>
+              </w:rPr>
+              <w:t xml:space="preserve">idea_15 · idea_web.html?idea=15</w:t>
+            </w:r>
+          </w:p>
+        </w:tc>
+      </w:tr>
+      <w:tr>
+        <w:tc>
+          <w:tcPr>
+            <w:tcW w:type="dxa" w:w="900"/>
+            <w:tcBorders>
+              <w:top w:val="single" w:color="BFBFBF" w:sz="4"/>
+              <w:left w:val="single" w:color="BFBFBF" w:sz="4"/>
+              <w:bottom w:val="single" w:color="BFBFBF" w:sz="4"/>
+              <w:right w:val="single" w:color="BFBFBF" w:sz="4"/>
+            </w:tcBorders>
+            <w:tcMar>
+              <w:top w:type="dxa" w:w="40"/>
+              <w:left w:type="dxa" w:w="100"/>
+              <w:bottom w:type="dxa" w:w="40"/>
+              <w:right w:type="dxa" w:w="100"/>
+            </w:tcMar>
+          </w:tcPr>
+          <w:p>
+            <w:pPr>
+              <w:spacing w:after="0"/>
+            </w:pPr>
+            <w:r>
+              <w:rPr>
+                <w:rFonts w:ascii="TH Sarabun New" w:cs="TH Sarabun New" w:eastAsia="TH Sarabun New" w:hAnsi="TH Sarabun New"/>
+                <w:b w:val="false"/>
+                <w:bCs w:val="false"/>
+                <w:sz w:val="28"/>
+                <w:szCs w:val="28"/>
+              </w:rPr>
+              <w:t xml:space="preserve">4</w:t>
+            </w:r>
+          </w:p>
+        </w:tc>
+        <w:tc>
+          <w:tcPr>
+            <w:tcW w:type="dxa" w:w="3600"/>
+            <w:tcBorders>
+              <w:top w:val="single" w:color="BFBFBF" w:sz="4"/>
+              <w:left w:val="single" w:color="BFBFBF" w:sz="4"/>
+              <w:bottom w:val="single" w:color="BFBFBF" w:sz="4"/>
+              <w:right w:val="single" w:color="BFBFBF" w:sz="4"/>
+            </w:tcBorders>
+            <w:tcMar>
+              <w:top w:type="dxa" w:w="40"/>
+              <w:left w:type="dxa" w:w="100"/>
+              <w:bottom w:type="dxa" w:w="40"/>
+              <w:right w:type="dxa" w:w="100"/>
+            </w:tcMar>
+          </w:tcPr>
+          <w:p>
+            <w:pPr>
+              <w:spacing w:after="0"/>
+            </w:pPr>
+            <w:r>
+              <w:rPr>
+                <w:rFonts w:ascii="TH Sarabun New" w:cs="TH Sarabun New" w:eastAsia="TH Sarabun New" w:hAnsi="TH Sarabun New"/>
+                <w:b w:val="false"/>
+                <w:bCs w:val="false"/>
+                <w:sz w:val="28"/>
+                <w:szCs w:val="28"/>
+              </w:rPr>
+              <w:t xml:space="preserve">โรงเรือนอัจฉริยะ (รดน้ำ)</w:t>
+            </w:r>
+          </w:p>
+        </w:tc>
+        <w:tc>
+          <w:tcPr>
+            <w:tcW w:type="dxa" w:w="3368"/>
+            <w:tcBorders>
+              <w:top w:val="single" w:color="BFBFBF" w:sz="4"/>
+              <w:left w:val="single" w:color="BFBFBF" w:sz="4"/>
+              <w:bottom w:val="single" w:color="BFBFBF" w:sz="4"/>
+              <w:right w:val="single" w:color="BFBFBF" w:sz="4"/>
+            </w:tcBorders>
+            <w:tcMar>
+              <w:top w:type="dxa" w:w="40"/>
+              <w:left w:type="dxa" w:w="100"/>
+              <w:bottom w:type="dxa" w:w="40"/>
+              <w:right w:type="dxa" w:w="100"/>
+            </w:tcMar>
+          </w:tcPr>
+          <w:p>
+            <w:pPr>
+              <w:spacing w:after="0"/>
+            </w:pPr>
+            <w:r>
+              <w:rPr>
+                <w:rFonts w:ascii="TH Sarabun New" w:cs="TH Sarabun New" w:eastAsia="TH Sarabun New" w:hAnsi="TH Sarabun New"/>
+                <w:b w:val="false"/>
+                <w:bCs w:val="false"/>
+                <w:sz w:val="28"/>
+                <w:szCs w:val="28"/>
+              </w:rPr>
+              <w:t xml:space="preserve">B · สั่งเครื่องจากมือถือ + กฎปลอดภัย</w:t>
+            </w:r>
+          </w:p>
+        </w:tc>
+        <w:tc>
+          <w:tcPr>
+            <w:tcW w:type="dxa" w:w="2500"/>
+            <w:tcBorders>
+              <w:top w:val="single" w:color="BFBFBF" w:sz="4"/>
+              <w:left w:val="single" w:color="BFBFBF" w:sz="4"/>
+              <w:bottom w:val="single" w:color="BFBFBF" w:sz="4"/>
+              <w:right w:val="single" w:color="BFBFBF" w:sz="4"/>
+            </w:tcBorders>
+            <w:tcMar>
+              <w:top w:type="dxa" w:w="40"/>
+              <w:left w:type="dxa" w:w="100"/>
+              <w:bottom w:type="dxa" w:w="40"/>
+              <w:right w:type="dxa" w:w="100"/>
+            </w:tcMar>
+          </w:tcPr>
+          <w:p>
+            <w:pPr>
+              <w:spacing w:after="0"/>
+            </w:pPr>
+            <w:r>
+              <w:rPr>
+                <w:rFonts w:ascii="TH Sarabun New" w:cs="TH Sarabun New" w:eastAsia="TH Sarabun New" w:hAnsi="TH Sarabun New"/>
+                <w:b w:val="false"/>
+                <w:bCs w:val="false"/>
+                <w:sz w:val="28"/>
+                <w:szCs w:val="28"/>
+              </w:rPr>
+              <w:t xml:space="preserve">idea_4 · idea_web.html?idea=4</w:t>
+            </w:r>
+          </w:p>
+        </w:tc>
+      </w:tr>
+      <w:tr>
+        <w:tc>
+          <w:tcPr>
+            <w:tcW w:type="dxa" w:w="900"/>
+            <w:tcBorders>
+              <w:top w:val="single" w:color="BFBFBF" w:sz="4"/>
+              <w:left w:val="single" w:color="BFBFBF" w:sz="4"/>
+              <w:bottom w:val="single" w:color="BFBFBF" w:sz="4"/>
+              <w:right w:val="single" w:color="BFBFBF" w:sz="4"/>
+            </w:tcBorders>
+            <w:tcMar>
+              <w:top w:type="dxa" w:w="40"/>
+              <w:left w:type="dxa" w:w="100"/>
+              <w:bottom w:type="dxa" w:w="40"/>
+              <w:right w:type="dxa" w:w="100"/>
+            </w:tcMar>
+          </w:tcPr>
+          <w:p>
+            <w:pPr>
+              <w:spacing w:after="0"/>
+            </w:pPr>
+            <w:r>
+              <w:rPr>
+                <w:rFonts w:ascii="TH Sarabun New" w:cs="TH Sarabun New" w:eastAsia="TH Sarabun New" w:hAnsi="TH Sarabun New"/>
+                <w:b w:val="false"/>
+                <w:bCs w:val="false"/>
+                <w:sz w:val="28"/>
+                <w:szCs w:val="28"/>
+              </w:rPr>
+              <w:t xml:space="preserve">6</w:t>
+            </w:r>
+          </w:p>
+        </w:tc>
+        <w:tc>
+          <w:tcPr>
+            <w:tcW w:type="dxa" w:w="3600"/>
+            <w:tcBorders>
+              <w:top w:val="single" w:color="BFBFBF" w:sz="4"/>
+              <w:left w:val="single" w:color="BFBFBF" w:sz="4"/>
+              <w:bottom w:val="single" w:color="BFBFBF" w:sz="4"/>
+              <w:right w:val="single" w:color="BFBFBF" w:sz="4"/>
+            </w:tcBorders>
+            <w:tcMar>
+              <w:top w:type="dxa" w:w="40"/>
+              <w:left w:type="dxa" w:w="100"/>
+              <w:bottom w:type="dxa" w:w="40"/>
+              <w:right w:type="dxa" w:w="100"/>
+            </w:tcMar>
+          </w:tcPr>
+          <w:p>
+            <w:pPr>
+              <w:spacing w:after="0"/>
+            </w:pPr>
+            <w:r>
+              <w:rPr>
+                <w:rFonts w:ascii="TH Sarabun New" w:cs="TH Sarabun New" w:eastAsia="TH Sarabun New" w:hAnsi="TH Sarabun New"/>
+                <w:b w:val="false"/>
+                <w:bCs w:val="false"/>
+                <w:sz w:val="28"/>
+                <w:szCs w:val="28"/>
+              </w:rPr>
+              <w:t xml:space="preserve">หอถังน้ำของฟาร์ม</w:t>
+            </w:r>
+          </w:p>
+        </w:tc>
+        <w:tc>
+          <w:tcPr>
+            <w:tcW w:type="dxa" w:w="3368"/>
+            <w:tcBorders>
+              <w:top w:val="single" w:color="BFBFBF" w:sz="4"/>
+              <w:left w:val="single" w:color="BFBFBF" w:sz="4"/>
+              <w:bottom w:val="single" w:color="BFBFBF" w:sz="4"/>
+              <w:right w:val="single" w:color="BFBFBF" w:sz="4"/>
+            </w:tcBorders>
+            <w:tcMar>
+              <w:top w:type="dxa" w:w="40"/>
+              <w:left w:type="dxa" w:w="100"/>
+              <w:bottom w:type="dxa" w:w="40"/>
+              <w:right w:type="dxa" w:w="100"/>
+            </w:tcMar>
+          </w:tcPr>
+          <w:p>
+            <w:pPr>
+              <w:spacing w:after="0"/>
+            </w:pPr>
+            <w:r>
+              <w:rPr>
+                <w:rFonts w:ascii="TH Sarabun New" w:cs="TH Sarabun New" w:eastAsia="TH Sarabun New" w:hAnsi="TH Sarabun New"/>
+                <w:b w:val="false"/>
+                <w:bCs w:val="false"/>
+                <w:sz w:val="28"/>
+                <w:szCs w:val="28"/>
+              </w:rPr>
+              <w:t xml:space="preserve">B · สั่งเครื่องจากมือถือ + กฎปลอดภัย</w:t>
+            </w:r>
+          </w:p>
+        </w:tc>
+        <w:tc>
+          <w:tcPr>
+            <w:tcW w:type="dxa" w:w="2500"/>
+            <w:tcBorders>
+              <w:top w:val="single" w:color="BFBFBF" w:sz="4"/>
+              <w:left w:val="single" w:color="BFBFBF" w:sz="4"/>
+              <w:bottom w:val="single" w:color="BFBFBF" w:sz="4"/>
+              <w:right w:val="single" w:color="BFBFBF" w:sz="4"/>
+            </w:tcBorders>
+            <w:tcMar>
+              <w:top w:type="dxa" w:w="40"/>
+              <w:left w:type="dxa" w:w="100"/>
+              <w:bottom w:type="dxa" w:w="40"/>
+              <w:right w:type="dxa" w:w="100"/>
+            </w:tcMar>
+          </w:tcPr>
+          <w:p>
+            <w:pPr>
+              <w:spacing w:after="0"/>
+            </w:pPr>
+            <w:r>
+              <w:rPr>
+                <w:rFonts w:ascii="TH Sarabun New" w:cs="TH Sarabun New" w:eastAsia="TH Sarabun New" w:hAnsi="TH Sarabun New"/>
+                <w:b w:val="false"/>
+                <w:bCs w:val="false"/>
+                <w:sz w:val="28"/>
+                <w:szCs w:val="28"/>
+              </w:rPr>
+              <w:t xml:space="preserve">idea_6 · idea_web.html?idea=6</w:t>
+            </w:r>
+          </w:p>
+        </w:tc>
+      </w:tr>
+      <w:tr>
+        <w:tc>
+          <w:tcPr>
+            <w:tcW w:type="dxa" w:w="900"/>
+            <w:tcBorders>
+              <w:top w:val="single" w:color="BFBFBF" w:sz="4"/>
+              <w:left w:val="single" w:color="BFBFBF" w:sz="4"/>
+              <w:bottom w:val="single" w:color="BFBFBF" w:sz="4"/>
+              <w:right w:val="single" w:color="BFBFBF" w:sz="4"/>
+            </w:tcBorders>
+            <w:tcMar>
+              <w:top w:type="dxa" w:w="40"/>
+              <w:left w:type="dxa" w:w="100"/>
+              <w:bottom w:type="dxa" w:w="40"/>
+              <w:right w:type="dxa" w:w="100"/>
+            </w:tcMar>
+          </w:tcPr>
+          <w:p>
+            <w:pPr>
+              <w:spacing w:after="0"/>
+            </w:pPr>
+            <w:r>
+              <w:rPr>
+                <w:rFonts w:ascii="TH Sarabun New" w:cs="TH Sarabun New" w:eastAsia="TH Sarabun New" w:hAnsi="TH Sarabun New"/>
+                <w:b w:val="false"/>
+                <w:bCs w:val="false"/>
+                <w:sz w:val="28"/>
+                <w:szCs w:val="28"/>
+              </w:rPr>
+              <w:t xml:space="preserve">16</w:t>
+            </w:r>
+          </w:p>
+        </w:tc>
+        <w:tc>
+          <w:tcPr>
+            <w:tcW w:type="dxa" w:w="3600"/>
+            <w:tcBorders>
+              <w:top w:val="single" w:color="BFBFBF" w:sz="4"/>
+              <w:left w:val="single" w:color="BFBFBF" w:sz="4"/>
+              <w:bottom w:val="single" w:color="BFBFBF" w:sz="4"/>
+              <w:right w:val="single" w:color="BFBFBF" w:sz="4"/>
+            </w:tcBorders>
+            <w:tcMar>
+              <w:top w:type="dxa" w:w="40"/>
+              <w:left w:type="dxa" w:w="100"/>
+              <w:bottom w:type="dxa" w:w="40"/>
+              <w:right w:type="dxa" w:w="100"/>
+            </w:tcMar>
+          </w:tcPr>
+          <w:p>
+            <w:pPr>
+              <w:spacing w:after="0"/>
+            </w:pPr>
+            <w:r>
+              <w:rPr>
+                <w:rFonts w:ascii="TH Sarabun New" w:cs="TH Sarabun New" w:eastAsia="TH Sarabun New" w:hAnsi="TH Sarabun New"/>
+                <w:b w:val="false"/>
+                <w:bCs w:val="false"/>
+                <w:sz w:val="28"/>
+                <w:szCs w:val="28"/>
+              </w:rPr>
+              <w:t xml:space="preserve">พ่นหมอกโรงกล้วยไม้</w:t>
+            </w:r>
+          </w:p>
+        </w:tc>
+        <w:tc>
+          <w:tcPr>
+            <w:tcW w:type="dxa" w:w="3368"/>
+            <w:tcBorders>
+              <w:top w:val="single" w:color="BFBFBF" w:sz="4"/>
+              <w:left w:val="single" w:color="BFBFBF" w:sz="4"/>
+              <w:bottom w:val="single" w:color="BFBFBF" w:sz="4"/>
+              <w:right w:val="single" w:color="BFBFBF" w:sz="4"/>
+            </w:tcBorders>
+            <w:tcMar>
+              <w:top w:type="dxa" w:w="40"/>
+              <w:left w:type="dxa" w:w="100"/>
+              <w:bottom w:type="dxa" w:w="40"/>
+              <w:right w:type="dxa" w:w="100"/>
+            </w:tcMar>
+          </w:tcPr>
+          <w:p>
+            <w:pPr>
+              <w:spacing w:after="0"/>
+            </w:pPr>
+            <w:r>
+              <w:rPr>
+                <w:rFonts w:ascii="TH Sarabun New" w:cs="TH Sarabun New" w:eastAsia="TH Sarabun New" w:hAnsi="TH Sarabun New"/>
+                <w:b w:val="false"/>
+                <w:bCs w:val="false"/>
+                <w:sz w:val="28"/>
+                <w:szCs w:val="28"/>
+              </w:rPr>
+              <w:t xml:space="preserve">B · สั่งเครื่องจากมือถือ + กฎปลอดภัย</w:t>
+            </w:r>
+          </w:p>
+        </w:tc>
+        <w:tc>
+          <w:tcPr>
+            <w:tcW w:type="dxa" w:w="2500"/>
+            <w:tcBorders>
+              <w:top w:val="single" w:color="BFBFBF" w:sz="4"/>
+              <w:left w:val="single" w:color="BFBFBF" w:sz="4"/>
+              <w:bottom w:val="single" w:color="BFBFBF" w:sz="4"/>
+              <w:right w:val="single" w:color="BFBFBF" w:sz="4"/>
+            </w:tcBorders>
+            <w:tcMar>
+              <w:top w:type="dxa" w:w="40"/>
+              <w:left w:type="dxa" w:w="100"/>
+              <w:bottom w:type="dxa" w:w="40"/>
+              <w:right w:type="dxa" w:w="100"/>
+            </w:tcMar>
+          </w:tcPr>
+          <w:p>
+            <w:pPr>
+              <w:spacing w:after="0"/>
+            </w:pPr>
+            <w:r>
+              <w:rPr>
+                <w:rFonts w:ascii="TH Sarabun New" w:cs="TH Sarabun New" w:eastAsia="TH Sarabun New" w:hAnsi="TH Sarabun New"/>
+                <w:b w:val="false"/>
+                <w:bCs w:val="false"/>
+                <w:sz w:val="28"/>
+                <w:szCs w:val="28"/>
+              </w:rPr>
+              <w:t xml:space="preserve">idea_16 · idea_web.html?idea=16</w:t>
+            </w:r>
+          </w:p>
+        </w:tc>
+      </w:tr>
+      <w:tr>
+        <w:tc>
+          <w:tcPr>
+            <w:tcW w:type="dxa" w:w="900"/>
+            <w:tcBorders>
+              <w:top w:val="single" w:color="BFBFBF" w:sz="4"/>
+              <w:left w:val="single" w:color="BFBFBF" w:sz="4"/>
+              <w:bottom w:val="single" w:color="BFBFBF" w:sz="4"/>
+              <w:right w:val="single" w:color="BFBFBF" w:sz="4"/>
+            </w:tcBorders>
+            <w:tcMar>
+              <w:top w:type="dxa" w:w="40"/>
+              <w:left w:type="dxa" w:w="100"/>
+              <w:bottom w:type="dxa" w:w="40"/>
+              <w:right w:type="dxa" w:w="100"/>
+            </w:tcMar>
+          </w:tcPr>
+          <w:p>
+            <w:pPr>
+              <w:spacing w:after="0"/>
+            </w:pPr>
+            <w:r>
+              <w:rPr>
+                <w:rFonts w:ascii="TH Sarabun New" w:cs="TH Sarabun New" w:eastAsia="TH Sarabun New" w:hAnsi="TH Sarabun New"/>
+                <w:b w:val="false"/>
+                <w:bCs w:val="false"/>
+                <w:sz w:val="28"/>
+                <w:szCs w:val="28"/>
+              </w:rPr>
+              <w:t xml:space="preserve">17</w:t>
+            </w:r>
+          </w:p>
+        </w:tc>
+        <w:tc>
+          <w:tcPr>
+            <w:tcW w:type="dxa" w:w="3600"/>
+            <w:tcBorders>
+              <w:top w:val="single" w:color="BFBFBF" w:sz="4"/>
+              <w:left w:val="single" w:color="BFBFBF" w:sz="4"/>
+              <w:bottom w:val="single" w:color="BFBFBF" w:sz="4"/>
+              <w:right w:val="single" w:color="BFBFBF" w:sz="4"/>
+            </w:tcBorders>
+            <w:tcMar>
+              <w:top w:type="dxa" w:w="40"/>
+              <w:left w:type="dxa" w:w="100"/>
+              <w:bottom w:type="dxa" w:w="40"/>
+              <w:right w:type="dxa" w:w="100"/>
+            </w:tcMar>
+          </w:tcPr>
+          <w:p>
+            <w:pPr>
+              <w:spacing w:after="0"/>
+            </w:pPr>
+            <w:r>
+              <w:rPr>
+                <w:rFonts w:ascii="TH Sarabun New" w:cs="TH Sarabun New" w:eastAsia="TH Sarabun New" w:hAnsi="TH Sarabun New"/>
+                <w:b w:val="false"/>
+                <w:bCs w:val="false"/>
+                <w:sz w:val="28"/>
+                <w:szCs w:val="28"/>
+              </w:rPr>
+              <w:t xml:space="preserve">เติมอากาศบ่อปลา</w:t>
+            </w:r>
+          </w:p>
+        </w:tc>
+        <w:tc>
+          <w:tcPr>
+            <w:tcW w:type="dxa" w:w="3368"/>
+            <w:tcBorders>
+              <w:top w:val="single" w:color="BFBFBF" w:sz="4"/>
+              <w:left w:val="single" w:color="BFBFBF" w:sz="4"/>
+              <w:bottom w:val="single" w:color="BFBFBF" w:sz="4"/>
+              <w:right w:val="single" w:color="BFBFBF" w:sz="4"/>
+            </w:tcBorders>
+            <w:tcMar>
+              <w:top w:type="dxa" w:w="40"/>
+              <w:left w:type="dxa" w:w="100"/>
+              <w:bottom w:type="dxa" w:w="40"/>
+              <w:right w:type="dxa" w:w="100"/>
+            </w:tcMar>
+          </w:tcPr>
+          <w:p>
+            <w:pPr>
+              <w:spacing w:after="0"/>
+            </w:pPr>
+            <w:r>
+              <w:rPr>
+                <w:rFonts w:ascii="TH Sarabun New" w:cs="TH Sarabun New" w:eastAsia="TH Sarabun New" w:hAnsi="TH Sarabun New"/>
+                <w:b w:val="false"/>
+                <w:bCs w:val="false"/>
+                <w:sz w:val="28"/>
+                <w:szCs w:val="28"/>
+              </w:rPr>
+              <w:t xml:space="preserve">B · สั่งเครื่องจากมือถือ + กฎปลอดภัย</w:t>
+            </w:r>
+          </w:p>
+        </w:tc>
+        <w:tc>
+          <w:tcPr>
+            <w:tcW w:type="dxa" w:w="2500"/>
+            <w:tcBorders>
+              <w:top w:val="single" w:color="BFBFBF" w:sz="4"/>
+              <w:left w:val="single" w:color="BFBFBF" w:sz="4"/>
+              <w:bottom w:val="single" w:color="BFBFBF" w:sz="4"/>
+              <w:right w:val="single" w:color="BFBFBF" w:sz="4"/>
+            </w:tcBorders>
+            <w:tcMar>
+              <w:top w:type="dxa" w:w="40"/>
+              <w:left w:type="dxa" w:w="100"/>
+              <w:bottom w:type="dxa" w:w="40"/>
+              <w:right w:type="dxa" w:w="100"/>
+            </w:tcMar>
+          </w:tcPr>
+          <w:p>
+            <w:pPr>
+              <w:spacing w:after="0"/>
+            </w:pPr>
+            <w:r>
+              <w:rPr>
+                <w:rFonts w:ascii="TH Sarabun New" w:cs="TH Sarabun New" w:eastAsia="TH Sarabun New" w:hAnsi="TH Sarabun New"/>
+                <w:b w:val="false"/>
+                <w:bCs w:val="false"/>
+                <w:sz w:val="28"/>
+                <w:szCs w:val="28"/>
+              </w:rPr>
+              <w:t xml:space="preserve">idea_17 · idea_web.html?idea=17</w:t>
+            </w:r>
+          </w:p>
+        </w:tc>
+      </w:tr>
+      <w:tr>
+        <w:tc>
+          <w:tcPr>
+            <w:tcW w:type="dxa" w:w="900"/>
+            <w:tcBorders>
+              <w:top w:val="single" w:color="BFBFBF" w:sz="4"/>
+              <w:left w:val="single" w:color="BFBFBF" w:sz="4"/>
+              <w:bottom w:val="single" w:color="BFBFBF" w:sz="4"/>
+              <w:right w:val="single" w:color="BFBFBF" w:sz="4"/>
+            </w:tcBorders>
+            <w:tcMar>
+              <w:top w:type="dxa" w:w="40"/>
+              <w:left w:type="dxa" w:w="100"/>
+              <w:bottom w:type="dxa" w:w="40"/>
+              <w:right w:type="dxa" w:w="100"/>
+            </w:tcMar>
+          </w:tcPr>
+          <w:p>
+            <w:pPr>
+              <w:spacing w:after="0"/>
+            </w:pPr>
+            <w:r>
+              <w:rPr>
+                <w:rFonts w:ascii="TH Sarabun New" w:cs="TH Sarabun New" w:eastAsia="TH Sarabun New" w:hAnsi="TH Sarabun New"/>
+                <w:b w:val="false"/>
+                <w:bCs w:val="false"/>
+                <w:sz w:val="28"/>
+                <w:szCs w:val="28"/>
+              </w:rPr>
+              <w:t xml:space="preserve">18</w:t>
+            </w:r>
+          </w:p>
+        </w:tc>
+        <w:tc>
+          <w:tcPr>
+            <w:tcW w:type="dxa" w:w="3600"/>
+            <w:tcBorders>
+              <w:top w:val="single" w:color="BFBFBF" w:sz="4"/>
+              <w:left w:val="single" w:color="BFBFBF" w:sz="4"/>
+              <w:bottom w:val="single" w:color="BFBFBF" w:sz="4"/>
+              <w:right w:val="single" w:color="BFBFBF" w:sz="4"/>
+            </w:tcBorders>
+            <w:tcMar>
+              <w:top w:type="dxa" w:w="40"/>
+              <w:left w:type="dxa" w:w="100"/>
+              <w:bottom w:type="dxa" w:w="40"/>
+              <w:right w:type="dxa" w:w="100"/>
+            </w:tcMar>
+          </w:tcPr>
+          <w:p>
+            <w:pPr>
+              <w:spacing w:after="0"/>
+            </w:pPr>
+            <w:r>
+              <w:rPr>
+                <w:rFonts w:ascii="TH Sarabun New" w:cs="TH Sarabun New" w:eastAsia="TH Sarabun New" w:hAnsi="TH Sarabun New"/>
+                <w:b w:val="false"/>
+                <w:bCs w:val="false"/>
+                <w:sz w:val="28"/>
+                <w:szCs w:val="28"/>
+              </w:rPr>
+              <w:t xml:space="preserve">พัดลมเล้าไก่</w:t>
+            </w:r>
+          </w:p>
+        </w:tc>
+        <w:tc>
+          <w:tcPr>
+            <w:tcW w:type="dxa" w:w="3368"/>
+            <w:tcBorders>
+              <w:top w:val="single" w:color="BFBFBF" w:sz="4"/>
+              <w:left w:val="single" w:color="BFBFBF" w:sz="4"/>
+              <w:bottom w:val="single" w:color="BFBFBF" w:sz="4"/>
+              <w:right w:val="single" w:color="BFBFBF" w:sz="4"/>
+            </w:tcBorders>
+            <w:tcMar>
+              <w:top w:type="dxa" w:w="40"/>
+              <w:left w:type="dxa" w:w="100"/>
+              <w:bottom w:type="dxa" w:w="40"/>
+              <w:right w:type="dxa" w:w="100"/>
+            </w:tcMar>
+          </w:tcPr>
+          <w:p>
+            <w:pPr>
+              <w:spacing w:after="0"/>
+            </w:pPr>
+            <w:r>
+              <w:rPr>
+                <w:rFonts w:ascii="TH Sarabun New" w:cs="TH Sarabun New" w:eastAsia="TH Sarabun New" w:hAnsi="TH Sarabun New"/>
+                <w:b w:val="false"/>
+                <w:bCs w:val="false"/>
+                <w:sz w:val="28"/>
+                <w:szCs w:val="28"/>
+              </w:rPr>
+              <w:t xml:space="preserve">B · สั่งเครื่องจากมือถือ + กฎปลอดภัย</w:t>
+            </w:r>
+          </w:p>
+        </w:tc>
+        <w:tc>
+          <w:tcPr>
+            <w:tcW w:type="dxa" w:w="2500"/>
+            <w:tcBorders>
+              <w:top w:val="single" w:color="BFBFBF" w:sz="4"/>
+              <w:left w:val="single" w:color="BFBFBF" w:sz="4"/>
+              <w:bottom w:val="single" w:color="BFBFBF" w:sz="4"/>
+              <w:right w:val="single" w:color="BFBFBF" w:sz="4"/>
+            </w:tcBorders>
+            <w:tcMar>
+              <w:top w:type="dxa" w:w="40"/>
+              <w:left w:type="dxa" w:w="100"/>
+              <w:bottom w:type="dxa" w:w="40"/>
+              <w:right w:type="dxa" w:w="100"/>
+            </w:tcMar>
+          </w:tcPr>
+          <w:p>
+            <w:pPr>
+              <w:spacing w:after="0"/>
+            </w:pPr>
+            <w:r>
+              <w:rPr>
+                <w:rFonts w:ascii="TH Sarabun New" w:cs="TH Sarabun New" w:eastAsia="TH Sarabun New" w:hAnsi="TH Sarabun New"/>
+                <w:b w:val="false"/>
+                <w:bCs w:val="false"/>
+                <w:sz w:val="28"/>
+                <w:szCs w:val="28"/>
+              </w:rPr>
+              <w:t xml:space="preserve">idea_18 · idea_web.html?idea=18</w:t>
+            </w:r>
+          </w:p>
+        </w:tc>
+      </w:tr>
+      <w:tr>
+        <w:tc>
+          <w:tcPr>
+            <w:tcW w:type="dxa" w:w="900"/>
+            <w:tcBorders>
+              <w:top w:val="single" w:color="BFBFBF" w:sz="4"/>
+              <w:left w:val="single" w:color="BFBFBF" w:sz="4"/>
+              <w:bottom w:val="single" w:color="BFBFBF" w:sz="4"/>
+              <w:right w:val="single" w:color="BFBFBF" w:sz="4"/>
+            </w:tcBorders>
+            <w:tcMar>
+              <w:top w:type="dxa" w:w="40"/>
+              <w:left w:type="dxa" w:w="100"/>
+              <w:bottom w:type="dxa" w:w="40"/>
+              <w:right w:type="dxa" w:w="100"/>
+            </w:tcMar>
+          </w:tcPr>
+          <w:p>
+            <w:pPr>
+              <w:spacing w:after="0"/>
+            </w:pPr>
+            <w:r>
+              <w:rPr>
+                <w:rFonts w:ascii="TH Sarabun New" w:cs="TH Sarabun New" w:eastAsia="TH Sarabun New" w:hAnsi="TH Sarabun New"/>
+                <w:b w:val="false"/>
+                <w:bCs w:val="false"/>
+                <w:sz w:val="28"/>
+                <w:szCs w:val="28"/>
+              </w:rPr>
+              <w:t xml:space="preserve">19</w:t>
+            </w:r>
+          </w:p>
+        </w:tc>
+        <w:tc>
+          <w:tcPr>
+            <w:tcW w:type="dxa" w:w="3600"/>
+            <w:tcBorders>
+              <w:top w:val="single" w:color="BFBFBF" w:sz="4"/>
+              <w:left w:val="single" w:color="BFBFBF" w:sz="4"/>
+              <w:bottom w:val="single" w:color="BFBFBF" w:sz="4"/>
+              <w:right w:val="single" w:color="BFBFBF" w:sz="4"/>
+            </w:tcBorders>
+            <w:tcMar>
+              <w:top w:type="dxa" w:w="40"/>
+              <w:left w:type="dxa" w:w="100"/>
+              <w:bottom w:type="dxa" w:w="40"/>
+              <w:right w:type="dxa" w:w="100"/>
+            </w:tcMar>
+          </w:tcPr>
+          <w:p>
+            <w:pPr>
+              <w:spacing w:after="0"/>
+            </w:pPr>
+            <w:r>
+              <w:rPr>
+                <w:rFonts w:ascii="TH Sarabun New" w:cs="TH Sarabun New" w:eastAsia="TH Sarabun New" w:hAnsi="TH Sarabun New"/>
+                <w:b w:val="false"/>
+                <w:bCs w:val="false"/>
+                <w:sz w:val="28"/>
+                <w:szCs w:val="28"/>
+              </w:rPr>
+              <w:t xml:space="preserve">ประตูน้ำแปลงนา</w:t>
+            </w:r>
+          </w:p>
+        </w:tc>
+        <w:tc>
+          <w:tcPr>
+            <w:tcW w:type="dxa" w:w="3368"/>
+            <w:tcBorders>
+              <w:top w:val="single" w:color="BFBFBF" w:sz="4"/>
+              <w:left w:val="single" w:color="BFBFBF" w:sz="4"/>
+              <w:bottom w:val="single" w:color="BFBFBF" w:sz="4"/>
+              <w:right w:val="single" w:color="BFBFBF" w:sz="4"/>
+            </w:tcBorders>
+            <w:tcMar>
+              <w:top w:type="dxa" w:w="40"/>
+              <w:left w:type="dxa" w:w="100"/>
+              <w:bottom w:type="dxa" w:w="40"/>
+              <w:right w:type="dxa" w:w="100"/>
+            </w:tcMar>
+          </w:tcPr>
+          <w:p>
+            <w:pPr>
+              <w:spacing w:after="0"/>
+            </w:pPr>
+            <w:r>
+              <w:rPr>
+                <w:rFonts w:ascii="TH Sarabun New" w:cs="TH Sarabun New" w:eastAsia="TH Sarabun New" w:hAnsi="TH Sarabun New"/>
+                <w:b w:val="false"/>
+                <w:bCs w:val="false"/>
+                <w:sz w:val="28"/>
+                <w:szCs w:val="28"/>
+              </w:rPr>
+              <w:t xml:space="preserve">B · สั่งเครื่องจากมือถือ + กฎปลอดภัย</w:t>
+            </w:r>
+          </w:p>
+        </w:tc>
+        <w:tc>
+          <w:tcPr>
+            <w:tcW w:type="dxa" w:w="2500"/>
+            <w:tcBorders>
+              <w:top w:val="single" w:color="BFBFBF" w:sz="4"/>
+              <w:left w:val="single" w:color="BFBFBF" w:sz="4"/>
+              <w:bottom w:val="single" w:color="BFBFBF" w:sz="4"/>
+              <w:right w:val="single" w:color="BFBFBF" w:sz="4"/>
+            </w:tcBorders>
+            <w:tcMar>
+              <w:top w:type="dxa" w:w="40"/>
+              <w:left w:type="dxa" w:w="100"/>
+              <w:bottom w:type="dxa" w:w="40"/>
+              <w:right w:type="dxa" w:w="100"/>
+            </w:tcMar>
+          </w:tcPr>
+          <w:p>
+            <w:pPr>
+              <w:spacing w:after="0"/>
+            </w:pPr>
+            <w:r>
+              <w:rPr>
+                <w:rFonts w:ascii="TH Sarabun New" w:cs="TH Sarabun New" w:eastAsia="TH Sarabun New" w:hAnsi="TH Sarabun New"/>
+                <w:b w:val="false"/>
+                <w:bCs w:val="false"/>
+                <w:sz w:val="28"/>
+                <w:szCs w:val="28"/>
+              </w:rPr>
+              <w:t xml:space="preserve">idea_19 · idea_web.html?idea=19</w:t>
+            </w:r>
+          </w:p>
+        </w:tc>
+      </w:tr>
+      <w:tr>
+        <w:tc>
+          <w:tcPr>
+            <w:tcW w:type="dxa" w:w="900"/>
+            <w:tcBorders>
+              <w:top w:val="single" w:color="BFBFBF" w:sz="4"/>
+              <w:left w:val="single" w:color="BFBFBF" w:sz="4"/>
+              <w:bottom w:val="single" w:color="BFBFBF" w:sz="4"/>
+              <w:right w:val="single" w:color="BFBFBF" w:sz="4"/>
+            </w:tcBorders>
+            <w:tcMar>
+              <w:top w:type="dxa" w:w="40"/>
+              <w:left w:type="dxa" w:w="100"/>
+              <w:bottom w:type="dxa" w:w="40"/>
+              <w:right w:type="dxa" w:w="100"/>
+            </w:tcMar>
+          </w:tcPr>
+          <w:p>
+            <w:pPr>
+              <w:spacing w:after="0"/>
+            </w:pPr>
+            <w:r>
+              <w:rPr>
+                <w:rFonts w:ascii="TH Sarabun New" w:cs="TH Sarabun New" w:eastAsia="TH Sarabun New" w:hAnsi="TH Sarabun New"/>
+                <w:b w:val="false"/>
+                <w:bCs w:val="false"/>
+                <w:sz w:val="28"/>
+                <w:szCs w:val="28"/>
+              </w:rPr>
+              <w:t xml:space="preserve">20</w:t>
+            </w:r>
+          </w:p>
+        </w:tc>
+        <w:tc>
+          <w:tcPr>
+            <w:tcW w:type="dxa" w:w="3600"/>
+            <w:tcBorders>
+              <w:top w:val="single" w:color="BFBFBF" w:sz="4"/>
+              <w:left w:val="single" w:color="BFBFBF" w:sz="4"/>
+              <w:bottom w:val="single" w:color="BFBFBF" w:sz="4"/>
+              <w:right w:val="single" w:color="BFBFBF" w:sz="4"/>
+            </w:tcBorders>
+            <w:tcMar>
+              <w:top w:type="dxa" w:w="40"/>
+              <w:left w:type="dxa" w:w="100"/>
+              <w:bottom w:type="dxa" w:w="40"/>
+              <w:right w:type="dxa" w:w="100"/>
+            </w:tcMar>
+          </w:tcPr>
+          <w:p>
+            <w:pPr>
+              <w:spacing w:after="0"/>
+            </w:pPr>
+            <w:r>
+              <w:rPr>
+                <w:rFonts w:ascii="TH Sarabun New" w:cs="TH Sarabun New" w:eastAsia="TH Sarabun New" w:hAnsi="TH Sarabun New"/>
+                <w:b w:val="false"/>
+                <w:bCs w:val="false"/>
+                <w:sz w:val="28"/>
+                <w:szCs w:val="28"/>
+              </w:rPr>
+              <w:t xml:space="preserve">เครื่องให้อาหารปลา</w:t>
+            </w:r>
+          </w:p>
+        </w:tc>
+        <w:tc>
+          <w:tcPr>
+            <w:tcW w:type="dxa" w:w="3368"/>
+            <w:tcBorders>
+              <w:top w:val="single" w:color="BFBFBF" w:sz="4"/>
+              <w:left w:val="single" w:color="BFBFBF" w:sz="4"/>
+              <w:bottom w:val="single" w:color="BFBFBF" w:sz="4"/>
+              <w:right w:val="single" w:color="BFBFBF" w:sz="4"/>
+            </w:tcBorders>
+            <w:tcMar>
+              <w:top w:type="dxa" w:w="40"/>
+              <w:left w:type="dxa" w:w="100"/>
+              <w:bottom w:type="dxa" w:w="40"/>
+              <w:right w:type="dxa" w:w="100"/>
+            </w:tcMar>
+          </w:tcPr>
+          <w:p>
+            <w:pPr>
+              <w:spacing w:after="0"/>
+            </w:pPr>
+            <w:r>
+              <w:rPr>
+                <w:rFonts w:ascii="TH Sarabun New" w:cs="TH Sarabun New" w:eastAsia="TH Sarabun New" w:hAnsi="TH Sarabun New"/>
+                <w:b w:val="false"/>
+                <w:bCs w:val="false"/>
+                <w:sz w:val="28"/>
+                <w:szCs w:val="28"/>
+              </w:rPr>
+              <w:t xml:space="preserve">B · สั่งเครื่องจากมือถือ + กฎปลอดภัย</w:t>
+            </w:r>
+          </w:p>
+        </w:tc>
+        <w:tc>
+          <w:tcPr>
+            <w:tcW w:type="dxa" w:w="2500"/>
+            <w:tcBorders>
+              <w:top w:val="single" w:color="BFBFBF" w:sz="4"/>
+              <w:left w:val="single" w:color="BFBFBF" w:sz="4"/>
+              <w:bottom w:val="single" w:color="BFBFBF" w:sz="4"/>
+              <w:right w:val="single" w:color="BFBFBF" w:sz="4"/>
+            </w:tcBorders>
+            <w:tcMar>
+              <w:top w:type="dxa" w:w="40"/>
+              <w:left w:type="dxa" w:w="100"/>
+              <w:bottom w:type="dxa" w:w="40"/>
+              <w:right w:type="dxa" w:w="100"/>
+            </w:tcMar>
+          </w:tcPr>
+          <w:p>
+            <w:pPr>
+              <w:spacing w:after="0"/>
+            </w:pPr>
+            <w:r>
+              <w:rPr>
+                <w:rFonts w:ascii="TH Sarabun New" w:cs="TH Sarabun New" w:eastAsia="TH Sarabun New" w:hAnsi="TH Sarabun New"/>
+                <w:b w:val="false"/>
+                <w:bCs w:val="false"/>
+                <w:sz w:val="28"/>
+                <w:szCs w:val="28"/>
+              </w:rPr>
+              <w:t xml:space="preserve">idea_20 · idea_web.html?idea=20</w:t>
+            </w:r>
+          </w:p>
+        </w:tc>
+      </w:tr>
+      <w:tr>
+        <w:tc>
+          <w:tcPr>
+            <w:tcW w:type="dxa" w:w="900"/>
+            <w:tcBorders>
+              <w:top w:val="single" w:color="BFBFBF" w:sz="4"/>
+              <w:left w:val="single" w:color="BFBFBF" w:sz="4"/>
+              <w:bottom w:val="single" w:color="BFBFBF" w:sz="4"/>
+              <w:right w:val="single" w:color="BFBFBF" w:sz="4"/>
+            </w:tcBorders>
+            <w:tcMar>
+              <w:top w:type="dxa" w:w="40"/>
+              <w:left w:type="dxa" w:w="100"/>
+              <w:bottom w:type="dxa" w:w="40"/>
+              <w:right w:type="dxa" w:w="100"/>
+            </w:tcMar>
+          </w:tcPr>
+          <w:p>
+            <w:pPr>
+              <w:spacing w:after="0"/>
+            </w:pPr>
+            <w:r>
+              <w:rPr>
+                <w:rFonts w:ascii="TH Sarabun New" w:cs="TH Sarabun New" w:eastAsia="TH Sarabun New" w:hAnsi="TH Sarabun New"/>
+                <w:b w:val="false"/>
+                <w:bCs w:val="false"/>
+                <w:sz w:val="28"/>
+                <w:szCs w:val="28"/>
+              </w:rPr>
+              <w:t xml:space="preserve">7</w:t>
+            </w:r>
+          </w:p>
+        </w:tc>
+        <w:tc>
+          <w:tcPr>
+            <w:tcW w:type="dxa" w:w="3600"/>
+            <w:tcBorders>
+              <w:top w:val="single" w:color="BFBFBF" w:sz="4"/>
+              <w:left w:val="single" w:color="BFBFBF" w:sz="4"/>
+              <w:bottom w:val="single" w:color="BFBFBF" w:sz="4"/>
+              <w:right w:val="single" w:color="BFBFBF" w:sz="4"/>
+            </w:tcBorders>
+            <w:tcMar>
+              <w:top w:type="dxa" w:w="40"/>
+              <w:left w:type="dxa" w:w="100"/>
+              <w:bottom w:type="dxa" w:w="40"/>
+              <w:right w:type="dxa" w:w="100"/>
+            </w:tcMar>
+          </w:tcPr>
+          <w:p>
+            <w:pPr>
+              <w:spacing w:after="0"/>
+            </w:pPr>
+            <w:r>
+              <w:rPr>
+                <w:rFonts w:ascii="TH Sarabun New" w:cs="TH Sarabun New" w:eastAsia="TH Sarabun New" w:hAnsi="TH Sarabun New"/>
+                <w:b w:val="false"/>
+                <w:bCs w:val="false"/>
+                <w:sz w:val="28"/>
+                <w:szCs w:val="28"/>
+              </w:rPr>
+              <w:t xml:space="preserve">หมอฟังปั๊มน้ำ</w:t>
+            </w:r>
+          </w:p>
+        </w:tc>
+        <w:tc>
+          <w:tcPr>
+            <w:tcW w:type="dxa" w:w="3368"/>
+            <w:tcBorders>
+              <w:top w:val="single" w:color="BFBFBF" w:sz="4"/>
+              <w:left w:val="single" w:color="BFBFBF" w:sz="4"/>
+              <w:bottom w:val="single" w:color="BFBFBF" w:sz="4"/>
+              <w:right w:val="single" w:color="BFBFBF" w:sz="4"/>
+            </w:tcBorders>
+            <w:tcMar>
+              <w:top w:type="dxa" w:w="40"/>
+              <w:left w:type="dxa" w:w="100"/>
+              <w:bottom w:type="dxa" w:w="40"/>
+              <w:right w:type="dxa" w:w="100"/>
+            </w:tcMar>
+          </w:tcPr>
+          <w:p>
+            <w:pPr>
+              <w:spacing w:after="0"/>
+            </w:pPr>
+            <w:r>
+              <w:rPr>
+                <w:rFonts w:ascii="TH Sarabun New" w:cs="TH Sarabun New" w:eastAsia="TH Sarabun New" w:hAnsi="TH Sarabun New"/>
+                <w:b w:val="false"/>
+                <w:bCs w:val="false"/>
+                <w:sz w:val="28"/>
+                <w:szCs w:val="28"/>
+              </w:rPr>
+              <w:t xml:space="preserve">C · การสั่นผิดปกติ + หยุดเครื่อง</w:t>
+            </w:r>
+          </w:p>
+        </w:tc>
+        <w:tc>
+          <w:tcPr>
+            <w:tcW w:type="dxa" w:w="2500"/>
+            <w:tcBorders>
+              <w:top w:val="single" w:color="BFBFBF" w:sz="4"/>
+              <w:left w:val="single" w:color="BFBFBF" w:sz="4"/>
+              <w:bottom w:val="single" w:color="BFBFBF" w:sz="4"/>
+              <w:right w:val="single" w:color="BFBFBF" w:sz="4"/>
+            </w:tcBorders>
+            <w:tcMar>
+              <w:top w:type="dxa" w:w="40"/>
+              <w:left w:type="dxa" w:w="100"/>
+              <w:bottom w:type="dxa" w:w="40"/>
+              <w:right w:type="dxa" w:w="100"/>
+            </w:tcMar>
+          </w:tcPr>
+          <w:p>
+            <w:pPr>
+              <w:spacing w:after="0"/>
+            </w:pPr>
+            <w:r>
+              <w:rPr>
+                <w:rFonts w:ascii="TH Sarabun New" w:cs="TH Sarabun New" w:eastAsia="TH Sarabun New" w:hAnsi="TH Sarabun New"/>
+                <w:b w:val="false"/>
+                <w:bCs w:val="false"/>
+                <w:sz w:val="28"/>
+                <w:szCs w:val="28"/>
+              </w:rPr>
+              <w:t xml:space="preserve">idea_7 · idea_web.html?idea=7</w:t>
+            </w:r>
+          </w:p>
+        </w:tc>
+      </w:tr>
+      <w:tr>
+        <w:tc>
+          <w:tcPr>
+            <w:tcW w:type="dxa" w:w="900"/>
+            <w:tcBorders>
+              <w:top w:val="single" w:color="BFBFBF" w:sz="4"/>
+              <w:left w:val="single" w:color="BFBFBF" w:sz="4"/>
+              <w:bottom w:val="single" w:color="BFBFBF" w:sz="4"/>
+              <w:right w:val="single" w:color="BFBFBF" w:sz="4"/>
+            </w:tcBorders>
+            <w:tcMar>
+              <w:top w:type="dxa" w:w="40"/>
+              <w:left w:type="dxa" w:w="100"/>
+              <w:bottom w:type="dxa" w:w="40"/>
+              <w:right w:type="dxa" w:w="100"/>
+            </w:tcMar>
+          </w:tcPr>
+          <w:p>
+            <w:pPr>
+              <w:spacing w:after="0"/>
+            </w:pPr>
+            <w:r>
+              <w:rPr>
+                <w:rFonts w:ascii="TH Sarabun New" w:cs="TH Sarabun New" w:eastAsia="TH Sarabun New" w:hAnsi="TH Sarabun New"/>
+                <w:b w:val="false"/>
+                <w:bCs w:val="false"/>
+                <w:sz w:val="28"/>
+                <w:szCs w:val="28"/>
+              </w:rPr>
+              <w:t xml:space="preserve">21</w:t>
+            </w:r>
+          </w:p>
+        </w:tc>
+        <w:tc>
+          <w:tcPr>
+            <w:tcW w:type="dxa" w:w="3600"/>
+            <w:tcBorders>
+              <w:top w:val="single" w:color="BFBFBF" w:sz="4"/>
+              <w:left w:val="single" w:color="BFBFBF" w:sz="4"/>
+              <w:bottom w:val="single" w:color="BFBFBF" w:sz="4"/>
+              <w:right w:val="single" w:color="BFBFBF" w:sz="4"/>
+            </w:tcBorders>
+            <w:tcMar>
+              <w:top w:type="dxa" w:w="40"/>
+              <w:left w:type="dxa" w:w="100"/>
+              <w:bottom w:type="dxa" w:w="40"/>
+              <w:right w:type="dxa" w:w="100"/>
+            </w:tcMar>
+          </w:tcPr>
+          <w:p>
+            <w:pPr>
+              <w:spacing w:after="0"/>
+            </w:pPr>
+            <w:r>
+              <w:rPr>
+                <w:rFonts w:ascii="TH Sarabun New" w:cs="TH Sarabun New" w:eastAsia="TH Sarabun New" w:hAnsi="TH Sarabun New"/>
+                <w:b w:val="false"/>
+                <w:bCs w:val="false"/>
+                <w:sz w:val="28"/>
+                <w:szCs w:val="28"/>
+              </w:rPr>
+              <w:t xml:space="preserve">พัดลมโรงเรือนสั่นผิดปกติ</w:t>
+            </w:r>
+          </w:p>
+        </w:tc>
+        <w:tc>
+          <w:tcPr>
+            <w:tcW w:type="dxa" w:w="3368"/>
+            <w:tcBorders>
+              <w:top w:val="single" w:color="BFBFBF" w:sz="4"/>
+              <w:left w:val="single" w:color="BFBFBF" w:sz="4"/>
+              <w:bottom w:val="single" w:color="BFBFBF" w:sz="4"/>
+              <w:right w:val="single" w:color="BFBFBF" w:sz="4"/>
+            </w:tcBorders>
+            <w:tcMar>
+              <w:top w:type="dxa" w:w="40"/>
+              <w:left w:type="dxa" w:w="100"/>
+              <w:bottom w:type="dxa" w:w="40"/>
+              <w:right w:type="dxa" w:w="100"/>
+            </w:tcMar>
+          </w:tcPr>
+          <w:p>
+            <w:pPr>
+              <w:spacing w:after="0"/>
+            </w:pPr>
+            <w:r>
+              <w:rPr>
+                <w:rFonts w:ascii="TH Sarabun New" w:cs="TH Sarabun New" w:eastAsia="TH Sarabun New" w:hAnsi="TH Sarabun New"/>
+                <w:b w:val="false"/>
+                <w:bCs w:val="false"/>
+                <w:sz w:val="28"/>
+                <w:szCs w:val="28"/>
+              </w:rPr>
+              <w:t xml:space="preserve">C · การสั่นผิดปกติ + หยุดเครื่อง</w:t>
+            </w:r>
+          </w:p>
+        </w:tc>
+        <w:tc>
+          <w:tcPr>
+            <w:tcW w:type="dxa" w:w="2500"/>
+            <w:tcBorders>
+              <w:top w:val="single" w:color="BFBFBF" w:sz="4"/>
+              <w:left w:val="single" w:color="BFBFBF" w:sz="4"/>
+              <w:bottom w:val="single" w:color="BFBFBF" w:sz="4"/>
+              <w:right w:val="single" w:color="BFBFBF" w:sz="4"/>
+            </w:tcBorders>
+            <w:tcMar>
+              <w:top w:type="dxa" w:w="40"/>
+              <w:left w:type="dxa" w:w="100"/>
+              <w:bottom w:type="dxa" w:w="40"/>
+              <w:right w:type="dxa" w:w="100"/>
+            </w:tcMar>
+          </w:tcPr>
+          <w:p>
+            <w:pPr>
+              <w:spacing w:after="0"/>
+            </w:pPr>
+            <w:r>
+              <w:rPr>
+                <w:rFonts w:ascii="TH Sarabun New" w:cs="TH Sarabun New" w:eastAsia="TH Sarabun New" w:hAnsi="TH Sarabun New"/>
+                <w:b w:val="false"/>
+                <w:bCs w:val="false"/>
+                <w:sz w:val="28"/>
+                <w:szCs w:val="28"/>
+              </w:rPr>
+              <w:t xml:space="preserve">idea_21 · idea_web.html?idea=21</w:t>
+            </w:r>
+          </w:p>
+        </w:tc>
+      </w:tr>
+      <w:tr>
+        <w:tc>
+          <w:tcPr>
+            <w:tcW w:type="dxa" w:w="900"/>
+            <w:tcBorders>
+              <w:top w:val="single" w:color="BFBFBF" w:sz="4"/>
+              <w:left w:val="single" w:color="BFBFBF" w:sz="4"/>
+              <w:bottom w:val="single" w:color="BFBFBF" w:sz="4"/>
+              <w:right w:val="single" w:color="BFBFBF" w:sz="4"/>
+            </w:tcBorders>
+            <w:tcMar>
+              <w:top w:type="dxa" w:w="40"/>
+              <w:left w:type="dxa" w:w="100"/>
+              <w:bottom w:type="dxa" w:w="40"/>
+              <w:right w:type="dxa" w:w="100"/>
+            </w:tcMar>
+          </w:tcPr>
+          <w:p>
+            <w:pPr>
+              <w:spacing w:after="0"/>
+            </w:pPr>
+            <w:r>
+              <w:rPr>
+                <w:rFonts w:ascii="TH Sarabun New" w:cs="TH Sarabun New" w:eastAsia="TH Sarabun New" w:hAnsi="TH Sarabun New"/>
+                <w:b w:val="false"/>
+                <w:bCs w:val="false"/>
+                <w:sz w:val="28"/>
+                <w:szCs w:val="28"/>
+              </w:rPr>
+              <w:t xml:space="preserve">22</w:t>
+            </w:r>
+          </w:p>
+        </w:tc>
+        <w:tc>
+          <w:tcPr>
+            <w:tcW w:type="dxa" w:w="3600"/>
+            <w:tcBorders>
+              <w:top w:val="single" w:color="BFBFBF" w:sz="4"/>
+              <w:left w:val="single" w:color="BFBFBF" w:sz="4"/>
+              <w:bottom w:val="single" w:color="BFBFBF" w:sz="4"/>
+              <w:right w:val="single" w:color="BFBFBF" w:sz="4"/>
+            </w:tcBorders>
+            <w:tcMar>
+              <w:top w:type="dxa" w:w="40"/>
+              <w:left w:type="dxa" w:w="100"/>
+              <w:bottom w:type="dxa" w:w="40"/>
+              <w:right w:type="dxa" w:w="100"/>
+            </w:tcMar>
+          </w:tcPr>
+          <w:p>
+            <w:pPr>
+              <w:spacing w:after="0"/>
+            </w:pPr>
+            <w:r>
+              <w:rPr>
+                <w:rFonts w:ascii="TH Sarabun New" w:cs="TH Sarabun New" w:eastAsia="TH Sarabun New" w:hAnsi="TH Sarabun New"/>
+                <w:b w:val="false"/>
+                <w:bCs w:val="false"/>
+                <w:sz w:val="28"/>
+                <w:szCs w:val="28"/>
+              </w:rPr>
+              <w:t xml:space="preserve">เครื่องสีข้าวชุมชน</w:t>
+            </w:r>
+          </w:p>
+        </w:tc>
+        <w:tc>
+          <w:tcPr>
+            <w:tcW w:type="dxa" w:w="3368"/>
+            <w:tcBorders>
+              <w:top w:val="single" w:color="BFBFBF" w:sz="4"/>
+              <w:left w:val="single" w:color="BFBFBF" w:sz="4"/>
+              <w:bottom w:val="single" w:color="BFBFBF" w:sz="4"/>
+              <w:right w:val="single" w:color="BFBFBF" w:sz="4"/>
+            </w:tcBorders>
+            <w:tcMar>
+              <w:top w:type="dxa" w:w="40"/>
+              <w:left w:type="dxa" w:w="100"/>
+              <w:bottom w:type="dxa" w:w="40"/>
+              <w:right w:type="dxa" w:w="100"/>
+            </w:tcMar>
+          </w:tcPr>
+          <w:p>
+            <w:pPr>
+              <w:spacing w:after="0"/>
+            </w:pPr>
+            <w:r>
+              <w:rPr>
+                <w:rFonts w:ascii="TH Sarabun New" w:cs="TH Sarabun New" w:eastAsia="TH Sarabun New" w:hAnsi="TH Sarabun New"/>
+                <w:b w:val="false"/>
+                <w:bCs w:val="false"/>
+                <w:sz w:val="28"/>
+                <w:szCs w:val="28"/>
+              </w:rPr>
+              <w:t xml:space="preserve">C · การสั่นผิดปกติ + หยุดเครื่อง</w:t>
+            </w:r>
+          </w:p>
+        </w:tc>
+        <w:tc>
+          <w:tcPr>
+            <w:tcW w:type="dxa" w:w="2500"/>
+            <w:tcBorders>
+              <w:top w:val="single" w:color="BFBFBF" w:sz="4"/>
+              <w:left w:val="single" w:color="BFBFBF" w:sz="4"/>
+              <w:bottom w:val="single" w:color="BFBFBF" w:sz="4"/>
+              <w:right w:val="single" w:color="BFBFBF" w:sz="4"/>
+            </w:tcBorders>
+            <w:tcMar>
+              <w:top w:type="dxa" w:w="40"/>
+              <w:left w:type="dxa" w:w="100"/>
+              <w:bottom w:type="dxa" w:w="40"/>
+              <w:right w:type="dxa" w:w="100"/>
+            </w:tcMar>
+          </w:tcPr>
+          <w:p>
+            <w:pPr>
+              <w:spacing w:after="0"/>
+            </w:pPr>
+            <w:r>
+              <w:rPr>
+                <w:rFonts w:ascii="TH Sarabun New" w:cs="TH Sarabun New" w:eastAsia="TH Sarabun New" w:hAnsi="TH Sarabun New"/>
+                <w:b w:val="false"/>
+                <w:bCs w:val="false"/>
+                <w:sz w:val="28"/>
+                <w:szCs w:val="28"/>
+              </w:rPr>
+              <w:t xml:space="preserve">idea_22 · idea_web.html?idea=22</w:t>
+            </w:r>
+          </w:p>
+        </w:tc>
+      </w:tr>
+      <w:tr>
+        <w:tc>
+          <w:tcPr>
+            <w:tcW w:type="dxa" w:w="900"/>
+            <w:tcBorders>
+              <w:top w:val="single" w:color="BFBFBF" w:sz="4"/>
+              <w:left w:val="single" w:color="BFBFBF" w:sz="4"/>
+              <w:bottom w:val="single" w:color="BFBFBF" w:sz="4"/>
+              <w:right w:val="single" w:color="BFBFBF" w:sz="4"/>
+            </w:tcBorders>
+            <w:tcMar>
+              <w:top w:type="dxa" w:w="40"/>
+              <w:left w:type="dxa" w:w="100"/>
+              <w:bottom w:type="dxa" w:w="40"/>
+              <w:right w:type="dxa" w:w="100"/>
+            </w:tcMar>
+          </w:tcPr>
+          <w:p>
+            <w:pPr>
+              <w:spacing w:after="0"/>
+            </w:pPr>
+            <w:r>
+              <w:rPr>
+                <w:rFonts w:ascii="TH Sarabun New" w:cs="TH Sarabun New" w:eastAsia="TH Sarabun New" w:hAnsi="TH Sarabun New"/>
+                <w:b w:val="false"/>
+                <w:bCs w:val="false"/>
+                <w:sz w:val="28"/>
+                <w:szCs w:val="28"/>
+              </w:rPr>
+              <w:t xml:space="preserve">23</w:t>
+            </w:r>
+          </w:p>
+        </w:tc>
+        <w:tc>
+          <w:tcPr>
+            <w:tcW w:type="dxa" w:w="3600"/>
+            <w:tcBorders>
+              <w:top w:val="single" w:color="BFBFBF" w:sz="4"/>
+              <w:left w:val="single" w:color="BFBFBF" w:sz="4"/>
+              <w:bottom w:val="single" w:color="BFBFBF" w:sz="4"/>
+              <w:right w:val="single" w:color="BFBFBF" w:sz="4"/>
+            </w:tcBorders>
+            <w:tcMar>
+              <w:top w:type="dxa" w:w="40"/>
+              <w:left w:type="dxa" w:w="100"/>
+              <w:bottom w:type="dxa" w:w="40"/>
+              <w:right w:type="dxa" w:w="100"/>
+            </w:tcMar>
+          </w:tcPr>
+          <w:p>
+            <w:pPr>
+              <w:spacing w:after="0"/>
+            </w:pPr>
+            <w:r>
+              <w:rPr>
+                <w:rFonts w:ascii="TH Sarabun New" w:cs="TH Sarabun New" w:eastAsia="TH Sarabun New" w:hAnsi="TH Sarabun New"/>
+                <w:b w:val="false"/>
+                <w:bCs w:val="false"/>
+                <w:sz w:val="28"/>
+                <w:szCs w:val="28"/>
+              </w:rPr>
+              <w:t xml:space="preserve">ถาดไข่ระหว่างขนส่ง</w:t>
+            </w:r>
+          </w:p>
+        </w:tc>
+        <w:tc>
+          <w:tcPr>
+            <w:tcW w:type="dxa" w:w="3368"/>
+            <w:tcBorders>
+              <w:top w:val="single" w:color="BFBFBF" w:sz="4"/>
+              <w:left w:val="single" w:color="BFBFBF" w:sz="4"/>
+              <w:bottom w:val="single" w:color="BFBFBF" w:sz="4"/>
+              <w:right w:val="single" w:color="BFBFBF" w:sz="4"/>
+            </w:tcBorders>
+            <w:tcMar>
+              <w:top w:type="dxa" w:w="40"/>
+              <w:left w:type="dxa" w:w="100"/>
+              <w:bottom w:type="dxa" w:w="40"/>
+              <w:right w:type="dxa" w:w="100"/>
+            </w:tcMar>
+          </w:tcPr>
+          <w:p>
+            <w:pPr>
+              <w:spacing w:after="0"/>
+            </w:pPr>
+            <w:r>
+              <w:rPr>
+                <w:rFonts w:ascii="TH Sarabun New" w:cs="TH Sarabun New" w:eastAsia="TH Sarabun New" w:hAnsi="TH Sarabun New"/>
+                <w:b w:val="false"/>
+                <w:bCs w:val="false"/>
+                <w:sz w:val="28"/>
+                <w:szCs w:val="28"/>
+              </w:rPr>
+              <w:t xml:space="preserve">C · การสั่นผิดปกติ + หยุดเครื่อง</w:t>
+            </w:r>
+          </w:p>
+        </w:tc>
+        <w:tc>
+          <w:tcPr>
+            <w:tcW w:type="dxa" w:w="2500"/>
+            <w:tcBorders>
+              <w:top w:val="single" w:color="BFBFBF" w:sz="4"/>
+              <w:left w:val="single" w:color="BFBFBF" w:sz="4"/>
+              <w:bottom w:val="single" w:color="BFBFBF" w:sz="4"/>
+              <w:right w:val="single" w:color="BFBFBF" w:sz="4"/>
+            </w:tcBorders>
+            <w:tcMar>
+              <w:top w:type="dxa" w:w="40"/>
+              <w:left w:type="dxa" w:w="100"/>
+              <w:bottom w:type="dxa" w:w="40"/>
+              <w:right w:type="dxa" w:w="100"/>
+            </w:tcMar>
+          </w:tcPr>
+          <w:p>
+            <w:pPr>
+              <w:spacing w:after="0"/>
+            </w:pPr>
+            <w:r>
+              <w:rPr>
+                <w:rFonts w:ascii="TH Sarabun New" w:cs="TH Sarabun New" w:eastAsia="TH Sarabun New" w:hAnsi="TH Sarabun New"/>
+                <w:b w:val="false"/>
+                <w:bCs w:val="false"/>
+                <w:sz w:val="28"/>
+                <w:szCs w:val="28"/>
+              </w:rPr>
+              <w:t xml:space="preserve">idea_23 · idea_web.html?idea=23</w:t>
+            </w:r>
+          </w:p>
+        </w:tc>
+      </w:tr>
+      <w:tr>
+        <w:tc>
+          <w:tcPr>
+            <w:tcW w:type="dxa" w:w="900"/>
+            <w:tcBorders>
+              <w:top w:val="single" w:color="BFBFBF" w:sz="4"/>
+              <w:left w:val="single" w:color="BFBFBF" w:sz="4"/>
+              <w:bottom w:val="single" w:color="BFBFBF" w:sz="4"/>
+              <w:right w:val="single" w:color="BFBFBF" w:sz="4"/>
+            </w:tcBorders>
+            <w:tcMar>
+              <w:top w:type="dxa" w:w="40"/>
+              <w:left w:type="dxa" w:w="100"/>
+              <w:bottom w:type="dxa" w:w="40"/>
+              <w:right w:type="dxa" w:w="100"/>
+            </w:tcMar>
+          </w:tcPr>
+          <w:p>
+            <w:pPr>
+              <w:spacing w:after="0"/>
+            </w:pPr>
+            <w:r>
+              <w:rPr>
+                <w:rFonts w:ascii="TH Sarabun New" w:cs="TH Sarabun New" w:eastAsia="TH Sarabun New" w:hAnsi="TH Sarabun New"/>
+                <w:b w:val="false"/>
+                <w:bCs w:val="false"/>
+                <w:sz w:val="28"/>
+                <w:szCs w:val="28"/>
+              </w:rPr>
+              <w:t xml:space="preserve">24</w:t>
+            </w:r>
+          </w:p>
+        </w:tc>
+        <w:tc>
+          <w:tcPr>
+            <w:tcW w:type="dxa" w:w="3600"/>
+            <w:tcBorders>
+              <w:top w:val="single" w:color="BFBFBF" w:sz="4"/>
+              <w:left w:val="single" w:color="BFBFBF" w:sz="4"/>
+              <w:bottom w:val="single" w:color="BFBFBF" w:sz="4"/>
+              <w:right w:val="single" w:color="BFBFBF" w:sz="4"/>
+            </w:tcBorders>
+            <w:tcMar>
+              <w:top w:type="dxa" w:w="40"/>
+              <w:left w:type="dxa" w:w="100"/>
+              <w:bottom w:type="dxa" w:w="40"/>
+              <w:right w:type="dxa" w:w="100"/>
+            </w:tcMar>
+          </w:tcPr>
+          <w:p>
+            <w:pPr>
+              <w:spacing w:after="0"/>
+            </w:pPr>
+            <w:r>
+              <w:rPr>
+                <w:rFonts w:ascii="TH Sarabun New" w:cs="TH Sarabun New" w:eastAsia="TH Sarabun New" w:hAnsi="TH Sarabun New"/>
+                <w:b w:val="false"/>
+                <w:bCs w:val="false"/>
+                <w:sz w:val="28"/>
+                <w:szCs w:val="28"/>
+              </w:rPr>
+              <w:t xml:space="preserve">ลังผลไม้บนรถกระบะ</w:t>
+            </w:r>
+          </w:p>
+        </w:tc>
+        <w:tc>
+          <w:tcPr>
+            <w:tcW w:type="dxa" w:w="3368"/>
+            <w:tcBorders>
+              <w:top w:val="single" w:color="BFBFBF" w:sz="4"/>
+              <w:left w:val="single" w:color="BFBFBF" w:sz="4"/>
+              <w:bottom w:val="single" w:color="BFBFBF" w:sz="4"/>
+              <w:right w:val="single" w:color="BFBFBF" w:sz="4"/>
+            </w:tcBorders>
+            <w:tcMar>
+              <w:top w:type="dxa" w:w="40"/>
+              <w:left w:type="dxa" w:w="100"/>
+              <w:bottom w:type="dxa" w:w="40"/>
+              <w:right w:type="dxa" w:w="100"/>
+            </w:tcMar>
+          </w:tcPr>
+          <w:p>
+            <w:pPr>
+              <w:spacing w:after="0"/>
+            </w:pPr>
+            <w:r>
+              <w:rPr>
+                <w:rFonts w:ascii="TH Sarabun New" w:cs="TH Sarabun New" w:eastAsia="TH Sarabun New" w:hAnsi="TH Sarabun New"/>
+                <w:b w:val="false"/>
+                <w:bCs w:val="false"/>
+                <w:sz w:val="28"/>
+                <w:szCs w:val="28"/>
+              </w:rPr>
+              <w:t xml:space="preserve">C · การสั่นผิดปกติ + หยุดเครื่อง</w:t>
+            </w:r>
+          </w:p>
+        </w:tc>
+        <w:tc>
+          <w:tcPr>
+            <w:tcW w:type="dxa" w:w="2500"/>
+            <w:tcBorders>
+              <w:top w:val="single" w:color="BFBFBF" w:sz="4"/>
+              <w:left w:val="single" w:color="BFBFBF" w:sz="4"/>
+              <w:bottom w:val="single" w:color="BFBFBF" w:sz="4"/>
+              <w:right w:val="single" w:color="BFBFBF" w:sz="4"/>
+            </w:tcBorders>
+            <w:tcMar>
+              <w:top w:type="dxa" w:w="40"/>
+              <w:left w:type="dxa" w:w="100"/>
+              <w:bottom w:type="dxa" w:w="40"/>
+              <w:right w:type="dxa" w:w="100"/>
+            </w:tcMar>
+          </w:tcPr>
+          <w:p>
+            <w:pPr>
+              <w:spacing w:after="0"/>
+            </w:pPr>
+            <w:r>
+              <w:rPr>
+                <w:rFonts w:ascii="TH Sarabun New" w:cs="TH Sarabun New" w:eastAsia="TH Sarabun New" w:hAnsi="TH Sarabun New"/>
+                <w:b w:val="false"/>
+                <w:bCs w:val="false"/>
+                <w:sz w:val="28"/>
+                <w:szCs w:val="28"/>
+              </w:rPr>
+              <w:t xml:space="preserve">idea_24 · idea_web.html?idea=24</w:t>
+            </w:r>
+          </w:p>
+        </w:tc>
+      </w:tr>
+      <w:tr>
+        <w:tc>
+          <w:tcPr>
+            <w:tcW w:type="dxa" w:w="900"/>
+            <w:tcBorders>
+              <w:top w:val="single" w:color="BFBFBF" w:sz="4"/>
+              <w:left w:val="single" w:color="BFBFBF" w:sz="4"/>
+              <w:bottom w:val="single" w:color="BFBFBF" w:sz="4"/>
+              <w:right w:val="single" w:color="BFBFBF" w:sz="4"/>
+            </w:tcBorders>
+            <w:tcMar>
+              <w:top w:type="dxa" w:w="40"/>
+              <w:left w:type="dxa" w:w="100"/>
+              <w:bottom w:type="dxa" w:w="40"/>
+              <w:right w:type="dxa" w:w="100"/>
+            </w:tcMar>
+          </w:tcPr>
+          <w:p>
+            <w:pPr>
+              <w:spacing w:after="0"/>
+            </w:pPr>
+            <w:r>
+              <w:rPr>
+                <w:rFonts w:ascii="TH Sarabun New" w:cs="TH Sarabun New" w:eastAsia="TH Sarabun New" w:hAnsi="TH Sarabun New"/>
+                <w:b w:val="false"/>
+                <w:bCs w:val="false"/>
+                <w:sz w:val="28"/>
+                <w:szCs w:val="28"/>
+              </w:rPr>
+              <w:t xml:space="preserve">5</w:t>
+            </w:r>
+          </w:p>
+        </w:tc>
+        <w:tc>
+          <w:tcPr>
+            <w:tcW w:type="dxa" w:w="3600"/>
+            <w:tcBorders>
+              <w:top w:val="single" w:color="BFBFBF" w:sz="4"/>
+              <w:left w:val="single" w:color="BFBFBF" w:sz="4"/>
+              <w:bottom w:val="single" w:color="BFBFBF" w:sz="4"/>
+              <w:right w:val="single" w:color="BFBFBF" w:sz="4"/>
+            </w:tcBorders>
+            <w:tcMar>
+              <w:top w:type="dxa" w:w="40"/>
+              <w:left w:type="dxa" w:w="100"/>
+              <w:bottom w:type="dxa" w:w="40"/>
+              <w:right w:type="dxa" w:w="100"/>
+            </w:tcMar>
+          </w:tcPr>
+          <w:p>
+            <w:pPr>
+              <w:spacing w:after="0"/>
+            </w:pPr>
+            <w:r>
+              <w:rPr>
+                <w:rFonts w:ascii="TH Sarabun New" w:cs="TH Sarabun New" w:eastAsia="TH Sarabun New" w:hAnsi="TH Sarabun New"/>
+                <w:b w:val="false"/>
+                <w:bCs w:val="false"/>
+                <w:sz w:val="28"/>
+                <w:szCs w:val="28"/>
+              </w:rPr>
+              <w:t xml:space="preserve">คอกปศุสัตว์กลางคืน</w:t>
+            </w:r>
+          </w:p>
+        </w:tc>
+        <w:tc>
+          <w:tcPr>
+            <w:tcW w:type="dxa" w:w="3368"/>
+            <w:tcBorders>
+              <w:top w:val="single" w:color="BFBFBF" w:sz="4"/>
+              <w:left w:val="single" w:color="BFBFBF" w:sz="4"/>
+              <w:bottom w:val="single" w:color="BFBFBF" w:sz="4"/>
+              <w:right w:val="single" w:color="BFBFBF" w:sz="4"/>
+            </w:tcBorders>
+            <w:tcMar>
+              <w:top w:type="dxa" w:w="40"/>
+              <w:left w:type="dxa" w:w="100"/>
+              <w:bottom w:type="dxa" w:w="40"/>
+              <w:right w:type="dxa" w:w="100"/>
+            </w:tcMar>
+          </w:tcPr>
+          <w:p>
+            <w:pPr>
+              <w:spacing w:after="0"/>
+            </w:pPr>
+            <w:r>
+              <w:rPr>
+                <w:rFonts w:ascii="TH Sarabun New" w:cs="TH Sarabun New" w:eastAsia="TH Sarabun New" w:hAnsi="TH Sarabun New"/>
+                <w:b w:val="false"/>
+                <w:bCs w:val="false"/>
+                <w:sz w:val="28"/>
+                <w:szCs w:val="28"/>
+              </w:rPr>
+              <w:t xml:space="preserve">D · เรดาร์จับผู้บุกรุก</w:t>
+            </w:r>
+          </w:p>
+        </w:tc>
+        <w:tc>
+          <w:tcPr>
+            <w:tcW w:type="dxa" w:w="2500"/>
+            <w:tcBorders>
+              <w:top w:val="single" w:color="BFBFBF" w:sz="4"/>
+              <w:left w:val="single" w:color="BFBFBF" w:sz="4"/>
+              <w:bottom w:val="single" w:color="BFBFBF" w:sz="4"/>
+              <w:right w:val="single" w:color="BFBFBF" w:sz="4"/>
+            </w:tcBorders>
+            <w:tcMar>
+              <w:top w:type="dxa" w:w="40"/>
+              <w:left w:type="dxa" w:w="100"/>
+              <w:bottom w:type="dxa" w:w="40"/>
+              <w:right w:type="dxa" w:w="100"/>
+            </w:tcMar>
+          </w:tcPr>
+          <w:p>
+            <w:pPr>
+              <w:spacing w:after="0"/>
+            </w:pPr>
+            <w:r>
+              <w:rPr>
+                <w:rFonts w:ascii="TH Sarabun New" w:cs="TH Sarabun New" w:eastAsia="TH Sarabun New" w:hAnsi="TH Sarabun New"/>
+                <w:b w:val="false"/>
+                <w:bCs w:val="false"/>
+                <w:sz w:val="28"/>
+                <w:szCs w:val="28"/>
+              </w:rPr>
+              <w:t xml:space="preserve">idea_5 · idea_web.html?idea=5</w:t>
+            </w:r>
+          </w:p>
+        </w:tc>
+      </w:tr>
+      <w:tr>
+        <w:tc>
+          <w:tcPr>
+            <w:tcW w:type="dxa" w:w="900"/>
+            <w:tcBorders>
+              <w:top w:val="single" w:color="BFBFBF" w:sz="4"/>
+              <w:left w:val="single" w:color="BFBFBF" w:sz="4"/>
+              <w:bottom w:val="single" w:color="BFBFBF" w:sz="4"/>
+              <w:right w:val="single" w:color="BFBFBF" w:sz="4"/>
+            </w:tcBorders>
+            <w:tcMar>
+              <w:top w:type="dxa" w:w="40"/>
+              <w:left w:type="dxa" w:w="100"/>
+              <w:bottom w:type="dxa" w:w="40"/>
+              <w:right w:type="dxa" w:w="100"/>
+            </w:tcMar>
+          </w:tcPr>
+          <w:p>
+            <w:pPr>
+              <w:spacing w:after="0"/>
+            </w:pPr>
+            <w:r>
+              <w:rPr>
+                <w:rFonts w:ascii="TH Sarabun New" w:cs="TH Sarabun New" w:eastAsia="TH Sarabun New" w:hAnsi="TH Sarabun New"/>
+                <w:b w:val="false"/>
+                <w:bCs w:val="false"/>
+                <w:sz w:val="28"/>
+                <w:szCs w:val="28"/>
+              </w:rPr>
+              <w:t xml:space="preserve">25</w:t>
+            </w:r>
+          </w:p>
+        </w:tc>
+        <w:tc>
+          <w:tcPr>
+            <w:tcW w:type="dxa" w:w="3600"/>
+            <w:tcBorders>
+              <w:top w:val="single" w:color="BFBFBF" w:sz="4"/>
+              <w:left w:val="single" w:color="BFBFBF" w:sz="4"/>
+              <w:bottom w:val="single" w:color="BFBFBF" w:sz="4"/>
+              <w:right w:val="single" w:color="BFBFBF" w:sz="4"/>
+            </w:tcBorders>
+            <w:tcMar>
+              <w:top w:type="dxa" w:w="40"/>
+              <w:left w:type="dxa" w:w="100"/>
+              <w:bottom w:type="dxa" w:w="40"/>
+              <w:right w:type="dxa" w:w="100"/>
+            </w:tcMar>
+          </w:tcPr>
+          <w:p>
+            <w:pPr>
+              <w:spacing w:after="0"/>
+            </w:pPr>
+            <w:r>
+              <w:rPr>
+                <w:rFonts w:ascii="TH Sarabun New" w:cs="TH Sarabun New" w:eastAsia="TH Sarabun New" w:hAnsi="TH Sarabun New"/>
+                <w:b w:val="false"/>
+                <w:bCs w:val="false"/>
+                <w:sz w:val="28"/>
+                <w:szCs w:val="28"/>
+              </w:rPr>
+              <w:t xml:space="preserve">ประตูโกดังกันขโมย</w:t>
+            </w:r>
+          </w:p>
+        </w:tc>
+        <w:tc>
+          <w:tcPr>
+            <w:tcW w:type="dxa" w:w="3368"/>
+            <w:tcBorders>
+              <w:top w:val="single" w:color="BFBFBF" w:sz="4"/>
+              <w:left w:val="single" w:color="BFBFBF" w:sz="4"/>
+              <w:bottom w:val="single" w:color="BFBFBF" w:sz="4"/>
+              <w:right w:val="single" w:color="BFBFBF" w:sz="4"/>
+            </w:tcBorders>
+            <w:tcMar>
+              <w:top w:type="dxa" w:w="40"/>
+              <w:left w:type="dxa" w:w="100"/>
+              <w:bottom w:type="dxa" w:w="40"/>
+              <w:right w:type="dxa" w:w="100"/>
+            </w:tcMar>
+          </w:tcPr>
+          <w:p>
+            <w:pPr>
+              <w:spacing w:after="0"/>
+            </w:pPr>
+            <w:r>
+              <w:rPr>
+                <w:rFonts w:ascii="TH Sarabun New" w:cs="TH Sarabun New" w:eastAsia="TH Sarabun New" w:hAnsi="TH Sarabun New"/>
+                <w:b w:val="false"/>
+                <w:bCs w:val="false"/>
+                <w:sz w:val="28"/>
+                <w:szCs w:val="28"/>
+              </w:rPr>
+              <w:t xml:space="preserve">D · เรดาร์จับผู้บุกรุก</w:t>
+            </w:r>
+          </w:p>
+        </w:tc>
+        <w:tc>
+          <w:tcPr>
+            <w:tcW w:type="dxa" w:w="2500"/>
+            <w:tcBorders>
+              <w:top w:val="single" w:color="BFBFBF" w:sz="4"/>
+              <w:left w:val="single" w:color="BFBFBF" w:sz="4"/>
+              <w:bottom w:val="single" w:color="BFBFBF" w:sz="4"/>
+              <w:right w:val="single" w:color="BFBFBF" w:sz="4"/>
+            </w:tcBorders>
+            <w:tcMar>
+              <w:top w:type="dxa" w:w="40"/>
+              <w:left w:type="dxa" w:w="100"/>
+              <w:bottom w:type="dxa" w:w="40"/>
+              <w:right w:type="dxa" w:w="100"/>
+            </w:tcMar>
+          </w:tcPr>
+          <w:p>
+            <w:pPr>
+              <w:spacing w:after="0"/>
+            </w:pPr>
+            <w:r>
+              <w:rPr>
+                <w:rFonts w:ascii="TH Sarabun New" w:cs="TH Sarabun New" w:eastAsia="TH Sarabun New" w:hAnsi="TH Sarabun New"/>
+                <w:b w:val="false"/>
+                <w:bCs w:val="false"/>
+                <w:sz w:val="28"/>
+                <w:szCs w:val="28"/>
+              </w:rPr>
+              <w:t xml:space="preserve">idea_25 · idea_web.html?idea=25</w:t>
             </w:r>
           </w:p>
         </w:tc>
@@ -1873,7 +4110,7 @@
           <w:sz w:val="24"/>
           <w:szCs w:val="24"/>
         </w:rPr>
-        <w:t xml:space="preserve">ค่าเกณฑ์ในชุดเริ่มต้นเป็นค่าสาธิตในห้องเรียน ทีมต้องตั้งเกณฑ์ใหม่ตามเรื่องของทีม · ไอเดีย 5 ใช้เรดาร์ เหมาะกับกลุ่มที่พร้อม</w:t>
+        <w:t xml:space="preserve">ค่าเกณฑ์ในโค้ดเริ่มต้นเป็นค่าสาธิตในห้องเรียน · ค่าที่มาจากลูกบิดเป็นค่าจำลอง ต้องบอกในการนำเสนอ · เรื่อง 5 และ 25 ใช้เรดาร์ เหมาะกับกลุ่มที่พร้อม</w:t>
       </w:r>
     </w:p>
     <w:p>
@@ -1889,7 +4126,7 @@
           <w:sz w:val="40"/>
           <w:szCs w:val="40"/>
         </w:rPr>
-        <w:t xml:space="preserve">2. กติกา: โจทย์ต้องไม่ซ้ำกัน</w:t>
+        <w:t xml:space="preserve">2. กติกา: เรื่องละ 1 ทีม</w:t>
       </w:r>
     </w:p>
     <w:p>
@@ -1907,7 +4144,7 @@
           <w:sz w:val="30"/>
           <w:szCs w:val="30"/>
         </w:rPr>
-        <w:t xml:space="preserve">แต่ละไอเดียมีได้ </w:t>
+        <w:t xml:space="preserve">22 กลุ่ม เลือกจาก 25 เรื่อง </w:t>
       </w:r>
       <w:r>
         <w:rPr>
@@ -1917,7 +4154,7 @@
           <w:sz w:val="30"/>
           <w:szCs w:val="30"/>
         </w:rPr>
-        <w:t xml:space="preserve">ไม่เกิน 3 ทีม</w:t>
+        <w:t xml:space="preserve">เรื่องละ 1 ทีม</w:t>
       </w:r>
       <w:r>
         <w:rPr>
@@ -1925,7 +4162,25 @@
           <w:sz w:val="30"/>
           <w:szCs w:val="30"/>
         </w:rPr>
-        <w:t xml:space="preserve"> · ลงชื่อบนกระดานรวมในคาบเสนอหัวข้อ ใครลงก่อนได้ก่อน</w:t>
+        <w:t xml:space="preserve"> · เลือกผ่านหน้า </w:t>
+      </w:r>
+      <w:r>
+        <w:rPr>
+          <w:rFonts w:ascii="TH Sarabun New" w:cs="TH Sarabun New" w:eastAsia="TH Sarabun New" w:hAnsi="TH Sarabun New"/>
+          <w:b/>
+          <w:bCs/>
+          <w:sz w:val="30"/>
+          <w:szCs w:val="30"/>
+        </w:rPr>
+        <w:t xml:space="preserve">signup.html</w:t>
+      </w:r>
+      <w:r>
+        <w:rPr>
+          <w:rFonts w:ascii="TH Sarabun New" w:cs="TH Sarabun New" w:eastAsia="TH Sarabun New" w:hAnsi="TH Sarabun New"/>
+          <w:sz w:val="30"/>
+          <w:szCs w:val="30"/>
+        </w:rPr>
+        <w:t xml:space="preserve"> (ใครกดก่อนได้ก่อน เห็นผลทันทีทุกเครื่อง)</w:t>
       </w:r>
     </w:p>
     <w:p>
@@ -1943,25 +4198,7 @@
           <w:sz w:val="30"/>
           <w:szCs w:val="30"/>
         </w:rPr>
-        <w:t xml:space="preserve">ทีมที่เลือกไอเดียเดียวกัน ต้องมี </w:t>
-      </w:r>
-      <w:r>
-        <w:rPr>
-          <w:rFonts w:ascii="TH Sarabun New" w:cs="TH Sarabun New" w:eastAsia="TH Sarabun New" w:hAnsi="TH Sarabun New"/>
-          <w:b/>
-          <w:bCs/>
-          <w:sz w:val="30"/>
-          <w:szCs w:val="30"/>
-        </w:rPr>
-        <w:t xml:space="preserve">ผู้ใช้หรือสถานที่คนละแบบ</w:t>
-      </w:r>
-      <w:r>
-        <w:rPr>
-          <w:rFonts w:ascii="TH Sarabun New" w:cs="TH Sarabun New" w:eastAsia="TH Sarabun New" w:hAnsi="TH Sarabun New"/>
-          <w:sz w:val="30"/>
-          <w:szCs w:val="30"/>
-        </w:rPr>
-        <w:t xml:space="preserve"> เช่น ไอเดีย 3: ไซโลข้าวเปลือก · ไซโลเมล็ดพันธุ์ · โกดังข้าวสาร</w:t>
+        <w:t xml:space="preserve">อยากทำเรื่องของตัวเองนอกรายการก็ได้ โดยเลือกชุดเริ่มต้น A · B · C หรือ D ที่ใกล้ที่สุดไปเริ่ม แล้วแจ้งผู้สอน</w:t>
       </w:r>
     </w:p>
     <w:p>
@@ -1989,7 +4226,7 @@
           <w:sz w:val="30"/>
           <w:szCs w:val="30"/>
         </w:rPr>
-        <w:t xml:space="preserve">ส่วนไหนมาจากชุดเริ่มต้น และส่วนไหนทีมทำเอง</w:t>
+        <w:t xml:space="preserve">ส่วนไหนมาจากโค้ดเริ่มต้น และส่วนไหนทีมทำเอง</w:t>
       </w:r>
       <w:r>
         <w:rPr>
@@ -1998,6 +4235,21 @@
           <w:szCs w:val="30"/>
         </w:rPr>
         <w:t xml:space="preserve"> (เขียนในหัวไฟล์ด้วย)</w:t>
+      </w:r>
+    </w:p>
+    <w:p>
+      <w:pPr>
+        <w:spacing w:before="60"/>
+      </w:pPr>
+      <w:r>
+        <w:rPr>
+          <w:rFonts w:ascii="TH Sarabun New" w:cs="TH Sarabun New" w:eastAsia="TH Sarabun New" w:hAnsi="TH Sarabun New"/>
+          <w:i/>
+          <w:iCs/>
+          <w:sz w:val="24"/>
+          <w:szCs w:val="24"/>
+        </w:rPr>
+        <w:t xml:space="preserve">ตัวอย่าง Edge AI 3 ตัวใน project/ai_future/ เป็นแนวทางในอนาคตเท่านั้น ไม่อยู่ในโจทย์รุ่นนี้</w:t>
       </w:r>
     </w:p>
     <w:p>
@@ -2665,7 +4917,7 @@
                 <w:sz w:val="28"/>
                 <w:szCs w:val="28"/>
               </w:rPr>
-              <w:t xml:space="preserve">รันไฟล์บอร์ดของไอเดียบนบอร์ดจริง</w:t>
+              <w:t xml:space="preserve">รันไฟล์บอร์ดของเรื่องบนบอร์ดจริง</w:t>
             </w:r>
           </w:p>
         </w:tc>
@@ -2917,7 +5169,7 @@
           <w:sz w:val="40"/>
           <w:szCs w:val="40"/>
         </w:rPr>
-        <w:t xml:space="preserve">5. ฝั่งบอร์ด: แก้จากไฟล์ของไอเดีย (ไม่ต้องเขียน HMI ใหม่)</w:t>
+        <w:t xml:space="preserve">5. ฝั่งบอร์ด: แก้จากไฟล์ของเรื่อง (ไม่ต้องเขียน HMI ใหม่)</w:t>
       </w:r>
     </w:p>
     <w:p>
@@ -2938,7 +5190,7 @@
           <w:sz w:val="30"/>
           <w:szCs w:val="30"/>
         </w:rPr>
-        <w:t xml:space="preserve">คัดลอกไฟล์ของไอเดียเป็น g&lt;เลขทีม&gt;_&lt;ชื่อโปรเจกต์&gt;.py</w:t>
+        <w:t xml:space="preserve">คัดลอกไฟล์ของเรื่องเป็น g&lt;เลขทีม&gt;_&lt;ชื่อโปรเจกต์&gt;.py</w:t>
       </w:r>
     </w:p>
     <w:p>
@@ -4125,7 +6377,7 @@
                 <w:sz w:val="28"/>
                 <w:szCs w:val="28"/>
               </w:rPr>
-              <w:t xml:space="preserve">เลือกไอเดีย · ลงชื่อบนกระดาน · รันไฟล์ของไอเดีย</w:t>
+              <w:t xml:space="preserve">เลือกเรื่องใน signup.html · รันไฟล์ของเรื่อง</w:t>
             </w:r>
           </w:p>
         </w:tc>
@@ -4586,7 +6838,7 @@
           <w:sz w:val="30"/>
           <w:szCs w:val="30"/>
         </w:rPr>
-        <w:t xml:space="preserve">ไอเดียที่เลือก และผู้ใช้/สถานที่ของทีม: </w:t>
+        <w:t xml:space="preserve">เรื่องที่เลือก (1–25) และผู้ใช้หน้างาน: </w:t>
       </w:r>
       <w:r>
         <w:rPr>
@@ -5411,7 +7663,7 @@
           <w:sz w:val="30"/>
           <w:szCs w:val="30"/>
         </w:rPr>
-        <w:t xml:space="preserve">รันไฟล์ของไอเดียบนบอร์ด แล้วเห็นค่าของกลุ่มบน idea_web.html แล้ว 1 ครั้ง</w:t>
+        <w:t xml:space="preserve">รันไฟล์ของเรื่องบนบอร์ด แล้วเห็นค่าของกลุ่มบน idea_web.html แล้ว 1 ครั้ง</w:t>
       </w:r>
     </w:p>
     <w:p>
@@ -6159,7 +8411,7 @@
                 <w:sz w:val="28"/>
                 <w:szCs w:val="28"/>
               </w:rPr>
-              <w:t xml:space="preserve">ผู้ใช้ชัด ไม่ซ้ำทีมอื่น บอกได้ว่าลดความเสียหายอะไร</w:t>
+              <w:t xml:space="preserve">ผู้ใช้ชัด บอกได้ว่าลดความเสียหายอะไร</w:t>
             </w:r>
           </w:p>
         </w:tc>
@@ -6701,9 +8953,9 @@
           <w:sz w:val="30"/>
           <w:szCs w:val="30"/>
         </w:rPr>
-        <w:t xml:space="preserve">ชุดเริ่มต้นทั้ง 8 ไอเดีย (project/): </w:t>
-      </w:r>
-      <w:hyperlink w:history="1" r:id="rId-zkqecjl22z8csjqwrtp-">
+        <w:t xml:space="preserve">โค้ดเริ่มต้นทั้ง 25 เรื่อง (project/): </w:t>
+      </w:r>
+      <w:hyperlink w:history="1" r:id="rIdkveemcwv_po6ocx7eh_7n">
         <w:r>
           <w:rPr>
             <w:rFonts w:ascii="TH Sarabun New" w:cs="TH Sarabun New" w:eastAsia="TH Sarabun New" w:hAnsi="TH Sarabun New"/>
@@ -6726,9 +8978,59 @@
           <w:sz w:val="30"/>
           <w:szCs w:val="30"/>
         </w:rPr>
-        <w:t xml:space="preserve">หน้าเว็บของไอเดีย (เลือกไอเดียได้ในหน้า): </w:t>
-      </w:r>
-      <w:hyperlink w:history="1" r:id="rId8rwjl1uucc3rehgu-b_p3">
+        <w:t xml:space="preserve">ตัวอย่าง Edge AI สำหรับอนาคต (ไม่อยู่ในโจทย์): </w:t>
+      </w:r>
+      <w:hyperlink w:history="1" r:id="rId1iso70qkwwnnpour7zejb">
+        <w:r>
+          <w:rPr>
+            <w:rFonts w:ascii="TH Sarabun New" w:cs="TH Sarabun New" w:eastAsia="TH Sarabun New" w:hAnsi="TH Sarabun New"/>
+            <w:color w:val="0563C1"/>
+            <w:sz w:val="24"/>
+            <w:szCs w:val="24"/>
+            <w:u w:val="single"/>
+          </w:rPr>
+          <w:t xml:space="preserve">https://github.com/Advance-Innovation-Centre-AIC/aiot-development-for-smart-farm/tree/main/project/ai_future</w:t>
+        </w:r>
+      </w:hyperlink>
+    </w:p>
+    <w:p>
+      <w:pPr>
+        <w:spacing w:after="60"/>
+      </w:pPr>
+      <w:r>
+        <w:rPr>
+          <w:rFonts w:ascii="TH Sarabun New" w:cs="TH Sarabun New" w:eastAsia="TH Sarabun New" w:hAnsi="TH Sarabun New"/>
+          <w:sz w:val="30"/>
+          <w:szCs w:val="30"/>
+        </w:rPr>
+        <w:t xml:space="preserve">หน้าเลือกเรื่องของแต่ละกลุ่ม (signup.html): </w:t>
+      </w:r>
+      <w:hyperlink w:history="1" r:id="rId7-eqkhgmfcwsjmaqp58qh">
+        <w:r>
+          <w:rPr>
+            <w:rFonts w:ascii="TH Sarabun New" w:cs="TH Sarabun New" w:eastAsia="TH Sarabun New" w:hAnsi="TH Sarabun New"/>
+            <w:color w:val="0563C1"/>
+            <w:sz w:val="24"/>
+            <w:szCs w:val="24"/>
+            <w:u w:val="single"/>
+          </w:rPr>
+          <w:t xml:space="preserve">https://advance-innovation-centre-aic.github.io/aiot-development-for-smart-farm/project/signup.html</w:t>
+        </w:r>
+      </w:hyperlink>
+    </w:p>
+    <w:p>
+      <w:pPr>
+        <w:spacing w:after="60"/>
+      </w:pPr>
+      <w:r>
+        <w:rPr>
+          <w:rFonts w:ascii="TH Sarabun New" w:cs="TH Sarabun New" w:eastAsia="TH Sarabun New" w:hAnsi="TH Sarabun New"/>
+          <w:sz w:val="30"/>
+          <w:szCs w:val="30"/>
+        </w:rPr>
+        <w:t xml:space="preserve">หน้าเว็บของเรื่อง (เลือกเรื่องได้ในหน้า): </w:t>
+      </w:r>
+      <w:hyperlink w:history="1" r:id="rIde2cofjrcvlt6uhzqpqlw7">
         <w:r>
           <w:rPr>
             <w:rFonts w:ascii="TH Sarabun New" w:cs="TH Sarabun New" w:eastAsia="TH Sarabun New" w:hAnsi="TH Sarabun New"/>
@@ -6753,7 +9055,7 @@
         </w:rPr>
         <w:t xml:space="preserve">สัญญา MQTT (วางให้ AI ก่อน vibe coding): </w:t>
       </w:r>
-      <w:hyperlink w:history="1" r:id="rIdhsp5o3zzonkdff6mo0iap">
+      <w:hyperlink w:history="1" r:id="rIdozyc4fkteg113mlzqv9ck">
         <w:r>
           <w:rPr>
             <w:rFonts w:ascii="TH Sarabun New" w:cs="TH Sarabun New" w:eastAsia="TH Sarabun New" w:hAnsi="TH Sarabun New"/>
@@ -6778,7 +9080,7 @@
         </w:rPr>
         <w:t xml:space="preserve">fake_board.html (บอร์ดจำลองสำหรับทดสอบเว็บ): </w:t>
       </w:r>
-      <w:hyperlink w:history="1" r:id="rIduintql67ta2gnqihy1nty">
+      <w:hyperlink w:history="1" r:id="rIdydyzx8fbccknhokwksaaf">
         <w:r>
           <w:rPr>
             <w:rFonts w:ascii="TH Sarabun New" w:cs="TH Sarabun New" w:eastAsia="TH Sarabun New" w:hAnsi="TH Sarabun New"/>
@@ -6803,7 +9105,7 @@
         </w:rPr>
         <w:t xml:space="preserve">farm_web.html (หน้าเว็บรวมของห้อง): </w:t>
       </w:r>
-      <w:hyperlink w:history="1" r:id="rId1fib332jrprjrwvx3e6y3">
+      <w:hyperlink w:history="1" r:id="rIdre2e_nhfagkw2azlnsc21">
         <w:r>
           <w:rPr>
             <w:rFonts w:ascii="TH Sarabun New" w:cs="TH Sarabun New" w:eastAsia="TH Sarabun New" w:hAnsi="TH Sarabun New"/>

--- a/PROJECT_BRIEF_lite_th.docx
+++ b/PROJECT_BRIEF_lite_th.docx
@@ -4162,7 +4162,7 @@
           <w:sz w:val="30"/>
           <w:szCs w:val="30"/>
         </w:rPr>
-        <w:t xml:space="preserve"> · เลือกผ่านหน้า </w:t>
+        <w:t xml:space="preserve"> · </w:t>
       </w:r>
       <w:r>
         <w:rPr>
@@ -4172,7 +4172,7 @@
           <w:sz w:val="30"/>
           <w:szCs w:val="30"/>
         </w:rPr>
-        <w:t xml:space="preserve">signup.html</w:t>
+        <w:t xml:space="preserve">ผู้สอนจะแจ้งลิงก์หรือ QR Code สำหรับเลือกเรื่องในคาบ</w:t>
       </w:r>
       <w:r>
         <w:rPr>
@@ -6377,7 +6377,7 @@
                 <w:sz w:val="28"/>
                 <w:szCs w:val="28"/>
               </w:rPr>
-              <w:t xml:space="preserve">เลือกเรื่องใน signup.html · รันไฟล์ของเรื่อง</w:t>
+              <w:t xml:space="preserve">เลือกเรื่องจากลิงก์ที่ผู้สอนแจ้ง · รันไฟล์ของเรื่อง</w:t>
             </w:r>
           </w:p>
         </w:tc>
@@ -8955,7 +8955,7 @@
         </w:rPr>
         <w:t xml:space="preserve">โค้ดเริ่มต้นทั้ง 25 เรื่อง (project/): </w:t>
       </w:r>
-      <w:hyperlink w:history="1" r:id="rIdkveemcwv_po6ocx7eh_7n">
+      <w:hyperlink w:history="1" r:id="rIdy2ydmpsy5hzzkckoiglgd">
         <w:r>
           <w:rPr>
             <w:rFonts w:ascii="TH Sarabun New" w:cs="TH Sarabun New" w:eastAsia="TH Sarabun New" w:hAnsi="TH Sarabun New"/>
@@ -8980,7 +8980,7 @@
         </w:rPr>
         <w:t xml:space="preserve">ตัวอย่าง Edge AI สำหรับอนาคต (ไม่อยู่ในโจทย์): </w:t>
       </w:r>
-      <w:hyperlink w:history="1" r:id="rId1iso70qkwwnnpour7zejb">
+      <w:hyperlink w:history="1" r:id="rId-ugeewkjrmsmioydl1aku">
         <w:r>
           <w:rPr>
             <w:rFonts w:ascii="TH Sarabun New" w:cs="TH Sarabun New" w:eastAsia="TH Sarabun New" w:hAnsi="TH Sarabun New"/>
@@ -9003,34 +9003,9 @@
           <w:sz w:val="30"/>
           <w:szCs w:val="30"/>
         </w:rPr>
-        <w:t xml:space="preserve">หน้าเลือกเรื่องของแต่ละกลุ่ม (signup.html): </w:t>
-      </w:r>
-      <w:hyperlink w:history="1" r:id="rId7-eqkhgmfcwsjmaqp58qh">
-        <w:r>
-          <w:rPr>
-            <w:rFonts w:ascii="TH Sarabun New" w:cs="TH Sarabun New" w:eastAsia="TH Sarabun New" w:hAnsi="TH Sarabun New"/>
-            <w:color w:val="0563C1"/>
-            <w:sz w:val="24"/>
-            <w:szCs w:val="24"/>
-            <w:u w:val="single"/>
-          </w:rPr>
-          <w:t xml:space="preserve">https://advance-innovation-centre-aic.github.io/aiot-development-for-smart-farm/project/signup.html</w:t>
-        </w:r>
-      </w:hyperlink>
-    </w:p>
-    <w:p>
-      <w:pPr>
-        <w:spacing w:after="60"/>
-      </w:pPr>
-      <w:r>
-        <w:rPr>
-          <w:rFonts w:ascii="TH Sarabun New" w:cs="TH Sarabun New" w:eastAsia="TH Sarabun New" w:hAnsi="TH Sarabun New"/>
-          <w:sz w:val="30"/>
-          <w:szCs w:val="30"/>
-        </w:rPr>
         <w:t xml:space="preserve">หน้าเว็บของเรื่อง (เลือกเรื่องได้ในหน้า): </w:t>
       </w:r>
-      <w:hyperlink w:history="1" r:id="rIde2cofjrcvlt6uhzqpqlw7">
+      <w:hyperlink w:history="1" r:id="rIdb2mb-gqe4hdi1fhaeevnz">
         <w:r>
           <w:rPr>
             <w:rFonts w:ascii="TH Sarabun New" w:cs="TH Sarabun New" w:eastAsia="TH Sarabun New" w:hAnsi="TH Sarabun New"/>
@@ -9055,7 +9030,7 @@
         </w:rPr>
         <w:t xml:space="preserve">สัญญา MQTT (วางให้ AI ก่อน vibe coding): </w:t>
       </w:r>
-      <w:hyperlink w:history="1" r:id="rIdozyc4fkteg113mlzqv9ck">
+      <w:hyperlink w:history="1" r:id="rIdkrdyr4zsrfc8saf_fjw3k">
         <w:r>
           <w:rPr>
             <w:rFonts w:ascii="TH Sarabun New" w:cs="TH Sarabun New" w:eastAsia="TH Sarabun New" w:hAnsi="TH Sarabun New"/>
@@ -9080,7 +9055,7 @@
         </w:rPr>
         <w:t xml:space="preserve">fake_board.html (บอร์ดจำลองสำหรับทดสอบเว็บ): </w:t>
       </w:r>
-      <w:hyperlink w:history="1" r:id="rIdydyzx8fbccknhokwksaaf">
+      <w:hyperlink w:history="1" r:id="rIdjj_ilxtaqqka5hfzbsfah">
         <w:r>
           <w:rPr>
             <w:rFonts w:ascii="TH Sarabun New" w:cs="TH Sarabun New" w:eastAsia="TH Sarabun New" w:hAnsi="TH Sarabun New"/>
@@ -9105,7 +9080,7 @@
         </w:rPr>
         <w:t xml:space="preserve">farm_web.html (หน้าเว็บรวมของห้อง): </w:t>
       </w:r>
-      <w:hyperlink w:history="1" r:id="rIdre2e_nhfagkw2azlnsc21">
+      <w:hyperlink w:history="1" r:id="rIdnfolyfg7cqgxnceqc5nwe">
         <w:r>
           <w:rPr>
             <w:rFonts w:ascii="TH Sarabun New" w:cs="TH Sarabun New" w:eastAsia="TH Sarabun New" w:hAnsi="TH Sarabun New"/>

--- a/PROJECT_BRIEF_lite_th.docx
+++ b/PROJECT_BRIEF_lite_th.docx
@@ -657,7 +657,7 @@
           <w:sz w:val="30"/>
           <w:szCs w:val="30"/>
         </w:rPr>
-        <w:t xml:space="preserve"> idea_web.html ที่ตั้งค่าไว้สำหรับเรื่องนั้น · เรื่องที่ใช้ชุดเดียวกันมีโครงโค้ดเหมือนกัน ต่างกันที่เรื่องและค่าตั้ง</w:t>
+        <w:t xml:space="preserve"> web/idea_N.html · ทุกเรื่องมีหน้าจอบอร์ดและหน้าเว็บที่ออกแบบตามงานของเรื่องนั้นเอง ความยากใกล้เคียงกัน</w:t>
       </w:r>
     </w:p>
     <w:p>
@@ -700,10 +700,10 @@
         </w:tblBorders>
       </w:tblPr>
       <w:tblGrid>
-        <w:gridCol w:w="900"/>
-        <w:gridCol w:w="3600"/>
-        <w:gridCol w:w="3368"/>
-        <w:gridCol w:w="2500"/>
+        <w:gridCol w:w="600"/>
+        <w:gridCol w:w="3000"/>
+        <w:gridCol w:w="3268"/>
+        <w:gridCol w:w="3500"/>
       </w:tblGrid>
       <w:tr>
         <w:trPr>
@@ -711,7 +711,7 @@
         </w:trPr>
         <w:tc>
           <w:tcPr>
-            <w:tcW w:type="dxa" w:w="900"/>
+            <w:tcW w:type="dxa" w:w="600"/>
             <w:tcBorders>
               <w:top w:val="single" w:color="BFBFBF" w:sz="4"/>
               <w:left w:val="single" w:color="BFBFBF" w:sz="4"/>
@@ -744,7 +744,7 @@
         </w:tc>
         <w:tc>
           <w:tcPr>
-            <w:tcW w:type="dxa" w:w="3600"/>
+            <w:tcW w:type="dxa" w:w="3000"/>
             <w:tcBorders>
               <w:top w:val="single" w:color="BFBFBF" w:sz="4"/>
               <w:left w:val="single" w:color="BFBFBF" w:sz="4"/>
@@ -777,7 +777,7 @@
         </w:tc>
         <w:tc>
           <w:tcPr>
-            <w:tcW w:type="dxa" w:w="3368"/>
+            <w:tcW w:type="dxa" w:w="3268"/>
             <w:tcBorders>
               <w:top w:val="single" w:color="BFBFBF" w:sz="4"/>
               <w:left w:val="single" w:color="BFBFBF" w:sz="4"/>
@@ -810,7 +810,7 @@
         </w:tc>
         <w:tc>
           <w:tcPr>
-            <w:tcW w:type="dxa" w:w="2500"/>
+            <w:tcW w:type="dxa" w:w="3500"/>
             <w:tcBorders>
               <w:top w:val="single" w:color="BFBFBF" w:sz="4"/>
               <w:left w:val="single" w:color="BFBFBF" w:sz="4"/>
@@ -845,7 +845,7 @@
       <w:tr>
         <w:tc>
           <w:tcPr>
-            <w:tcW w:type="dxa" w:w="900"/>
+            <w:tcW w:type="dxa" w:w="600"/>
             <w:tcBorders>
               <w:top w:val="single" w:color="BFBFBF" w:sz="4"/>
               <w:left w:val="single" w:color="BFBFBF" w:sz="4"/>
@@ -877,7 +877,7 @@
         </w:tc>
         <w:tc>
           <w:tcPr>
-            <w:tcW w:type="dxa" w:w="3600"/>
+            <w:tcW w:type="dxa" w:w="3000"/>
             <w:tcBorders>
               <w:top w:val="single" w:color="BFBFBF" w:sz="4"/>
               <w:left w:val="single" w:color="BFBFBF" w:sz="4"/>
@@ -909,7 +909,7 @@
         </w:tc>
         <w:tc>
           <w:tcPr>
-            <w:tcW w:type="dxa" w:w="3368"/>
+            <w:tcW w:type="dxa" w:w="3268"/>
             <w:tcBorders>
               <w:top w:val="single" w:color="BFBFBF" w:sz="4"/>
               <w:left w:val="single" w:color="BFBFBF" w:sz="4"/>
@@ -941,33 +941,33 @@
         </w:tc>
         <w:tc>
           <w:tcPr>
-            <w:tcW w:type="dxa" w:w="2500"/>
-            <w:tcBorders>
-              <w:top w:val="single" w:color="BFBFBF" w:sz="4"/>
-              <w:left w:val="single" w:color="BFBFBF" w:sz="4"/>
-              <w:bottom w:val="single" w:color="BFBFBF" w:sz="4"/>
-              <w:right w:val="single" w:color="BFBFBF" w:sz="4"/>
-            </w:tcBorders>
-            <w:tcMar>
-              <w:top w:type="dxa" w:w="40"/>
-              <w:left w:type="dxa" w:w="100"/>
-              <w:bottom w:type="dxa" w:w="40"/>
-              <w:right w:type="dxa" w:w="100"/>
-            </w:tcMar>
-          </w:tcPr>
-          <w:p>
-            <w:pPr>
-              <w:spacing w:after="0"/>
-            </w:pPr>
-            <w:r>
-              <w:rPr>
-                <w:rFonts w:ascii="TH Sarabun New" w:cs="TH Sarabun New" w:eastAsia="TH Sarabun New" w:hAnsi="TH Sarabun New"/>
-                <w:b w:val="false"/>
-                <w:bCs w:val="false"/>
-                <w:sz w:val="28"/>
-                <w:szCs w:val="28"/>
-              </w:rPr>
-              <w:t xml:space="preserve">idea_1 · idea_web.html?idea=1</w:t>
+            <w:tcW w:type="dxa" w:w="3500"/>
+            <w:tcBorders>
+              <w:top w:val="single" w:color="BFBFBF" w:sz="4"/>
+              <w:left w:val="single" w:color="BFBFBF" w:sz="4"/>
+              <w:bottom w:val="single" w:color="BFBFBF" w:sz="4"/>
+              <w:right w:val="single" w:color="BFBFBF" w:sz="4"/>
+            </w:tcBorders>
+            <w:tcMar>
+              <w:top w:type="dxa" w:w="40"/>
+              <w:left w:type="dxa" w:w="100"/>
+              <w:bottom w:type="dxa" w:w="40"/>
+              <w:right w:type="dxa" w:w="100"/>
+            </w:tcMar>
+          </w:tcPr>
+          <w:p>
+            <w:pPr>
+              <w:spacing w:after="0"/>
+            </w:pPr>
+            <w:r>
+              <w:rPr>
+                <w:rFonts w:ascii="TH Sarabun New" w:cs="TH Sarabun New" w:eastAsia="TH Sarabun New" w:hAnsi="TH Sarabun New"/>
+                <w:b w:val="false"/>
+                <w:bCs w:val="false"/>
+                <w:sz w:val="28"/>
+                <w:szCs w:val="28"/>
+              </w:rPr>
+              <w:t xml:space="preserve">idea_1 · web/idea_1.html</w:t>
             </w:r>
           </w:p>
         </w:tc>
@@ -975,7 +975,7 @@
       <w:tr>
         <w:tc>
           <w:tcPr>
-            <w:tcW w:type="dxa" w:w="900"/>
+            <w:tcW w:type="dxa" w:w="600"/>
             <w:tcBorders>
               <w:top w:val="single" w:color="BFBFBF" w:sz="4"/>
               <w:left w:val="single" w:color="BFBFBF" w:sz="4"/>
@@ -1007,7 +1007,7 @@
         </w:tc>
         <w:tc>
           <w:tcPr>
-            <w:tcW w:type="dxa" w:w="3600"/>
+            <w:tcW w:type="dxa" w:w="3000"/>
             <w:tcBorders>
               <w:top w:val="single" w:color="BFBFBF" w:sz="4"/>
               <w:left w:val="single" w:color="BFBFBF" w:sz="4"/>
@@ -1039,7 +1039,7 @@
         </w:tc>
         <w:tc>
           <w:tcPr>
-            <w:tcW w:type="dxa" w:w="3368"/>
+            <w:tcW w:type="dxa" w:w="3268"/>
             <w:tcBorders>
               <w:top w:val="single" w:color="BFBFBF" w:sz="4"/>
               <w:left w:val="single" w:color="BFBFBF" w:sz="4"/>
@@ -1071,33 +1071,33 @@
         </w:tc>
         <w:tc>
           <w:tcPr>
-            <w:tcW w:type="dxa" w:w="2500"/>
-            <w:tcBorders>
-              <w:top w:val="single" w:color="BFBFBF" w:sz="4"/>
-              <w:left w:val="single" w:color="BFBFBF" w:sz="4"/>
-              <w:bottom w:val="single" w:color="BFBFBF" w:sz="4"/>
-              <w:right w:val="single" w:color="BFBFBF" w:sz="4"/>
-            </w:tcBorders>
-            <w:tcMar>
-              <w:top w:type="dxa" w:w="40"/>
-              <w:left w:type="dxa" w:w="100"/>
-              <w:bottom w:type="dxa" w:w="40"/>
-              <w:right w:type="dxa" w:w="100"/>
-            </w:tcMar>
-          </w:tcPr>
-          <w:p>
-            <w:pPr>
-              <w:spacing w:after="0"/>
-            </w:pPr>
-            <w:r>
-              <w:rPr>
-                <w:rFonts w:ascii="TH Sarabun New" w:cs="TH Sarabun New" w:eastAsia="TH Sarabun New" w:hAnsi="TH Sarabun New"/>
-                <w:b w:val="false"/>
-                <w:bCs w:val="false"/>
-                <w:sz w:val="28"/>
-                <w:szCs w:val="28"/>
-              </w:rPr>
-              <w:t xml:space="preserve">idea_2 · idea_web.html?idea=2</w:t>
+            <w:tcW w:type="dxa" w:w="3500"/>
+            <w:tcBorders>
+              <w:top w:val="single" w:color="BFBFBF" w:sz="4"/>
+              <w:left w:val="single" w:color="BFBFBF" w:sz="4"/>
+              <w:bottom w:val="single" w:color="BFBFBF" w:sz="4"/>
+              <w:right w:val="single" w:color="BFBFBF" w:sz="4"/>
+            </w:tcBorders>
+            <w:tcMar>
+              <w:top w:type="dxa" w:w="40"/>
+              <w:left w:type="dxa" w:w="100"/>
+              <w:bottom w:type="dxa" w:w="40"/>
+              <w:right w:type="dxa" w:w="100"/>
+            </w:tcMar>
+          </w:tcPr>
+          <w:p>
+            <w:pPr>
+              <w:spacing w:after="0"/>
+            </w:pPr>
+            <w:r>
+              <w:rPr>
+                <w:rFonts w:ascii="TH Sarabun New" w:cs="TH Sarabun New" w:eastAsia="TH Sarabun New" w:hAnsi="TH Sarabun New"/>
+                <w:b w:val="false"/>
+                <w:bCs w:val="false"/>
+                <w:sz w:val="28"/>
+                <w:szCs w:val="28"/>
+              </w:rPr>
+              <w:t xml:space="preserve">idea_2 · web/idea_2.html</w:t>
             </w:r>
           </w:p>
         </w:tc>
@@ -1105,7 +1105,7 @@
       <w:tr>
         <w:tc>
           <w:tcPr>
-            <w:tcW w:type="dxa" w:w="900"/>
+            <w:tcW w:type="dxa" w:w="600"/>
             <w:tcBorders>
               <w:top w:val="single" w:color="BFBFBF" w:sz="4"/>
               <w:left w:val="single" w:color="BFBFBF" w:sz="4"/>
@@ -1137,7 +1137,7 @@
         </w:tc>
         <w:tc>
           <w:tcPr>
-            <w:tcW w:type="dxa" w:w="3600"/>
+            <w:tcW w:type="dxa" w:w="3000"/>
             <w:tcBorders>
               <w:top w:val="single" w:color="BFBFBF" w:sz="4"/>
               <w:left w:val="single" w:color="BFBFBF" w:sz="4"/>
@@ -1169,7 +1169,7 @@
         </w:tc>
         <w:tc>
           <w:tcPr>
-            <w:tcW w:type="dxa" w:w="3368"/>
+            <w:tcW w:type="dxa" w:w="3268"/>
             <w:tcBorders>
               <w:top w:val="single" w:color="BFBFBF" w:sz="4"/>
               <w:left w:val="single" w:color="BFBFBF" w:sz="4"/>
@@ -1201,33 +1201,33 @@
         </w:tc>
         <w:tc>
           <w:tcPr>
-            <w:tcW w:type="dxa" w:w="2500"/>
-            <w:tcBorders>
-              <w:top w:val="single" w:color="BFBFBF" w:sz="4"/>
-              <w:left w:val="single" w:color="BFBFBF" w:sz="4"/>
-              <w:bottom w:val="single" w:color="BFBFBF" w:sz="4"/>
-              <w:right w:val="single" w:color="BFBFBF" w:sz="4"/>
-            </w:tcBorders>
-            <w:tcMar>
-              <w:top w:type="dxa" w:w="40"/>
-              <w:left w:type="dxa" w:w="100"/>
-              <w:bottom w:type="dxa" w:w="40"/>
-              <w:right w:type="dxa" w:w="100"/>
-            </w:tcMar>
-          </w:tcPr>
-          <w:p>
-            <w:pPr>
-              <w:spacing w:after="0"/>
-            </w:pPr>
-            <w:r>
-              <w:rPr>
-                <w:rFonts w:ascii="TH Sarabun New" w:cs="TH Sarabun New" w:eastAsia="TH Sarabun New" w:hAnsi="TH Sarabun New"/>
-                <w:b w:val="false"/>
-                <w:bCs w:val="false"/>
-                <w:sz w:val="28"/>
-                <w:szCs w:val="28"/>
-              </w:rPr>
-              <w:t xml:space="preserve">idea_3 · idea_web.html?idea=3</w:t>
+            <w:tcW w:type="dxa" w:w="3500"/>
+            <w:tcBorders>
+              <w:top w:val="single" w:color="BFBFBF" w:sz="4"/>
+              <w:left w:val="single" w:color="BFBFBF" w:sz="4"/>
+              <w:bottom w:val="single" w:color="BFBFBF" w:sz="4"/>
+              <w:right w:val="single" w:color="BFBFBF" w:sz="4"/>
+            </w:tcBorders>
+            <w:tcMar>
+              <w:top w:type="dxa" w:w="40"/>
+              <w:left w:type="dxa" w:w="100"/>
+              <w:bottom w:type="dxa" w:w="40"/>
+              <w:right w:type="dxa" w:w="100"/>
+            </w:tcMar>
+          </w:tcPr>
+          <w:p>
+            <w:pPr>
+              <w:spacing w:after="0"/>
+            </w:pPr>
+            <w:r>
+              <w:rPr>
+                <w:rFonts w:ascii="TH Sarabun New" w:cs="TH Sarabun New" w:eastAsia="TH Sarabun New" w:hAnsi="TH Sarabun New"/>
+                <w:b w:val="false"/>
+                <w:bCs w:val="false"/>
+                <w:sz w:val="28"/>
+                <w:szCs w:val="28"/>
+              </w:rPr>
+              <w:t xml:space="preserve">idea_3 · web/idea_3.html</w:t>
             </w:r>
           </w:p>
         </w:tc>
@@ -1235,129 +1235,129 @@
       <w:tr>
         <w:tc>
           <w:tcPr>
-            <w:tcW w:type="dxa" w:w="900"/>
-            <w:tcBorders>
-              <w:top w:val="single" w:color="BFBFBF" w:sz="4"/>
-              <w:left w:val="single" w:color="BFBFBF" w:sz="4"/>
-              <w:bottom w:val="single" w:color="BFBFBF" w:sz="4"/>
-              <w:right w:val="single" w:color="BFBFBF" w:sz="4"/>
-            </w:tcBorders>
-            <w:tcMar>
-              <w:top w:type="dxa" w:w="40"/>
-              <w:left w:type="dxa" w:w="100"/>
-              <w:bottom w:type="dxa" w:w="40"/>
-              <w:right w:type="dxa" w:w="100"/>
-            </w:tcMar>
-          </w:tcPr>
-          <w:p>
-            <w:pPr>
-              <w:spacing w:after="0"/>
-            </w:pPr>
-            <w:r>
-              <w:rPr>
-                <w:rFonts w:ascii="TH Sarabun New" w:cs="TH Sarabun New" w:eastAsia="TH Sarabun New" w:hAnsi="TH Sarabun New"/>
-                <w:b w:val="false"/>
-                <w:bCs w:val="false"/>
-                <w:sz w:val="28"/>
-                <w:szCs w:val="28"/>
-              </w:rPr>
-              <w:t xml:space="preserve">8</w:t>
-            </w:r>
-          </w:p>
-        </w:tc>
-        <w:tc>
-          <w:tcPr>
-            <w:tcW w:type="dxa" w:w="3600"/>
-            <w:tcBorders>
-              <w:top w:val="single" w:color="BFBFBF" w:sz="4"/>
-              <w:left w:val="single" w:color="BFBFBF" w:sz="4"/>
-              <w:bottom w:val="single" w:color="BFBFBF" w:sz="4"/>
-              <w:right w:val="single" w:color="BFBFBF" w:sz="4"/>
-            </w:tcBorders>
-            <w:tcMar>
-              <w:top w:type="dxa" w:w="40"/>
-              <w:left w:type="dxa" w:w="100"/>
-              <w:bottom w:type="dxa" w:w="40"/>
-              <w:right w:type="dxa" w:w="100"/>
-            </w:tcMar>
-          </w:tcPr>
-          <w:p>
-            <w:pPr>
-              <w:spacing w:after="0"/>
-            </w:pPr>
-            <w:r>
-              <w:rPr>
-                <w:rFonts w:ascii="TH Sarabun New" w:cs="TH Sarabun New" w:eastAsia="TH Sarabun New" w:hAnsi="TH Sarabun New"/>
-                <w:b w:val="false"/>
-                <w:bCs w:val="false"/>
-                <w:sz w:val="28"/>
-                <w:szCs w:val="28"/>
-              </w:rPr>
-              <w:t xml:space="preserve">เล้าไก่กันความเครียดฝูง</w:t>
-            </w:r>
-          </w:p>
-        </w:tc>
-        <w:tc>
-          <w:tcPr>
-            <w:tcW w:type="dxa" w:w="3368"/>
-            <w:tcBorders>
-              <w:top w:val="single" w:color="BFBFBF" w:sz="4"/>
-              <w:left w:val="single" w:color="BFBFBF" w:sz="4"/>
-              <w:bottom w:val="single" w:color="BFBFBF" w:sz="4"/>
-              <w:right w:val="single" w:color="BFBFBF" w:sz="4"/>
-            </w:tcBorders>
-            <w:tcMar>
-              <w:top w:type="dxa" w:w="40"/>
-              <w:left w:type="dxa" w:w="100"/>
-              <w:bottom w:type="dxa" w:w="40"/>
-              <w:right w:type="dxa" w:w="100"/>
-            </w:tcMar>
-          </w:tcPr>
-          <w:p>
-            <w:pPr>
-              <w:spacing w:after="0"/>
-            </w:pPr>
-            <w:r>
-              <w:rPr>
-                <w:rFonts w:ascii="TH Sarabun New" w:cs="TH Sarabun New" w:eastAsia="TH Sarabun New" w:hAnsi="TH Sarabun New"/>
-                <w:b w:val="false"/>
-                <w:bCs w:val="false"/>
-                <w:sz w:val="28"/>
-                <w:szCs w:val="28"/>
-              </w:rPr>
-              <w:t xml:space="preserve">A · เฝ้าอากาศ + เตือน + รับทราบ</w:t>
-            </w:r>
-          </w:p>
-        </w:tc>
-        <w:tc>
-          <w:tcPr>
-            <w:tcW w:type="dxa" w:w="2500"/>
-            <w:tcBorders>
-              <w:top w:val="single" w:color="BFBFBF" w:sz="4"/>
-              <w:left w:val="single" w:color="BFBFBF" w:sz="4"/>
-              <w:bottom w:val="single" w:color="BFBFBF" w:sz="4"/>
-              <w:right w:val="single" w:color="BFBFBF" w:sz="4"/>
-            </w:tcBorders>
-            <w:tcMar>
-              <w:top w:type="dxa" w:w="40"/>
-              <w:left w:type="dxa" w:w="100"/>
-              <w:bottom w:type="dxa" w:w="40"/>
-              <w:right w:type="dxa" w:w="100"/>
-            </w:tcMar>
-          </w:tcPr>
-          <w:p>
-            <w:pPr>
-              <w:spacing w:after="0"/>
-            </w:pPr>
-            <w:r>
-              <w:rPr>
-                <w:rFonts w:ascii="TH Sarabun New" w:cs="TH Sarabun New" w:eastAsia="TH Sarabun New" w:hAnsi="TH Sarabun New"/>
-                <w:b w:val="false"/>
-                <w:bCs w:val="false"/>
-                <w:sz w:val="28"/>
-                <w:szCs w:val="28"/>
-              </w:rPr>
-              <w:t xml:space="preserve">idea_8 · idea_web.html?idea=8</w:t>
+            <w:tcW w:type="dxa" w:w="600"/>
+            <w:tcBorders>
+              <w:top w:val="single" w:color="BFBFBF" w:sz="4"/>
+              <w:left w:val="single" w:color="BFBFBF" w:sz="4"/>
+              <w:bottom w:val="single" w:color="BFBFBF" w:sz="4"/>
+              <w:right w:val="single" w:color="BFBFBF" w:sz="4"/>
+            </w:tcBorders>
+            <w:tcMar>
+              <w:top w:type="dxa" w:w="40"/>
+              <w:left w:type="dxa" w:w="100"/>
+              <w:bottom w:type="dxa" w:w="40"/>
+              <w:right w:type="dxa" w:w="100"/>
+            </w:tcMar>
+          </w:tcPr>
+          <w:p>
+            <w:pPr>
+              <w:spacing w:after="0"/>
+            </w:pPr>
+            <w:r>
+              <w:rPr>
+                <w:rFonts w:ascii="TH Sarabun New" w:cs="TH Sarabun New" w:eastAsia="TH Sarabun New" w:hAnsi="TH Sarabun New"/>
+                <w:b w:val="false"/>
+                <w:bCs w:val="false"/>
+                <w:sz w:val="28"/>
+                <w:szCs w:val="28"/>
+              </w:rPr>
+              <w:t xml:space="preserve">4</w:t>
+            </w:r>
+          </w:p>
+        </w:tc>
+        <w:tc>
+          <w:tcPr>
+            <w:tcW w:type="dxa" w:w="3000"/>
+            <w:tcBorders>
+              <w:top w:val="single" w:color="BFBFBF" w:sz="4"/>
+              <w:left w:val="single" w:color="BFBFBF" w:sz="4"/>
+              <w:bottom w:val="single" w:color="BFBFBF" w:sz="4"/>
+              <w:right w:val="single" w:color="BFBFBF" w:sz="4"/>
+            </w:tcBorders>
+            <w:tcMar>
+              <w:top w:type="dxa" w:w="40"/>
+              <w:left w:type="dxa" w:w="100"/>
+              <w:bottom w:type="dxa" w:w="40"/>
+              <w:right w:type="dxa" w:w="100"/>
+            </w:tcMar>
+          </w:tcPr>
+          <w:p>
+            <w:pPr>
+              <w:spacing w:after="0"/>
+            </w:pPr>
+            <w:r>
+              <w:rPr>
+                <w:rFonts w:ascii="TH Sarabun New" w:cs="TH Sarabun New" w:eastAsia="TH Sarabun New" w:hAnsi="TH Sarabun New"/>
+                <w:b w:val="false"/>
+                <w:bCs w:val="false"/>
+                <w:sz w:val="28"/>
+                <w:szCs w:val="28"/>
+              </w:rPr>
+              <w:t xml:space="preserve">โรงเรือนอัจฉริยะ (รดน้ำ)</w:t>
+            </w:r>
+          </w:p>
+        </w:tc>
+        <w:tc>
+          <w:tcPr>
+            <w:tcW w:type="dxa" w:w="3268"/>
+            <w:tcBorders>
+              <w:top w:val="single" w:color="BFBFBF" w:sz="4"/>
+              <w:left w:val="single" w:color="BFBFBF" w:sz="4"/>
+              <w:bottom w:val="single" w:color="BFBFBF" w:sz="4"/>
+              <w:right w:val="single" w:color="BFBFBF" w:sz="4"/>
+            </w:tcBorders>
+            <w:tcMar>
+              <w:top w:type="dxa" w:w="40"/>
+              <w:left w:type="dxa" w:w="100"/>
+              <w:bottom w:type="dxa" w:w="40"/>
+              <w:right w:type="dxa" w:w="100"/>
+            </w:tcMar>
+          </w:tcPr>
+          <w:p>
+            <w:pPr>
+              <w:spacing w:after="0"/>
+            </w:pPr>
+            <w:r>
+              <w:rPr>
+                <w:rFonts w:ascii="TH Sarabun New" w:cs="TH Sarabun New" w:eastAsia="TH Sarabun New" w:hAnsi="TH Sarabun New"/>
+                <w:b w:val="false"/>
+                <w:bCs w:val="false"/>
+                <w:sz w:val="28"/>
+                <w:szCs w:val="28"/>
+              </w:rPr>
+              <w:t xml:space="preserve">B · สั่งเครื่องจากมือถือ + กฎปลอดภัย</w:t>
+            </w:r>
+          </w:p>
+        </w:tc>
+        <w:tc>
+          <w:tcPr>
+            <w:tcW w:type="dxa" w:w="3500"/>
+            <w:tcBorders>
+              <w:top w:val="single" w:color="BFBFBF" w:sz="4"/>
+              <w:left w:val="single" w:color="BFBFBF" w:sz="4"/>
+              <w:bottom w:val="single" w:color="BFBFBF" w:sz="4"/>
+              <w:right w:val="single" w:color="BFBFBF" w:sz="4"/>
+            </w:tcBorders>
+            <w:tcMar>
+              <w:top w:type="dxa" w:w="40"/>
+              <w:left w:type="dxa" w:w="100"/>
+              <w:bottom w:type="dxa" w:w="40"/>
+              <w:right w:type="dxa" w:w="100"/>
+            </w:tcMar>
+          </w:tcPr>
+          <w:p>
+            <w:pPr>
+              <w:spacing w:after="0"/>
+            </w:pPr>
+            <w:r>
+              <w:rPr>
+                <w:rFonts w:ascii="TH Sarabun New" w:cs="TH Sarabun New" w:eastAsia="TH Sarabun New" w:hAnsi="TH Sarabun New"/>
+                <w:b w:val="false"/>
+                <w:bCs w:val="false"/>
+                <w:sz w:val="28"/>
+                <w:szCs w:val="28"/>
+              </w:rPr>
+              <w:t xml:space="preserve">idea_4 · web/idea_4.html</w:t>
             </w:r>
           </w:p>
         </w:tc>
@@ -1365,129 +1365,129 @@
       <w:tr>
         <w:tc>
           <w:tcPr>
-            <w:tcW w:type="dxa" w:w="900"/>
-            <w:tcBorders>
-              <w:top w:val="single" w:color="BFBFBF" w:sz="4"/>
-              <w:left w:val="single" w:color="BFBFBF" w:sz="4"/>
-              <w:bottom w:val="single" w:color="BFBFBF" w:sz="4"/>
-              <w:right w:val="single" w:color="BFBFBF" w:sz="4"/>
-            </w:tcBorders>
-            <w:tcMar>
-              <w:top w:type="dxa" w:w="40"/>
-              <w:left w:type="dxa" w:w="100"/>
-              <w:bottom w:type="dxa" w:w="40"/>
-              <w:right w:type="dxa" w:w="100"/>
-            </w:tcMar>
-          </w:tcPr>
-          <w:p>
-            <w:pPr>
-              <w:spacing w:after="0"/>
-            </w:pPr>
-            <w:r>
-              <w:rPr>
-                <w:rFonts w:ascii="TH Sarabun New" w:cs="TH Sarabun New" w:eastAsia="TH Sarabun New" w:hAnsi="TH Sarabun New"/>
-                <w:b w:val="false"/>
-                <w:bCs w:val="false"/>
-                <w:sz w:val="28"/>
-                <w:szCs w:val="28"/>
-              </w:rPr>
-              <w:t xml:space="preserve">9</w:t>
-            </w:r>
-          </w:p>
-        </w:tc>
-        <w:tc>
-          <w:tcPr>
-            <w:tcW w:type="dxa" w:w="3600"/>
-            <w:tcBorders>
-              <w:top w:val="single" w:color="BFBFBF" w:sz="4"/>
-              <w:left w:val="single" w:color="BFBFBF" w:sz="4"/>
-              <w:bottom w:val="single" w:color="BFBFBF" w:sz="4"/>
-              <w:right w:val="single" w:color="BFBFBF" w:sz="4"/>
-            </w:tcBorders>
-            <w:tcMar>
-              <w:top w:type="dxa" w:w="40"/>
-              <w:left w:type="dxa" w:w="100"/>
-              <w:bottom w:type="dxa" w:w="40"/>
-              <w:right w:type="dxa" w:w="100"/>
-            </w:tcMar>
-          </w:tcPr>
-          <w:p>
-            <w:pPr>
-              <w:spacing w:after="0"/>
-            </w:pPr>
-            <w:r>
-              <w:rPr>
-                <w:rFonts w:ascii="TH Sarabun New" w:cs="TH Sarabun New" w:eastAsia="TH Sarabun New" w:hAnsi="TH Sarabun New"/>
-                <w:b w:val="false"/>
-                <w:bCs w:val="false"/>
-                <w:sz w:val="28"/>
-                <w:szCs w:val="28"/>
-              </w:rPr>
-              <w:t xml:space="preserve">โรงเพาะเห็ด</w:t>
-            </w:r>
-          </w:p>
-        </w:tc>
-        <w:tc>
-          <w:tcPr>
-            <w:tcW w:type="dxa" w:w="3368"/>
-            <w:tcBorders>
-              <w:top w:val="single" w:color="BFBFBF" w:sz="4"/>
-              <w:left w:val="single" w:color="BFBFBF" w:sz="4"/>
-              <w:bottom w:val="single" w:color="BFBFBF" w:sz="4"/>
-              <w:right w:val="single" w:color="BFBFBF" w:sz="4"/>
-            </w:tcBorders>
-            <w:tcMar>
-              <w:top w:type="dxa" w:w="40"/>
-              <w:left w:type="dxa" w:w="100"/>
-              <w:bottom w:type="dxa" w:w="40"/>
-              <w:right w:type="dxa" w:w="100"/>
-            </w:tcMar>
-          </w:tcPr>
-          <w:p>
-            <w:pPr>
-              <w:spacing w:after="0"/>
-            </w:pPr>
-            <w:r>
-              <w:rPr>
-                <w:rFonts w:ascii="TH Sarabun New" w:cs="TH Sarabun New" w:eastAsia="TH Sarabun New" w:hAnsi="TH Sarabun New"/>
-                <w:b w:val="false"/>
-                <w:bCs w:val="false"/>
-                <w:sz w:val="28"/>
-                <w:szCs w:val="28"/>
-              </w:rPr>
-              <w:t xml:space="preserve">A · เฝ้าอากาศ + เตือน + รับทราบ</w:t>
-            </w:r>
-          </w:p>
-        </w:tc>
-        <w:tc>
-          <w:tcPr>
-            <w:tcW w:type="dxa" w:w="2500"/>
-            <w:tcBorders>
-              <w:top w:val="single" w:color="BFBFBF" w:sz="4"/>
-              <w:left w:val="single" w:color="BFBFBF" w:sz="4"/>
-              <w:bottom w:val="single" w:color="BFBFBF" w:sz="4"/>
-              <w:right w:val="single" w:color="BFBFBF" w:sz="4"/>
-            </w:tcBorders>
-            <w:tcMar>
-              <w:top w:type="dxa" w:w="40"/>
-              <w:left w:type="dxa" w:w="100"/>
-              <w:bottom w:type="dxa" w:w="40"/>
-              <w:right w:type="dxa" w:w="100"/>
-            </w:tcMar>
-          </w:tcPr>
-          <w:p>
-            <w:pPr>
-              <w:spacing w:after="0"/>
-            </w:pPr>
-            <w:r>
-              <w:rPr>
-                <w:rFonts w:ascii="TH Sarabun New" w:cs="TH Sarabun New" w:eastAsia="TH Sarabun New" w:hAnsi="TH Sarabun New"/>
-                <w:b w:val="false"/>
-                <w:bCs w:val="false"/>
-                <w:sz w:val="28"/>
-                <w:szCs w:val="28"/>
-              </w:rPr>
-              <w:t xml:space="preserve">idea_9 · idea_web.html?idea=9</w:t>
+            <w:tcW w:type="dxa" w:w="600"/>
+            <w:tcBorders>
+              <w:top w:val="single" w:color="BFBFBF" w:sz="4"/>
+              <w:left w:val="single" w:color="BFBFBF" w:sz="4"/>
+              <w:bottom w:val="single" w:color="BFBFBF" w:sz="4"/>
+              <w:right w:val="single" w:color="BFBFBF" w:sz="4"/>
+            </w:tcBorders>
+            <w:tcMar>
+              <w:top w:type="dxa" w:w="40"/>
+              <w:left w:type="dxa" w:w="100"/>
+              <w:bottom w:type="dxa" w:w="40"/>
+              <w:right w:type="dxa" w:w="100"/>
+            </w:tcMar>
+          </w:tcPr>
+          <w:p>
+            <w:pPr>
+              <w:spacing w:after="0"/>
+            </w:pPr>
+            <w:r>
+              <w:rPr>
+                <w:rFonts w:ascii="TH Sarabun New" w:cs="TH Sarabun New" w:eastAsia="TH Sarabun New" w:hAnsi="TH Sarabun New"/>
+                <w:b w:val="false"/>
+                <w:bCs w:val="false"/>
+                <w:sz w:val="28"/>
+                <w:szCs w:val="28"/>
+              </w:rPr>
+              <w:t xml:space="preserve">5</w:t>
+            </w:r>
+          </w:p>
+        </w:tc>
+        <w:tc>
+          <w:tcPr>
+            <w:tcW w:type="dxa" w:w="3000"/>
+            <w:tcBorders>
+              <w:top w:val="single" w:color="BFBFBF" w:sz="4"/>
+              <w:left w:val="single" w:color="BFBFBF" w:sz="4"/>
+              <w:bottom w:val="single" w:color="BFBFBF" w:sz="4"/>
+              <w:right w:val="single" w:color="BFBFBF" w:sz="4"/>
+            </w:tcBorders>
+            <w:tcMar>
+              <w:top w:type="dxa" w:w="40"/>
+              <w:left w:type="dxa" w:w="100"/>
+              <w:bottom w:type="dxa" w:w="40"/>
+              <w:right w:type="dxa" w:w="100"/>
+            </w:tcMar>
+          </w:tcPr>
+          <w:p>
+            <w:pPr>
+              <w:spacing w:after="0"/>
+            </w:pPr>
+            <w:r>
+              <w:rPr>
+                <w:rFonts w:ascii="TH Sarabun New" w:cs="TH Sarabun New" w:eastAsia="TH Sarabun New" w:hAnsi="TH Sarabun New"/>
+                <w:b w:val="false"/>
+                <w:bCs w:val="false"/>
+                <w:sz w:val="28"/>
+                <w:szCs w:val="28"/>
+              </w:rPr>
+              <w:t xml:space="preserve">คอกปศุสัตว์กลางคืน</w:t>
+            </w:r>
+          </w:p>
+        </w:tc>
+        <w:tc>
+          <w:tcPr>
+            <w:tcW w:type="dxa" w:w="3268"/>
+            <w:tcBorders>
+              <w:top w:val="single" w:color="BFBFBF" w:sz="4"/>
+              <w:left w:val="single" w:color="BFBFBF" w:sz="4"/>
+              <w:bottom w:val="single" w:color="BFBFBF" w:sz="4"/>
+              <w:right w:val="single" w:color="BFBFBF" w:sz="4"/>
+            </w:tcBorders>
+            <w:tcMar>
+              <w:top w:type="dxa" w:w="40"/>
+              <w:left w:type="dxa" w:w="100"/>
+              <w:bottom w:type="dxa" w:w="40"/>
+              <w:right w:type="dxa" w:w="100"/>
+            </w:tcMar>
+          </w:tcPr>
+          <w:p>
+            <w:pPr>
+              <w:spacing w:after="0"/>
+            </w:pPr>
+            <w:r>
+              <w:rPr>
+                <w:rFonts w:ascii="TH Sarabun New" w:cs="TH Sarabun New" w:eastAsia="TH Sarabun New" w:hAnsi="TH Sarabun New"/>
+                <w:b w:val="false"/>
+                <w:bCs w:val="false"/>
+                <w:sz w:val="28"/>
+                <w:szCs w:val="28"/>
+              </w:rPr>
+              <w:t xml:space="preserve">D · เรดาร์จับผู้บุกรุก</w:t>
+            </w:r>
+          </w:p>
+        </w:tc>
+        <w:tc>
+          <w:tcPr>
+            <w:tcW w:type="dxa" w:w="3500"/>
+            <w:tcBorders>
+              <w:top w:val="single" w:color="BFBFBF" w:sz="4"/>
+              <w:left w:val="single" w:color="BFBFBF" w:sz="4"/>
+              <w:bottom w:val="single" w:color="BFBFBF" w:sz="4"/>
+              <w:right w:val="single" w:color="BFBFBF" w:sz="4"/>
+            </w:tcBorders>
+            <w:tcMar>
+              <w:top w:type="dxa" w:w="40"/>
+              <w:left w:type="dxa" w:w="100"/>
+              <w:bottom w:type="dxa" w:w="40"/>
+              <w:right w:type="dxa" w:w="100"/>
+            </w:tcMar>
+          </w:tcPr>
+          <w:p>
+            <w:pPr>
+              <w:spacing w:after="0"/>
+            </w:pPr>
+            <w:r>
+              <w:rPr>
+                <w:rFonts w:ascii="TH Sarabun New" w:cs="TH Sarabun New" w:eastAsia="TH Sarabun New" w:hAnsi="TH Sarabun New"/>
+                <w:b w:val="false"/>
+                <w:bCs w:val="false"/>
+                <w:sz w:val="28"/>
+                <w:szCs w:val="28"/>
+              </w:rPr>
+              <w:t xml:space="preserve">idea_5 · web/idea_5.html</w:t>
             </w:r>
           </w:p>
         </w:tc>
@@ -1495,129 +1495,129 @@
       <w:tr>
         <w:tc>
           <w:tcPr>
-            <w:tcW w:type="dxa" w:w="900"/>
-            <w:tcBorders>
-              <w:top w:val="single" w:color="BFBFBF" w:sz="4"/>
-              <w:left w:val="single" w:color="BFBFBF" w:sz="4"/>
-              <w:bottom w:val="single" w:color="BFBFBF" w:sz="4"/>
-              <w:right w:val="single" w:color="BFBFBF" w:sz="4"/>
-            </w:tcBorders>
-            <w:tcMar>
-              <w:top w:type="dxa" w:w="40"/>
-              <w:left w:type="dxa" w:w="100"/>
-              <w:bottom w:type="dxa" w:w="40"/>
-              <w:right w:type="dxa" w:w="100"/>
-            </w:tcMar>
-          </w:tcPr>
-          <w:p>
-            <w:pPr>
-              <w:spacing w:after="0"/>
-            </w:pPr>
-            <w:r>
-              <w:rPr>
-                <w:rFonts w:ascii="TH Sarabun New" w:cs="TH Sarabun New" w:eastAsia="TH Sarabun New" w:hAnsi="TH Sarabun New"/>
-                <w:b w:val="false"/>
-                <w:bCs w:val="false"/>
-                <w:sz w:val="28"/>
-                <w:szCs w:val="28"/>
-              </w:rPr>
-              <w:t xml:space="preserve">10</w:t>
-            </w:r>
-          </w:p>
-        </w:tc>
-        <w:tc>
-          <w:tcPr>
-            <w:tcW w:type="dxa" w:w="3600"/>
-            <w:tcBorders>
-              <w:top w:val="single" w:color="BFBFBF" w:sz="4"/>
-              <w:left w:val="single" w:color="BFBFBF" w:sz="4"/>
-              <w:bottom w:val="single" w:color="BFBFBF" w:sz="4"/>
-              <w:right w:val="single" w:color="BFBFBF" w:sz="4"/>
-            </w:tcBorders>
-            <w:tcMar>
-              <w:top w:type="dxa" w:w="40"/>
-              <w:left w:type="dxa" w:w="100"/>
-              <w:bottom w:type="dxa" w:w="40"/>
-              <w:right w:type="dxa" w:w="100"/>
-            </w:tcMar>
-          </w:tcPr>
-          <w:p>
-            <w:pPr>
-              <w:spacing w:after="0"/>
-            </w:pPr>
-            <w:r>
-              <w:rPr>
-                <w:rFonts w:ascii="TH Sarabun New" w:cs="TH Sarabun New" w:eastAsia="TH Sarabun New" w:hAnsi="TH Sarabun New"/>
-                <w:b w:val="false"/>
-                <w:bCs w:val="false"/>
-                <w:sz w:val="28"/>
-                <w:szCs w:val="28"/>
-              </w:rPr>
-              <w:t xml:space="preserve">ห้องบ่มกล้วย</w:t>
-            </w:r>
-          </w:p>
-        </w:tc>
-        <w:tc>
-          <w:tcPr>
-            <w:tcW w:type="dxa" w:w="3368"/>
-            <w:tcBorders>
-              <w:top w:val="single" w:color="BFBFBF" w:sz="4"/>
-              <w:left w:val="single" w:color="BFBFBF" w:sz="4"/>
-              <w:bottom w:val="single" w:color="BFBFBF" w:sz="4"/>
-              <w:right w:val="single" w:color="BFBFBF" w:sz="4"/>
-            </w:tcBorders>
-            <w:tcMar>
-              <w:top w:type="dxa" w:w="40"/>
-              <w:left w:type="dxa" w:w="100"/>
-              <w:bottom w:type="dxa" w:w="40"/>
-              <w:right w:type="dxa" w:w="100"/>
-            </w:tcMar>
-          </w:tcPr>
-          <w:p>
-            <w:pPr>
-              <w:spacing w:after="0"/>
-            </w:pPr>
-            <w:r>
-              <w:rPr>
-                <w:rFonts w:ascii="TH Sarabun New" w:cs="TH Sarabun New" w:eastAsia="TH Sarabun New" w:hAnsi="TH Sarabun New"/>
-                <w:b w:val="false"/>
-                <w:bCs w:val="false"/>
-                <w:sz w:val="28"/>
-                <w:szCs w:val="28"/>
-              </w:rPr>
-              <w:t xml:space="preserve">A · เฝ้าอากาศ + เตือน + รับทราบ</w:t>
-            </w:r>
-          </w:p>
-        </w:tc>
-        <w:tc>
-          <w:tcPr>
-            <w:tcW w:type="dxa" w:w="2500"/>
-            <w:tcBorders>
-              <w:top w:val="single" w:color="BFBFBF" w:sz="4"/>
-              <w:left w:val="single" w:color="BFBFBF" w:sz="4"/>
-              <w:bottom w:val="single" w:color="BFBFBF" w:sz="4"/>
-              <w:right w:val="single" w:color="BFBFBF" w:sz="4"/>
-            </w:tcBorders>
-            <w:tcMar>
-              <w:top w:type="dxa" w:w="40"/>
-              <w:left w:type="dxa" w:w="100"/>
-              <w:bottom w:type="dxa" w:w="40"/>
-              <w:right w:type="dxa" w:w="100"/>
-            </w:tcMar>
-          </w:tcPr>
-          <w:p>
-            <w:pPr>
-              <w:spacing w:after="0"/>
-            </w:pPr>
-            <w:r>
-              <w:rPr>
-                <w:rFonts w:ascii="TH Sarabun New" w:cs="TH Sarabun New" w:eastAsia="TH Sarabun New" w:hAnsi="TH Sarabun New"/>
-                <w:b w:val="false"/>
-                <w:bCs w:val="false"/>
-                <w:sz w:val="28"/>
-                <w:szCs w:val="28"/>
-              </w:rPr>
-              <w:t xml:space="preserve">idea_10 · idea_web.html?idea=10</w:t>
+            <w:tcW w:type="dxa" w:w="600"/>
+            <w:tcBorders>
+              <w:top w:val="single" w:color="BFBFBF" w:sz="4"/>
+              <w:left w:val="single" w:color="BFBFBF" w:sz="4"/>
+              <w:bottom w:val="single" w:color="BFBFBF" w:sz="4"/>
+              <w:right w:val="single" w:color="BFBFBF" w:sz="4"/>
+            </w:tcBorders>
+            <w:tcMar>
+              <w:top w:type="dxa" w:w="40"/>
+              <w:left w:type="dxa" w:w="100"/>
+              <w:bottom w:type="dxa" w:w="40"/>
+              <w:right w:type="dxa" w:w="100"/>
+            </w:tcMar>
+          </w:tcPr>
+          <w:p>
+            <w:pPr>
+              <w:spacing w:after="0"/>
+            </w:pPr>
+            <w:r>
+              <w:rPr>
+                <w:rFonts w:ascii="TH Sarabun New" w:cs="TH Sarabun New" w:eastAsia="TH Sarabun New" w:hAnsi="TH Sarabun New"/>
+                <w:b w:val="false"/>
+                <w:bCs w:val="false"/>
+                <w:sz w:val="28"/>
+                <w:szCs w:val="28"/>
+              </w:rPr>
+              <w:t xml:space="preserve">6</w:t>
+            </w:r>
+          </w:p>
+        </w:tc>
+        <w:tc>
+          <w:tcPr>
+            <w:tcW w:type="dxa" w:w="3000"/>
+            <w:tcBorders>
+              <w:top w:val="single" w:color="BFBFBF" w:sz="4"/>
+              <w:left w:val="single" w:color="BFBFBF" w:sz="4"/>
+              <w:bottom w:val="single" w:color="BFBFBF" w:sz="4"/>
+              <w:right w:val="single" w:color="BFBFBF" w:sz="4"/>
+            </w:tcBorders>
+            <w:tcMar>
+              <w:top w:type="dxa" w:w="40"/>
+              <w:left w:type="dxa" w:w="100"/>
+              <w:bottom w:type="dxa" w:w="40"/>
+              <w:right w:type="dxa" w:w="100"/>
+            </w:tcMar>
+          </w:tcPr>
+          <w:p>
+            <w:pPr>
+              <w:spacing w:after="0"/>
+            </w:pPr>
+            <w:r>
+              <w:rPr>
+                <w:rFonts w:ascii="TH Sarabun New" w:cs="TH Sarabun New" w:eastAsia="TH Sarabun New" w:hAnsi="TH Sarabun New"/>
+                <w:b w:val="false"/>
+                <w:bCs w:val="false"/>
+                <w:sz w:val="28"/>
+                <w:szCs w:val="28"/>
+              </w:rPr>
+              <w:t xml:space="preserve">หอถังน้ำของฟาร์ม</w:t>
+            </w:r>
+          </w:p>
+        </w:tc>
+        <w:tc>
+          <w:tcPr>
+            <w:tcW w:type="dxa" w:w="3268"/>
+            <w:tcBorders>
+              <w:top w:val="single" w:color="BFBFBF" w:sz="4"/>
+              <w:left w:val="single" w:color="BFBFBF" w:sz="4"/>
+              <w:bottom w:val="single" w:color="BFBFBF" w:sz="4"/>
+              <w:right w:val="single" w:color="BFBFBF" w:sz="4"/>
+            </w:tcBorders>
+            <w:tcMar>
+              <w:top w:type="dxa" w:w="40"/>
+              <w:left w:type="dxa" w:w="100"/>
+              <w:bottom w:type="dxa" w:w="40"/>
+              <w:right w:type="dxa" w:w="100"/>
+            </w:tcMar>
+          </w:tcPr>
+          <w:p>
+            <w:pPr>
+              <w:spacing w:after="0"/>
+            </w:pPr>
+            <w:r>
+              <w:rPr>
+                <w:rFonts w:ascii="TH Sarabun New" w:cs="TH Sarabun New" w:eastAsia="TH Sarabun New" w:hAnsi="TH Sarabun New"/>
+                <w:b w:val="false"/>
+                <w:bCs w:val="false"/>
+                <w:sz w:val="28"/>
+                <w:szCs w:val="28"/>
+              </w:rPr>
+              <w:t xml:space="preserve">B · สั่งเครื่องจากมือถือ + กฎปลอดภัย</w:t>
+            </w:r>
+          </w:p>
+        </w:tc>
+        <w:tc>
+          <w:tcPr>
+            <w:tcW w:type="dxa" w:w="3500"/>
+            <w:tcBorders>
+              <w:top w:val="single" w:color="BFBFBF" w:sz="4"/>
+              <w:left w:val="single" w:color="BFBFBF" w:sz="4"/>
+              <w:bottom w:val="single" w:color="BFBFBF" w:sz="4"/>
+              <w:right w:val="single" w:color="BFBFBF" w:sz="4"/>
+            </w:tcBorders>
+            <w:tcMar>
+              <w:top w:type="dxa" w:w="40"/>
+              <w:left w:type="dxa" w:w="100"/>
+              <w:bottom w:type="dxa" w:w="40"/>
+              <w:right w:type="dxa" w:w="100"/>
+            </w:tcMar>
+          </w:tcPr>
+          <w:p>
+            <w:pPr>
+              <w:spacing w:after="0"/>
+            </w:pPr>
+            <w:r>
+              <w:rPr>
+                <w:rFonts w:ascii="TH Sarabun New" w:cs="TH Sarabun New" w:eastAsia="TH Sarabun New" w:hAnsi="TH Sarabun New"/>
+                <w:b w:val="false"/>
+                <w:bCs w:val="false"/>
+                <w:sz w:val="28"/>
+                <w:szCs w:val="28"/>
+              </w:rPr>
+              <w:t xml:space="preserve">idea_6 · web/idea_6.html</w:t>
             </w:r>
           </w:p>
         </w:tc>
@@ -1625,129 +1625,129 @@
       <w:tr>
         <w:tc>
           <w:tcPr>
-            <w:tcW w:type="dxa" w:w="900"/>
-            <w:tcBorders>
-              <w:top w:val="single" w:color="BFBFBF" w:sz="4"/>
-              <w:left w:val="single" w:color="BFBFBF" w:sz="4"/>
-              <w:bottom w:val="single" w:color="BFBFBF" w:sz="4"/>
-              <w:right w:val="single" w:color="BFBFBF" w:sz="4"/>
-            </w:tcBorders>
-            <w:tcMar>
-              <w:top w:type="dxa" w:w="40"/>
-              <w:left w:type="dxa" w:w="100"/>
-              <w:bottom w:type="dxa" w:w="40"/>
-              <w:right w:type="dxa" w:w="100"/>
-            </w:tcMar>
-          </w:tcPr>
-          <w:p>
-            <w:pPr>
-              <w:spacing w:after="0"/>
-            </w:pPr>
-            <w:r>
-              <w:rPr>
-                <w:rFonts w:ascii="TH Sarabun New" w:cs="TH Sarabun New" w:eastAsia="TH Sarabun New" w:hAnsi="TH Sarabun New"/>
-                <w:b w:val="false"/>
-                <w:bCs w:val="false"/>
-                <w:sz w:val="28"/>
-                <w:szCs w:val="28"/>
-              </w:rPr>
-              <w:t xml:space="preserve">11</w:t>
-            </w:r>
-          </w:p>
-        </w:tc>
-        <w:tc>
-          <w:tcPr>
-            <w:tcW w:type="dxa" w:w="3600"/>
-            <w:tcBorders>
-              <w:top w:val="single" w:color="BFBFBF" w:sz="4"/>
-              <w:left w:val="single" w:color="BFBFBF" w:sz="4"/>
-              <w:bottom w:val="single" w:color="BFBFBF" w:sz="4"/>
-              <w:right w:val="single" w:color="BFBFBF" w:sz="4"/>
-            </w:tcBorders>
-            <w:tcMar>
-              <w:top w:type="dxa" w:w="40"/>
-              <w:left w:type="dxa" w:w="100"/>
-              <w:bottom w:type="dxa" w:w="40"/>
-              <w:right w:type="dxa" w:w="100"/>
-            </w:tcMar>
-          </w:tcPr>
-          <w:p>
-            <w:pPr>
-              <w:spacing w:after="0"/>
-            </w:pPr>
-            <w:r>
-              <w:rPr>
-                <w:rFonts w:ascii="TH Sarabun New" w:cs="TH Sarabun New" w:eastAsia="TH Sarabun New" w:hAnsi="TH Sarabun New"/>
-                <w:b w:val="false"/>
-                <w:bCs w:val="false"/>
-                <w:sz w:val="28"/>
-                <w:szCs w:val="28"/>
-              </w:rPr>
-              <w:t xml:space="preserve">โรงอบลำไย</w:t>
-            </w:r>
-          </w:p>
-        </w:tc>
-        <w:tc>
-          <w:tcPr>
-            <w:tcW w:type="dxa" w:w="3368"/>
-            <w:tcBorders>
-              <w:top w:val="single" w:color="BFBFBF" w:sz="4"/>
-              <w:left w:val="single" w:color="BFBFBF" w:sz="4"/>
-              <w:bottom w:val="single" w:color="BFBFBF" w:sz="4"/>
-              <w:right w:val="single" w:color="BFBFBF" w:sz="4"/>
-            </w:tcBorders>
-            <w:tcMar>
-              <w:top w:type="dxa" w:w="40"/>
-              <w:left w:type="dxa" w:w="100"/>
-              <w:bottom w:type="dxa" w:w="40"/>
-              <w:right w:type="dxa" w:w="100"/>
-            </w:tcMar>
-          </w:tcPr>
-          <w:p>
-            <w:pPr>
-              <w:spacing w:after="0"/>
-            </w:pPr>
-            <w:r>
-              <w:rPr>
-                <w:rFonts w:ascii="TH Sarabun New" w:cs="TH Sarabun New" w:eastAsia="TH Sarabun New" w:hAnsi="TH Sarabun New"/>
-                <w:b w:val="false"/>
-                <w:bCs w:val="false"/>
-                <w:sz w:val="28"/>
-                <w:szCs w:val="28"/>
-              </w:rPr>
-              <w:t xml:space="preserve">A · เฝ้าอากาศ + เตือน + รับทราบ</w:t>
-            </w:r>
-          </w:p>
-        </w:tc>
-        <w:tc>
-          <w:tcPr>
-            <w:tcW w:type="dxa" w:w="2500"/>
-            <w:tcBorders>
-              <w:top w:val="single" w:color="BFBFBF" w:sz="4"/>
-              <w:left w:val="single" w:color="BFBFBF" w:sz="4"/>
-              <w:bottom w:val="single" w:color="BFBFBF" w:sz="4"/>
-              <w:right w:val="single" w:color="BFBFBF" w:sz="4"/>
-            </w:tcBorders>
-            <w:tcMar>
-              <w:top w:type="dxa" w:w="40"/>
-              <w:left w:type="dxa" w:w="100"/>
-              <w:bottom w:type="dxa" w:w="40"/>
-              <w:right w:type="dxa" w:w="100"/>
-            </w:tcMar>
-          </w:tcPr>
-          <w:p>
-            <w:pPr>
-              <w:spacing w:after="0"/>
-            </w:pPr>
-            <w:r>
-              <w:rPr>
-                <w:rFonts w:ascii="TH Sarabun New" w:cs="TH Sarabun New" w:eastAsia="TH Sarabun New" w:hAnsi="TH Sarabun New"/>
-                <w:b w:val="false"/>
-                <w:bCs w:val="false"/>
-                <w:sz w:val="28"/>
-                <w:szCs w:val="28"/>
-              </w:rPr>
-              <w:t xml:space="preserve">idea_11 · idea_web.html?idea=11</w:t>
+            <w:tcW w:type="dxa" w:w="600"/>
+            <w:tcBorders>
+              <w:top w:val="single" w:color="BFBFBF" w:sz="4"/>
+              <w:left w:val="single" w:color="BFBFBF" w:sz="4"/>
+              <w:bottom w:val="single" w:color="BFBFBF" w:sz="4"/>
+              <w:right w:val="single" w:color="BFBFBF" w:sz="4"/>
+            </w:tcBorders>
+            <w:tcMar>
+              <w:top w:type="dxa" w:w="40"/>
+              <w:left w:type="dxa" w:w="100"/>
+              <w:bottom w:type="dxa" w:w="40"/>
+              <w:right w:type="dxa" w:w="100"/>
+            </w:tcMar>
+          </w:tcPr>
+          <w:p>
+            <w:pPr>
+              <w:spacing w:after="0"/>
+            </w:pPr>
+            <w:r>
+              <w:rPr>
+                <w:rFonts w:ascii="TH Sarabun New" w:cs="TH Sarabun New" w:eastAsia="TH Sarabun New" w:hAnsi="TH Sarabun New"/>
+                <w:b w:val="false"/>
+                <w:bCs w:val="false"/>
+                <w:sz w:val="28"/>
+                <w:szCs w:val="28"/>
+              </w:rPr>
+              <w:t xml:space="preserve">7</w:t>
+            </w:r>
+          </w:p>
+        </w:tc>
+        <w:tc>
+          <w:tcPr>
+            <w:tcW w:type="dxa" w:w="3000"/>
+            <w:tcBorders>
+              <w:top w:val="single" w:color="BFBFBF" w:sz="4"/>
+              <w:left w:val="single" w:color="BFBFBF" w:sz="4"/>
+              <w:bottom w:val="single" w:color="BFBFBF" w:sz="4"/>
+              <w:right w:val="single" w:color="BFBFBF" w:sz="4"/>
+            </w:tcBorders>
+            <w:tcMar>
+              <w:top w:type="dxa" w:w="40"/>
+              <w:left w:type="dxa" w:w="100"/>
+              <w:bottom w:type="dxa" w:w="40"/>
+              <w:right w:type="dxa" w:w="100"/>
+            </w:tcMar>
+          </w:tcPr>
+          <w:p>
+            <w:pPr>
+              <w:spacing w:after="0"/>
+            </w:pPr>
+            <w:r>
+              <w:rPr>
+                <w:rFonts w:ascii="TH Sarabun New" w:cs="TH Sarabun New" w:eastAsia="TH Sarabun New" w:hAnsi="TH Sarabun New"/>
+                <w:b w:val="false"/>
+                <w:bCs w:val="false"/>
+                <w:sz w:val="28"/>
+                <w:szCs w:val="28"/>
+              </w:rPr>
+              <w:t xml:space="preserve">หมอฟังปั๊มน้ำ</w:t>
+            </w:r>
+          </w:p>
+        </w:tc>
+        <w:tc>
+          <w:tcPr>
+            <w:tcW w:type="dxa" w:w="3268"/>
+            <w:tcBorders>
+              <w:top w:val="single" w:color="BFBFBF" w:sz="4"/>
+              <w:left w:val="single" w:color="BFBFBF" w:sz="4"/>
+              <w:bottom w:val="single" w:color="BFBFBF" w:sz="4"/>
+              <w:right w:val="single" w:color="BFBFBF" w:sz="4"/>
+            </w:tcBorders>
+            <w:tcMar>
+              <w:top w:type="dxa" w:w="40"/>
+              <w:left w:type="dxa" w:w="100"/>
+              <w:bottom w:type="dxa" w:w="40"/>
+              <w:right w:type="dxa" w:w="100"/>
+            </w:tcMar>
+          </w:tcPr>
+          <w:p>
+            <w:pPr>
+              <w:spacing w:after="0"/>
+            </w:pPr>
+            <w:r>
+              <w:rPr>
+                <w:rFonts w:ascii="TH Sarabun New" w:cs="TH Sarabun New" w:eastAsia="TH Sarabun New" w:hAnsi="TH Sarabun New"/>
+                <w:b w:val="false"/>
+                <w:bCs w:val="false"/>
+                <w:sz w:val="28"/>
+                <w:szCs w:val="28"/>
+              </w:rPr>
+              <w:t xml:space="preserve">C · การสั่นผิดปกติ + หยุดเครื่อง</w:t>
+            </w:r>
+          </w:p>
+        </w:tc>
+        <w:tc>
+          <w:tcPr>
+            <w:tcW w:type="dxa" w:w="3500"/>
+            <w:tcBorders>
+              <w:top w:val="single" w:color="BFBFBF" w:sz="4"/>
+              <w:left w:val="single" w:color="BFBFBF" w:sz="4"/>
+              <w:bottom w:val="single" w:color="BFBFBF" w:sz="4"/>
+              <w:right w:val="single" w:color="BFBFBF" w:sz="4"/>
+            </w:tcBorders>
+            <w:tcMar>
+              <w:top w:type="dxa" w:w="40"/>
+              <w:left w:type="dxa" w:w="100"/>
+              <w:bottom w:type="dxa" w:w="40"/>
+              <w:right w:type="dxa" w:w="100"/>
+            </w:tcMar>
+          </w:tcPr>
+          <w:p>
+            <w:pPr>
+              <w:spacing w:after="0"/>
+            </w:pPr>
+            <w:r>
+              <w:rPr>
+                <w:rFonts w:ascii="TH Sarabun New" w:cs="TH Sarabun New" w:eastAsia="TH Sarabun New" w:hAnsi="TH Sarabun New"/>
+                <w:b w:val="false"/>
+                <w:bCs w:val="false"/>
+                <w:sz w:val="28"/>
+                <w:szCs w:val="28"/>
+              </w:rPr>
+              <w:t xml:space="preserve">idea_7 · web/idea_7.html</w:t>
             </w:r>
           </w:p>
         </w:tc>
@@ -1755,71 +1755,71 @@
       <w:tr>
         <w:tc>
           <w:tcPr>
-            <w:tcW w:type="dxa" w:w="900"/>
-            <w:tcBorders>
-              <w:top w:val="single" w:color="BFBFBF" w:sz="4"/>
-              <w:left w:val="single" w:color="BFBFBF" w:sz="4"/>
-              <w:bottom w:val="single" w:color="BFBFBF" w:sz="4"/>
-              <w:right w:val="single" w:color="BFBFBF" w:sz="4"/>
-            </w:tcBorders>
-            <w:tcMar>
-              <w:top w:type="dxa" w:w="40"/>
-              <w:left w:type="dxa" w:w="100"/>
-              <w:bottom w:type="dxa" w:w="40"/>
-              <w:right w:type="dxa" w:w="100"/>
-            </w:tcMar>
-          </w:tcPr>
-          <w:p>
-            <w:pPr>
-              <w:spacing w:after="0"/>
-            </w:pPr>
-            <w:r>
-              <w:rPr>
-                <w:rFonts w:ascii="TH Sarabun New" w:cs="TH Sarabun New" w:eastAsia="TH Sarabun New" w:hAnsi="TH Sarabun New"/>
-                <w:b w:val="false"/>
-                <w:bCs w:val="false"/>
-                <w:sz w:val="28"/>
-                <w:szCs w:val="28"/>
-              </w:rPr>
-              <w:t xml:space="preserve">12</w:t>
-            </w:r>
-          </w:p>
-        </w:tc>
-        <w:tc>
-          <w:tcPr>
-            <w:tcW w:type="dxa" w:w="3600"/>
-            <w:tcBorders>
-              <w:top w:val="single" w:color="BFBFBF" w:sz="4"/>
-              <w:left w:val="single" w:color="BFBFBF" w:sz="4"/>
-              <w:bottom w:val="single" w:color="BFBFBF" w:sz="4"/>
-              <w:right w:val="single" w:color="BFBFBF" w:sz="4"/>
-            </w:tcBorders>
-            <w:tcMar>
-              <w:top w:type="dxa" w:w="40"/>
-              <w:left w:type="dxa" w:w="100"/>
-              <w:bottom w:type="dxa" w:w="40"/>
-              <w:right w:type="dxa" w:w="100"/>
-            </w:tcMar>
-          </w:tcPr>
-          <w:p>
-            <w:pPr>
-              <w:spacing w:after="0"/>
-            </w:pPr>
-            <w:r>
-              <w:rPr>
-                <w:rFonts w:ascii="TH Sarabun New" w:cs="TH Sarabun New" w:eastAsia="TH Sarabun New" w:hAnsi="TH Sarabun New"/>
-                <w:b w:val="false"/>
-                <w:bCs w:val="false"/>
-                <w:sz w:val="28"/>
-                <w:szCs w:val="28"/>
-              </w:rPr>
-              <w:t xml:space="preserve">โกดังเก็บเมล็ดพันธุ์</w:t>
-            </w:r>
-          </w:p>
-        </w:tc>
-        <w:tc>
-          <w:tcPr>
-            <w:tcW w:type="dxa" w:w="3368"/>
+            <w:tcW w:type="dxa" w:w="600"/>
+            <w:tcBorders>
+              <w:top w:val="single" w:color="BFBFBF" w:sz="4"/>
+              <w:left w:val="single" w:color="BFBFBF" w:sz="4"/>
+              <w:bottom w:val="single" w:color="BFBFBF" w:sz="4"/>
+              <w:right w:val="single" w:color="BFBFBF" w:sz="4"/>
+            </w:tcBorders>
+            <w:tcMar>
+              <w:top w:type="dxa" w:w="40"/>
+              <w:left w:type="dxa" w:w="100"/>
+              <w:bottom w:type="dxa" w:w="40"/>
+              <w:right w:type="dxa" w:w="100"/>
+            </w:tcMar>
+          </w:tcPr>
+          <w:p>
+            <w:pPr>
+              <w:spacing w:after="0"/>
+            </w:pPr>
+            <w:r>
+              <w:rPr>
+                <w:rFonts w:ascii="TH Sarabun New" w:cs="TH Sarabun New" w:eastAsia="TH Sarabun New" w:hAnsi="TH Sarabun New"/>
+                <w:b w:val="false"/>
+                <w:bCs w:val="false"/>
+                <w:sz w:val="28"/>
+                <w:szCs w:val="28"/>
+              </w:rPr>
+              <w:t xml:space="preserve">8</w:t>
+            </w:r>
+          </w:p>
+        </w:tc>
+        <w:tc>
+          <w:tcPr>
+            <w:tcW w:type="dxa" w:w="3000"/>
+            <w:tcBorders>
+              <w:top w:val="single" w:color="BFBFBF" w:sz="4"/>
+              <w:left w:val="single" w:color="BFBFBF" w:sz="4"/>
+              <w:bottom w:val="single" w:color="BFBFBF" w:sz="4"/>
+              <w:right w:val="single" w:color="BFBFBF" w:sz="4"/>
+            </w:tcBorders>
+            <w:tcMar>
+              <w:top w:type="dxa" w:w="40"/>
+              <w:left w:type="dxa" w:w="100"/>
+              <w:bottom w:type="dxa" w:w="40"/>
+              <w:right w:type="dxa" w:w="100"/>
+            </w:tcMar>
+          </w:tcPr>
+          <w:p>
+            <w:pPr>
+              <w:spacing w:after="0"/>
+            </w:pPr>
+            <w:r>
+              <w:rPr>
+                <w:rFonts w:ascii="TH Sarabun New" w:cs="TH Sarabun New" w:eastAsia="TH Sarabun New" w:hAnsi="TH Sarabun New"/>
+                <w:b w:val="false"/>
+                <w:bCs w:val="false"/>
+                <w:sz w:val="28"/>
+                <w:szCs w:val="28"/>
+              </w:rPr>
+              <w:t xml:space="preserve">เล้าไก่กันความเครียดฝูง</w:t>
+            </w:r>
+          </w:p>
+        </w:tc>
+        <w:tc>
+          <w:tcPr>
+            <w:tcW w:type="dxa" w:w="3268"/>
             <w:tcBorders>
               <w:top w:val="single" w:color="BFBFBF" w:sz="4"/>
               <w:left w:val="single" w:color="BFBFBF" w:sz="4"/>
@@ -1851,33 +1851,33 @@
         </w:tc>
         <w:tc>
           <w:tcPr>
-            <w:tcW w:type="dxa" w:w="2500"/>
-            <w:tcBorders>
-              <w:top w:val="single" w:color="BFBFBF" w:sz="4"/>
-              <w:left w:val="single" w:color="BFBFBF" w:sz="4"/>
-              <w:bottom w:val="single" w:color="BFBFBF" w:sz="4"/>
-              <w:right w:val="single" w:color="BFBFBF" w:sz="4"/>
-            </w:tcBorders>
-            <w:tcMar>
-              <w:top w:type="dxa" w:w="40"/>
-              <w:left w:type="dxa" w:w="100"/>
-              <w:bottom w:type="dxa" w:w="40"/>
-              <w:right w:type="dxa" w:w="100"/>
-            </w:tcMar>
-          </w:tcPr>
-          <w:p>
-            <w:pPr>
-              <w:spacing w:after="0"/>
-            </w:pPr>
-            <w:r>
-              <w:rPr>
-                <w:rFonts w:ascii="TH Sarabun New" w:cs="TH Sarabun New" w:eastAsia="TH Sarabun New" w:hAnsi="TH Sarabun New"/>
-                <w:b w:val="false"/>
-                <w:bCs w:val="false"/>
-                <w:sz w:val="28"/>
-                <w:szCs w:val="28"/>
-              </w:rPr>
-              <w:t xml:space="preserve">idea_12 · idea_web.html?idea=12</w:t>
+            <w:tcW w:type="dxa" w:w="3500"/>
+            <w:tcBorders>
+              <w:top w:val="single" w:color="BFBFBF" w:sz="4"/>
+              <w:left w:val="single" w:color="BFBFBF" w:sz="4"/>
+              <w:bottom w:val="single" w:color="BFBFBF" w:sz="4"/>
+              <w:right w:val="single" w:color="BFBFBF" w:sz="4"/>
+            </w:tcBorders>
+            <w:tcMar>
+              <w:top w:type="dxa" w:w="40"/>
+              <w:left w:type="dxa" w:w="100"/>
+              <w:bottom w:type="dxa" w:w="40"/>
+              <w:right w:type="dxa" w:w="100"/>
+            </w:tcMar>
+          </w:tcPr>
+          <w:p>
+            <w:pPr>
+              <w:spacing w:after="0"/>
+            </w:pPr>
+            <w:r>
+              <w:rPr>
+                <w:rFonts w:ascii="TH Sarabun New" w:cs="TH Sarabun New" w:eastAsia="TH Sarabun New" w:hAnsi="TH Sarabun New"/>
+                <w:b w:val="false"/>
+                <w:bCs w:val="false"/>
+                <w:sz w:val="28"/>
+                <w:szCs w:val="28"/>
+              </w:rPr>
+              <w:t xml:space="preserve">idea_8 · web/idea_8.html</w:t>
             </w:r>
           </w:p>
         </w:tc>
@@ -1885,71 +1885,71 @@
       <w:tr>
         <w:tc>
           <w:tcPr>
-            <w:tcW w:type="dxa" w:w="900"/>
-            <w:tcBorders>
-              <w:top w:val="single" w:color="BFBFBF" w:sz="4"/>
-              <w:left w:val="single" w:color="BFBFBF" w:sz="4"/>
-              <w:bottom w:val="single" w:color="BFBFBF" w:sz="4"/>
-              <w:right w:val="single" w:color="BFBFBF" w:sz="4"/>
-            </w:tcBorders>
-            <w:tcMar>
-              <w:top w:type="dxa" w:w="40"/>
-              <w:left w:type="dxa" w:w="100"/>
-              <w:bottom w:type="dxa" w:w="40"/>
-              <w:right w:type="dxa" w:w="100"/>
-            </w:tcMar>
-          </w:tcPr>
-          <w:p>
-            <w:pPr>
-              <w:spacing w:after="0"/>
-            </w:pPr>
-            <w:r>
-              <w:rPr>
-                <w:rFonts w:ascii="TH Sarabun New" w:cs="TH Sarabun New" w:eastAsia="TH Sarabun New" w:hAnsi="TH Sarabun New"/>
-                <w:b w:val="false"/>
-                <w:bCs w:val="false"/>
-                <w:sz w:val="28"/>
-                <w:szCs w:val="28"/>
-              </w:rPr>
-              <w:t xml:space="preserve">13</w:t>
-            </w:r>
-          </w:p>
-        </w:tc>
-        <w:tc>
-          <w:tcPr>
-            <w:tcW w:type="dxa" w:w="3600"/>
-            <w:tcBorders>
-              <w:top w:val="single" w:color="BFBFBF" w:sz="4"/>
-              <w:left w:val="single" w:color="BFBFBF" w:sz="4"/>
-              <w:bottom w:val="single" w:color="BFBFBF" w:sz="4"/>
-              <w:right w:val="single" w:color="BFBFBF" w:sz="4"/>
-            </w:tcBorders>
-            <w:tcMar>
-              <w:top w:type="dxa" w:w="40"/>
-              <w:left w:type="dxa" w:w="100"/>
-              <w:bottom w:type="dxa" w:w="40"/>
-              <w:right w:type="dxa" w:w="100"/>
-            </w:tcMar>
-          </w:tcPr>
-          <w:p>
-            <w:pPr>
-              <w:spacing w:after="0"/>
-            </w:pPr>
-            <w:r>
-              <w:rPr>
-                <w:rFonts w:ascii="TH Sarabun New" w:cs="TH Sarabun New" w:eastAsia="TH Sarabun New" w:hAnsi="TH Sarabun New"/>
-                <w:b w:val="false"/>
-                <w:bCs w:val="false"/>
-                <w:sz w:val="28"/>
-                <w:szCs w:val="28"/>
-              </w:rPr>
-              <w:t xml:space="preserve">โกดังปุ๋ย</w:t>
-            </w:r>
-          </w:p>
-        </w:tc>
-        <w:tc>
-          <w:tcPr>
-            <w:tcW w:type="dxa" w:w="3368"/>
+            <w:tcW w:type="dxa" w:w="600"/>
+            <w:tcBorders>
+              <w:top w:val="single" w:color="BFBFBF" w:sz="4"/>
+              <w:left w:val="single" w:color="BFBFBF" w:sz="4"/>
+              <w:bottom w:val="single" w:color="BFBFBF" w:sz="4"/>
+              <w:right w:val="single" w:color="BFBFBF" w:sz="4"/>
+            </w:tcBorders>
+            <w:tcMar>
+              <w:top w:type="dxa" w:w="40"/>
+              <w:left w:type="dxa" w:w="100"/>
+              <w:bottom w:type="dxa" w:w="40"/>
+              <w:right w:type="dxa" w:w="100"/>
+            </w:tcMar>
+          </w:tcPr>
+          <w:p>
+            <w:pPr>
+              <w:spacing w:after="0"/>
+            </w:pPr>
+            <w:r>
+              <w:rPr>
+                <w:rFonts w:ascii="TH Sarabun New" w:cs="TH Sarabun New" w:eastAsia="TH Sarabun New" w:hAnsi="TH Sarabun New"/>
+                <w:b w:val="false"/>
+                <w:bCs w:val="false"/>
+                <w:sz w:val="28"/>
+                <w:szCs w:val="28"/>
+              </w:rPr>
+              <w:t xml:space="preserve">9</w:t>
+            </w:r>
+          </w:p>
+        </w:tc>
+        <w:tc>
+          <w:tcPr>
+            <w:tcW w:type="dxa" w:w="3000"/>
+            <w:tcBorders>
+              <w:top w:val="single" w:color="BFBFBF" w:sz="4"/>
+              <w:left w:val="single" w:color="BFBFBF" w:sz="4"/>
+              <w:bottom w:val="single" w:color="BFBFBF" w:sz="4"/>
+              <w:right w:val="single" w:color="BFBFBF" w:sz="4"/>
+            </w:tcBorders>
+            <w:tcMar>
+              <w:top w:type="dxa" w:w="40"/>
+              <w:left w:type="dxa" w:w="100"/>
+              <w:bottom w:type="dxa" w:w="40"/>
+              <w:right w:type="dxa" w:w="100"/>
+            </w:tcMar>
+          </w:tcPr>
+          <w:p>
+            <w:pPr>
+              <w:spacing w:after="0"/>
+            </w:pPr>
+            <w:r>
+              <w:rPr>
+                <w:rFonts w:ascii="TH Sarabun New" w:cs="TH Sarabun New" w:eastAsia="TH Sarabun New" w:hAnsi="TH Sarabun New"/>
+                <w:b w:val="false"/>
+                <w:bCs w:val="false"/>
+                <w:sz w:val="28"/>
+                <w:szCs w:val="28"/>
+              </w:rPr>
+              <w:t xml:space="preserve">โรงเพาะเห็ด</w:t>
+            </w:r>
+          </w:p>
+        </w:tc>
+        <w:tc>
+          <w:tcPr>
+            <w:tcW w:type="dxa" w:w="3268"/>
             <w:tcBorders>
               <w:top w:val="single" w:color="BFBFBF" w:sz="4"/>
               <w:left w:val="single" w:color="BFBFBF" w:sz="4"/>
@@ -1981,33 +1981,33 @@
         </w:tc>
         <w:tc>
           <w:tcPr>
-            <w:tcW w:type="dxa" w:w="2500"/>
-            <w:tcBorders>
-              <w:top w:val="single" w:color="BFBFBF" w:sz="4"/>
-              <w:left w:val="single" w:color="BFBFBF" w:sz="4"/>
-              <w:bottom w:val="single" w:color="BFBFBF" w:sz="4"/>
-              <w:right w:val="single" w:color="BFBFBF" w:sz="4"/>
-            </w:tcBorders>
-            <w:tcMar>
-              <w:top w:type="dxa" w:w="40"/>
-              <w:left w:type="dxa" w:w="100"/>
-              <w:bottom w:type="dxa" w:w="40"/>
-              <w:right w:type="dxa" w:w="100"/>
-            </w:tcMar>
-          </w:tcPr>
-          <w:p>
-            <w:pPr>
-              <w:spacing w:after="0"/>
-            </w:pPr>
-            <w:r>
-              <w:rPr>
-                <w:rFonts w:ascii="TH Sarabun New" w:cs="TH Sarabun New" w:eastAsia="TH Sarabun New" w:hAnsi="TH Sarabun New"/>
-                <w:b w:val="false"/>
-                <w:bCs w:val="false"/>
-                <w:sz w:val="28"/>
-                <w:szCs w:val="28"/>
-              </w:rPr>
-              <w:t xml:space="preserve">idea_13 · idea_web.html?idea=13</w:t>
+            <w:tcW w:type="dxa" w:w="3500"/>
+            <w:tcBorders>
+              <w:top w:val="single" w:color="BFBFBF" w:sz="4"/>
+              <w:left w:val="single" w:color="BFBFBF" w:sz="4"/>
+              <w:bottom w:val="single" w:color="BFBFBF" w:sz="4"/>
+              <w:right w:val="single" w:color="BFBFBF" w:sz="4"/>
+            </w:tcBorders>
+            <w:tcMar>
+              <w:top w:type="dxa" w:w="40"/>
+              <w:left w:type="dxa" w:w="100"/>
+              <w:bottom w:type="dxa" w:w="40"/>
+              <w:right w:type="dxa" w:w="100"/>
+            </w:tcMar>
+          </w:tcPr>
+          <w:p>
+            <w:pPr>
+              <w:spacing w:after="0"/>
+            </w:pPr>
+            <w:r>
+              <w:rPr>
+                <w:rFonts w:ascii="TH Sarabun New" w:cs="TH Sarabun New" w:eastAsia="TH Sarabun New" w:hAnsi="TH Sarabun New"/>
+                <w:b w:val="false"/>
+                <w:bCs w:val="false"/>
+                <w:sz w:val="28"/>
+                <w:szCs w:val="28"/>
+              </w:rPr>
+              <w:t xml:space="preserve">idea_9 · web/idea_9.html</w:t>
             </w:r>
           </w:p>
         </w:tc>
@@ -2015,71 +2015,71 @@
       <w:tr>
         <w:tc>
           <w:tcPr>
-            <w:tcW w:type="dxa" w:w="900"/>
-            <w:tcBorders>
-              <w:top w:val="single" w:color="BFBFBF" w:sz="4"/>
-              <w:left w:val="single" w:color="BFBFBF" w:sz="4"/>
-              <w:bottom w:val="single" w:color="BFBFBF" w:sz="4"/>
-              <w:right w:val="single" w:color="BFBFBF" w:sz="4"/>
-            </w:tcBorders>
-            <w:tcMar>
-              <w:top w:type="dxa" w:w="40"/>
-              <w:left w:type="dxa" w:w="100"/>
-              <w:bottom w:type="dxa" w:w="40"/>
-              <w:right w:type="dxa" w:w="100"/>
-            </w:tcMar>
-          </w:tcPr>
-          <w:p>
-            <w:pPr>
-              <w:spacing w:after="0"/>
-            </w:pPr>
-            <w:r>
-              <w:rPr>
-                <w:rFonts w:ascii="TH Sarabun New" w:cs="TH Sarabun New" w:eastAsia="TH Sarabun New" w:hAnsi="TH Sarabun New"/>
-                <w:b w:val="false"/>
-                <w:bCs w:val="false"/>
-                <w:sz w:val="28"/>
-                <w:szCs w:val="28"/>
-              </w:rPr>
-              <w:t xml:space="preserve">14</w:t>
-            </w:r>
-          </w:p>
-        </w:tc>
-        <w:tc>
-          <w:tcPr>
-            <w:tcW w:type="dxa" w:w="3600"/>
-            <w:tcBorders>
-              <w:top w:val="single" w:color="BFBFBF" w:sz="4"/>
-              <w:left w:val="single" w:color="BFBFBF" w:sz="4"/>
-              <w:bottom w:val="single" w:color="BFBFBF" w:sz="4"/>
-              <w:right w:val="single" w:color="BFBFBF" w:sz="4"/>
-            </w:tcBorders>
-            <w:tcMar>
-              <w:top w:type="dxa" w:w="40"/>
-              <w:left w:type="dxa" w:w="100"/>
-              <w:bottom w:type="dxa" w:w="40"/>
-              <w:right w:type="dxa" w:w="100"/>
-            </w:tcMar>
-          </w:tcPr>
-          <w:p>
-            <w:pPr>
-              <w:spacing w:after="0"/>
-            </w:pPr>
-            <w:r>
-              <w:rPr>
-                <w:rFonts w:ascii="TH Sarabun New" w:cs="TH Sarabun New" w:eastAsia="TH Sarabun New" w:hAnsi="TH Sarabun New"/>
-                <w:b w:val="false"/>
-                <w:bCs w:val="false"/>
-                <w:sz w:val="28"/>
-                <w:szCs w:val="28"/>
-              </w:rPr>
-              <w:t xml:space="preserve">ตู้เก็บยาและวัคซีนสัตว์</w:t>
-            </w:r>
-          </w:p>
-        </w:tc>
-        <w:tc>
-          <w:tcPr>
-            <w:tcW w:type="dxa" w:w="3368"/>
+            <w:tcW w:type="dxa" w:w="600"/>
+            <w:tcBorders>
+              <w:top w:val="single" w:color="BFBFBF" w:sz="4"/>
+              <w:left w:val="single" w:color="BFBFBF" w:sz="4"/>
+              <w:bottom w:val="single" w:color="BFBFBF" w:sz="4"/>
+              <w:right w:val="single" w:color="BFBFBF" w:sz="4"/>
+            </w:tcBorders>
+            <w:tcMar>
+              <w:top w:type="dxa" w:w="40"/>
+              <w:left w:type="dxa" w:w="100"/>
+              <w:bottom w:type="dxa" w:w="40"/>
+              <w:right w:type="dxa" w:w="100"/>
+            </w:tcMar>
+          </w:tcPr>
+          <w:p>
+            <w:pPr>
+              <w:spacing w:after="0"/>
+            </w:pPr>
+            <w:r>
+              <w:rPr>
+                <w:rFonts w:ascii="TH Sarabun New" w:cs="TH Sarabun New" w:eastAsia="TH Sarabun New" w:hAnsi="TH Sarabun New"/>
+                <w:b w:val="false"/>
+                <w:bCs w:val="false"/>
+                <w:sz w:val="28"/>
+                <w:szCs w:val="28"/>
+              </w:rPr>
+              <w:t xml:space="preserve">10</w:t>
+            </w:r>
+          </w:p>
+        </w:tc>
+        <w:tc>
+          <w:tcPr>
+            <w:tcW w:type="dxa" w:w="3000"/>
+            <w:tcBorders>
+              <w:top w:val="single" w:color="BFBFBF" w:sz="4"/>
+              <w:left w:val="single" w:color="BFBFBF" w:sz="4"/>
+              <w:bottom w:val="single" w:color="BFBFBF" w:sz="4"/>
+              <w:right w:val="single" w:color="BFBFBF" w:sz="4"/>
+            </w:tcBorders>
+            <w:tcMar>
+              <w:top w:type="dxa" w:w="40"/>
+              <w:left w:type="dxa" w:w="100"/>
+              <w:bottom w:type="dxa" w:w="40"/>
+              <w:right w:type="dxa" w:w="100"/>
+            </w:tcMar>
+          </w:tcPr>
+          <w:p>
+            <w:pPr>
+              <w:spacing w:after="0"/>
+            </w:pPr>
+            <w:r>
+              <w:rPr>
+                <w:rFonts w:ascii="TH Sarabun New" w:cs="TH Sarabun New" w:eastAsia="TH Sarabun New" w:hAnsi="TH Sarabun New"/>
+                <w:b w:val="false"/>
+                <w:bCs w:val="false"/>
+                <w:sz w:val="28"/>
+                <w:szCs w:val="28"/>
+              </w:rPr>
+              <w:t xml:space="preserve">ห้องบ่มกล้วย</w:t>
+            </w:r>
+          </w:p>
+        </w:tc>
+        <w:tc>
+          <w:tcPr>
+            <w:tcW w:type="dxa" w:w="3268"/>
             <w:tcBorders>
               <w:top w:val="single" w:color="BFBFBF" w:sz="4"/>
               <w:left w:val="single" w:color="BFBFBF" w:sz="4"/>
@@ -2111,33 +2111,33 @@
         </w:tc>
         <w:tc>
           <w:tcPr>
-            <w:tcW w:type="dxa" w:w="2500"/>
-            <w:tcBorders>
-              <w:top w:val="single" w:color="BFBFBF" w:sz="4"/>
-              <w:left w:val="single" w:color="BFBFBF" w:sz="4"/>
-              <w:bottom w:val="single" w:color="BFBFBF" w:sz="4"/>
-              <w:right w:val="single" w:color="BFBFBF" w:sz="4"/>
-            </w:tcBorders>
-            <w:tcMar>
-              <w:top w:type="dxa" w:w="40"/>
-              <w:left w:type="dxa" w:w="100"/>
-              <w:bottom w:type="dxa" w:w="40"/>
-              <w:right w:type="dxa" w:w="100"/>
-            </w:tcMar>
-          </w:tcPr>
-          <w:p>
-            <w:pPr>
-              <w:spacing w:after="0"/>
-            </w:pPr>
-            <w:r>
-              <w:rPr>
-                <w:rFonts w:ascii="TH Sarabun New" w:cs="TH Sarabun New" w:eastAsia="TH Sarabun New" w:hAnsi="TH Sarabun New"/>
-                <w:b w:val="false"/>
-                <w:bCs w:val="false"/>
-                <w:sz w:val="28"/>
-                <w:szCs w:val="28"/>
-              </w:rPr>
-              <w:t xml:space="preserve">idea_14 · idea_web.html?idea=14</w:t>
+            <w:tcW w:type="dxa" w:w="3500"/>
+            <w:tcBorders>
+              <w:top w:val="single" w:color="BFBFBF" w:sz="4"/>
+              <w:left w:val="single" w:color="BFBFBF" w:sz="4"/>
+              <w:bottom w:val="single" w:color="BFBFBF" w:sz="4"/>
+              <w:right w:val="single" w:color="BFBFBF" w:sz="4"/>
+            </w:tcBorders>
+            <w:tcMar>
+              <w:top w:type="dxa" w:w="40"/>
+              <w:left w:type="dxa" w:w="100"/>
+              <w:bottom w:type="dxa" w:w="40"/>
+              <w:right w:type="dxa" w:w="100"/>
+            </w:tcMar>
+          </w:tcPr>
+          <w:p>
+            <w:pPr>
+              <w:spacing w:after="0"/>
+            </w:pPr>
+            <w:r>
+              <w:rPr>
+                <w:rFonts w:ascii="TH Sarabun New" w:cs="TH Sarabun New" w:eastAsia="TH Sarabun New" w:hAnsi="TH Sarabun New"/>
+                <w:b w:val="false"/>
+                <w:bCs w:val="false"/>
+                <w:sz w:val="28"/>
+                <w:szCs w:val="28"/>
+              </w:rPr>
+              <w:t xml:space="preserve">idea_10 · web/idea_10.html</w:t>
             </w:r>
           </w:p>
         </w:tc>
@@ -2145,71 +2145,71 @@
       <w:tr>
         <w:tc>
           <w:tcPr>
-            <w:tcW w:type="dxa" w:w="900"/>
-            <w:tcBorders>
-              <w:top w:val="single" w:color="BFBFBF" w:sz="4"/>
-              <w:left w:val="single" w:color="BFBFBF" w:sz="4"/>
-              <w:bottom w:val="single" w:color="BFBFBF" w:sz="4"/>
-              <w:right w:val="single" w:color="BFBFBF" w:sz="4"/>
-            </w:tcBorders>
-            <w:tcMar>
-              <w:top w:type="dxa" w:w="40"/>
-              <w:left w:type="dxa" w:w="100"/>
-              <w:bottom w:type="dxa" w:w="40"/>
-              <w:right w:type="dxa" w:w="100"/>
-            </w:tcMar>
-          </w:tcPr>
-          <w:p>
-            <w:pPr>
-              <w:spacing w:after="0"/>
-            </w:pPr>
-            <w:r>
-              <w:rPr>
-                <w:rFonts w:ascii="TH Sarabun New" w:cs="TH Sarabun New" w:eastAsia="TH Sarabun New" w:hAnsi="TH Sarabun New"/>
-                <w:b w:val="false"/>
-                <w:bCs w:val="false"/>
-                <w:sz w:val="28"/>
-                <w:szCs w:val="28"/>
-              </w:rPr>
-              <w:t xml:space="preserve">15</w:t>
-            </w:r>
-          </w:p>
-        </w:tc>
-        <w:tc>
-          <w:tcPr>
-            <w:tcW w:type="dxa" w:w="3600"/>
-            <w:tcBorders>
-              <w:top w:val="single" w:color="BFBFBF" w:sz="4"/>
-              <w:left w:val="single" w:color="BFBFBF" w:sz="4"/>
-              <w:bottom w:val="single" w:color="BFBFBF" w:sz="4"/>
-              <w:right w:val="single" w:color="BFBFBF" w:sz="4"/>
-            </w:tcBorders>
-            <w:tcMar>
-              <w:top w:type="dxa" w:w="40"/>
-              <w:left w:type="dxa" w:w="100"/>
-              <w:bottom w:type="dxa" w:w="40"/>
-              <w:right w:type="dxa" w:w="100"/>
-            </w:tcMar>
-          </w:tcPr>
-          <w:p>
-            <w:pPr>
-              <w:spacing w:after="0"/>
-            </w:pPr>
-            <w:r>
-              <w:rPr>
-                <w:rFonts w:ascii="TH Sarabun New" w:cs="TH Sarabun New" w:eastAsia="TH Sarabun New" w:hAnsi="TH Sarabun New"/>
-                <w:b w:val="false"/>
-                <w:bCs w:val="false"/>
-                <w:sz w:val="28"/>
-                <w:szCs w:val="28"/>
-              </w:rPr>
-              <w:t xml:space="preserve">โรงเรือนไฮโดรโปนิกส์</w:t>
-            </w:r>
-          </w:p>
-        </w:tc>
-        <w:tc>
-          <w:tcPr>
-            <w:tcW w:type="dxa" w:w="3368"/>
+            <w:tcW w:type="dxa" w:w="600"/>
+            <w:tcBorders>
+              <w:top w:val="single" w:color="BFBFBF" w:sz="4"/>
+              <w:left w:val="single" w:color="BFBFBF" w:sz="4"/>
+              <w:bottom w:val="single" w:color="BFBFBF" w:sz="4"/>
+              <w:right w:val="single" w:color="BFBFBF" w:sz="4"/>
+            </w:tcBorders>
+            <w:tcMar>
+              <w:top w:type="dxa" w:w="40"/>
+              <w:left w:type="dxa" w:w="100"/>
+              <w:bottom w:type="dxa" w:w="40"/>
+              <w:right w:type="dxa" w:w="100"/>
+            </w:tcMar>
+          </w:tcPr>
+          <w:p>
+            <w:pPr>
+              <w:spacing w:after="0"/>
+            </w:pPr>
+            <w:r>
+              <w:rPr>
+                <w:rFonts w:ascii="TH Sarabun New" w:cs="TH Sarabun New" w:eastAsia="TH Sarabun New" w:hAnsi="TH Sarabun New"/>
+                <w:b w:val="false"/>
+                <w:bCs w:val="false"/>
+                <w:sz w:val="28"/>
+                <w:szCs w:val="28"/>
+              </w:rPr>
+              <w:t xml:space="preserve">11</w:t>
+            </w:r>
+          </w:p>
+        </w:tc>
+        <w:tc>
+          <w:tcPr>
+            <w:tcW w:type="dxa" w:w="3000"/>
+            <w:tcBorders>
+              <w:top w:val="single" w:color="BFBFBF" w:sz="4"/>
+              <w:left w:val="single" w:color="BFBFBF" w:sz="4"/>
+              <w:bottom w:val="single" w:color="BFBFBF" w:sz="4"/>
+              <w:right w:val="single" w:color="BFBFBF" w:sz="4"/>
+            </w:tcBorders>
+            <w:tcMar>
+              <w:top w:type="dxa" w:w="40"/>
+              <w:left w:type="dxa" w:w="100"/>
+              <w:bottom w:type="dxa" w:w="40"/>
+              <w:right w:type="dxa" w:w="100"/>
+            </w:tcMar>
+          </w:tcPr>
+          <w:p>
+            <w:pPr>
+              <w:spacing w:after="0"/>
+            </w:pPr>
+            <w:r>
+              <w:rPr>
+                <w:rFonts w:ascii="TH Sarabun New" w:cs="TH Sarabun New" w:eastAsia="TH Sarabun New" w:hAnsi="TH Sarabun New"/>
+                <w:b w:val="false"/>
+                <w:bCs w:val="false"/>
+                <w:sz w:val="28"/>
+                <w:szCs w:val="28"/>
+              </w:rPr>
+              <w:t xml:space="preserve">โรงอบลำไย</w:t>
+            </w:r>
+          </w:p>
+        </w:tc>
+        <w:tc>
+          <w:tcPr>
+            <w:tcW w:type="dxa" w:w="3268"/>
             <w:tcBorders>
               <w:top w:val="single" w:color="BFBFBF" w:sz="4"/>
               <w:left w:val="single" w:color="BFBFBF" w:sz="4"/>
@@ -2241,33 +2241,33 @@
         </w:tc>
         <w:tc>
           <w:tcPr>
-            <w:tcW w:type="dxa" w:w="2500"/>
-            <w:tcBorders>
-              <w:top w:val="single" w:color="BFBFBF" w:sz="4"/>
-              <w:left w:val="single" w:color="BFBFBF" w:sz="4"/>
-              <w:bottom w:val="single" w:color="BFBFBF" w:sz="4"/>
-              <w:right w:val="single" w:color="BFBFBF" w:sz="4"/>
-            </w:tcBorders>
-            <w:tcMar>
-              <w:top w:type="dxa" w:w="40"/>
-              <w:left w:type="dxa" w:w="100"/>
-              <w:bottom w:type="dxa" w:w="40"/>
-              <w:right w:type="dxa" w:w="100"/>
-            </w:tcMar>
-          </w:tcPr>
-          <w:p>
-            <w:pPr>
-              <w:spacing w:after="0"/>
-            </w:pPr>
-            <w:r>
-              <w:rPr>
-                <w:rFonts w:ascii="TH Sarabun New" w:cs="TH Sarabun New" w:eastAsia="TH Sarabun New" w:hAnsi="TH Sarabun New"/>
-                <w:b w:val="false"/>
-                <w:bCs w:val="false"/>
-                <w:sz w:val="28"/>
-                <w:szCs w:val="28"/>
-              </w:rPr>
-              <w:t xml:space="preserve">idea_15 · idea_web.html?idea=15</w:t>
+            <w:tcW w:type="dxa" w:w="3500"/>
+            <w:tcBorders>
+              <w:top w:val="single" w:color="BFBFBF" w:sz="4"/>
+              <w:left w:val="single" w:color="BFBFBF" w:sz="4"/>
+              <w:bottom w:val="single" w:color="BFBFBF" w:sz="4"/>
+              <w:right w:val="single" w:color="BFBFBF" w:sz="4"/>
+            </w:tcBorders>
+            <w:tcMar>
+              <w:top w:type="dxa" w:w="40"/>
+              <w:left w:type="dxa" w:w="100"/>
+              <w:bottom w:type="dxa" w:w="40"/>
+              <w:right w:type="dxa" w:w="100"/>
+            </w:tcMar>
+          </w:tcPr>
+          <w:p>
+            <w:pPr>
+              <w:spacing w:after="0"/>
+            </w:pPr>
+            <w:r>
+              <w:rPr>
+                <w:rFonts w:ascii="TH Sarabun New" w:cs="TH Sarabun New" w:eastAsia="TH Sarabun New" w:hAnsi="TH Sarabun New"/>
+                <w:b w:val="false"/>
+                <w:bCs w:val="false"/>
+                <w:sz w:val="28"/>
+                <w:szCs w:val="28"/>
+              </w:rPr>
+              <w:t xml:space="preserve">idea_11 · web/idea_11.html</w:t>
             </w:r>
           </w:p>
         </w:tc>
@@ -2275,129 +2275,129 @@
       <w:tr>
         <w:tc>
           <w:tcPr>
-            <w:tcW w:type="dxa" w:w="900"/>
-            <w:tcBorders>
-              <w:top w:val="single" w:color="BFBFBF" w:sz="4"/>
-              <w:left w:val="single" w:color="BFBFBF" w:sz="4"/>
-              <w:bottom w:val="single" w:color="BFBFBF" w:sz="4"/>
-              <w:right w:val="single" w:color="BFBFBF" w:sz="4"/>
-            </w:tcBorders>
-            <w:tcMar>
-              <w:top w:type="dxa" w:w="40"/>
-              <w:left w:type="dxa" w:w="100"/>
-              <w:bottom w:type="dxa" w:w="40"/>
-              <w:right w:type="dxa" w:w="100"/>
-            </w:tcMar>
-          </w:tcPr>
-          <w:p>
-            <w:pPr>
-              <w:spacing w:after="0"/>
-            </w:pPr>
-            <w:r>
-              <w:rPr>
-                <w:rFonts w:ascii="TH Sarabun New" w:cs="TH Sarabun New" w:eastAsia="TH Sarabun New" w:hAnsi="TH Sarabun New"/>
-                <w:b w:val="false"/>
-                <w:bCs w:val="false"/>
-                <w:sz w:val="28"/>
-                <w:szCs w:val="28"/>
-              </w:rPr>
-              <w:t xml:space="preserve">4</w:t>
-            </w:r>
-          </w:p>
-        </w:tc>
-        <w:tc>
-          <w:tcPr>
-            <w:tcW w:type="dxa" w:w="3600"/>
-            <w:tcBorders>
-              <w:top w:val="single" w:color="BFBFBF" w:sz="4"/>
-              <w:left w:val="single" w:color="BFBFBF" w:sz="4"/>
-              <w:bottom w:val="single" w:color="BFBFBF" w:sz="4"/>
-              <w:right w:val="single" w:color="BFBFBF" w:sz="4"/>
-            </w:tcBorders>
-            <w:tcMar>
-              <w:top w:type="dxa" w:w="40"/>
-              <w:left w:type="dxa" w:w="100"/>
-              <w:bottom w:type="dxa" w:w="40"/>
-              <w:right w:type="dxa" w:w="100"/>
-            </w:tcMar>
-          </w:tcPr>
-          <w:p>
-            <w:pPr>
-              <w:spacing w:after="0"/>
-            </w:pPr>
-            <w:r>
-              <w:rPr>
-                <w:rFonts w:ascii="TH Sarabun New" w:cs="TH Sarabun New" w:eastAsia="TH Sarabun New" w:hAnsi="TH Sarabun New"/>
-                <w:b w:val="false"/>
-                <w:bCs w:val="false"/>
-                <w:sz w:val="28"/>
-                <w:szCs w:val="28"/>
-              </w:rPr>
-              <w:t xml:space="preserve">โรงเรือนอัจฉริยะ (รดน้ำ)</w:t>
-            </w:r>
-          </w:p>
-        </w:tc>
-        <w:tc>
-          <w:tcPr>
-            <w:tcW w:type="dxa" w:w="3368"/>
-            <w:tcBorders>
-              <w:top w:val="single" w:color="BFBFBF" w:sz="4"/>
-              <w:left w:val="single" w:color="BFBFBF" w:sz="4"/>
-              <w:bottom w:val="single" w:color="BFBFBF" w:sz="4"/>
-              <w:right w:val="single" w:color="BFBFBF" w:sz="4"/>
-            </w:tcBorders>
-            <w:tcMar>
-              <w:top w:type="dxa" w:w="40"/>
-              <w:left w:type="dxa" w:w="100"/>
-              <w:bottom w:type="dxa" w:w="40"/>
-              <w:right w:type="dxa" w:w="100"/>
-            </w:tcMar>
-          </w:tcPr>
-          <w:p>
-            <w:pPr>
-              <w:spacing w:after="0"/>
-            </w:pPr>
-            <w:r>
-              <w:rPr>
-                <w:rFonts w:ascii="TH Sarabun New" w:cs="TH Sarabun New" w:eastAsia="TH Sarabun New" w:hAnsi="TH Sarabun New"/>
-                <w:b w:val="false"/>
-                <w:bCs w:val="false"/>
-                <w:sz w:val="28"/>
-                <w:szCs w:val="28"/>
-              </w:rPr>
-              <w:t xml:space="preserve">B · สั่งเครื่องจากมือถือ + กฎปลอดภัย</w:t>
-            </w:r>
-          </w:p>
-        </w:tc>
-        <w:tc>
-          <w:tcPr>
-            <w:tcW w:type="dxa" w:w="2500"/>
-            <w:tcBorders>
-              <w:top w:val="single" w:color="BFBFBF" w:sz="4"/>
-              <w:left w:val="single" w:color="BFBFBF" w:sz="4"/>
-              <w:bottom w:val="single" w:color="BFBFBF" w:sz="4"/>
-              <w:right w:val="single" w:color="BFBFBF" w:sz="4"/>
-            </w:tcBorders>
-            <w:tcMar>
-              <w:top w:type="dxa" w:w="40"/>
-              <w:left w:type="dxa" w:w="100"/>
-              <w:bottom w:type="dxa" w:w="40"/>
-              <w:right w:type="dxa" w:w="100"/>
-            </w:tcMar>
-          </w:tcPr>
-          <w:p>
-            <w:pPr>
-              <w:spacing w:after="0"/>
-            </w:pPr>
-            <w:r>
-              <w:rPr>
-                <w:rFonts w:ascii="TH Sarabun New" w:cs="TH Sarabun New" w:eastAsia="TH Sarabun New" w:hAnsi="TH Sarabun New"/>
-                <w:b w:val="false"/>
-                <w:bCs w:val="false"/>
-                <w:sz w:val="28"/>
-                <w:szCs w:val="28"/>
-              </w:rPr>
-              <w:t xml:space="preserve">idea_4 · idea_web.html?idea=4</w:t>
+            <w:tcW w:type="dxa" w:w="600"/>
+            <w:tcBorders>
+              <w:top w:val="single" w:color="BFBFBF" w:sz="4"/>
+              <w:left w:val="single" w:color="BFBFBF" w:sz="4"/>
+              <w:bottom w:val="single" w:color="BFBFBF" w:sz="4"/>
+              <w:right w:val="single" w:color="BFBFBF" w:sz="4"/>
+            </w:tcBorders>
+            <w:tcMar>
+              <w:top w:type="dxa" w:w="40"/>
+              <w:left w:type="dxa" w:w="100"/>
+              <w:bottom w:type="dxa" w:w="40"/>
+              <w:right w:type="dxa" w:w="100"/>
+            </w:tcMar>
+          </w:tcPr>
+          <w:p>
+            <w:pPr>
+              <w:spacing w:after="0"/>
+            </w:pPr>
+            <w:r>
+              <w:rPr>
+                <w:rFonts w:ascii="TH Sarabun New" w:cs="TH Sarabun New" w:eastAsia="TH Sarabun New" w:hAnsi="TH Sarabun New"/>
+                <w:b w:val="false"/>
+                <w:bCs w:val="false"/>
+                <w:sz w:val="28"/>
+                <w:szCs w:val="28"/>
+              </w:rPr>
+              <w:t xml:space="preserve">12</w:t>
+            </w:r>
+          </w:p>
+        </w:tc>
+        <w:tc>
+          <w:tcPr>
+            <w:tcW w:type="dxa" w:w="3000"/>
+            <w:tcBorders>
+              <w:top w:val="single" w:color="BFBFBF" w:sz="4"/>
+              <w:left w:val="single" w:color="BFBFBF" w:sz="4"/>
+              <w:bottom w:val="single" w:color="BFBFBF" w:sz="4"/>
+              <w:right w:val="single" w:color="BFBFBF" w:sz="4"/>
+            </w:tcBorders>
+            <w:tcMar>
+              <w:top w:type="dxa" w:w="40"/>
+              <w:left w:type="dxa" w:w="100"/>
+              <w:bottom w:type="dxa" w:w="40"/>
+              <w:right w:type="dxa" w:w="100"/>
+            </w:tcMar>
+          </w:tcPr>
+          <w:p>
+            <w:pPr>
+              <w:spacing w:after="0"/>
+            </w:pPr>
+            <w:r>
+              <w:rPr>
+                <w:rFonts w:ascii="TH Sarabun New" w:cs="TH Sarabun New" w:eastAsia="TH Sarabun New" w:hAnsi="TH Sarabun New"/>
+                <w:b w:val="false"/>
+                <w:bCs w:val="false"/>
+                <w:sz w:val="28"/>
+                <w:szCs w:val="28"/>
+              </w:rPr>
+              <w:t xml:space="preserve">โกดังเก็บเมล็ดพันธุ์</w:t>
+            </w:r>
+          </w:p>
+        </w:tc>
+        <w:tc>
+          <w:tcPr>
+            <w:tcW w:type="dxa" w:w="3268"/>
+            <w:tcBorders>
+              <w:top w:val="single" w:color="BFBFBF" w:sz="4"/>
+              <w:left w:val="single" w:color="BFBFBF" w:sz="4"/>
+              <w:bottom w:val="single" w:color="BFBFBF" w:sz="4"/>
+              <w:right w:val="single" w:color="BFBFBF" w:sz="4"/>
+            </w:tcBorders>
+            <w:tcMar>
+              <w:top w:type="dxa" w:w="40"/>
+              <w:left w:type="dxa" w:w="100"/>
+              <w:bottom w:type="dxa" w:w="40"/>
+              <w:right w:type="dxa" w:w="100"/>
+            </w:tcMar>
+          </w:tcPr>
+          <w:p>
+            <w:pPr>
+              <w:spacing w:after="0"/>
+            </w:pPr>
+            <w:r>
+              <w:rPr>
+                <w:rFonts w:ascii="TH Sarabun New" w:cs="TH Sarabun New" w:eastAsia="TH Sarabun New" w:hAnsi="TH Sarabun New"/>
+                <w:b w:val="false"/>
+                <w:bCs w:val="false"/>
+                <w:sz w:val="28"/>
+                <w:szCs w:val="28"/>
+              </w:rPr>
+              <w:t xml:space="preserve">A · เฝ้าอากาศ + เตือน + รับทราบ</w:t>
+            </w:r>
+          </w:p>
+        </w:tc>
+        <w:tc>
+          <w:tcPr>
+            <w:tcW w:type="dxa" w:w="3500"/>
+            <w:tcBorders>
+              <w:top w:val="single" w:color="BFBFBF" w:sz="4"/>
+              <w:left w:val="single" w:color="BFBFBF" w:sz="4"/>
+              <w:bottom w:val="single" w:color="BFBFBF" w:sz="4"/>
+              <w:right w:val="single" w:color="BFBFBF" w:sz="4"/>
+            </w:tcBorders>
+            <w:tcMar>
+              <w:top w:type="dxa" w:w="40"/>
+              <w:left w:type="dxa" w:w="100"/>
+              <w:bottom w:type="dxa" w:w="40"/>
+              <w:right w:type="dxa" w:w="100"/>
+            </w:tcMar>
+          </w:tcPr>
+          <w:p>
+            <w:pPr>
+              <w:spacing w:after="0"/>
+            </w:pPr>
+            <w:r>
+              <w:rPr>
+                <w:rFonts w:ascii="TH Sarabun New" w:cs="TH Sarabun New" w:eastAsia="TH Sarabun New" w:hAnsi="TH Sarabun New"/>
+                <w:b w:val="false"/>
+                <w:bCs w:val="false"/>
+                <w:sz w:val="28"/>
+                <w:szCs w:val="28"/>
+              </w:rPr>
+              <w:t xml:space="preserve">idea_12 · web/idea_12.html</w:t>
             </w:r>
           </w:p>
         </w:tc>
@@ -2405,129 +2405,129 @@
       <w:tr>
         <w:tc>
           <w:tcPr>
-            <w:tcW w:type="dxa" w:w="900"/>
-            <w:tcBorders>
-              <w:top w:val="single" w:color="BFBFBF" w:sz="4"/>
-              <w:left w:val="single" w:color="BFBFBF" w:sz="4"/>
-              <w:bottom w:val="single" w:color="BFBFBF" w:sz="4"/>
-              <w:right w:val="single" w:color="BFBFBF" w:sz="4"/>
-            </w:tcBorders>
-            <w:tcMar>
-              <w:top w:type="dxa" w:w="40"/>
-              <w:left w:type="dxa" w:w="100"/>
-              <w:bottom w:type="dxa" w:w="40"/>
-              <w:right w:type="dxa" w:w="100"/>
-            </w:tcMar>
-          </w:tcPr>
-          <w:p>
-            <w:pPr>
-              <w:spacing w:after="0"/>
-            </w:pPr>
-            <w:r>
-              <w:rPr>
-                <w:rFonts w:ascii="TH Sarabun New" w:cs="TH Sarabun New" w:eastAsia="TH Sarabun New" w:hAnsi="TH Sarabun New"/>
-                <w:b w:val="false"/>
-                <w:bCs w:val="false"/>
-                <w:sz w:val="28"/>
-                <w:szCs w:val="28"/>
-              </w:rPr>
-              <w:t xml:space="preserve">6</w:t>
-            </w:r>
-          </w:p>
-        </w:tc>
-        <w:tc>
-          <w:tcPr>
-            <w:tcW w:type="dxa" w:w="3600"/>
-            <w:tcBorders>
-              <w:top w:val="single" w:color="BFBFBF" w:sz="4"/>
-              <w:left w:val="single" w:color="BFBFBF" w:sz="4"/>
-              <w:bottom w:val="single" w:color="BFBFBF" w:sz="4"/>
-              <w:right w:val="single" w:color="BFBFBF" w:sz="4"/>
-            </w:tcBorders>
-            <w:tcMar>
-              <w:top w:type="dxa" w:w="40"/>
-              <w:left w:type="dxa" w:w="100"/>
-              <w:bottom w:type="dxa" w:w="40"/>
-              <w:right w:type="dxa" w:w="100"/>
-            </w:tcMar>
-          </w:tcPr>
-          <w:p>
-            <w:pPr>
-              <w:spacing w:after="0"/>
-            </w:pPr>
-            <w:r>
-              <w:rPr>
-                <w:rFonts w:ascii="TH Sarabun New" w:cs="TH Sarabun New" w:eastAsia="TH Sarabun New" w:hAnsi="TH Sarabun New"/>
-                <w:b w:val="false"/>
-                <w:bCs w:val="false"/>
-                <w:sz w:val="28"/>
-                <w:szCs w:val="28"/>
-              </w:rPr>
-              <w:t xml:space="preserve">หอถังน้ำของฟาร์ม</w:t>
-            </w:r>
-          </w:p>
-        </w:tc>
-        <w:tc>
-          <w:tcPr>
-            <w:tcW w:type="dxa" w:w="3368"/>
-            <w:tcBorders>
-              <w:top w:val="single" w:color="BFBFBF" w:sz="4"/>
-              <w:left w:val="single" w:color="BFBFBF" w:sz="4"/>
-              <w:bottom w:val="single" w:color="BFBFBF" w:sz="4"/>
-              <w:right w:val="single" w:color="BFBFBF" w:sz="4"/>
-            </w:tcBorders>
-            <w:tcMar>
-              <w:top w:type="dxa" w:w="40"/>
-              <w:left w:type="dxa" w:w="100"/>
-              <w:bottom w:type="dxa" w:w="40"/>
-              <w:right w:type="dxa" w:w="100"/>
-            </w:tcMar>
-          </w:tcPr>
-          <w:p>
-            <w:pPr>
-              <w:spacing w:after="0"/>
-            </w:pPr>
-            <w:r>
-              <w:rPr>
-                <w:rFonts w:ascii="TH Sarabun New" w:cs="TH Sarabun New" w:eastAsia="TH Sarabun New" w:hAnsi="TH Sarabun New"/>
-                <w:b w:val="false"/>
-                <w:bCs w:val="false"/>
-                <w:sz w:val="28"/>
-                <w:szCs w:val="28"/>
-              </w:rPr>
-              <w:t xml:space="preserve">B · สั่งเครื่องจากมือถือ + กฎปลอดภัย</w:t>
-            </w:r>
-          </w:p>
-        </w:tc>
-        <w:tc>
-          <w:tcPr>
-            <w:tcW w:type="dxa" w:w="2500"/>
-            <w:tcBorders>
-              <w:top w:val="single" w:color="BFBFBF" w:sz="4"/>
-              <w:left w:val="single" w:color="BFBFBF" w:sz="4"/>
-              <w:bottom w:val="single" w:color="BFBFBF" w:sz="4"/>
-              <w:right w:val="single" w:color="BFBFBF" w:sz="4"/>
-            </w:tcBorders>
-            <w:tcMar>
-              <w:top w:type="dxa" w:w="40"/>
-              <w:left w:type="dxa" w:w="100"/>
-              <w:bottom w:type="dxa" w:w="40"/>
-              <w:right w:type="dxa" w:w="100"/>
-            </w:tcMar>
-          </w:tcPr>
-          <w:p>
-            <w:pPr>
-              <w:spacing w:after="0"/>
-            </w:pPr>
-            <w:r>
-              <w:rPr>
-                <w:rFonts w:ascii="TH Sarabun New" w:cs="TH Sarabun New" w:eastAsia="TH Sarabun New" w:hAnsi="TH Sarabun New"/>
-                <w:b w:val="false"/>
-                <w:bCs w:val="false"/>
-                <w:sz w:val="28"/>
-                <w:szCs w:val="28"/>
-              </w:rPr>
-              <w:t xml:space="preserve">idea_6 · idea_web.html?idea=6</w:t>
+            <w:tcW w:type="dxa" w:w="600"/>
+            <w:tcBorders>
+              <w:top w:val="single" w:color="BFBFBF" w:sz="4"/>
+              <w:left w:val="single" w:color="BFBFBF" w:sz="4"/>
+              <w:bottom w:val="single" w:color="BFBFBF" w:sz="4"/>
+              <w:right w:val="single" w:color="BFBFBF" w:sz="4"/>
+            </w:tcBorders>
+            <w:tcMar>
+              <w:top w:type="dxa" w:w="40"/>
+              <w:left w:type="dxa" w:w="100"/>
+              <w:bottom w:type="dxa" w:w="40"/>
+              <w:right w:type="dxa" w:w="100"/>
+            </w:tcMar>
+          </w:tcPr>
+          <w:p>
+            <w:pPr>
+              <w:spacing w:after="0"/>
+            </w:pPr>
+            <w:r>
+              <w:rPr>
+                <w:rFonts w:ascii="TH Sarabun New" w:cs="TH Sarabun New" w:eastAsia="TH Sarabun New" w:hAnsi="TH Sarabun New"/>
+                <w:b w:val="false"/>
+                <w:bCs w:val="false"/>
+                <w:sz w:val="28"/>
+                <w:szCs w:val="28"/>
+              </w:rPr>
+              <w:t xml:space="preserve">13</w:t>
+            </w:r>
+          </w:p>
+        </w:tc>
+        <w:tc>
+          <w:tcPr>
+            <w:tcW w:type="dxa" w:w="3000"/>
+            <w:tcBorders>
+              <w:top w:val="single" w:color="BFBFBF" w:sz="4"/>
+              <w:left w:val="single" w:color="BFBFBF" w:sz="4"/>
+              <w:bottom w:val="single" w:color="BFBFBF" w:sz="4"/>
+              <w:right w:val="single" w:color="BFBFBF" w:sz="4"/>
+            </w:tcBorders>
+            <w:tcMar>
+              <w:top w:type="dxa" w:w="40"/>
+              <w:left w:type="dxa" w:w="100"/>
+              <w:bottom w:type="dxa" w:w="40"/>
+              <w:right w:type="dxa" w:w="100"/>
+            </w:tcMar>
+          </w:tcPr>
+          <w:p>
+            <w:pPr>
+              <w:spacing w:after="0"/>
+            </w:pPr>
+            <w:r>
+              <w:rPr>
+                <w:rFonts w:ascii="TH Sarabun New" w:cs="TH Sarabun New" w:eastAsia="TH Sarabun New" w:hAnsi="TH Sarabun New"/>
+                <w:b w:val="false"/>
+                <w:bCs w:val="false"/>
+                <w:sz w:val="28"/>
+                <w:szCs w:val="28"/>
+              </w:rPr>
+              <w:t xml:space="preserve">โกดังปุ๋ย</w:t>
+            </w:r>
+          </w:p>
+        </w:tc>
+        <w:tc>
+          <w:tcPr>
+            <w:tcW w:type="dxa" w:w="3268"/>
+            <w:tcBorders>
+              <w:top w:val="single" w:color="BFBFBF" w:sz="4"/>
+              <w:left w:val="single" w:color="BFBFBF" w:sz="4"/>
+              <w:bottom w:val="single" w:color="BFBFBF" w:sz="4"/>
+              <w:right w:val="single" w:color="BFBFBF" w:sz="4"/>
+            </w:tcBorders>
+            <w:tcMar>
+              <w:top w:type="dxa" w:w="40"/>
+              <w:left w:type="dxa" w:w="100"/>
+              <w:bottom w:type="dxa" w:w="40"/>
+              <w:right w:type="dxa" w:w="100"/>
+            </w:tcMar>
+          </w:tcPr>
+          <w:p>
+            <w:pPr>
+              <w:spacing w:after="0"/>
+            </w:pPr>
+            <w:r>
+              <w:rPr>
+                <w:rFonts w:ascii="TH Sarabun New" w:cs="TH Sarabun New" w:eastAsia="TH Sarabun New" w:hAnsi="TH Sarabun New"/>
+                <w:b w:val="false"/>
+                <w:bCs w:val="false"/>
+                <w:sz w:val="28"/>
+                <w:szCs w:val="28"/>
+              </w:rPr>
+              <w:t xml:space="preserve">A · เฝ้าอากาศ + เตือน + รับทราบ</w:t>
+            </w:r>
+          </w:p>
+        </w:tc>
+        <w:tc>
+          <w:tcPr>
+            <w:tcW w:type="dxa" w:w="3500"/>
+            <w:tcBorders>
+              <w:top w:val="single" w:color="BFBFBF" w:sz="4"/>
+              <w:left w:val="single" w:color="BFBFBF" w:sz="4"/>
+              <w:bottom w:val="single" w:color="BFBFBF" w:sz="4"/>
+              <w:right w:val="single" w:color="BFBFBF" w:sz="4"/>
+            </w:tcBorders>
+            <w:tcMar>
+              <w:top w:type="dxa" w:w="40"/>
+              <w:left w:type="dxa" w:w="100"/>
+              <w:bottom w:type="dxa" w:w="40"/>
+              <w:right w:type="dxa" w:w="100"/>
+            </w:tcMar>
+          </w:tcPr>
+          <w:p>
+            <w:pPr>
+              <w:spacing w:after="0"/>
+            </w:pPr>
+            <w:r>
+              <w:rPr>
+                <w:rFonts w:ascii="TH Sarabun New" w:cs="TH Sarabun New" w:eastAsia="TH Sarabun New" w:hAnsi="TH Sarabun New"/>
+                <w:b w:val="false"/>
+                <w:bCs w:val="false"/>
+                <w:sz w:val="28"/>
+                <w:szCs w:val="28"/>
+              </w:rPr>
+              <w:t xml:space="preserve">idea_13 · web/idea_13.html</w:t>
             </w:r>
           </w:p>
         </w:tc>
@@ -2535,129 +2535,129 @@
       <w:tr>
         <w:tc>
           <w:tcPr>
-            <w:tcW w:type="dxa" w:w="900"/>
-            <w:tcBorders>
-              <w:top w:val="single" w:color="BFBFBF" w:sz="4"/>
-              <w:left w:val="single" w:color="BFBFBF" w:sz="4"/>
-              <w:bottom w:val="single" w:color="BFBFBF" w:sz="4"/>
-              <w:right w:val="single" w:color="BFBFBF" w:sz="4"/>
-            </w:tcBorders>
-            <w:tcMar>
-              <w:top w:type="dxa" w:w="40"/>
-              <w:left w:type="dxa" w:w="100"/>
-              <w:bottom w:type="dxa" w:w="40"/>
-              <w:right w:type="dxa" w:w="100"/>
-            </w:tcMar>
-          </w:tcPr>
-          <w:p>
-            <w:pPr>
-              <w:spacing w:after="0"/>
-            </w:pPr>
-            <w:r>
-              <w:rPr>
-                <w:rFonts w:ascii="TH Sarabun New" w:cs="TH Sarabun New" w:eastAsia="TH Sarabun New" w:hAnsi="TH Sarabun New"/>
-                <w:b w:val="false"/>
-                <w:bCs w:val="false"/>
-                <w:sz w:val="28"/>
-                <w:szCs w:val="28"/>
-              </w:rPr>
-              <w:t xml:space="preserve">16</w:t>
-            </w:r>
-          </w:p>
-        </w:tc>
-        <w:tc>
-          <w:tcPr>
-            <w:tcW w:type="dxa" w:w="3600"/>
-            <w:tcBorders>
-              <w:top w:val="single" w:color="BFBFBF" w:sz="4"/>
-              <w:left w:val="single" w:color="BFBFBF" w:sz="4"/>
-              <w:bottom w:val="single" w:color="BFBFBF" w:sz="4"/>
-              <w:right w:val="single" w:color="BFBFBF" w:sz="4"/>
-            </w:tcBorders>
-            <w:tcMar>
-              <w:top w:type="dxa" w:w="40"/>
-              <w:left w:type="dxa" w:w="100"/>
-              <w:bottom w:type="dxa" w:w="40"/>
-              <w:right w:type="dxa" w:w="100"/>
-            </w:tcMar>
-          </w:tcPr>
-          <w:p>
-            <w:pPr>
-              <w:spacing w:after="0"/>
-            </w:pPr>
-            <w:r>
-              <w:rPr>
-                <w:rFonts w:ascii="TH Sarabun New" w:cs="TH Sarabun New" w:eastAsia="TH Sarabun New" w:hAnsi="TH Sarabun New"/>
-                <w:b w:val="false"/>
-                <w:bCs w:val="false"/>
-                <w:sz w:val="28"/>
-                <w:szCs w:val="28"/>
-              </w:rPr>
-              <w:t xml:space="preserve">พ่นหมอกโรงกล้วยไม้</w:t>
-            </w:r>
-          </w:p>
-        </w:tc>
-        <w:tc>
-          <w:tcPr>
-            <w:tcW w:type="dxa" w:w="3368"/>
-            <w:tcBorders>
-              <w:top w:val="single" w:color="BFBFBF" w:sz="4"/>
-              <w:left w:val="single" w:color="BFBFBF" w:sz="4"/>
-              <w:bottom w:val="single" w:color="BFBFBF" w:sz="4"/>
-              <w:right w:val="single" w:color="BFBFBF" w:sz="4"/>
-            </w:tcBorders>
-            <w:tcMar>
-              <w:top w:type="dxa" w:w="40"/>
-              <w:left w:type="dxa" w:w="100"/>
-              <w:bottom w:type="dxa" w:w="40"/>
-              <w:right w:type="dxa" w:w="100"/>
-            </w:tcMar>
-          </w:tcPr>
-          <w:p>
-            <w:pPr>
-              <w:spacing w:after="0"/>
-            </w:pPr>
-            <w:r>
-              <w:rPr>
-                <w:rFonts w:ascii="TH Sarabun New" w:cs="TH Sarabun New" w:eastAsia="TH Sarabun New" w:hAnsi="TH Sarabun New"/>
-                <w:b w:val="false"/>
-                <w:bCs w:val="false"/>
-                <w:sz w:val="28"/>
-                <w:szCs w:val="28"/>
-              </w:rPr>
-              <w:t xml:space="preserve">B · สั่งเครื่องจากมือถือ + กฎปลอดภัย</w:t>
-            </w:r>
-          </w:p>
-        </w:tc>
-        <w:tc>
-          <w:tcPr>
-            <w:tcW w:type="dxa" w:w="2500"/>
-            <w:tcBorders>
-              <w:top w:val="single" w:color="BFBFBF" w:sz="4"/>
-              <w:left w:val="single" w:color="BFBFBF" w:sz="4"/>
-              <w:bottom w:val="single" w:color="BFBFBF" w:sz="4"/>
-              <w:right w:val="single" w:color="BFBFBF" w:sz="4"/>
-            </w:tcBorders>
-            <w:tcMar>
-              <w:top w:type="dxa" w:w="40"/>
-              <w:left w:type="dxa" w:w="100"/>
-              <w:bottom w:type="dxa" w:w="40"/>
-              <w:right w:type="dxa" w:w="100"/>
-            </w:tcMar>
-          </w:tcPr>
-          <w:p>
-            <w:pPr>
-              <w:spacing w:after="0"/>
-            </w:pPr>
-            <w:r>
-              <w:rPr>
-                <w:rFonts w:ascii="TH Sarabun New" w:cs="TH Sarabun New" w:eastAsia="TH Sarabun New" w:hAnsi="TH Sarabun New"/>
-                <w:b w:val="false"/>
-                <w:bCs w:val="false"/>
-                <w:sz w:val="28"/>
-                <w:szCs w:val="28"/>
-              </w:rPr>
-              <w:t xml:space="preserve">idea_16 · idea_web.html?idea=16</w:t>
+            <w:tcW w:type="dxa" w:w="600"/>
+            <w:tcBorders>
+              <w:top w:val="single" w:color="BFBFBF" w:sz="4"/>
+              <w:left w:val="single" w:color="BFBFBF" w:sz="4"/>
+              <w:bottom w:val="single" w:color="BFBFBF" w:sz="4"/>
+              <w:right w:val="single" w:color="BFBFBF" w:sz="4"/>
+            </w:tcBorders>
+            <w:tcMar>
+              <w:top w:type="dxa" w:w="40"/>
+              <w:left w:type="dxa" w:w="100"/>
+              <w:bottom w:type="dxa" w:w="40"/>
+              <w:right w:type="dxa" w:w="100"/>
+            </w:tcMar>
+          </w:tcPr>
+          <w:p>
+            <w:pPr>
+              <w:spacing w:after="0"/>
+            </w:pPr>
+            <w:r>
+              <w:rPr>
+                <w:rFonts w:ascii="TH Sarabun New" w:cs="TH Sarabun New" w:eastAsia="TH Sarabun New" w:hAnsi="TH Sarabun New"/>
+                <w:b w:val="false"/>
+                <w:bCs w:val="false"/>
+                <w:sz w:val="28"/>
+                <w:szCs w:val="28"/>
+              </w:rPr>
+              <w:t xml:space="preserve">14</w:t>
+            </w:r>
+          </w:p>
+        </w:tc>
+        <w:tc>
+          <w:tcPr>
+            <w:tcW w:type="dxa" w:w="3000"/>
+            <w:tcBorders>
+              <w:top w:val="single" w:color="BFBFBF" w:sz="4"/>
+              <w:left w:val="single" w:color="BFBFBF" w:sz="4"/>
+              <w:bottom w:val="single" w:color="BFBFBF" w:sz="4"/>
+              <w:right w:val="single" w:color="BFBFBF" w:sz="4"/>
+            </w:tcBorders>
+            <w:tcMar>
+              <w:top w:type="dxa" w:w="40"/>
+              <w:left w:type="dxa" w:w="100"/>
+              <w:bottom w:type="dxa" w:w="40"/>
+              <w:right w:type="dxa" w:w="100"/>
+            </w:tcMar>
+          </w:tcPr>
+          <w:p>
+            <w:pPr>
+              <w:spacing w:after="0"/>
+            </w:pPr>
+            <w:r>
+              <w:rPr>
+                <w:rFonts w:ascii="TH Sarabun New" w:cs="TH Sarabun New" w:eastAsia="TH Sarabun New" w:hAnsi="TH Sarabun New"/>
+                <w:b w:val="false"/>
+                <w:bCs w:val="false"/>
+                <w:sz w:val="28"/>
+                <w:szCs w:val="28"/>
+              </w:rPr>
+              <w:t xml:space="preserve">ตู้เก็บยาและวัคซีนสัตว์</w:t>
+            </w:r>
+          </w:p>
+        </w:tc>
+        <w:tc>
+          <w:tcPr>
+            <w:tcW w:type="dxa" w:w="3268"/>
+            <w:tcBorders>
+              <w:top w:val="single" w:color="BFBFBF" w:sz="4"/>
+              <w:left w:val="single" w:color="BFBFBF" w:sz="4"/>
+              <w:bottom w:val="single" w:color="BFBFBF" w:sz="4"/>
+              <w:right w:val="single" w:color="BFBFBF" w:sz="4"/>
+            </w:tcBorders>
+            <w:tcMar>
+              <w:top w:type="dxa" w:w="40"/>
+              <w:left w:type="dxa" w:w="100"/>
+              <w:bottom w:type="dxa" w:w="40"/>
+              <w:right w:type="dxa" w:w="100"/>
+            </w:tcMar>
+          </w:tcPr>
+          <w:p>
+            <w:pPr>
+              <w:spacing w:after="0"/>
+            </w:pPr>
+            <w:r>
+              <w:rPr>
+                <w:rFonts w:ascii="TH Sarabun New" w:cs="TH Sarabun New" w:eastAsia="TH Sarabun New" w:hAnsi="TH Sarabun New"/>
+                <w:b w:val="false"/>
+                <w:bCs w:val="false"/>
+                <w:sz w:val="28"/>
+                <w:szCs w:val="28"/>
+              </w:rPr>
+              <w:t xml:space="preserve">A · เฝ้าอากาศ + เตือน + รับทราบ</w:t>
+            </w:r>
+          </w:p>
+        </w:tc>
+        <w:tc>
+          <w:tcPr>
+            <w:tcW w:type="dxa" w:w="3500"/>
+            <w:tcBorders>
+              <w:top w:val="single" w:color="BFBFBF" w:sz="4"/>
+              <w:left w:val="single" w:color="BFBFBF" w:sz="4"/>
+              <w:bottom w:val="single" w:color="BFBFBF" w:sz="4"/>
+              <w:right w:val="single" w:color="BFBFBF" w:sz="4"/>
+            </w:tcBorders>
+            <w:tcMar>
+              <w:top w:type="dxa" w:w="40"/>
+              <w:left w:type="dxa" w:w="100"/>
+              <w:bottom w:type="dxa" w:w="40"/>
+              <w:right w:type="dxa" w:w="100"/>
+            </w:tcMar>
+          </w:tcPr>
+          <w:p>
+            <w:pPr>
+              <w:spacing w:after="0"/>
+            </w:pPr>
+            <w:r>
+              <w:rPr>
+                <w:rFonts w:ascii="TH Sarabun New" w:cs="TH Sarabun New" w:eastAsia="TH Sarabun New" w:hAnsi="TH Sarabun New"/>
+                <w:b w:val="false"/>
+                <w:bCs w:val="false"/>
+                <w:sz w:val="28"/>
+                <w:szCs w:val="28"/>
+              </w:rPr>
+              <w:t xml:space="preserve">idea_14 · web/idea_14.html</w:t>
             </w:r>
           </w:p>
         </w:tc>
@@ -2665,129 +2665,129 @@
       <w:tr>
         <w:tc>
           <w:tcPr>
-            <w:tcW w:type="dxa" w:w="900"/>
-            <w:tcBorders>
-              <w:top w:val="single" w:color="BFBFBF" w:sz="4"/>
-              <w:left w:val="single" w:color="BFBFBF" w:sz="4"/>
-              <w:bottom w:val="single" w:color="BFBFBF" w:sz="4"/>
-              <w:right w:val="single" w:color="BFBFBF" w:sz="4"/>
-            </w:tcBorders>
-            <w:tcMar>
-              <w:top w:type="dxa" w:w="40"/>
-              <w:left w:type="dxa" w:w="100"/>
-              <w:bottom w:type="dxa" w:w="40"/>
-              <w:right w:type="dxa" w:w="100"/>
-            </w:tcMar>
-          </w:tcPr>
-          <w:p>
-            <w:pPr>
-              <w:spacing w:after="0"/>
-            </w:pPr>
-            <w:r>
-              <w:rPr>
-                <w:rFonts w:ascii="TH Sarabun New" w:cs="TH Sarabun New" w:eastAsia="TH Sarabun New" w:hAnsi="TH Sarabun New"/>
-                <w:b w:val="false"/>
-                <w:bCs w:val="false"/>
-                <w:sz w:val="28"/>
-                <w:szCs w:val="28"/>
-              </w:rPr>
-              <w:t xml:space="preserve">17</w:t>
-            </w:r>
-          </w:p>
-        </w:tc>
-        <w:tc>
-          <w:tcPr>
-            <w:tcW w:type="dxa" w:w="3600"/>
-            <w:tcBorders>
-              <w:top w:val="single" w:color="BFBFBF" w:sz="4"/>
-              <w:left w:val="single" w:color="BFBFBF" w:sz="4"/>
-              <w:bottom w:val="single" w:color="BFBFBF" w:sz="4"/>
-              <w:right w:val="single" w:color="BFBFBF" w:sz="4"/>
-            </w:tcBorders>
-            <w:tcMar>
-              <w:top w:type="dxa" w:w="40"/>
-              <w:left w:type="dxa" w:w="100"/>
-              <w:bottom w:type="dxa" w:w="40"/>
-              <w:right w:type="dxa" w:w="100"/>
-            </w:tcMar>
-          </w:tcPr>
-          <w:p>
-            <w:pPr>
-              <w:spacing w:after="0"/>
-            </w:pPr>
-            <w:r>
-              <w:rPr>
-                <w:rFonts w:ascii="TH Sarabun New" w:cs="TH Sarabun New" w:eastAsia="TH Sarabun New" w:hAnsi="TH Sarabun New"/>
-                <w:b w:val="false"/>
-                <w:bCs w:val="false"/>
-                <w:sz w:val="28"/>
-                <w:szCs w:val="28"/>
-              </w:rPr>
-              <w:t xml:space="preserve">เติมอากาศบ่อปลา</w:t>
-            </w:r>
-          </w:p>
-        </w:tc>
-        <w:tc>
-          <w:tcPr>
-            <w:tcW w:type="dxa" w:w="3368"/>
-            <w:tcBorders>
-              <w:top w:val="single" w:color="BFBFBF" w:sz="4"/>
-              <w:left w:val="single" w:color="BFBFBF" w:sz="4"/>
-              <w:bottom w:val="single" w:color="BFBFBF" w:sz="4"/>
-              <w:right w:val="single" w:color="BFBFBF" w:sz="4"/>
-            </w:tcBorders>
-            <w:tcMar>
-              <w:top w:type="dxa" w:w="40"/>
-              <w:left w:type="dxa" w:w="100"/>
-              <w:bottom w:type="dxa" w:w="40"/>
-              <w:right w:type="dxa" w:w="100"/>
-            </w:tcMar>
-          </w:tcPr>
-          <w:p>
-            <w:pPr>
-              <w:spacing w:after="0"/>
-            </w:pPr>
-            <w:r>
-              <w:rPr>
-                <w:rFonts w:ascii="TH Sarabun New" w:cs="TH Sarabun New" w:eastAsia="TH Sarabun New" w:hAnsi="TH Sarabun New"/>
-                <w:b w:val="false"/>
-                <w:bCs w:val="false"/>
-                <w:sz w:val="28"/>
-                <w:szCs w:val="28"/>
-              </w:rPr>
-              <w:t xml:space="preserve">B · สั่งเครื่องจากมือถือ + กฎปลอดภัย</w:t>
-            </w:r>
-          </w:p>
-        </w:tc>
-        <w:tc>
-          <w:tcPr>
-            <w:tcW w:type="dxa" w:w="2500"/>
-            <w:tcBorders>
-              <w:top w:val="single" w:color="BFBFBF" w:sz="4"/>
-              <w:left w:val="single" w:color="BFBFBF" w:sz="4"/>
-              <w:bottom w:val="single" w:color="BFBFBF" w:sz="4"/>
-              <w:right w:val="single" w:color="BFBFBF" w:sz="4"/>
-            </w:tcBorders>
-            <w:tcMar>
-              <w:top w:type="dxa" w:w="40"/>
-              <w:left w:type="dxa" w:w="100"/>
-              <w:bottom w:type="dxa" w:w="40"/>
-              <w:right w:type="dxa" w:w="100"/>
-            </w:tcMar>
-          </w:tcPr>
-          <w:p>
-            <w:pPr>
-              <w:spacing w:after="0"/>
-            </w:pPr>
-            <w:r>
-              <w:rPr>
-                <w:rFonts w:ascii="TH Sarabun New" w:cs="TH Sarabun New" w:eastAsia="TH Sarabun New" w:hAnsi="TH Sarabun New"/>
-                <w:b w:val="false"/>
-                <w:bCs w:val="false"/>
-                <w:sz w:val="28"/>
-                <w:szCs w:val="28"/>
-              </w:rPr>
-              <w:t xml:space="preserve">idea_17 · idea_web.html?idea=17</w:t>
+            <w:tcW w:type="dxa" w:w="600"/>
+            <w:tcBorders>
+              <w:top w:val="single" w:color="BFBFBF" w:sz="4"/>
+              <w:left w:val="single" w:color="BFBFBF" w:sz="4"/>
+              <w:bottom w:val="single" w:color="BFBFBF" w:sz="4"/>
+              <w:right w:val="single" w:color="BFBFBF" w:sz="4"/>
+            </w:tcBorders>
+            <w:tcMar>
+              <w:top w:type="dxa" w:w="40"/>
+              <w:left w:type="dxa" w:w="100"/>
+              <w:bottom w:type="dxa" w:w="40"/>
+              <w:right w:type="dxa" w:w="100"/>
+            </w:tcMar>
+          </w:tcPr>
+          <w:p>
+            <w:pPr>
+              <w:spacing w:after="0"/>
+            </w:pPr>
+            <w:r>
+              <w:rPr>
+                <w:rFonts w:ascii="TH Sarabun New" w:cs="TH Sarabun New" w:eastAsia="TH Sarabun New" w:hAnsi="TH Sarabun New"/>
+                <w:b w:val="false"/>
+                <w:bCs w:val="false"/>
+                <w:sz w:val="28"/>
+                <w:szCs w:val="28"/>
+              </w:rPr>
+              <w:t xml:space="preserve">15</w:t>
+            </w:r>
+          </w:p>
+        </w:tc>
+        <w:tc>
+          <w:tcPr>
+            <w:tcW w:type="dxa" w:w="3000"/>
+            <w:tcBorders>
+              <w:top w:val="single" w:color="BFBFBF" w:sz="4"/>
+              <w:left w:val="single" w:color="BFBFBF" w:sz="4"/>
+              <w:bottom w:val="single" w:color="BFBFBF" w:sz="4"/>
+              <w:right w:val="single" w:color="BFBFBF" w:sz="4"/>
+            </w:tcBorders>
+            <w:tcMar>
+              <w:top w:type="dxa" w:w="40"/>
+              <w:left w:type="dxa" w:w="100"/>
+              <w:bottom w:type="dxa" w:w="40"/>
+              <w:right w:type="dxa" w:w="100"/>
+            </w:tcMar>
+          </w:tcPr>
+          <w:p>
+            <w:pPr>
+              <w:spacing w:after="0"/>
+            </w:pPr>
+            <w:r>
+              <w:rPr>
+                <w:rFonts w:ascii="TH Sarabun New" w:cs="TH Sarabun New" w:eastAsia="TH Sarabun New" w:hAnsi="TH Sarabun New"/>
+                <w:b w:val="false"/>
+                <w:bCs w:val="false"/>
+                <w:sz w:val="28"/>
+                <w:szCs w:val="28"/>
+              </w:rPr>
+              <w:t xml:space="preserve">โรงเรือนไฮโดรโปนิกส์</w:t>
+            </w:r>
+          </w:p>
+        </w:tc>
+        <w:tc>
+          <w:tcPr>
+            <w:tcW w:type="dxa" w:w="3268"/>
+            <w:tcBorders>
+              <w:top w:val="single" w:color="BFBFBF" w:sz="4"/>
+              <w:left w:val="single" w:color="BFBFBF" w:sz="4"/>
+              <w:bottom w:val="single" w:color="BFBFBF" w:sz="4"/>
+              <w:right w:val="single" w:color="BFBFBF" w:sz="4"/>
+            </w:tcBorders>
+            <w:tcMar>
+              <w:top w:type="dxa" w:w="40"/>
+              <w:left w:type="dxa" w:w="100"/>
+              <w:bottom w:type="dxa" w:w="40"/>
+              <w:right w:type="dxa" w:w="100"/>
+            </w:tcMar>
+          </w:tcPr>
+          <w:p>
+            <w:pPr>
+              <w:spacing w:after="0"/>
+            </w:pPr>
+            <w:r>
+              <w:rPr>
+                <w:rFonts w:ascii="TH Sarabun New" w:cs="TH Sarabun New" w:eastAsia="TH Sarabun New" w:hAnsi="TH Sarabun New"/>
+                <w:b w:val="false"/>
+                <w:bCs w:val="false"/>
+                <w:sz w:val="28"/>
+                <w:szCs w:val="28"/>
+              </w:rPr>
+              <w:t xml:space="preserve">A · เฝ้าอากาศ + เตือน + รับทราบ</w:t>
+            </w:r>
+          </w:p>
+        </w:tc>
+        <w:tc>
+          <w:tcPr>
+            <w:tcW w:type="dxa" w:w="3500"/>
+            <w:tcBorders>
+              <w:top w:val="single" w:color="BFBFBF" w:sz="4"/>
+              <w:left w:val="single" w:color="BFBFBF" w:sz="4"/>
+              <w:bottom w:val="single" w:color="BFBFBF" w:sz="4"/>
+              <w:right w:val="single" w:color="BFBFBF" w:sz="4"/>
+            </w:tcBorders>
+            <w:tcMar>
+              <w:top w:type="dxa" w:w="40"/>
+              <w:left w:type="dxa" w:w="100"/>
+              <w:bottom w:type="dxa" w:w="40"/>
+              <w:right w:type="dxa" w:w="100"/>
+            </w:tcMar>
+          </w:tcPr>
+          <w:p>
+            <w:pPr>
+              <w:spacing w:after="0"/>
+            </w:pPr>
+            <w:r>
+              <w:rPr>
+                <w:rFonts w:ascii="TH Sarabun New" w:cs="TH Sarabun New" w:eastAsia="TH Sarabun New" w:hAnsi="TH Sarabun New"/>
+                <w:b w:val="false"/>
+                <w:bCs w:val="false"/>
+                <w:sz w:val="28"/>
+                <w:szCs w:val="28"/>
+              </w:rPr>
+              <w:t xml:space="preserve">idea_15 · web/idea_15.html</w:t>
             </w:r>
           </w:p>
         </w:tc>
@@ -2795,71 +2795,71 @@
       <w:tr>
         <w:tc>
           <w:tcPr>
-            <w:tcW w:type="dxa" w:w="900"/>
-            <w:tcBorders>
-              <w:top w:val="single" w:color="BFBFBF" w:sz="4"/>
-              <w:left w:val="single" w:color="BFBFBF" w:sz="4"/>
-              <w:bottom w:val="single" w:color="BFBFBF" w:sz="4"/>
-              <w:right w:val="single" w:color="BFBFBF" w:sz="4"/>
-            </w:tcBorders>
-            <w:tcMar>
-              <w:top w:type="dxa" w:w="40"/>
-              <w:left w:type="dxa" w:w="100"/>
-              <w:bottom w:type="dxa" w:w="40"/>
-              <w:right w:type="dxa" w:w="100"/>
-            </w:tcMar>
-          </w:tcPr>
-          <w:p>
-            <w:pPr>
-              <w:spacing w:after="0"/>
-            </w:pPr>
-            <w:r>
-              <w:rPr>
-                <w:rFonts w:ascii="TH Sarabun New" w:cs="TH Sarabun New" w:eastAsia="TH Sarabun New" w:hAnsi="TH Sarabun New"/>
-                <w:b w:val="false"/>
-                <w:bCs w:val="false"/>
-                <w:sz w:val="28"/>
-                <w:szCs w:val="28"/>
-              </w:rPr>
-              <w:t xml:space="preserve">18</w:t>
-            </w:r>
-          </w:p>
-        </w:tc>
-        <w:tc>
-          <w:tcPr>
-            <w:tcW w:type="dxa" w:w="3600"/>
-            <w:tcBorders>
-              <w:top w:val="single" w:color="BFBFBF" w:sz="4"/>
-              <w:left w:val="single" w:color="BFBFBF" w:sz="4"/>
-              <w:bottom w:val="single" w:color="BFBFBF" w:sz="4"/>
-              <w:right w:val="single" w:color="BFBFBF" w:sz="4"/>
-            </w:tcBorders>
-            <w:tcMar>
-              <w:top w:type="dxa" w:w="40"/>
-              <w:left w:type="dxa" w:w="100"/>
-              <w:bottom w:type="dxa" w:w="40"/>
-              <w:right w:type="dxa" w:w="100"/>
-            </w:tcMar>
-          </w:tcPr>
-          <w:p>
-            <w:pPr>
-              <w:spacing w:after="0"/>
-            </w:pPr>
-            <w:r>
-              <w:rPr>
-                <w:rFonts w:ascii="TH Sarabun New" w:cs="TH Sarabun New" w:eastAsia="TH Sarabun New" w:hAnsi="TH Sarabun New"/>
-                <w:b w:val="false"/>
-                <w:bCs w:val="false"/>
-                <w:sz w:val="28"/>
-                <w:szCs w:val="28"/>
-              </w:rPr>
-              <w:t xml:space="preserve">พัดลมเล้าไก่</w:t>
-            </w:r>
-          </w:p>
-        </w:tc>
-        <w:tc>
-          <w:tcPr>
-            <w:tcW w:type="dxa" w:w="3368"/>
+            <w:tcW w:type="dxa" w:w="600"/>
+            <w:tcBorders>
+              <w:top w:val="single" w:color="BFBFBF" w:sz="4"/>
+              <w:left w:val="single" w:color="BFBFBF" w:sz="4"/>
+              <w:bottom w:val="single" w:color="BFBFBF" w:sz="4"/>
+              <w:right w:val="single" w:color="BFBFBF" w:sz="4"/>
+            </w:tcBorders>
+            <w:tcMar>
+              <w:top w:type="dxa" w:w="40"/>
+              <w:left w:type="dxa" w:w="100"/>
+              <w:bottom w:type="dxa" w:w="40"/>
+              <w:right w:type="dxa" w:w="100"/>
+            </w:tcMar>
+          </w:tcPr>
+          <w:p>
+            <w:pPr>
+              <w:spacing w:after="0"/>
+            </w:pPr>
+            <w:r>
+              <w:rPr>
+                <w:rFonts w:ascii="TH Sarabun New" w:cs="TH Sarabun New" w:eastAsia="TH Sarabun New" w:hAnsi="TH Sarabun New"/>
+                <w:b w:val="false"/>
+                <w:bCs w:val="false"/>
+                <w:sz w:val="28"/>
+                <w:szCs w:val="28"/>
+              </w:rPr>
+              <w:t xml:space="preserve">16</w:t>
+            </w:r>
+          </w:p>
+        </w:tc>
+        <w:tc>
+          <w:tcPr>
+            <w:tcW w:type="dxa" w:w="3000"/>
+            <w:tcBorders>
+              <w:top w:val="single" w:color="BFBFBF" w:sz="4"/>
+              <w:left w:val="single" w:color="BFBFBF" w:sz="4"/>
+              <w:bottom w:val="single" w:color="BFBFBF" w:sz="4"/>
+              <w:right w:val="single" w:color="BFBFBF" w:sz="4"/>
+            </w:tcBorders>
+            <w:tcMar>
+              <w:top w:type="dxa" w:w="40"/>
+              <w:left w:type="dxa" w:w="100"/>
+              <w:bottom w:type="dxa" w:w="40"/>
+              <w:right w:type="dxa" w:w="100"/>
+            </w:tcMar>
+          </w:tcPr>
+          <w:p>
+            <w:pPr>
+              <w:spacing w:after="0"/>
+            </w:pPr>
+            <w:r>
+              <w:rPr>
+                <w:rFonts w:ascii="TH Sarabun New" w:cs="TH Sarabun New" w:eastAsia="TH Sarabun New" w:hAnsi="TH Sarabun New"/>
+                <w:b w:val="false"/>
+                <w:bCs w:val="false"/>
+                <w:sz w:val="28"/>
+                <w:szCs w:val="28"/>
+              </w:rPr>
+              <w:t xml:space="preserve">พ่นหมอกโรงกล้วยไม้</w:t>
+            </w:r>
+          </w:p>
+        </w:tc>
+        <w:tc>
+          <w:tcPr>
+            <w:tcW w:type="dxa" w:w="3268"/>
             <w:tcBorders>
               <w:top w:val="single" w:color="BFBFBF" w:sz="4"/>
               <w:left w:val="single" w:color="BFBFBF" w:sz="4"/>
@@ -2891,33 +2891,33 @@
         </w:tc>
         <w:tc>
           <w:tcPr>
-            <w:tcW w:type="dxa" w:w="2500"/>
-            <w:tcBorders>
-              <w:top w:val="single" w:color="BFBFBF" w:sz="4"/>
-              <w:left w:val="single" w:color="BFBFBF" w:sz="4"/>
-              <w:bottom w:val="single" w:color="BFBFBF" w:sz="4"/>
-              <w:right w:val="single" w:color="BFBFBF" w:sz="4"/>
-            </w:tcBorders>
-            <w:tcMar>
-              <w:top w:type="dxa" w:w="40"/>
-              <w:left w:type="dxa" w:w="100"/>
-              <w:bottom w:type="dxa" w:w="40"/>
-              <w:right w:type="dxa" w:w="100"/>
-            </w:tcMar>
-          </w:tcPr>
-          <w:p>
-            <w:pPr>
-              <w:spacing w:after="0"/>
-            </w:pPr>
-            <w:r>
-              <w:rPr>
-                <w:rFonts w:ascii="TH Sarabun New" w:cs="TH Sarabun New" w:eastAsia="TH Sarabun New" w:hAnsi="TH Sarabun New"/>
-                <w:b w:val="false"/>
-                <w:bCs w:val="false"/>
-                <w:sz w:val="28"/>
-                <w:szCs w:val="28"/>
-              </w:rPr>
-              <w:t xml:space="preserve">idea_18 · idea_web.html?idea=18</w:t>
+            <w:tcW w:type="dxa" w:w="3500"/>
+            <w:tcBorders>
+              <w:top w:val="single" w:color="BFBFBF" w:sz="4"/>
+              <w:left w:val="single" w:color="BFBFBF" w:sz="4"/>
+              <w:bottom w:val="single" w:color="BFBFBF" w:sz="4"/>
+              <w:right w:val="single" w:color="BFBFBF" w:sz="4"/>
+            </w:tcBorders>
+            <w:tcMar>
+              <w:top w:type="dxa" w:w="40"/>
+              <w:left w:type="dxa" w:w="100"/>
+              <w:bottom w:type="dxa" w:w="40"/>
+              <w:right w:type="dxa" w:w="100"/>
+            </w:tcMar>
+          </w:tcPr>
+          <w:p>
+            <w:pPr>
+              <w:spacing w:after="0"/>
+            </w:pPr>
+            <w:r>
+              <w:rPr>
+                <w:rFonts w:ascii="TH Sarabun New" w:cs="TH Sarabun New" w:eastAsia="TH Sarabun New" w:hAnsi="TH Sarabun New"/>
+                <w:b w:val="false"/>
+                <w:bCs w:val="false"/>
+                <w:sz w:val="28"/>
+                <w:szCs w:val="28"/>
+              </w:rPr>
+              <w:t xml:space="preserve">idea_16 · web/idea_16.html</w:t>
             </w:r>
           </w:p>
         </w:tc>
@@ -2925,71 +2925,71 @@
       <w:tr>
         <w:tc>
           <w:tcPr>
-            <w:tcW w:type="dxa" w:w="900"/>
-            <w:tcBorders>
-              <w:top w:val="single" w:color="BFBFBF" w:sz="4"/>
-              <w:left w:val="single" w:color="BFBFBF" w:sz="4"/>
-              <w:bottom w:val="single" w:color="BFBFBF" w:sz="4"/>
-              <w:right w:val="single" w:color="BFBFBF" w:sz="4"/>
-            </w:tcBorders>
-            <w:tcMar>
-              <w:top w:type="dxa" w:w="40"/>
-              <w:left w:type="dxa" w:w="100"/>
-              <w:bottom w:type="dxa" w:w="40"/>
-              <w:right w:type="dxa" w:w="100"/>
-            </w:tcMar>
-          </w:tcPr>
-          <w:p>
-            <w:pPr>
-              <w:spacing w:after="0"/>
-            </w:pPr>
-            <w:r>
-              <w:rPr>
-                <w:rFonts w:ascii="TH Sarabun New" w:cs="TH Sarabun New" w:eastAsia="TH Sarabun New" w:hAnsi="TH Sarabun New"/>
-                <w:b w:val="false"/>
-                <w:bCs w:val="false"/>
-                <w:sz w:val="28"/>
-                <w:szCs w:val="28"/>
-              </w:rPr>
-              <w:t xml:space="preserve">19</w:t>
-            </w:r>
-          </w:p>
-        </w:tc>
-        <w:tc>
-          <w:tcPr>
-            <w:tcW w:type="dxa" w:w="3600"/>
-            <w:tcBorders>
-              <w:top w:val="single" w:color="BFBFBF" w:sz="4"/>
-              <w:left w:val="single" w:color="BFBFBF" w:sz="4"/>
-              <w:bottom w:val="single" w:color="BFBFBF" w:sz="4"/>
-              <w:right w:val="single" w:color="BFBFBF" w:sz="4"/>
-            </w:tcBorders>
-            <w:tcMar>
-              <w:top w:type="dxa" w:w="40"/>
-              <w:left w:type="dxa" w:w="100"/>
-              <w:bottom w:type="dxa" w:w="40"/>
-              <w:right w:type="dxa" w:w="100"/>
-            </w:tcMar>
-          </w:tcPr>
-          <w:p>
-            <w:pPr>
-              <w:spacing w:after="0"/>
-            </w:pPr>
-            <w:r>
-              <w:rPr>
-                <w:rFonts w:ascii="TH Sarabun New" w:cs="TH Sarabun New" w:eastAsia="TH Sarabun New" w:hAnsi="TH Sarabun New"/>
-                <w:b w:val="false"/>
-                <w:bCs w:val="false"/>
-                <w:sz w:val="28"/>
-                <w:szCs w:val="28"/>
-              </w:rPr>
-              <w:t xml:space="preserve">ประตูน้ำแปลงนา</w:t>
-            </w:r>
-          </w:p>
-        </w:tc>
-        <w:tc>
-          <w:tcPr>
-            <w:tcW w:type="dxa" w:w="3368"/>
+            <w:tcW w:type="dxa" w:w="600"/>
+            <w:tcBorders>
+              <w:top w:val="single" w:color="BFBFBF" w:sz="4"/>
+              <w:left w:val="single" w:color="BFBFBF" w:sz="4"/>
+              <w:bottom w:val="single" w:color="BFBFBF" w:sz="4"/>
+              <w:right w:val="single" w:color="BFBFBF" w:sz="4"/>
+            </w:tcBorders>
+            <w:tcMar>
+              <w:top w:type="dxa" w:w="40"/>
+              <w:left w:type="dxa" w:w="100"/>
+              <w:bottom w:type="dxa" w:w="40"/>
+              <w:right w:type="dxa" w:w="100"/>
+            </w:tcMar>
+          </w:tcPr>
+          <w:p>
+            <w:pPr>
+              <w:spacing w:after="0"/>
+            </w:pPr>
+            <w:r>
+              <w:rPr>
+                <w:rFonts w:ascii="TH Sarabun New" w:cs="TH Sarabun New" w:eastAsia="TH Sarabun New" w:hAnsi="TH Sarabun New"/>
+                <w:b w:val="false"/>
+                <w:bCs w:val="false"/>
+                <w:sz w:val="28"/>
+                <w:szCs w:val="28"/>
+              </w:rPr>
+              <w:t xml:space="preserve">17</w:t>
+            </w:r>
+          </w:p>
+        </w:tc>
+        <w:tc>
+          <w:tcPr>
+            <w:tcW w:type="dxa" w:w="3000"/>
+            <w:tcBorders>
+              <w:top w:val="single" w:color="BFBFBF" w:sz="4"/>
+              <w:left w:val="single" w:color="BFBFBF" w:sz="4"/>
+              <w:bottom w:val="single" w:color="BFBFBF" w:sz="4"/>
+              <w:right w:val="single" w:color="BFBFBF" w:sz="4"/>
+            </w:tcBorders>
+            <w:tcMar>
+              <w:top w:type="dxa" w:w="40"/>
+              <w:left w:type="dxa" w:w="100"/>
+              <w:bottom w:type="dxa" w:w="40"/>
+              <w:right w:type="dxa" w:w="100"/>
+            </w:tcMar>
+          </w:tcPr>
+          <w:p>
+            <w:pPr>
+              <w:spacing w:after="0"/>
+            </w:pPr>
+            <w:r>
+              <w:rPr>
+                <w:rFonts w:ascii="TH Sarabun New" w:cs="TH Sarabun New" w:eastAsia="TH Sarabun New" w:hAnsi="TH Sarabun New"/>
+                <w:b w:val="false"/>
+                <w:bCs w:val="false"/>
+                <w:sz w:val="28"/>
+                <w:szCs w:val="28"/>
+              </w:rPr>
+              <w:t xml:space="preserve">เติมอากาศบ่อปลา</w:t>
+            </w:r>
+          </w:p>
+        </w:tc>
+        <w:tc>
+          <w:tcPr>
+            <w:tcW w:type="dxa" w:w="3268"/>
             <w:tcBorders>
               <w:top w:val="single" w:color="BFBFBF" w:sz="4"/>
               <w:left w:val="single" w:color="BFBFBF" w:sz="4"/>
@@ -3021,33 +3021,33 @@
         </w:tc>
         <w:tc>
           <w:tcPr>
-            <w:tcW w:type="dxa" w:w="2500"/>
-            <w:tcBorders>
-              <w:top w:val="single" w:color="BFBFBF" w:sz="4"/>
-              <w:left w:val="single" w:color="BFBFBF" w:sz="4"/>
-              <w:bottom w:val="single" w:color="BFBFBF" w:sz="4"/>
-              <w:right w:val="single" w:color="BFBFBF" w:sz="4"/>
-            </w:tcBorders>
-            <w:tcMar>
-              <w:top w:type="dxa" w:w="40"/>
-              <w:left w:type="dxa" w:w="100"/>
-              <w:bottom w:type="dxa" w:w="40"/>
-              <w:right w:type="dxa" w:w="100"/>
-            </w:tcMar>
-          </w:tcPr>
-          <w:p>
-            <w:pPr>
-              <w:spacing w:after="0"/>
-            </w:pPr>
-            <w:r>
-              <w:rPr>
-                <w:rFonts w:ascii="TH Sarabun New" w:cs="TH Sarabun New" w:eastAsia="TH Sarabun New" w:hAnsi="TH Sarabun New"/>
-                <w:b w:val="false"/>
-                <w:bCs w:val="false"/>
-                <w:sz w:val="28"/>
-                <w:szCs w:val="28"/>
-              </w:rPr>
-              <w:t xml:space="preserve">idea_19 · idea_web.html?idea=19</w:t>
+            <w:tcW w:type="dxa" w:w="3500"/>
+            <w:tcBorders>
+              <w:top w:val="single" w:color="BFBFBF" w:sz="4"/>
+              <w:left w:val="single" w:color="BFBFBF" w:sz="4"/>
+              <w:bottom w:val="single" w:color="BFBFBF" w:sz="4"/>
+              <w:right w:val="single" w:color="BFBFBF" w:sz="4"/>
+            </w:tcBorders>
+            <w:tcMar>
+              <w:top w:type="dxa" w:w="40"/>
+              <w:left w:type="dxa" w:w="100"/>
+              <w:bottom w:type="dxa" w:w="40"/>
+              <w:right w:type="dxa" w:w="100"/>
+            </w:tcMar>
+          </w:tcPr>
+          <w:p>
+            <w:pPr>
+              <w:spacing w:after="0"/>
+            </w:pPr>
+            <w:r>
+              <w:rPr>
+                <w:rFonts w:ascii="TH Sarabun New" w:cs="TH Sarabun New" w:eastAsia="TH Sarabun New" w:hAnsi="TH Sarabun New"/>
+                <w:b w:val="false"/>
+                <w:bCs w:val="false"/>
+                <w:sz w:val="28"/>
+                <w:szCs w:val="28"/>
+              </w:rPr>
+              <w:t xml:space="preserve">idea_17 · web/idea_17.html</w:t>
             </w:r>
           </w:p>
         </w:tc>
@@ -3055,71 +3055,71 @@
       <w:tr>
         <w:tc>
           <w:tcPr>
-            <w:tcW w:type="dxa" w:w="900"/>
-            <w:tcBorders>
-              <w:top w:val="single" w:color="BFBFBF" w:sz="4"/>
-              <w:left w:val="single" w:color="BFBFBF" w:sz="4"/>
-              <w:bottom w:val="single" w:color="BFBFBF" w:sz="4"/>
-              <w:right w:val="single" w:color="BFBFBF" w:sz="4"/>
-            </w:tcBorders>
-            <w:tcMar>
-              <w:top w:type="dxa" w:w="40"/>
-              <w:left w:type="dxa" w:w="100"/>
-              <w:bottom w:type="dxa" w:w="40"/>
-              <w:right w:type="dxa" w:w="100"/>
-            </w:tcMar>
-          </w:tcPr>
-          <w:p>
-            <w:pPr>
-              <w:spacing w:after="0"/>
-            </w:pPr>
-            <w:r>
-              <w:rPr>
-                <w:rFonts w:ascii="TH Sarabun New" w:cs="TH Sarabun New" w:eastAsia="TH Sarabun New" w:hAnsi="TH Sarabun New"/>
-                <w:b w:val="false"/>
-                <w:bCs w:val="false"/>
-                <w:sz w:val="28"/>
-                <w:szCs w:val="28"/>
-              </w:rPr>
-              <w:t xml:space="preserve">20</w:t>
-            </w:r>
-          </w:p>
-        </w:tc>
-        <w:tc>
-          <w:tcPr>
-            <w:tcW w:type="dxa" w:w="3600"/>
-            <w:tcBorders>
-              <w:top w:val="single" w:color="BFBFBF" w:sz="4"/>
-              <w:left w:val="single" w:color="BFBFBF" w:sz="4"/>
-              <w:bottom w:val="single" w:color="BFBFBF" w:sz="4"/>
-              <w:right w:val="single" w:color="BFBFBF" w:sz="4"/>
-            </w:tcBorders>
-            <w:tcMar>
-              <w:top w:type="dxa" w:w="40"/>
-              <w:left w:type="dxa" w:w="100"/>
-              <w:bottom w:type="dxa" w:w="40"/>
-              <w:right w:type="dxa" w:w="100"/>
-            </w:tcMar>
-          </w:tcPr>
-          <w:p>
-            <w:pPr>
-              <w:spacing w:after="0"/>
-            </w:pPr>
-            <w:r>
-              <w:rPr>
-                <w:rFonts w:ascii="TH Sarabun New" w:cs="TH Sarabun New" w:eastAsia="TH Sarabun New" w:hAnsi="TH Sarabun New"/>
-                <w:b w:val="false"/>
-                <w:bCs w:val="false"/>
-                <w:sz w:val="28"/>
-                <w:szCs w:val="28"/>
-              </w:rPr>
-              <w:t xml:space="preserve">เครื่องให้อาหารปลา</w:t>
-            </w:r>
-          </w:p>
-        </w:tc>
-        <w:tc>
-          <w:tcPr>
-            <w:tcW w:type="dxa" w:w="3368"/>
+            <w:tcW w:type="dxa" w:w="600"/>
+            <w:tcBorders>
+              <w:top w:val="single" w:color="BFBFBF" w:sz="4"/>
+              <w:left w:val="single" w:color="BFBFBF" w:sz="4"/>
+              <w:bottom w:val="single" w:color="BFBFBF" w:sz="4"/>
+              <w:right w:val="single" w:color="BFBFBF" w:sz="4"/>
+            </w:tcBorders>
+            <w:tcMar>
+              <w:top w:type="dxa" w:w="40"/>
+              <w:left w:type="dxa" w:w="100"/>
+              <w:bottom w:type="dxa" w:w="40"/>
+              <w:right w:type="dxa" w:w="100"/>
+            </w:tcMar>
+          </w:tcPr>
+          <w:p>
+            <w:pPr>
+              <w:spacing w:after="0"/>
+            </w:pPr>
+            <w:r>
+              <w:rPr>
+                <w:rFonts w:ascii="TH Sarabun New" w:cs="TH Sarabun New" w:eastAsia="TH Sarabun New" w:hAnsi="TH Sarabun New"/>
+                <w:b w:val="false"/>
+                <w:bCs w:val="false"/>
+                <w:sz w:val="28"/>
+                <w:szCs w:val="28"/>
+              </w:rPr>
+              <w:t xml:space="preserve">18</w:t>
+            </w:r>
+          </w:p>
+        </w:tc>
+        <w:tc>
+          <w:tcPr>
+            <w:tcW w:type="dxa" w:w="3000"/>
+            <w:tcBorders>
+              <w:top w:val="single" w:color="BFBFBF" w:sz="4"/>
+              <w:left w:val="single" w:color="BFBFBF" w:sz="4"/>
+              <w:bottom w:val="single" w:color="BFBFBF" w:sz="4"/>
+              <w:right w:val="single" w:color="BFBFBF" w:sz="4"/>
+            </w:tcBorders>
+            <w:tcMar>
+              <w:top w:type="dxa" w:w="40"/>
+              <w:left w:type="dxa" w:w="100"/>
+              <w:bottom w:type="dxa" w:w="40"/>
+              <w:right w:type="dxa" w:w="100"/>
+            </w:tcMar>
+          </w:tcPr>
+          <w:p>
+            <w:pPr>
+              <w:spacing w:after="0"/>
+            </w:pPr>
+            <w:r>
+              <w:rPr>
+                <w:rFonts w:ascii="TH Sarabun New" w:cs="TH Sarabun New" w:eastAsia="TH Sarabun New" w:hAnsi="TH Sarabun New"/>
+                <w:b w:val="false"/>
+                <w:bCs w:val="false"/>
+                <w:sz w:val="28"/>
+                <w:szCs w:val="28"/>
+              </w:rPr>
+              <w:t xml:space="preserve">พัดลมเล้าไก่</w:t>
+            </w:r>
+          </w:p>
+        </w:tc>
+        <w:tc>
+          <w:tcPr>
+            <w:tcW w:type="dxa" w:w="3268"/>
             <w:tcBorders>
               <w:top w:val="single" w:color="BFBFBF" w:sz="4"/>
               <w:left w:val="single" w:color="BFBFBF" w:sz="4"/>
@@ -3151,33 +3151,33 @@
         </w:tc>
         <w:tc>
           <w:tcPr>
-            <w:tcW w:type="dxa" w:w="2500"/>
-            <w:tcBorders>
-              <w:top w:val="single" w:color="BFBFBF" w:sz="4"/>
-              <w:left w:val="single" w:color="BFBFBF" w:sz="4"/>
-              <w:bottom w:val="single" w:color="BFBFBF" w:sz="4"/>
-              <w:right w:val="single" w:color="BFBFBF" w:sz="4"/>
-            </w:tcBorders>
-            <w:tcMar>
-              <w:top w:type="dxa" w:w="40"/>
-              <w:left w:type="dxa" w:w="100"/>
-              <w:bottom w:type="dxa" w:w="40"/>
-              <w:right w:type="dxa" w:w="100"/>
-            </w:tcMar>
-          </w:tcPr>
-          <w:p>
-            <w:pPr>
-              <w:spacing w:after="0"/>
-            </w:pPr>
-            <w:r>
-              <w:rPr>
-                <w:rFonts w:ascii="TH Sarabun New" w:cs="TH Sarabun New" w:eastAsia="TH Sarabun New" w:hAnsi="TH Sarabun New"/>
-                <w:b w:val="false"/>
-                <w:bCs w:val="false"/>
-                <w:sz w:val="28"/>
-                <w:szCs w:val="28"/>
-              </w:rPr>
-              <w:t xml:space="preserve">idea_20 · idea_web.html?idea=20</w:t>
+            <w:tcW w:type="dxa" w:w="3500"/>
+            <w:tcBorders>
+              <w:top w:val="single" w:color="BFBFBF" w:sz="4"/>
+              <w:left w:val="single" w:color="BFBFBF" w:sz="4"/>
+              <w:bottom w:val="single" w:color="BFBFBF" w:sz="4"/>
+              <w:right w:val="single" w:color="BFBFBF" w:sz="4"/>
+            </w:tcBorders>
+            <w:tcMar>
+              <w:top w:type="dxa" w:w="40"/>
+              <w:left w:type="dxa" w:w="100"/>
+              <w:bottom w:type="dxa" w:w="40"/>
+              <w:right w:type="dxa" w:w="100"/>
+            </w:tcMar>
+          </w:tcPr>
+          <w:p>
+            <w:pPr>
+              <w:spacing w:after="0"/>
+            </w:pPr>
+            <w:r>
+              <w:rPr>
+                <w:rFonts w:ascii="TH Sarabun New" w:cs="TH Sarabun New" w:eastAsia="TH Sarabun New" w:hAnsi="TH Sarabun New"/>
+                <w:b w:val="false"/>
+                <w:bCs w:val="false"/>
+                <w:sz w:val="28"/>
+                <w:szCs w:val="28"/>
+              </w:rPr>
+              <w:t xml:space="preserve">idea_18 · web/idea_18.html</w:t>
             </w:r>
           </w:p>
         </w:tc>
@@ -3185,129 +3185,129 @@
       <w:tr>
         <w:tc>
           <w:tcPr>
-            <w:tcW w:type="dxa" w:w="900"/>
-            <w:tcBorders>
-              <w:top w:val="single" w:color="BFBFBF" w:sz="4"/>
-              <w:left w:val="single" w:color="BFBFBF" w:sz="4"/>
-              <w:bottom w:val="single" w:color="BFBFBF" w:sz="4"/>
-              <w:right w:val="single" w:color="BFBFBF" w:sz="4"/>
-            </w:tcBorders>
-            <w:tcMar>
-              <w:top w:type="dxa" w:w="40"/>
-              <w:left w:type="dxa" w:w="100"/>
-              <w:bottom w:type="dxa" w:w="40"/>
-              <w:right w:type="dxa" w:w="100"/>
-            </w:tcMar>
-          </w:tcPr>
-          <w:p>
-            <w:pPr>
-              <w:spacing w:after="0"/>
-            </w:pPr>
-            <w:r>
-              <w:rPr>
-                <w:rFonts w:ascii="TH Sarabun New" w:cs="TH Sarabun New" w:eastAsia="TH Sarabun New" w:hAnsi="TH Sarabun New"/>
-                <w:b w:val="false"/>
-                <w:bCs w:val="false"/>
-                <w:sz w:val="28"/>
-                <w:szCs w:val="28"/>
-              </w:rPr>
-              <w:t xml:space="preserve">7</w:t>
-            </w:r>
-          </w:p>
-        </w:tc>
-        <w:tc>
-          <w:tcPr>
-            <w:tcW w:type="dxa" w:w="3600"/>
-            <w:tcBorders>
-              <w:top w:val="single" w:color="BFBFBF" w:sz="4"/>
-              <w:left w:val="single" w:color="BFBFBF" w:sz="4"/>
-              <w:bottom w:val="single" w:color="BFBFBF" w:sz="4"/>
-              <w:right w:val="single" w:color="BFBFBF" w:sz="4"/>
-            </w:tcBorders>
-            <w:tcMar>
-              <w:top w:type="dxa" w:w="40"/>
-              <w:left w:type="dxa" w:w="100"/>
-              <w:bottom w:type="dxa" w:w="40"/>
-              <w:right w:type="dxa" w:w="100"/>
-            </w:tcMar>
-          </w:tcPr>
-          <w:p>
-            <w:pPr>
-              <w:spacing w:after="0"/>
-            </w:pPr>
-            <w:r>
-              <w:rPr>
-                <w:rFonts w:ascii="TH Sarabun New" w:cs="TH Sarabun New" w:eastAsia="TH Sarabun New" w:hAnsi="TH Sarabun New"/>
-                <w:b w:val="false"/>
-                <w:bCs w:val="false"/>
-                <w:sz w:val="28"/>
-                <w:szCs w:val="28"/>
-              </w:rPr>
-              <w:t xml:space="preserve">หมอฟังปั๊มน้ำ</w:t>
-            </w:r>
-          </w:p>
-        </w:tc>
-        <w:tc>
-          <w:tcPr>
-            <w:tcW w:type="dxa" w:w="3368"/>
-            <w:tcBorders>
-              <w:top w:val="single" w:color="BFBFBF" w:sz="4"/>
-              <w:left w:val="single" w:color="BFBFBF" w:sz="4"/>
-              <w:bottom w:val="single" w:color="BFBFBF" w:sz="4"/>
-              <w:right w:val="single" w:color="BFBFBF" w:sz="4"/>
-            </w:tcBorders>
-            <w:tcMar>
-              <w:top w:type="dxa" w:w="40"/>
-              <w:left w:type="dxa" w:w="100"/>
-              <w:bottom w:type="dxa" w:w="40"/>
-              <w:right w:type="dxa" w:w="100"/>
-            </w:tcMar>
-          </w:tcPr>
-          <w:p>
-            <w:pPr>
-              <w:spacing w:after="0"/>
-            </w:pPr>
-            <w:r>
-              <w:rPr>
-                <w:rFonts w:ascii="TH Sarabun New" w:cs="TH Sarabun New" w:eastAsia="TH Sarabun New" w:hAnsi="TH Sarabun New"/>
-                <w:b w:val="false"/>
-                <w:bCs w:val="false"/>
-                <w:sz w:val="28"/>
-                <w:szCs w:val="28"/>
-              </w:rPr>
-              <w:t xml:space="preserve">C · การสั่นผิดปกติ + หยุดเครื่อง</w:t>
-            </w:r>
-          </w:p>
-        </w:tc>
-        <w:tc>
-          <w:tcPr>
-            <w:tcW w:type="dxa" w:w="2500"/>
-            <w:tcBorders>
-              <w:top w:val="single" w:color="BFBFBF" w:sz="4"/>
-              <w:left w:val="single" w:color="BFBFBF" w:sz="4"/>
-              <w:bottom w:val="single" w:color="BFBFBF" w:sz="4"/>
-              <w:right w:val="single" w:color="BFBFBF" w:sz="4"/>
-            </w:tcBorders>
-            <w:tcMar>
-              <w:top w:type="dxa" w:w="40"/>
-              <w:left w:type="dxa" w:w="100"/>
-              <w:bottom w:type="dxa" w:w="40"/>
-              <w:right w:type="dxa" w:w="100"/>
-            </w:tcMar>
-          </w:tcPr>
-          <w:p>
-            <w:pPr>
-              <w:spacing w:after="0"/>
-            </w:pPr>
-            <w:r>
-              <w:rPr>
-                <w:rFonts w:ascii="TH Sarabun New" w:cs="TH Sarabun New" w:eastAsia="TH Sarabun New" w:hAnsi="TH Sarabun New"/>
-                <w:b w:val="false"/>
-                <w:bCs w:val="false"/>
-                <w:sz w:val="28"/>
-                <w:szCs w:val="28"/>
-              </w:rPr>
-              <w:t xml:space="preserve">idea_7 · idea_web.html?idea=7</w:t>
+            <w:tcW w:type="dxa" w:w="600"/>
+            <w:tcBorders>
+              <w:top w:val="single" w:color="BFBFBF" w:sz="4"/>
+              <w:left w:val="single" w:color="BFBFBF" w:sz="4"/>
+              <w:bottom w:val="single" w:color="BFBFBF" w:sz="4"/>
+              <w:right w:val="single" w:color="BFBFBF" w:sz="4"/>
+            </w:tcBorders>
+            <w:tcMar>
+              <w:top w:type="dxa" w:w="40"/>
+              <w:left w:type="dxa" w:w="100"/>
+              <w:bottom w:type="dxa" w:w="40"/>
+              <w:right w:type="dxa" w:w="100"/>
+            </w:tcMar>
+          </w:tcPr>
+          <w:p>
+            <w:pPr>
+              <w:spacing w:after="0"/>
+            </w:pPr>
+            <w:r>
+              <w:rPr>
+                <w:rFonts w:ascii="TH Sarabun New" w:cs="TH Sarabun New" w:eastAsia="TH Sarabun New" w:hAnsi="TH Sarabun New"/>
+                <w:b w:val="false"/>
+                <w:bCs w:val="false"/>
+                <w:sz w:val="28"/>
+                <w:szCs w:val="28"/>
+              </w:rPr>
+              <w:t xml:space="preserve">19</w:t>
+            </w:r>
+          </w:p>
+        </w:tc>
+        <w:tc>
+          <w:tcPr>
+            <w:tcW w:type="dxa" w:w="3000"/>
+            <w:tcBorders>
+              <w:top w:val="single" w:color="BFBFBF" w:sz="4"/>
+              <w:left w:val="single" w:color="BFBFBF" w:sz="4"/>
+              <w:bottom w:val="single" w:color="BFBFBF" w:sz="4"/>
+              <w:right w:val="single" w:color="BFBFBF" w:sz="4"/>
+            </w:tcBorders>
+            <w:tcMar>
+              <w:top w:type="dxa" w:w="40"/>
+              <w:left w:type="dxa" w:w="100"/>
+              <w:bottom w:type="dxa" w:w="40"/>
+              <w:right w:type="dxa" w:w="100"/>
+            </w:tcMar>
+          </w:tcPr>
+          <w:p>
+            <w:pPr>
+              <w:spacing w:after="0"/>
+            </w:pPr>
+            <w:r>
+              <w:rPr>
+                <w:rFonts w:ascii="TH Sarabun New" w:cs="TH Sarabun New" w:eastAsia="TH Sarabun New" w:hAnsi="TH Sarabun New"/>
+                <w:b w:val="false"/>
+                <w:bCs w:val="false"/>
+                <w:sz w:val="28"/>
+                <w:szCs w:val="28"/>
+              </w:rPr>
+              <w:t xml:space="preserve">ประตูน้ำแปลงนา</w:t>
+            </w:r>
+          </w:p>
+        </w:tc>
+        <w:tc>
+          <w:tcPr>
+            <w:tcW w:type="dxa" w:w="3268"/>
+            <w:tcBorders>
+              <w:top w:val="single" w:color="BFBFBF" w:sz="4"/>
+              <w:left w:val="single" w:color="BFBFBF" w:sz="4"/>
+              <w:bottom w:val="single" w:color="BFBFBF" w:sz="4"/>
+              <w:right w:val="single" w:color="BFBFBF" w:sz="4"/>
+            </w:tcBorders>
+            <w:tcMar>
+              <w:top w:type="dxa" w:w="40"/>
+              <w:left w:type="dxa" w:w="100"/>
+              <w:bottom w:type="dxa" w:w="40"/>
+              <w:right w:type="dxa" w:w="100"/>
+            </w:tcMar>
+          </w:tcPr>
+          <w:p>
+            <w:pPr>
+              <w:spacing w:after="0"/>
+            </w:pPr>
+            <w:r>
+              <w:rPr>
+                <w:rFonts w:ascii="TH Sarabun New" w:cs="TH Sarabun New" w:eastAsia="TH Sarabun New" w:hAnsi="TH Sarabun New"/>
+                <w:b w:val="false"/>
+                <w:bCs w:val="false"/>
+                <w:sz w:val="28"/>
+                <w:szCs w:val="28"/>
+              </w:rPr>
+              <w:t xml:space="preserve">B · สั่งเครื่องจากมือถือ + กฎปลอดภัย</w:t>
+            </w:r>
+          </w:p>
+        </w:tc>
+        <w:tc>
+          <w:tcPr>
+            <w:tcW w:type="dxa" w:w="3500"/>
+            <w:tcBorders>
+              <w:top w:val="single" w:color="BFBFBF" w:sz="4"/>
+              <w:left w:val="single" w:color="BFBFBF" w:sz="4"/>
+              <w:bottom w:val="single" w:color="BFBFBF" w:sz="4"/>
+              <w:right w:val="single" w:color="BFBFBF" w:sz="4"/>
+            </w:tcBorders>
+            <w:tcMar>
+              <w:top w:type="dxa" w:w="40"/>
+              <w:left w:type="dxa" w:w="100"/>
+              <w:bottom w:type="dxa" w:w="40"/>
+              <w:right w:type="dxa" w:w="100"/>
+            </w:tcMar>
+          </w:tcPr>
+          <w:p>
+            <w:pPr>
+              <w:spacing w:after="0"/>
+            </w:pPr>
+            <w:r>
+              <w:rPr>
+                <w:rFonts w:ascii="TH Sarabun New" w:cs="TH Sarabun New" w:eastAsia="TH Sarabun New" w:hAnsi="TH Sarabun New"/>
+                <w:b w:val="false"/>
+                <w:bCs w:val="false"/>
+                <w:sz w:val="28"/>
+                <w:szCs w:val="28"/>
+              </w:rPr>
+              <w:t xml:space="preserve">idea_19 · web/idea_19.html</w:t>
             </w:r>
           </w:p>
         </w:tc>
@@ -3315,129 +3315,129 @@
       <w:tr>
         <w:tc>
           <w:tcPr>
-            <w:tcW w:type="dxa" w:w="900"/>
-            <w:tcBorders>
-              <w:top w:val="single" w:color="BFBFBF" w:sz="4"/>
-              <w:left w:val="single" w:color="BFBFBF" w:sz="4"/>
-              <w:bottom w:val="single" w:color="BFBFBF" w:sz="4"/>
-              <w:right w:val="single" w:color="BFBFBF" w:sz="4"/>
-            </w:tcBorders>
-            <w:tcMar>
-              <w:top w:type="dxa" w:w="40"/>
-              <w:left w:type="dxa" w:w="100"/>
-              <w:bottom w:type="dxa" w:w="40"/>
-              <w:right w:type="dxa" w:w="100"/>
-            </w:tcMar>
-          </w:tcPr>
-          <w:p>
-            <w:pPr>
-              <w:spacing w:after="0"/>
-            </w:pPr>
-            <w:r>
-              <w:rPr>
-                <w:rFonts w:ascii="TH Sarabun New" w:cs="TH Sarabun New" w:eastAsia="TH Sarabun New" w:hAnsi="TH Sarabun New"/>
-                <w:b w:val="false"/>
-                <w:bCs w:val="false"/>
-                <w:sz w:val="28"/>
-                <w:szCs w:val="28"/>
-              </w:rPr>
-              <w:t xml:space="preserve">21</w:t>
-            </w:r>
-          </w:p>
-        </w:tc>
-        <w:tc>
-          <w:tcPr>
-            <w:tcW w:type="dxa" w:w="3600"/>
-            <w:tcBorders>
-              <w:top w:val="single" w:color="BFBFBF" w:sz="4"/>
-              <w:left w:val="single" w:color="BFBFBF" w:sz="4"/>
-              <w:bottom w:val="single" w:color="BFBFBF" w:sz="4"/>
-              <w:right w:val="single" w:color="BFBFBF" w:sz="4"/>
-            </w:tcBorders>
-            <w:tcMar>
-              <w:top w:type="dxa" w:w="40"/>
-              <w:left w:type="dxa" w:w="100"/>
-              <w:bottom w:type="dxa" w:w="40"/>
-              <w:right w:type="dxa" w:w="100"/>
-            </w:tcMar>
-          </w:tcPr>
-          <w:p>
-            <w:pPr>
-              <w:spacing w:after="0"/>
-            </w:pPr>
-            <w:r>
-              <w:rPr>
-                <w:rFonts w:ascii="TH Sarabun New" w:cs="TH Sarabun New" w:eastAsia="TH Sarabun New" w:hAnsi="TH Sarabun New"/>
-                <w:b w:val="false"/>
-                <w:bCs w:val="false"/>
-                <w:sz w:val="28"/>
-                <w:szCs w:val="28"/>
-              </w:rPr>
-              <w:t xml:space="preserve">พัดลมโรงเรือนสั่นผิดปกติ</w:t>
-            </w:r>
-          </w:p>
-        </w:tc>
-        <w:tc>
-          <w:tcPr>
-            <w:tcW w:type="dxa" w:w="3368"/>
-            <w:tcBorders>
-              <w:top w:val="single" w:color="BFBFBF" w:sz="4"/>
-              <w:left w:val="single" w:color="BFBFBF" w:sz="4"/>
-              <w:bottom w:val="single" w:color="BFBFBF" w:sz="4"/>
-              <w:right w:val="single" w:color="BFBFBF" w:sz="4"/>
-            </w:tcBorders>
-            <w:tcMar>
-              <w:top w:type="dxa" w:w="40"/>
-              <w:left w:type="dxa" w:w="100"/>
-              <w:bottom w:type="dxa" w:w="40"/>
-              <w:right w:type="dxa" w:w="100"/>
-            </w:tcMar>
-          </w:tcPr>
-          <w:p>
-            <w:pPr>
-              <w:spacing w:after="0"/>
-            </w:pPr>
-            <w:r>
-              <w:rPr>
-                <w:rFonts w:ascii="TH Sarabun New" w:cs="TH Sarabun New" w:eastAsia="TH Sarabun New" w:hAnsi="TH Sarabun New"/>
-                <w:b w:val="false"/>
-                <w:bCs w:val="false"/>
-                <w:sz w:val="28"/>
-                <w:szCs w:val="28"/>
-              </w:rPr>
-              <w:t xml:space="preserve">C · การสั่นผิดปกติ + หยุดเครื่อง</w:t>
-            </w:r>
-          </w:p>
-        </w:tc>
-        <w:tc>
-          <w:tcPr>
-            <w:tcW w:type="dxa" w:w="2500"/>
-            <w:tcBorders>
-              <w:top w:val="single" w:color="BFBFBF" w:sz="4"/>
-              <w:left w:val="single" w:color="BFBFBF" w:sz="4"/>
-              <w:bottom w:val="single" w:color="BFBFBF" w:sz="4"/>
-              <w:right w:val="single" w:color="BFBFBF" w:sz="4"/>
-            </w:tcBorders>
-            <w:tcMar>
-              <w:top w:type="dxa" w:w="40"/>
-              <w:left w:type="dxa" w:w="100"/>
-              <w:bottom w:type="dxa" w:w="40"/>
-              <w:right w:type="dxa" w:w="100"/>
-            </w:tcMar>
-          </w:tcPr>
-          <w:p>
-            <w:pPr>
-              <w:spacing w:after="0"/>
-            </w:pPr>
-            <w:r>
-              <w:rPr>
-                <w:rFonts w:ascii="TH Sarabun New" w:cs="TH Sarabun New" w:eastAsia="TH Sarabun New" w:hAnsi="TH Sarabun New"/>
-                <w:b w:val="false"/>
-                <w:bCs w:val="false"/>
-                <w:sz w:val="28"/>
-                <w:szCs w:val="28"/>
-              </w:rPr>
-              <w:t xml:space="preserve">idea_21 · idea_web.html?idea=21</w:t>
+            <w:tcW w:type="dxa" w:w="600"/>
+            <w:tcBorders>
+              <w:top w:val="single" w:color="BFBFBF" w:sz="4"/>
+              <w:left w:val="single" w:color="BFBFBF" w:sz="4"/>
+              <w:bottom w:val="single" w:color="BFBFBF" w:sz="4"/>
+              <w:right w:val="single" w:color="BFBFBF" w:sz="4"/>
+            </w:tcBorders>
+            <w:tcMar>
+              <w:top w:type="dxa" w:w="40"/>
+              <w:left w:type="dxa" w:w="100"/>
+              <w:bottom w:type="dxa" w:w="40"/>
+              <w:right w:type="dxa" w:w="100"/>
+            </w:tcMar>
+          </w:tcPr>
+          <w:p>
+            <w:pPr>
+              <w:spacing w:after="0"/>
+            </w:pPr>
+            <w:r>
+              <w:rPr>
+                <w:rFonts w:ascii="TH Sarabun New" w:cs="TH Sarabun New" w:eastAsia="TH Sarabun New" w:hAnsi="TH Sarabun New"/>
+                <w:b w:val="false"/>
+                <w:bCs w:val="false"/>
+                <w:sz w:val="28"/>
+                <w:szCs w:val="28"/>
+              </w:rPr>
+              <w:t xml:space="preserve">20</w:t>
+            </w:r>
+          </w:p>
+        </w:tc>
+        <w:tc>
+          <w:tcPr>
+            <w:tcW w:type="dxa" w:w="3000"/>
+            <w:tcBorders>
+              <w:top w:val="single" w:color="BFBFBF" w:sz="4"/>
+              <w:left w:val="single" w:color="BFBFBF" w:sz="4"/>
+              <w:bottom w:val="single" w:color="BFBFBF" w:sz="4"/>
+              <w:right w:val="single" w:color="BFBFBF" w:sz="4"/>
+            </w:tcBorders>
+            <w:tcMar>
+              <w:top w:type="dxa" w:w="40"/>
+              <w:left w:type="dxa" w:w="100"/>
+              <w:bottom w:type="dxa" w:w="40"/>
+              <w:right w:type="dxa" w:w="100"/>
+            </w:tcMar>
+          </w:tcPr>
+          <w:p>
+            <w:pPr>
+              <w:spacing w:after="0"/>
+            </w:pPr>
+            <w:r>
+              <w:rPr>
+                <w:rFonts w:ascii="TH Sarabun New" w:cs="TH Sarabun New" w:eastAsia="TH Sarabun New" w:hAnsi="TH Sarabun New"/>
+                <w:b w:val="false"/>
+                <w:bCs w:val="false"/>
+                <w:sz w:val="28"/>
+                <w:szCs w:val="28"/>
+              </w:rPr>
+              <w:t xml:space="preserve">เครื่องให้อาหารปลา</w:t>
+            </w:r>
+          </w:p>
+        </w:tc>
+        <w:tc>
+          <w:tcPr>
+            <w:tcW w:type="dxa" w:w="3268"/>
+            <w:tcBorders>
+              <w:top w:val="single" w:color="BFBFBF" w:sz="4"/>
+              <w:left w:val="single" w:color="BFBFBF" w:sz="4"/>
+              <w:bottom w:val="single" w:color="BFBFBF" w:sz="4"/>
+              <w:right w:val="single" w:color="BFBFBF" w:sz="4"/>
+            </w:tcBorders>
+            <w:tcMar>
+              <w:top w:type="dxa" w:w="40"/>
+              <w:left w:type="dxa" w:w="100"/>
+              <w:bottom w:type="dxa" w:w="40"/>
+              <w:right w:type="dxa" w:w="100"/>
+            </w:tcMar>
+          </w:tcPr>
+          <w:p>
+            <w:pPr>
+              <w:spacing w:after="0"/>
+            </w:pPr>
+            <w:r>
+              <w:rPr>
+                <w:rFonts w:ascii="TH Sarabun New" w:cs="TH Sarabun New" w:eastAsia="TH Sarabun New" w:hAnsi="TH Sarabun New"/>
+                <w:b w:val="false"/>
+                <w:bCs w:val="false"/>
+                <w:sz w:val="28"/>
+                <w:szCs w:val="28"/>
+              </w:rPr>
+              <w:t xml:space="preserve">B · สั่งเครื่องจากมือถือ + กฎปลอดภัย</w:t>
+            </w:r>
+          </w:p>
+        </w:tc>
+        <w:tc>
+          <w:tcPr>
+            <w:tcW w:type="dxa" w:w="3500"/>
+            <w:tcBorders>
+              <w:top w:val="single" w:color="BFBFBF" w:sz="4"/>
+              <w:left w:val="single" w:color="BFBFBF" w:sz="4"/>
+              <w:bottom w:val="single" w:color="BFBFBF" w:sz="4"/>
+              <w:right w:val="single" w:color="BFBFBF" w:sz="4"/>
+            </w:tcBorders>
+            <w:tcMar>
+              <w:top w:type="dxa" w:w="40"/>
+              <w:left w:type="dxa" w:w="100"/>
+              <w:bottom w:type="dxa" w:w="40"/>
+              <w:right w:type="dxa" w:w="100"/>
+            </w:tcMar>
+          </w:tcPr>
+          <w:p>
+            <w:pPr>
+              <w:spacing w:after="0"/>
+            </w:pPr>
+            <w:r>
+              <w:rPr>
+                <w:rFonts w:ascii="TH Sarabun New" w:cs="TH Sarabun New" w:eastAsia="TH Sarabun New" w:hAnsi="TH Sarabun New"/>
+                <w:b w:val="false"/>
+                <w:bCs w:val="false"/>
+                <w:sz w:val="28"/>
+                <w:szCs w:val="28"/>
+              </w:rPr>
+              <w:t xml:space="preserve">idea_20 · web/idea_20.html</w:t>
             </w:r>
           </w:p>
         </w:tc>
@@ -3445,71 +3445,71 @@
       <w:tr>
         <w:tc>
           <w:tcPr>
-            <w:tcW w:type="dxa" w:w="900"/>
-            <w:tcBorders>
-              <w:top w:val="single" w:color="BFBFBF" w:sz="4"/>
-              <w:left w:val="single" w:color="BFBFBF" w:sz="4"/>
-              <w:bottom w:val="single" w:color="BFBFBF" w:sz="4"/>
-              <w:right w:val="single" w:color="BFBFBF" w:sz="4"/>
-            </w:tcBorders>
-            <w:tcMar>
-              <w:top w:type="dxa" w:w="40"/>
-              <w:left w:type="dxa" w:w="100"/>
-              <w:bottom w:type="dxa" w:w="40"/>
-              <w:right w:type="dxa" w:w="100"/>
-            </w:tcMar>
-          </w:tcPr>
-          <w:p>
-            <w:pPr>
-              <w:spacing w:after="0"/>
-            </w:pPr>
-            <w:r>
-              <w:rPr>
-                <w:rFonts w:ascii="TH Sarabun New" w:cs="TH Sarabun New" w:eastAsia="TH Sarabun New" w:hAnsi="TH Sarabun New"/>
-                <w:b w:val="false"/>
-                <w:bCs w:val="false"/>
-                <w:sz w:val="28"/>
-                <w:szCs w:val="28"/>
-              </w:rPr>
-              <w:t xml:space="preserve">22</w:t>
-            </w:r>
-          </w:p>
-        </w:tc>
-        <w:tc>
-          <w:tcPr>
-            <w:tcW w:type="dxa" w:w="3600"/>
-            <w:tcBorders>
-              <w:top w:val="single" w:color="BFBFBF" w:sz="4"/>
-              <w:left w:val="single" w:color="BFBFBF" w:sz="4"/>
-              <w:bottom w:val="single" w:color="BFBFBF" w:sz="4"/>
-              <w:right w:val="single" w:color="BFBFBF" w:sz="4"/>
-            </w:tcBorders>
-            <w:tcMar>
-              <w:top w:type="dxa" w:w="40"/>
-              <w:left w:type="dxa" w:w="100"/>
-              <w:bottom w:type="dxa" w:w="40"/>
-              <w:right w:type="dxa" w:w="100"/>
-            </w:tcMar>
-          </w:tcPr>
-          <w:p>
-            <w:pPr>
-              <w:spacing w:after="0"/>
-            </w:pPr>
-            <w:r>
-              <w:rPr>
-                <w:rFonts w:ascii="TH Sarabun New" w:cs="TH Sarabun New" w:eastAsia="TH Sarabun New" w:hAnsi="TH Sarabun New"/>
-                <w:b w:val="false"/>
-                <w:bCs w:val="false"/>
-                <w:sz w:val="28"/>
-                <w:szCs w:val="28"/>
-              </w:rPr>
-              <w:t xml:space="preserve">เครื่องสีข้าวชุมชน</w:t>
-            </w:r>
-          </w:p>
-        </w:tc>
-        <w:tc>
-          <w:tcPr>
-            <w:tcW w:type="dxa" w:w="3368"/>
+            <w:tcW w:type="dxa" w:w="600"/>
+            <w:tcBorders>
+              <w:top w:val="single" w:color="BFBFBF" w:sz="4"/>
+              <w:left w:val="single" w:color="BFBFBF" w:sz="4"/>
+              <w:bottom w:val="single" w:color="BFBFBF" w:sz="4"/>
+              <w:right w:val="single" w:color="BFBFBF" w:sz="4"/>
+            </w:tcBorders>
+            <w:tcMar>
+              <w:top w:type="dxa" w:w="40"/>
+              <w:left w:type="dxa" w:w="100"/>
+              <w:bottom w:type="dxa" w:w="40"/>
+              <w:right w:type="dxa" w:w="100"/>
+            </w:tcMar>
+          </w:tcPr>
+          <w:p>
+            <w:pPr>
+              <w:spacing w:after="0"/>
+            </w:pPr>
+            <w:r>
+              <w:rPr>
+                <w:rFonts w:ascii="TH Sarabun New" w:cs="TH Sarabun New" w:eastAsia="TH Sarabun New" w:hAnsi="TH Sarabun New"/>
+                <w:b w:val="false"/>
+                <w:bCs w:val="false"/>
+                <w:sz w:val="28"/>
+                <w:szCs w:val="28"/>
+              </w:rPr>
+              <w:t xml:space="preserve">21</w:t>
+            </w:r>
+          </w:p>
+        </w:tc>
+        <w:tc>
+          <w:tcPr>
+            <w:tcW w:type="dxa" w:w="3000"/>
+            <w:tcBorders>
+              <w:top w:val="single" w:color="BFBFBF" w:sz="4"/>
+              <w:left w:val="single" w:color="BFBFBF" w:sz="4"/>
+              <w:bottom w:val="single" w:color="BFBFBF" w:sz="4"/>
+              <w:right w:val="single" w:color="BFBFBF" w:sz="4"/>
+            </w:tcBorders>
+            <w:tcMar>
+              <w:top w:type="dxa" w:w="40"/>
+              <w:left w:type="dxa" w:w="100"/>
+              <w:bottom w:type="dxa" w:w="40"/>
+              <w:right w:type="dxa" w:w="100"/>
+            </w:tcMar>
+          </w:tcPr>
+          <w:p>
+            <w:pPr>
+              <w:spacing w:after="0"/>
+            </w:pPr>
+            <w:r>
+              <w:rPr>
+                <w:rFonts w:ascii="TH Sarabun New" w:cs="TH Sarabun New" w:eastAsia="TH Sarabun New" w:hAnsi="TH Sarabun New"/>
+                <w:b w:val="false"/>
+                <w:bCs w:val="false"/>
+                <w:sz w:val="28"/>
+                <w:szCs w:val="28"/>
+              </w:rPr>
+              <w:t xml:space="preserve">พัดลมโรงเรือนสั่นผิดปกติ</w:t>
+            </w:r>
+          </w:p>
+        </w:tc>
+        <w:tc>
+          <w:tcPr>
+            <w:tcW w:type="dxa" w:w="3268"/>
             <w:tcBorders>
               <w:top w:val="single" w:color="BFBFBF" w:sz="4"/>
               <w:left w:val="single" w:color="BFBFBF" w:sz="4"/>
@@ -3541,33 +3541,33 @@
         </w:tc>
         <w:tc>
           <w:tcPr>
-            <w:tcW w:type="dxa" w:w="2500"/>
-            <w:tcBorders>
-              <w:top w:val="single" w:color="BFBFBF" w:sz="4"/>
-              <w:left w:val="single" w:color="BFBFBF" w:sz="4"/>
-              <w:bottom w:val="single" w:color="BFBFBF" w:sz="4"/>
-              <w:right w:val="single" w:color="BFBFBF" w:sz="4"/>
-            </w:tcBorders>
-            <w:tcMar>
-              <w:top w:type="dxa" w:w="40"/>
-              <w:left w:type="dxa" w:w="100"/>
-              <w:bottom w:type="dxa" w:w="40"/>
-              <w:right w:type="dxa" w:w="100"/>
-            </w:tcMar>
-          </w:tcPr>
-          <w:p>
-            <w:pPr>
-              <w:spacing w:after="0"/>
-            </w:pPr>
-            <w:r>
-              <w:rPr>
-                <w:rFonts w:ascii="TH Sarabun New" w:cs="TH Sarabun New" w:eastAsia="TH Sarabun New" w:hAnsi="TH Sarabun New"/>
-                <w:b w:val="false"/>
-                <w:bCs w:val="false"/>
-                <w:sz w:val="28"/>
-                <w:szCs w:val="28"/>
-              </w:rPr>
-              <w:t xml:space="preserve">idea_22 · idea_web.html?idea=22</w:t>
+            <w:tcW w:type="dxa" w:w="3500"/>
+            <w:tcBorders>
+              <w:top w:val="single" w:color="BFBFBF" w:sz="4"/>
+              <w:left w:val="single" w:color="BFBFBF" w:sz="4"/>
+              <w:bottom w:val="single" w:color="BFBFBF" w:sz="4"/>
+              <w:right w:val="single" w:color="BFBFBF" w:sz="4"/>
+            </w:tcBorders>
+            <w:tcMar>
+              <w:top w:type="dxa" w:w="40"/>
+              <w:left w:type="dxa" w:w="100"/>
+              <w:bottom w:type="dxa" w:w="40"/>
+              <w:right w:type="dxa" w:w="100"/>
+            </w:tcMar>
+          </w:tcPr>
+          <w:p>
+            <w:pPr>
+              <w:spacing w:after="0"/>
+            </w:pPr>
+            <w:r>
+              <w:rPr>
+                <w:rFonts w:ascii="TH Sarabun New" w:cs="TH Sarabun New" w:eastAsia="TH Sarabun New" w:hAnsi="TH Sarabun New"/>
+                <w:b w:val="false"/>
+                <w:bCs w:val="false"/>
+                <w:sz w:val="28"/>
+                <w:szCs w:val="28"/>
+              </w:rPr>
+              <w:t xml:space="preserve">idea_21 · web/idea_21.html</w:t>
             </w:r>
           </w:p>
         </w:tc>
@@ -3575,71 +3575,71 @@
       <w:tr>
         <w:tc>
           <w:tcPr>
-            <w:tcW w:type="dxa" w:w="900"/>
-            <w:tcBorders>
-              <w:top w:val="single" w:color="BFBFBF" w:sz="4"/>
-              <w:left w:val="single" w:color="BFBFBF" w:sz="4"/>
-              <w:bottom w:val="single" w:color="BFBFBF" w:sz="4"/>
-              <w:right w:val="single" w:color="BFBFBF" w:sz="4"/>
-            </w:tcBorders>
-            <w:tcMar>
-              <w:top w:type="dxa" w:w="40"/>
-              <w:left w:type="dxa" w:w="100"/>
-              <w:bottom w:type="dxa" w:w="40"/>
-              <w:right w:type="dxa" w:w="100"/>
-            </w:tcMar>
-          </w:tcPr>
-          <w:p>
-            <w:pPr>
-              <w:spacing w:after="0"/>
-            </w:pPr>
-            <w:r>
-              <w:rPr>
-                <w:rFonts w:ascii="TH Sarabun New" w:cs="TH Sarabun New" w:eastAsia="TH Sarabun New" w:hAnsi="TH Sarabun New"/>
-                <w:b w:val="false"/>
-                <w:bCs w:val="false"/>
-                <w:sz w:val="28"/>
-                <w:szCs w:val="28"/>
-              </w:rPr>
-              <w:t xml:space="preserve">23</w:t>
-            </w:r>
-          </w:p>
-        </w:tc>
-        <w:tc>
-          <w:tcPr>
-            <w:tcW w:type="dxa" w:w="3600"/>
-            <w:tcBorders>
-              <w:top w:val="single" w:color="BFBFBF" w:sz="4"/>
-              <w:left w:val="single" w:color="BFBFBF" w:sz="4"/>
-              <w:bottom w:val="single" w:color="BFBFBF" w:sz="4"/>
-              <w:right w:val="single" w:color="BFBFBF" w:sz="4"/>
-            </w:tcBorders>
-            <w:tcMar>
-              <w:top w:type="dxa" w:w="40"/>
-              <w:left w:type="dxa" w:w="100"/>
-              <w:bottom w:type="dxa" w:w="40"/>
-              <w:right w:type="dxa" w:w="100"/>
-            </w:tcMar>
-          </w:tcPr>
-          <w:p>
-            <w:pPr>
-              <w:spacing w:after="0"/>
-            </w:pPr>
-            <w:r>
-              <w:rPr>
-                <w:rFonts w:ascii="TH Sarabun New" w:cs="TH Sarabun New" w:eastAsia="TH Sarabun New" w:hAnsi="TH Sarabun New"/>
-                <w:b w:val="false"/>
-                <w:bCs w:val="false"/>
-                <w:sz w:val="28"/>
-                <w:szCs w:val="28"/>
-              </w:rPr>
-              <w:t xml:space="preserve">ถาดไข่ระหว่างขนส่ง</w:t>
-            </w:r>
-          </w:p>
-        </w:tc>
-        <w:tc>
-          <w:tcPr>
-            <w:tcW w:type="dxa" w:w="3368"/>
+            <w:tcW w:type="dxa" w:w="600"/>
+            <w:tcBorders>
+              <w:top w:val="single" w:color="BFBFBF" w:sz="4"/>
+              <w:left w:val="single" w:color="BFBFBF" w:sz="4"/>
+              <w:bottom w:val="single" w:color="BFBFBF" w:sz="4"/>
+              <w:right w:val="single" w:color="BFBFBF" w:sz="4"/>
+            </w:tcBorders>
+            <w:tcMar>
+              <w:top w:type="dxa" w:w="40"/>
+              <w:left w:type="dxa" w:w="100"/>
+              <w:bottom w:type="dxa" w:w="40"/>
+              <w:right w:type="dxa" w:w="100"/>
+            </w:tcMar>
+          </w:tcPr>
+          <w:p>
+            <w:pPr>
+              <w:spacing w:after="0"/>
+            </w:pPr>
+            <w:r>
+              <w:rPr>
+                <w:rFonts w:ascii="TH Sarabun New" w:cs="TH Sarabun New" w:eastAsia="TH Sarabun New" w:hAnsi="TH Sarabun New"/>
+                <w:b w:val="false"/>
+                <w:bCs w:val="false"/>
+                <w:sz w:val="28"/>
+                <w:szCs w:val="28"/>
+              </w:rPr>
+              <w:t xml:space="preserve">22</w:t>
+            </w:r>
+          </w:p>
+        </w:tc>
+        <w:tc>
+          <w:tcPr>
+            <w:tcW w:type="dxa" w:w="3000"/>
+            <w:tcBorders>
+              <w:top w:val="single" w:color="BFBFBF" w:sz="4"/>
+              <w:left w:val="single" w:color="BFBFBF" w:sz="4"/>
+              <w:bottom w:val="single" w:color="BFBFBF" w:sz="4"/>
+              <w:right w:val="single" w:color="BFBFBF" w:sz="4"/>
+            </w:tcBorders>
+            <w:tcMar>
+              <w:top w:type="dxa" w:w="40"/>
+              <w:left w:type="dxa" w:w="100"/>
+              <w:bottom w:type="dxa" w:w="40"/>
+              <w:right w:type="dxa" w:w="100"/>
+            </w:tcMar>
+          </w:tcPr>
+          <w:p>
+            <w:pPr>
+              <w:spacing w:after="0"/>
+            </w:pPr>
+            <w:r>
+              <w:rPr>
+                <w:rFonts w:ascii="TH Sarabun New" w:cs="TH Sarabun New" w:eastAsia="TH Sarabun New" w:hAnsi="TH Sarabun New"/>
+                <w:b w:val="false"/>
+                <w:bCs w:val="false"/>
+                <w:sz w:val="28"/>
+                <w:szCs w:val="28"/>
+              </w:rPr>
+              <w:t xml:space="preserve">เครื่องสีข้าวชุมชน</w:t>
+            </w:r>
+          </w:p>
+        </w:tc>
+        <w:tc>
+          <w:tcPr>
+            <w:tcW w:type="dxa" w:w="3268"/>
             <w:tcBorders>
               <w:top w:val="single" w:color="BFBFBF" w:sz="4"/>
               <w:left w:val="single" w:color="BFBFBF" w:sz="4"/>
@@ -3671,33 +3671,33 @@
         </w:tc>
         <w:tc>
           <w:tcPr>
-            <w:tcW w:type="dxa" w:w="2500"/>
-            <w:tcBorders>
-              <w:top w:val="single" w:color="BFBFBF" w:sz="4"/>
-              <w:left w:val="single" w:color="BFBFBF" w:sz="4"/>
-              <w:bottom w:val="single" w:color="BFBFBF" w:sz="4"/>
-              <w:right w:val="single" w:color="BFBFBF" w:sz="4"/>
-            </w:tcBorders>
-            <w:tcMar>
-              <w:top w:type="dxa" w:w="40"/>
-              <w:left w:type="dxa" w:w="100"/>
-              <w:bottom w:type="dxa" w:w="40"/>
-              <w:right w:type="dxa" w:w="100"/>
-            </w:tcMar>
-          </w:tcPr>
-          <w:p>
-            <w:pPr>
-              <w:spacing w:after="0"/>
-            </w:pPr>
-            <w:r>
-              <w:rPr>
-                <w:rFonts w:ascii="TH Sarabun New" w:cs="TH Sarabun New" w:eastAsia="TH Sarabun New" w:hAnsi="TH Sarabun New"/>
-                <w:b w:val="false"/>
-                <w:bCs w:val="false"/>
-                <w:sz w:val="28"/>
-                <w:szCs w:val="28"/>
-              </w:rPr>
-              <w:t xml:space="preserve">idea_23 · idea_web.html?idea=23</w:t>
+            <w:tcW w:type="dxa" w:w="3500"/>
+            <w:tcBorders>
+              <w:top w:val="single" w:color="BFBFBF" w:sz="4"/>
+              <w:left w:val="single" w:color="BFBFBF" w:sz="4"/>
+              <w:bottom w:val="single" w:color="BFBFBF" w:sz="4"/>
+              <w:right w:val="single" w:color="BFBFBF" w:sz="4"/>
+            </w:tcBorders>
+            <w:tcMar>
+              <w:top w:type="dxa" w:w="40"/>
+              <w:left w:type="dxa" w:w="100"/>
+              <w:bottom w:type="dxa" w:w="40"/>
+              <w:right w:type="dxa" w:w="100"/>
+            </w:tcMar>
+          </w:tcPr>
+          <w:p>
+            <w:pPr>
+              <w:spacing w:after="0"/>
+            </w:pPr>
+            <w:r>
+              <w:rPr>
+                <w:rFonts w:ascii="TH Sarabun New" w:cs="TH Sarabun New" w:eastAsia="TH Sarabun New" w:hAnsi="TH Sarabun New"/>
+                <w:b w:val="false"/>
+                <w:bCs w:val="false"/>
+                <w:sz w:val="28"/>
+                <w:szCs w:val="28"/>
+              </w:rPr>
+              <w:t xml:space="preserve">idea_22 · web/idea_22.html</w:t>
             </w:r>
           </w:p>
         </w:tc>
@@ -3705,71 +3705,71 @@
       <w:tr>
         <w:tc>
           <w:tcPr>
-            <w:tcW w:type="dxa" w:w="900"/>
-            <w:tcBorders>
-              <w:top w:val="single" w:color="BFBFBF" w:sz="4"/>
-              <w:left w:val="single" w:color="BFBFBF" w:sz="4"/>
-              <w:bottom w:val="single" w:color="BFBFBF" w:sz="4"/>
-              <w:right w:val="single" w:color="BFBFBF" w:sz="4"/>
-            </w:tcBorders>
-            <w:tcMar>
-              <w:top w:type="dxa" w:w="40"/>
-              <w:left w:type="dxa" w:w="100"/>
-              <w:bottom w:type="dxa" w:w="40"/>
-              <w:right w:type="dxa" w:w="100"/>
-            </w:tcMar>
-          </w:tcPr>
-          <w:p>
-            <w:pPr>
-              <w:spacing w:after="0"/>
-            </w:pPr>
-            <w:r>
-              <w:rPr>
-                <w:rFonts w:ascii="TH Sarabun New" w:cs="TH Sarabun New" w:eastAsia="TH Sarabun New" w:hAnsi="TH Sarabun New"/>
-                <w:b w:val="false"/>
-                <w:bCs w:val="false"/>
-                <w:sz w:val="28"/>
-                <w:szCs w:val="28"/>
-              </w:rPr>
-              <w:t xml:space="preserve">24</w:t>
-            </w:r>
-          </w:p>
-        </w:tc>
-        <w:tc>
-          <w:tcPr>
-            <w:tcW w:type="dxa" w:w="3600"/>
-            <w:tcBorders>
-              <w:top w:val="single" w:color="BFBFBF" w:sz="4"/>
-              <w:left w:val="single" w:color="BFBFBF" w:sz="4"/>
-              <w:bottom w:val="single" w:color="BFBFBF" w:sz="4"/>
-              <w:right w:val="single" w:color="BFBFBF" w:sz="4"/>
-            </w:tcBorders>
-            <w:tcMar>
-              <w:top w:type="dxa" w:w="40"/>
-              <w:left w:type="dxa" w:w="100"/>
-              <w:bottom w:type="dxa" w:w="40"/>
-              <w:right w:type="dxa" w:w="100"/>
-            </w:tcMar>
-          </w:tcPr>
-          <w:p>
-            <w:pPr>
-              <w:spacing w:after="0"/>
-            </w:pPr>
-            <w:r>
-              <w:rPr>
-                <w:rFonts w:ascii="TH Sarabun New" w:cs="TH Sarabun New" w:eastAsia="TH Sarabun New" w:hAnsi="TH Sarabun New"/>
-                <w:b w:val="false"/>
-                <w:bCs w:val="false"/>
-                <w:sz w:val="28"/>
-                <w:szCs w:val="28"/>
-              </w:rPr>
-              <w:t xml:space="preserve">ลังผลไม้บนรถกระบะ</w:t>
-            </w:r>
-          </w:p>
-        </w:tc>
-        <w:tc>
-          <w:tcPr>
-            <w:tcW w:type="dxa" w:w="3368"/>
+            <w:tcW w:type="dxa" w:w="600"/>
+            <w:tcBorders>
+              <w:top w:val="single" w:color="BFBFBF" w:sz="4"/>
+              <w:left w:val="single" w:color="BFBFBF" w:sz="4"/>
+              <w:bottom w:val="single" w:color="BFBFBF" w:sz="4"/>
+              <w:right w:val="single" w:color="BFBFBF" w:sz="4"/>
+            </w:tcBorders>
+            <w:tcMar>
+              <w:top w:type="dxa" w:w="40"/>
+              <w:left w:type="dxa" w:w="100"/>
+              <w:bottom w:type="dxa" w:w="40"/>
+              <w:right w:type="dxa" w:w="100"/>
+            </w:tcMar>
+          </w:tcPr>
+          <w:p>
+            <w:pPr>
+              <w:spacing w:after="0"/>
+            </w:pPr>
+            <w:r>
+              <w:rPr>
+                <w:rFonts w:ascii="TH Sarabun New" w:cs="TH Sarabun New" w:eastAsia="TH Sarabun New" w:hAnsi="TH Sarabun New"/>
+                <w:b w:val="false"/>
+                <w:bCs w:val="false"/>
+                <w:sz w:val="28"/>
+                <w:szCs w:val="28"/>
+              </w:rPr>
+              <w:t xml:space="preserve">23</w:t>
+            </w:r>
+          </w:p>
+        </w:tc>
+        <w:tc>
+          <w:tcPr>
+            <w:tcW w:type="dxa" w:w="3000"/>
+            <w:tcBorders>
+              <w:top w:val="single" w:color="BFBFBF" w:sz="4"/>
+              <w:left w:val="single" w:color="BFBFBF" w:sz="4"/>
+              <w:bottom w:val="single" w:color="BFBFBF" w:sz="4"/>
+              <w:right w:val="single" w:color="BFBFBF" w:sz="4"/>
+            </w:tcBorders>
+            <w:tcMar>
+              <w:top w:type="dxa" w:w="40"/>
+              <w:left w:type="dxa" w:w="100"/>
+              <w:bottom w:type="dxa" w:w="40"/>
+              <w:right w:type="dxa" w:w="100"/>
+            </w:tcMar>
+          </w:tcPr>
+          <w:p>
+            <w:pPr>
+              <w:spacing w:after="0"/>
+            </w:pPr>
+            <w:r>
+              <w:rPr>
+                <w:rFonts w:ascii="TH Sarabun New" w:cs="TH Sarabun New" w:eastAsia="TH Sarabun New" w:hAnsi="TH Sarabun New"/>
+                <w:b w:val="false"/>
+                <w:bCs w:val="false"/>
+                <w:sz w:val="28"/>
+                <w:szCs w:val="28"/>
+              </w:rPr>
+              <w:t xml:space="preserve">ถาดไข่ระหว่างขนส่ง</w:t>
+            </w:r>
+          </w:p>
+        </w:tc>
+        <w:tc>
+          <w:tcPr>
+            <w:tcW w:type="dxa" w:w="3268"/>
             <w:tcBorders>
               <w:top w:val="single" w:color="BFBFBF" w:sz="4"/>
               <w:left w:val="single" w:color="BFBFBF" w:sz="4"/>
@@ -3801,33 +3801,33 @@
         </w:tc>
         <w:tc>
           <w:tcPr>
-            <w:tcW w:type="dxa" w:w="2500"/>
-            <w:tcBorders>
-              <w:top w:val="single" w:color="BFBFBF" w:sz="4"/>
-              <w:left w:val="single" w:color="BFBFBF" w:sz="4"/>
-              <w:bottom w:val="single" w:color="BFBFBF" w:sz="4"/>
-              <w:right w:val="single" w:color="BFBFBF" w:sz="4"/>
-            </w:tcBorders>
-            <w:tcMar>
-              <w:top w:type="dxa" w:w="40"/>
-              <w:left w:type="dxa" w:w="100"/>
-              <w:bottom w:type="dxa" w:w="40"/>
-              <w:right w:type="dxa" w:w="100"/>
-            </w:tcMar>
-          </w:tcPr>
-          <w:p>
-            <w:pPr>
-              <w:spacing w:after="0"/>
-            </w:pPr>
-            <w:r>
-              <w:rPr>
-                <w:rFonts w:ascii="TH Sarabun New" w:cs="TH Sarabun New" w:eastAsia="TH Sarabun New" w:hAnsi="TH Sarabun New"/>
-                <w:b w:val="false"/>
-                <w:bCs w:val="false"/>
-                <w:sz w:val="28"/>
-                <w:szCs w:val="28"/>
-              </w:rPr>
-              <w:t xml:space="preserve">idea_24 · idea_web.html?idea=24</w:t>
+            <w:tcW w:type="dxa" w:w="3500"/>
+            <w:tcBorders>
+              <w:top w:val="single" w:color="BFBFBF" w:sz="4"/>
+              <w:left w:val="single" w:color="BFBFBF" w:sz="4"/>
+              <w:bottom w:val="single" w:color="BFBFBF" w:sz="4"/>
+              <w:right w:val="single" w:color="BFBFBF" w:sz="4"/>
+            </w:tcBorders>
+            <w:tcMar>
+              <w:top w:type="dxa" w:w="40"/>
+              <w:left w:type="dxa" w:w="100"/>
+              <w:bottom w:type="dxa" w:w="40"/>
+              <w:right w:type="dxa" w:w="100"/>
+            </w:tcMar>
+          </w:tcPr>
+          <w:p>
+            <w:pPr>
+              <w:spacing w:after="0"/>
+            </w:pPr>
+            <w:r>
+              <w:rPr>
+                <w:rFonts w:ascii="TH Sarabun New" w:cs="TH Sarabun New" w:eastAsia="TH Sarabun New" w:hAnsi="TH Sarabun New"/>
+                <w:b w:val="false"/>
+                <w:bCs w:val="false"/>
+                <w:sz w:val="28"/>
+                <w:szCs w:val="28"/>
+              </w:rPr>
+              <w:t xml:space="preserve">idea_23 · web/idea_23.html</w:t>
             </w:r>
           </w:p>
         </w:tc>
@@ -3835,129 +3835,129 @@
       <w:tr>
         <w:tc>
           <w:tcPr>
-            <w:tcW w:type="dxa" w:w="900"/>
-            <w:tcBorders>
-              <w:top w:val="single" w:color="BFBFBF" w:sz="4"/>
-              <w:left w:val="single" w:color="BFBFBF" w:sz="4"/>
-              <w:bottom w:val="single" w:color="BFBFBF" w:sz="4"/>
-              <w:right w:val="single" w:color="BFBFBF" w:sz="4"/>
-            </w:tcBorders>
-            <w:tcMar>
-              <w:top w:type="dxa" w:w="40"/>
-              <w:left w:type="dxa" w:w="100"/>
-              <w:bottom w:type="dxa" w:w="40"/>
-              <w:right w:type="dxa" w:w="100"/>
-            </w:tcMar>
-          </w:tcPr>
-          <w:p>
-            <w:pPr>
-              <w:spacing w:after="0"/>
-            </w:pPr>
-            <w:r>
-              <w:rPr>
-                <w:rFonts w:ascii="TH Sarabun New" w:cs="TH Sarabun New" w:eastAsia="TH Sarabun New" w:hAnsi="TH Sarabun New"/>
-                <w:b w:val="false"/>
-                <w:bCs w:val="false"/>
-                <w:sz w:val="28"/>
-                <w:szCs w:val="28"/>
-              </w:rPr>
-              <w:t xml:space="preserve">5</w:t>
-            </w:r>
-          </w:p>
-        </w:tc>
-        <w:tc>
-          <w:tcPr>
-            <w:tcW w:type="dxa" w:w="3600"/>
-            <w:tcBorders>
-              <w:top w:val="single" w:color="BFBFBF" w:sz="4"/>
-              <w:left w:val="single" w:color="BFBFBF" w:sz="4"/>
-              <w:bottom w:val="single" w:color="BFBFBF" w:sz="4"/>
-              <w:right w:val="single" w:color="BFBFBF" w:sz="4"/>
-            </w:tcBorders>
-            <w:tcMar>
-              <w:top w:type="dxa" w:w="40"/>
-              <w:left w:type="dxa" w:w="100"/>
-              <w:bottom w:type="dxa" w:w="40"/>
-              <w:right w:type="dxa" w:w="100"/>
-            </w:tcMar>
-          </w:tcPr>
-          <w:p>
-            <w:pPr>
-              <w:spacing w:after="0"/>
-            </w:pPr>
-            <w:r>
-              <w:rPr>
-                <w:rFonts w:ascii="TH Sarabun New" w:cs="TH Sarabun New" w:eastAsia="TH Sarabun New" w:hAnsi="TH Sarabun New"/>
-                <w:b w:val="false"/>
-                <w:bCs w:val="false"/>
-                <w:sz w:val="28"/>
-                <w:szCs w:val="28"/>
-              </w:rPr>
-              <w:t xml:space="preserve">คอกปศุสัตว์กลางคืน</w:t>
-            </w:r>
-          </w:p>
-        </w:tc>
-        <w:tc>
-          <w:tcPr>
-            <w:tcW w:type="dxa" w:w="3368"/>
-            <w:tcBorders>
-              <w:top w:val="single" w:color="BFBFBF" w:sz="4"/>
-              <w:left w:val="single" w:color="BFBFBF" w:sz="4"/>
-              <w:bottom w:val="single" w:color="BFBFBF" w:sz="4"/>
-              <w:right w:val="single" w:color="BFBFBF" w:sz="4"/>
-            </w:tcBorders>
-            <w:tcMar>
-              <w:top w:type="dxa" w:w="40"/>
-              <w:left w:type="dxa" w:w="100"/>
-              <w:bottom w:type="dxa" w:w="40"/>
-              <w:right w:type="dxa" w:w="100"/>
-            </w:tcMar>
-          </w:tcPr>
-          <w:p>
-            <w:pPr>
-              <w:spacing w:after="0"/>
-            </w:pPr>
-            <w:r>
-              <w:rPr>
-                <w:rFonts w:ascii="TH Sarabun New" w:cs="TH Sarabun New" w:eastAsia="TH Sarabun New" w:hAnsi="TH Sarabun New"/>
-                <w:b w:val="false"/>
-                <w:bCs w:val="false"/>
-                <w:sz w:val="28"/>
-                <w:szCs w:val="28"/>
-              </w:rPr>
-              <w:t xml:space="preserve">D · เรดาร์จับผู้บุกรุก</w:t>
-            </w:r>
-          </w:p>
-        </w:tc>
-        <w:tc>
-          <w:tcPr>
-            <w:tcW w:type="dxa" w:w="2500"/>
-            <w:tcBorders>
-              <w:top w:val="single" w:color="BFBFBF" w:sz="4"/>
-              <w:left w:val="single" w:color="BFBFBF" w:sz="4"/>
-              <w:bottom w:val="single" w:color="BFBFBF" w:sz="4"/>
-              <w:right w:val="single" w:color="BFBFBF" w:sz="4"/>
-            </w:tcBorders>
-            <w:tcMar>
-              <w:top w:type="dxa" w:w="40"/>
-              <w:left w:type="dxa" w:w="100"/>
-              <w:bottom w:type="dxa" w:w="40"/>
-              <w:right w:type="dxa" w:w="100"/>
-            </w:tcMar>
-          </w:tcPr>
-          <w:p>
-            <w:pPr>
-              <w:spacing w:after="0"/>
-            </w:pPr>
-            <w:r>
-              <w:rPr>
-                <w:rFonts w:ascii="TH Sarabun New" w:cs="TH Sarabun New" w:eastAsia="TH Sarabun New" w:hAnsi="TH Sarabun New"/>
-                <w:b w:val="false"/>
-                <w:bCs w:val="false"/>
-                <w:sz w:val="28"/>
-                <w:szCs w:val="28"/>
-              </w:rPr>
-              <w:t xml:space="preserve">idea_5 · idea_web.html?idea=5</w:t>
+            <w:tcW w:type="dxa" w:w="600"/>
+            <w:tcBorders>
+              <w:top w:val="single" w:color="BFBFBF" w:sz="4"/>
+              <w:left w:val="single" w:color="BFBFBF" w:sz="4"/>
+              <w:bottom w:val="single" w:color="BFBFBF" w:sz="4"/>
+              <w:right w:val="single" w:color="BFBFBF" w:sz="4"/>
+            </w:tcBorders>
+            <w:tcMar>
+              <w:top w:type="dxa" w:w="40"/>
+              <w:left w:type="dxa" w:w="100"/>
+              <w:bottom w:type="dxa" w:w="40"/>
+              <w:right w:type="dxa" w:w="100"/>
+            </w:tcMar>
+          </w:tcPr>
+          <w:p>
+            <w:pPr>
+              <w:spacing w:after="0"/>
+            </w:pPr>
+            <w:r>
+              <w:rPr>
+                <w:rFonts w:ascii="TH Sarabun New" w:cs="TH Sarabun New" w:eastAsia="TH Sarabun New" w:hAnsi="TH Sarabun New"/>
+                <w:b w:val="false"/>
+                <w:bCs w:val="false"/>
+                <w:sz w:val="28"/>
+                <w:szCs w:val="28"/>
+              </w:rPr>
+              <w:t xml:space="preserve">24</w:t>
+            </w:r>
+          </w:p>
+        </w:tc>
+        <w:tc>
+          <w:tcPr>
+            <w:tcW w:type="dxa" w:w="3000"/>
+            <w:tcBorders>
+              <w:top w:val="single" w:color="BFBFBF" w:sz="4"/>
+              <w:left w:val="single" w:color="BFBFBF" w:sz="4"/>
+              <w:bottom w:val="single" w:color="BFBFBF" w:sz="4"/>
+              <w:right w:val="single" w:color="BFBFBF" w:sz="4"/>
+            </w:tcBorders>
+            <w:tcMar>
+              <w:top w:type="dxa" w:w="40"/>
+              <w:left w:type="dxa" w:w="100"/>
+              <w:bottom w:type="dxa" w:w="40"/>
+              <w:right w:type="dxa" w:w="100"/>
+            </w:tcMar>
+          </w:tcPr>
+          <w:p>
+            <w:pPr>
+              <w:spacing w:after="0"/>
+            </w:pPr>
+            <w:r>
+              <w:rPr>
+                <w:rFonts w:ascii="TH Sarabun New" w:cs="TH Sarabun New" w:eastAsia="TH Sarabun New" w:hAnsi="TH Sarabun New"/>
+                <w:b w:val="false"/>
+                <w:bCs w:val="false"/>
+                <w:sz w:val="28"/>
+                <w:szCs w:val="28"/>
+              </w:rPr>
+              <w:t xml:space="preserve">ลังผลไม้บนรถกระบะ</w:t>
+            </w:r>
+          </w:p>
+        </w:tc>
+        <w:tc>
+          <w:tcPr>
+            <w:tcW w:type="dxa" w:w="3268"/>
+            <w:tcBorders>
+              <w:top w:val="single" w:color="BFBFBF" w:sz="4"/>
+              <w:left w:val="single" w:color="BFBFBF" w:sz="4"/>
+              <w:bottom w:val="single" w:color="BFBFBF" w:sz="4"/>
+              <w:right w:val="single" w:color="BFBFBF" w:sz="4"/>
+            </w:tcBorders>
+            <w:tcMar>
+              <w:top w:type="dxa" w:w="40"/>
+              <w:left w:type="dxa" w:w="100"/>
+              <w:bottom w:type="dxa" w:w="40"/>
+              <w:right w:type="dxa" w:w="100"/>
+            </w:tcMar>
+          </w:tcPr>
+          <w:p>
+            <w:pPr>
+              <w:spacing w:after="0"/>
+            </w:pPr>
+            <w:r>
+              <w:rPr>
+                <w:rFonts w:ascii="TH Sarabun New" w:cs="TH Sarabun New" w:eastAsia="TH Sarabun New" w:hAnsi="TH Sarabun New"/>
+                <w:b w:val="false"/>
+                <w:bCs w:val="false"/>
+                <w:sz w:val="28"/>
+                <w:szCs w:val="28"/>
+              </w:rPr>
+              <w:t xml:space="preserve">C · การสั่นผิดปกติ + หยุดเครื่อง</w:t>
+            </w:r>
+          </w:p>
+        </w:tc>
+        <w:tc>
+          <w:tcPr>
+            <w:tcW w:type="dxa" w:w="3500"/>
+            <w:tcBorders>
+              <w:top w:val="single" w:color="BFBFBF" w:sz="4"/>
+              <w:left w:val="single" w:color="BFBFBF" w:sz="4"/>
+              <w:bottom w:val="single" w:color="BFBFBF" w:sz="4"/>
+              <w:right w:val="single" w:color="BFBFBF" w:sz="4"/>
+            </w:tcBorders>
+            <w:tcMar>
+              <w:top w:type="dxa" w:w="40"/>
+              <w:left w:type="dxa" w:w="100"/>
+              <w:bottom w:type="dxa" w:w="40"/>
+              <w:right w:type="dxa" w:w="100"/>
+            </w:tcMar>
+          </w:tcPr>
+          <w:p>
+            <w:pPr>
+              <w:spacing w:after="0"/>
+            </w:pPr>
+            <w:r>
+              <w:rPr>
+                <w:rFonts w:ascii="TH Sarabun New" w:cs="TH Sarabun New" w:eastAsia="TH Sarabun New" w:hAnsi="TH Sarabun New"/>
+                <w:b w:val="false"/>
+                <w:bCs w:val="false"/>
+                <w:sz w:val="28"/>
+                <w:szCs w:val="28"/>
+              </w:rPr>
+              <w:t xml:space="preserve">idea_24 · web/idea_24.html</w:t>
             </w:r>
           </w:p>
         </w:tc>
@@ -3965,7 +3965,7 @@
       <w:tr>
         <w:tc>
           <w:tcPr>
-            <w:tcW w:type="dxa" w:w="900"/>
+            <w:tcW w:type="dxa" w:w="600"/>
             <w:tcBorders>
               <w:top w:val="single" w:color="BFBFBF" w:sz="4"/>
               <w:left w:val="single" w:color="BFBFBF" w:sz="4"/>
@@ -3997,7 +3997,7 @@
         </w:tc>
         <w:tc>
           <w:tcPr>
-            <w:tcW w:type="dxa" w:w="3600"/>
+            <w:tcW w:type="dxa" w:w="3000"/>
             <w:tcBorders>
               <w:top w:val="single" w:color="BFBFBF" w:sz="4"/>
               <w:left w:val="single" w:color="BFBFBF" w:sz="4"/>
@@ -4029,7 +4029,7 @@
         </w:tc>
         <w:tc>
           <w:tcPr>
-            <w:tcW w:type="dxa" w:w="3368"/>
+            <w:tcW w:type="dxa" w:w="3268"/>
             <w:tcBorders>
               <w:top w:val="single" w:color="BFBFBF" w:sz="4"/>
               <w:left w:val="single" w:color="BFBFBF" w:sz="4"/>
@@ -4061,33 +4061,33 @@
         </w:tc>
         <w:tc>
           <w:tcPr>
-            <w:tcW w:type="dxa" w:w="2500"/>
-            <w:tcBorders>
-              <w:top w:val="single" w:color="BFBFBF" w:sz="4"/>
-              <w:left w:val="single" w:color="BFBFBF" w:sz="4"/>
-              <w:bottom w:val="single" w:color="BFBFBF" w:sz="4"/>
-              <w:right w:val="single" w:color="BFBFBF" w:sz="4"/>
-            </w:tcBorders>
-            <w:tcMar>
-              <w:top w:type="dxa" w:w="40"/>
-              <w:left w:type="dxa" w:w="100"/>
-              <w:bottom w:type="dxa" w:w="40"/>
-              <w:right w:type="dxa" w:w="100"/>
-            </w:tcMar>
-          </w:tcPr>
-          <w:p>
-            <w:pPr>
-              <w:spacing w:after="0"/>
-            </w:pPr>
-            <w:r>
-              <w:rPr>
-                <w:rFonts w:ascii="TH Sarabun New" w:cs="TH Sarabun New" w:eastAsia="TH Sarabun New" w:hAnsi="TH Sarabun New"/>
-                <w:b w:val="false"/>
-                <w:bCs w:val="false"/>
-                <w:sz w:val="28"/>
-                <w:szCs w:val="28"/>
-              </w:rPr>
-              <w:t xml:space="preserve">idea_25 · idea_web.html?idea=25</w:t>
+            <w:tcW w:type="dxa" w:w="3500"/>
+            <w:tcBorders>
+              <w:top w:val="single" w:color="BFBFBF" w:sz="4"/>
+              <w:left w:val="single" w:color="BFBFBF" w:sz="4"/>
+              <w:bottom w:val="single" w:color="BFBFBF" w:sz="4"/>
+              <w:right w:val="single" w:color="BFBFBF" w:sz="4"/>
+            </w:tcBorders>
+            <w:tcMar>
+              <w:top w:type="dxa" w:w="40"/>
+              <w:left w:type="dxa" w:w="100"/>
+              <w:bottom w:type="dxa" w:w="40"/>
+              <w:right w:type="dxa" w:w="100"/>
+            </w:tcMar>
+          </w:tcPr>
+          <w:p>
+            <w:pPr>
+              <w:spacing w:after="0"/>
+            </w:pPr>
+            <w:r>
+              <w:rPr>
+                <w:rFonts w:ascii="TH Sarabun New" w:cs="TH Sarabun New" w:eastAsia="TH Sarabun New" w:hAnsi="TH Sarabun New"/>
+                <w:b w:val="false"/>
+                <w:bCs w:val="false"/>
+                <w:sz w:val="28"/>
+                <w:szCs w:val="28"/>
+              </w:rPr>
+              <w:t xml:space="preserve">idea_25 · web/idea_25.html</w:t>
             </w:r>
           </w:p>
         </w:tc>
@@ -4949,7 +4949,7 @@
                 <w:sz w:val="28"/>
                 <w:szCs w:val="28"/>
               </w:rPr>
-              <w:t xml:space="preserve">เปิด idea_web.html?idea=N&amp;team=teamXX เห็นค่าของกลุ่ม</w:t>
+              <w:t xml:space="preserve">เปิด web/idea_N.html?team=teamXX เห็นค่าของกลุ่ม</w:t>
             </w:r>
           </w:p>
         </w:tc>
@@ -5374,7 +5374,7 @@
           <w:sz w:val="40"/>
           <w:szCs w:val="40"/>
         </w:rPr>
-        <w:t xml:space="preserve">6. ฝั่งเว็บ: ต่อยอด idea_web.html</w:t>
+        <w:t xml:space="preserve">6. ฝั่งเว็บ: ต่อยอดหน้าเว็บของเรื่อง (web/idea_N.html)</w:t>
       </w:r>
     </w:p>
     <w:p>
@@ -5395,7 +5395,7 @@
           <w:sz w:val="30"/>
           <w:szCs w:val="30"/>
         </w:rPr>
-        <w:t xml:space="preserve">เปิด idea_web.html?idea=N&amp;team=teamXX บนมือถือ เห็นค่าจากบอร์ดของกลุ่ม</w:t>
+        <w:t xml:space="preserve">เปิด web/idea_N.html?team=teamXX บนมือถือ เห็นค่าจากบอร์ดของกลุ่ม</w:t>
       </w:r>
     </w:p>
     <w:p>
@@ -5416,25 +5416,7 @@
           <w:sz w:val="30"/>
           <w:szCs w:val="30"/>
         </w:rPr>
-        <w:t xml:space="preserve">ดาวน์โหลดไฟล์ idea_web.html มาแก้ในเครื่อง · ส่วนที่แก้ง่ายที่สุดคือ </w:t>
-      </w:r>
-      <w:r>
-        <w:rPr>
-          <w:rFonts w:ascii="TH Sarabun New" w:cs="TH Sarabun New" w:eastAsia="TH Sarabun New" w:hAnsi="TH Sarabun New"/>
-          <w:b/>
-          <w:bCs/>
-          <w:sz w:val="30"/>
-          <w:szCs w:val="30"/>
-        </w:rPr>
-        <w:t xml:space="preserve">IDEAS</w:t>
-      </w:r>
-      <w:r>
-        <w:rPr>
-          <w:rFonts w:ascii="TH Sarabun New" w:cs="TH Sarabun New" w:eastAsia="TH Sarabun New" w:hAnsi="TH Sarabun New"/>
-          <w:sz w:val="30"/>
-          <w:szCs w:val="30"/>
-        </w:rPr>
-        <w:t xml:space="preserve"> ด้านบนของไฟล์ (ชื่อ ป้าย หน่วย ปุ่มคำสั่ง)</w:t>
+        <w:t xml:space="preserve">ดาวน์โหลดไฟล์หน้าเว็บของเรื่องมาแก้ในเครื่อง (ไฟล์เดียว เปิดในเบราว์เซอร์ได้เลย)</w:t>
       </w:r>
     </w:p>
     <w:p>
@@ -5909,7 +5891,7 @@
                 <w:sz w:val="28"/>
                 <w:szCs w:val="28"/>
               </w:rPr>
-              <w:t xml:space="preserve">เปิด idea_web.html ตัวเดิมของคอร์สแทน</w:t>
+              <w:t xml:space="preserve">เปิดหน้าเว็บของเรื่องตัวเดิมของคอร์สแทน</w:t>
             </w:r>
           </w:p>
         </w:tc>
@@ -6409,7 +6391,7 @@
                 <w:sz w:val="28"/>
                 <w:szCs w:val="28"/>
               </w:rPr>
-              <w:t xml:space="preserve">เปิด idea_web.html เห็นค่าของกลุ่ม · กรอกใบเสนอโจทย์ (ข้อ 9)</w:t>
+              <w:t xml:space="preserve">เปิดหน้าเว็บของเรื่อง เห็นค่าของกลุ่ม · กรอกใบเสนอโจทย์ (ข้อ 9)</w:t>
             </w:r>
           </w:p>
         </w:tc>
@@ -6507,7 +6489,7 @@
                 <w:sz w:val="28"/>
                 <w:szCs w:val="28"/>
               </w:rPr>
-              <w:t xml:space="preserve">ปรับ IDEAS ในหน้าเว็บให้เป็นเรื่องของทีม</w:t>
+              <w:t xml:space="preserve">ปรับหน้าเว็บให้เป็นของผู้ใช้ของทีม</w:t>
             </w:r>
           </w:p>
         </w:tc>
@@ -7663,7 +7645,7 @@
           <w:sz w:val="30"/>
           <w:szCs w:val="30"/>
         </w:rPr>
-        <w:t xml:space="preserve">รันไฟล์ของเรื่องบนบอร์ด แล้วเห็นค่าของกลุ่มบน idea_web.html แล้ว 1 ครั้ง</w:t>
+        <w:t xml:space="preserve">รันไฟล์ของเรื่องบนบอร์ด แล้วเห็นค่าของกลุ่มบนหน้าเว็บของเรื่องแล้ว 1 ครั้ง</w:t>
       </w:r>
     </w:p>
     <w:p>
@@ -8955,7 +8937,7 @@
         </w:rPr>
         <w:t xml:space="preserve">โค้ดเริ่มต้นทั้ง 25 เรื่อง (project/): </w:t>
       </w:r>
-      <w:hyperlink w:history="1" r:id="rIdy2ydmpsy5hzzkckoiglgd">
+      <w:hyperlink w:history="1" r:id="rIdmkdoneyyex-ewdqhwemkj">
         <w:r>
           <w:rPr>
             <w:rFonts w:ascii="TH Sarabun New" w:cs="TH Sarabun New" w:eastAsia="TH Sarabun New" w:hAnsi="TH Sarabun New"/>
@@ -8980,7 +8962,7 @@
         </w:rPr>
         <w:t xml:space="preserve">ตัวอย่าง Edge AI สำหรับอนาคต (ไม่อยู่ในโจทย์): </w:t>
       </w:r>
-      <w:hyperlink w:history="1" r:id="rId-ugeewkjrmsmioydl1aku">
+      <w:hyperlink w:history="1" r:id="rIdgmi6tuwko4v8mky9vydoa">
         <w:r>
           <w:rPr>
             <w:rFonts w:ascii="TH Sarabun New" w:cs="TH Sarabun New" w:eastAsia="TH Sarabun New" w:hAnsi="TH Sarabun New"/>
@@ -9003,9 +8985,9 @@
           <w:sz w:val="30"/>
           <w:szCs w:val="30"/>
         </w:rPr>
-        <w:t xml:space="preserve">หน้าเว็บของเรื่อง (เลือกเรื่องได้ในหน้า): </w:t>
-      </w:r>
-      <w:hyperlink w:history="1" r:id="rIdb2mb-gqe4hdi1fhaeevnz">
+        <w:t xml:space="preserve">หน้าเว็บของทั้ง 25 เรื่อง: </w:t>
+      </w:r>
+      <w:hyperlink w:history="1" r:id="rIdfexiiuputbcimzeczcbaz">
         <w:r>
           <w:rPr>
             <w:rFonts w:ascii="TH Sarabun New" w:cs="TH Sarabun New" w:eastAsia="TH Sarabun New" w:hAnsi="TH Sarabun New"/>
@@ -9014,7 +8996,7 @@
             <w:szCs w:val="24"/>
             <w:u w:val="single"/>
           </w:rPr>
-          <w:t xml:space="preserve">https://advance-innovation-centre-aic.github.io/aiot-development-for-smart-farm/project/idea_web.html</w:t>
+          <w:t xml:space="preserve">https://advance-innovation-centre-aic.github.io/aiot-development-for-smart-farm/project/web/index.html</w:t>
         </w:r>
       </w:hyperlink>
     </w:p>
@@ -9030,7 +9012,7 @@
         </w:rPr>
         <w:t xml:space="preserve">สัญญา MQTT (วางให้ AI ก่อน vibe coding): </w:t>
       </w:r>
-      <w:hyperlink w:history="1" r:id="rIdkrdyr4zsrfc8saf_fjw3k">
+      <w:hyperlink w:history="1" r:id="rIdhhzljswq70r09nrdg5zkc">
         <w:r>
           <w:rPr>
             <w:rFonts w:ascii="TH Sarabun New" w:cs="TH Sarabun New" w:eastAsia="TH Sarabun New" w:hAnsi="TH Sarabun New"/>
@@ -9055,7 +9037,7 @@
         </w:rPr>
         <w:t xml:space="preserve">fake_board.html (บอร์ดจำลองสำหรับทดสอบเว็บ): </w:t>
       </w:r>
-      <w:hyperlink w:history="1" r:id="rIdjj_ilxtaqqka5hfzbsfah">
+      <w:hyperlink w:history="1" r:id="rId8p0vv7hu7rtayrpswybcy">
         <w:r>
           <w:rPr>
             <w:rFonts w:ascii="TH Sarabun New" w:cs="TH Sarabun New" w:eastAsia="TH Sarabun New" w:hAnsi="TH Sarabun New"/>
@@ -9080,7 +9062,7 @@
         </w:rPr>
         <w:t xml:space="preserve">farm_web.html (หน้าเว็บรวมของห้อง): </w:t>
       </w:r>
-      <w:hyperlink w:history="1" r:id="rIdnfolyfg7cqgxnceqc5nwe">
+      <w:hyperlink w:history="1" r:id="rId77j640om9ee8l5q4jyzzc">
         <w:r>
           <w:rPr>
             <w:rFonts w:ascii="TH Sarabun New" w:cs="TH Sarabun New" w:eastAsia="TH Sarabun New" w:hAnsi="TH Sarabun New"/>

--- a/PROJECT_BRIEF_lite_th.docx
+++ b/PROJECT_BRIEF_lite_th.docx
@@ -1455,7 +1455,7 @@
                 <w:sz w:val="28"/>
                 <w:szCs w:val="28"/>
               </w:rPr>
-              <w:t xml:space="preserve">D · เรดาร์จับผู้บุกรุก</w:t>
+              <w:t xml:space="preserve">D · เรดาร์จับผู้บุกรุก (กฎธรรมดา ไม่ใช้ AI)</w:t>
             </w:r>
           </w:p>
         </w:tc>
@@ -1715,7 +1715,7 @@
                 <w:sz w:val="28"/>
                 <w:szCs w:val="28"/>
               </w:rPr>
-              <w:t xml:space="preserve">C · การสั่นผิดปกติ + หยุดเครื่อง</w:t>
+              <w:t xml:space="preserve">C · การสั่นผิดปกติ + หยุดเครื่อง (กฎธรรมดา ไม่ใช้ AI)</w:t>
             </w:r>
           </w:p>
         </w:tc>
@@ -3535,7 +3535,7 @@
                 <w:sz w:val="28"/>
                 <w:szCs w:val="28"/>
               </w:rPr>
-              <w:t xml:space="preserve">C · การสั่นผิดปกติ + หยุดเครื่อง</w:t>
+              <w:t xml:space="preserve">C · การสั่นผิดปกติ + หยุดเครื่อง (กฎธรรมดา ไม่ใช้ AI)</w:t>
             </w:r>
           </w:p>
         </w:tc>
@@ -3665,7 +3665,7 @@
                 <w:sz w:val="28"/>
                 <w:szCs w:val="28"/>
               </w:rPr>
-              <w:t xml:space="preserve">C · การสั่นผิดปกติ + หยุดเครื่อง</w:t>
+              <w:t xml:space="preserve">C · การสั่นผิดปกติ + หยุดเครื่อง (กฎธรรมดา ไม่ใช้ AI)</w:t>
             </w:r>
           </w:p>
         </w:tc>
@@ -3795,7 +3795,7 @@
                 <w:sz w:val="28"/>
                 <w:szCs w:val="28"/>
               </w:rPr>
-              <w:t xml:space="preserve">C · การสั่นผิดปกติ + หยุดเครื่อง</w:t>
+              <w:t xml:space="preserve">C · การสั่นผิดปกติ + หยุดเครื่อง (กฎธรรมดา ไม่ใช้ AI)</w:t>
             </w:r>
           </w:p>
         </w:tc>
@@ -3925,7 +3925,7 @@
                 <w:sz w:val="28"/>
                 <w:szCs w:val="28"/>
               </w:rPr>
-              <w:t xml:space="preserve">C · การสั่นผิดปกติ + หยุดเครื่อง</w:t>
+              <w:t xml:space="preserve">C · การสั่นผิดปกติ + หยุดเครื่อง (กฎธรรมดา ไม่ใช้ AI)</w:t>
             </w:r>
           </w:p>
         </w:tc>
@@ -4055,7 +4055,7 @@
                 <w:sz w:val="28"/>
                 <w:szCs w:val="28"/>
               </w:rPr>
-              <w:t xml:space="preserve">D · เรดาร์จับผู้บุกรุก</w:t>
+              <w:t xml:space="preserve">D · เรดาร์จับผู้บุกรุก (กฎธรรมดา ไม่ใช้ AI)</w:t>
             </w:r>
           </w:p>
         </w:tc>
@@ -8937,7 +8937,7 @@
         </w:rPr>
         <w:t xml:space="preserve">โค้ดเริ่มต้นทั้ง 25 เรื่อง (project/): </w:t>
       </w:r>
-      <w:hyperlink w:history="1" r:id="rIdmkdoneyyex-ewdqhwemkj">
+      <w:hyperlink w:history="1" r:id="rIdq_ujhipm_0uk5_hm220x5">
         <w:r>
           <w:rPr>
             <w:rFonts w:ascii="TH Sarabun New" w:cs="TH Sarabun New" w:eastAsia="TH Sarabun New" w:hAnsi="TH Sarabun New"/>
@@ -8962,7 +8962,7 @@
         </w:rPr>
         <w:t xml:space="preserve">ตัวอย่าง Edge AI สำหรับอนาคต (ไม่อยู่ในโจทย์): </w:t>
       </w:r>
-      <w:hyperlink w:history="1" r:id="rIdgmi6tuwko4v8mky9vydoa">
+      <w:hyperlink w:history="1" r:id="rIdvvgv32y3q0wz-51ru4pkg">
         <w:r>
           <w:rPr>
             <w:rFonts w:ascii="TH Sarabun New" w:cs="TH Sarabun New" w:eastAsia="TH Sarabun New" w:hAnsi="TH Sarabun New"/>
@@ -8987,7 +8987,7 @@
         </w:rPr>
         <w:t xml:space="preserve">หน้าเว็บของทั้ง 25 เรื่อง: </w:t>
       </w:r>
-      <w:hyperlink w:history="1" r:id="rIdfexiiuputbcimzeczcbaz">
+      <w:hyperlink w:history="1" r:id="rId4xpa6w9wwjadr2kbujuxk">
         <w:r>
           <w:rPr>
             <w:rFonts w:ascii="TH Sarabun New" w:cs="TH Sarabun New" w:eastAsia="TH Sarabun New" w:hAnsi="TH Sarabun New"/>
@@ -9012,7 +9012,7 @@
         </w:rPr>
         <w:t xml:space="preserve">สัญญา MQTT (วางให้ AI ก่อน vibe coding): </w:t>
       </w:r>
-      <w:hyperlink w:history="1" r:id="rIdhhzljswq70r09nrdg5zkc">
+      <w:hyperlink w:history="1" r:id="rIddwyphzv8ybm-_w-a7lcgo">
         <w:r>
           <w:rPr>
             <w:rFonts w:ascii="TH Sarabun New" w:cs="TH Sarabun New" w:eastAsia="TH Sarabun New" w:hAnsi="TH Sarabun New"/>
@@ -9037,7 +9037,7 @@
         </w:rPr>
         <w:t xml:space="preserve">fake_board.html (บอร์ดจำลองสำหรับทดสอบเว็บ): </w:t>
       </w:r>
-      <w:hyperlink w:history="1" r:id="rId8p0vv7hu7rtayrpswybcy">
+      <w:hyperlink w:history="1" r:id="rId5jv7-fmvksoav-52nmejc">
         <w:r>
           <w:rPr>
             <w:rFonts w:ascii="TH Sarabun New" w:cs="TH Sarabun New" w:eastAsia="TH Sarabun New" w:hAnsi="TH Sarabun New"/>
@@ -9062,7 +9062,7 @@
         </w:rPr>
         <w:t xml:space="preserve">farm_web.html (หน้าเว็บรวมของห้อง): </w:t>
       </w:r>
-      <w:hyperlink w:history="1" r:id="rId77j640om9ee8l5q4jyzzc">
+      <w:hyperlink w:history="1" r:id="rIdcc-w1w5jome6radofzr4v">
         <w:r>
           <w:rPr>
             <w:rFonts w:ascii="TH Sarabun New" w:cs="TH Sarabun New" w:eastAsia="TH Sarabun New" w:hAnsi="TH Sarabun New"/>
